--- a/plantillas_maestras/03_seguro_desgravamen/materia_general_asegurativa/2_ddos_banco_y_aseguradora/sucesion_intestada/TPL_0825_2025_SEGURO_DESGRAVAMEN_MATERIA_GENERAL_ASEGURATIVA_BANCO_SUCESION_INTESTADA_R2.docx
+++ b/plantillas_maestras/03_seguro_desgravamen/materia_general_asegurativa/2_ddos_banco_y_aseguradora/sucesion_intestada/TPL_0825_2025_SEGURO_DESGRAVAMEN_MATERIA_GENERAL_ASEGURATIVA_BANCO_SUCESION_INTESTADA_R2.docx
@@ -388,7 +388,7 @@
           <w14:ligatures w14:val="none"/>
         </w:rPr>
         <w:tab/>
-        <w:t xml:space="preserve">:       </w:t>
+        <w:t xml:space="preserve">: </w:t>
       </w:r>
       <w:r>
         <w:rPr>
@@ -794,7 +794,7 @@
           <w:lang w:val="es-ES" w:eastAsia="es-ES"/>
           <w14:ligatures w14:val="none"/>
         </w:rPr>
-        <w:t>por presuntas infracciones a la Ley N°29571, Código de Protección y Defensa del Consumidor (en adelante, Código)</w:t>
+        <w:t>por presuntas infracciones a la Ley 29571, Código de Protección y Defensa del Consumidor (en adelante, Código)</w:t>
       </w:r>
       <w:r>
         <w:rPr>
@@ -1304,7 +1304,7 @@
           <w:lang w:eastAsia="es-ES"/>
           <w14:ligatures w14:val="none"/>
         </w:rPr>
-        <w:t>El 20 de febrero de 2024, la SBS envió la documentación solicitada, que incluía el Certificado de Pólizas N°84457, la Constancia de Estado de Afiliación N°</w:t>
+        <w:t>El 20 de febrero de 2024, la SBS envió la documentación solicitada, que incluía el Certificado de Pólizas 84457, la Constancia de Estado de Afiliación </w:t>
       </w:r>
       <w:r>
         <w:rPr>
@@ -1346,7 +1346,7 @@
           <w:lang w:eastAsia="es-ES"/>
           <w14:ligatures w14:val="none"/>
         </w:rPr>
-        <w:t xml:space="preserve"> 2023 y el Certificado del Seguro Complementario de Trabajo de Riesgo N°43026</w:t>
+        <w:t xml:space="preserve"> 2023 y el Certificado del Seguro Complementario de Trabajo de Riesgo 43026</w:t>
       </w:r>
       <w:r>
         <w:rPr>
@@ -1547,7 +1547,7 @@
           <w:lang w:eastAsia="es-ES"/>
           <w14:ligatures w14:val="none"/>
         </w:rPr>
-        <w:t xml:space="preserve">El 28 de febrero de 2024, Rímac envió una Carta N°SV2024/8113 al BBVA solicitando documentos para el cobro del beneficio del seguro de </w:t>
+        <w:t xml:space="preserve">El 28 de febrero de 2024, Rímac envió una Carta SV2024/8113 al BBVA solicitando documentos para el cobro del beneficio del seguro de </w:t>
       </w:r>
       <w:r>
         <w:rPr>
@@ -1587,7 +1587,7 @@
           <w:lang w:eastAsia="es-ES"/>
           <w14:ligatures w14:val="none"/>
         </w:rPr>
-        <w:t>N°</w:t>
+        <w:t/>
       </w:r>
       <w:r>
         <w:rPr>
@@ -1823,7 +1823,7 @@
           <w:lang w:eastAsia="es-ES"/>
           <w14:ligatures w14:val="none"/>
         </w:rPr>
-        <w:t>N°</w:t>
+        <w:t/>
       </w:r>
       <w:r>
         <w:rPr>
@@ -2517,7 +2517,7 @@
           <w:lang w:eastAsia="es-PE"/>
           <w14:ligatures w14:val="none"/>
         </w:rPr>
-        <w:t>de la Comisión de Protección al Consumidor N°1 (en adelante, la Secretaría Técnica), en ejercicio de sus facultades</w:t>
+        <w:t>de la Comisión de Protección al Consumidor 1 (en adelante, la Secretaría Técnica), en ejercicio de sus facultades</w:t>
       </w:r>
       <w:r>
         <w:rPr>
@@ -2596,7 +2596,7 @@
           <w:kern w:val="0"/>
           <w14:ligatures w14:val="none"/>
         </w:rPr>
-        <w:t xml:space="preserve"> N° </w:t>
+        <w:t xml:space="preserve"> </w:t>
       </w:r>
       <w:r>
         <w:rPr>
@@ -2695,7 +2695,7 @@
           <w:lang w:eastAsia="es-PE"/>
           <w14:ligatures w14:val="none"/>
         </w:rPr>
-        <w:t>°</w:t>
+        <w:t/>
       </w:r>
       <w:r>
         <w:rPr>
@@ -2713,7 +2713,7 @@
           <w:lang w:eastAsia="es-PE"/>
           <w14:ligatures w14:val="none"/>
         </w:rPr>
-        <w:t>°</w:t>
+        <w:t/>
       </w:r>
       <w:r>
         <w:rPr>
@@ -2870,7 +2870,7 @@
           <w:kern w:val="0"/>
           <w14:ligatures w14:val="none"/>
         </w:rPr>
-        <w:t>. Por consiguiente, corresponde calificar el hecho materia de denuncia como una presunta infracción al deber de información, tipificado en el artículo 1°, numeral 1, literal b) y al artículo 2° del Código</w:t>
+        <w:t>. Por consiguiente, corresponde calificar el hecho materia de denuncia como una presunta infracción al deber de información, tipificado en el artículo 1, numeral 1, literal b) y al artículo 2 del Código</w:t>
       </w:r>
       <w:r>
         <w:rPr>
@@ -3109,7 +3109,7 @@
           <w:lang w:val="es-ES" w:eastAsia="es-ES"/>
           <w14:ligatures w14:val="none"/>
         </w:rPr>
-        <w:t xml:space="preserve">: (i) presentar una copia completa, legible y debidamente suscrita de la Póliza N° </w:t>
+        <w:t xml:space="preserve">: (i) presentar una copia completa, legible y debidamente suscrita de la Póliza </w:t>
       </w:r>
       <w:r>
         <w:rPr>
@@ -3256,7 +3256,7 @@
           <w:lang w:val="es-ES" w:eastAsia="es-ES"/>
           <w14:ligatures w14:val="none"/>
         </w:rPr>
-        <w:t>N°</w:t>
+        <w:t/>
       </w:r>
       <w:proofErr w:type="spellEnd"/>
       <w:r>
@@ -3382,7 +3382,7 @@
           <w:lang w:eastAsia="es-PE"/>
           <w14:ligatures w14:val="none"/>
         </w:rPr>
-        <w:t xml:space="preserve"> TÉCNICA  </w:t>
+        <w:t xml:space="preserve"> TÉCNICA </w:t>
       </w:r>
     </w:p>
     <w:p>
@@ -3572,7 +3572,7 @@
         <w:rPr>
           <w:rFonts w:ascii="Arial Narrow" w:eastAsia="Arial Narrow" w:hAnsi="Arial Narrow" w:cs="Arial Narrow"/>
         </w:rPr>
-        <w:t xml:space="preserve">Presunta infracción de los artículos 18° y 19° de la Ley N° 29571, Código de Protección y Defensa del Consumidor, en tanto </w:t>
+        <w:t xml:space="preserve">Presunta infracción de los artículos 18 y 19 de la Ley 29571, Código de Protección y Defensa del Consumidor, en tanto </w:t>
       </w:r>
       <w:r>
         <w:rPr>
@@ -3704,7 +3704,7 @@
         <w:rPr>
           <w:rFonts w:ascii="Arial Narrow" w:eastAsia="Arial Narrow" w:hAnsi="Arial Narrow" w:cs="Arial Narrow"/>
         </w:rPr>
-        <w:t xml:space="preserve">Presunta infracción de los artículos 18° y 19° de la Ley N° 29571, Código de Protección y Defensa del Consumidor, en tanto </w:t>
+        <w:t xml:space="preserve">Presunta infracción de los artículos 18 y 19 de la Ley 29571, Código de Protección y Defensa del Consumidor, en tanto </w:t>
       </w:r>
       <w:r>
         <w:rPr>
@@ -3862,7 +3862,7 @@
           <w:lang w:eastAsia="es-PE"/>
           <w14:ligatures w14:val="none"/>
         </w:rPr>
-        <w:t xml:space="preserve"> infracción al artículo 1°, numeral 1, literal b) y al artículo 2° </w:t>
+        <w:t xml:space="preserve"> infracción al artículo 1, numeral 1, literal b) y al artículo 2 </w:t>
       </w:r>
       <w:r>
         <w:rPr>
@@ -4297,7 +4297,7 @@
           <w:lang w:eastAsia="es-PE"/>
           <w14:ligatures w14:val="none"/>
         </w:rPr>
-        <w:t>°</w:t>
+        <w:t/>
       </w:r>
       <w:r>
         <w:rPr>
@@ -4402,7 +4402,7 @@
           <w:lang w:eastAsia="es-PE"/>
           <w14:ligatures w14:val="none"/>
         </w:rPr>
-        <w:t>°</w:t>
+        <w:t/>
       </w:r>
       <w:r>
         <w:rPr>
@@ -4572,7 +4572,7 @@
           <w:lang w:eastAsia="es-PE"/>
           <w14:ligatures w14:val="none"/>
         </w:rPr>
-        <w:t>°</w:t>
+        <w:t/>
       </w:r>
       <w:r>
         <w:rPr>
@@ -4750,7 +4750,7 @@
           <w:lang w:val="es-ES" w:eastAsia="es-ES"/>
           <w14:ligatures w14:val="none"/>
         </w:rPr>
-        <w:t xml:space="preserve"> N° 000101580129283700</w:t>
+        <w:t xml:space="preserve"> 000101580129283700</w:t>
       </w:r>
       <w:r>
         <w:rPr>
@@ -4951,7 +4951,7 @@
           <w:lang w:val="es-ES" w:eastAsia="es-ES"/>
           <w14:ligatures w14:val="none"/>
         </w:rPr>
-        <w:t>N°</w:t>
+        <w:t/>
       </w:r>
       <w:proofErr w:type="spellEnd"/>
       <w:r>
@@ -5096,7 +5096,7 @@
           <w:lang w:eastAsia="es-PE"/>
           <w14:ligatures w14:val="none"/>
         </w:rPr>
-        <w:t>°</w:t>
+        <w:t/>
       </w:r>
       <w:r>
         <w:rPr>
@@ -5137,7 +5137,7 @@
           <w:lang w:eastAsia="es-PE"/>
           <w14:ligatures w14:val="none"/>
         </w:rPr>
-        <w:t>°</w:t>
+        <w:t/>
       </w:r>
       <w:r>
         <w:rPr>
@@ -5157,7 +5157,7 @@
           <w:lang w:eastAsia="es-PE"/>
           <w14:ligatures w14:val="none"/>
         </w:rPr>
-        <w:t>°</w:t>
+        <w:t/>
       </w:r>
       <w:r>
         <w:rPr>
@@ -5177,7 +5177,7 @@
           <w:lang w:eastAsia="es-PE"/>
           <w14:ligatures w14:val="none"/>
         </w:rPr>
-        <w:t>°</w:t>
+        <w:t/>
       </w:r>
       <w:r>
         <w:rPr>
@@ -5230,7 +5230,7 @@
           <w:lang w:eastAsia="es-PE"/>
           <w14:ligatures w14:val="none"/>
         </w:rPr>
-        <w:t>°</w:t>
+        <w:t/>
       </w:r>
       <w:r>
         <w:rPr>
@@ -5331,7 +5331,7 @@
           <w:lang w:eastAsia="es-PE"/>
           <w14:ligatures w14:val="none"/>
         </w:rPr>
-        <w:t>°</w:t>
+        <w:t/>
       </w:r>
       <w:r>
         <w:rPr>
@@ -5424,7 +5424,7 @@
           <w:lang w:eastAsia="es-PE"/>
           <w14:ligatures w14:val="none"/>
         </w:rPr>
-        <w:t>°</w:t>
+        <w:t/>
       </w:r>
       <w:r>
         <w:rPr>
@@ -5432,7 +5432,7 @@
           <w:kern w:val="0"/>
           <w14:ligatures w14:val="none"/>
         </w:rPr>
-        <w:t xml:space="preserve"> del Decreto Legislativo N° 807</w:t>
+        <w:t xml:space="preserve"> del Decreto Legislativo 807</w:t>
       </w:r>
       <w:r>
         <w:rPr>
@@ -5740,7 +5740,7 @@
           <w:lang w:eastAsia="es-PE"/>
           <w14:ligatures w14:val="none"/>
         </w:rPr>
-        <w:t>°</w:t>
+        <w:t/>
       </w:r>
       <w:r>
         <w:rPr>
@@ -5757,7 +5757,7 @@
           <w:lang w:eastAsia="es-PE"/>
           <w14:ligatures w14:val="none"/>
         </w:rPr>
-        <w:t>°</w:t>
+        <w:t/>
       </w:r>
       <w:r>
         <w:rPr>
@@ -6034,7 +6034,7 @@
           <w:kern w:val="0"/>
           <w14:ligatures w14:val="none"/>
         </w:rPr>
-        <w:t> Protección al Consumidor N° 1</w:t>
+        <w:t> Protección al Consumidor 1</w:t>
       </w:r>
     </w:p>
     <w:p>
@@ -6243,7 +6243,7 @@
           <w:sz w:val="16"/>
           <w:szCs w:val="16"/>
         </w:rPr>
-        <w:t>Partida N° 15590523</w:t>
+        <w:t>Partida 15590523</w:t>
       </w:r>
       <w:r>
         <w:rPr>
@@ -6311,7 +6311,7 @@
           <w:sz w:val="16"/>
           <w:szCs w:val="16"/>
         </w:rPr>
-        <w:t xml:space="preserve"> MEMORANDUM N°</w:t>
+        <w:t xml:space="preserve"> MEMORANDUM </w:t>
       </w:r>
       <w:r>
         <w:rPr>
@@ -6534,7 +6534,7 @@
           <w:sz w:val="16"/>
           <w:szCs w:val="16"/>
         </w:rPr>
-        <w:t xml:space="preserve">  </w:t>
+        <w:t xml:space="preserve"> </w:t>
       </w:r>
       <w:r>
         <w:rPr>
@@ -6552,7 +6552,7 @@
           <w:sz w:val="16"/>
           <w:szCs w:val="16"/>
         </w:rPr>
-        <w:t xml:space="preserve">LEY N° 29571, CÓDIGO DE PROTECCIÓN Y DEFENSA DEL CONSUMIDOR, publicado el 2 de setiembre de 2010 y modificado por Decreto Legislativo N° 1308 </w:t>
+        <w:t xml:space="preserve">LEY 29571, CÓDIGO DE PROTECCIÓN Y DEFENSA DEL CONSUMIDOR, publicado el 2 de setiembre de 2010 y modificado por Decreto Legislativo 1308 </w:t>
       </w:r>
     </w:p>
     <w:p>
@@ -6604,7 +6604,7 @@
           <w:szCs w:val="16"/>
         </w:rPr>
         <w:tab/>
-        <w:t xml:space="preserve">El Instituto Nacional de Defensa de la Competencia y de la Protección de la Propiedad Intelectual (Indecopi) es la autoridad con competencia primaria y de alcance nacional para conocer las presuntas infracciones a las disposiciones contenidas en el presente Código, así como para imponer las sanciones y medidas correctivas establecidas en el presente capítulo, conforme al Decreto Legislativo N° 1033, Ley de Organización y Funciones del Indecopi. Dicha competencia solo puede ser negada cuando ella haya sido asignada o se asigne a favor de otro organismo por norma expresa con rango de ley. </w:t>
+        <w:t xml:space="preserve">El Instituto Nacional de Defensa de la Competencia y de la Protección de la Propiedad Intelectual (Indecopi) es la autoridad con competencia primaria y de alcance nacional para conocer las presuntas infracciones a las disposiciones contenidas en el presente Código, así como para imponer las sanciones y medidas correctivas establecidas en el presente capítulo, conforme al Decreto Legislativo 1033, Ley de Organización y Funciones del Indecopi. Dicha competencia solo puede ser negada cuando ella haya sido asignada o se asigne a favor de otro organismo por norma expresa con rango de ley. </w:t>
       </w:r>
     </w:p>
     <w:p>
@@ -6678,7 +6678,7 @@
           <w:sz w:val="16"/>
           <w:szCs w:val="16"/>
         </w:rPr>
-        <w:t xml:space="preserve">LEY DE ORGANIZACIÓN Y FUNCIONES DEL INDECOPI, APROBADA POR DECRETO LEGISLATIVO N° 1033 </w:t>
+        <w:t xml:space="preserve">LEY DE ORGANIZACIÓN Y FUNCIONES DEL INDECOPI, APROBADA POR DECRETO LEGISLATIVO 1033 </w:t>
       </w:r>
     </w:p>
     <w:p>
@@ -6820,7 +6820,7 @@
           <w:sz w:val="16"/>
           <w:szCs w:val="16"/>
         </w:rPr>
-        <w:t xml:space="preserve">           </w:t>
+        <w:t xml:space="preserve"> </w:t>
       </w:r>
       <w:r>
         <w:rPr>
@@ -6838,7 +6838,7 @@
           <w:sz w:val="16"/>
           <w:szCs w:val="16"/>
         </w:rPr>
-        <w:t xml:space="preserve">LEY N° 29571, CÓDIGO DE PROTECCIÓN Y DEFENSA DEL CONSUMIDOR, publicado el 2 de setiembre de 2010 y modificado por Decreto Legislativo N° 1308   </w:t>
+        <w:t xml:space="preserve">LEY 29571, CÓDIGO DE PROTECCIÓN Y DEFENSA DEL CONSUMIDOR, publicado el 2 de setiembre de 2010 y modificado por Decreto Legislativo 1308 </w:t>
       </w:r>
     </w:p>
     <w:p>
@@ -6862,7 +6862,7 @@
           <w:sz w:val="16"/>
           <w:szCs w:val="16"/>
         </w:rPr>
-        <w:t xml:space="preserve">Artículo 18.- Idoneidad   </w:t>
+        <w:t xml:space="preserve">Artículo 18.- Idoneidad </w:t>
       </w:r>
     </w:p>
     <w:p>
@@ -6882,7 +6882,7 @@
           <w:sz w:val="16"/>
           <w:szCs w:val="16"/>
         </w:rPr>
-        <w:t xml:space="preserve">Se entiende por idoneidad la correspondencia entre lo que un consumidor espera y lo que efectivamente recibe, en función a lo que se le hubiera ofrecido, la publicidad e información transmitida, las condiciones y circunstancias de la transacción, las características y naturaleza del producto o servicio, el precio, entre otros factores, atendiendo a las circunstancias del caso.    </w:t>
+        <w:t xml:space="preserve">Se entiende por idoneidad la correspondencia entre lo que un consumidor espera y lo que efectivamente recibe, en función a lo que se le hubiera ofrecido, la publicidad e información transmitida, las condiciones y circunstancias de la transacción, las características y naturaleza del producto o servicio, el precio, entre otros factores, atendiendo a las circunstancias del caso. </w:t>
       </w:r>
     </w:p>
     <w:p>
@@ -7003,7 +7003,7 @@
           <w:sz w:val="16"/>
           <w:szCs w:val="16"/>
         </w:rPr>
-        <w:t xml:space="preserve">           </w:t>
+        <w:t xml:space="preserve"> </w:t>
       </w:r>
       <w:r>
         <w:rPr>
@@ -7021,7 +7021,7 @@
           <w:sz w:val="16"/>
           <w:szCs w:val="16"/>
         </w:rPr>
-        <w:t xml:space="preserve">LEY N° 29571, CÓDIGO DE PROTECCIÓN Y DEFENSA DEL CONSUMIDOR, publicado el 2 de setiembre de 2010 y modificado por Decreto Legislativo N° 1308   </w:t>
+        <w:t xml:space="preserve">LEY 29571, CÓDIGO DE PROTECCIÓN Y DEFENSA DEL CONSUMIDOR, publicado el 2 de setiembre de 2010 y modificado por Decreto Legislativo 1308 </w:t>
       </w:r>
     </w:p>
     <w:p>
@@ -7324,7 +7324,7 @@
           <w:sz w:val="16"/>
           <w:szCs w:val="16"/>
         </w:rPr>
-        <w:t xml:space="preserve">  </w:t>
+        <w:t xml:space="preserve"> </w:t>
       </w:r>
       <w:r>
         <w:rPr>
@@ -7342,7 +7342,7 @@
           <w:sz w:val="16"/>
           <w:szCs w:val="16"/>
         </w:rPr>
-        <w:t>LEY SOBRE FACULTADES, NORMAS Y ORGANIZACIÓN DEL INDECOPI, APROBADA POR DECRETO LEGISLATIVO N° 807 Artículo 24.-</w:t>
+        <w:t>LEY SOBRE FACULTADES, NORMAS Y ORGANIZACIÓN DEL INDECOPI, APROBADA POR DECRETO LEGISLATIVO 807 Artículo 24.-</w:t>
       </w:r>
       <w:r>
         <w:rPr>
@@ -7527,7 +7527,7 @@
           <w:sz w:val="16"/>
           <w:szCs w:val="16"/>
         </w:rPr>
-        <w:t>Nº</w:t>
+        <w:t/>
       </w:r>
       <w:proofErr w:type="spellEnd"/>
       <w:r>
@@ -7633,7 +7633,7 @@
           <w:sz w:val="16"/>
           <w:szCs w:val="16"/>
         </w:rPr>
-        <w:t>publicado el 2 de setiembre de 2010 y modificado por Decreto Legislativo N° 1308</w:t>
+        <w:t>publicado el 2 de setiembre de 2010 y modificado por Decreto Legislativo 1308</w:t>
       </w:r>
     </w:p>
     <w:p>
@@ -7790,15 +7790,15 @@
           <w:szCs w:val="16"/>
           <w:vertAlign w:val="superscript"/>
         </w:rPr>
-        <w:t xml:space="preserve">  </w:t>
-      </w:r>
-      <w:r>
-        <w:rPr>
-          <w:rFonts w:ascii="Arial Narrow" w:hAnsi="Arial Narrow" w:cs="Arial"/>
-          <w:sz w:val="16"/>
-          <w:szCs w:val="16"/>
-        </w:rPr>
-        <w:t xml:space="preserve">     </w:t>
+        <w:t xml:space="preserve"> </w:t>
+      </w:r>
+      <w:r>
+        <w:rPr>
+          <w:rFonts w:ascii="Arial Narrow" w:hAnsi="Arial Narrow" w:cs="Arial"/>
+          <w:sz w:val="16"/>
+          <w:szCs w:val="16"/>
+        </w:rPr>
+        <w:t xml:space="preserve"> </w:t>
       </w:r>
       <w:r>
         <w:rPr>
@@ -7834,7 +7834,7 @@
           <w:sz w:val="16"/>
           <w:szCs w:val="16"/>
         </w:rPr>
-        <w:t>publicado el 2 de setiembre de 2010 y modificado por Decreto Legislativo N° 1308</w:t>
+        <w:t>publicado el 2 de setiembre de 2010 y modificado por Decreto Legislativo 1308</w:t>
       </w:r>
     </w:p>
     <w:p>
@@ -7877,7 +7877,7 @@
           <w:sz w:val="16"/>
           <w:szCs w:val="16"/>
         </w:rPr>
-        <w:t>El órgano resolutivo puede sancionar las infracciones administrativas a que se refiere el artículo 108º con amonestación y multas de hasta cuatrocientos cincuenta (450) Unidades Impositivas Tributarias (UIT), las cuales son calificadas de la siguiente manera:</w:t>
+        <w:t>El órgano resolutivo puede sancionar las infracciones administrativas a que se refiere el artículo 108 con amonestación y multas de hasta cuatrocientos cincuenta (450) Unidades Impositivas Tributarias (UIT), las cuales son calificadas de la siguiente manera:</w:t>
       </w:r>
     </w:p>
     <w:p>
@@ -8000,7 +8000,7 @@
           <w:sz w:val="16"/>
           <w:szCs w:val="16"/>
         </w:rPr>
-        <w:t xml:space="preserve">        </w:t>
+        <w:t xml:space="preserve"> </w:t>
       </w:r>
       <w:r>
         <w:rPr>
@@ -8817,7 +8817,7 @@
           <w:sz w:val="16"/>
           <w:szCs w:val="16"/>
         </w:rPr>
-        <w:t xml:space="preserve">         </w:t>
+        <w:t xml:space="preserve"> </w:t>
       </w:r>
       <w:r>
         <w:rPr>
@@ -8853,7 +8853,7 @@
           <w:sz w:val="16"/>
           <w:szCs w:val="16"/>
         </w:rPr>
-        <w:t>publicado el 2 de setiembre de 2010 y modificado por Decreto Legislativo N° 1308</w:t>
+        <w:t>publicado el 2 de setiembre de 2010 y modificado por Decreto Legislativo 1308</w:t>
       </w:r>
     </w:p>
     <w:p>
@@ -9061,7 +9061,7 @@
           <w:sz w:val="16"/>
           <w:szCs w:val="16"/>
         </w:rPr>
-        <w:t>Nº</w:t>
+        <w:t/>
       </w:r>
       <w:proofErr w:type="spellEnd"/>
       <w:r>
@@ -9516,7 +9516,7 @@
               <w:sz w:val="16"/>
               <w:szCs w:val="16"/>
             </w:rPr>
-            <w:t xml:space="preserve">CNICA DE LA    </w:t>
+            <w:t xml:space="preserve">CNICA DE LA </w:t>
           </w:r>
         </w:p>
         <w:p>

--- a/plantillas_maestras/03_seguro_desgravamen/materia_general_asegurativa/2_ddos_banco_y_aseguradora/sucesion_intestada/TPL_0825_2025_SEGURO_DESGRAVAMEN_MATERIA_GENERAL_ASEGURATIVA_BANCO_SUCESION_INTESTADA_R2.docx
+++ b/plantillas_maestras/03_seguro_desgravamen/materia_general_asegurativa/2_ddos_banco_y_aseguradora/sucesion_intestada/TPL_0825_2025_SEGURO_DESGRAVAMEN_MATERIA_GENERAL_ASEGURATIVA_BANCO_SUCESION_INTESTADA_R2.docx
@@ -106,7 +106,7 @@
           <w:lang w:eastAsia="es-PE"/>
           <w14:ligatures w14:val="none"/>
         </w:rPr>
-        <w:t>DENUNCIANTE</w:t>
+        <w:t xml:space="preserve">DENUNCIANTE:[DENUNCIANTE] (SUCESIÓN)</w:t>
       </w:r>
       <w:r>
         <w:rPr>
@@ -118,7 +118,7 @@
           <w14:ligatures w14:val="none"/>
         </w:rPr>
         <w:tab/>
-        <w:t>:</w:t>
+        <w:t/>
       </w:r>
       <w:r>
         <w:rPr>
@@ -140,7 +140,7 @@
           <w:lang w:eastAsia="es-PE"/>
           <w14:ligatures w14:val="none"/>
         </w:rPr>
-        <w:t>SUCESION DE CÉSAR AUGUSTO REVOLLAR ZULUAGA</w:t>
+        <w:t/>
       </w:r>
       <w:r>
         <w:rPr>
@@ -163,40 +163,40 @@
           <w:lang w:eastAsia="es-PE"/>
           <w14:ligatures w14:val="none"/>
         </w:rPr>
-        <w:t xml:space="preserve"> </w:t>
-      </w:r>
-      <w:r>
-        <w:rPr>
-          <w:rFonts w:ascii="Arial Narrow" w:eastAsia="Arial Narrow" w:hAnsi="Arial Narrow" w:cs="Arial Narrow"/>
-          <w:b/>
-          <w:color w:val="000000"/>
-          <w:kern w:val="0"/>
-          <w:lang w:eastAsia="es-PE"/>
-          <w14:ligatures w14:val="none"/>
-        </w:rPr>
-        <w:t>(</w:t>
-      </w:r>
-      <w:r>
-        <w:rPr>
-          <w:rFonts w:ascii="Arial Narrow" w:eastAsia="Arial Narrow" w:hAnsi="Arial Narrow" w:cs="Arial Narrow"/>
-          <w:b/>
-          <w:color w:val="000000"/>
-          <w:kern w:val="0"/>
-          <w:lang w:eastAsia="es-PE"/>
-          <w14:ligatures w14:val="none"/>
-        </w:rPr>
-        <w:t>SUCESIÓN</w:t>
-      </w:r>
-      <w:r>
-        <w:rPr>
-          <w:rFonts w:ascii="Arial Narrow" w:eastAsia="Arial Narrow" w:hAnsi="Arial Narrow" w:cs="Arial Narrow"/>
-          <w:b/>
-          <w:color w:val="000000"/>
-          <w:kern w:val="0"/>
-          <w:lang w:eastAsia="es-PE"/>
-          <w14:ligatures w14:val="none"/>
-        </w:rPr>
-        <w:t>)</w:t>
+        <w:t xml:space="preserve"/>
+      </w:r>
+      <w:r>
+        <w:rPr>
+          <w:rFonts w:ascii="Arial Narrow" w:eastAsia="Arial Narrow" w:hAnsi="Arial Narrow" w:cs="Arial Narrow"/>
+          <w:b/>
+          <w:color w:val="000000"/>
+          <w:kern w:val="0"/>
+          <w:lang w:eastAsia="es-PE"/>
+          <w14:ligatures w14:val="none"/>
+        </w:rPr>
+        <w:t/>
+      </w:r>
+      <w:r>
+        <w:rPr>
+          <w:rFonts w:ascii="Arial Narrow" w:eastAsia="Arial Narrow" w:hAnsi="Arial Narrow" w:cs="Arial Narrow"/>
+          <w:b/>
+          <w:color w:val="000000"/>
+          <w:kern w:val="0"/>
+          <w:lang w:eastAsia="es-PE"/>
+          <w14:ligatures w14:val="none"/>
+        </w:rPr>
+        <w:t/>
+      </w:r>
+      <w:r>
+        <w:rPr>
+          <w:rFonts w:ascii="Arial Narrow" w:eastAsia="Arial Narrow" w:hAnsi="Arial Narrow" w:cs="Arial Narrow"/>
+          <w:b/>
+          <w:color w:val="000000"/>
+          <w:kern w:val="0"/>
+          <w:lang w:eastAsia="es-PE"/>
+          <w14:ligatures w14:val="none"/>
+        </w:rPr>
+        <w:t/>
       </w:r>
     </w:p>
     <w:p>
@@ -872,7 +872,7 @@
           <w:lang w:eastAsia="es-ES"/>
           <w14:ligatures w14:val="none"/>
         </w:rPr>
-        <w:t xml:space="preserve">El 14 de octubre de 2023, Giovanna </w:t>
+        <w:t xml:space="preserve">El 14 de octubre de 2023, Giovanna Zoppi se puso en contacto con el señor [APELLIDO] Álvarez del Banco, para consultar sobre la posibilidad de acceder a un préstamo con garantía hipotecaria. En esa oportunidad, se le informó que era factible, pero que el préstamo debía ser a nombre de su cónyuge, el señor [APELLIDO] . Asimismo, refiere que el Banco los condicionó a pagar las tarjetas de crédito y contratar un seguro adicional para acceder al préstamo hipotecario de S/ 220 000,00. Sin embargo, no les proporcionaron los documentos firmados. Asimismo, no se les ofreció un seguro de desgravamen que cubriera la enfermedad preexistente de su causante.</w:t>
       </w:r>
       <w:proofErr w:type="spellStart"/>
       <w:r>
@@ -883,7 +883,7 @@
           <w:lang w:eastAsia="es-ES"/>
           <w14:ligatures w14:val="none"/>
         </w:rPr>
-        <w:t>Zoppi</w:t>
+        <w:t/>
       </w:r>
       <w:proofErr w:type="spellEnd"/>
       <w:r>
@@ -894,7 +894,7 @@
           <w:lang w:eastAsia="es-ES"/>
           <w14:ligatures w14:val="none"/>
         </w:rPr>
-        <w:t xml:space="preserve"> se puso en contacto con el señor Abraham Álvarez del Banco, para consultar sobre la posibilidad de acceder a un préstamo con garantía hipotecaria. En esa oportunidad, se le informó que era factible, pero que el préstamo debía ser a nombre de su cónyuge, el señor César Augusto </w:t>
+        <w:t xml:space="preserve"/>
       </w:r>
       <w:proofErr w:type="spellStart"/>
       <w:r>
@@ -905,7 +905,7 @@
           <w:lang w:eastAsia="es-ES"/>
           <w14:ligatures w14:val="none"/>
         </w:rPr>
-        <w:t>Revollar</w:t>
+        <w:t/>
       </w:r>
       <w:proofErr w:type="spellEnd"/>
       <w:r>
@@ -916,67 +916,67 @@
           <w:lang w:eastAsia="es-ES"/>
           <w14:ligatures w14:val="none"/>
         </w:rPr>
-        <w:t xml:space="preserve"> Zuluaga.</w:t>
-      </w:r>
-      <w:r>
-        <w:rPr>
-          <w:rFonts w:ascii="Arial Narrow" w:eastAsia="Times New Roman" w:hAnsi="Arial Narrow" w:cs="Arial"/>
-          <w:color w:val="000000"/>
-          <w:kern w:val="0"/>
-          <w:lang w:eastAsia="es-ES"/>
-          <w14:ligatures w14:val="none"/>
-        </w:rPr>
-        <w:t xml:space="preserve"> Asimismo, refiere que e</w:t>
-      </w:r>
-      <w:r>
-        <w:rPr>
-          <w:rFonts w:ascii="Arial Narrow" w:eastAsia="Times New Roman" w:hAnsi="Arial Narrow" w:cs="Arial"/>
-          <w:color w:val="000000"/>
-          <w:kern w:val="0"/>
-          <w:lang w:eastAsia="es-ES"/>
-          <w14:ligatures w14:val="none"/>
-        </w:rPr>
-        <w:t xml:space="preserve">l Banco los </w:t>
-      </w:r>
-      <w:r>
-        <w:rPr>
-          <w:rFonts w:ascii="Arial Narrow" w:eastAsia="Times New Roman" w:hAnsi="Arial Narrow" w:cs="Arial"/>
-          <w:color w:val="000000"/>
-          <w:kern w:val="0"/>
-          <w:lang w:eastAsia="es-ES"/>
-          <w14:ligatures w14:val="none"/>
-        </w:rPr>
-        <w:t>condicionó</w:t>
-      </w:r>
-      <w:r>
-        <w:rPr>
-          <w:rFonts w:ascii="Arial Narrow" w:eastAsia="Times New Roman" w:hAnsi="Arial Narrow" w:cs="Arial"/>
-          <w:color w:val="000000"/>
-          <w:kern w:val="0"/>
-          <w:lang w:eastAsia="es-ES"/>
-          <w14:ligatures w14:val="none"/>
-        </w:rPr>
-        <w:t xml:space="preserve"> a pagar las tarjetas de crédito y contratar un seguro adicional para acceder al préstamo hipotecario de S/ 220 000,00. Sin embargo, no les proporcionaron los documentos firmados</w:t>
-      </w:r>
-      <w:r>
-        <w:rPr>
-          <w:rFonts w:ascii="Arial Narrow" w:eastAsia="Times New Roman" w:hAnsi="Arial Narrow" w:cs="Arial"/>
-          <w:color w:val="000000"/>
-          <w:kern w:val="0"/>
-          <w:lang w:eastAsia="es-ES"/>
-          <w14:ligatures w14:val="none"/>
-        </w:rPr>
-        <w:t xml:space="preserve">. </w:t>
-      </w:r>
-      <w:r>
-        <w:rPr>
-          <w:rFonts w:ascii="Arial Narrow" w:eastAsia="Times New Roman" w:hAnsi="Arial Narrow" w:cs="Arial"/>
-          <w:color w:val="000000"/>
-          <w:kern w:val="0"/>
-          <w:lang w:eastAsia="es-ES"/>
-          <w14:ligatures w14:val="none"/>
-        </w:rPr>
-        <w:t>Asimismo, no se les ofreció un seguro de desgravamen que cubriera la enfermedad preexistente de su causante.</w:t>
+        <w:t xml:space="preserve"/>
+      </w:r>
+      <w:r>
+        <w:rPr>
+          <w:rFonts w:ascii="Arial Narrow" w:eastAsia="Times New Roman" w:hAnsi="Arial Narrow" w:cs="Arial"/>
+          <w:color w:val="000000"/>
+          <w:kern w:val="0"/>
+          <w:lang w:eastAsia="es-ES"/>
+          <w14:ligatures w14:val="none"/>
+        </w:rPr>
+        <w:t xml:space="preserve"/>
+      </w:r>
+      <w:r>
+        <w:rPr>
+          <w:rFonts w:ascii="Arial Narrow" w:eastAsia="Times New Roman" w:hAnsi="Arial Narrow" w:cs="Arial"/>
+          <w:color w:val="000000"/>
+          <w:kern w:val="0"/>
+          <w:lang w:eastAsia="es-ES"/>
+          <w14:ligatures w14:val="none"/>
+        </w:rPr>
+        <w:t xml:space="preserve"/>
+      </w:r>
+      <w:r>
+        <w:rPr>
+          <w:rFonts w:ascii="Arial Narrow" w:eastAsia="Times New Roman" w:hAnsi="Arial Narrow" w:cs="Arial"/>
+          <w:color w:val="000000"/>
+          <w:kern w:val="0"/>
+          <w:lang w:eastAsia="es-ES"/>
+          <w14:ligatures w14:val="none"/>
+        </w:rPr>
+        <w:t/>
+      </w:r>
+      <w:r>
+        <w:rPr>
+          <w:rFonts w:ascii="Arial Narrow" w:eastAsia="Times New Roman" w:hAnsi="Arial Narrow" w:cs="Arial"/>
+          <w:color w:val="000000"/>
+          <w:kern w:val="0"/>
+          <w:lang w:eastAsia="es-ES"/>
+          <w14:ligatures w14:val="none"/>
+        </w:rPr>
+        <w:t xml:space="preserve"/>
+      </w:r>
+      <w:r>
+        <w:rPr>
+          <w:rFonts w:ascii="Arial Narrow" w:eastAsia="Times New Roman" w:hAnsi="Arial Narrow" w:cs="Arial"/>
+          <w:color w:val="000000"/>
+          <w:kern w:val="0"/>
+          <w:lang w:eastAsia="es-ES"/>
+          <w14:ligatures w14:val="none"/>
+        </w:rPr>
+        <w:t xml:space="preserve"/>
+      </w:r>
+      <w:r>
+        <w:rPr>
+          <w:rFonts w:ascii="Arial Narrow" w:eastAsia="Times New Roman" w:hAnsi="Arial Narrow" w:cs="Arial"/>
+          <w:color w:val="000000"/>
+          <w:kern w:val="0"/>
+          <w:lang w:eastAsia="es-ES"/>
+          <w14:ligatures w14:val="none"/>
+        </w:rPr>
+        <w:t/>
       </w:r>
     </w:p>
     <w:p>
@@ -1024,27 +1024,27 @@
           <w:lang w:eastAsia="es-ES"/>
           <w14:ligatures w14:val="none"/>
         </w:rPr>
-        <w:t xml:space="preserve">A pesar de que el 3 de enero de 2024, </w:t>
-      </w:r>
-      <w:r>
-        <w:rPr>
-          <w:rFonts w:ascii="Arial Narrow" w:eastAsia="Times New Roman" w:hAnsi="Arial Narrow" w:cs="Arial"/>
-          <w:color w:val="000000"/>
-          <w:kern w:val="0"/>
-          <w:lang w:eastAsia="es-ES"/>
-          <w14:ligatures w14:val="none"/>
-        </w:rPr>
-        <w:t xml:space="preserve">el </w:t>
-      </w:r>
-      <w:r>
-        <w:rPr>
-          <w:rFonts w:ascii="Arial Narrow" w:eastAsia="Times New Roman" w:hAnsi="Arial Narrow" w:cs="Arial"/>
-          <w:color w:val="000000"/>
-          <w:kern w:val="0"/>
-          <w:lang w:eastAsia="es-ES"/>
-          <w14:ligatures w14:val="none"/>
-        </w:rPr>
-        <w:t xml:space="preserve">señor César Augusto </w:t>
+        <w:t xml:space="preserve">A pesar de que el 3 de enero de 2024, el señor [APELLIDO] (en adelante, el causante) ingresó de emergencia a un centro médico debido a complicaciones por COVID-19, el Banco no ofreció un seguro adecuado que cubriera la invalidez o fallecimiento por su enfermedad preexistente: Colanginoma Biliar. El 6 de febrero de 2024, fallece el causante.</w:t>
+      </w:r>
+      <w:r>
+        <w:rPr>
+          <w:rFonts w:ascii="Arial Narrow" w:eastAsia="Times New Roman" w:hAnsi="Arial Narrow" w:cs="Arial"/>
+          <w:color w:val="000000"/>
+          <w:kern w:val="0"/>
+          <w:lang w:eastAsia="es-ES"/>
+          <w14:ligatures w14:val="none"/>
+        </w:rPr>
+        <w:t xml:space="preserve"/>
+      </w:r>
+      <w:r>
+        <w:rPr>
+          <w:rFonts w:ascii="Arial Narrow" w:eastAsia="Times New Roman" w:hAnsi="Arial Narrow" w:cs="Arial"/>
+          <w:color w:val="000000"/>
+          <w:kern w:val="0"/>
+          <w:lang w:eastAsia="es-ES"/>
+          <w14:ligatures w14:val="none"/>
+        </w:rPr>
+        <w:t xml:space="preserve"/>
       </w:r>
       <w:proofErr w:type="spellStart"/>
       <w:r>
@@ -1055,7 +1055,7 @@
           <w:lang w:eastAsia="es-ES"/>
           <w14:ligatures w14:val="none"/>
         </w:rPr>
-        <w:t>Revollar</w:t>
+        <w:t/>
       </w:r>
       <w:proofErr w:type="spellEnd"/>
       <w:r>
@@ -1066,67 +1066,67 @@
           <w:lang w:eastAsia="es-ES"/>
           <w14:ligatures w14:val="none"/>
         </w:rPr>
-        <w:t xml:space="preserve"> Zuluaga</w:t>
-      </w:r>
-      <w:r>
-        <w:rPr>
-          <w:rFonts w:ascii="Arial Narrow" w:eastAsia="Times New Roman" w:hAnsi="Arial Narrow" w:cs="Arial"/>
-          <w:color w:val="000000"/>
-          <w:kern w:val="0"/>
-          <w:lang w:eastAsia="es-ES"/>
-          <w14:ligatures w14:val="none"/>
-        </w:rPr>
-        <w:t xml:space="preserve"> (en adelante, el </w:t>
-      </w:r>
-      <w:r>
-        <w:rPr>
-          <w:rFonts w:ascii="Arial Narrow" w:eastAsia="Times New Roman" w:hAnsi="Arial Narrow" w:cs="Arial"/>
-          <w:color w:val="000000"/>
-          <w:kern w:val="0"/>
-          <w:lang w:eastAsia="es-ES"/>
-          <w14:ligatures w14:val="none"/>
-        </w:rPr>
-        <w:t>causante</w:t>
-      </w:r>
-      <w:r>
-        <w:rPr>
-          <w:rFonts w:ascii="Arial Narrow" w:eastAsia="Times New Roman" w:hAnsi="Arial Narrow" w:cs="Arial"/>
-          <w:color w:val="000000"/>
-          <w:kern w:val="0"/>
-          <w:lang w:eastAsia="es-ES"/>
-          <w14:ligatures w14:val="none"/>
-        </w:rPr>
-        <w:t>) ingresó</w:t>
-      </w:r>
-      <w:r>
-        <w:rPr>
-          <w:rFonts w:ascii="Arial Narrow" w:eastAsia="Times New Roman" w:hAnsi="Arial Narrow" w:cs="Arial"/>
-          <w:color w:val="000000"/>
-          <w:kern w:val="0"/>
-          <w:lang w:eastAsia="es-ES"/>
-          <w14:ligatures w14:val="none"/>
-        </w:rPr>
-        <w:t xml:space="preserve"> de emergencia</w:t>
-      </w:r>
-      <w:r>
-        <w:rPr>
-          <w:rFonts w:ascii="Arial Narrow" w:eastAsia="Times New Roman" w:hAnsi="Arial Narrow" w:cs="Arial"/>
-          <w:color w:val="000000"/>
-          <w:kern w:val="0"/>
-          <w:lang w:eastAsia="es-ES"/>
-          <w14:ligatures w14:val="none"/>
-        </w:rPr>
-        <w:t xml:space="preserve"> a un centro médico</w:t>
-      </w:r>
-      <w:r>
-        <w:rPr>
-          <w:rFonts w:ascii="Arial Narrow" w:eastAsia="Times New Roman" w:hAnsi="Arial Narrow" w:cs="Arial"/>
-          <w:color w:val="000000"/>
-          <w:kern w:val="0"/>
-          <w:lang w:eastAsia="es-ES"/>
-          <w14:ligatures w14:val="none"/>
-        </w:rPr>
-        <w:t xml:space="preserve"> debido a complicaciones por COVID-19, el Banco no ofreció un seguro adecuado que cubriera la invalidez o fallecimiento por su enfermedad preexistente: </w:t>
+        <w:t xml:space="preserve"/>
+      </w:r>
+      <w:r>
+        <w:rPr>
+          <w:rFonts w:ascii="Arial Narrow" w:eastAsia="Times New Roman" w:hAnsi="Arial Narrow" w:cs="Arial"/>
+          <w:color w:val="000000"/>
+          <w:kern w:val="0"/>
+          <w:lang w:eastAsia="es-ES"/>
+          <w14:ligatures w14:val="none"/>
+        </w:rPr>
+        <w:t xml:space="preserve"/>
+      </w:r>
+      <w:r>
+        <w:rPr>
+          <w:rFonts w:ascii="Arial Narrow" w:eastAsia="Times New Roman" w:hAnsi="Arial Narrow" w:cs="Arial"/>
+          <w:color w:val="000000"/>
+          <w:kern w:val="0"/>
+          <w:lang w:eastAsia="es-ES"/>
+          <w14:ligatures w14:val="none"/>
+        </w:rPr>
+        <w:t/>
+      </w:r>
+      <w:r>
+        <w:rPr>
+          <w:rFonts w:ascii="Arial Narrow" w:eastAsia="Times New Roman" w:hAnsi="Arial Narrow" w:cs="Arial"/>
+          <w:color w:val="000000"/>
+          <w:kern w:val="0"/>
+          <w:lang w:eastAsia="es-ES"/>
+          <w14:ligatures w14:val="none"/>
+        </w:rPr>
+        <w:t/>
+      </w:r>
+      <w:r>
+        <w:rPr>
+          <w:rFonts w:ascii="Arial Narrow" w:eastAsia="Times New Roman" w:hAnsi="Arial Narrow" w:cs="Arial"/>
+          <w:color w:val="000000"/>
+          <w:kern w:val="0"/>
+          <w:lang w:eastAsia="es-ES"/>
+          <w14:ligatures w14:val="none"/>
+        </w:rPr>
+        <w:t xml:space="preserve"/>
+      </w:r>
+      <w:r>
+        <w:rPr>
+          <w:rFonts w:ascii="Arial Narrow" w:eastAsia="Times New Roman" w:hAnsi="Arial Narrow" w:cs="Arial"/>
+          <w:color w:val="000000"/>
+          <w:kern w:val="0"/>
+          <w:lang w:eastAsia="es-ES"/>
+          <w14:ligatures w14:val="none"/>
+        </w:rPr>
+        <w:t xml:space="preserve"/>
+      </w:r>
+      <w:r>
+        <w:rPr>
+          <w:rFonts w:ascii="Arial Narrow" w:eastAsia="Times New Roman" w:hAnsi="Arial Narrow" w:cs="Arial"/>
+          <w:color w:val="000000"/>
+          <w:kern w:val="0"/>
+          <w:lang w:eastAsia="es-ES"/>
+          <w14:ligatures w14:val="none"/>
+        </w:rPr>
+        <w:t xml:space="preserve"/>
       </w:r>
       <w:proofErr w:type="spellStart"/>
       <w:r>
@@ -1137,7 +1137,7 @@
           <w:lang w:eastAsia="es-ES"/>
           <w14:ligatures w14:val="none"/>
         </w:rPr>
-        <w:t>Colanginoma</w:t>
+        <w:t/>
       </w:r>
       <w:proofErr w:type="spellEnd"/>
       <w:r>
@@ -1148,77 +1148,77 @@
           <w:lang w:eastAsia="es-ES"/>
           <w14:ligatures w14:val="none"/>
         </w:rPr>
-        <w:t xml:space="preserve"> Biliar</w:t>
-      </w:r>
-      <w:r>
-        <w:rPr>
-          <w:rFonts w:ascii="Arial Narrow" w:eastAsia="Times New Roman" w:hAnsi="Arial Narrow" w:cs="Arial"/>
-          <w:color w:val="000000"/>
-          <w:kern w:val="0"/>
-          <w:lang w:eastAsia="es-ES"/>
-          <w14:ligatures w14:val="none"/>
-        </w:rPr>
-        <w:t xml:space="preserve">. </w:t>
-      </w:r>
-      <w:r>
-        <w:rPr>
-          <w:rFonts w:ascii="Arial Narrow" w:eastAsia="Times New Roman" w:hAnsi="Arial Narrow" w:cs="Arial"/>
-          <w:color w:val="000000"/>
-          <w:kern w:val="0"/>
-          <w:lang w:eastAsia="es-ES"/>
-          <w14:ligatures w14:val="none"/>
-        </w:rPr>
-        <w:t xml:space="preserve">El </w:t>
-      </w:r>
-      <w:r>
-        <w:rPr>
-          <w:rFonts w:ascii="Arial Narrow" w:eastAsia="Times New Roman" w:hAnsi="Arial Narrow" w:cs="Arial"/>
-          <w:color w:val="000000"/>
-          <w:kern w:val="0"/>
-          <w:lang w:eastAsia="es-ES"/>
-          <w14:ligatures w14:val="none"/>
-        </w:rPr>
-        <w:t>6</w:t>
-      </w:r>
-      <w:r>
-        <w:rPr>
-          <w:rFonts w:ascii="Arial Narrow" w:eastAsia="Times New Roman" w:hAnsi="Arial Narrow" w:cs="Arial"/>
-          <w:color w:val="000000"/>
-          <w:kern w:val="0"/>
-          <w:lang w:eastAsia="es-ES"/>
-          <w14:ligatures w14:val="none"/>
-        </w:rPr>
-        <w:t xml:space="preserve"> de febrero de 2024, </w:t>
-      </w:r>
-      <w:r>
-        <w:rPr>
-          <w:rFonts w:ascii="Arial Narrow" w:eastAsia="Times New Roman" w:hAnsi="Arial Narrow" w:cs="Arial"/>
-          <w:color w:val="000000"/>
-          <w:kern w:val="0"/>
-          <w:lang w:eastAsia="es-ES"/>
-          <w14:ligatures w14:val="none"/>
-        </w:rPr>
-        <w:t xml:space="preserve">fallece </w:t>
-      </w:r>
-      <w:r>
-        <w:rPr>
-          <w:rFonts w:ascii="Arial Narrow" w:eastAsia="Times New Roman" w:hAnsi="Arial Narrow" w:cs="Arial"/>
-          <w:color w:val="000000"/>
-          <w:kern w:val="0"/>
-          <w:lang w:eastAsia="es-ES"/>
-          <w14:ligatures w14:val="none"/>
-        </w:rPr>
-        <w:t>el causante</w:t>
-      </w:r>
-      <w:r>
-        <w:rPr>
-          <w:rFonts w:ascii="Arial Narrow" w:eastAsia="Times New Roman" w:hAnsi="Arial Narrow" w:cs="Arial"/>
-          <w:color w:val="000000"/>
-          <w:kern w:val="0"/>
-          <w:lang w:eastAsia="es-ES"/>
-          <w14:ligatures w14:val="none"/>
-        </w:rPr>
-        <w:t>.</w:t>
+        <w:t xml:space="preserve"/>
+      </w:r>
+      <w:r>
+        <w:rPr>
+          <w:rFonts w:ascii="Arial Narrow" w:eastAsia="Times New Roman" w:hAnsi="Arial Narrow" w:cs="Arial"/>
+          <w:color w:val="000000"/>
+          <w:kern w:val="0"/>
+          <w:lang w:eastAsia="es-ES"/>
+          <w14:ligatures w14:val="none"/>
+        </w:rPr>
+        <w:t xml:space="preserve"/>
+      </w:r>
+      <w:r>
+        <w:rPr>
+          <w:rFonts w:ascii="Arial Narrow" w:eastAsia="Times New Roman" w:hAnsi="Arial Narrow" w:cs="Arial"/>
+          <w:color w:val="000000"/>
+          <w:kern w:val="0"/>
+          <w:lang w:eastAsia="es-ES"/>
+          <w14:ligatures w14:val="none"/>
+        </w:rPr>
+        <w:t xml:space="preserve"/>
+      </w:r>
+      <w:r>
+        <w:rPr>
+          <w:rFonts w:ascii="Arial Narrow" w:eastAsia="Times New Roman" w:hAnsi="Arial Narrow" w:cs="Arial"/>
+          <w:color w:val="000000"/>
+          <w:kern w:val="0"/>
+          <w:lang w:eastAsia="es-ES"/>
+          <w14:ligatures w14:val="none"/>
+        </w:rPr>
+        <w:t/>
+      </w:r>
+      <w:r>
+        <w:rPr>
+          <w:rFonts w:ascii="Arial Narrow" w:eastAsia="Times New Roman" w:hAnsi="Arial Narrow" w:cs="Arial"/>
+          <w:color w:val="000000"/>
+          <w:kern w:val="0"/>
+          <w:lang w:eastAsia="es-ES"/>
+          <w14:ligatures w14:val="none"/>
+        </w:rPr>
+        <w:t xml:space="preserve"/>
+      </w:r>
+      <w:r>
+        <w:rPr>
+          <w:rFonts w:ascii="Arial Narrow" w:eastAsia="Times New Roman" w:hAnsi="Arial Narrow" w:cs="Arial"/>
+          <w:color w:val="000000"/>
+          <w:kern w:val="0"/>
+          <w:lang w:eastAsia="es-ES"/>
+          <w14:ligatures w14:val="none"/>
+        </w:rPr>
+        <w:t xml:space="preserve"/>
+      </w:r>
+      <w:r>
+        <w:rPr>
+          <w:rFonts w:ascii="Arial Narrow" w:eastAsia="Times New Roman" w:hAnsi="Arial Narrow" w:cs="Arial"/>
+          <w:color w:val="000000"/>
+          <w:kern w:val="0"/>
+          <w:lang w:eastAsia="es-ES"/>
+          <w14:ligatures w14:val="none"/>
+        </w:rPr>
+        <w:t/>
+      </w:r>
+      <w:r>
+        <w:rPr>
+          <w:rFonts w:ascii="Arial Narrow" w:eastAsia="Times New Roman" w:hAnsi="Arial Narrow" w:cs="Arial"/>
+          <w:color w:val="000000"/>
+          <w:kern w:val="0"/>
+          <w:lang w:eastAsia="es-ES"/>
+          <w14:ligatures w14:val="none"/>
+        </w:rPr>
+        <w:t/>
       </w:r>
     </w:p>
     <w:p>
@@ -2494,7 +2494,7 @@
           <w:lang w:eastAsia="es-PE"/>
           <w14:ligatures w14:val="none"/>
         </w:rPr>
-        <w:t xml:space="preserve">La </w:t>
+        <w:t xml:space="preserve">La Secretaría Técnica de la Comisión de Protección al Consumidor 1 (en adelante, la Secretaría Técnica), en ejercicio de sus facultades, considera que el hecho denunciado, consistente en que la compañía aseguradora y el banco se habrían negado injustificadamente a otorgar a la parte denunciante la cobertura del Seguro de Desgravamen de la Póliza 000101580129283700 por el fallecimiento del señor [APELLIDO] ; involucraría una presunta afectación a sus expectativas, quien no habría encontrado una correspondencia entre lo que esperaba recibir de parte del proveedor y lo que realmente recibió. Por consiguiente, corresponde calificar el hecho materia de denuncia como una presunta infracción al deber de idoneidad, tipificado en los artículos 18 y 19 del Código. </w:t>
       </w:r>
       <w:r>
         <w:rPr>
@@ -2504,7 +2504,7 @@
           <w:lang w:eastAsia="es-PE"/>
           <w14:ligatures w14:val="none"/>
         </w:rPr>
-        <w:t xml:space="preserve">Secretaría Técnica </w:t>
+        <w:t xml:space="preserve"/>
       </w:r>
       <w:bookmarkEnd w:id="1"/>
       <w:bookmarkEnd w:id="2"/>
@@ -2517,7 +2517,7 @@
           <w:lang w:eastAsia="es-PE"/>
           <w14:ligatures w14:val="none"/>
         </w:rPr>
-        <w:t>de la Comisión de Protección al Consumidor 1 (en adelante, la Secretaría Técnica), en ejercicio de sus facultades</w:t>
+        <w:t/>
       </w:r>
       <w:r>
         <w:rPr>
@@ -2536,7 +2536,7 @@
           <w:lang w:eastAsia="es-PE"/>
           <w14:ligatures w14:val="none"/>
         </w:rPr>
-        <w:t xml:space="preserve">, considera que el hecho denunciado, consistente en que </w:t>
+        <w:t xml:space="preserve"/>
       </w:r>
       <w:r>
         <w:rPr>
@@ -2546,7 +2546,7 @@
           <w:lang w:eastAsia="es-PE"/>
           <w14:ligatures w14:val="none"/>
         </w:rPr>
-        <w:t xml:space="preserve">la compañía aseguradora y </w:t>
+        <w:t xml:space="preserve"/>
       </w:r>
       <w:r>
         <w:rPr>
@@ -2556,47 +2556,47 @@
           <w:lang w:val="es-ES" w:eastAsia="es-ES"/>
           <w14:ligatures w14:val="none"/>
         </w:rPr>
-        <w:t xml:space="preserve">el banco </w:t>
-      </w:r>
-      <w:r>
-        <w:rPr>
-          <w:rFonts w:ascii="Arial Narrow" w:eastAsia="Arial Narrow" w:hAnsi="Arial Narrow" w:cs="Arial Narrow"/>
-          <w:kern w:val="0"/>
-          <w14:ligatures w14:val="none"/>
-        </w:rPr>
-        <w:t>se habría</w:t>
-      </w:r>
-      <w:r>
-        <w:rPr>
-          <w:rFonts w:ascii="Arial Narrow" w:eastAsia="Arial Narrow" w:hAnsi="Arial Narrow" w:cs="Arial Narrow"/>
-          <w:kern w:val="0"/>
-          <w14:ligatures w14:val="none"/>
-        </w:rPr>
-        <w:t>n</w:t>
-      </w:r>
-      <w:r>
-        <w:rPr>
-          <w:rFonts w:ascii="Arial Narrow" w:eastAsia="Arial Narrow" w:hAnsi="Arial Narrow" w:cs="Arial Narrow"/>
-          <w:kern w:val="0"/>
-          <w14:ligatures w14:val="none"/>
-        </w:rPr>
-        <w:t xml:space="preserve"> negado injustificadamente a otorgar a la parte denunciante la cobertura del Seguro de Desgravamen</w:t>
-      </w:r>
-      <w:r>
-        <w:rPr>
-          <w:rFonts w:ascii="Arial Narrow" w:eastAsia="Arial Narrow" w:hAnsi="Arial Narrow" w:cs="Arial Narrow"/>
-          <w:kern w:val="0"/>
-          <w14:ligatures w14:val="none"/>
-        </w:rPr>
-        <w:t xml:space="preserve"> de la Póliza</w:t>
-      </w:r>
-      <w:r>
-        <w:rPr>
-          <w:rFonts w:ascii="Arial Narrow" w:eastAsia="Arial Narrow" w:hAnsi="Arial Narrow" w:cs="Arial Narrow"/>
-          <w:kern w:val="0"/>
-          <w14:ligatures w14:val="none"/>
-        </w:rPr>
-        <w:t xml:space="preserve"> </w:t>
+        <w:t xml:space="preserve"/>
+      </w:r>
+      <w:r>
+        <w:rPr>
+          <w:rFonts w:ascii="Arial Narrow" w:eastAsia="Arial Narrow" w:hAnsi="Arial Narrow" w:cs="Arial Narrow"/>
+          <w:kern w:val="0"/>
+          <w14:ligatures w14:val="none"/>
+        </w:rPr>
+        <w:t/>
+      </w:r>
+      <w:r>
+        <w:rPr>
+          <w:rFonts w:ascii="Arial Narrow" w:eastAsia="Arial Narrow" w:hAnsi="Arial Narrow" w:cs="Arial Narrow"/>
+          <w:kern w:val="0"/>
+          <w14:ligatures w14:val="none"/>
+        </w:rPr>
+        <w:t/>
+      </w:r>
+      <w:r>
+        <w:rPr>
+          <w:rFonts w:ascii="Arial Narrow" w:eastAsia="Arial Narrow" w:hAnsi="Arial Narrow" w:cs="Arial Narrow"/>
+          <w:kern w:val="0"/>
+          <w14:ligatures w14:val="none"/>
+        </w:rPr>
+        <w:t xml:space="preserve"/>
+      </w:r>
+      <w:r>
+        <w:rPr>
+          <w:rFonts w:ascii="Arial Narrow" w:eastAsia="Arial Narrow" w:hAnsi="Arial Narrow" w:cs="Arial Narrow"/>
+          <w:kern w:val="0"/>
+          <w14:ligatures w14:val="none"/>
+        </w:rPr>
+        <w:t xml:space="preserve"/>
+      </w:r>
+      <w:r>
+        <w:rPr>
+          <w:rFonts w:ascii="Arial Narrow" w:eastAsia="Arial Narrow" w:hAnsi="Arial Narrow" w:cs="Arial Narrow"/>
+          <w:kern w:val="0"/>
+          <w14:ligatures w14:val="none"/>
+        </w:rPr>
+        <w:t xml:space="preserve"/>
       </w:r>
       <w:r>
         <w:rPr>
@@ -2606,25 +2606,25 @@
           <w:lang w:eastAsia="es-PE"/>
           <w14:ligatures w14:val="none"/>
         </w:rPr>
-        <w:t xml:space="preserve">000101580129283700 </w:t>
-      </w:r>
-      <w:r>
-        <w:rPr>
-          <w:rFonts w:ascii="Arial Narrow" w:eastAsia="Arial Narrow" w:hAnsi="Arial Narrow" w:cs="Arial Narrow"/>
-          <w:kern w:val="0"/>
-          <w14:ligatures w14:val="none"/>
-        </w:rPr>
-        <w:t xml:space="preserve">por el fallecimiento del señor </w:t>
-      </w:r>
-      <w:r>
-        <w:rPr>
-          <w:rFonts w:ascii="Arial Narrow" w:eastAsia="Times New Roman" w:hAnsi="Arial Narrow" w:cs="Arial"/>
-          <w:color w:val="000000"/>
-          <w:kern w:val="0"/>
-          <w:lang w:eastAsia="es-ES"/>
-          <w14:ligatures w14:val="none"/>
-        </w:rPr>
-        <w:t xml:space="preserve">César Augusto </w:t>
+        <w:t xml:space="preserve"/>
+      </w:r>
+      <w:r>
+        <w:rPr>
+          <w:rFonts w:ascii="Arial Narrow" w:eastAsia="Arial Narrow" w:hAnsi="Arial Narrow" w:cs="Arial Narrow"/>
+          <w:kern w:val="0"/>
+          <w14:ligatures w14:val="none"/>
+        </w:rPr>
+        <w:t xml:space="preserve"/>
+      </w:r>
+      <w:r>
+        <w:rPr>
+          <w:rFonts w:ascii="Arial Narrow" w:eastAsia="Times New Roman" w:hAnsi="Arial Narrow" w:cs="Arial"/>
+          <w:color w:val="000000"/>
+          <w:kern w:val="0"/>
+          <w:lang w:eastAsia="es-ES"/>
+          <w14:ligatures w14:val="none"/>
+        </w:rPr>
+        <w:t xml:space="preserve"/>
       </w:r>
       <w:proofErr w:type="spellStart"/>
       <w:r>
@@ -2635,7 +2635,7 @@
           <w:lang w:eastAsia="es-ES"/>
           <w14:ligatures w14:val="none"/>
         </w:rPr>
-        <w:t>Revollar</w:t>
+        <w:t/>
       </w:r>
       <w:proofErr w:type="spellEnd"/>
       <w:r>
@@ -2646,7 +2646,7 @@
           <w:lang w:eastAsia="es-ES"/>
           <w14:ligatures w14:val="none"/>
         </w:rPr>
-        <w:t xml:space="preserve"> Zuluaga</w:t>
+        <w:t xml:space="preserve"/>
       </w:r>
       <w:r>
         <w:rPr>
@@ -2656,7 +2656,7 @@
           <w:lang w:eastAsia="es-PE"/>
           <w14:ligatures w14:val="none"/>
         </w:rPr>
-        <w:t xml:space="preserve">; involucraría una presunta afectación a sus expectativas, quien no habría encontrado una correspondencia entre lo que esperaba recibir de parte del proveedor y lo que realmente </w:t>
+        <w:t xml:space="preserve"/>
       </w:r>
       <w:r>
         <w:rPr>
@@ -2666,7 +2666,7 @@
           <w:lang w:eastAsia="es-PE"/>
           <w14:ligatures w14:val="none"/>
         </w:rPr>
-        <w:t xml:space="preserve">recibió. Por consiguiente, corresponde calificar el hecho </w:t>
+        <w:t xml:space="preserve"/>
       </w:r>
       <w:r>
         <w:rPr>
@@ -2677,15 +2677,15 @@
           <w14:ligatures w14:val="none"/>
         </w:rPr>
         <w:lastRenderedPageBreak/>
-        <w:t>materia de denuncia como una presunta infracción al deber de idoneidad</w:t>
-      </w:r>
-      <w:r>
-        <w:rPr>
-          <w:rFonts w:ascii="Arial Narrow" w:eastAsia="Arial Narrow" w:hAnsi="Arial Narrow" w:cs="Arial Narrow"/>
-          <w:kern w:val="0"/>
-          <w14:ligatures w14:val="none"/>
-        </w:rPr>
-        <w:t>, tipificado en los artículos 18</w:t>
+        <w:t/>
+      </w:r>
+      <w:r>
+        <w:rPr>
+          <w:rFonts w:ascii="Arial Narrow" w:eastAsia="Arial Narrow" w:hAnsi="Arial Narrow" w:cs="Arial Narrow"/>
+          <w:kern w:val="0"/>
+          <w14:ligatures w14:val="none"/>
+        </w:rPr>
+        <w:t/>
       </w:r>
       <w:r>
         <w:rPr>
@@ -2703,7 +2703,7 @@
           <w:kern w:val="0"/>
           <w14:ligatures w14:val="none"/>
         </w:rPr>
-        <w:t xml:space="preserve"> y 19</w:t>
+        <w:t xml:space="preserve"/>
       </w:r>
       <w:r>
         <w:rPr>
@@ -2721,7 +2721,7 @@
           <w:kern w:val="0"/>
           <w14:ligatures w14:val="none"/>
         </w:rPr>
-        <w:t xml:space="preserve"> del Código</w:t>
+        <w:t xml:space="preserve"/>
       </w:r>
       <w:r>
         <w:rPr>
@@ -2738,15 +2738,15 @@
           <w:kern w:val="0"/>
           <w14:ligatures w14:val="none"/>
         </w:rPr>
-        <w:t>.</w:t>
-      </w:r>
-      <w:r>
-        <w:rPr>
-          <w:rFonts w:ascii="Arial Narrow" w:eastAsia="Arial Narrow" w:hAnsi="Arial Narrow" w:cs="Arial Narrow"/>
-          <w:kern w:val="0"/>
-          <w14:ligatures w14:val="none"/>
-        </w:rPr>
-        <w:t xml:space="preserve"> </w:t>
+        <w:t/>
+      </w:r>
+      <w:r>
+        <w:rPr>
+          <w:rFonts w:ascii="Arial Narrow" w:eastAsia="Arial Narrow" w:hAnsi="Arial Narrow" w:cs="Arial Narrow"/>
+          <w:kern w:val="0"/>
+          <w14:ligatures w14:val="none"/>
+        </w:rPr>
+        <w:t xml:space="preserve"/>
       </w:r>
     </w:p>
     <w:p>
@@ -3417,7 +3417,7 @@
           <w:lang w:eastAsia="es-PE"/>
           <w14:ligatures w14:val="none"/>
         </w:rPr>
-        <w:t xml:space="preserve">PRIMERO: </w:t>
+        <w:t xml:space="preserve">PRIMERO: admitir a trámite la denuncia del 16 de octubre de 2024, interpuesta por la Sucesión [APELLIDO] contra Rímac Seguros y Reaseguros S.A. y Banco BBVA Perú S.A., por lo siguiente:</w:t>
       </w:r>
       <w:r>
         <w:rPr>
@@ -3428,7 +3428,7 @@
           <w:lang w:eastAsia="es-PE"/>
           <w14:ligatures w14:val="none"/>
         </w:rPr>
-        <w:t xml:space="preserve">admitir a trámite la denuncia del </w:t>
+        <w:t xml:space="preserve"/>
       </w:r>
       <w:r>
         <w:rPr>
@@ -3438,7 +3438,7 @@
           <w:lang w:val="es-ES" w:eastAsia="es-ES"/>
           <w14:ligatures w14:val="none"/>
         </w:rPr>
-        <w:t xml:space="preserve">16 de octubre de 2024, </w:t>
+        <w:t xml:space="preserve"/>
       </w:r>
       <w:r>
         <w:rPr>
@@ -3449,7 +3449,7 @@
           <w:lang w:eastAsia="es-PE"/>
           <w14:ligatures w14:val="none"/>
         </w:rPr>
-        <w:t xml:space="preserve">interpuesta por </w:t>
+        <w:t xml:space="preserve"/>
       </w:r>
       <w:r>
         <w:rPr>
@@ -3459,7 +3459,7 @@
           <w:kern w:val="0"/>
           <w14:ligatures w14:val="none"/>
         </w:rPr>
-        <w:t xml:space="preserve">la </w:t>
+        <w:t xml:space="preserve"/>
       </w:r>
       <w:r>
         <w:rPr>
@@ -3470,7 +3470,7 @@
           <w:lang w:eastAsia="es-PE"/>
           <w14:ligatures w14:val="none"/>
         </w:rPr>
-        <w:t xml:space="preserve">Sucesión de César Augusto </w:t>
+        <w:t xml:space="preserve"/>
       </w:r>
       <w:proofErr w:type="spellStart"/>
       <w:r>
@@ -3482,7 +3482,7 @@
           <w:lang w:eastAsia="es-PE"/>
           <w14:ligatures w14:val="none"/>
         </w:rPr>
-        <w:t>Revollar</w:t>
+        <w:t/>
       </w:r>
       <w:proofErr w:type="spellEnd"/>
       <w:r>
@@ -3494,7 +3494,7 @@
           <w:lang w:eastAsia="es-PE"/>
           <w14:ligatures w14:val="none"/>
         </w:rPr>
-        <w:t xml:space="preserve"> </w:t>
+        <w:t xml:space="preserve"/>
       </w:r>
       <w:r>
         <w:rPr>
@@ -3505,7 +3505,7 @@
           <w:lang w:eastAsia="es-PE"/>
           <w14:ligatures w14:val="none"/>
         </w:rPr>
-        <w:t>Zuluaga</w:t>
+        <w:t/>
       </w:r>
       <w:r>
         <w:rPr>
@@ -3516,24 +3516,24 @@
           <w:lang w:eastAsia="es-PE"/>
           <w14:ligatures w14:val="none"/>
         </w:rPr>
-        <w:t xml:space="preserve"> contra </w:t>
-      </w:r>
-      <w:r>
-        <w:rPr>
-          <w:rFonts w:ascii="Arial Narrow" w:eastAsia="Arial Narrow" w:hAnsi="Arial Narrow" w:cs="Arial Narrow"/>
-          <w:color w:val="000000"/>
-          <w:kern w:val="0"/>
-          <w:lang w:eastAsia="es-PE"/>
-          <w14:ligatures w14:val="none"/>
-        </w:rPr>
-        <w:t xml:space="preserve">Rímac Seguros y Reaseguros S.A. y </w:t>
+        <w:t xml:space="preserve"/>
+      </w:r>
+      <w:r>
+        <w:rPr>
+          <w:rFonts w:ascii="Arial Narrow" w:eastAsia="Arial Narrow" w:hAnsi="Arial Narrow" w:cs="Arial Narrow"/>
+          <w:color w:val="000000"/>
+          <w:kern w:val="0"/>
+          <w:lang w:eastAsia="es-PE"/>
+          <w14:ligatures w14:val="none"/>
+        </w:rPr>
+        <w:t xml:space="preserve"/>
       </w:r>
       <w:r>
         <w:rPr>
           <w:rFonts w:ascii="Arial Narrow" w:eastAsia="Arial Narrow" w:hAnsi="Arial Narrow" w:cs="Arial Narrow"/>
           <w:bCs/>
         </w:rPr>
-        <w:t>Banco BBVA Perú S.A.</w:t>
+        <w:t/>
       </w:r>
       <w:r>
         <w:rPr>
@@ -3544,14 +3544,14 @@
           <w:lang w:eastAsia="es-PE"/>
           <w14:ligatures w14:val="none"/>
         </w:rPr>
-        <w:t xml:space="preserve">, </w:t>
+        <w:t xml:space="preserve"/>
       </w:r>
       <w:r>
         <w:rPr>
           <w:rFonts w:ascii="Arial Narrow" w:eastAsia="Arial Narrow" w:hAnsi="Arial Narrow" w:cs="Arial Narrow"/>
           <w:bCs/>
         </w:rPr>
-        <w:t>por lo siguiente:</w:t>
+        <w:t/>
       </w:r>
     </w:p>
     <w:p>
@@ -3572,7 +3572,7 @@
         <w:rPr>
           <w:rFonts w:ascii="Arial Narrow" w:eastAsia="Arial Narrow" w:hAnsi="Arial Narrow" w:cs="Arial Narrow"/>
         </w:rPr>
-        <w:t xml:space="preserve">Presunta infracción de los artículos 18 y 19 de la Ley 29571, Código de Protección y Defensa del Consumidor, en tanto </w:t>
+        <w:t xml:space="preserve">Presunta infracción de los artículos 18 y 19 de la Ley 29571, Código de Protección y Defensa del Consumidor, en tanto los proveedores denunciados se habrían negado injustificadamente a otorgar a la parte denunciante la cobertura del Seguro de Desgravamen asociado al crédito hipotecario por el fallecimiento del señor [APELLIDO] .</w:t>
       </w:r>
       <w:r>
         <w:rPr>
@@ -3582,7 +3582,7 @@
           <w:lang w:eastAsia="es-PE"/>
           <w14:ligatures w14:val="none"/>
         </w:rPr>
-        <w:t>los proveedores denunciados</w:t>
+        <w:t/>
       </w:r>
       <w:r>
         <w:rPr>
@@ -3592,31 +3592,31 @@
           <w:lang w:val="es-ES" w:eastAsia="es-ES"/>
           <w14:ligatures w14:val="none"/>
         </w:rPr>
-        <w:t xml:space="preserve"> </w:t>
-      </w:r>
-      <w:r>
-        <w:rPr>
-          <w:rFonts w:ascii="Arial Narrow" w:eastAsia="Arial Narrow" w:hAnsi="Arial Narrow" w:cs="Arial Narrow"/>
-          <w:kern w:val="0"/>
-          <w14:ligatures w14:val="none"/>
-        </w:rPr>
-        <w:t xml:space="preserve">se habrían negado injustificadamente a otorgar a la parte denunciante la cobertura </w:t>
-      </w:r>
-      <w:r>
-        <w:rPr>
-          <w:rFonts w:ascii="Arial Narrow" w:eastAsia="Arial Narrow" w:hAnsi="Arial Narrow" w:cs="Arial Narrow"/>
-          <w:kern w:val="0"/>
-          <w14:ligatures w14:val="none"/>
-        </w:rPr>
-        <w:t xml:space="preserve">del Seguro de Desgravamen </w:t>
-      </w:r>
-      <w:r>
-        <w:rPr>
-          <w:rFonts w:ascii="Arial Narrow" w:eastAsia="Arial Narrow" w:hAnsi="Arial Narrow" w:cs="Arial Narrow"/>
-          <w:kern w:val="0"/>
-          <w14:ligatures w14:val="none"/>
-        </w:rPr>
-        <w:t>asociado al crédito hipotecario</w:t>
+        <w:t xml:space="preserve"/>
+      </w:r>
+      <w:r>
+        <w:rPr>
+          <w:rFonts w:ascii="Arial Narrow" w:eastAsia="Arial Narrow" w:hAnsi="Arial Narrow" w:cs="Arial Narrow"/>
+          <w:kern w:val="0"/>
+          <w14:ligatures w14:val="none"/>
+        </w:rPr>
+        <w:t xml:space="preserve"/>
+      </w:r>
+      <w:r>
+        <w:rPr>
+          <w:rFonts w:ascii="Arial Narrow" w:eastAsia="Arial Narrow" w:hAnsi="Arial Narrow" w:cs="Arial Narrow"/>
+          <w:kern w:val="0"/>
+          <w14:ligatures w14:val="none"/>
+        </w:rPr>
+        <w:t xml:space="preserve"/>
+      </w:r>
+      <w:r>
+        <w:rPr>
+          <w:rFonts w:ascii="Arial Narrow" w:eastAsia="Arial Narrow" w:hAnsi="Arial Narrow" w:cs="Arial Narrow"/>
+          <w:kern w:val="0"/>
+          <w14:ligatures w14:val="none"/>
+        </w:rPr>
+        <w:t/>
       </w:r>
       <w:r>
         <w:rPr>
@@ -3626,25 +3626,25 @@
           <w:lang w:eastAsia="es-PE"/>
           <w14:ligatures w14:val="none"/>
         </w:rPr>
-        <w:t xml:space="preserve"> </w:t>
-      </w:r>
-      <w:r>
-        <w:rPr>
-          <w:rFonts w:ascii="Arial Narrow" w:eastAsia="Arial Narrow" w:hAnsi="Arial Narrow" w:cs="Arial Narrow"/>
-          <w:kern w:val="0"/>
-          <w14:ligatures w14:val="none"/>
-        </w:rPr>
-        <w:t xml:space="preserve">por el fallecimiento del señor </w:t>
-      </w:r>
-      <w:r>
-        <w:rPr>
-          <w:rFonts w:ascii="Arial Narrow" w:eastAsia="Times New Roman" w:hAnsi="Arial Narrow" w:cs="Arial"/>
-          <w:color w:val="000000"/>
-          <w:kern w:val="0"/>
-          <w:lang w:eastAsia="es-ES"/>
-          <w14:ligatures w14:val="none"/>
-        </w:rPr>
-        <w:t xml:space="preserve">César Augusto </w:t>
+        <w:t xml:space="preserve"/>
+      </w:r>
+      <w:r>
+        <w:rPr>
+          <w:rFonts w:ascii="Arial Narrow" w:eastAsia="Arial Narrow" w:hAnsi="Arial Narrow" w:cs="Arial Narrow"/>
+          <w:kern w:val="0"/>
+          <w14:ligatures w14:val="none"/>
+        </w:rPr>
+        <w:t xml:space="preserve"/>
+      </w:r>
+      <w:r>
+        <w:rPr>
+          <w:rFonts w:ascii="Arial Narrow" w:eastAsia="Times New Roman" w:hAnsi="Arial Narrow" w:cs="Arial"/>
+          <w:color w:val="000000"/>
+          <w:kern w:val="0"/>
+          <w:lang w:eastAsia="es-ES"/>
+          <w14:ligatures w14:val="none"/>
+        </w:rPr>
+        <w:t xml:space="preserve"/>
       </w:r>
       <w:proofErr w:type="spellStart"/>
       <w:r>
@@ -3655,7 +3655,7 @@
           <w:lang w:eastAsia="es-ES"/>
           <w14:ligatures w14:val="none"/>
         </w:rPr>
-        <w:t>Revollar</w:t>
+        <w:t/>
       </w:r>
       <w:proofErr w:type="spellEnd"/>
       <w:r>
@@ -3666,14 +3666,14 @@
           <w:lang w:eastAsia="es-ES"/>
           <w14:ligatures w14:val="none"/>
         </w:rPr>
-        <w:t xml:space="preserve"> Zuluaga</w:t>
+        <w:t xml:space="preserve"/>
       </w:r>
       <w:r>
         <w:rPr>
           <w:rFonts w:ascii="Arial Narrow" w:hAnsi="Arial Narrow"/>
           <w:lang w:eastAsia="es-ES"/>
         </w:rPr>
-        <w:t>.</w:t>
+        <w:t/>
       </w:r>
     </w:p>
     <w:p>
@@ -3704,7 +3704,7 @@
         <w:rPr>
           <w:rFonts w:ascii="Arial Narrow" w:eastAsia="Arial Narrow" w:hAnsi="Arial Narrow" w:cs="Arial Narrow"/>
         </w:rPr>
-        <w:t xml:space="preserve">Presunta infracción de los artículos 18 y 19 de la Ley 29571, Código de Protección y Defensa del Consumidor, en tanto </w:t>
+        <w:t xml:space="preserve">Presunta infracción de los artículos 18 y 19 de la Ley 29571, Código de Protección y Defensa del Consumidor, en tanto los proveedores denunciados se habrían negado injustificadamente a otorgar a la parte denunciante la cobertura del Seguro de Desgravamen asociado a las tarjetas de crédito del señor [APELLIDO] debido a su fallecimiento.</w:t>
       </w:r>
       <w:r>
         <w:rPr>
@@ -3714,7 +3714,7 @@
           <w:lang w:eastAsia="es-PE"/>
           <w14:ligatures w14:val="none"/>
         </w:rPr>
-        <w:t>los proveedores denunciados</w:t>
+        <w:t/>
       </w:r>
       <w:r>
         <w:rPr>
@@ -3724,31 +3724,31 @@
           <w:lang w:val="es-ES" w:eastAsia="es-ES"/>
           <w14:ligatures w14:val="none"/>
         </w:rPr>
-        <w:t xml:space="preserve"> </w:t>
-      </w:r>
-      <w:r>
-        <w:rPr>
-          <w:rFonts w:ascii="Arial Narrow" w:eastAsia="Arial Narrow" w:hAnsi="Arial Narrow" w:cs="Arial Narrow"/>
-          <w:kern w:val="0"/>
-          <w14:ligatures w14:val="none"/>
-        </w:rPr>
-        <w:t xml:space="preserve">se habrían negado injustificadamente a otorgar a la parte denunciante la cobertura </w:t>
-      </w:r>
-      <w:r>
-        <w:rPr>
-          <w:rFonts w:ascii="Arial Narrow" w:eastAsia="Arial Narrow" w:hAnsi="Arial Narrow" w:cs="Arial Narrow"/>
-          <w:kern w:val="0"/>
-          <w14:ligatures w14:val="none"/>
-        </w:rPr>
-        <w:t xml:space="preserve">del Seguro de Desgravamen </w:t>
-      </w:r>
-      <w:r>
-        <w:rPr>
-          <w:rFonts w:ascii="Arial Narrow" w:eastAsia="Arial Narrow" w:hAnsi="Arial Narrow" w:cs="Arial Narrow"/>
-          <w:kern w:val="0"/>
-          <w14:ligatures w14:val="none"/>
-        </w:rPr>
-        <w:t>asociado a las tarjetas de crédito</w:t>
+        <w:t xml:space="preserve"/>
+      </w:r>
+      <w:r>
+        <w:rPr>
+          <w:rFonts w:ascii="Arial Narrow" w:eastAsia="Arial Narrow" w:hAnsi="Arial Narrow" w:cs="Arial Narrow"/>
+          <w:kern w:val="0"/>
+          <w14:ligatures w14:val="none"/>
+        </w:rPr>
+        <w:t xml:space="preserve"/>
+      </w:r>
+      <w:r>
+        <w:rPr>
+          <w:rFonts w:ascii="Arial Narrow" w:eastAsia="Arial Narrow" w:hAnsi="Arial Narrow" w:cs="Arial Narrow"/>
+          <w:kern w:val="0"/>
+          <w14:ligatures w14:val="none"/>
+        </w:rPr>
+        <w:t xml:space="preserve"/>
+      </w:r>
+      <w:r>
+        <w:rPr>
+          <w:rFonts w:ascii="Arial Narrow" w:eastAsia="Arial Narrow" w:hAnsi="Arial Narrow" w:cs="Arial Narrow"/>
+          <w:kern w:val="0"/>
+          <w14:ligatures w14:val="none"/>
+        </w:rPr>
+        <w:t/>
       </w:r>
       <w:r>
         <w:rPr>
@@ -3758,25 +3758,25 @@
           <w:lang w:eastAsia="es-PE"/>
           <w14:ligatures w14:val="none"/>
         </w:rPr>
-        <w:t xml:space="preserve"> </w:t>
-      </w:r>
-      <w:r>
-        <w:rPr>
-          <w:rFonts w:ascii="Arial Narrow" w:eastAsia="Arial Narrow" w:hAnsi="Arial Narrow" w:cs="Arial Narrow"/>
-          <w:kern w:val="0"/>
-          <w14:ligatures w14:val="none"/>
-        </w:rPr>
-        <w:t xml:space="preserve">del señor </w:t>
-      </w:r>
-      <w:r>
-        <w:rPr>
-          <w:rFonts w:ascii="Arial Narrow" w:eastAsia="Times New Roman" w:hAnsi="Arial Narrow" w:cs="Arial"/>
-          <w:color w:val="000000"/>
-          <w:kern w:val="0"/>
-          <w:lang w:eastAsia="es-ES"/>
-          <w14:ligatures w14:val="none"/>
-        </w:rPr>
-        <w:t xml:space="preserve">César Augusto </w:t>
+        <w:t xml:space="preserve"/>
+      </w:r>
+      <w:r>
+        <w:rPr>
+          <w:rFonts w:ascii="Arial Narrow" w:eastAsia="Arial Narrow" w:hAnsi="Arial Narrow" w:cs="Arial Narrow"/>
+          <w:kern w:val="0"/>
+          <w14:ligatures w14:val="none"/>
+        </w:rPr>
+        <w:t xml:space="preserve"/>
+      </w:r>
+      <w:r>
+        <w:rPr>
+          <w:rFonts w:ascii="Arial Narrow" w:eastAsia="Times New Roman" w:hAnsi="Arial Narrow" w:cs="Arial"/>
+          <w:color w:val="000000"/>
+          <w:kern w:val="0"/>
+          <w:lang w:eastAsia="es-ES"/>
+          <w14:ligatures w14:val="none"/>
+        </w:rPr>
+        <w:t xml:space="preserve"/>
       </w:r>
       <w:proofErr w:type="spellStart"/>
       <w:r>
@@ -3787,7 +3787,7 @@
           <w:lang w:eastAsia="es-ES"/>
           <w14:ligatures w14:val="none"/>
         </w:rPr>
-        <w:t>Revollar</w:t>
+        <w:t/>
       </w:r>
       <w:proofErr w:type="spellEnd"/>
       <w:r>
@@ -3798,24 +3798,24 @@
           <w:lang w:eastAsia="es-ES"/>
           <w14:ligatures w14:val="none"/>
         </w:rPr>
-        <w:t xml:space="preserve"> Zuluaga</w:t>
-      </w:r>
-      <w:r>
-        <w:rPr>
-          <w:rFonts w:ascii="Arial Narrow" w:eastAsia="Times New Roman" w:hAnsi="Arial Narrow" w:cs="Arial"/>
-          <w:color w:val="000000"/>
-          <w:kern w:val="0"/>
-          <w:lang w:eastAsia="es-ES"/>
-          <w14:ligatures w14:val="none"/>
-        </w:rPr>
-        <w:t xml:space="preserve"> debido a su fallecimiento</w:t>
+        <w:t xml:space="preserve"/>
+      </w:r>
+      <w:r>
+        <w:rPr>
+          <w:rFonts w:ascii="Arial Narrow" w:eastAsia="Times New Roman" w:hAnsi="Arial Narrow" w:cs="Arial"/>
+          <w:color w:val="000000"/>
+          <w:kern w:val="0"/>
+          <w:lang w:eastAsia="es-ES"/>
+          <w14:ligatures w14:val="none"/>
+        </w:rPr>
+        <w:t xml:space="preserve"/>
       </w:r>
       <w:r>
         <w:rPr>
           <w:rFonts w:ascii="Arial Narrow" w:hAnsi="Arial Narrow"/>
           <w:lang w:eastAsia="es-ES"/>
         </w:rPr>
-        <w:t>.</w:t>
+        <w:t/>
       </w:r>
     </w:p>
     <w:p>
@@ -3852,7 +3852,7 @@
           <w:lang w:eastAsia="es-PE"/>
           <w14:ligatures w14:val="none"/>
         </w:rPr>
-        <w:t>Presunta</w:t>
+        <w:t xml:space="preserve">Presunta infracción al artículo 1, numeral 1, literal b) y al artículo 2 de la Ley 29571, Código de Protección y Defensa del Consumidor, en tanto Banco BBVA Perú S.A. no habría cumplido con brindar información adecuada a la parte denunciante respecto a la deuda que tenía el señor [APELLIDO] con sus tarjetas de crédito.</w:t>
       </w:r>
       <w:r>
         <w:rPr>
@@ -3862,7 +3862,7 @@
           <w:lang w:eastAsia="es-PE"/>
           <w14:ligatures w14:val="none"/>
         </w:rPr>
-        <w:t xml:space="preserve"> infracción al artículo 1, numeral 1, literal b) y al artículo 2 </w:t>
+        <w:t xml:space="preserve"/>
       </w:r>
       <w:r>
         <w:rPr>
@@ -3871,7 +3871,7 @@
           <w:lang w:eastAsia="es-PE"/>
           <w14:ligatures w14:val="none"/>
         </w:rPr>
-        <w:t xml:space="preserve">de </w:t>
+        <w:t xml:space="preserve"/>
       </w:r>
       <w:r>
         <w:rPr>
@@ -3881,71 +3881,71 @@
           <w:lang w:eastAsia="es-PE"/>
           <w14:ligatures w14:val="none"/>
         </w:rPr>
-        <w:t xml:space="preserve">la Ley 29571, Código de Protección y Defensa del Consumidor, en tanto </w:t>
+        <w:t xml:space="preserve"/>
       </w:r>
       <w:r>
         <w:rPr>
           <w:rFonts w:ascii="Arial Narrow" w:eastAsia="Arial Narrow" w:hAnsi="Arial Narrow" w:cs="Arial Narrow"/>
           <w:bCs/>
         </w:rPr>
-        <w:t>Banco BBVA Perú S.A.</w:t>
+        <w:t/>
       </w:r>
       <w:r>
         <w:rPr>
           <w:rFonts w:ascii="Arial Narrow" w:eastAsia="Arial Narrow" w:hAnsi="Arial Narrow" w:cs="Arial Narrow"/>
           <w:bCs/>
         </w:rPr>
-        <w:t xml:space="preserve"> </w:t>
-      </w:r>
-      <w:r>
-        <w:rPr>
-          <w:rFonts w:ascii="Arial Narrow" w:eastAsia="Arial Narrow" w:hAnsi="Arial Narrow" w:cs="Arial Narrow"/>
-          <w:kern w:val="0"/>
-          <w14:ligatures w14:val="none"/>
-        </w:rPr>
-        <w:t xml:space="preserve">no habría cumplido con brindar </w:t>
-      </w:r>
-      <w:r>
-        <w:rPr>
-          <w:rFonts w:ascii="Arial Narrow" w:eastAsia="Arial Narrow" w:hAnsi="Arial Narrow" w:cs="Arial Narrow"/>
-          <w:kern w:val="0"/>
-          <w14:ligatures w14:val="none"/>
-        </w:rPr>
-        <w:t>información adecuada a la parte denunciante</w:t>
-      </w:r>
-      <w:r>
-        <w:rPr>
-          <w:rFonts w:ascii="Arial Narrow" w:eastAsia="Arial Narrow" w:hAnsi="Arial Narrow" w:cs="Arial Narrow"/>
-          <w:kern w:val="0"/>
-          <w14:ligatures w14:val="none"/>
-        </w:rPr>
-        <w:t xml:space="preserve"> </w:t>
-      </w:r>
-      <w:r>
-        <w:rPr>
-          <w:rFonts w:ascii="Arial Narrow" w:eastAsia="Arial Narrow" w:hAnsi="Arial Narrow" w:cs="Arial Narrow"/>
-          <w:kern w:val="0"/>
-          <w14:ligatures w14:val="none"/>
-        </w:rPr>
-        <w:t xml:space="preserve">respecto a la deuda que tenía el </w:t>
-      </w:r>
-      <w:r>
-        <w:rPr>
-          <w:rFonts w:ascii="Arial Narrow" w:eastAsia="Arial Narrow" w:hAnsi="Arial Narrow" w:cs="Arial Narrow"/>
-          <w:kern w:val="0"/>
-          <w14:ligatures w14:val="none"/>
-        </w:rPr>
-        <w:t xml:space="preserve">señor </w:t>
-      </w:r>
-      <w:r>
-        <w:rPr>
-          <w:rFonts w:ascii="Arial Narrow" w:eastAsia="Times New Roman" w:hAnsi="Arial Narrow" w:cs="Arial"/>
-          <w:color w:val="000000"/>
-          <w:kern w:val="0"/>
-          <w:lang w:eastAsia="es-ES"/>
-          <w14:ligatures w14:val="none"/>
-        </w:rPr>
-        <w:t xml:space="preserve">César Augusto </w:t>
+        <w:t xml:space="preserve"/>
+      </w:r>
+      <w:r>
+        <w:rPr>
+          <w:rFonts w:ascii="Arial Narrow" w:eastAsia="Arial Narrow" w:hAnsi="Arial Narrow" w:cs="Arial Narrow"/>
+          <w:kern w:val="0"/>
+          <w14:ligatures w14:val="none"/>
+        </w:rPr>
+        <w:t xml:space="preserve"/>
+      </w:r>
+      <w:r>
+        <w:rPr>
+          <w:rFonts w:ascii="Arial Narrow" w:eastAsia="Arial Narrow" w:hAnsi="Arial Narrow" w:cs="Arial Narrow"/>
+          <w:kern w:val="0"/>
+          <w14:ligatures w14:val="none"/>
+        </w:rPr>
+        <w:t/>
+      </w:r>
+      <w:r>
+        <w:rPr>
+          <w:rFonts w:ascii="Arial Narrow" w:eastAsia="Arial Narrow" w:hAnsi="Arial Narrow" w:cs="Arial Narrow"/>
+          <w:kern w:val="0"/>
+          <w14:ligatures w14:val="none"/>
+        </w:rPr>
+        <w:t xml:space="preserve"/>
+      </w:r>
+      <w:r>
+        <w:rPr>
+          <w:rFonts w:ascii="Arial Narrow" w:eastAsia="Arial Narrow" w:hAnsi="Arial Narrow" w:cs="Arial Narrow"/>
+          <w:kern w:val="0"/>
+          <w14:ligatures w14:val="none"/>
+        </w:rPr>
+        <w:t xml:space="preserve"/>
+      </w:r>
+      <w:r>
+        <w:rPr>
+          <w:rFonts w:ascii="Arial Narrow" w:eastAsia="Arial Narrow" w:hAnsi="Arial Narrow" w:cs="Arial Narrow"/>
+          <w:kern w:val="0"/>
+          <w14:ligatures w14:val="none"/>
+        </w:rPr>
+        <w:t xml:space="preserve"/>
+      </w:r>
+      <w:r>
+        <w:rPr>
+          <w:rFonts w:ascii="Arial Narrow" w:eastAsia="Times New Roman" w:hAnsi="Arial Narrow" w:cs="Arial"/>
+          <w:color w:val="000000"/>
+          <w:kern w:val="0"/>
+          <w:lang w:eastAsia="es-ES"/>
+          <w14:ligatures w14:val="none"/>
+        </w:rPr>
+        <w:t xml:space="preserve"/>
       </w:r>
       <w:proofErr w:type="spellStart"/>
       <w:r>
@@ -3956,7 +3956,7 @@
           <w:lang w:eastAsia="es-ES"/>
           <w14:ligatures w14:val="none"/>
         </w:rPr>
-        <w:t>Revollar</w:t>
+        <w:t/>
       </w:r>
       <w:proofErr w:type="spellEnd"/>
       <w:r>
@@ -3967,17 +3967,17 @@
           <w:lang w:eastAsia="es-ES"/>
           <w14:ligatures w14:val="none"/>
         </w:rPr>
-        <w:t xml:space="preserve"> Zuluaga</w:t>
-      </w:r>
-      <w:r>
-        <w:rPr>
-          <w:rFonts w:ascii="Arial Narrow" w:eastAsia="Times New Roman" w:hAnsi="Arial Narrow" w:cs="Arial"/>
-          <w:color w:val="000000"/>
-          <w:kern w:val="0"/>
-          <w:lang w:eastAsia="es-ES"/>
-          <w14:ligatures w14:val="none"/>
-        </w:rPr>
-        <w:t xml:space="preserve"> con sus tarjetas de crédito.</w:t>
+        <w:t xml:space="preserve"/>
+      </w:r>
+      <w:r>
+        <w:rPr>
+          <w:rFonts w:ascii="Arial Narrow" w:eastAsia="Times New Roman" w:hAnsi="Arial Narrow" w:cs="Arial"/>
+          <w:color w:val="000000"/>
+          <w:kern w:val="0"/>
+          <w:lang w:eastAsia="es-ES"/>
+          <w14:ligatures w14:val="none"/>
+        </w:rPr>
+        <w:t xml:space="preserve"/>
       </w:r>
     </w:p>
     <w:p>
@@ -5578,7 +5578,7 @@
           <w:b/>
           <w:bCs/>
         </w:rPr>
-        <w:t xml:space="preserve">DÉCIMO </w:t>
+        <w:t xml:space="preserve">DÉCIMO PRIMERO: requerir a la Sucesión [APELLIDO] y Rímac Seguros y Reaseguros S.A. para que, dentro del plazo de dos (2) días hábiles siguientes a la fecha en que reciban la notificación en su bandeja de correo electrónico, efectúen la confirmación de recepción de la notificación remitida por este despacho a su correo electrónico, de conformidad con el segundo párrafo del numeral 4 del artículo 20 del Texto Único Ordenado de la Ley del Procedimiento Administrativo General, aprobado mediante Decreto Supremo 006-2026-JUS, bajo apercibimiento de rehacer el acto de notificación y notificarle conforme al numeral 1 del artículo 20 del citado cuerpo normativo.</w:t>
       </w:r>
       <w:r>
         <w:rPr>
@@ -5586,7 +5586,7 @@
           <w:b/>
           <w:bCs/>
         </w:rPr>
-        <w:t>PRIMERO</w:t>
+        <w:t/>
       </w:r>
       <w:r>
         <w:rPr>
@@ -5596,7 +5596,7 @@
           <w:kern w:val="0"/>
           <w14:ligatures w14:val="none"/>
         </w:rPr>
-        <w:t>:</w:t>
+        <w:t/>
       </w:r>
       <w:r>
         <w:rPr>
@@ -5606,7 +5606,7 @@
           <w:kern w:val="0"/>
           <w14:ligatures w14:val="none"/>
         </w:rPr>
-        <w:t xml:space="preserve"> requerir </w:t>
+        <w:t xml:space="preserve"/>
       </w:r>
       <w:r>
         <w:rPr>
@@ -5616,7 +5616,7 @@
           <w:kern w:val="0"/>
           <w14:ligatures w14:val="none"/>
         </w:rPr>
-        <w:t xml:space="preserve">a la </w:t>
+        <w:t xml:space="preserve"/>
       </w:r>
       <w:r>
         <w:rPr>
@@ -5627,7 +5627,7 @@
           <w:lang w:eastAsia="es-PE"/>
           <w14:ligatures w14:val="none"/>
         </w:rPr>
-        <w:t>S</w:t>
+        <w:t/>
       </w:r>
       <w:r>
         <w:rPr>
@@ -5638,7 +5638,7 @@
           <w:lang w:eastAsia="es-PE"/>
           <w14:ligatures w14:val="none"/>
         </w:rPr>
-        <w:t xml:space="preserve">ucesión </w:t>
+        <w:t xml:space="preserve"/>
       </w:r>
       <w:r>
         <w:rPr>
@@ -5649,7 +5649,7 @@
           <w:lang w:eastAsia="es-PE"/>
           <w14:ligatures w14:val="none"/>
         </w:rPr>
-        <w:t>d</w:t>
+        <w:t/>
       </w:r>
       <w:r>
         <w:rPr>
@@ -5660,7 +5660,7 @@
           <w:lang w:eastAsia="es-PE"/>
           <w14:ligatures w14:val="none"/>
         </w:rPr>
-        <w:t xml:space="preserve">e César Augusto </w:t>
+        <w:t xml:space="preserve"/>
       </w:r>
       <w:proofErr w:type="spellStart"/>
       <w:r>
@@ -5672,7 +5672,7 @@
           <w:lang w:eastAsia="es-PE"/>
           <w14:ligatures w14:val="none"/>
         </w:rPr>
-        <w:t>Revollar</w:t>
+        <w:t/>
       </w:r>
       <w:proofErr w:type="spellEnd"/>
       <w:r>
@@ -5684,7 +5684,7 @@
           <w:lang w:eastAsia="es-PE"/>
           <w14:ligatures w14:val="none"/>
         </w:rPr>
-        <w:t xml:space="preserve"> Zuluaga </w:t>
+        <w:t xml:space="preserve"/>
       </w:r>
       <w:r>
         <w:rPr>
@@ -5695,42 +5695,42 @@
           <w:lang w:eastAsia="es-PE"/>
           <w14:ligatures w14:val="none"/>
         </w:rPr>
-        <w:t xml:space="preserve">y Rímac Seguros y Reaseguros S.A. </w:t>
+        <w:t xml:space="preserve"/>
       </w:r>
       <w:r>
         <w:rPr>
           <w:rFonts w:ascii="Arial Narrow" w:hAnsi="Arial Narrow"/>
           <w:color w:val="000000"/>
         </w:rPr>
-        <w:t>para que, dentro del plazo de dos (2) días hábiles siguientes a la fecha en que reciba</w:t>
+        <w:t/>
       </w:r>
       <w:r>
         <w:rPr>
           <w:rFonts w:ascii="Arial Narrow" w:hAnsi="Arial Narrow"/>
           <w:color w:val="000000"/>
         </w:rPr>
-        <w:t>n</w:t>
+        <w:t/>
       </w:r>
       <w:r>
         <w:rPr>
           <w:rFonts w:ascii="Arial Narrow" w:hAnsi="Arial Narrow"/>
           <w:color w:val="000000"/>
         </w:rPr>
-        <w:t xml:space="preserve"> la notificación en su bandeja de correo electrónico, efectúe</w:t>
+        <w:t xml:space="preserve"/>
       </w:r>
       <w:r>
         <w:rPr>
           <w:rFonts w:ascii="Arial Narrow" w:hAnsi="Arial Narrow"/>
           <w:color w:val="000000"/>
         </w:rPr>
-        <w:t>n</w:t>
+        <w:t/>
       </w:r>
       <w:r>
         <w:rPr>
           <w:rFonts w:ascii="Arial Narrow" w:hAnsi="Arial Narrow"/>
           <w:color w:val="000000"/>
         </w:rPr>
-        <w:t xml:space="preserve"> la confirmación de recepción de la notificación remitida por este despacho a su correo electrónico, de conformidad con el segundo párrafo del numeral 4 del artículo 20</w:t>
+        <w:t xml:space="preserve"/>
       </w:r>
       <w:r>
         <w:rPr>
@@ -5747,7 +5747,7 @@
           <w:rFonts w:ascii="Arial Narrow" w:hAnsi="Arial Narrow"/>
           <w:color w:val="000000"/>
         </w:rPr>
-        <w:t xml:space="preserve"> del Texto Único Ordenado de la Ley del Procedimiento Administrativo General, aprobado mediante Decreto Supremo 006-2026-JUS, bajo apercibimiento de rehacer el acto de notificación y notificarle conforme al numeral 1 del artículo 20</w:t>
+        <w:t xml:space="preserve"/>
       </w:r>
       <w:r>
         <w:rPr>
@@ -5764,7 +5764,7 @@
           <w:rFonts w:ascii="Arial Narrow" w:hAnsi="Arial Narrow"/>
           <w:color w:val="000000"/>
         </w:rPr>
-        <w:t xml:space="preserve"> del citado cuerpo normativo</w:t>
+        <w:t xml:space="preserve"/>
       </w:r>
       <w:r>
         <w:rPr>
@@ -5777,7 +5777,7 @@
         <w:rPr>
           <w:rFonts w:ascii="Arial Narrow" w:hAnsi="Arial Narrow" w:cs="Arial"/>
         </w:rPr>
-        <w:t>.</w:t>
+        <w:t/>
       </w:r>
     </w:p>
     <w:p>

--- a/plantillas_maestras/03_seguro_desgravamen/materia_general_asegurativa/2_ddos_banco_y_aseguradora/sucesion_intestada/TPL_0825_2025_SEGURO_DESGRAVAMEN_MATERIA_GENERAL_ASEGURATIVA_BANCO_SUCESION_INTESTADA_R2.docx
+++ b/plantillas_maestras/03_seguro_desgravamen/materia_general_asegurativa/2_ddos_banco_y_aseguradora/sucesion_intestada/TPL_0825_2025_SEGURO_DESGRAVAMEN_MATERIA_GENERAL_ASEGURATIVA_BANCO_SUCESION_INTESTADA_R2.docx
@@ -872,7 +872,7 @@
           <w:lang w:eastAsia="es-ES"/>
           <w14:ligatures w14:val="none"/>
         </w:rPr>
-        <w:t xml:space="preserve">El 14 de octubre de 2023, Giovanna Zoppi se puso en contacto con el señor [APELLIDO] Álvarez del Banco, para consultar sobre la posibilidad de acceder a un préstamo con garantía hipotecaria. En esa oportunidad, se le informó que era factible, pero que el préstamo debía ser a nombre de su cónyuge, el señor [APELLIDO] . Asimismo, refiere que el Banco los condicionó a pagar las tarjetas de crédito y contratar un seguro adicional para acceder al préstamo hipotecario de S/ 220 000,00. Sin embargo, no les proporcionaron los documentos firmados. Asimismo, no se les ofreció un seguro de desgravamen que cubriera la enfermedad preexistente de su causante.</w:t>
+        <w:t xml:space="preserve">El 14 de octubre de 2023, Giovanna Zoppi se puso en contacto con el señor [APELLIDO] del Banco, para consultar sobre la posibilidad de acceder a un préstamo con garantía hipotecaria. En esa oportunidad, se le informó que era factible, pero que el préstamo debía ser a nombre de su cónyuge, el señor [APELLIDO] . Asimismo, refiere que el Banco los condicionó a pagar las tarjetas de crédito y contratar un seguro adicional para acceder al préstamo hipotecario de S/ 220 000,00. Sin embargo, no les proporcionaron los documentos firmados. Asimismo, no se les ofreció un seguro de desgravamen que cubriera la enfermedad preexistente de su causante.</w:t>
       </w:r>
       <w:proofErr w:type="spellStart"/>
       <w:r>
@@ -5578,7 +5578,7 @@
           <w:b/>
           <w:bCs/>
         </w:rPr>
-        <w:t xml:space="preserve">DÉCIMO PRIMERO: requerir a la Sucesión [APELLIDO] y Rímac Seguros y Reaseguros S.A. para que, dentro del plazo de dos (2) días hábiles siguientes a la fecha en que reciban la notificación en su bandeja de correo electrónico, efectúen la confirmación de recepción de la notificación remitida por este despacho a su correo electrónico, de conformidad con el segundo párrafo del numeral 4 del artículo 20 del Texto Único Ordenado de la Ley del Procedimiento Administrativo General, aprobado mediante Decreto Supremo 006-2026-JUS, bajo apercibimiento de rehacer el acto de notificación y notificarle conforme al numeral 1 del artículo 20 del citado cuerpo normativo.</w:t>
+        <w:t xml:space="preserve">DÉCIMO PRIMERO: requerir a la Sucesión [APELLIDO] y [APELLIDO] y Reaseguros S.A. para que, dentro del plazo de dos (2) días hábiles siguientes a la fecha en que reciban la notificación en su bandeja de correo electrónico, efectúen la confirmación de recepción de la notificación remitida por este despacho a su correo electrónico, de conformidad con el segundo párrafo del numeral 4 del artículo 20 del Texto Único Ordenado de la Ley del Procedimiento Administrativo General, aprobado mediante Decreto Supremo 006-2026-JUS, bajo apercibimiento de rehacer el acto de notificación y notificarle conforme al numeral 1 del artículo 20 del citado cuerpo normativo.</w:t>
       </w:r>
       <w:r>
         <w:rPr>

--- a/plantillas_maestras/03_seguro_desgravamen/materia_general_asegurativa/2_ddos_banco_y_aseguradora/sucesion_intestada/TPL_0825_2025_SEGURO_DESGRAVAMEN_MATERIA_GENERAL_ASEGURATIVA_BANCO_SUCESION_INTESTADA_R2.docx
+++ b/plantillas_maestras/03_seguro_desgravamen/materia_general_asegurativa/2_ddos_banco_y_aseguradora/sucesion_intestada/TPL_0825_2025_SEGURO_DESGRAVAMEN_MATERIA_GENERAL_ASEGURATIVA_BANCO_SUCESION_INTESTADA_R2.docx
@@ -144,6 +144,7 @@
       </w:r>
       <w:r>
         <w:rPr>
+          <w:rStyle w:val="Refdenotaalpie"/>
           <w:rFonts w:ascii="Arial Narrow" w:eastAsia="Times New Roman" w:hAnsi="Arial Narrow" w:cs="Times New Roman"/>
           <w:b/>
           <w:color w:val="000000"/>
@@ -715,6 +716,7 @@
       </w:r>
       <w:r>
         <w:rPr>
+          <w:rStyle w:val="Refdenotaalpie"/>
           <w:rFonts w:ascii="Arial Narrow" w:eastAsia="Times New Roman" w:hAnsi="Arial Narrow" w:cs="Times New Roman"/>
           <w:color w:val="000000"/>
           <w:kern w:val="0"/>
@@ -798,6 +800,7 @@
       </w:r>
       <w:r>
         <w:rPr>
+          <w:rStyle w:val="Refdenotaalpie"/>
           <w:rFonts w:ascii="Arial Narrow" w:eastAsia="Times New Roman" w:hAnsi="Arial Narrow" w:cs="Times New Roman"/>
           <w:color w:val="000000"/>
           <w:kern w:val="0"/>
@@ -2521,6 +2524,7 @@
       </w:r>
       <w:r>
         <w:rPr>
+          <w:rStyle w:val="Refdenotaalpie"/>
           <w:rFonts w:ascii="Arial Narrow" w:eastAsia="Arial Narrow" w:hAnsi="Arial Narrow" w:cs="Arial Narrow"/>
           <w:kern w:val="0"/>
           <w:vertAlign w:val="superscript"/>
@@ -2725,6 +2729,7 @@
       </w:r>
       <w:r>
         <w:rPr>
+          <w:rStyle w:val="Refdenotaalpie"/>
           <w:rFonts w:ascii="Arial Narrow" w:eastAsia="Arial Narrow" w:hAnsi="Arial Narrow" w:cs="Arial"/>
           <w:kern w:val="0"/>
           <w:vertAlign w:val="superscript"/>
@@ -2874,6 +2879,7 @@
       </w:r>
       <w:r>
         <w:rPr>
+          <w:rStyle w:val="Refdenotaalpie"/>
           <w:rFonts w:ascii="Arial Narrow" w:eastAsia="Arial Narrow" w:hAnsi="Arial Narrow" w:cs="Arial"/>
           <w:kern w:val="0"/>
           <w:vertAlign w:val="superscript"/>
@@ -2931,6 +2937,7 @@
       </w:r>
       <w:r>
         <w:rPr>
+          <w:rStyle w:val="Refdenotaalpie"/>
           <w:rFonts w:ascii="Arial Narrow" w:eastAsia="Arial Narrow" w:hAnsi="Arial Narrow" w:cs="Arial Narrow"/>
           <w:kern w:val="0"/>
           <w:vertAlign w:val="superscript"/>
@@ -4379,6 +4386,7 @@
       </w:r>
       <w:r>
         <w:rPr>
+          <w:rStyle w:val="Refdenotaalpie"/>
           <w:rFonts w:ascii="Arial Narrow" w:eastAsia="Calibri" w:hAnsi="Arial Narrow" w:cs="Arial"/>
           <w:kern w:val="0"/>
           <w:vertAlign w:val="superscript"/>
@@ -4423,6 +4431,7 @@
       </w:r>
       <w:r>
         <w:rPr>
+          <w:rStyle w:val="Refdenotaalpie"/>
           <w:rFonts w:ascii="Arial Narrow" w:eastAsia="Calibri" w:hAnsi="Arial Narrow" w:cs="Arial"/>
           <w:spacing w:val="-2"/>
           <w:kern w:val="0"/>
@@ -5110,6 +5119,7 @@
       </w:r>
       <w:r>
         <w:rPr>
+          <w:rStyle w:val="Refdenotaalpie"/>
           <w:rFonts w:ascii="Arial Narrow" w:eastAsia="Arial Narrow" w:hAnsi="Arial Narrow" w:cs="Times New Roman"/>
           <w:color w:val="000000"/>
           <w:kern w:val="0"/>
@@ -5191,6 +5201,7 @@
       </w:r>
       <w:r>
         <w:rPr>
+          <w:rStyle w:val="Refdenotaalpie"/>
           <w:rFonts w:ascii="Arial Narrow" w:eastAsia="Arial Narrow" w:hAnsi="Arial Narrow" w:cs="Times New Roman"/>
           <w:color w:val="000000"/>
           <w:kern w:val="0"/>
@@ -5244,6 +5255,7 @@
       </w:r>
       <w:r>
         <w:rPr>
+          <w:rStyle w:val="Refdenotaalpie"/>
           <w:rFonts w:ascii="Arial Narrow" w:eastAsia="Arial Narrow" w:hAnsi="Arial Narrow" w:cs="Times New Roman"/>
           <w:color w:val="000000"/>
           <w:kern w:val="0"/>
@@ -5436,6 +5448,7 @@
       </w:r>
       <w:r>
         <w:rPr>
+          <w:rStyle w:val="Refdenotaalpie"/>
           <w:rFonts w:ascii="Arial Narrow" w:eastAsia="Calibri" w:hAnsi="Arial Narrow" w:cs="Arial"/>
           <w:kern w:val="0"/>
           <w:vertAlign w:val="superscript"/>
@@ -5768,6 +5781,7 @@
       </w:r>
       <w:r>
         <w:rPr>
+          <w:rStyle w:val="Refdenotaalpie"/>
           <w:rFonts w:ascii="Arial Narrow" w:hAnsi="Arial Narrow"/>
           <w:vertAlign w:val="superscript"/>
         </w:rPr>
@@ -6156,14 +6170,14 @@
         <w:tab w:val="right" w:pos="8838"/>
       </w:tabs>
       <w:rPr>
-        <w:rFonts w:ascii="Arial" w:eastAsia="Arial" w:hAnsi="Arial" w:cs="Arial"/>
+        <w:rFonts w:ascii="Arial Narrow" w:eastAsia="Arial" w:hAnsi="Arial Narrow" w:cs="Arial"/>
         <w:sz w:val="16"/>
         <w:szCs w:val="16"/>
       </w:rPr>
     </w:pPr>
     <w:r>
       <w:rPr>
-        <w:rFonts w:ascii="Arial" w:eastAsia="Arial" w:hAnsi="Arial" w:cs="Arial"/>
+        <w:rFonts w:ascii="Arial Narrow" w:eastAsia="Arial" w:hAnsi="Arial Narrow" w:cs="Arial"/>
         <w:sz w:val="16"/>
         <w:szCs w:val="16"/>
       </w:rPr>
@@ -6218,6 +6232,7 @@
           <w:rFonts w:ascii="Arial Narrow" w:hAnsi="Arial Narrow" w:cs="Arial"/>
           <w:sz w:val="16"/>
           <w:szCs w:val="16"/>
+          <w:vertAlign w:val="superscript"/>
         </w:rPr>
         <w:footnoteRef/>
       </w:r>
@@ -6285,6 +6300,7 @@
           <w:rFonts w:ascii="Arial Narrow" w:hAnsi="Arial Narrow" w:cs="Arial"/>
           <w:sz w:val="16"/>
           <w:szCs w:val="16"/>
+          <w:vertAlign w:val="superscript"/>
         </w:rPr>
         <w:footnoteRef/>
       </w:r>
@@ -6451,6 +6467,7 @@
           <w:rFonts w:ascii="Arial Narrow" w:hAnsi="Arial Narrow" w:cs="Arial"/>
           <w:sz w:val="16"/>
           <w:szCs w:val="16"/>
+          <w:vertAlign w:val="superscript"/>
         </w:rPr>
         <w:footnoteRef/>
       </w:r>
@@ -6525,6 +6542,7 @@
           <w:rFonts w:ascii="Arial Narrow" w:hAnsi="Arial Narrow" w:cs="Arial"/>
           <w:sz w:val="16"/>
           <w:szCs w:val="16"/>
+          <w:vertAlign w:val="superscript"/>
         </w:rPr>
         <w:footnoteRef/>
       </w:r>
@@ -6811,6 +6829,7 @@
           <w:rFonts w:ascii="Arial Narrow" w:hAnsi="Arial Narrow"/>
           <w:sz w:val="16"/>
           <w:szCs w:val="16"/>
+          <w:vertAlign w:val="superscript"/>
         </w:rPr>
         <w:footnoteRef/>
       </w:r>
@@ -6994,6 +7013,7 @@
           <w:rFonts w:ascii="Arial Narrow" w:hAnsi="Arial Narrow"/>
           <w:sz w:val="16"/>
           <w:szCs w:val="16"/>
+          <w:vertAlign w:val="superscript"/>
         </w:rPr>
         <w:footnoteRef/>
       </w:r>
@@ -7315,6 +7335,7 @@
           <w:rFonts w:ascii="Arial Narrow" w:hAnsi="Arial Narrow" w:cs="Arial"/>
           <w:sz w:val="16"/>
           <w:szCs w:val="16"/>
+          <w:vertAlign w:val="superscript"/>
         </w:rPr>
         <w:footnoteRef/>
       </w:r>
@@ -7500,6 +7521,7 @@
           <w:rFonts w:ascii="Arial Narrow" w:hAnsi="Arial Narrow" w:cs="Arial"/>
           <w:sz w:val="16"/>
           <w:szCs w:val="16"/>
+          <w:vertAlign w:val="superscript"/>
         </w:rPr>
         <w:footnoteRef/>
       </w:r>
@@ -7588,6 +7610,7 @@
           <w:rFonts w:ascii="Arial Narrow" w:hAnsi="Arial Narrow" w:cs="Arial"/>
           <w:sz w:val="16"/>
           <w:szCs w:val="16"/>
+          <w:vertAlign w:val="superscript"/>
         </w:rPr>
         <w:footnoteRef/>
       </w:r>
@@ -7775,7 +7798,7 @@
       </w:pPr>
       <w:r>
         <w:rPr>
-          <w:rStyle w:val="TextonotapieCar"/>
+          <w:rStyle w:val="Refdenotaalpie"/>
           <w:rFonts w:ascii="Arial Narrow" w:hAnsi="Arial Narrow" w:cs="Arial"/>
           <w:sz w:val="16"/>
           <w:szCs w:val="16"/>
@@ -7991,6 +8014,7 @@
           <w:rFonts w:ascii="Arial Narrow" w:hAnsi="Arial Narrow" w:cs="Arial"/>
           <w:sz w:val="16"/>
           <w:szCs w:val="16"/>
+          <w:vertAlign w:val="superscript"/>
         </w:rPr>
         <w:footnoteRef/>
       </w:r>
@@ -8808,6 +8832,7 @@
           <w:rFonts w:ascii="Arial Narrow" w:hAnsi="Arial Narrow" w:cs="Arial"/>
           <w:sz w:val="16"/>
           <w:szCs w:val="16"/>
+          <w:vertAlign w:val="superscript"/>
         </w:rPr>
         <w:footnoteRef/>
       </w:r>
@@ -9028,6 +9053,7 @@
           <w:bCs/>
           <w:sz w:val="16"/>
           <w:szCs w:val="16"/>
+          <w:vertAlign w:val="superscript"/>
         </w:rPr>
         <w:footnoteRef/>
       </w:r>
@@ -9179,6 +9205,7 @@
           <w:rFonts w:ascii="Arial Narrow" w:hAnsi="Arial Narrow" w:cs="Arial"/>
           <w:sz w:val="16"/>
           <w:szCs w:val="16"/>
+          <w:vertAlign w:val="superscript"/>
         </w:rPr>
         <w:footnoteRef/>
       </w:r>
@@ -11614,6 +11641,17 @@
       <w:szCs w:val="20"/>
     </w:rPr>
   </w:style>
+  <w:style w:type="character" w:styleId="FootnoteReference">
+    <w:name w:val="footnote reference"/>
+    <w:basedOn w:val="Fuentedeprrafopredeter"/>
+    <w:uiPriority w:val="99"/>
+    <w:semiHidden/>
+    <w:unhideWhenUsed/>
+    <w:rPr>
+      <w:rFonts w:ascii="Arial Narrow" w:hAnsi="Arial Narrow"/>
+      <w:vertAlign w:val="superscript"/>
+    </w:rPr>
+  </w:style>
 </w:styles>
 </file>
 

--- a/plantillas_maestras/03_seguro_desgravamen/materia_general_asegurativa/2_ddos_banco_y_aseguradora/sucesion_intestada/TPL_0825_2025_SEGURO_DESGRAVAMEN_MATERIA_GENERAL_ASEGURATIVA_BANCO_SUCESION_INTESTADA_R2.docx
+++ b/plantillas_maestras/03_seguro_desgravamen/materia_general_asegurativa/2_ddos_banco_y_aseguradora/sucesion_intestada/TPL_0825_2025_SEGURO_DESGRAVAMEN_MATERIA_GENERAL_ASEGURATIVA_BANCO_SUCESION_INTESTADA_R2.docx
@@ -1,8 +1,8 @@
 
 <file path=word/document.xml><?xml version="1.0" encoding="utf-8"?>
-<w:document xmlns:wpc="http://schemas.microsoft.com/office/word/2010/wordprocessingCanvas" xmlns:cx="http://schemas.microsoft.com/office/drawing/2014/chartex" xmlns:cx1="http://schemas.microsoft.com/office/drawing/2015/9/8/chartex" xmlns:cx2="http://schemas.microsoft.com/office/drawing/2015/10/21/chartex" xmlns:cx3="http://schemas.microsoft.com/office/drawing/2016/5/9/chartex" xmlns:cx4="http://schemas.microsoft.com/office/drawing/2016/5/10/chartex" xmlns:cx5="http://schemas.microsoft.com/office/drawing/2016/5/11/chartex" xmlns:cx6="http://schemas.microsoft.com/office/drawing/2016/5/12/chartex" xmlns:cx7="http://schemas.microsoft.com/office/drawing/2016/5/13/chartex" xmlns:cx8="http://schemas.microsoft.com/office/drawing/2016/5/14/chartex" xmlns:mc="http://schemas.openxmlformats.org/markup-compatibility/2006" xmlns:aink="http://schemas.microsoft.com/office/drawing/2016/ink" xmlns:am3d="http://schemas.microsoft.com/office/drawing/2017/model3d" xmlns:o="urn:schemas-microsoft-com:office:office" xmlns:oel="http://schemas.microsoft.com/office/2019/extlst" xmlns:r="http://schemas.openxmlformats.org/officeDocument/2006/relationships" xmlns:m="http://schemas.openxmlformats.org/officeDocument/2006/math" xmlns:v="urn:schemas-microsoft-com:vml" xmlns:wp14="http://schemas.microsoft.com/office/word/2010/wordprocessingDrawing" xmlns:wp="http://schemas.openxmlformats.org/drawingml/2006/wordprocessingDrawing" xmlns:w10="urn:schemas-microsoft-com:office:word" xmlns:w="http://schemas.openxmlformats.org/wordprocessingml/2006/main" xmlns:w14="http://schemas.microsoft.com/office/word/2010/wordml" xmlns:w15="http://schemas.microsoft.com/office/word/2012/wordml" xmlns:w16cex="http://schemas.microsoft.com/office/word/2018/wordml/cex" xmlns:w16cid="http://schemas.microsoft.com/office/word/2016/wordml/cid" xmlns:w16="http://schemas.microsoft.com/office/word/2018/wordml" xmlns:w16du="http://schemas.microsoft.com/office/word/2023/wordml/word16du" xmlns:w16sdtdh="http://schemas.microsoft.com/office/word/2020/wordml/sdtdatahash" xmlns:w16sdtfl="http://schemas.microsoft.com/office/word/2024/wordml/sdtformatlock" xmlns:w16se="http://schemas.microsoft.com/office/word/2015/wordml/symex" xmlns:wpg="http://schemas.microsoft.com/office/word/2010/wordprocessingGroup" xmlns:wpi="http://schemas.microsoft.com/office/word/2010/wordprocessingInk" xmlns:wne="http://schemas.microsoft.com/office/word/2006/wordml" xmlns:wps="http://schemas.microsoft.com/office/word/2010/wordprocessingShape" mc:Ignorable="w14 w15 w16se w16cid w16 w16cex w16sdtdh w16sdtfl w16du wp14">
+<w:document xmlns:ns1="http://schemas.openxmlformats.org/markup-compatibility/2006" xmlns:ns2="http://schemas.microsoft.com/office/word/2010/wordml" xmlns:ns3="http://schemas.openxmlformats.org/officeDocument/2006/relationships" xmlns:w="http://schemas.openxmlformats.org/wordprocessingml/2006/main" ns1:Ignorable="w14 w15 w16se w16cid w16 w16cex w16sdtdh w16sdtfl w16du wp14">
   <w:body>
-    <w:p>
+    <w:p ns2:paraId="0A632482" ns2:textId="26925914">
       <w:pPr>
         <w:tabs>
           <w:tab w:val="left" w:pos="1701"/>
@@ -14,7 +14,7 @@
           <w:color w:val="000000"/>
           <w:kern w:val="0"/>
           <w:lang w:eastAsia="es-PE"/>
-          <w14:ligatures w14:val="none"/>
+          <ns2:ligatures ns2:val="none"/>
         </w:rPr>
       </w:pPr>
       <w:bookmarkStart w:id="0" w:name="_Hlk80343540"/>
@@ -25,7 +25,7 @@
           <w:color w:val="000000"/>
           <w:kern w:val="0"/>
           <w:lang w:eastAsia="es-PE"/>
-          <w14:ligatures w14:val="none"/>
+          <ns2:ligatures ns2:val="none"/>
         </w:rPr>
         <w:t xml:space="preserve">EXPEDIENTE </w:t>
       </w:r>
@@ -36,7 +36,7 @@
           <w:color w:val="000000"/>
           <w:kern w:val="0"/>
           <w:lang w:eastAsia="es-PE"/>
-          <w14:ligatures w14:val="none"/>
+          <ns2:ligatures ns2:val="none"/>
         </w:rPr>
         <w:tab/>
         <w:t>:</w:t>
@@ -48,7 +48,7 @@
           <w:color w:val="000000"/>
           <w:kern w:val="0"/>
           <w:lang w:eastAsia="es-PE"/>
-          <w14:ligatures w14:val="none"/>
+          <ns2:ligatures ns2:val="none"/>
         </w:rPr>
         <w:tab/>
       </w:r>
@@ -61,7 +61,7 @@
           <w:kern w:val="0"/>
           <w:shd w:val="clear" w:color="auto" w:fill="FFFFFF"/>
           <w:lang w:eastAsia="es-PE"/>
-          <w14:ligatures w14:val="none"/>
+          <ns2:ligatures ns2:val="none"/>
         </w:rPr>
         <w:t>0825</w:t>
       </w:r>
@@ -74,12 +74,12 @@
           <w:kern w:val="0"/>
           <w:shd w:val="clear" w:color="auto" w:fill="FFFFFF"/>
           <w:lang w:eastAsia="es-PE"/>
-          <w14:ligatures w14:val="none"/>
+          <ns2:ligatures ns2:val="none"/>
         </w:rPr>
         <w:t>-2025/CC1</w:t>
       </w:r>
     </w:p>
-    <w:p>
+    <w:p ns2:paraId="187C3631" ns2:textId="2C85B7B0">
       <w:pPr>
         <w:tabs>
           <w:tab w:val="left" w:pos="1701"/>
@@ -94,17 +94,17 @@
           <w:color w:val="000000"/>
           <w:kern w:val="0"/>
           <w:lang w:eastAsia="es-PE"/>
-          <w14:ligatures w14:val="none"/>
-        </w:rPr>
-      </w:pPr>
-      <w:r>
-        <w:rPr>
-          <w:rFonts w:ascii="Arial Narrow" w:eastAsia="Arial Narrow" w:hAnsi="Arial Narrow" w:cs="Arial Narrow"/>
-          <w:b/>
-          <w:color w:val="000000"/>
-          <w:kern w:val="0"/>
-          <w:lang w:eastAsia="es-PE"/>
-          <w14:ligatures w14:val="none"/>
+          <ns2:ligatures ns2:val="none"/>
+        </w:rPr>
+      </w:pPr>
+      <w:r>
+        <w:rPr>
+          <w:rFonts w:ascii="Arial Narrow" w:eastAsia="Arial Narrow" w:hAnsi="Arial Narrow" w:cs="Arial Narrow"/>
+          <w:b/>
+          <w:color w:val="000000"/>
+          <w:kern w:val="0"/>
+          <w:lang w:eastAsia="es-PE"/>
+          <ns2:ligatures ns2:val="none"/>
         </w:rPr>
         <w:t xml:space="preserve">DENUNCIANTE:[DENUNCIANTE] (SUCESIÓN)</w:t>
       </w:r>
@@ -115,7 +115,7 @@
           <w:color w:val="000000"/>
           <w:kern w:val="0"/>
           <w:lang w:eastAsia="es-PE"/>
-          <w14:ligatures w14:val="none"/>
+          <ns2:ligatures ns2:val="none"/>
         </w:rPr>
         <w:tab/>
         <w:t/>
@@ -127,7 +127,7 @@
           <w:color w:val="000000"/>
           <w:kern w:val="0"/>
           <w:lang w:eastAsia="es-PE"/>
-          <w14:ligatures w14:val="none"/>
+          <ns2:ligatures ns2:val="none"/>
         </w:rPr>
         <w:tab/>
       </w:r>
@@ -138,7 +138,7 @@
           <w:color w:val="000000"/>
           <w:kern w:val="0"/>
           <w:lang w:eastAsia="es-PE"/>
-          <w14:ligatures w14:val="none"/>
+          <ns2:ligatures ns2:val="none"/>
         </w:rPr>
         <w:t/>
       </w:r>
@@ -151,7 +151,7 @@
           <w:kern w:val="0"/>
           <w:vertAlign w:val="superscript"/>
           <w:lang w:val="es-ES" w:eastAsia="es-ES"/>
-          <w14:ligatures w14:val="none"/>
+          <ns2:ligatures ns2:val="none"/>
         </w:rPr>
         <w:footnoteReference w:id="1"/>
       </w:r>
@@ -162,7 +162,7 @@
           <w:color w:val="000000"/>
           <w:kern w:val="0"/>
           <w:lang w:eastAsia="es-PE"/>
-          <w14:ligatures w14:val="none"/>
+          <ns2:ligatures ns2:val="none"/>
         </w:rPr>
         <w:t xml:space="preserve"/>
       </w:r>
@@ -173,7 +173,7 @@
           <w:color w:val="000000"/>
           <w:kern w:val="0"/>
           <w:lang w:eastAsia="es-PE"/>
-          <w14:ligatures w14:val="none"/>
+          <ns2:ligatures ns2:val="none"/>
         </w:rPr>
         <w:t/>
       </w:r>
@@ -184,7 +184,7 @@
           <w:color w:val="000000"/>
           <w:kern w:val="0"/>
           <w:lang w:eastAsia="es-PE"/>
-          <w14:ligatures w14:val="none"/>
+          <ns2:ligatures ns2:val="none"/>
         </w:rPr>
         <w:t/>
       </w:r>
@@ -195,12 +195,12 @@
           <w:color w:val="000000"/>
           <w:kern w:val="0"/>
           <w:lang w:eastAsia="es-PE"/>
-          <w14:ligatures w14:val="none"/>
+          <ns2:ligatures ns2:val="none"/>
         </w:rPr>
         <w:t/>
       </w:r>
     </w:p>
-    <w:p>
+    <w:p ns2:paraId="7037BAA8" ns2:textId="3BB832CB">
       <w:pPr>
         <w:tabs>
           <w:tab w:val="left" w:pos="1701"/>
@@ -215,17 +215,17 @@
           <w:color w:val="000000"/>
           <w:kern w:val="0"/>
           <w:lang w:eastAsia="es-PE"/>
-          <w14:ligatures w14:val="none"/>
-        </w:rPr>
-      </w:pPr>
-      <w:r>
-        <w:rPr>
-          <w:rFonts w:ascii="Arial Narrow" w:eastAsia="Arial Narrow" w:hAnsi="Arial Narrow" w:cs="Arial Narrow"/>
-          <w:b/>
-          <w:color w:val="000000"/>
-          <w:kern w:val="0"/>
-          <w:lang w:eastAsia="es-PE"/>
-          <w14:ligatures w14:val="none"/>
+          <ns2:ligatures ns2:val="none"/>
+        </w:rPr>
+      </w:pPr>
+      <w:r>
+        <w:rPr>
+          <w:rFonts w:ascii="Arial Narrow" w:eastAsia="Arial Narrow" w:hAnsi="Arial Narrow" w:cs="Arial Narrow"/>
+          <w:b/>
+          <w:color w:val="000000"/>
+          <w:kern w:val="0"/>
+          <w:lang w:eastAsia="es-PE"/>
+          <ns2:ligatures ns2:val="none"/>
         </w:rPr>
         <w:t>DENUNCIADO</w:t>
       </w:r>
@@ -236,7 +236,7 @@
           <w:color w:val="000000"/>
           <w:kern w:val="0"/>
           <w:lang w:eastAsia="es-PE"/>
-          <w14:ligatures w14:val="none"/>
+          <ns2:ligatures ns2:val="none"/>
         </w:rPr>
         <w:tab/>
         <w:t>:</w:t>
@@ -248,7 +248,7 @@
           <w:color w:val="000000"/>
           <w:kern w:val="0"/>
           <w:lang w:eastAsia="es-PE"/>
-          <w14:ligatures w14:val="none"/>
+          <ns2:ligatures ns2:val="none"/>
         </w:rPr>
         <w:tab/>
       </w:r>
@@ -259,12 +259,12 @@
           <w:color w:val="000000"/>
           <w:kern w:val="0"/>
           <w:lang w:eastAsia="es-PE"/>
-          <w14:ligatures w14:val="none"/>
+          <ns2:ligatures ns2:val="none"/>
         </w:rPr>
         <w:t>RÍMAC SEGUROS Y REASEGUROS S.A. (RÍMAC)</w:t>
       </w:r>
     </w:p>
-    <w:p>
+    <w:p ns2:paraId="2343F324" ns2:textId="5E5BB9C4">
       <w:pPr>
         <w:tabs>
           <w:tab w:val="left" w:pos="1701"/>
@@ -279,17 +279,17 @@
           <w:color w:val="000000"/>
           <w:kern w:val="0"/>
           <w:lang w:eastAsia="es-PE"/>
-          <w14:ligatures w14:val="none"/>
-        </w:rPr>
-      </w:pPr>
-      <w:r>
-        <w:rPr>
-          <w:rFonts w:ascii="Arial Narrow" w:eastAsia="Arial Narrow" w:hAnsi="Arial Narrow" w:cs="Arial Narrow"/>
-          <w:b/>
-          <w:color w:val="000000"/>
-          <w:kern w:val="0"/>
-          <w:lang w:eastAsia="es-PE"/>
-          <w14:ligatures w14:val="none"/>
+          <ns2:ligatures ns2:val="none"/>
+        </w:rPr>
+      </w:pPr>
+      <w:r>
+        <w:rPr>
+          <w:rFonts w:ascii="Arial Narrow" w:eastAsia="Arial Narrow" w:hAnsi="Arial Narrow" w:cs="Arial Narrow"/>
+          <w:b/>
+          <w:color w:val="000000"/>
+          <w:kern w:val="0"/>
+          <w:lang w:eastAsia="es-PE"/>
+          <ns2:ligatures ns2:val="none"/>
         </w:rPr>
         <w:tab/>
       </w:r>
@@ -300,7 +300,7 @@
           <w:color w:val="000000"/>
           <w:kern w:val="0"/>
           <w:lang w:eastAsia="es-PE"/>
-          <w14:ligatures w14:val="none"/>
+          <ns2:ligatures ns2:val="none"/>
         </w:rPr>
         <w:tab/>
         <w:t>BANCO BBVA PERÚ</w:t>
@@ -312,7 +312,7 @@
           <w:color w:val="000000"/>
           <w:kern w:val="0"/>
           <w:lang w:eastAsia="es-PE"/>
-          <w14:ligatures w14:val="none"/>
+          <ns2:ligatures ns2:val="none"/>
         </w:rPr>
         <w:t xml:space="preserve"> S.A.</w:t>
       </w:r>
@@ -323,7 +323,7 @@
           <w:color w:val="000000"/>
           <w:kern w:val="0"/>
           <w:lang w:eastAsia="es-PE"/>
-          <w14:ligatures w14:val="none"/>
+          <ns2:ligatures ns2:val="none"/>
         </w:rPr>
         <w:t xml:space="preserve"> (</w:t>
       </w:r>
@@ -334,7 +334,7 @@
           <w:color w:val="000000"/>
           <w:kern w:val="0"/>
           <w:lang w:eastAsia="es-PE"/>
-          <w14:ligatures w14:val="none"/>
+          <ns2:ligatures ns2:val="none"/>
         </w:rPr>
         <w:t>BANCO</w:t>
       </w:r>
@@ -345,12 +345,12 @@
           <w:color w:val="000000"/>
           <w:kern w:val="0"/>
           <w:lang w:eastAsia="es-PE"/>
-          <w14:ligatures w14:val="none"/>
+          <ns2:ligatures ns2:val="none"/>
         </w:rPr>
         <w:t>)</w:t>
       </w:r>
     </w:p>
-    <w:p>
+    <w:p ns2:paraId="2500BC77" ns2:textId="77777777">
       <w:pPr>
         <w:tabs>
           <w:tab w:val="left" w:pos="1701"/>
@@ -365,17 +365,17 @@
           <w:color w:val="000000"/>
           <w:kern w:val="0"/>
           <w:lang w:eastAsia="es-PE"/>
-          <w14:ligatures w14:val="none"/>
-        </w:rPr>
-      </w:pPr>
-      <w:r>
-        <w:rPr>
-          <w:rFonts w:ascii="Arial Narrow" w:eastAsia="Arial Narrow" w:hAnsi="Arial Narrow" w:cs="Arial Narrow"/>
-          <w:b/>
-          <w:color w:val="000000"/>
-          <w:kern w:val="0"/>
-          <w:lang w:eastAsia="es-PE"/>
-          <w14:ligatures w14:val="none"/>
+          <ns2:ligatures ns2:val="none"/>
+        </w:rPr>
+      </w:pPr>
+      <w:r>
+        <w:rPr>
+          <w:rFonts w:ascii="Arial Narrow" w:eastAsia="Arial Narrow" w:hAnsi="Arial Narrow" w:cs="Arial Narrow"/>
+          <w:b/>
+          <w:color w:val="000000"/>
+          <w:kern w:val="0"/>
+          <w:lang w:eastAsia="es-PE"/>
+          <ns2:ligatures ns2:val="none"/>
         </w:rPr>
         <w:t>MATERIAS</w:t>
       </w:r>
@@ -386,7 +386,7 @@
           <w:color w:val="000000"/>
           <w:kern w:val="0"/>
           <w:lang w:eastAsia="es-PE"/>
-          <w14:ligatures w14:val="none"/>
+          <ns2:ligatures ns2:val="none"/>
         </w:rPr>
         <w:tab/>
         <w:t xml:space="preserve">: </w:t>
@@ -398,13 +398,13 @@
           <w:color w:val="000000"/>
           <w:kern w:val="0"/>
           <w:lang w:eastAsia="es-PE"/>
-          <w14:ligatures w14:val="none"/>
+          <ns2:ligatures ns2:val="none"/>
         </w:rPr>
         <w:tab/>
         <w:t>ADMISIÓN A TRÁMITE</w:t>
       </w:r>
     </w:p>
-    <w:p>
+    <w:p ns2:paraId="284AD768" ns2:textId="7828DE75">
       <w:pPr>
         <w:tabs>
           <w:tab w:val="left" w:pos="1701"/>
@@ -419,17 +419,17 @@
           <w:color w:val="000000"/>
           <w:kern w:val="0"/>
           <w:lang w:eastAsia="es-PE"/>
-          <w14:ligatures w14:val="none"/>
-        </w:rPr>
-      </w:pPr>
-      <w:r>
-        <w:rPr>
-          <w:rFonts w:ascii="Arial Narrow" w:eastAsia="Arial Narrow" w:hAnsi="Arial Narrow" w:cs="Arial Narrow"/>
-          <w:b/>
-          <w:color w:val="000000"/>
-          <w:kern w:val="0"/>
-          <w:lang w:eastAsia="es-PE"/>
-          <w14:ligatures w14:val="none"/>
+          <ns2:ligatures ns2:val="none"/>
+        </w:rPr>
+      </w:pPr>
+      <w:r>
+        <w:rPr>
+          <w:rFonts w:ascii="Arial Narrow" w:eastAsia="Arial Narrow" w:hAnsi="Arial Narrow" w:cs="Arial Narrow"/>
+          <w:b/>
+          <w:color w:val="000000"/>
+          <w:kern w:val="0"/>
+          <w:lang w:eastAsia="es-PE"/>
+          <ns2:ligatures ns2:val="none"/>
         </w:rPr>
         <w:t>REQUERIMIENTO DE INFORMACIÓN</w:t>
       </w:r>
@@ -440,12 +440,12 @@
           <w:color w:val="000000"/>
           <w:kern w:val="0"/>
           <w:lang w:eastAsia="es-PE"/>
-          <w14:ligatures w14:val="none"/>
+          <ns2:ligatures ns2:val="none"/>
         </w:rPr>
         <w:t xml:space="preserve"> </w:t>
       </w:r>
     </w:p>
-    <w:p>
+    <w:p ns2:paraId="5A3670C5" ns2:textId="689B149A">
       <w:pPr>
         <w:tabs>
           <w:tab w:val="left" w:pos="1701"/>
@@ -459,17 +459,17 @@
           <w:color w:val="000000"/>
           <w:kern w:val="0"/>
           <w:lang w:eastAsia="es-PE"/>
-          <w14:ligatures w14:val="none"/>
-        </w:rPr>
-      </w:pPr>
-      <w:r>
-        <w:rPr>
-          <w:rFonts w:ascii="Arial Narrow" w:eastAsia="Arial Narrow" w:hAnsi="Arial Narrow" w:cs="Arial Narrow"/>
-          <w:b/>
-          <w:color w:val="000000"/>
-          <w:kern w:val="0"/>
-          <w:lang w:eastAsia="es-PE"/>
-          <w14:ligatures w14:val="none"/>
+          <ns2:ligatures ns2:val="none"/>
+        </w:rPr>
+      </w:pPr>
+      <w:r>
+        <w:rPr>
+          <w:rFonts w:ascii="Arial Narrow" w:eastAsia="Arial Narrow" w:hAnsi="Arial Narrow" w:cs="Arial Narrow"/>
+          <w:b/>
+          <w:color w:val="000000"/>
+          <w:kern w:val="0"/>
+          <w:lang w:eastAsia="es-PE"/>
+          <ns2:ligatures ns2:val="none"/>
         </w:rPr>
         <w:t xml:space="preserve">RESOLUCIÓN </w:t>
       </w:r>
@@ -480,7 +480,7 @@
           <w:color w:val="000000"/>
           <w:kern w:val="0"/>
           <w:lang w:eastAsia="es-PE"/>
-          <w14:ligatures w14:val="none"/>
+          <ns2:ligatures ns2:val="none"/>
         </w:rPr>
         <w:tab/>
         <w:t>:</w:t>
@@ -492,7 +492,7 @@
           <w:color w:val="000000"/>
           <w:kern w:val="0"/>
           <w:lang w:eastAsia="es-PE"/>
-          <w14:ligatures w14:val="none"/>
+          <ns2:ligatures ns2:val="none"/>
         </w:rPr>
         <w:tab/>
       </w:r>
@@ -503,12 +503,12 @@
           <w:color w:val="000000"/>
           <w:kern w:val="0"/>
           <w:lang w:eastAsia="es-PE"/>
-          <w14:ligatures w14:val="none"/>
+          <ns2:ligatures ns2:val="none"/>
         </w:rPr>
         <w:t>2</w:t>
       </w:r>
     </w:p>
-    <w:p>
+    <w:p ns2:paraId="7591140C" ns2:textId="77777777">
       <w:pPr>
         <w:tabs>
           <w:tab w:val="left" w:pos="1014"/>
@@ -521,11 +521,11 @@
           <w:kern w:val="0"/>
           <w:shd w:val="clear" w:color="auto" w:fill="FFFFFF"/>
           <w:lang w:eastAsia="es-PE"/>
-          <w14:ligatures w14:val="none"/>
-        </w:rPr>
-      </w:pPr>
-    </w:p>
-    <w:p>
+          <ns2:ligatures ns2:val="none"/>
+        </w:rPr>
+      </w:pPr>
+    </w:p>
+    <w:p ns2:paraId="59BB126F" ns2:textId="1A073B9B">
       <w:pPr>
         <w:tabs>
           <w:tab w:val="left" w:pos="1014"/>
@@ -538,7 +538,7 @@
           <w:kern w:val="0"/>
           <w:shd w:val="clear" w:color="auto" w:fill="FFFFFF"/>
           <w:lang w:eastAsia="es-PE"/>
-          <w14:ligatures w14:val="none"/>
+          <ns2:ligatures ns2:val="none"/>
         </w:rPr>
       </w:pPr>
       <w:r>
@@ -548,7 +548,7 @@
           <w:kern w:val="0"/>
           <w:shd w:val="clear" w:color="auto" w:fill="FFFFFF"/>
           <w:lang w:eastAsia="es-PE"/>
-          <w14:ligatures w14:val="none"/>
+          <ns2:ligatures ns2:val="none"/>
         </w:rPr>
         <w:t xml:space="preserve">Lima, </w:t>
       </w:r>
@@ -559,7 +559,7 @@
           <w:kern w:val="0"/>
           <w:shd w:val="clear" w:color="auto" w:fill="FFFFFF"/>
           <w:lang w:eastAsia="es-PE"/>
-          <w14:ligatures w14:val="none"/>
+          <ns2:ligatures ns2:val="none"/>
         </w:rPr>
         <w:t>16</w:t>
       </w:r>
@@ -570,7 +570,7 @@
           <w:kern w:val="0"/>
           <w:shd w:val="clear" w:color="auto" w:fill="FFFFFF"/>
           <w:lang w:eastAsia="es-PE"/>
-          <w14:ligatures w14:val="none"/>
+          <ns2:ligatures ns2:val="none"/>
         </w:rPr>
         <w:t xml:space="preserve"> de </w:t>
       </w:r>
@@ -581,7 +581,7 @@
           <w:kern w:val="0"/>
           <w:shd w:val="clear" w:color="auto" w:fill="FFFFFF"/>
           <w:lang w:eastAsia="es-PE"/>
-          <w14:ligatures w14:val="none"/>
+          <ns2:ligatures ns2:val="none"/>
         </w:rPr>
         <w:t>mayo</w:t>
       </w:r>
@@ -592,7 +592,7 @@
           <w:kern w:val="0"/>
           <w:shd w:val="clear" w:color="auto" w:fill="FFFFFF"/>
           <w:lang w:eastAsia="es-PE"/>
-          <w14:ligatures w14:val="none"/>
+          <ns2:ligatures ns2:val="none"/>
         </w:rPr>
         <w:t xml:space="preserve"> </w:t>
       </w:r>
@@ -603,7 +603,7 @@
           <w:kern w:val="0"/>
           <w:shd w:val="clear" w:color="auto" w:fill="FFFFFF"/>
           <w:lang w:eastAsia="es-PE"/>
-          <w14:ligatures w14:val="none"/>
+          <ns2:ligatures ns2:val="none"/>
         </w:rPr>
         <w:t>de 202</w:t>
       </w:r>
@@ -614,12 +614,12 @@
           <w:kern w:val="0"/>
           <w:shd w:val="clear" w:color="auto" w:fill="FFFFFF"/>
           <w:lang w:eastAsia="es-PE"/>
-          <w14:ligatures w14:val="none"/>
+          <ns2:ligatures ns2:val="none"/>
         </w:rPr>
         <w:t>5</w:t>
       </w:r>
     </w:p>
-    <w:p>
+    <w:p ns2:paraId="78BF12C0" ns2:textId="77777777">
       <w:pPr>
         <w:tabs>
           <w:tab w:val="left" w:pos="1014"/>
@@ -631,11 +631,11 @@
           <w:color w:val="000000"/>
           <w:kern w:val="0"/>
           <w:lang w:eastAsia="es-PE"/>
-          <w14:ligatures w14:val="none"/>
-        </w:rPr>
-      </w:pPr>
-    </w:p>
-    <w:p>
+          <ns2:ligatures ns2:val="none"/>
+        </w:rPr>
+      </w:pPr>
+    </w:p>
+    <w:p ns2:paraId="553F3534" ns2:textId="77777777">
       <w:pPr>
         <w:numPr>
           <w:ilvl w:val="0"/>
@@ -649,22 +649,22 @@
           <w:color w:val="000000"/>
           <w:kern w:val="0"/>
           <w:lang w:eastAsia="es-PE"/>
-          <w14:ligatures w14:val="none"/>
-        </w:rPr>
-      </w:pPr>
-      <w:r>
-        <w:rPr>
-          <w:rFonts w:ascii="Arial Narrow" w:eastAsia="Arial Narrow" w:hAnsi="Arial Narrow" w:cs="Arial Narrow"/>
-          <w:b/>
-          <w:color w:val="000000"/>
-          <w:kern w:val="0"/>
-          <w:lang w:eastAsia="es-PE"/>
-          <w14:ligatures w14:val="none"/>
+          <ns2:ligatures ns2:val="none"/>
+        </w:rPr>
+      </w:pPr>
+      <w:r>
+        <w:rPr>
+          <w:rFonts w:ascii="Arial Narrow" w:eastAsia="Arial Narrow" w:hAnsi="Arial Narrow" w:cs="Arial Narrow"/>
+          <w:b/>
+          <w:color w:val="000000"/>
+          <w:kern w:val="0"/>
+          <w:lang w:eastAsia="es-PE"/>
+          <ns2:ligatures ns2:val="none"/>
         </w:rPr>
         <w:t xml:space="preserve">HECHOS </w:t>
       </w:r>
     </w:p>
-    <w:p>
+    <w:p ns2:paraId="74E8E3A1" ns2:textId="77777777">
       <w:pPr>
         <w:spacing w:after="0" w:line="240" w:lineRule="auto"/>
         <w:jc w:val="both"/>
@@ -673,11 +673,11 @@
           <w:color w:val="000000"/>
           <w:kern w:val="0"/>
           <w:lang w:eastAsia="es-PE"/>
-          <w14:ligatures w14:val="none"/>
-        </w:rPr>
-      </w:pPr>
-    </w:p>
-    <w:p>
+          <ns2:ligatures ns2:val="none"/>
+        </w:rPr>
+      </w:pPr>
+    </w:p>
+    <w:p ns2:paraId="25718C3B" ns2:textId="247560C8">
       <w:pPr>
         <w:numPr>
           <w:ilvl w:val="1"/>
@@ -691,7 +691,7 @@
           <w:color w:val="000000"/>
           <w:kern w:val="0"/>
           <w:lang w:val="es-ES" w:eastAsia="es-ES"/>
-          <w14:ligatures w14:val="none"/>
+          <ns2:ligatures ns2:val="none"/>
         </w:rPr>
       </w:pPr>
       <w:r>
@@ -700,7 +700,7 @@
           <w:color w:val="000000"/>
           <w:kern w:val="0"/>
           <w:lang w:val="es-ES" w:eastAsia="es-ES"/>
-          <w14:ligatures w14:val="none"/>
+          <ns2:ligatures ns2:val="none"/>
         </w:rPr>
         <w:t xml:space="preserve">Mediante el escrito del </w:t>
       </w:r>
@@ -710,7 +710,7 @@
           <w:color w:val="000000"/>
           <w:kern w:val="0"/>
           <w:lang w:val="es-ES" w:eastAsia="es-ES"/>
-          <w14:ligatures w14:val="none"/>
+          <ns2:ligatures ns2:val="none"/>
         </w:rPr>
         <w:t>16 de octubre de 2024, subsanado el 17 de febrero del 2025</w:t>
       </w:r>
@@ -722,7 +722,7 @@
           <w:kern w:val="0"/>
           <w:vertAlign w:val="superscript"/>
           <w:lang w:val="es-ES" w:eastAsia="es-ES"/>
-          <w14:ligatures w14:val="none"/>
+          <ns2:ligatures ns2:val="none"/>
         </w:rPr>
         <w:footnoteReference w:id="2"/>
       </w:r>
@@ -732,7 +732,7 @@
           <w:color w:val="000000"/>
           <w:kern w:val="0"/>
           <w:lang w:val="es-ES" w:eastAsia="es-ES"/>
-          <w14:ligatures w14:val="none"/>
+          <ns2:ligatures ns2:val="none"/>
         </w:rPr>
         <w:t>,</w:t>
       </w:r>
@@ -740,7 +740,7 @@
         <w:rPr>
           <w:rFonts w:ascii="Arial Narrow" w:eastAsia="Calibri" w:hAnsi="Arial Narrow" w:cs="Arial"/>
           <w:kern w:val="0"/>
-          <w14:ligatures w14:val="none"/>
+          <ns2:ligatures ns2:val="none"/>
         </w:rPr>
         <w:t xml:space="preserve"> </w:t>
       </w:r>
@@ -748,7 +748,7 @@
         <w:rPr>
           <w:rFonts w:ascii="Arial Narrow" w:eastAsia="Calibri" w:hAnsi="Arial Narrow" w:cs="Arial"/>
           <w:kern w:val="0"/>
-          <w14:ligatures w14:val="none"/>
+          <ns2:ligatures ns2:val="none"/>
         </w:rPr>
         <w:t xml:space="preserve">la </w:t>
       </w:r>
@@ -756,7 +756,7 @@
         <w:rPr>
           <w:rFonts w:ascii="Arial Narrow" w:eastAsia="Calibri" w:hAnsi="Arial Narrow" w:cs="Arial"/>
           <w:kern w:val="0"/>
-          <w14:ligatures w14:val="none"/>
+          <ns2:ligatures ns2:val="none"/>
         </w:rPr>
         <w:t xml:space="preserve">Sucesión </w:t>
       </w:r>
@@ -764,7 +764,7 @@
         <w:rPr>
           <w:rFonts w:ascii="Arial Narrow" w:eastAsia="Calibri" w:hAnsi="Arial Narrow" w:cs="Arial"/>
           <w:kern w:val="0"/>
-          <w14:ligatures w14:val="none"/>
+          <ns2:ligatures ns2:val="none"/>
         </w:rPr>
         <w:t>d</w:t>
       </w:r>
@@ -774,7 +774,7 @@
           <w:color w:val="000000"/>
           <w:kern w:val="0"/>
           <w:lang w:val="es-ES" w:eastAsia="es-ES"/>
-          <w14:ligatures w14:val="none"/>
+          <ns2:ligatures ns2:val="none"/>
         </w:rPr>
         <w:t>enunció a</w:t>
       </w:r>
@@ -784,7 +784,7 @@
           <w:color w:val="000000"/>
           <w:kern w:val="0"/>
           <w:lang w:val="es-ES" w:eastAsia="es-ES"/>
-          <w14:ligatures w14:val="none"/>
+          <ns2:ligatures ns2:val="none"/>
         </w:rPr>
         <w:t xml:space="preserve">l Banco y Rímac </w:t>
       </w:r>
@@ -794,7 +794,7 @@
           <w:color w:val="000000"/>
           <w:kern w:val="0"/>
           <w:lang w:val="es-ES" w:eastAsia="es-ES"/>
-          <w14:ligatures w14:val="none"/>
+          <ns2:ligatures ns2:val="none"/>
         </w:rPr>
         <w:t>por presuntas infracciones a la Ley 29571, Código de Protección y Defensa del Consumidor (en adelante, Código)</w:t>
       </w:r>
@@ -806,7 +806,7 @@
           <w:kern w:val="0"/>
           <w:vertAlign w:val="superscript"/>
           <w:lang w:val="es-ES" w:eastAsia="es-ES"/>
-          <w14:ligatures w14:val="none"/>
+          <ns2:ligatures ns2:val="none"/>
         </w:rPr>
         <w:footnoteReference w:id="3"/>
       </w:r>
@@ -816,7 +816,7 @@
           <w:color w:val="000000"/>
           <w:kern w:val="0"/>
           <w:lang w:val="es-ES" w:eastAsia="es-ES"/>
-          <w14:ligatures w14:val="none"/>
+          <ns2:ligatures ns2:val="none"/>
         </w:rPr>
         <w:t xml:space="preserve">, señalando </w:t>
       </w:r>
@@ -827,25 +827,25 @@
           <w:color w:val="000000"/>
           <w:kern w:val="0"/>
           <w:lang w:val="es-ES" w:eastAsia="es-ES"/>
-          <w14:ligatures w14:val="none"/>
+          <ns2:ligatures ns2:val="none"/>
         </w:rPr>
         <w:t>lo siguiente:</w:t>
       </w:r>
     </w:p>
-    <w:p>
-      <w:pPr>
-        <w:spacing w:after="0" w:line="240" w:lineRule="auto"/>
-        <w:jc w:val="both"/>
-        <w:rPr>
-          <w:rFonts w:ascii="Arial Narrow" w:eastAsia="Times New Roman" w:hAnsi="Arial Narrow" w:cs="Arial"/>
-          <w:color w:val="000000"/>
-          <w:kern w:val="0"/>
-          <w:lang w:eastAsia="es-ES"/>
-          <w14:ligatures w14:val="none"/>
-        </w:rPr>
-      </w:pPr>
-    </w:p>
-    <w:p>
+    <w:p ns2:paraId="013C2BCA" ns2:textId="77777777">
+      <w:pPr>
+        <w:spacing w:after="0" w:line="240" w:lineRule="auto"/>
+        <w:jc w:val="both"/>
+        <w:rPr>
+          <w:rFonts w:ascii="Arial Narrow" w:eastAsia="Times New Roman" w:hAnsi="Arial Narrow" w:cs="Arial"/>
+          <w:color w:val="000000"/>
+          <w:kern w:val="0"/>
+          <w:lang w:eastAsia="es-ES"/>
+          <ns2:ligatures ns2:val="none"/>
+        </w:rPr>
+      </w:pPr>
+    </w:p>
+    <w:p ns2:paraId="0B56960C" ns2:textId="5EF221A2">
       <w:pPr>
         <w:pStyle w:val="Prrafodelista"/>
         <w:numPr>
@@ -864,16 +864,16 @@
           <w:color w:val="000000"/>
           <w:kern w:val="0"/>
           <w:lang w:eastAsia="es-ES"/>
-          <w14:ligatures w14:val="none"/>
-        </w:rPr>
-      </w:pPr>
-      <w:r>
-        <w:rPr>
-          <w:rFonts w:ascii="Arial Narrow" w:eastAsia="Times New Roman" w:hAnsi="Arial Narrow" w:cs="Arial"/>
-          <w:color w:val="000000"/>
-          <w:kern w:val="0"/>
-          <w:lang w:eastAsia="es-ES"/>
-          <w14:ligatures w14:val="none"/>
+          <ns2:ligatures ns2:val="none"/>
+        </w:rPr>
+      </w:pPr>
+      <w:r>
+        <w:rPr>
+          <w:rFonts w:ascii="Arial Narrow" w:eastAsia="Times New Roman" w:hAnsi="Arial Narrow" w:cs="Arial"/>
+          <w:color w:val="000000"/>
+          <w:kern w:val="0"/>
+          <w:lang w:eastAsia="es-ES"/>
+          <ns2:ligatures ns2:val="none"/>
         </w:rPr>
         <w:t xml:space="preserve">El 14 de octubre de 2023, Giovanna Zoppi se puso en contacto con el señor [APELLIDO] del Banco, para consultar sobre la posibilidad de acceder a un préstamo con garantía hipotecaria. En esa oportunidad, se le informó que era factible, pero que el préstamo debía ser a nombre de su cónyuge, el señor [APELLIDO] . Asimismo, refiere que el Banco los condicionó a pagar las tarjetas de crédito y contratar un seguro adicional para acceder al préstamo hipotecario de S/ 220 000,00. Sin embargo, no les proporcionaron los documentos firmados. Asimismo, no se les ofreció un seguro de desgravamen que cubriera la enfermedad preexistente de su causante.</w:t>
       </w:r>
@@ -884,7 +884,7 @@
           <w:color w:val="000000"/>
           <w:kern w:val="0"/>
           <w:lang w:eastAsia="es-ES"/>
-          <w14:ligatures w14:val="none"/>
+          <ns2:ligatures ns2:val="none"/>
         </w:rPr>
         <w:t/>
       </w:r>
@@ -895,7 +895,7 @@
           <w:color w:val="000000"/>
           <w:kern w:val="0"/>
           <w:lang w:eastAsia="es-ES"/>
-          <w14:ligatures w14:val="none"/>
+          <ns2:ligatures ns2:val="none"/>
         </w:rPr>
         <w:t xml:space="preserve"/>
       </w:r>
@@ -906,7 +906,7 @@
           <w:color w:val="000000"/>
           <w:kern w:val="0"/>
           <w:lang w:eastAsia="es-ES"/>
-          <w14:ligatures w14:val="none"/>
+          <ns2:ligatures ns2:val="none"/>
         </w:rPr>
         <w:t/>
       </w:r>
@@ -917,7 +917,7 @@
           <w:color w:val="000000"/>
           <w:kern w:val="0"/>
           <w:lang w:eastAsia="es-ES"/>
-          <w14:ligatures w14:val="none"/>
+          <ns2:ligatures ns2:val="none"/>
         </w:rPr>
         <w:t xml:space="preserve"/>
       </w:r>
@@ -927,7 +927,7 @@
           <w:color w:val="000000"/>
           <w:kern w:val="0"/>
           <w:lang w:eastAsia="es-ES"/>
-          <w14:ligatures w14:val="none"/>
+          <ns2:ligatures ns2:val="none"/>
         </w:rPr>
         <w:t xml:space="preserve"/>
       </w:r>
@@ -937,7 +937,7 @@
           <w:color w:val="000000"/>
           <w:kern w:val="0"/>
           <w:lang w:eastAsia="es-ES"/>
-          <w14:ligatures w14:val="none"/>
+          <ns2:ligatures ns2:val="none"/>
         </w:rPr>
         <w:t xml:space="preserve"/>
       </w:r>
@@ -947,7 +947,7 @@
           <w:color w:val="000000"/>
           <w:kern w:val="0"/>
           <w:lang w:eastAsia="es-ES"/>
-          <w14:ligatures w14:val="none"/>
+          <ns2:ligatures ns2:val="none"/>
         </w:rPr>
         <w:t/>
       </w:r>
@@ -957,7 +957,7 @@
           <w:color w:val="000000"/>
           <w:kern w:val="0"/>
           <w:lang w:eastAsia="es-ES"/>
-          <w14:ligatures w14:val="none"/>
+          <ns2:ligatures ns2:val="none"/>
         </w:rPr>
         <w:t xml:space="preserve"/>
       </w:r>
@@ -967,7 +967,7 @@
           <w:color w:val="000000"/>
           <w:kern w:val="0"/>
           <w:lang w:eastAsia="es-ES"/>
-          <w14:ligatures w14:val="none"/>
+          <ns2:ligatures ns2:val="none"/>
         </w:rPr>
         <w:t xml:space="preserve"/>
       </w:r>
@@ -977,12 +977,12 @@
           <w:color w:val="000000"/>
           <w:kern w:val="0"/>
           <w:lang w:eastAsia="es-ES"/>
-          <w14:ligatures w14:val="none"/>
+          <ns2:ligatures ns2:val="none"/>
         </w:rPr>
         <w:t/>
       </w:r>
     </w:p>
-    <w:p>
+    <w:p ns2:paraId="45445480" ns2:textId="77777777">
       <w:pPr>
         <w:pStyle w:val="Prrafodelista"/>
         <w:spacing w:after="0" w:line="240" w:lineRule="auto"/>
@@ -993,11 +993,11 @@
           <w:color w:val="000000"/>
           <w:kern w:val="0"/>
           <w:lang w:eastAsia="es-ES"/>
-          <w14:ligatures w14:val="none"/>
-        </w:rPr>
-      </w:pPr>
-    </w:p>
-    <w:p>
+          <ns2:ligatures ns2:val="none"/>
+        </w:rPr>
+      </w:pPr>
+    </w:p>
+    <w:p ns2:paraId="54C72B2B" ns2:textId="3D8BA3E4">
       <w:pPr>
         <w:pStyle w:val="Prrafodelista"/>
         <w:numPr>
@@ -1016,16 +1016,16 @@
           <w:color w:val="000000"/>
           <w:kern w:val="0"/>
           <w:lang w:eastAsia="es-ES"/>
-          <w14:ligatures w14:val="none"/>
-        </w:rPr>
-      </w:pPr>
-      <w:r>
-        <w:rPr>
-          <w:rFonts w:ascii="Arial Narrow" w:eastAsia="Times New Roman" w:hAnsi="Arial Narrow" w:cs="Arial"/>
-          <w:color w:val="000000"/>
-          <w:kern w:val="0"/>
-          <w:lang w:eastAsia="es-ES"/>
-          <w14:ligatures w14:val="none"/>
+          <ns2:ligatures ns2:val="none"/>
+        </w:rPr>
+      </w:pPr>
+      <w:r>
+        <w:rPr>
+          <w:rFonts w:ascii="Arial Narrow" w:eastAsia="Times New Roman" w:hAnsi="Arial Narrow" w:cs="Arial"/>
+          <w:color w:val="000000"/>
+          <w:kern w:val="0"/>
+          <w:lang w:eastAsia="es-ES"/>
+          <ns2:ligatures ns2:val="none"/>
         </w:rPr>
         <w:t xml:space="preserve">A pesar de que el 3 de enero de 2024, el señor [APELLIDO] (en adelante, el causante) ingresó de emergencia a un centro médico debido a complicaciones por COVID-19, el Banco no ofreció un seguro adecuado que cubriera la invalidez o fallecimiento por su enfermedad preexistente: Colanginoma Biliar. El 6 de febrero de 2024, fallece el causante.</w:t>
       </w:r>
@@ -1035,7 +1035,7 @@
           <w:color w:val="000000"/>
           <w:kern w:val="0"/>
           <w:lang w:eastAsia="es-ES"/>
-          <w14:ligatures w14:val="none"/>
+          <ns2:ligatures ns2:val="none"/>
         </w:rPr>
         <w:t xml:space="preserve"/>
       </w:r>
@@ -1045,7 +1045,7 @@
           <w:color w:val="000000"/>
           <w:kern w:val="0"/>
           <w:lang w:eastAsia="es-ES"/>
-          <w14:ligatures w14:val="none"/>
+          <ns2:ligatures ns2:val="none"/>
         </w:rPr>
         <w:t xml:space="preserve"/>
       </w:r>
@@ -1056,7 +1056,7 @@
           <w:color w:val="000000"/>
           <w:kern w:val="0"/>
           <w:lang w:eastAsia="es-ES"/>
-          <w14:ligatures w14:val="none"/>
+          <ns2:ligatures ns2:val="none"/>
         </w:rPr>
         <w:t/>
       </w:r>
@@ -1067,7 +1067,7 @@
           <w:color w:val="000000"/>
           <w:kern w:val="0"/>
           <w:lang w:eastAsia="es-ES"/>
-          <w14:ligatures w14:val="none"/>
+          <ns2:ligatures ns2:val="none"/>
         </w:rPr>
         <w:t xml:space="preserve"/>
       </w:r>
@@ -1077,7 +1077,7 @@
           <w:color w:val="000000"/>
           <w:kern w:val="0"/>
           <w:lang w:eastAsia="es-ES"/>
-          <w14:ligatures w14:val="none"/>
+          <ns2:ligatures ns2:val="none"/>
         </w:rPr>
         <w:t xml:space="preserve"/>
       </w:r>
@@ -1087,7 +1087,7 @@
           <w:color w:val="000000"/>
           <w:kern w:val="0"/>
           <w:lang w:eastAsia="es-ES"/>
-          <w14:ligatures w14:val="none"/>
+          <ns2:ligatures ns2:val="none"/>
         </w:rPr>
         <w:t/>
       </w:r>
@@ -1097,7 +1097,7 @@
           <w:color w:val="000000"/>
           <w:kern w:val="0"/>
           <w:lang w:eastAsia="es-ES"/>
-          <w14:ligatures w14:val="none"/>
+          <ns2:ligatures ns2:val="none"/>
         </w:rPr>
         <w:t/>
       </w:r>
@@ -1107,7 +1107,7 @@
           <w:color w:val="000000"/>
           <w:kern w:val="0"/>
           <w:lang w:eastAsia="es-ES"/>
-          <w14:ligatures w14:val="none"/>
+          <ns2:ligatures ns2:val="none"/>
         </w:rPr>
         <w:t xml:space="preserve"/>
       </w:r>
@@ -1117,7 +1117,7 @@
           <w:color w:val="000000"/>
           <w:kern w:val="0"/>
           <w:lang w:eastAsia="es-ES"/>
-          <w14:ligatures w14:val="none"/>
+          <ns2:ligatures ns2:val="none"/>
         </w:rPr>
         <w:t xml:space="preserve"/>
       </w:r>
@@ -1127,7 +1127,7 @@
           <w:color w:val="000000"/>
           <w:kern w:val="0"/>
           <w:lang w:eastAsia="es-ES"/>
-          <w14:ligatures w14:val="none"/>
+          <ns2:ligatures ns2:val="none"/>
         </w:rPr>
         <w:t xml:space="preserve"/>
       </w:r>
@@ -1138,7 +1138,7 @@
           <w:color w:val="000000"/>
           <w:kern w:val="0"/>
           <w:lang w:eastAsia="es-ES"/>
-          <w14:ligatures w14:val="none"/>
+          <ns2:ligatures ns2:val="none"/>
         </w:rPr>
         <w:t/>
       </w:r>
@@ -1149,7 +1149,7 @@
           <w:color w:val="000000"/>
           <w:kern w:val="0"/>
           <w:lang w:eastAsia="es-ES"/>
-          <w14:ligatures w14:val="none"/>
+          <ns2:ligatures ns2:val="none"/>
         </w:rPr>
         <w:t xml:space="preserve"/>
       </w:r>
@@ -1159,7 +1159,7 @@
           <w:color w:val="000000"/>
           <w:kern w:val="0"/>
           <w:lang w:eastAsia="es-ES"/>
-          <w14:ligatures w14:val="none"/>
+          <ns2:ligatures ns2:val="none"/>
         </w:rPr>
         <w:t xml:space="preserve"/>
       </w:r>
@@ -1169,7 +1169,7 @@
           <w:color w:val="000000"/>
           <w:kern w:val="0"/>
           <w:lang w:eastAsia="es-ES"/>
-          <w14:ligatures w14:val="none"/>
+          <ns2:ligatures ns2:val="none"/>
         </w:rPr>
         <w:t xml:space="preserve"/>
       </w:r>
@@ -1179,7 +1179,7 @@
           <w:color w:val="000000"/>
           <w:kern w:val="0"/>
           <w:lang w:eastAsia="es-ES"/>
-          <w14:ligatures w14:val="none"/>
+          <ns2:ligatures ns2:val="none"/>
         </w:rPr>
         <w:t/>
       </w:r>
@@ -1189,7 +1189,7 @@
           <w:color w:val="000000"/>
           <w:kern w:val="0"/>
           <w:lang w:eastAsia="es-ES"/>
-          <w14:ligatures w14:val="none"/>
+          <ns2:ligatures ns2:val="none"/>
         </w:rPr>
         <w:t xml:space="preserve"/>
       </w:r>
@@ -1199,7 +1199,7 @@
           <w:color w:val="000000"/>
           <w:kern w:val="0"/>
           <w:lang w:eastAsia="es-ES"/>
-          <w14:ligatures w14:val="none"/>
+          <ns2:ligatures ns2:val="none"/>
         </w:rPr>
         <w:t xml:space="preserve"/>
       </w:r>
@@ -1209,7 +1209,7 @@
           <w:color w:val="000000"/>
           <w:kern w:val="0"/>
           <w:lang w:eastAsia="es-ES"/>
-          <w14:ligatures w14:val="none"/>
+          <ns2:ligatures ns2:val="none"/>
         </w:rPr>
         <w:t/>
       </w:r>
@@ -1219,25 +1219,25 @@
           <w:color w:val="000000"/>
           <w:kern w:val="0"/>
           <w:lang w:eastAsia="es-ES"/>
-          <w14:ligatures w14:val="none"/>
+          <ns2:ligatures ns2:val="none"/>
         </w:rPr>
         <w:t/>
       </w:r>
     </w:p>
-    <w:p>
-      <w:pPr>
-        <w:spacing w:after="0" w:line="240" w:lineRule="auto"/>
-        <w:jc w:val="both"/>
-        <w:rPr>
-          <w:rFonts w:ascii="Arial Narrow" w:eastAsia="Times New Roman" w:hAnsi="Arial Narrow" w:cs="Arial"/>
-          <w:color w:val="000000"/>
-          <w:kern w:val="0"/>
-          <w:lang w:eastAsia="es-ES"/>
-          <w14:ligatures w14:val="none"/>
-        </w:rPr>
-      </w:pPr>
-    </w:p>
-    <w:p>
+    <w:p ns2:paraId="7B4964B9" ns2:textId="77777777">
+      <w:pPr>
+        <w:spacing w:after="0" w:line="240" w:lineRule="auto"/>
+        <w:jc w:val="both"/>
+        <w:rPr>
+          <w:rFonts w:ascii="Arial Narrow" w:eastAsia="Times New Roman" w:hAnsi="Arial Narrow" w:cs="Arial"/>
+          <w:color w:val="000000"/>
+          <w:kern w:val="0"/>
+          <w:lang w:eastAsia="es-ES"/>
+          <ns2:ligatures ns2:val="none"/>
+        </w:rPr>
+      </w:pPr>
+    </w:p>
+    <w:p ns2:paraId="74BFC03E" ns2:textId="1909A571">
       <w:pPr>
         <w:pStyle w:val="Prrafodelista"/>
         <w:numPr>
@@ -1256,16 +1256,16 @@
           <w:color w:val="000000"/>
           <w:kern w:val="0"/>
           <w:lang w:eastAsia="es-ES"/>
-          <w14:ligatures w14:val="none"/>
-        </w:rPr>
-      </w:pPr>
-      <w:r>
-        <w:rPr>
-          <w:rFonts w:ascii="Arial Narrow" w:eastAsia="Times New Roman" w:hAnsi="Arial Narrow" w:cs="Arial"/>
-          <w:color w:val="000000"/>
-          <w:kern w:val="0"/>
-          <w:lang w:eastAsia="es-ES"/>
-          <w14:ligatures w14:val="none"/>
+          <ns2:ligatures ns2:val="none"/>
+        </w:rPr>
+      </w:pPr>
+      <w:r>
+        <w:rPr>
+          <w:rFonts w:ascii="Arial Narrow" w:eastAsia="Times New Roman" w:hAnsi="Arial Narrow" w:cs="Arial"/>
+          <w:color w:val="000000"/>
+          <w:kern w:val="0"/>
+          <w:lang w:eastAsia="es-ES"/>
+          <ns2:ligatures ns2:val="none"/>
         </w:rPr>
         <w:t xml:space="preserve">El 9 y 14 de febrero de 2024, se acercaron a </w:t>
       </w:r>
@@ -1275,7 +1275,7 @@
           <w:color w:val="000000"/>
           <w:kern w:val="0"/>
           <w:lang w:eastAsia="es-ES"/>
-          <w14:ligatures w14:val="none"/>
+          <ns2:ligatures ns2:val="none"/>
         </w:rPr>
         <w:t xml:space="preserve">la Superintendencia de Banca y Seguros del Perú (en adelante, la SBS) </w:t>
       </w:r>
@@ -1285,7 +1285,7 @@
           <w:color w:val="000000"/>
           <w:kern w:val="0"/>
           <w:lang w:eastAsia="es-ES"/>
-          <w14:ligatures w14:val="none"/>
+          <ns2:ligatures ns2:val="none"/>
         </w:rPr>
         <w:t>para solicitar la lista de los préstamos pendientes de su causante, con el fin de proceder a la anulación de las tarjetas de crédito.</w:t>
       </w:r>
@@ -1295,7 +1295,7 @@
           <w:color w:val="000000"/>
           <w:kern w:val="0"/>
           <w:lang w:eastAsia="es-ES"/>
-          <w14:ligatures w14:val="none"/>
+          <ns2:ligatures ns2:val="none"/>
         </w:rPr>
         <w:t xml:space="preserve"> </w:t>
       </w:r>
@@ -1305,7 +1305,7 @@
           <w:color w:val="000000"/>
           <w:kern w:val="0"/>
           <w:lang w:eastAsia="es-ES"/>
-          <w14:ligatures w14:val="none"/>
+          <ns2:ligatures ns2:val="none"/>
         </w:rPr>
         <w:t>El 20 de febrero de 2024, la SBS envió la documentación solicitada, que incluía el Certificado de Pólizas 84457, la Constancia de Estado de Afiliación </w:t>
       </w:r>
@@ -1315,7 +1315,7 @@
           <w:color w:val="000000"/>
           <w:kern w:val="0"/>
           <w:lang w:eastAsia="es-ES"/>
-          <w14:ligatures w14:val="none"/>
+          <ns2:ligatures ns2:val="none"/>
         </w:rPr>
         <w:t xml:space="preserve"> </w:t>
       </w:r>
@@ -1325,7 +1325,7 @@
           <w:color w:val="000000"/>
           <w:kern w:val="0"/>
           <w:lang w:eastAsia="es-ES"/>
-          <w14:ligatures w14:val="none"/>
+          <ns2:ligatures ns2:val="none"/>
         </w:rPr>
         <w:t xml:space="preserve">68115, el Reporte de Central de Riesgos - </w:t>
       </w:r>
@@ -1336,7 +1336,7 @@
           <w:color w:val="000000"/>
           <w:kern w:val="0"/>
           <w:lang w:eastAsia="es-ES"/>
-          <w14:ligatures w14:val="none"/>
+          <ns2:ligatures ns2:val="none"/>
         </w:rPr>
         <w:t>Diciembre</w:t>
       </w:r>
@@ -1347,7 +1347,7 @@
           <w:color w:val="000000"/>
           <w:kern w:val="0"/>
           <w:lang w:eastAsia="es-ES"/>
-          <w14:ligatures w14:val="none"/>
+          <ns2:ligatures ns2:val="none"/>
         </w:rPr>
         <w:t xml:space="preserve"> 2023 y el Certificado del Seguro Complementario de Trabajo de Riesgo 43026</w:t>
       </w:r>
@@ -1357,12 +1357,12 @@
           <w:color w:val="000000"/>
           <w:kern w:val="0"/>
           <w:lang w:eastAsia="es-ES"/>
-          <w14:ligatures w14:val="none"/>
+          <ns2:ligatures ns2:val="none"/>
         </w:rPr>
         <w:t>.</w:t>
       </w:r>
     </w:p>
-    <w:p>
+    <w:p ns2:paraId="5BD494CA" ns2:textId="77777777">
       <w:pPr>
         <w:pStyle w:val="Prrafodelista"/>
         <w:spacing w:after="0" w:line="240" w:lineRule="auto"/>
@@ -1373,11 +1373,11 @@
           <w:color w:val="000000"/>
           <w:kern w:val="0"/>
           <w:lang w:eastAsia="es-ES"/>
-          <w14:ligatures w14:val="none"/>
-        </w:rPr>
-      </w:pPr>
-    </w:p>
-    <w:p>
+          <ns2:ligatures ns2:val="none"/>
+        </w:rPr>
+      </w:pPr>
+    </w:p>
+    <w:p ns2:paraId="712D9A2F" ns2:textId="77777777">
       <w:pPr>
         <w:pStyle w:val="Prrafodelista"/>
         <w:numPr>
@@ -1396,34 +1396,34 @@
           <w:color w:val="000000"/>
           <w:kern w:val="0"/>
           <w:lang w:eastAsia="es-ES"/>
-          <w14:ligatures w14:val="none"/>
-        </w:rPr>
-      </w:pPr>
-      <w:r>
-        <w:rPr>
-          <w:rFonts w:ascii="Arial Narrow" w:eastAsia="Times New Roman" w:hAnsi="Arial Narrow" w:cs="Arial"/>
-          <w:color w:val="000000"/>
-          <w:kern w:val="0"/>
-          <w:lang w:eastAsia="es-ES"/>
-          <w14:ligatures w14:val="none"/>
+          <ns2:ligatures ns2:val="none"/>
+        </w:rPr>
+      </w:pPr>
+      <w:r>
+        <w:rPr>
+          <w:rFonts w:ascii="Arial Narrow" w:eastAsia="Times New Roman" w:hAnsi="Arial Narrow" w:cs="Arial"/>
+          <w:color w:val="000000"/>
+          <w:kern w:val="0"/>
+          <w:lang w:eastAsia="es-ES"/>
+          <ns2:ligatures ns2:val="none"/>
         </w:rPr>
         <w:t>El 15 de febrero de 2024, también solicitaron en RENIEC varios originales del Acta de Defunción del causante.</w:t>
       </w:r>
     </w:p>
-    <w:p>
-      <w:pPr>
-        <w:spacing w:after="0" w:line="240" w:lineRule="auto"/>
-        <w:jc w:val="both"/>
-        <w:rPr>
-          <w:rFonts w:ascii="Arial Narrow" w:eastAsia="Times New Roman" w:hAnsi="Arial Narrow" w:cs="Arial"/>
-          <w:color w:val="000000"/>
-          <w:kern w:val="0"/>
-          <w:lang w:eastAsia="es-ES"/>
-          <w14:ligatures w14:val="none"/>
-        </w:rPr>
-      </w:pPr>
-    </w:p>
-    <w:p>
+    <w:p ns2:paraId="59184146" ns2:textId="77777777">
+      <w:pPr>
+        <w:spacing w:after="0" w:line="240" w:lineRule="auto"/>
+        <w:jc w:val="both"/>
+        <w:rPr>
+          <w:rFonts w:ascii="Arial Narrow" w:eastAsia="Times New Roman" w:hAnsi="Arial Narrow" w:cs="Arial"/>
+          <w:color w:val="000000"/>
+          <w:kern w:val="0"/>
+          <w:lang w:eastAsia="es-ES"/>
+          <ns2:ligatures ns2:val="none"/>
+        </w:rPr>
+      </w:pPr>
+    </w:p>
+    <w:p ns2:paraId="52A1B54B" ns2:textId="77777777">
       <w:pPr>
         <w:pStyle w:val="Prrafodelista"/>
         <w:numPr>
@@ -1442,16 +1442,16 @@
           <w:color w:val="000000"/>
           <w:kern w:val="0"/>
           <w:lang w:eastAsia="es-ES"/>
-          <w14:ligatures w14:val="none"/>
-        </w:rPr>
-      </w:pPr>
-      <w:r>
-        <w:rPr>
-          <w:rFonts w:ascii="Arial Narrow" w:eastAsia="Times New Roman" w:hAnsi="Arial Narrow" w:cs="Arial"/>
-          <w:color w:val="000000"/>
-          <w:kern w:val="0"/>
-          <w:lang w:eastAsia="es-ES"/>
-          <w14:ligatures w14:val="none"/>
+          <ns2:ligatures ns2:val="none"/>
+        </w:rPr>
+      </w:pPr>
+      <w:r>
+        <w:rPr>
+          <w:rFonts w:ascii="Arial Narrow" w:eastAsia="Times New Roman" w:hAnsi="Arial Narrow" w:cs="Arial"/>
+          <w:color w:val="000000"/>
+          <w:kern w:val="0"/>
+          <w:lang w:eastAsia="es-ES"/>
+          <ns2:ligatures ns2:val="none"/>
         </w:rPr>
         <w:t xml:space="preserve">El 17 de febrero de 2024, Rímac solicitó el número de póliza contratada y los documentos de defunción. El 19 de febrero de 2024, se les comunicó que el desgravamen aplicaba tanto para el préstamo como para las tarjetas de crédito. Luego de enviar los documentos requeridos, </w:t>
       </w:r>
@@ -1461,7 +1461,7 @@
           <w:color w:val="000000"/>
           <w:kern w:val="0"/>
           <w:lang w:eastAsia="es-ES"/>
-          <w14:ligatures w14:val="none"/>
+          <ns2:ligatures ns2:val="none"/>
         </w:rPr>
         <w:t>Rímac</w:t>
       </w:r>
@@ -1471,7 +1471,7 @@
           <w:color w:val="000000"/>
           <w:kern w:val="0"/>
           <w:lang w:eastAsia="es-ES"/>
-          <w14:ligatures w14:val="none"/>
+          <ns2:ligatures ns2:val="none"/>
         </w:rPr>
         <w:t xml:space="preserve"> confirmó la recepción.</w:t>
       </w:r>
@@ -1481,7 +1481,7 @@
           <w:color w:val="000000"/>
           <w:kern w:val="0"/>
           <w:lang w:eastAsia="es-ES"/>
-          <w14:ligatures w14:val="none"/>
+          <ns2:ligatures ns2:val="none"/>
         </w:rPr>
         <w:t xml:space="preserve"> </w:t>
       </w:r>
@@ -1491,7 +1491,7 @@
           <w:color w:val="000000"/>
           <w:kern w:val="0"/>
           <w:lang w:eastAsia="es-ES"/>
-          <w14:ligatures w14:val="none"/>
+          <ns2:ligatures ns2:val="none"/>
         </w:rPr>
         <w:t xml:space="preserve">A pesar de la activación del desgravamen por parte de la mayoría de las entidades, el Banco y Rímac no procedieron con la activación </w:t>
       </w:r>
@@ -1501,13 +1501,13 @@
           <w:color w:val="000000"/>
           <w:kern w:val="0"/>
           <w:lang w:eastAsia="es-ES"/>
-          <w14:ligatures w14:val="none"/>
+          <ns2:ligatures ns2:val="none"/>
         </w:rPr>
         <w:lastRenderedPageBreak/>
         <w:t xml:space="preserve">correspondiente, a pesar de que el 26 de febrero de 2024, Rímac notificó que el proceso de seguro de vida había sido iniciado. </w:t>
       </w:r>
     </w:p>
-    <w:p>
+    <w:p ns2:paraId="674A99BE" ns2:textId="77777777">
       <w:pPr>
         <w:pStyle w:val="Prrafodelista"/>
         <w:spacing w:line="240" w:lineRule="auto"/>
@@ -1516,11 +1516,11 @@
           <w:color w:val="000000"/>
           <w:kern w:val="0"/>
           <w:lang w:eastAsia="es-ES"/>
-          <w14:ligatures w14:val="none"/>
-        </w:rPr>
-      </w:pPr>
-    </w:p>
-    <w:p>
+          <ns2:ligatures ns2:val="none"/>
+        </w:rPr>
+      </w:pPr>
+    </w:p>
+    <w:p ns2:paraId="0C8F0F4C" ns2:textId="311B26D7">
       <w:pPr>
         <w:pStyle w:val="Prrafodelista"/>
         <w:numPr>
@@ -1539,16 +1539,16 @@
           <w:color w:val="000000"/>
           <w:kern w:val="0"/>
           <w:lang w:eastAsia="es-ES"/>
-          <w14:ligatures w14:val="none"/>
-        </w:rPr>
-      </w:pPr>
-      <w:r>
-        <w:rPr>
-          <w:rFonts w:ascii="Arial Narrow" w:eastAsia="Times New Roman" w:hAnsi="Arial Narrow" w:cs="Arial"/>
-          <w:color w:val="000000"/>
-          <w:kern w:val="0"/>
-          <w:lang w:eastAsia="es-ES"/>
-          <w14:ligatures w14:val="none"/>
+          <ns2:ligatures ns2:val="none"/>
+        </w:rPr>
+      </w:pPr>
+      <w:r>
+        <w:rPr>
+          <w:rFonts w:ascii="Arial Narrow" w:eastAsia="Times New Roman" w:hAnsi="Arial Narrow" w:cs="Arial"/>
+          <w:color w:val="000000"/>
+          <w:kern w:val="0"/>
+          <w:lang w:eastAsia="es-ES"/>
+          <ns2:ligatures ns2:val="none"/>
         </w:rPr>
         <w:t xml:space="preserve">El 28 de febrero de 2024, Rímac envió una Carta SV2024/8113 al BBVA solicitando documentos para el cobro del beneficio del seguro de </w:t>
       </w:r>
@@ -1558,7 +1558,7 @@
           <w:color w:val="000000"/>
           <w:kern w:val="0"/>
           <w:lang w:eastAsia="es-ES"/>
-          <w14:ligatures w14:val="none"/>
+          <ns2:ligatures ns2:val="none"/>
         </w:rPr>
         <w:t>desgravamen</w:t>
       </w:r>
@@ -1568,7 +1568,7 @@
           <w:color w:val="000000"/>
           <w:kern w:val="0"/>
           <w:lang w:eastAsia="es-ES"/>
-          <w14:ligatures w14:val="none"/>
+          <ns2:ligatures ns2:val="none"/>
         </w:rPr>
         <w:t xml:space="preserve"> de la Póliza</w:t>
       </w:r>
@@ -1578,7 +1578,7 @@
           <w:color w:val="000000"/>
           <w:kern w:val="0"/>
           <w:lang w:eastAsia="es-ES"/>
-          <w14:ligatures w14:val="none"/>
+          <ns2:ligatures ns2:val="none"/>
         </w:rPr>
         <w:t xml:space="preserve"> </w:t>
       </w:r>
@@ -1588,7 +1588,7 @@
           <w:color w:val="000000"/>
           <w:kern w:val="0"/>
           <w:lang w:eastAsia="es-ES"/>
-          <w14:ligatures w14:val="none"/>
+          <ns2:ligatures ns2:val="none"/>
         </w:rPr>
         <w:t/>
       </w:r>
@@ -1598,12 +1598,12 @@
           <w:color w:val="000000"/>
           <w:kern w:val="0"/>
           <w:lang w:eastAsia="es-ES"/>
-          <w14:ligatures w14:val="none"/>
+          <ns2:ligatures ns2:val="none"/>
         </w:rPr>
         <w:t xml:space="preserve"> 000101580129283700.</w:t>
       </w:r>
     </w:p>
-    <w:p>
+    <w:p ns2:paraId="740F7A25" ns2:textId="77777777">
       <w:pPr>
         <w:pStyle w:val="Prrafodelista"/>
         <w:spacing w:line="240" w:lineRule="auto"/>
@@ -1612,11 +1612,11 @@
           <w:color w:val="000000"/>
           <w:kern w:val="0"/>
           <w:lang w:eastAsia="es-ES"/>
-          <w14:ligatures w14:val="none"/>
-        </w:rPr>
-      </w:pPr>
-    </w:p>
-    <w:p>
+          <ns2:ligatures ns2:val="none"/>
+        </w:rPr>
+      </w:pPr>
+    </w:p>
+    <w:p ns2:paraId="53C08BC7" ns2:textId="1C18FD54">
       <w:pPr>
         <w:pStyle w:val="Prrafodelista"/>
         <w:numPr>
@@ -1635,16 +1635,16 @@
           <w:color w:val="000000"/>
           <w:kern w:val="0"/>
           <w:lang w:eastAsia="es-ES"/>
-          <w14:ligatures w14:val="none"/>
-        </w:rPr>
-      </w:pPr>
-      <w:r>
-        <w:rPr>
-          <w:rFonts w:ascii="Arial Narrow" w:eastAsia="Times New Roman" w:hAnsi="Arial Narrow" w:cs="Arial"/>
-          <w:color w:val="000000"/>
-          <w:kern w:val="0"/>
-          <w:lang w:eastAsia="es-ES"/>
-          <w14:ligatures w14:val="none"/>
+          <ns2:ligatures ns2:val="none"/>
+        </w:rPr>
+      </w:pPr>
+      <w:r>
+        <w:rPr>
+          <w:rFonts w:ascii="Arial Narrow" w:eastAsia="Times New Roman" w:hAnsi="Arial Narrow" w:cs="Arial"/>
+          <w:color w:val="000000"/>
+          <w:kern w:val="0"/>
+          <w:lang w:eastAsia="es-ES"/>
+          <ns2:ligatures ns2:val="none"/>
         </w:rPr>
         <w:t>El 20 de marzo 2024</w:t>
       </w:r>
@@ -1654,7 +1654,7 @@
           <w:color w:val="000000"/>
           <w:kern w:val="0"/>
           <w:lang w:eastAsia="es-ES"/>
-          <w14:ligatures w14:val="none"/>
+          <ns2:ligatures ns2:val="none"/>
         </w:rPr>
         <w:t xml:space="preserve">, el banco </w:t>
       </w:r>
@@ -1664,7 +1664,7 @@
           <w:color w:val="000000"/>
           <w:kern w:val="0"/>
           <w:lang w:eastAsia="es-ES"/>
-          <w14:ligatures w14:val="none"/>
+          <ns2:ligatures ns2:val="none"/>
         </w:rPr>
         <w:t xml:space="preserve">envío una carta de </w:t>
       </w:r>
@@ -1674,7 +1674,7 @@
           <w:color w:val="000000"/>
           <w:kern w:val="0"/>
           <w:lang w:eastAsia="es-ES"/>
-          <w14:ligatures w14:val="none"/>
+          <ns2:ligatures ns2:val="none"/>
         </w:rPr>
         <w:t xml:space="preserve">Rímac </w:t>
       </w:r>
@@ -1684,7 +1684,7 @@
           <w:color w:val="000000"/>
           <w:kern w:val="0"/>
           <w:lang w:eastAsia="es-ES"/>
-          <w14:ligatures w14:val="none"/>
+          <ns2:ligatures ns2:val="none"/>
         </w:rPr>
         <w:t xml:space="preserve">indicando que el </w:t>
       </w:r>
@@ -1694,7 +1694,7 @@
           <w:color w:val="000000"/>
           <w:kern w:val="0"/>
           <w:lang w:eastAsia="es-ES"/>
-          <w14:ligatures w14:val="none"/>
+          <ns2:ligatures ns2:val="none"/>
         </w:rPr>
         <w:t>causante</w:t>
       </w:r>
@@ -1704,7 +1704,7 @@
           <w:color w:val="000000"/>
           <w:kern w:val="0"/>
           <w:lang w:eastAsia="es-ES"/>
-          <w14:ligatures w14:val="none"/>
+          <ns2:ligatures ns2:val="none"/>
         </w:rPr>
         <w:t xml:space="preserve"> no mantenía deuda pendiente a la fecha de fallecimiento ocurrido el </w:t>
       </w:r>
@@ -1714,7 +1714,7 @@
           <w:color w:val="000000"/>
           <w:kern w:val="0"/>
           <w:lang w:eastAsia="es-ES"/>
-          <w14:ligatures w14:val="none"/>
+          <ns2:ligatures ns2:val="none"/>
         </w:rPr>
         <w:t>06 de febrero de 2024,</w:t>
       </w:r>
@@ -1724,7 +1724,7 @@
           <w:color w:val="000000"/>
           <w:kern w:val="0"/>
           <w:lang w:eastAsia="es-ES"/>
-          <w14:ligatures w14:val="none"/>
+          <ns2:ligatures ns2:val="none"/>
         </w:rPr>
         <w:t xml:space="preserve"> por lo </w:t>
       </w:r>
@@ -1734,7 +1734,7 @@
           <w:color w:val="000000"/>
           <w:kern w:val="0"/>
           <w:lang w:eastAsia="es-ES"/>
-          <w14:ligatures w14:val="none"/>
+          <ns2:ligatures ns2:val="none"/>
         </w:rPr>
         <w:t>tanto,</w:t>
       </w:r>
@@ -1744,7 +1744,7 @@
           <w:color w:val="000000"/>
           <w:kern w:val="0"/>
           <w:lang w:eastAsia="es-ES"/>
-          <w14:ligatures w14:val="none"/>
+          <ns2:ligatures ns2:val="none"/>
         </w:rPr>
         <w:t xml:space="preserve"> no corresponde la activación del </w:t>
       </w:r>
@@ -1754,7 +1754,7 @@
           <w:color w:val="000000"/>
           <w:kern w:val="0"/>
           <w:lang w:eastAsia="es-ES"/>
-          <w14:ligatures w14:val="none"/>
+          <ns2:ligatures ns2:val="none"/>
         </w:rPr>
         <w:t xml:space="preserve">Seguro </w:t>
       </w:r>
@@ -1764,7 +1764,7 @@
           <w:color w:val="000000"/>
           <w:kern w:val="0"/>
           <w:lang w:eastAsia="es-ES"/>
-          <w14:ligatures w14:val="none"/>
+          <ns2:ligatures ns2:val="none"/>
         </w:rPr>
         <w:t>d</w:t>
       </w:r>
@@ -1774,7 +1774,7 @@
           <w:color w:val="000000"/>
           <w:kern w:val="0"/>
           <w:lang w:eastAsia="es-ES"/>
-          <w14:ligatures w14:val="none"/>
+          <ns2:ligatures ns2:val="none"/>
         </w:rPr>
         <w:t xml:space="preserve">e </w:t>
       </w:r>
@@ -1784,7 +1784,7 @@
           <w:color w:val="000000"/>
           <w:kern w:val="0"/>
           <w:lang w:eastAsia="es-ES"/>
-          <w14:ligatures w14:val="none"/>
+          <ns2:ligatures ns2:val="none"/>
         </w:rPr>
         <w:t>Desgravamen</w:t>
       </w:r>
@@ -1794,7 +1794,7 @@
           <w:color w:val="000000"/>
           <w:kern w:val="0"/>
           <w:lang w:eastAsia="es-ES"/>
-          <w14:ligatures w14:val="none"/>
+          <ns2:ligatures ns2:val="none"/>
         </w:rPr>
         <w:t xml:space="preserve"> </w:t>
       </w:r>
@@ -1804,7 +1804,7 @@
           <w:color w:val="000000"/>
           <w:kern w:val="0"/>
           <w:lang w:eastAsia="es-ES"/>
-          <w14:ligatures w14:val="none"/>
+          <ns2:ligatures ns2:val="none"/>
         </w:rPr>
         <w:t>de la Póliza</w:t>
       </w:r>
@@ -1814,7 +1814,7 @@
           <w:color w:val="000000"/>
           <w:kern w:val="0"/>
           <w:lang w:eastAsia="es-ES"/>
-          <w14:ligatures w14:val="none"/>
+          <ns2:ligatures ns2:val="none"/>
         </w:rPr>
         <w:t xml:space="preserve"> </w:t>
       </w:r>
@@ -1824,7 +1824,7 @@
           <w:color w:val="000000"/>
           <w:kern w:val="0"/>
           <w:lang w:eastAsia="es-ES"/>
-          <w14:ligatures w14:val="none"/>
+          <ns2:ligatures ns2:val="none"/>
         </w:rPr>
         <w:t/>
       </w:r>
@@ -1834,7 +1834,7 @@
           <w:color w:val="000000"/>
           <w:kern w:val="0"/>
           <w:lang w:eastAsia="es-ES"/>
-          <w14:ligatures w14:val="none"/>
+          <ns2:ligatures ns2:val="none"/>
         </w:rPr>
         <w:t xml:space="preserve"> 000101580129283700</w:t>
       </w:r>
@@ -1844,12 +1844,12 @@
           <w:color w:val="000000"/>
           <w:kern w:val="0"/>
           <w:lang w:eastAsia="es-ES"/>
-          <w14:ligatures w14:val="none"/>
+          <ns2:ligatures ns2:val="none"/>
         </w:rPr>
         <w:t>.</w:t>
       </w:r>
     </w:p>
-    <w:p>
+    <w:p ns2:paraId="1CBF3DCB" ns2:textId="77777777">
       <w:pPr>
         <w:pStyle w:val="Prrafodelista"/>
         <w:spacing w:line="240" w:lineRule="auto"/>
@@ -1858,11 +1858,11 @@
           <w:color w:val="000000"/>
           <w:kern w:val="0"/>
           <w:lang w:eastAsia="es-ES"/>
-          <w14:ligatures w14:val="none"/>
-        </w:rPr>
-      </w:pPr>
-    </w:p>
-    <w:p>
+          <ns2:ligatures ns2:val="none"/>
+        </w:rPr>
+      </w:pPr>
+    </w:p>
+    <w:p ns2:paraId="12B9917F" ns2:textId="77CF4B47">
       <w:pPr>
         <w:pStyle w:val="Prrafodelista"/>
         <w:numPr>
@@ -1881,16 +1881,16 @@
           <w:color w:val="000000"/>
           <w:kern w:val="0"/>
           <w:lang w:eastAsia="es-ES"/>
-          <w14:ligatures w14:val="none"/>
-        </w:rPr>
-      </w:pPr>
-      <w:r>
-        <w:rPr>
-          <w:rFonts w:ascii="Arial Narrow" w:eastAsia="Times New Roman" w:hAnsi="Arial Narrow" w:cs="Arial"/>
-          <w:color w:val="000000"/>
-          <w:kern w:val="0"/>
-          <w:lang w:eastAsia="es-ES"/>
-          <w14:ligatures w14:val="none"/>
+          <ns2:ligatures ns2:val="none"/>
+        </w:rPr>
+      </w:pPr>
+      <w:r>
+        <w:rPr>
+          <w:rFonts w:ascii="Arial Narrow" w:eastAsia="Times New Roman" w:hAnsi="Arial Narrow" w:cs="Arial"/>
+          <w:color w:val="000000"/>
+          <w:kern w:val="0"/>
+          <w:lang w:eastAsia="es-ES"/>
+          <ns2:ligatures ns2:val="none"/>
         </w:rPr>
         <w:t xml:space="preserve">El 12 de junio de 2024, </w:t>
       </w:r>
@@ -1900,7 +1900,7 @@
           <w:color w:val="000000"/>
           <w:kern w:val="0"/>
           <w:lang w:eastAsia="es-ES"/>
-          <w14:ligatures w14:val="none"/>
+          <ns2:ligatures ns2:val="none"/>
         </w:rPr>
         <w:t xml:space="preserve">Giovanna </w:t>
       </w:r>
@@ -1911,7 +1911,7 @@
           <w:color w:val="000000"/>
           <w:kern w:val="0"/>
           <w:lang w:eastAsia="es-ES"/>
-          <w14:ligatures w14:val="none"/>
+          <ns2:ligatures ns2:val="none"/>
         </w:rPr>
         <w:t>Zoppi</w:t>
       </w:r>
@@ -1922,7 +1922,7 @@
           <w:color w:val="000000"/>
           <w:kern w:val="0"/>
           <w:lang w:eastAsia="es-ES"/>
-          <w14:ligatures w14:val="none"/>
+          <ns2:ligatures ns2:val="none"/>
         </w:rPr>
         <w:t xml:space="preserve"> </w:t>
       </w:r>
@@ -1932,7 +1932,7 @@
           <w:color w:val="000000"/>
           <w:kern w:val="0"/>
           <w:lang w:eastAsia="es-ES"/>
-          <w14:ligatures w14:val="none"/>
+          <ns2:ligatures ns2:val="none"/>
         </w:rPr>
         <w:t>present</w:t>
       </w:r>
@@ -1942,7 +1942,7 @@
           <w:color w:val="000000"/>
           <w:kern w:val="0"/>
           <w:lang w:eastAsia="es-ES"/>
-          <w14:ligatures w14:val="none"/>
+          <ns2:ligatures ns2:val="none"/>
         </w:rPr>
         <w:t>ó al Banco</w:t>
       </w:r>
@@ -1952,7 +1952,7 @@
           <w:color w:val="000000"/>
           <w:kern w:val="0"/>
           <w:lang w:eastAsia="es-ES"/>
-          <w14:ligatures w14:val="none"/>
+          <ns2:ligatures ns2:val="none"/>
         </w:rPr>
         <w:t xml:space="preserve"> la documentación para activar nuevamente el </w:t>
       </w:r>
@@ -1962,7 +1962,7 @@
           <w:color w:val="000000"/>
           <w:kern w:val="0"/>
           <w:lang w:eastAsia="es-ES"/>
-          <w14:ligatures w14:val="none"/>
+          <ns2:ligatures ns2:val="none"/>
         </w:rPr>
         <w:t xml:space="preserve">seguro de </w:t>
       </w:r>
@@ -1972,7 +1972,7 @@
           <w:color w:val="000000"/>
           <w:kern w:val="0"/>
           <w:lang w:eastAsia="es-ES"/>
-          <w14:ligatures w14:val="none"/>
+          <ns2:ligatures ns2:val="none"/>
         </w:rPr>
         <w:t>desgravamen</w:t>
       </w:r>
@@ -1982,7 +1982,7 @@
           <w:color w:val="000000"/>
           <w:kern w:val="0"/>
           <w:lang w:eastAsia="es-ES"/>
-          <w14:ligatures w14:val="none"/>
+          <ns2:ligatures ns2:val="none"/>
         </w:rPr>
         <w:t xml:space="preserve"> </w:t>
       </w:r>
@@ -1992,7 +1992,7 @@
           <w:color w:val="000000"/>
           <w:kern w:val="0"/>
           <w:lang w:eastAsia="es-ES"/>
-          <w14:ligatures w14:val="none"/>
+          <ns2:ligatures ns2:val="none"/>
         </w:rPr>
         <w:t>de las tarjetas de crédito</w:t>
       </w:r>
@@ -2002,7 +2002,7 @@
           <w:color w:val="000000"/>
           <w:kern w:val="0"/>
           <w:lang w:eastAsia="es-ES"/>
-          <w14:ligatures w14:val="none"/>
+          <ns2:ligatures ns2:val="none"/>
         </w:rPr>
         <w:t xml:space="preserve"> y le indicaron </w:t>
       </w:r>
@@ -2012,7 +2012,7 @@
           <w:color w:val="000000"/>
           <w:kern w:val="0"/>
           <w:lang w:eastAsia="es-ES"/>
-          <w14:ligatures w14:val="none"/>
+          <ns2:ligatures ns2:val="none"/>
         </w:rPr>
         <w:t xml:space="preserve">que había un saldo por pagar y </w:t>
       </w:r>
@@ -2022,7 +2022,7 @@
           <w:color w:val="000000"/>
           <w:kern w:val="0"/>
           <w:lang w:eastAsia="es-ES"/>
-          <w14:ligatures w14:val="none"/>
+          <ns2:ligatures ns2:val="none"/>
         </w:rPr>
         <w:t xml:space="preserve">que </w:t>
       </w:r>
@@ -2032,7 +2032,7 @@
           <w:color w:val="000000"/>
           <w:kern w:val="0"/>
           <w:lang w:eastAsia="es-ES"/>
-          <w14:ligatures w14:val="none"/>
+          <ns2:ligatures ns2:val="none"/>
         </w:rPr>
         <w:t xml:space="preserve">habían usado la tarjeta. </w:t>
       </w:r>
@@ -2042,7 +2042,7 @@
           <w:color w:val="000000"/>
           <w:kern w:val="0"/>
           <w:lang w:eastAsia="es-ES"/>
-          <w14:ligatures w14:val="none"/>
+          <ns2:ligatures ns2:val="none"/>
         </w:rPr>
         <w:t>Refiere que en el Banco le indicaron</w:t>
       </w:r>
@@ -2052,7 +2052,7 @@
           <w:color w:val="000000"/>
           <w:kern w:val="0"/>
           <w:lang w:eastAsia="es-ES"/>
-          <w14:ligatures w14:val="none"/>
+          <ns2:ligatures ns2:val="none"/>
         </w:rPr>
         <w:t xml:space="preserve"> que el </w:t>
       </w:r>
@@ -2062,7 +2062,7 @@
           <w:color w:val="000000"/>
           <w:kern w:val="0"/>
           <w:lang w:eastAsia="es-ES"/>
-          <w14:ligatures w14:val="none"/>
+          <ns2:ligatures ns2:val="none"/>
         </w:rPr>
         <w:t xml:space="preserve">Seguro </w:t>
       </w:r>
@@ -2072,7 +2072,7 @@
           <w:color w:val="000000"/>
           <w:kern w:val="0"/>
           <w:lang w:eastAsia="es-ES"/>
-          <w14:ligatures w14:val="none"/>
+          <ns2:ligatures ns2:val="none"/>
         </w:rPr>
         <w:t>d</w:t>
       </w:r>
@@ -2082,7 +2082,7 @@
           <w:color w:val="000000"/>
           <w:kern w:val="0"/>
           <w:lang w:eastAsia="es-ES"/>
-          <w14:ligatures w14:val="none"/>
+          <ns2:ligatures ns2:val="none"/>
         </w:rPr>
         <w:t xml:space="preserve">e </w:t>
       </w:r>
@@ -2092,7 +2092,7 @@
           <w:color w:val="000000"/>
           <w:kern w:val="0"/>
           <w:lang w:eastAsia="es-ES"/>
-          <w14:ligatures w14:val="none"/>
+          <ns2:ligatures ns2:val="none"/>
         </w:rPr>
         <w:t>Desgravamen</w:t>
       </w:r>
@@ -2102,7 +2102,7 @@
           <w:color w:val="000000"/>
           <w:kern w:val="0"/>
           <w:lang w:eastAsia="es-ES"/>
-          <w14:ligatures w14:val="none"/>
+          <ns2:ligatures ns2:val="none"/>
         </w:rPr>
         <w:t xml:space="preserve"> </w:t>
       </w:r>
@@ -2112,7 +2112,7 @@
           <w:color w:val="000000"/>
           <w:kern w:val="0"/>
           <w:lang w:eastAsia="es-ES"/>
-          <w14:ligatures w14:val="none"/>
+          <ns2:ligatures ns2:val="none"/>
         </w:rPr>
         <w:t>debería</w:t>
       </w:r>
@@ -2122,7 +2122,7 @@
           <w:color w:val="000000"/>
           <w:kern w:val="0"/>
           <w:lang w:eastAsia="es-ES"/>
-          <w14:ligatures w14:val="none"/>
+          <ns2:ligatures ns2:val="none"/>
         </w:rPr>
         <w:t xml:space="preserve"> activarse </w:t>
       </w:r>
@@ -2132,7 +2132,7 @@
           <w:color w:val="000000"/>
           <w:kern w:val="0"/>
           <w:lang w:eastAsia="es-ES"/>
-          <w14:ligatures w14:val="none"/>
+          <ns2:ligatures ns2:val="none"/>
         </w:rPr>
         <w:t>debido a que el causante</w:t>
       </w:r>
@@ -2142,7 +2142,7 @@
           <w:color w:val="000000"/>
           <w:kern w:val="0"/>
           <w:lang w:eastAsia="es-ES"/>
-          <w14:ligatures w14:val="none"/>
+          <ns2:ligatures ns2:val="none"/>
         </w:rPr>
         <w:t xml:space="preserve"> era cliente</w:t>
       </w:r>
@@ -2152,7 +2152,7 @@
           <w:color w:val="000000"/>
           <w:kern w:val="0"/>
           <w:lang w:eastAsia="es-ES"/>
-          <w14:ligatures w14:val="none"/>
+          <ns2:ligatures ns2:val="none"/>
         </w:rPr>
         <w:t xml:space="preserve"> del Banco</w:t>
       </w:r>
@@ -2162,12 +2162,12 @@
           <w:color w:val="000000"/>
           <w:kern w:val="0"/>
           <w:lang w:eastAsia="es-ES"/>
-          <w14:ligatures w14:val="none"/>
+          <ns2:ligatures ns2:val="none"/>
         </w:rPr>
         <w:t xml:space="preserve"> de muchos años y su enfermedad es posterior al contrato de sus tarjetas.</w:t>
       </w:r>
     </w:p>
-    <w:p>
+    <w:p ns2:paraId="20B4D3AB" ns2:textId="77777777">
       <w:pPr>
         <w:pStyle w:val="Prrafodelista"/>
         <w:spacing w:line="240" w:lineRule="auto"/>
@@ -2176,11 +2176,11 @@
           <w:color w:val="000000"/>
           <w:kern w:val="0"/>
           <w:lang w:eastAsia="es-ES"/>
-          <w14:ligatures w14:val="none"/>
-        </w:rPr>
-      </w:pPr>
-    </w:p>
-    <w:p>
+          <ns2:ligatures ns2:val="none"/>
+        </w:rPr>
+      </w:pPr>
+    </w:p>
+    <w:p ns2:paraId="3D0F7771" ns2:textId="0E0E38B2">
       <w:pPr>
         <w:pStyle w:val="Prrafodelista"/>
         <w:numPr>
@@ -2199,16 +2199,16 @@
           <w:color w:val="000000"/>
           <w:kern w:val="0"/>
           <w:lang w:eastAsia="es-ES"/>
-          <w14:ligatures w14:val="none"/>
-        </w:rPr>
-      </w:pPr>
-      <w:r>
-        <w:rPr>
-          <w:rFonts w:ascii="Arial Narrow" w:eastAsia="Times New Roman" w:hAnsi="Arial Narrow" w:cs="Arial"/>
-          <w:color w:val="000000"/>
-          <w:kern w:val="0"/>
-          <w:lang w:eastAsia="es-ES"/>
-          <w14:ligatures w14:val="none"/>
+          <ns2:ligatures ns2:val="none"/>
+        </w:rPr>
+      </w:pPr>
+      <w:r>
+        <w:rPr>
+          <w:rFonts w:ascii="Arial Narrow" w:eastAsia="Times New Roman" w:hAnsi="Arial Narrow" w:cs="Arial"/>
+          <w:color w:val="000000"/>
+          <w:kern w:val="0"/>
+          <w:lang w:eastAsia="es-ES"/>
+          <ns2:ligatures ns2:val="none"/>
         </w:rPr>
         <w:t xml:space="preserve">A pesar de los esfuerzos por activar el desgravamen, las comunicaciones recibidas indicaban que las tarjetas de crédito aún debían pagarse, lo que les generó perjuicios económicos y emocionales. El 21 de agosto de 2024 asistieron a una audiencia de conciliación con el Banco y </w:t>
       </w:r>
@@ -2218,7 +2218,7 @@
           <w:color w:val="000000"/>
           <w:kern w:val="0"/>
           <w:lang w:eastAsia="es-ES"/>
-          <w14:ligatures w14:val="none"/>
+          <ns2:ligatures ns2:val="none"/>
         </w:rPr>
         <w:t>Rímac</w:t>
       </w:r>
@@ -2228,25 +2228,25 @@
           <w:color w:val="000000"/>
           <w:kern w:val="0"/>
           <w:lang w:eastAsia="es-ES"/>
-          <w14:ligatures w14:val="none"/>
+          <ns2:ligatures ns2:val="none"/>
         </w:rPr>
         <w:t>, pero no se alcanzó un acuerdo.</w:t>
       </w:r>
     </w:p>
-    <w:p>
-      <w:pPr>
-        <w:spacing w:after="0" w:line="240" w:lineRule="auto"/>
-        <w:jc w:val="both"/>
-        <w:rPr>
-          <w:rFonts w:ascii="Arial Narrow" w:eastAsia="Times New Roman" w:hAnsi="Arial Narrow" w:cs="Arial"/>
-          <w:color w:val="000000"/>
-          <w:kern w:val="0"/>
-          <w:lang w:eastAsia="es-ES"/>
-          <w14:ligatures w14:val="none"/>
-        </w:rPr>
-      </w:pPr>
-    </w:p>
-    <w:p>
+    <w:p ns2:paraId="717A88FF" ns2:textId="77777777">
+      <w:pPr>
+        <w:spacing w:after="0" w:line="240" w:lineRule="auto"/>
+        <w:jc w:val="both"/>
+        <w:rPr>
+          <w:rFonts w:ascii="Arial Narrow" w:eastAsia="Times New Roman" w:hAnsi="Arial Narrow" w:cs="Arial"/>
+          <w:color w:val="000000"/>
+          <w:kern w:val="0"/>
+          <w:lang w:eastAsia="es-ES"/>
+          <ns2:ligatures ns2:val="none"/>
+        </w:rPr>
+      </w:pPr>
+    </w:p>
+    <w:p ns2:paraId="667DBDCB" ns2:textId="77777777">
       <w:pPr>
         <w:tabs>
           <w:tab w:val="left" w:pos="1134"/>
@@ -2258,11 +2258,11 @@
           <w:color w:val="000000"/>
           <w:kern w:val="0"/>
           <w:lang w:eastAsia="es-ES"/>
-          <w14:ligatures w14:val="none"/>
-        </w:rPr>
-      </w:pPr>
-    </w:p>
-    <w:p>
+          <ns2:ligatures ns2:val="none"/>
+        </w:rPr>
+      </w:pPr>
+    </w:p>
+    <w:p ns2:paraId="44007BE6" ns2:textId="2D0A32E2">
       <w:pPr>
         <w:numPr>
           <w:ilvl w:val="1"/>
@@ -2280,7 +2280,7 @@
           <w:color w:val="000000"/>
           <w:kern w:val="0"/>
           <w:lang w:val="es-ES" w:eastAsia="es-ES"/>
-          <w14:ligatures w14:val="none"/>
+          <ns2:ligatures ns2:val="none"/>
         </w:rPr>
       </w:pPr>
       <w:r>
@@ -2289,7 +2289,7 @@
           <w:color w:val="000000"/>
           <w:kern w:val="0"/>
           <w:lang w:val="es-ES" w:eastAsia="es-ES"/>
-          <w14:ligatures w14:val="none"/>
+          <ns2:ligatures ns2:val="none"/>
         </w:rPr>
         <w:t xml:space="preserve">La </w:t>
       </w:r>
@@ -2299,7 +2299,7 @@
           <w:color w:val="000000"/>
           <w:kern w:val="0"/>
           <w:lang w:val="es-ES" w:eastAsia="es-ES"/>
-          <w14:ligatures w14:val="none"/>
+          <ns2:ligatures ns2:val="none"/>
         </w:rPr>
         <w:t xml:space="preserve">Sucesión </w:t>
       </w:r>
@@ -2309,7 +2309,7 @@
           <w:color w:val="000000"/>
           <w:kern w:val="0"/>
           <w:lang w:val="es-ES" w:eastAsia="es-ES"/>
-          <w14:ligatures w14:val="none"/>
+          <ns2:ligatures ns2:val="none"/>
         </w:rPr>
         <w:t>solicitó</w:t>
       </w:r>
@@ -2319,7 +2319,7 @@
           <w:color w:val="000000"/>
           <w:kern w:val="0"/>
           <w:lang w:val="es-ES" w:eastAsia="es-ES"/>
-          <w14:ligatures w14:val="none"/>
+          <ns2:ligatures ns2:val="none"/>
         </w:rPr>
         <w:t xml:space="preserve">, en calidad de medida correctiva, que </w:t>
       </w:r>
@@ -2329,7 +2329,7 @@
           <w:color w:val="000000"/>
           <w:kern w:val="0"/>
           <w:lang w:val="es-ES" w:eastAsia="es-ES"/>
-          <w14:ligatures w14:val="none"/>
+          <ns2:ligatures ns2:val="none"/>
         </w:rPr>
         <w:t xml:space="preserve">se </w:t>
       </w:r>
@@ -2339,7 +2339,7 @@
           <w:color w:val="000000"/>
           <w:kern w:val="0"/>
           <w:lang w:val="es-ES" w:eastAsia="es-ES"/>
-          <w14:ligatures w14:val="none"/>
+          <ns2:ligatures ns2:val="none"/>
         </w:rPr>
         <w:t>les otorgue</w:t>
       </w:r>
@@ -2349,7 +2349,7 @@
           <w:color w:val="000000"/>
           <w:kern w:val="0"/>
           <w:lang w:val="es-ES" w:eastAsia="es-ES"/>
-          <w14:ligatures w14:val="none"/>
+          <ns2:ligatures ns2:val="none"/>
         </w:rPr>
         <w:t xml:space="preserve"> </w:t>
       </w:r>
@@ -2359,7 +2359,7 @@
           <w:color w:val="000000"/>
           <w:kern w:val="0"/>
           <w:lang w:val="es-ES" w:eastAsia="es-ES"/>
-          <w14:ligatures w14:val="none"/>
+          <ns2:ligatures ns2:val="none"/>
         </w:rPr>
         <w:t xml:space="preserve">la cobertura del </w:t>
       </w:r>
@@ -2369,7 +2369,7 @@
           <w:color w:val="000000"/>
           <w:kern w:val="0"/>
           <w:lang w:val="es-ES" w:eastAsia="es-ES"/>
-          <w14:ligatures w14:val="none"/>
+          <ns2:ligatures ns2:val="none"/>
         </w:rPr>
         <w:t xml:space="preserve">seguro de desgravamen por parte </w:t>
       </w:r>
@@ -2379,7 +2379,7 @@
           <w:color w:val="000000"/>
           <w:kern w:val="0"/>
           <w:lang w:val="es-ES" w:eastAsia="es-ES"/>
-          <w14:ligatures w14:val="none"/>
+          <ns2:ligatures ns2:val="none"/>
         </w:rPr>
         <w:t xml:space="preserve">del Banco, </w:t>
       </w:r>
@@ -2389,7 +2389,7 @@
           <w:color w:val="000000"/>
           <w:kern w:val="0"/>
           <w:lang w:val="es-ES" w:eastAsia="es-ES"/>
-          <w14:ligatures w14:val="none"/>
+          <ns2:ligatures ns2:val="none"/>
         </w:rPr>
         <w:t>así como el pago de los daños y perjuicios causados</w:t>
       </w:r>
@@ -2399,12 +2399,12 @@
           <w:color w:val="000000"/>
           <w:kern w:val="0"/>
           <w:lang w:val="es-ES" w:eastAsia="es-ES"/>
-          <w14:ligatures w14:val="none"/>
+          <ns2:ligatures ns2:val="none"/>
         </w:rPr>
         <w:t>.</w:t>
       </w:r>
     </w:p>
-    <w:p>
+    <w:p ns2:paraId="619E0710" ns2:textId="77777777">
       <w:pPr>
         <w:spacing w:after="0" w:line="240" w:lineRule="auto"/>
         <w:contextualSpacing/>
@@ -2415,11 +2415,11 @@
           <w:color w:val="000000"/>
           <w:kern w:val="0"/>
           <w:lang w:eastAsia="es-PE"/>
-          <w14:ligatures w14:val="none"/>
-        </w:rPr>
-      </w:pPr>
-    </w:p>
-    <w:p>
+          <ns2:ligatures ns2:val="none"/>
+        </w:rPr>
+      </w:pPr>
+    </w:p>
+    <w:p ns2:paraId="0681DFDC" ns2:textId="77777777">
       <w:pPr>
         <w:pStyle w:val="Prrafodelista"/>
         <w:numPr>
@@ -2439,22 +2439,22 @@
           <w:color w:val="000000"/>
           <w:kern w:val="0"/>
           <w:lang w:eastAsia="es-PE"/>
-          <w14:ligatures w14:val="none"/>
-        </w:rPr>
-      </w:pPr>
-      <w:r>
-        <w:rPr>
-          <w:rFonts w:ascii="Arial Narrow" w:eastAsia="Arial Narrow" w:hAnsi="Arial Narrow" w:cs="Arial Narrow"/>
-          <w:b/>
-          <w:color w:val="000000"/>
-          <w:kern w:val="0"/>
-          <w:lang w:eastAsia="es-PE"/>
-          <w14:ligatures w14:val="none"/>
+          <ns2:ligatures ns2:val="none"/>
+        </w:rPr>
+      </w:pPr>
+      <w:r>
+        <w:rPr>
+          <w:rFonts w:ascii="Arial Narrow" w:eastAsia="Arial Narrow" w:hAnsi="Arial Narrow" w:cs="Arial Narrow"/>
+          <w:b/>
+          <w:color w:val="000000"/>
+          <w:kern w:val="0"/>
+          <w:lang w:eastAsia="es-PE"/>
+          <ns2:ligatures ns2:val="none"/>
         </w:rPr>
         <w:t>DE LA ADMISIÓN A TRÁMITE DE LA DENUNCIA</w:t>
       </w:r>
     </w:p>
-    <w:p>
+    <w:p ns2:paraId="3F75B5BE" ns2:textId="77777777">
       <w:pPr>
         <w:spacing w:after="0" w:line="240" w:lineRule="auto"/>
         <w:ind w:left="567"/>
@@ -2466,11 +2466,11 @@
           <w:color w:val="000000"/>
           <w:kern w:val="0"/>
           <w:lang w:eastAsia="es-PE"/>
-          <w14:ligatures w14:val="none"/>
-        </w:rPr>
-      </w:pPr>
-    </w:p>
-    <w:p>
+          <ns2:ligatures ns2:val="none"/>
+        </w:rPr>
+      </w:pPr>
+    </w:p>
+    <w:p ns2:paraId="76CE37D0" ns2:textId="705D951A">
       <w:pPr>
         <w:pStyle w:val="Prrafodelista"/>
         <w:numPr>
@@ -2483,7 +2483,7 @@
         <w:rPr>
           <w:rFonts w:ascii="Arial Narrow" w:eastAsia="Arial Narrow" w:hAnsi="Arial Narrow" w:cs="Arial Narrow"/>
           <w:kern w:val="0"/>
-          <w14:ligatures w14:val="none"/>
+          <ns2:ligatures ns2:val="none"/>
         </w:rPr>
       </w:pPr>
       <w:bookmarkStart w:id="1" w:name="_Hlk140755208"/>
@@ -2495,7 +2495,7 @@
           <w:color w:val="000000"/>
           <w:kern w:val="0"/>
           <w:lang w:eastAsia="es-PE"/>
-          <w14:ligatures w14:val="none"/>
+          <ns2:ligatures ns2:val="none"/>
         </w:rPr>
         <w:t xml:space="preserve">La Secretaría Técnica de la Comisión de Protección al Consumidor 1 (en adelante, la Secretaría Técnica), en ejercicio de sus facultades, considera que el hecho denunciado, consistente en que la compañía aseguradora y el banco se habrían negado injustificadamente a otorgar a la parte denunciante la cobertura del Seguro de Desgravamen de la Póliza 000101580129283700 por el fallecimiento del señor [APELLIDO] ; involucraría una presunta afectación a sus expectativas, quien no habría encontrado una correspondencia entre lo que esperaba recibir de parte del proveedor y lo que realmente recibió. Por consiguiente, corresponde calificar el hecho materia de denuncia como una presunta infracción al deber de idoneidad, tipificado en los artículos 18 y 19 del Código. </w:t>
       </w:r>
@@ -2505,7 +2505,7 @@
           <w:color w:val="000000"/>
           <w:kern w:val="0"/>
           <w:lang w:eastAsia="es-PE"/>
-          <w14:ligatures w14:val="none"/>
+          <ns2:ligatures ns2:val="none"/>
         </w:rPr>
         <w:t xml:space="preserve"/>
       </w:r>
@@ -2518,7 +2518,7 @@
           <w:color w:val="000000"/>
           <w:kern w:val="0"/>
           <w:lang w:eastAsia="es-PE"/>
-          <w14:ligatures w14:val="none"/>
+          <ns2:ligatures ns2:val="none"/>
         </w:rPr>
         <w:t/>
       </w:r>
@@ -2528,7 +2528,7 @@
           <w:rFonts w:ascii="Arial Narrow" w:eastAsia="Arial Narrow" w:hAnsi="Arial Narrow" w:cs="Arial Narrow"/>
           <w:kern w:val="0"/>
           <w:vertAlign w:val="superscript"/>
-          <w14:ligatures w14:val="none"/>
+          <ns2:ligatures ns2:val="none"/>
         </w:rPr>
         <w:footnoteReference w:id="4"/>
       </w:r>
@@ -2538,7 +2538,7 @@
           <w:color w:val="000000"/>
           <w:kern w:val="0"/>
           <w:lang w:eastAsia="es-PE"/>
-          <w14:ligatures w14:val="none"/>
+          <ns2:ligatures ns2:val="none"/>
         </w:rPr>
         <w:t xml:space="preserve"/>
       </w:r>
@@ -2548,7 +2548,7 @@
           <w:color w:val="000000"/>
           <w:kern w:val="0"/>
           <w:lang w:eastAsia="es-PE"/>
-          <w14:ligatures w14:val="none"/>
+          <ns2:ligatures ns2:val="none"/>
         </w:rPr>
         <w:t xml:space="preserve"/>
       </w:r>
@@ -2558,7 +2558,7 @@
           <w:color w:val="000000"/>
           <w:kern w:val="0"/>
           <w:lang w:val="es-ES" w:eastAsia="es-ES"/>
-          <w14:ligatures w14:val="none"/>
+          <ns2:ligatures ns2:val="none"/>
         </w:rPr>
         <w:t xml:space="preserve"/>
       </w:r>
@@ -2566,7 +2566,7 @@
         <w:rPr>
           <w:rFonts w:ascii="Arial Narrow" w:eastAsia="Arial Narrow" w:hAnsi="Arial Narrow" w:cs="Arial Narrow"/>
           <w:kern w:val="0"/>
-          <w14:ligatures w14:val="none"/>
+          <ns2:ligatures ns2:val="none"/>
         </w:rPr>
         <w:t/>
       </w:r>
@@ -2574,7 +2574,7 @@
         <w:rPr>
           <w:rFonts w:ascii="Arial Narrow" w:eastAsia="Arial Narrow" w:hAnsi="Arial Narrow" w:cs="Arial Narrow"/>
           <w:kern w:val="0"/>
-          <w14:ligatures w14:val="none"/>
+          <ns2:ligatures ns2:val="none"/>
         </w:rPr>
         <w:t/>
       </w:r>
@@ -2582,7 +2582,7 @@
         <w:rPr>
           <w:rFonts w:ascii="Arial Narrow" w:eastAsia="Arial Narrow" w:hAnsi="Arial Narrow" w:cs="Arial Narrow"/>
           <w:kern w:val="0"/>
-          <w14:ligatures w14:val="none"/>
+          <ns2:ligatures ns2:val="none"/>
         </w:rPr>
         <w:t xml:space="preserve"/>
       </w:r>
@@ -2590,7 +2590,7 @@
         <w:rPr>
           <w:rFonts w:ascii="Arial Narrow" w:eastAsia="Arial Narrow" w:hAnsi="Arial Narrow" w:cs="Arial Narrow"/>
           <w:kern w:val="0"/>
-          <w14:ligatures w14:val="none"/>
+          <ns2:ligatures ns2:val="none"/>
         </w:rPr>
         <w:t xml:space="preserve"/>
       </w:r>
@@ -2598,7 +2598,7 @@
         <w:rPr>
           <w:rFonts w:ascii="Arial Narrow" w:eastAsia="Arial Narrow" w:hAnsi="Arial Narrow" w:cs="Arial Narrow"/>
           <w:kern w:val="0"/>
-          <w14:ligatures w14:val="none"/>
+          <ns2:ligatures ns2:val="none"/>
         </w:rPr>
         <w:t xml:space="preserve"/>
       </w:r>
@@ -2608,7 +2608,7 @@
           <w:color w:val="000000"/>
           <w:kern w:val="0"/>
           <w:lang w:eastAsia="es-PE"/>
-          <w14:ligatures w14:val="none"/>
+          <ns2:ligatures ns2:val="none"/>
         </w:rPr>
         <w:t xml:space="preserve"/>
       </w:r>
@@ -2616,7 +2616,7 @@
         <w:rPr>
           <w:rFonts w:ascii="Arial Narrow" w:eastAsia="Arial Narrow" w:hAnsi="Arial Narrow" w:cs="Arial Narrow"/>
           <w:kern w:val="0"/>
-          <w14:ligatures w14:val="none"/>
+          <ns2:ligatures ns2:val="none"/>
         </w:rPr>
         <w:t xml:space="preserve"/>
       </w:r>
@@ -2626,7 +2626,7 @@
           <w:color w:val="000000"/>
           <w:kern w:val="0"/>
           <w:lang w:eastAsia="es-ES"/>
-          <w14:ligatures w14:val="none"/>
+          <ns2:ligatures ns2:val="none"/>
         </w:rPr>
         <w:t xml:space="preserve"/>
       </w:r>
@@ -2637,7 +2637,7 @@
           <w:color w:val="000000"/>
           <w:kern w:val="0"/>
           <w:lang w:eastAsia="es-ES"/>
-          <w14:ligatures w14:val="none"/>
+          <ns2:ligatures ns2:val="none"/>
         </w:rPr>
         <w:t/>
       </w:r>
@@ -2648,7 +2648,7 @@
           <w:color w:val="000000"/>
           <w:kern w:val="0"/>
           <w:lang w:eastAsia="es-ES"/>
-          <w14:ligatures w14:val="none"/>
+          <ns2:ligatures ns2:val="none"/>
         </w:rPr>
         <w:t xml:space="preserve"/>
       </w:r>
@@ -2658,7 +2658,7 @@
           <w:color w:val="000000"/>
           <w:kern w:val="0"/>
           <w:lang w:eastAsia="es-PE"/>
-          <w14:ligatures w14:val="none"/>
+          <ns2:ligatures ns2:val="none"/>
         </w:rPr>
         <w:t xml:space="preserve"/>
       </w:r>
@@ -2668,7 +2668,7 @@
           <w:color w:val="000000"/>
           <w:kern w:val="0"/>
           <w:lang w:eastAsia="es-PE"/>
-          <w14:ligatures w14:val="none"/>
+          <ns2:ligatures ns2:val="none"/>
         </w:rPr>
         <w:t xml:space="preserve"/>
       </w:r>
@@ -2678,7 +2678,7 @@
           <w:color w:val="000000"/>
           <w:kern w:val="0"/>
           <w:lang w:eastAsia="es-PE"/>
-          <w14:ligatures w14:val="none"/>
+          <ns2:ligatures ns2:val="none"/>
         </w:rPr>
         <w:lastRenderedPageBreak/>
         <w:t/>
@@ -2687,7 +2687,7 @@
         <w:rPr>
           <w:rFonts w:ascii="Arial Narrow" w:eastAsia="Arial Narrow" w:hAnsi="Arial Narrow" w:cs="Arial Narrow"/>
           <w:kern w:val="0"/>
-          <w14:ligatures w14:val="none"/>
+          <ns2:ligatures ns2:val="none"/>
         </w:rPr>
         <w:t/>
       </w:r>
@@ -2697,7 +2697,7 @@
           <w:color w:val="000000"/>
           <w:kern w:val="0"/>
           <w:lang w:eastAsia="es-PE"/>
-          <w14:ligatures w14:val="none"/>
+          <ns2:ligatures ns2:val="none"/>
         </w:rPr>
         <w:t/>
       </w:r>
@@ -2705,7 +2705,7 @@
         <w:rPr>
           <w:rFonts w:ascii="Arial Narrow" w:eastAsia="Arial Narrow" w:hAnsi="Arial Narrow" w:cs="Arial Narrow"/>
           <w:kern w:val="0"/>
-          <w14:ligatures w14:val="none"/>
+          <ns2:ligatures ns2:val="none"/>
         </w:rPr>
         <w:t xml:space="preserve"/>
       </w:r>
@@ -2715,7 +2715,7 @@
           <w:color w:val="000000"/>
           <w:kern w:val="0"/>
           <w:lang w:eastAsia="es-PE"/>
-          <w14:ligatures w14:val="none"/>
+          <ns2:ligatures ns2:val="none"/>
         </w:rPr>
         <w:t/>
       </w:r>
@@ -2723,7 +2723,7 @@
         <w:rPr>
           <w:rFonts w:ascii="Arial Narrow" w:eastAsia="Arial Narrow" w:hAnsi="Arial Narrow" w:cs="Arial Narrow"/>
           <w:kern w:val="0"/>
-          <w14:ligatures w14:val="none"/>
+          <ns2:ligatures ns2:val="none"/>
         </w:rPr>
         <w:t xml:space="preserve"/>
       </w:r>
@@ -2733,7 +2733,7 @@
           <w:rFonts w:ascii="Arial Narrow" w:eastAsia="Arial Narrow" w:hAnsi="Arial Narrow" w:cs="Arial"/>
           <w:kern w:val="0"/>
           <w:vertAlign w:val="superscript"/>
-          <w14:ligatures w14:val="none"/>
+          <ns2:ligatures ns2:val="none"/>
         </w:rPr>
         <w:footnoteReference w:id="5"/>
       </w:r>
@@ -2741,7 +2741,7 @@
         <w:rPr>
           <w:rFonts w:ascii="Arial Narrow" w:eastAsia="Arial Narrow" w:hAnsi="Arial Narrow" w:cs="Arial Narrow"/>
           <w:kern w:val="0"/>
-          <w14:ligatures w14:val="none"/>
+          <ns2:ligatures ns2:val="none"/>
         </w:rPr>
         <w:t/>
       </w:r>
@@ -2749,12 +2749,12 @@
         <w:rPr>
           <w:rFonts w:ascii="Arial Narrow" w:eastAsia="Arial Narrow" w:hAnsi="Arial Narrow" w:cs="Arial Narrow"/>
           <w:kern w:val="0"/>
-          <w14:ligatures w14:val="none"/>
+          <ns2:ligatures ns2:val="none"/>
         </w:rPr>
         <w:t xml:space="preserve"/>
       </w:r>
     </w:p>
-    <w:p>
+    <w:p ns2:paraId="60402E55" ns2:textId="77777777">
       <w:pPr>
         <w:pStyle w:val="Prrafodelista"/>
         <w:spacing w:after="0" w:line="240" w:lineRule="auto"/>
@@ -2763,11 +2763,11 @@
         <w:rPr>
           <w:rFonts w:ascii="Arial Narrow" w:eastAsia="Arial Narrow" w:hAnsi="Arial Narrow" w:cs="Arial Narrow"/>
           <w:kern w:val="0"/>
-          <w14:ligatures w14:val="none"/>
-        </w:rPr>
-      </w:pPr>
-    </w:p>
-    <w:p>
+          <ns2:ligatures ns2:val="none"/>
+        </w:rPr>
+      </w:pPr>
+    </w:p>
+    <w:p ns2:paraId="2847E956" ns2:textId="00C76853">
       <w:pPr>
         <w:pStyle w:val="Prrafodelista"/>
         <w:numPr>
@@ -2780,14 +2780,14 @@
         <w:rPr>
           <w:rFonts w:ascii="Arial Narrow" w:eastAsia="Arial Narrow" w:hAnsi="Arial Narrow" w:cs="Arial Narrow"/>
           <w:kern w:val="0"/>
-          <w14:ligatures w14:val="none"/>
-        </w:rPr>
-      </w:pPr>
-      <w:r>
-        <w:rPr>
-          <w:rFonts w:ascii="Arial Narrow" w:eastAsia="Arial Narrow" w:hAnsi="Arial Narrow" w:cs="Arial Narrow"/>
-          <w:kern w:val="0"/>
-          <w14:ligatures w14:val="none"/>
+          <ns2:ligatures ns2:val="none"/>
+        </w:rPr>
+      </w:pPr>
+      <w:r>
+        <w:rPr>
+          <w:rFonts w:ascii="Arial Narrow" w:eastAsia="Arial Narrow" w:hAnsi="Arial Narrow" w:cs="Arial Narrow"/>
+          <w:kern w:val="0"/>
+          <ns2:ligatures ns2:val="none"/>
         </w:rPr>
         <w:t xml:space="preserve">Asimismo, </w:t>
       </w:r>
@@ -2795,7 +2795,7 @@
         <w:rPr>
           <w:rFonts w:ascii="Arial Narrow" w:eastAsia="Arial Narrow" w:hAnsi="Arial Narrow" w:cs="Arial Narrow"/>
           <w:kern w:val="0"/>
-          <w14:ligatures w14:val="none"/>
+          <ns2:ligatures ns2:val="none"/>
         </w:rPr>
         <w:t xml:space="preserve">la Secretaría Técnica, en ejercicio de sus facultades, considera que el hecho denunciado, consistente en que </w:t>
       </w:r>
@@ -2805,7 +2805,7 @@
           <w:color w:val="000000"/>
           <w:kern w:val="0"/>
           <w:lang w:val="es-ES" w:eastAsia="es-ES"/>
-          <w14:ligatures w14:val="none"/>
+          <ns2:ligatures ns2:val="none"/>
         </w:rPr>
         <w:t>el banco</w:t>
       </w:r>
@@ -2813,7 +2813,7 @@
         <w:rPr>
           <w:rFonts w:ascii="Arial Narrow" w:eastAsia="Arial Narrow" w:hAnsi="Arial Narrow" w:cs="Arial Narrow"/>
           <w:kern w:val="0"/>
-          <w14:ligatures w14:val="none"/>
+          <ns2:ligatures ns2:val="none"/>
         </w:rPr>
         <w:t xml:space="preserve"> no habría cumplido con brindar al denunciante información </w:t>
       </w:r>
@@ -2821,7 +2821,7 @@
         <w:rPr>
           <w:rFonts w:ascii="Arial Narrow" w:eastAsia="Arial Narrow" w:hAnsi="Arial Narrow" w:cs="Arial Narrow"/>
           <w:kern w:val="0"/>
-          <w14:ligatures w14:val="none"/>
+          <ns2:ligatures ns2:val="none"/>
         </w:rPr>
         <w:t xml:space="preserve">correcta sobre la </w:t>
       </w:r>
@@ -2831,7 +2831,7 @@
           <w:color w:val="000000"/>
           <w:kern w:val="0"/>
           <w:lang w:eastAsia="es-ES"/>
-          <w14:ligatures w14:val="none"/>
+          <ns2:ligatures ns2:val="none"/>
         </w:rPr>
         <w:t>deuda pendiente</w:t>
       </w:r>
@@ -2839,7 +2839,7 @@
         <w:rPr>
           <w:rFonts w:ascii="Arial Narrow" w:eastAsia="Arial Narrow" w:hAnsi="Arial Narrow" w:cs="Arial Narrow"/>
           <w:kern w:val="0"/>
-          <w14:ligatures w14:val="none"/>
+          <ns2:ligatures ns2:val="none"/>
         </w:rPr>
         <w:t xml:space="preserve"> que mantenía el causante</w:t>
       </w:r>
@@ -2847,7 +2847,7 @@
         <w:rPr>
           <w:rFonts w:ascii="Arial Narrow" w:eastAsia="Arial Narrow" w:hAnsi="Arial Narrow" w:cs="Arial Narrow"/>
           <w:kern w:val="0"/>
-          <w14:ligatures w14:val="none"/>
+          <ns2:ligatures ns2:val="none"/>
         </w:rPr>
         <w:t xml:space="preserve">, </w:t>
       </w:r>
@@ -2855,7 +2855,7 @@
         <w:rPr>
           <w:rFonts w:ascii="Arial Narrow" w:eastAsia="Arial Narrow" w:hAnsi="Arial Narrow" w:cs="Arial Narrow"/>
           <w:kern w:val="0"/>
-          <w14:ligatures w14:val="none"/>
+          <ns2:ligatures ns2:val="none"/>
         </w:rPr>
         <w:t xml:space="preserve">debido a que con fecha </w:t>
       </w:r>
@@ -2865,7 +2865,7 @@
           <w:color w:val="000000"/>
           <w:kern w:val="0"/>
           <w:lang w:eastAsia="es-ES"/>
-          <w14:ligatures w14:val="none"/>
+          <ns2:ligatures ns2:val="none"/>
         </w:rPr>
         <w:t>20 de marzo 2024 el banco refiere que no mantenía deuda, pese a que el 12 de junio de 2024 le indicaron que tenía una deuda pendiente</w:t>
       </w:r>
@@ -2873,7 +2873,7 @@
         <w:rPr>
           <w:rFonts w:ascii="Arial Narrow" w:eastAsia="Arial Narrow" w:hAnsi="Arial Narrow" w:cs="Arial Narrow"/>
           <w:kern w:val="0"/>
-          <w14:ligatures w14:val="none"/>
+          <ns2:ligatures ns2:val="none"/>
         </w:rPr>
         <w:t>. Por consiguiente, corresponde calificar el hecho materia de denuncia como una presunta infracción al deber de información, tipificado en el artículo 1, numeral 1, literal b) y al artículo 2 del Código</w:t>
       </w:r>
@@ -2883,7 +2883,7 @@
           <w:rFonts w:ascii="Arial Narrow" w:eastAsia="Arial Narrow" w:hAnsi="Arial Narrow" w:cs="Arial"/>
           <w:kern w:val="0"/>
           <w:vertAlign w:val="superscript"/>
-          <w14:ligatures w14:val="none"/>
+          <ns2:ligatures ns2:val="none"/>
         </w:rPr>
         <w:footnoteReference w:id="6"/>
       </w:r>
@@ -2891,12 +2891,12 @@
         <w:rPr>
           <w:rFonts w:ascii="Arial Narrow" w:eastAsia="Arial Narrow" w:hAnsi="Arial Narrow" w:cs="Arial Narrow"/>
           <w:kern w:val="0"/>
-          <w14:ligatures w14:val="none"/>
+          <ns2:ligatures ns2:val="none"/>
         </w:rPr>
         <w:t>.</w:t>
       </w:r>
     </w:p>
-    <w:p>
+    <w:p ns2:paraId="4F1E88E9" ns2:textId="77777777">
       <w:pPr>
         <w:spacing w:after="0" w:line="240" w:lineRule="auto"/>
         <w:jc w:val="both"/>
@@ -2904,11 +2904,11 @@
           <w:rFonts w:ascii="Arial Narrow" w:eastAsia="Calibri" w:hAnsi="Arial Narrow" w:cs="Arial Narrow"/>
           <w:kern w:val="0"/>
           <w:lang w:eastAsia="es-PE"/>
-          <w14:ligatures w14:val="none"/>
-        </w:rPr>
-      </w:pPr>
-    </w:p>
-    <w:p>
+          <ns2:ligatures ns2:val="none"/>
+        </w:rPr>
+      </w:pPr>
+    </w:p>
+    <w:p ns2:paraId="53370C61" ns2:textId="1B55B3A6">
       <w:pPr>
         <w:pStyle w:val="Prrafodelista"/>
         <w:numPr>
@@ -2922,7 +2922,7 @@
           <w:rFonts w:ascii="Arial Narrow" w:eastAsia="Calibri" w:hAnsi="Arial Narrow" w:cs="Arial Narrow"/>
           <w:kern w:val="0"/>
           <w:lang w:eastAsia="es-PE"/>
-          <w14:ligatures w14:val="none"/>
+          <ns2:ligatures ns2:val="none"/>
         </w:rPr>
       </w:pPr>
       <w:r>
@@ -2931,7 +2931,7 @@
           <w:color w:val="000000"/>
           <w:kern w:val="0"/>
           <w:lang w:eastAsia="es-PE"/>
-          <w14:ligatures w14:val="none"/>
+          <ns2:ligatures ns2:val="none"/>
         </w:rPr>
         <w:t>En tanto la denuncia reúne los requisitos establecidos por la norma citada, corresponde admitirla a trámite</w:t>
       </w:r>
@@ -2941,7 +2941,7 @@
           <w:rFonts w:ascii="Arial Narrow" w:eastAsia="Arial Narrow" w:hAnsi="Arial Narrow" w:cs="Arial Narrow"/>
           <w:kern w:val="0"/>
           <w:vertAlign w:val="superscript"/>
-          <w14:ligatures w14:val="none"/>
+          <ns2:ligatures ns2:val="none"/>
         </w:rPr>
         <w:footnoteReference w:id="7"/>
       </w:r>
@@ -2951,12 +2951,12 @@
           <w:color w:val="000000"/>
           <w:kern w:val="0"/>
           <w:lang w:eastAsia="es-PE"/>
-          <w14:ligatures w14:val="none"/>
+          <ns2:ligatures ns2:val="none"/>
         </w:rPr>
         <w:t>.</w:t>
       </w:r>
     </w:p>
-    <w:p>
+    <w:p ns2:paraId="01E2C693" ns2:textId="77777777">
       <w:pPr>
         <w:spacing w:after="0" w:line="240" w:lineRule="auto"/>
         <w:ind w:left="567"/>
@@ -2967,11 +2967,11 @@
           <w:color w:val="000000"/>
           <w:kern w:val="0"/>
           <w:lang w:eastAsia="es-PE"/>
-          <w14:ligatures w14:val="none"/>
-        </w:rPr>
-      </w:pPr>
-    </w:p>
-    <w:p>
+          <ns2:ligatures ns2:val="none"/>
+        </w:rPr>
+      </w:pPr>
+    </w:p>
+    <w:p ns2:paraId="73E8A701" ns2:textId="77777777">
       <w:pPr>
         <w:pStyle w:val="Prrafodelista"/>
         <w:numPr>
@@ -2991,22 +2991,22 @@
           <w:color w:val="000000"/>
           <w:kern w:val="0"/>
           <w:lang w:eastAsia="es-PE"/>
-          <w14:ligatures w14:val="none"/>
-        </w:rPr>
-      </w:pPr>
-      <w:r>
-        <w:rPr>
-          <w:rFonts w:ascii="Arial Narrow" w:eastAsia="Arial Narrow" w:hAnsi="Arial Narrow" w:cs="Arial Narrow"/>
-          <w:b/>
-          <w:color w:val="000000"/>
-          <w:kern w:val="0"/>
-          <w:lang w:eastAsia="es-PE"/>
-          <w14:ligatures w14:val="none"/>
+          <ns2:ligatures ns2:val="none"/>
+        </w:rPr>
+      </w:pPr>
+      <w:r>
+        <w:rPr>
+          <w:rFonts w:ascii="Arial Narrow" w:eastAsia="Arial Narrow" w:hAnsi="Arial Narrow" w:cs="Arial Narrow"/>
+          <w:b/>
+          <w:color w:val="000000"/>
+          <w:kern w:val="0"/>
+          <w:lang w:eastAsia="es-PE"/>
+          <ns2:ligatures ns2:val="none"/>
         </w:rPr>
         <w:t>REQUERIMIENTO DE INFORMACION</w:t>
       </w:r>
     </w:p>
-    <w:p>
+    <w:p ns2:paraId="3F5BB4A5" ns2:textId="77777777">
       <w:pPr>
         <w:spacing w:after="0" w:line="240" w:lineRule="auto"/>
         <w:jc w:val="both"/>
@@ -3015,11 +3015,11 @@
           <w:color w:val="000000"/>
           <w:kern w:val="0"/>
           <w:lang w:val="es-ES" w:eastAsia="es-ES"/>
-          <w14:ligatures w14:val="none"/>
-        </w:rPr>
-      </w:pPr>
-    </w:p>
-    <w:p>
+          <ns2:ligatures ns2:val="none"/>
+        </w:rPr>
+      </w:pPr>
+    </w:p>
+    <w:p ns2:paraId="251D565B" ns2:textId="77777777">
       <w:pPr>
         <w:pStyle w:val="Prrafodelista"/>
         <w:numPr>
@@ -3034,7 +3034,7 @@
           <w:color w:val="000000"/>
           <w:kern w:val="0"/>
           <w:lang w:val="es-ES" w:eastAsia="es-ES"/>
-          <w14:ligatures w14:val="none"/>
+          <ns2:ligatures ns2:val="none"/>
         </w:rPr>
       </w:pPr>
       <w:r>
@@ -3043,7 +3043,7 @@
           <w:color w:val="000000"/>
           <w:kern w:val="0"/>
           <w:lang w:val="es-ES" w:eastAsia="es-ES"/>
-          <w14:ligatures w14:val="none"/>
+          <ns2:ligatures ns2:val="none"/>
         </w:rPr>
         <w:t xml:space="preserve">A efectos de tener mayores elementos que sirvan para la resolución definitiva del presente caso, la Secretaría Técnica, </w:t>
       </w:r>
@@ -3053,7 +3053,7 @@
           <w:color w:val="000000"/>
           <w:kern w:val="0"/>
           <w:lang w:val="es-ES" w:eastAsia="es-ES"/>
-          <w14:ligatures w14:val="none"/>
+          <ns2:ligatures ns2:val="none"/>
         </w:rPr>
         <w:t xml:space="preserve">en ejercicio de las facultades que la ley le confiere, conviene requerir a los proveedores denunciados que, en un plazo no mayor de cinco (5) días hábiles contado a partir del día siguiente de la notificación de la </w:t>
       </w:r>
@@ -3063,12 +3063,12 @@
           <w:color w:val="000000"/>
           <w:kern w:val="0"/>
           <w:lang w:val="es-ES" w:eastAsia="es-ES"/>
-          <w14:ligatures w14:val="none"/>
+          <ns2:ligatures ns2:val="none"/>
         </w:rPr>
         <w:t>presente resolución, cumplan con lo siguiente:</w:t>
       </w:r>
     </w:p>
-    <w:p>
+    <w:p ns2:paraId="7186A8B0" ns2:textId="77777777">
       <w:pPr>
         <w:pStyle w:val="Prrafodelista"/>
         <w:spacing w:after="0" w:line="240" w:lineRule="auto"/>
@@ -3079,11 +3079,11 @@
           <w:color w:val="000000"/>
           <w:kern w:val="0"/>
           <w:lang w:val="es-ES" w:eastAsia="es-ES"/>
-          <w14:ligatures w14:val="none"/>
-        </w:rPr>
-      </w:pPr>
-    </w:p>
-    <w:p>
+          <ns2:ligatures ns2:val="none"/>
+        </w:rPr>
+      </w:pPr>
+    </w:p>
+    <w:p ns2:paraId="56025AA7" ns2:textId="29857562">
       <w:pPr>
         <w:pStyle w:val="Prrafodelista"/>
         <w:spacing w:after="0" w:line="240" w:lineRule="auto"/>
@@ -3094,7 +3094,7 @@
           <w:color w:val="000000"/>
           <w:kern w:val="0"/>
           <w:lang w:val="es-ES" w:eastAsia="es-ES"/>
-          <w14:ligatures w14:val="none"/>
+          <ns2:ligatures ns2:val="none"/>
         </w:rPr>
       </w:pPr>
       <w:r>
@@ -3104,7 +3104,7 @@
           <w:kern w:val="0"/>
           <w:u w:val="single"/>
           <w:lang w:val="es-ES" w:eastAsia="es-ES"/>
-          <w14:ligatures w14:val="none"/>
+          <ns2:ligatures ns2:val="none"/>
         </w:rPr>
         <w:t>Al Banco</w:t>
       </w:r>
@@ -3114,7 +3114,7 @@
           <w:color w:val="000000"/>
           <w:kern w:val="0"/>
           <w:lang w:val="es-ES" w:eastAsia="es-ES"/>
-          <w14:ligatures w14:val="none"/>
+          <ns2:ligatures ns2:val="none"/>
         </w:rPr>
         <w:t xml:space="preserve">: (i) presentar una copia completa, legible y debidamente suscrita de la Póliza </w:t>
       </w:r>
@@ -3124,7 +3124,7 @@
           <w:color w:val="000000"/>
           <w:kern w:val="0"/>
           <w:lang w:eastAsia="es-PE"/>
-          <w14:ligatures w14:val="none"/>
+          <ns2:ligatures ns2:val="none"/>
         </w:rPr>
         <w:t>000101580129283700</w:t>
       </w:r>
@@ -3134,7 +3134,7 @@
           <w:color w:val="000000"/>
           <w:kern w:val="0"/>
           <w:lang w:val="es-ES" w:eastAsia="es-ES"/>
-          <w14:ligatures w14:val="none"/>
+          <ns2:ligatures ns2:val="none"/>
         </w:rPr>
         <w:t>; y, (</w:t>
       </w:r>
@@ -3145,7 +3145,7 @@
           <w:color w:val="000000"/>
           <w:kern w:val="0"/>
           <w:lang w:val="es-ES" w:eastAsia="es-ES"/>
-          <w14:ligatures w14:val="none"/>
+          <ns2:ligatures ns2:val="none"/>
         </w:rPr>
         <w:t>ii</w:t>
       </w:r>
@@ -3156,7 +3156,7 @@
           <w:color w:val="000000"/>
           <w:kern w:val="0"/>
           <w:lang w:val="es-ES" w:eastAsia="es-ES"/>
-          <w14:ligatures w14:val="none"/>
+          <ns2:ligatures ns2:val="none"/>
         </w:rPr>
         <w:t xml:space="preserve">) </w:t>
       </w:r>
@@ -3166,12 +3166,12 @@
           <w:color w:val="000000"/>
           <w:kern w:val="0"/>
           <w:lang w:val="es-ES" w:eastAsia="es-ES"/>
-          <w14:ligatures w14:val="none"/>
+          <ns2:ligatures ns2:val="none"/>
         </w:rPr>
         <w:t>presentar todas las comunicaciones cursadas con el denunciante en virtud del hecho materia de denuncia.</w:t>
       </w:r>
     </w:p>
-    <w:p>
+    <w:p ns2:paraId="335C961B" ns2:textId="77777777">
       <w:pPr>
         <w:pStyle w:val="Prrafodelista"/>
         <w:spacing w:after="0" w:line="240" w:lineRule="auto"/>
@@ -3183,11 +3183,11 @@
           <w:kern w:val="0"/>
           <w:u w:val="single"/>
           <w:lang w:val="es-ES" w:eastAsia="es-ES"/>
-          <w14:ligatures w14:val="none"/>
-        </w:rPr>
-      </w:pPr>
-    </w:p>
-    <w:p>
+          <ns2:ligatures ns2:val="none"/>
+        </w:rPr>
+      </w:pPr>
+    </w:p>
+    <w:p ns2:paraId="01F750B2" ns2:textId="629D6312">
       <w:pPr>
         <w:pStyle w:val="Prrafodelista"/>
         <w:spacing w:after="0" w:line="240" w:lineRule="auto"/>
@@ -3199,7 +3199,7 @@
           <w:kern w:val="0"/>
           <w:u w:val="single"/>
           <w:lang w:val="es-ES" w:eastAsia="es-ES"/>
-          <w14:ligatures w14:val="none"/>
+          <ns2:ligatures ns2:val="none"/>
         </w:rPr>
       </w:pPr>
       <w:r>
@@ -3209,7 +3209,7 @@
           <w:kern w:val="0"/>
           <w:u w:val="single"/>
           <w:lang w:val="es-ES" w:eastAsia="es-ES"/>
-          <w14:ligatures w14:val="none"/>
+          <ns2:ligatures ns2:val="none"/>
         </w:rPr>
         <w:t xml:space="preserve">A </w:t>
       </w:r>
@@ -3220,7 +3220,7 @@
           <w:kern w:val="0"/>
           <w:u w:val="single"/>
           <w:lang w:val="es-ES" w:eastAsia="es-ES"/>
-          <w14:ligatures w14:val="none"/>
+          <ns2:ligatures ns2:val="none"/>
         </w:rPr>
         <w:t>Rímac</w:t>
       </w:r>
@@ -3230,7 +3230,7 @@
           <w:color w:val="000000"/>
           <w:kern w:val="0"/>
           <w:lang w:val="es-ES" w:eastAsia="es-ES"/>
-          <w14:ligatures w14:val="none"/>
+          <ns2:ligatures ns2:val="none"/>
         </w:rPr>
         <w:t>:</w:t>
       </w:r>
@@ -3240,7 +3240,7 @@
           <w:color w:val="000000"/>
           <w:kern w:val="0"/>
           <w:lang w:eastAsia="es-ES"/>
-          <w14:ligatures w14:val="none"/>
+          <ns2:ligatures ns2:val="none"/>
         </w:rPr>
         <w:t xml:space="preserve"> </w:t>
       </w:r>
@@ -3250,7 +3250,7 @@
           <w:color w:val="000000"/>
           <w:kern w:val="0"/>
           <w:lang w:val="es-ES" w:eastAsia="es-ES"/>
-          <w14:ligatures w14:val="none"/>
+          <ns2:ligatures ns2:val="none"/>
         </w:rPr>
         <w:t xml:space="preserve">(i) presentar una copia completa, legible y debidamente suscrita de la Póliza </w:t>
       </w:r>
@@ -3261,7 +3261,7 @@
           <w:color w:val="000000"/>
           <w:kern w:val="0"/>
           <w:lang w:val="es-ES" w:eastAsia="es-ES"/>
-          <w14:ligatures w14:val="none"/>
+          <ns2:ligatures ns2:val="none"/>
         </w:rPr>
         <w:t/>
       </w:r>
@@ -3272,7 +3272,7 @@
           <w:color w:val="000000"/>
           <w:kern w:val="0"/>
           <w:lang w:val="es-ES" w:eastAsia="es-ES"/>
-          <w14:ligatures w14:val="none"/>
+          <ns2:ligatures ns2:val="none"/>
         </w:rPr>
         <w:t xml:space="preserve"> 000101580129283700; (</w:t>
       </w:r>
@@ -3283,7 +3283,7 @@
           <w:color w:val="000000"/>
           <w:kern w:val="0"/>
           <w:lang w:val="es-ES" w:eastAsia="es-ES"/>
-          <w14:ligatures w14:val="none"/>
+          <ns2:ligatures ns2:val="none"/>
         </w:rPr>
         <w:t>ii</w:t>
       </w:r>
@@ -3294,7 +3294,7 @@
           <w:color w:val="000000"/>
           <w:kern w:val="0"/>
           <w:lang w:val="es-ES" w:eastAsia="es-ES"/>
-          <w14:ligatures w14:val="none"/>
+          <ns2:ligatures ns2:val="none"/>
         </w:rPr>
         <w:t>) presentar todas las comunicaciones cursadas con la parte denunciante en virtud de los hechos materia de denuncia; y (</w:t>
       </w:r>
@@ -3305,7 +3305,7 @@
           <w:color w:val="000000"/>
           <w:kern w:val="0"/>
           <w:lang w:val="es-ES" w:eastAsia="es-ES"/>
-          <w14:ligatures w14:val="none"/>
+          <ns2:ligatures ns2:val="none"/>
         </w:rPr>
         <w:t>iii</w:t>
       </w:r>
@@ -3316,7 +3316,7 @@
           <w:color w:val="000000"/>
           <w:kern w:val="0"/>
           <w:lang w:val="es-ES" w:eastAsia="es-ES"/>
-          <w14:ligatures w14:val="none"/>
+          <ns2:ligatures ns2:val="none"/>
         </w:rPr>
         <w:t>) presentar la sustentación del motivo de no haber activado el Seguro de Desgravamen asociados s los productos financieros materia de denuncia</w:t>
       </w:r>
@@ -3326,12 +3326,12 @@
           <w:color w:val="000000"/>
           <w:kern w:val="0"/>
           <w:lang w:eastAsia="es-ES"/>
-          <w14:ligatures w14:val="none"/>
+          <ns2:ligatures ns2:val="none"/>
         </w:rPr>
         <w:t>.</w:t>
       </w:r>
     </w:p>
-    <w:p>
+    <w:p ns2:paraId="4C19F339" ns2:textId="07DF69B3">
       <w:pPr>
         <w:pStyle w:val="Prrafodelista"/>
         <w:spacing w:after="0" w:line="240" w:lineRule="auto"/>
@@ -3342,11 +3342,11 @@
           <w:color w:val="000000"/>
           <w:kern w:val="0"/>
           <w:lang w:val="es-ES" w:eastAsia="es-ES"/>
-          <w14:ligatures w14:val="none"/>
-        </w:rPr>
-      </w:pPr>
-    </w:p>
-    <w:p>
+          <ns2:ligatures ns2:val="none"/>
+        </w:rPr>
+      </w:pPr>
+    </w:p>
+    <w:p ns2:paraId="1A94A99A" ns2:textId="77777777">
       <w:pPr>
         <w:pStyle w:val="Prrafodelista"/>
         <w:numPr>
@@ -3366,17 +3366,17 @@
           <w:color w:val="000000"/>
           <w:kern w:val="0"/>
           <w:lang w:eastAsia="es-PE"/>
-          <w14:ligatures w14:val="none"/>
-        </w:rPr>
-      </w:pPr>
-      <w:r>
-        <w:rPr>
-          <w:rFonts w:ascii="Arial Narrow" w:eastAsia="Arial Narrow" w:hAnsi="Arial Narrow" w:cs="Arial Narrow"/>
-          <w:b/>
-          <w:color w:val="000000"/>
-          <w:kern w:val="0"/>
-          <w:lang w:eastAsia="es-PE"/>
-          <w14:ligatures w14:val="none"/>
+          <ns2:ligatures ns2:val="none"/>
+        </w:rPr>
+      </w:pPr>
+      <w:r>
+        <w:rPr>
+          <w:rFonts w:ascii="Arial Narrow" w:eastAsia="Arial Narrow" w:hAnsi="Arial Narrow" w:cs="Arial Narrow"/>
+          <w:b/>
+          <w:color w:val="000000"/>
+          <w:kern w:val="0"/>
+          <w:lang w:eastAsia="es-PE"/>
+          <ns2:ligatures ns2:val="none"/>
         </w:rPr>
         <w:t>RESOLUCIÓN DE LA SECRETARÍA</w:t>
       </w:r>
@@ -3387,26 +3387,26 @@
           <w:color w:val="000000"/>
           <w:kern w:val="0"/>
           <w:lang w:eastAsia="es-PE"/>
-          <w14:ligatures w14:val="none"/>
+          <ns2:ligatures ns2:val="none"/>
         </w:rPr>
         <w:t xml:space="preserve"> TÉCNICA </w:t>
       </w:r>
     </w:p>
-    <w:p>
-      <w:pPr>
-        <w:spacing w:after="0" w:line="240" w:lineRule="auto"/>
-        <w:jc w:val="both"/>
-        <w:rPr>
-          <w:rFonts w:ascii="Arial Narrow" w:eastAsia="Arial Narrow" w:hAnsi="Arial Narrow" w:cs="Arial Narrow"/>
-          <w:b/>
-          <w:color w:val="000000"/>
-          <w:kern w:val="0"/>
-          <w:lang w:eastAsia="es-PE"/>
-          <w14:ligatures w14:val="none"/>
-        </w:rPr>
-      </w:pPr>
-    </w:p>
-    <w:p>
+    <w:p ns2:paraId="543B2EE5" ns2:textId="77777777">
+      <w:pPr>
+        <w:spacing w:after="0" w:line="240" w:lineRule="auto"/>
+        <w:jc w:val="both"/>
+        <w:rPr>
+          <w:rFonts w:ascii="Arial Narrow" w:eastAsia="Arial Narrow" w:hAnsi="Arial Narrow" w:cs="Arial Narrow"/>
+          <w:b/>
+          <w:color w:val="000000"/>
+          <w:kern w:val="0"/>
+          <w:lang w:eastAsia="es-PE"/>
+          <ns2:ligatures ns2:val="none"/>
+        </w:rPr>
+      </w:pPr>
+    </w:p>
+    <w:p ns2:paraId="6D7AC394" ns2:textId="20E68BAA">
       <w:pPr>
         <w:spacing w:line="240" w:lineRule="auto"/>
         <w:jc w:val="both"/>
@@ -3422,7 +3422,7 @@
           <w:color w:val="000000"/>
           <w:kern w:val="0"/>
           <w:lang w:eastAsia="es-PE"/>
-          <w14:ligatures w14:val="none"/>
+          <ns2:ligatures ns2:val="none"/>
         </w:rPr>
         <w:t xml:space="preserve">PRIMERO: admitir a trámite la denuncia del 16 de octubre de 2024, interpuesta por la Sucesión [APELLIDO] contra Rímac Seguros y Reaseguros S.A. y Banco BBVA Perú S.A., por lo siguiente:</w:t>
       </w:r>
@@ -3433,7 +3433,7 @@
           <w:kern w:val="0"/>
           <w:shd w:val="clear" w:color="auto" w:fill="FFFFFF"/>
           <w:lang w:eastAsia="es-PE"/>
-          <w14:ligatures w14:val="none"/>
+          <ns2:ligatures ns2:val="none"/>
         </w:rPr>
         <w:t xml:space="preserve"/>
       </w:r>
@@ -3443,7 +3443,7 @@
           <w:color w:val="000000"/>
           <w:kern w:val="0"/>
           <w:lang w:val="es-ES" w:eastAsia="es-ES"/>
-          <w14:ligatures w14:val="none"/>
+          <ns2:ligatures ns2:val="none"/>
         </w:rPr>
         <w:t xml:space="preserve"/>
       </w:r>
@@ -3454,7 +3454,7 @@
           <w:kern w:val="0"/>
           <w:shd w:val="clear" w:color="auto" w:fill="FFFFFF"/>
           <w:lang w:eastAsia="es-PE"/>
-          <w14:ligatures w14:val="none"/>
+          <ns2:ligatures ns2:val="none"/>
         </w:rPr>
         <w:t xml:space="preserve"/>
       </w:r>
@@ -3464,7 +3464,7 @@
           <w:bCs/>
           <w:spacing w:val="-3"/>
           <w:kern w:val="0"/>
-          <w14:ligatures w14:val="none"/>
+          <ns2:ligatures ns2:val="none"/>
         </w:rPr>
         <w:t xml:space="preserve"/>
       </w:r>
@@ -3475,7 +3475,7 @@
           <w:kern w:val="0"/>
           <w:shd w:val="clear" w:color="auto" w:fill="FFFFFF"/>
           <w:lang w:eastAsia="es-PE"/>
-          <w14:ligatures w14:val="none"/>
+          <ns2:ligatures ns2:val="none"/>
         </w:rPr>
         <w:t xml:space="preserve"/>
       </w:r>
@@ -3487,7 +3487,7 @@
           <w:kern w:val="0"/>
           <w:shd w:val="clear" w:color="auto" w:fill="FFFFFF"/>
           <w:lang w:eastAsia="es-PE"/>
-          <w14:ligatures w14:val="none"/>
+          <ns2:ligatures ns2:val="none"/>
         </w:rPr>
         <w:t/>
       </w:r>
@@ -3499,7 +3499,7 @@
           <w:kern w:val="0"/>
           <w:shd w:val="clear" w:color="auto" w:fill="FFFFFF"/>
           <w:lang w:eastAsia="es-PE"/>
-          <w14:ligatures w14:val="none"/>
+          <ns2:ligatures ns2:val="none"/>
         </w:rPr>
         <w:t xml:space="preserve"/>
       </w:r>
@@ -3510,7 +3510,7 @@
           <w:kern w:val="0"/>
           <w:shd w:val="clear" w:color="auto" w:fill="FFFFFF"/>
           <w:lang w:eastAsia="es-PE"/>
-          <w14:ligatures w14:val="none"/>
+          <ns2:ligatures ns2:val="none"/>
         </w:rPr>
         <w:t/>
       </w:r>
@@ -3521,7 +3521,7 @@
           <w:kern w:val="0"/>
           <w:shd w:val="clear" w:color="auto" w:fill="FFFFFF"/>
           <w:lang w:eastAsia="es-PE"/>
-          <w14:ligatures w14:val="none"/>
+          <ns2:ligatures ns2:val="none"/>
         </w:rPr>
         <w:t xml:space="preserve"/>
       </w:r>
@@ -3531,7 +3531,7 @@
           <w:color w:val="000000"/>
           <w:kern w:val="0"/>
           <w:lang w:eastAsia="es-PE"/>
-          <w14:ligatures w14:val="none"/>
+          <ns2:ligatures ns2:val="none"/>
         </w:rPr>
         <w:t xml:space="preserve"/>
       </w:r>
@@ -3549,7 +3549,7 @@
           <w:kern w:val="0"/>
           <w:shd w:val="clear" w:color="auto" w:fill="FFFFFF"/>
           <w:lang w:eastAsia="es-PE"/>
-          <w14:ligatures w14:val="none"/>
+          <ns2:ligatures ns2:val="none"/>
         </w:rPr>
         <w:t xml:space="preserve"/>
       </w:r>
@@ -3561,7 +3561,7 @@
         <w:t/>
       </w:r>
     </w:p>
-    <w:p>
+    <w:p ns2:paraId="19ADEA25" ns2:textId="62FA335E">
       <w:pPr>
         <w:pStyle w:val="Prrafodelista"/>
         <w:numPr>
@@ -3587,7 +3587,7 @@
           <w:color w:val="000000"/>
           <w:kern w:val="0"/>
           <w:lang w:eastAsia="es-PE"/>
-          <w14:ligatures w14:val="none"/>
+          <ns2:ligatures ns2:val="none"/>
         </w:rPr>
         <w:t/>
       </w:r>
@@ -3597,7 +3597,7 @@
           <w:color w:val="000000"/>
           <w:kern w:val="0"/>
           <w:lang w:val="es-ES" w:eastAsia="es-ES"/>
-          <w14:ligatures w14:val="none"/>
+          <ns2:ligatures ns2:val="none"/>
         </w:rPr>
         <w:t xml:space="preserve"/>
       </w:r>
@@ -3605,7 +3605,7 @@
         <w:rPr>
           <w:rFonts w:ascii="Arial Narrow" w:eastAsia="Arial Narrow" w:hAnsi="Arial Narrow" w:cs="Arial Narrow"/>
           <w:kern w:val="0"/>
-          <w14:ligatures w14:val="none"/>
+          <ns2:ligatures ns2:val="none"/>
         </w:rPr>
         <w:t xml:space="preserve"/>
       </w:r>
@@ -3613,7 +3613,7 @@
         <w:rPr>
           <w:rFonts w:ascii="Arial Narrow" w:eastAsia="Arial Narrow" w:hAnsi="Arial Narrow" w:cs="Arial Narrow"/>
           <w:kern w:val="0"/>
-          <w14:ligatures w14:val="none"/>
+          <ns2:ligatures ns2:val="none"/>
         </w:rPr>
         <w:t xml:space="preserve"/>
       </w:r>
@@ -3621,7 +3621,7 @@
         <w:rPr>
           <w:rFonts w:ascii="Arial Narrow" w:eastAsia="Arial Narrow" w:hAnsi="Arial Narrow" w:cs="Arial Narrow"/>
           <w:kern w:val="0"/>
-          <w14:ligatures w14:val="none"/>
+          <ns2:ligatures ns2:val="none"/>
         </w:rPr>
         <w:t/>
       </w:r>
@@ -3631,7 +3631,7 @@
           <w:color w:val="000000"/>
           <w:kern w:val="0"/>
           <w:lang w:eastAsia="es-PE"/>
-          <w14:ligatures w14:val="none"/>
+          <ns2:ligatures ns2:val="none"/>
         </w:rPr>
         <w:t xml:space="preserve"/>
       </w:r>
@@ -3639,7 +3639,7 @@
         <w:rPr>
           <w:rFonts w:ascii="Arial Narrow" w:eastAsia="Arial Narrow" w:hAnsi="Arial Narrow" w:cs="Arial Narrow"/>
           <w:kern w:val="0"/>
-          <w14:ligatures w14:val="none"/>
+          <ns2:ligatures ns2:val="none"/>
         </w:rPr>
         <w:t xml:space="preserve"/>
       </w:r>
@@ -3649,7 +3649,7 @@
           <w:color w:val="000000"/>
           <w:kern w:val="0"/>
           <w:lang w:eastAsia="es-ES"/>
-          <w14:ligatures w14:val="none"/>
+          <ns2:ligatures ns2:val="none"/>
         </w:rPr>
         <w:t xml:space="preserve"/>
       </w:r>
@@ -3660,7 +3660,7 @@
           <w:color w:val="000000"/>
           <w:kern w:val="0"/>
           <w:lang w:eastAsia="es-ES"/>
-          <w14:ligatures w14:val="none"/>
+          <ns2:ligatures ns2:val="none"/>
         </w:rPr>
         <w:t/>
       </w:r>
@@ -3671,7 +3671,7 @@
           <w:color w:val="000000"/>
           <w:kern w:val="0"/>
           <w:lang w:eastAsia="es-ES"/>
-          <w14:ligatures w14:val="none"/>
+          <ns2:ligatures ns2:val="none"/>
         </w:rPr>
         <w:t xml:space="preserve"/>
       </w:r>
@@ -3683,7 +3683,7 @@
         <w:t/>
       </w:r>
     </w:p>
-    <w:p>
+    <w:p ns2:paraId="3FFC5E24" ns2:textId="77777777">
       <w:pPr>
         <w:pStyle w:val="Prrafodelista"/>
         <w:spacing w:line="240" w:lineRule="auto"/>
@@ -3693,7 +3693,7 @@
         </w:rPr>
       </w:pPr>
     </w:p>
-    <w:p>
+    <w:p ns2:paraId="1651F56A" ns2:textId="3BD05F75">
       <w:pPr>
         <w:pStyle w:val="Prrafodelista"/>
         <w:numPr>
@@ -3719,7 +3719,7 @@
           <w:color w:val="000000"/>
           <w:kern w:val="0"/>
           <w:lang w:eastAsia="es-PE"/>
-          <w14:ligatures w14:val="none"/>
+          <ns2:ligatures ns2:val="none"/>
         </w:rPr>
         <w:t/>
       </w:r>
@@ -3729,7 +3729,7 @@
           <w:color w:val="000000"/>
           <w:kern w:val="0"/>
           <w:lang w:val="es-ES" w:eastAsia="es-ES"/>
-          <w14:ligatures w14:val="none"/>
+          <ns2:ligatures ns2:val="none"/>
         </w:rPr>
         <w:t xml:space="preserve"/>
       </w:r>
@@ -3737,7 +3737,7 @@
         <w:rPr>
           <w:rFonts w:ascii="Arial Narrow" w:eastAsia="Arial Narrow" w:hAnsi="Arial Narrow" w:cs="Arial Narrow"/>
           <w:kern w:val="0"/>
-          <w14:ligatures w14:val="none"/>
+          <ns2:ligatures ns2:val="none"/>
         </w:rPr>
         <w:t xml:space="preserve"/>
       </w:r>
@@ -3745,7 +3745,7 @@
         <w:rPr>
           <w:rFonts w:ascii="Arial Narrow" w:eastAsia="Arial Narrow" w:hAnsi="Arial Narrow" w:cs="Arial Narrow"/>
           <w:kern w:val="0"/>
-          <w14:ligatures w14:val="none"/>
+          <ns2:ligatures ns2:val="none"/>
         </w:rPr>
         <w:t xml:space="preserve"/>
       </w:r>
@@ -3753,7 +3753,7 @@
         <w:rPr>
           <w:rFonts w:ascii="Arial Narrow" w:eastAsia="Arial Narrow" w:hAnsi="Arial Narrow" w:cs="Arial Narrow"/>
           <w:kern w:val="0"/>
-          <w14:ligatures w14:val="none"/>
+          <ns2:ligatures ns2:val="none"/>
         </w:rPr>
         <w:t/>
       </w:r>
@@ -3763,7 +3763,7 @@
           <w:color w:val="000000"/>
           <w:kern w:val="0"/>
           <w:lang w:eastAsia="es-PE"/>
-          <w14:ligatures w14:val="none"/>
+          <ns2:ligatures ns2:val="none"/>
         </w:rPr>
         <w:t xml:space="preserve"/>
       </w:r>
@@ -3771,7 +3771,7 @@
         <w:rPr>
           <w:rFonts w:ascii="Arial Narrow" w:eastAsia="Arial Narrow" w:hAnsi="Arial Narrow" w:cs="Arial Narrow"/>
           <w:kern w:val="0"/>
-          <w14:ligatures w14:val="none"/>
+          <ns2:ligatures ns2:val="none"/>
         </w:rPr>
         <w:t xml:space="preserve"/>
       </w:r>
@@ -3781,7 +3781,7 @@
           <w:color w:val="000000"/>
           <w:kern w:val="0"/>
           <w:lang w:eastAsia="es-ES"/>
-          <w14:ligatures w14:val="none"/>
+          <ns2:ligatures ns2:val="none"/>
         </w:rPr>
         <w:t xml:space="preserve"/>
       </w:r>
@@ -3792,7 +3792,7 @@
           <w:color w:val="000000"/>
           <w:kern w:val="0"/>
           <w:lang w:eastAsia="es-ES"/>
-          <w14:ligatures w14:val="none"/>
+          <ns2:ligatures ns2:val="none"/>
         </w:rPr>
         <w:t/>
       </w:r>
@@ -3803,7 +3803,7 @@
           <w:color w:val="000000"/>
           <w:kern w:val="0"/>
           <w:lang w:eastAsia="es-ES"/>
-          <w14:ligatures w14:val="none"/>
+          <ns2:ligatures ns2:val="none"/>
         </w:rPr>
         <w:t xml:space="preserve"/>
       </w:r>
@@ -3813,7 +3813,7 @@
           <w:color w:val="000000"/>
           <w:kern w:val="0"/>
           <w:lang w:eastAsia="es-ES"/>
-          <w14:ligatures w14:val="none"/>
+          <ns2:ligatures ns2:val="none"/>
         </w:rPr>
         <w:t xml:space="preserve"/>
       </w:r>
@@ -3825,7 +3825,7 @@
         <w:t/>
       </w:r>
     </w:p>
-    <w:p>
+    <w:p ns2:paraId="58DC4BBA" ns2:textId="77777777">
       <w:pPr>
         <w:pStyle w:val="Prrafodelista"/>
         <w:spacing w:line="240" w:lineRule="auto"/>
@@ -3835,7 +3835,7 @@
         </w:rPr>
       </w:pPr>
     </w:p>
-    <w:p>
+    <w:p ns2:paraId="2056ED1A" ns2:textId="7F92B448">
       <w:pPr>
         <w:pStyle w:val="Prrafodelista"/>
         <w:numPr>
@@ -3848,7 +3848,7 @@
         <w:rPr>
           <w:rFonts w:ascii="Arial Narrow" w:eastAsia="Arial Narrow" w:hAnsi="Arial Narrow" w:cs="Arial Narrow"/>
           <w:kern w:val="0"/>
-          <w14:ligatures w14:val="none"/>
+          <ns2:ligatures ns2:val="none"/>
         </w:rPr>
       </w:pPr>
       <w:r>
@@ -3857,7 +3857,7 @@
           <w:color w:val="000000"/>
           <w:kern w:val="0"/>
           <w:lang w:eastAsia="es-PE"/>
-          <w14:ligatures w14:val="none"/>
+          <ns2:ligatures ns2:val="none"/>
         </w:rPr>
         <w:t xml:space="preserve">Presunta infracción al artículo 1, numeral 1, literal b) y al artículo 2 de la Ley 29571, Código de Protección y Defensa del Consumidor, en tanto Banco BBVA Perú S.A. no habría cumplido con brindar información adecuada a la parte denunciante respecto a la deuda que tenía el señor [APELLIDO] con sus tarjetas de crédito.</w:t>
       </w:r>
@@ -3867,7 +3867,7 @@
           <w:kern w:val="0"/>
           <w:shd w:val="clear" w:color="auto" w:fill="FFFFFF"/>
           <w:lang w:eastAsia="es-PE"/>
-          <w14:ligatures w14:val="none"/>
+          <ns2:ligatures ns2:val="none"/>
         </w:rPr>
         <w:t xml:space="preserve"/>
       </w:r>
@@ -3876,7 +3876,7 @@
           <w:rFonts w:ascii="Arial Narrow" w:eastAsia="Calibri" w:hAnsi="Arial Narrow" w:cs="Arial Narrow"/>
           <w:kern w:val="0"/>
           <w:lang w:eastAsia="es-PE"/>
-          <w14:ligatures w14:val="none"/>
+          <ns2:ligatures ns2:val="none"/>
         </w:rPr>
         <w:t xml:space="preserve"/>
       </w:r>
@@ -3886,7 +3886,7 @@
           <w:kern w:val="0"/>
           <w:shd w:val="clear" w:color="auto" w:fill="FFFFFF"/>
           <w:lang w:eastAsia="es-PE"/>
-          <w14:ligatures w14:val="none"/>
+          <ns2:ligatures ns2:val="none"/>
         </w:rPr>
         <w:t xml:space="preserve"/>
       </w:r>
@@ -3908,7 +3908,7 @@
         <w:rPr>
           <w:rFonts w:ascii="Arial Narrow" w:eastAsia="Arial Narrow" w:hAnsi="Arial Narrow" w:cs="Arial Narrow"/>
           <w:kern w:val="0"/>
-          <w14:ligatures w14:val="none"/>
+          <ns2:ligatures ns2:val="none"/>
         </w:rPr>
         <w:t xml:space="preserve"/>
       </w:r>
@@ -3916,7 +3916,7 @@
         <w:rPr>
           <w:rFonts w:ascii="Arial Narrow" w:eastAsia="Arial Narrow" w:hAnsi="Arial Narrow" w:cs="Arial Narrow"/>
           <w:kern w:val="0"/>
-          <w14:ligatures w14:val="none"/>
+          <ns2:ligatures ns2:val="none"/>
         </w:rPr>
         <w:t/>
       </w:r>
@@ -3924,7 +3924,7 @@
         <w:rPr>
           <w:rFonts w:ascii="Arial Narrow" w:eastAsia="Arial Narrow" w:hAnsi="Arial Narrow" w:cs="Arial Narrow"/>
           <w:kern w:val="0"/>
-          <w14:ligatures w14:val="none"/>
+          <ns2:ligatures ns2:val="none"/>
         </w:rPr>
         <w:t xml:space="preserve"/>
       </w:r>
@@ -3932,7 +3932,7 @@
         <w:rPr>
           <w:rFonts w:ascii="Arial Narrow" w:eastAsia="Arial Narrow" w:hAnsi="Arial Narrow" w:cs="Arial Narrow"/>
           <w:kern w:val="0"/>
-          <w14:ligatures w14:val="none"/>
+          <ns2:ligatures ns2:val="none"/>
         </w:rPr>
         <w:t xml:space="preserve"/>
       </w:r>
@@ -3940,7 +3940,7 @@
         <w:rPr>
           <w:rFonts w:ascii="Arial Narrow" w:eastAsia="Arial Narrow" w:hAnsi="Arial Narrow" w:cs="Arial Narrow"/>
           <w:kern w:val="0"/>
-          <w14:ligatures w14:val="none"/>
+          <ns2:ligatures ns2:val="none"/>
         </w:rPr>
         <w:t xml:space="preserve"/>
       </w:r>
@@ -3950,7 +3950,7 @@
           <w:color w:val="000000"/>
           <w:kern w:val="0"/>
           <w:lang w:eastAsia="es-ES"/>
-          <w14:ligatures w14:val="none"/>
+          <ns2:ligatures ns2:val="none"/>
         </w:rPr>
         <w:t xml:space="preserve"/>
       </w:r>
@@ -3961,7 +3961,7 @@
           <w:color w:val="000000"/>
           <w:kern w:val="0"/>
           <w:lang w:eastAsia="es-ES"/>
-          <w14:ligatures w14:val="none"/>
+          <ns2:ligatures ns2:val="none"/>
         </w:rPr>
         <w:t/>
       </w:r>
@@ -3972,7 +3972,7 @@
           <w:color w:val="000000"/>
           <w:kern w:val="0"/>
           <w:lang w:eastAsia="es-ES"/>
-          <w14:ligatures w14:val="none"/>
+          <ns2:ligatures ns2:val="none"/>
         </w:rPr>
         <w:t xml:space="preserve"/>
       </w:r>
@@ -3982,23 +3982,23 @@
           <w:color w:val="000000"/>
           <w:kern w:val="0"/>
           <w:lang w:eastAsia="es-ES"/>
-          <w14:ligatures w14:val="none"/>
+          <ns2:ligatures ns2:val="none"/>
         </w:rPr>
         <w:t xml:space="preserve"/>
       </w:r>
     </w:p>
-    <w:p>
-      <w:pPr>
-        <w:spacing w:after="0" w:line="240" w:lineRule="auto"/>
-        <w:jc w:val="both"/>
-        <w:rPr>
-          <w:rFonts w:ascii="Arial Narrow" w:eastAsia="Arial Narrow" w:hAnsi="Arial Narrow" w:cs="Arial Narrow"/>
-          <w:kern w:val="0"/>
-          <w14:ligatures w14:val="none"/>
-        </w:rPr>
-      </w:pPr>
-    </w:p>
-    <w:p>
+    <w:p ns2:paraId="5CA08EE9" ns2:textId="77777777">
+      <w:pPr>
+        <w:spacing w:after="0" w:line="240" w:lineRule="auto"/>
+        <w:jc w:val="both"/>
+        <w:rPr>
+          <w:rFonts w:ascii="Arial Narrow" w:eastAsia="Arial Narrow" w:hAnsi="Arial Narrow" w:cs="Arial Narrow"/>
+          <w:kern w:val="0"/>
+          <ns2:ligatures ns2:val="none"/>
+        </w:rPr>
+      </w:pPr>
+    </w:p>
+    <w:p ns2:paraId="64718910" ns2:textId="64B1F1AD">
       <w:pPr>
         <w:spacing w:line="240" w:lineRule="auto"/>
         <w:contextualSpacing/>
@@ -4006,17 +4006,17 @@
         <w:rPr>
           <w:rFonts w:ascii="Arial Narrow" w:eastAsia="Calibri" w:hAnsi="Arial Narrow" w:cs="Arial"/>
           <w:kern w:val="0"/>
-          <w14:ligatures w14:val="none"/>
-        </w:rPr>
-      </w:pPr>
-      <w:r>
-        <w:rPr>
-          <w:rFonts w:ascii="Arial Narrow" w:eastAsia="Arial Narrow" w:hAnsi="Arial Narrow" w:cs="Arial Narrow"/>
-          <w:b/>
-          <w:color w:val="000000"/>
-          <w:kern w:val="0"/>
-          <w:lang w:eastAsia="es-PE"/>
-          <w14:ligatures w14:val="none"/>
+          <ns2:ligatures ns2:val="none"/>
+        </w:rPr>
+      </w:pPr>
+      <w:r>
+        <w:rPr>
+          <w:rFonts w:ascii="Arial Narrow" w:eastAsia="Arial Narrow" w:hAnsi="Arial Narrow" w:cs="Arial Narrow"/>
+          <w:b/>
+          <w:color w:val="000000"/>
+          <w:kern w:val="0"/>
+          <w:lang w:eastAsia="es-PE"/>
+          <ns2:ligatures ns2:val="none"/>
         </w:rPr>
         <w:t>SEGUNDO:</w:t>
       </w:r>
@@ -4026,7 +4026,7 @@
           <w:color w:val="000000"/>
           <w:kern w:val="0"/>
           <w:lang w:eastAsia="es-PE"/>
-          <w14:ligatures w14:val="none"/>
+          <ns2:ligatures ns2:val="none"/>
         </w:rPr>
         <w:t xml:space="preserve"> tener por ofrecidos los medios probatorios presentados en el escrito de denuncia </w:t>
       </w:r>
@@ -4036,7 +4036,7 @@
           <w:color w:val="000000"/>
           <w:kern w:val="0"/>
           <w:lang w:val="es-ES" w:eastAsia="es-ES"/>
-          <w14:ligatures w14:val="none"/>
+          <ns2:ligatures ns2:val="none"/>
         </w:rPr>
         <w:t xml:space="preserve">del </w:t>
       </w:r>
@@ -4046,7 +4046,7 @@
           <w:color w:val="000000"/>
           <w:kern w:val="0"/>
           <w:lang w:val="es-ES" w:eastAsia="es-ES"/>
-          <w14:ligatures w14:val="none"/>
+          <ns2:ligatures ns2:val="none"/>
         </w:rPr>
         <w:t>16 de octubre de 2024, subsanado el 17 de febrero del 2025</w:t>
       </w:r>
@@ -4054,12 +4054,12 @@
         <w:rPr>
           <w:rFonts w:ascii="Arial Narrow" w:eastAsia="Calibri" w:hAnsi="Arial Narrow" w:cs="Arial"/>
           <w:kern w:val="0"/>
-          <w14:ligatures w14:val="none"/>
+          <ns2:ligatures ns2:val="none"/>
         </w:rPr>
         <w:t>.</w:t>
       </w:r>
     </w:p>
-    <w:p>
+    <w:p ns2:paraId="72A4113D" ns2:textId="77777777">
       <w:pPr>
         <w:spacing w:line="240" w:lineRule="auto"/>
         <w:contextualSpacing/>
@@ -4069,30 +4069,30 @@
           <w:color w:val="000000"/>
           <w:kern w:val="0"/>
           <w:lang w:eastAsia="es-PE"/>
-          <w14:ligatures w14:val="none"/>
-        </w:rPr>
-      </w:pPr>
-    </w:p>
-    <w:p>
-      <w:pPr>
-        <w:spacing w:after="0" w:line="240" w:lineRule="auto"/>
-        <w:jc w:val="both"/>
-        <w:rPr>
-          <w:rFonts w:ascii="Arial Narrow" w:eastAsia="Arial Narrow" w:hAnsi="Arial Narrow" w:cs="Arial Narrow"/>
-          <w:color w:val="000000"/>
-          <w:kern w:val="0"/>
-          <w:lang w:eastAsia="es-PE"/>
-          <w14:ligatures w14:val="none"/>
-        </w:rPr>
-      </w:pPr>
-      <w:r>
-        <w:rPr>
-          <w:rFonts w:ascii="Arial Narrow" w:eastAsia="Arial Narrow" w:hAnsi="Arial Narrow" w:cs="Arial Narrow"/>
-          <w:b/>
-          <w:color w:val="000000"/>
-          <w:kern w:val="0"/>
-          <w:lang w:eastAsia="es-PE"/>
-          <w14:ligatures w14:val="none"/>
+          <ns2:ligatures ns2:val="none"/>
+        </w:rPr>
+      </w:pPr>
+    </w:p>
+    <w:p ns2:paraId="1B36369E" ns2:textId="79C9EE43">
+      <w:pPr>
+        <w:spacing w:after="0" w:line="240" w:lineRule="auto"/>
+        <w:jc w:val="both"/>
+        <w:rPr>
+          <w:rFonts w:ascii="Arial Narrow" w:eastAsia="Arial Narrow" w:hAnsi="Arial Narrow" w:cs="Arial Narrow"/>
+          <w:color w:val="000000"/>
+          <w:kern w:val="0"/>
+          <w:lang w:eastAsia="es-PE"/>
+          <ns2:ligatures ns2:val="none"/>
+        </w:rPr>
+      </w:pPr>
+      <w:r>
+        <w:rPr>
+          <w:rFonts w:ascii="Arial Narrow" w:eastAsia="Arial Narrow" w:hAnsi="Arial Narrow" w:cs="Arial Narrow"/>
+          <w:b/>
+          <w:color w:val="000000"/>
+          <w:kern w:val="0"/>
+          <w:lang w:eastAsia="es-PE"/>
+          <ns2:ligatures ns2:val="none"/>
         </w:rPr>
         <w:t xml:space="preserve">TERCERO: </w:t>
       </w:r>
@@ -4102,7 +4102,7 @@
           <w:color w:val="000000"/>
           <w:kern w:val="0"/>
           <w:lang w:eastAsia="es-PE"/>
-          <w14:ligatures w14:val="none"/>
+          <ns2:ligatures ns2:val="none"/>
         </w:rPr>
         <w:t xml:space="preserve">requerir a </w:t>
       </w:r>
@@ -4112,7 +4112,7 @@
           <w:color w:val="000000"/>
           <w:kern w:val="0"/>
           <w:lang w:eastAsia="es-PE"/>
-          <w14:ligatures w14:val="none"/>
+          <ns2:ligatures ns2:val="none"/>
         </w:rPr>
         <w:t xml:space="preserve">Rímac Seguros y Reaseguros S.A. </w:t>
       </w:r>
@@ -4122,7 +4122,7 @@
           <w:color w:val="000000"/>
           <w:kern w:val="0"/>
           <w:lang w:eastAsia="es-PE"/>
-          <w14:ligatures w14:val="none"/>
+          <ns2:ligatures ns2:val="none"/>
         </w:rPr>
         <w:t xml:space="preserve">y </w:t>
       </w:r>
@@ -4139,7 +4139,7 @@
           <w:color w:val="000000"/>
           <w:kern w:val="0"/>
           <w:lang w:eastAsia="es-PE"/>
-          <w14:ligatures w14:val="none"/>
+          <ns2:ligatures ns2:val="none"/>
         </w:rPr>
         <w:t>que cumpla</w:t>
       </w:r>
@@ -4149,7 +4149,7 @@
           <w:color w:val="000000"/>
           <w:kern w:val="0"/>
           <w:lang w:eastAsia="es-PE"/>
-          <w14:ligatures w14:val="none"/>
+          <ns2:ligatures ns2:val="none"/>
         </w:rPr>
         <w:t>n</w:t>
       </w:r>
@@ -4159,7 +4159,7 @@
           <w:color w:val="000000"/>
           <w:kern w:val="0"/>
           <w:lang w:eastAsia="es-PE"/>
-          <w14:ligatures w14:val="none"/>
+          <ns2:ligatures ns2:val="none"/>
         </w:rPr>
         <w:t xml:space="preserve"> con lo siguiente</w:t>
       </w:r>
@@ -4169,12 +4169,12 @@
           <w:color w:val="000000"/>
           <w:kern w:val="0"/>
           <w:lang w:eastAsia="es-PE"/>
-          <w14:ligatures w14:val="none"/>
+          <ns2:ligatures ns2:val="none"/>
         </w:rPr>
         <w:t>:</w:t>
       </w:r>
     </w:p>
-    <w:p>
+    <w:p ns2:paraId="09D9FCC8" ns2:textId="77777777">
       <w:pPr>
         <w:spacing w:after="0" w:line="240" w:lineRule="auto"/>
         <w:jc w:val="both"/>
@@ -4183,11 +4183,11 @@
           <w:color w:val="000000"/>
           <w:kern w:val="0"/>
           <w:lang w:eastAsia="es-PE"/>
-          <w14:ligatures w14:val="none"/>
-        </w:rPr>
-      </w:pPr>
-    </w:p>
-    <w:p>
+          <ns2:ligatures ns2:val="none"/>
+        </w:rPr>
+      </w:pPr>
+    </w:p>
+    <w:p ns2:paraId="0AC32CAC" ns2:textId="77777777">
       <w:pPr>
         <w:numPr>
           <w:ilvl w:val="0"/>
@@ -4201,21 +4201,21 @@
           <w:color w:val="000000"/>
           <w:kern w:val="0"/>
           <w:lang w:eastAsia="es-PE"/>
-          <w14:ligatures w14:val="none"/>
-        </w:rPr>
-      </w:pPr>
-      <w:r>
-        <w:rPr>
-          <w:rFonts w:ascii="Arial Narrow" w:eastAsia="Arial Narrow" w:hAnsi="Arial Narrow" w:cs="Arial Narrow"/>
-          <w:color w:val="000000"/>
-          <w:kern w:val="0"/>
-          <w:lang w:eastAsia="es-PE"/>
-          <w14:ligatures w14:val="none"/>
+          <ns2:ligatures ns2:val="none"/>
+        </w:rPr>
+      </w:pPr>
+      <w:r>
+        <w:rPr>
+          <w:rFonts w:ascii="Arial Narrow" w:eastAsia="Arial Narrow" w:hAnsi="Arial Narrow" w:cs="Arial Narrow"/>
+          <w:color w:val="000000"/>
+          <w:kern w:val="0"/>
+          <w:lang w:eastAsia="es-PE"/>
+          <ns2:ligatures ns2:val="none"/>
         </w:rPr>
         <w:t>presentar documentos que acrediten su inscripción en los Registros Públicos o una declaración jurada que indique que cuenta con dicha inscripción;</w:t>
       </w:r>
     </w:p>
-    <w:p>
+    <w:p ns2:paraId="7C9575CF" ns2:textId="77777777">
       <w:pPr>
         <w:numPr>
           <w:ilvl w:val="0"/>
@@ -4229,21 +4229,21 @@
           <w:color w:val="000000"/>
           <w:kern w:val="0"/>
           <w:lang w:eastAsia="es-PE"/>
-          <w14:ligatures w14:val="none"/>
-        </w:rPr>
-      </w:pPr>
-      <w:r>
-        <w:rPr>
-          <w:rFonts w:ascii="Arial Narrow" w:eastAsia="Arial Narrow" w:hAnsi="Arial Narrow" w:cs="Arial Narrow"/>
-          <w:color w:val="000000"/>
-          <w:kern w:val="0"/>
-          <w:lang w:eastAsia="es-PE"/>
-          <w14:ligatures w14:val="none"/>
+          <ns2:ligatures ns2:val="none"/>
+        </w:rPr>
+      </w:pPr>
+      <w:r>
+        <w:rPr>
+          <w:rFonts w:ascii="Arial Narrow" w:eastAsia="Arial Narrow" w:hAnsi="Arial Narrow" w:cs="Arial Narrow"/>
+          <w:color w:val="000000"/>
+          <w:kern w:val="0"/>
+          <w:lang w:eastAsia="es-PE"/>
+          <ns2:ligatures ns2:val="none"/>
         </w:rPr>
         <w:t>presentar copia simple de las facultades de representación de su representante legal en el presente procedimiento o la declaración jurada que indique que cuenta con dichas facultades y que estas se encuentran vigentes;</w:t>
       </w:r>
     </w:p>
-    <w:p>
+    <w:p ns2:paraId="0CD5704D" ns2:textId="77777777">
       <w:pPr>
         <w:numPr>
           <w:ilvl w:val="0"/>
@@ -4257,21 +4257,21 @@
           <w:color w:val="000000"/>
           <w:kern w:val="0"/>
           <w:lang w:eastAsia="es-PE"/>
-          <w14:ligatures w14:val="none"/>
-        </w:rPr>
-      </w:pPr>
-      <w:r>
-        <w:rPr>
-          <w:rFonts w:ascii="Arial Narrow" w:eastAsia="Arial Narrow" w:hAnsi="Arial Narrow" w:cs="Arial Narrow"/>
-          <w:color w:val="000000"/>
-          <w:kern w:val="0"/>
-          <w:lang w:eastAsia="es-PE"/>
-          <w14:ligatures w14:val="none"/>
+          <ns2:ligatures ns2:val="none"/>
+        </w:rPr>
+      </w:pPr>
+      <w:r>
+        <w:rPr>
+          <w:rFonts w:ascii="Arial Narrow" w:eastAsia="Arial Narrow" w:hAnsi="Arial Narrow" w:cs="Arial Narrow"/>
+          <w:color w:val="000000"/>
+          <w:kern w:val="0"/>
+          <w:lang w:eastAsia="es-PE"/>
+          <ns2:ligatures ns2:val="none"/>
         </w:rPr>
         <w:t>consignar el Número de Registro Único de Contribuyentes (RUC); y,</w:t>
       </w:r>
     </w:p>
-    <w:p>
+    <w:p ns2:paraId="7341F53D" ns2:textId="101F16E7">
       <w:pPr>
         <w:numPr>
           <w:ilvl w:val="0"/>
@@ -4283,16 +4283,16 @@
         <w:rPr>
           <w:rFonts w:ascii="Arial Narrow" w:eastAsia="Calibri" w:hAnsi="Arial Narrow" w:cs="Arial"/>
           <w:kern w:val="0"/>
-          <w14:ligatures w14:val="none"/>
-        </w:rPr>
-      </w:pPr>
-      <w:r>
-        <w:rPr>
-          <w:rFonts w:ascii="Arial Narrow" w:eastAsia="Arial Narrow" w:hAnsi="Arial Narrow" w:cs="Arial Narrow"/>
-          <w:color w:val="000000"/>
-          <w:kern w:val="0"/>
-          <w:lang w:eastAsia="es-PE"/>
-          <w14:ligatures w14:val="none"/>
+          <ns2:ligatures ns2:val="none"/>
+        </w:rPr>
+      </w:pPr>
+      <w:r>
+        <w:rPr>
+          <w:rFonts w:ascii="Arial Narrow" w:eastAsia="Arial Narrow" w:hAnsi="Arial Narrow" w:cs="Arial Narrow"/>
+          <w:color w:val="000000"/>
+          <w:kern w:val="0"/>
+          <w:lang w:eastAsia="es-PE"/>
+          <ns2:ligatures ns2:val="none"/>
         </w:rPr>
         <w:t>fijar domicilio procesal para el procedimiento, de conformidad con el numeral 1 del artículo 442</w:t>
       </w:r>
@@ -4302,7 +4302,7 @@
           <w:color w:val="000000"/>
           <w:kern w:val="0"/>
           <w:lang w:eastAsia="es-PE"/>
-          <w14:ligatures w14:val="none"/>
+          <ns2:ligatures ns2:val="none"/>
         </w:rPr>
         <w:t/>
       </w:r>
@@ -4312,7 +4312,7 @@
           <w:color w:val="000000"/>
           <w:kern w:val="0"/>
           <w:lang w:eastAsia="es-PE"/>
-          <w14:ligatures w14:val="none"/>
+          <ns2:ligatures ns2:val="none"/>
         </w:rPr>
         <w:t xml:space="preserve"> del Código Procesal Civil. </w:t>
       </w:r>
@@ -4320,7 +4320,7 @@
         <w:rPr>
           <w:rFonts w:ascii="Arial Narrow" w:eastAsia="Calibri" w:hAnsi="Arial Narrow" w:cs="Arial"/>
           <w:kern w:val="0"/>
-          <w14:ligatures w14:val="none"/>
+          <ns2:ligatures ns2:val="none"/>
         </w:rPr>
         <w:t>Para ello podrá señalar domicilio físico o una dirección electrónica a la que pueda remitirse las notificaciones</w:t>
       </w:r>
@@ -4329,12 +4329,12 @@
           <w:rFonts w:ascii="Arial Narrow" w:eastAsia="Arial" w:hAnsi="Arial Narrow" w:cs="Arial"/>
           <w:kern w:val="0"/>
           <w:lang w:val="es"/>
-          <w14:ligatures w14:val="none"/>
+          <ns2:ligatures ns2:val="none"/>
         </w:rPr>
         <w:t>;</w:t>
       </w:r>
     </w:p>
-    <w:p>
+    <w:p ns2:paraId="446A1900" ns2:textId="13BE47D4">
       <w:pPr>
         <w:numPr>
           <w:ilvl w:val="0"/>
@@ -4346,14 +4346,14 @@
         <w:rPr>
           <w:rFonts w:ascii="Arial Narrow" w:eastAsia="Calibri" w:hAnsi="Arial Narrow" w:cs="Arial"/>
           <w:kern w:val="0"/>
-          <w14:ligatures w14:val="none"/>
+          <ns2:ligatures ns2:val="none"/>
         </w:rPr>
       </w:pPr>
       <w:r>
         <w:rPr>
           <w:rFonts w:ascii="Arial Narrow" w:eastAsia="Calibri" w:hAnsi="Arial Narrow" w:cs="Arial"/>
           <w:kern w:val="0"/>
-          <w14:ligatures w14:val="none"/>
+          <ns2:ligatures ns2:val="none"/>
         </w:rPr>
         <w:t xml:space="preserve">en caso califique como </w:t>
       </w:r>
@@ -4362,7 +4362,7 @@
         <w:rPr>
           <w:rFonts w:ascii="Arial Narrow" w:eastAsia="Calibri" w:hAnsi="Arial Narrow" w:cs="Arial"/>
           <w:kern w:val="0"/>
-          <w14:ligatures w14:val="none"/>
+          <ns2:ligatures ns2:val="none"/>
         </w:rPr>
         <w:t>micro empresa</w:t>
       </w:r>
@@ -4371,7 +4371,7 @@
         <w:rPr>
           <w:rFonts w:ascii="Arial Narrow" w:eastAsia="Calibri" w:hAnsi="Arial Narrow" w:cs="Arial"/>
           <w:kern w:val="0"/>
-          <w14:ligatures w14:val="none"/>
+          <ns2:ligatures ns2:val="none"/>
         </w:rPr>
         <w:t xml:space="preserve"> o pequeña empresa, presentar los documentos que acrediten su volumen de ventas o ingresos brutos percibidos el año anterior relativo a todas sus actividades </w:t>
       </w:r>
@@ -4379,7 +4379,7 @@
         <w:rPr>
           <w:rFonts w:ascii="Arial Narrow" w:eastAsia="Calibri" w:hAnsi="Arial Narrow" w:cs="Arial"/>
           <w:kern w:val="0"/>
-          <w14:ligatures w14:val="none"/>
+          <ns2:ligatures ns2:val="none"/>
         </w:rPr>
         <w:lastRenderedPageBreak/>
         <w:t>económicas y el número de trabajadores con el que cuenta</w:t>
@@ -4390,7 +4390,7 @@
           <w:rFonts w:ascii="Arial Narrow" w:eastAsia="Calibri" w:hAnsi="Arial Narrow" w:cs="Arial"/>
           <w:kern w:val="0"/>
           <w:vertAlign w:val="superscript"/>
-          <w14:ligatures w14:val="none"/>
+          <ns2:ligatures ns2:val="none"/>
         </w:rPr>
         <w:footnoteReference w:id="8"/>
       </w:r>
@@ -4398,7 +4398,7 @@
         <w:rPr>
           <w:rFonts w:ascii="Arial Narrow" w:eastAsia="Calibri" w:hAnsi="Arial Narrow" w:cs="Arial"/>
           <w:kern w:val="0"/>
-          <w14:ligatures w14:val="none"/>
+          <ns2:ligatures ns2:val="none"/>
         </w:rPr>
         <w:t>. Ello, a fin de que la Comisión pueda meritar dicha documentación, conforme lo establece el artículo 110</w:t>
       </w:r>
@@ -4408,7 +4408,7 @@
           <w:color w:val="000000"/>
           <w:kern w:val="0"/>
           <w:lang w:eastAsia="es-PE"/>
-          <w14:ligatures w14:val="none"/>
+          <ns2:ligatures ns2:val="none"/>
         </w:rPr>
         <w:t/>
       </w:r>
@@ -4416,7 +4416,7 @@
         <w:rPr>
           <w:rFonts w:ascii="Arial Narrow" w:eastAsia="Calibri" w:hAnsi="Arial Narrow" w:cs="Arial"/>
           <w:kern w:val="0"/>
-          <w14:ligatures w14:val="none"/>
+          <ns2:ligatures ns2:val="none"/>
         </w:rPr>
         <w:t xml:space="preserve"> del </w:t>
       </w:r>
@@ -4425,7 +4425,7 @@
           <w:rFonts w:ascii="Arial Narrow" w:eastAsia="Calibri" w:hAnsi="Arial Narrow" w:cs="Arial"/>
           <w:spacing w:val="-2"/>
           <w:kern w:val="0"/>
-          <w14:ligatures w14:val="none"/>
+          <ns2:ligatures ns2:val="none"/>
         </w:rPr>
         <w:t>Código</w:t>
       </w:r>
@@ -4436,7 +4436,7 @@
           <w:spacing w:val="-2"/>
           <w:kern w:val="0"/>
           <w:vertAlign w:val="superscript"/>
-          <w14:ligatures w14:val="none"/>
+          <ns2:ligatures ns2:val="none"/>
         </w:rPr>
         <w:footnoteReference w:id="9"/>
       </w:r>
@@ -4445,67 +4445,102 @@
           <w:rFonts w:ascii="Arial Narrow" w:eastAsia="Calibri" w:hAnsi="Arial Narrow" w:cs="Arial"/>
           <w:spacing w:val="-2"/>
           <w:kern w:val="0"/>
-          <w14:ligatures w14:val="none"/>
+          <ns2:ligatures ns2:val="none"/>
         </w:rPr>
         <w:t>.</w:t>
       </w:r>
     </w:p>
+    <w:p ns2:paraId="354DE7F2" ns2:textId="77777777">
+      <w:pPr>
+        <w:spacing w:after="0" w:line="240" w:lineRule="auto"/>
+        <w:ind w:left="567"/>
+        <w:jc w:val="both"/>
+        <w:rPr>
+          <w:rFonts w:ascii="Arial Narrow" w:eastAsia="Arial Narrow" w:hAnsi="Arial Narrow" w:cs="Arial Narrow"/>
+          <w:color w:val="000000"/>
+          <w:kern w:val="0"/>
+          <w:lang w:eastAsia="es-PE"/>
+          <ns2:ligatures ns2:val="none"/>
+        </w:rPr>
+      </w:pPr>
+    </w:p>
     <w:p>
       <w:pPr>
         <w:spacing w:after="0" w:line="240" w:lineRule="auto"/>
-        <w:ind w:left="567"/>
-        <w:jc w:val="both"/>
-        <w:rPr>
-          <w:rFonts w:ascii="Arial Narrow" w:eastAsia="Arial Narrow" w:hAnsi="Arial Narrow" w:cs="Arial Narrow"/>
-          <w:color w:val="000000"/>
-          <w:kern w:val="0"/>
-          <w:lang w:eastAsia="es-PE"/>
-          <w14:ligatures w14:val="none"/>
-        </w:rPr>
-      </w:pPr>
-    </w:p>
-    <w:p>
-      <w:pPr>
-        <w:spacing w:after="0" w:line="240" w:lineRule="auto"/>
-        <w:jc w:val="both"/>
-        <w:rPr>
-          <w:rFonts w:ascii="Arial Narrow" w:eastAsia="Arial Narrow" w:hAnsi="Arial Narrow" w:cs="Arial Narrow"/>
-          <w:color w:val="000000"/>
-          <w:kern w:val="0"/>
-          <w:lang w:eastAsia="es-PE"/>
-          <w14:ligatures w14:val="none"/>
-        </w:rPr>
-      </w:pPr>
-      <w:r>
-        <w:rPr>
-          <w:rFonts w:ascii="Arial Narrow" w:eastAsia="Arial Narrow" w:hAnsi="Arial Narrow" w:cs="Arial Narrow"/>
-          <w:b/>
-          <w:color w:val="000000"/>
-          <w:kern w:val="0"/>
-          <w:lang w:eastAsia="es-PE"/>
-          <w14:ligatures w14:val="none"/>
+        <w:jc w:val="both"/>
+        <w:rPr>
+          <w:rFonts w:ascii="Arial Narrow" w:eastAsia="Arial Narrow" w:hAnsi="Arial Narrow" w:cs="Arial Narrow"/>
+          <w:color w:val="000000"/>
+          <w:kern w:val="0"/>
+          <w:lang w:eastAsia="es-PE"/>
+          <ns2:ligatures ns2:val="none"/>
+        </w:rPr>
+      </w:pPr>
+      <w:r>
+        <w:rPr>
+          <w:rFonts w:ascii="Arial Narrow" w:hAnsi="Arial Narrow" w:cs="Arial Narrow"/>
+          <w:b w:val="1"/>
+          <w:bCs w:val="1"/>
+          <w:sz w:val="20"/>
+          <w:szCs w:val="20"/>
         </w:rPr>
         <w:t xml:space="preserve">CUARTO: </w:t>
       </w:r>
       <w:r>
         <w:rPr>
-          <w:rFonts w:ascii="Arial Narrow" w:eastAsia="Arial Narrow" w:hAnsi="Arial Narrow" w:cs="Arial Narrow"/>
-          <w:color w:val="000000"/>
-          <w:kern w:val="0"/>
-          <w:lang w:eastAsia="es-PE"/>
-          <w14:ligatures w14:val="none"/>
-        </w:rPr>
-        <w:t xml:space="preserve">correr traslado de la denuncia interpuesta </w:t>
-      </w:r>
-      <w:r>
+          <w:rFonts w:ascii="Arial Narrow" w:hAnsi="Arial Narrow" w:cs="Arial Narrow"/>
+          <w:sz w:val="20"/>
+          <w:szCs w:val="20"/>
+        </w:rPr>
+        <w:t xml:space="preserve">correr traslado de la presente resolución a Rímac Seguros y Reaseguros S.A. y Banco BBVA Perú S.A para que, de conformidad con lo dispuesto por el artículo 26° de la Ley sobre Facultades, Normas y Organización del Indecopi, aprobado por Decreto Legislativo N° 8079, presenten sus descargos sobre la imputación de cargos realizada en un plazo no mayor a cinco (5) días hábiles contado a partir del día siguiente de la notificación de la presente resolución, vencido el cual, el Secretario Técnico declarará en rebeldía a los denunciados que no lo hubieran presentado. Debe precisarse que de conformidad con lo establecido por el artículo 223° del Texto Único Ordenado de la Ley N° 27444, Ley del Procedimiento Administrativo General, las alegaciones y los hechos relevantes de la reclamación, salvo que hayan sido específicamente negadas en la contestación, se tendrán por aceptadas o meritadas como ciertas.</w:t>
+      </w:r>
+    </w:p>
+    <w:p ns2:paraId="7D74C0BD" ns2:textId="77777777">
+      <w:pPr>
+        <w:spacing w:after="0" w:line="240" w:lineRule="auto"/>
+        <w:jc w:val="both"/>
+        <w:rPr>
+          <w:rFonts w:ascii="Arial Narrow" w:eastAsia="Arial Narrow" w:hAnsi="Arial Narrow" w:cs="Arial Narrow"/>
+          <w:color w:val="000000"/>
+          <w:kern w:val="0"/>
+          <w:lang w:eastAsia="es-PE"/>
+          <ns2:ligatures ns2:val="none"/>
+        </w:rPr>
+      </w:pPr>
+    </w:p>
+    <w:p ns2:paraId="61C1ED8F" ns2:textId="47B68010">
+      <w:pPr>
+        <w:spacing w:after="0" w:line="240" w:lineRule="auto"/>
+        <w:jc w:val="both"/>
         <w:rPr>
           <w:rFonts w:ascii="Arial Narrow" w:eastAsia="Times New Roman" w:hAnsi="Arial Narrow" w:cs="Arial"/>
           <w:color w:val="000000"/>
           <w:kern w:val="0"/>
           <w:lang w:val="es-ES" w:eastAsia="es-ES"/>
-          <w14:ligatures w14:val="none"/>
-        </w:rPr>
-        <w:t xml:space="preserve">el </w:t>
+          <ns2:ligatures ns2:val="none"/>
+        </w:rPr>
+      </w:pPr>
+      <w:r>
+        <w:rPr>
+          <w:rFonts w:ascii="Arial Narrow" w:eastAsia="Arial Narrow" w:hAnsi="Arial Narrow" w:cs="Arial Narrow"/>
+          <w:b/>
+          <w:color w:val="000000"/>
+          <w:kern w:val="0"/>
+          <w:lang w:eastAsia="es-PE"/>
+          <ns2:ligatures ns2:val="none"/>
+        </w:rPr>
+        <w:t xml:space="preserve">QUINTO: </w:t>
+      </w:r>
+      <w:bookmarkStart w:id="4" w:name="_Hlk188286813"/>
+      <w:r>
+        <w:rPr>
+          <w:rFonts w:ascii="Arial Narrow" w:eastAsia="Times New Roman" w:hAnsi="Arial Narrow" w:cs="Arial"/>
+          <w:color w:val="000000"/>
+          <w:kern w:val="0"/>
+          <w:lang w:eastAsia="es-ES"/>
+          <ns2:ligatures ns2:val="none"/>
+        </w:rPr>
+        <w:t xml:space="preserve">requerir </w:t>
       </w:r>
       <w:r>
         <w:rPr>
@@ -4513,27 +4548,258 @@
           <w:color w:val="000000"/>
           <w:kern w:val="0"/>
           <w:lang w:val="es-ES" w:eastAsia="es-ES"/>
-          <w14:ligatures w14:val="none"/>
-        </w:rPr>
-        <w:t>16 de octubre de 2024, subsanado el 17 de febrero del 2025</w:t>
-      </w:r>
-      <w:r>
-        <w:rPr>
-          <w:rFonts w:ascii="Arial Narrow" w:eastAsia="Calibri" w:hAnsi="Arial Narrow" w:cs="Arial"/>
-          <w:kern w:val="0"/>
-          <w14:ligatures w14:val="none"/>
+          <ns2:ligatures ns2:val="none"/>
+        </w:rPr>
+        <w:t xml:space="preserve">que, en un </w:t>
+      </w:r>
+      <w:r>
+        <w:rPr>
+          <w:rFonts w:ascii="Arial Narrow" w:eastAsia="Times New Roman" w:hAnsi="Arial Narrow" w:cs="Arial"/>
+          <w:color w:val="000000"/>
+          <w:kern w:val="0"/>
+          <w:lang w:eastAsia="es-ES"/>
+          <ns2:ligatures ns2:val="none"/>
+        </w:rPr>
+        <w:t xml:space="preserve">plazo no mayor de cinco (5) días hábiles contado a partir del día siguiente de la notificación de la presente </w:t>
+      </w:r>
+      <w:r>
+        <w:rPr>
+          <w:rFonts w:ascii="Arial Narrow" w:eastAsia="Times New Roman" w:hAnsi="Arial Narrow" w:cs="Arial"/>
+          <w:color w:val="000000"/>
+          <w:kern w:val="0"/>
+          <w:lang w:eastAsia="es-ES"/>
+          <ns2:ligatures ns2:val="none"/>
+        </w:rPr>
+        <w:t>resolución</w:t>
+      </w:r>
+      <w:bookmarkEnd w:id="4"/>
+      <w:r>
+        <w:rPr>
+          <w:rFonts w:ascii="Arial Narrow" w:eastAsia="Times New Roman" w:hAnsi="Arial Narrow" w:cs="Arial"/>
+          <w:color w:val="000000"/>
+          <w:kern w:val="0"/>
+          <w:lang w:eastAsia="es-ES"/>
+          <ns2:ligatures ns2:val="none"/>
         </w:rPr>
         <w:t xml:space="preserve">, </w:t>
       </w:r>
-      <w:r>
-        <w:rPr>
-          <w:rFonts w:ascii="Arial Narrow" w:eastAsia="Arial Narrow" w:hAnsi="Arial Narrow" w:cs="Arial Narrow"/>
-          <w:color w:val="000000"/>
-          <w:kern w:val="0"/>
-          <w:lang w:eastAsia="es-PE"/>
-          <w14:ligatures w14:val="none"/>
-        </w:rPr>
-        <w:t>a</w:t>
+      <w:bookmarkStart w:id="5" w:name="_Hlk188286828"/>
+      <w:r>
+        <w:rPr>
+          <w:rFonts w:ascii="Arial Narrow" w:eastAsia="Arial Narrow" w:hAnsi="Arial Narrow" w:cs="Arial Narrow"/>
+          <w:bCs/>
+        </w:rPr>
+        <w:t>Banco BBVA Perú S.A.</w:t>
+      </w:r>
+      <w:r>
+        <w:rPr>
+          <w:rFonts w:ascii="Arial Narrow" w:eastAsia="Times New Roman" w:hAnsi="Arial Narrow" w:cs="Arial"/>
+          <w:color w:val="000000"/>
+          <w:kern w:val="0"/>
+          <w:lang w:eastAsia="es-ES"/>
+          <ns2:ligatures ns2:val="none"/>
+        </w:rPr>
+        <w:t>,</w:t>
+      </w:r>
+      <w:r>
+        <w:rPr>
+          <w:rFonts w:ascii="Arial Narrow" w:eastAsia="Times New Roman" w:hAnsi="Arial Narrow" w:cs="Arial"/>
+          <w:color w:val="000000"/>
+          <w:kern w:val="0"/>
+          <w:lang w:val="es-ES" w:eastAsia="es-ES"/>
+          <ns2:ligatures ns2:val="none"/>
+        </w:rPr>
+        <w:t xml:space="preserve"> </w:t>
+      </w:r>
+      <w:bookmarkEnd w:id="5"/>
+      <w:r>
+        <w:rPr>
+          <w:rFonts w:ascii="Arial Narrow" w:eastAsia="Times New Roman" w:hAnsi="Arial Narrow" w:cs="Arial"/>
+          <w:color w:val="000000"/>
+          <w:kern w:val="0"/>
+          <w:lang w:val="es-ES" w:eastAsia="es-ES"/>
+          <ns2:ligatures ns2:val="none"/>
+        </w:rPr>
+        <w:t xml:space="preserve">cumpla con: </w:t>
+      </w:r>
+      <w:r>
+        <w:rPr>
+          <w:rFonts w:ascii="Arial Narrow" w:eastAsia="Times New Roman" w:hAnsi="Arial Narrow" w:cs="Arial"/>
+          <w:color w:val="000000"/>
+          <w:kern w:val="0"/>
+          <w:lang w:val="es-ES" w:eastAsia="es-ES"/>
+          <ns2:ligatures ns2:val="none"/>
+        </w:rPr>
+        <w:t>(i) presentar una copia completa, legible y debidamente suscrita de la Póliza</w:t>
+      </w:r>
+      <w:r>
+        <w:rPr>
+          <w:rFonts w:ascii="Arial Narrow" w:eastAsia="Times New Roman" w:hAnsi="Arial Narrow" w:cs="Arial"/>
+          <w:color w:val="000000"/>
+          <w:kern w:val="0"/>
+          <w:lang w:val="es-ES" w:eastAsia="es-ES"/>
+          <ns2:ligatures ns2:val="none"/>
+        </w:rPr>
+        <w:t xml:space="preserve"> y/o Certificado</w:t>
+      </w:r>
+      <w:r>
+        <w:rPr>
+          <w:rFonts w:ascii="Arial Narrow" w:eastAsia="Times New Roman" w:hAnsi="Arial Narrow" w:cs="Arial"/>
+          <w:color w:val="000000"/>
+          <w:kern w:val="0"/>
+          <w:lang w:val="es-ES" w:eastAsia="es-ES"/>
+          <ns2:ligatures ns2:val="none"/>
+        </w:rPr>
+        <w:t xml:space="preserve"> 000101580129283700</w:t>
+      </w:r>
+      <w:r>
+        <w:rPr>
+          <w:rFonts w:ascii="Arial Narrow" w:eastAsia="Times New Roman" w:hAnsi="Arial Narrow" w:cs="Arial"/>
+          <w:color w:val="000000"/>
+          <w:kern w:val="0"/>
+          <w:lang w:val="es-ES" w:eastAsia="es-ES"/>
+          <ns2:ligatures ns2:val="none"/>
+        </w:rPr>
+        <w:t xml:space="preserve"> de los productos financieros materia de denuncia</w:t>
+      </w:r>
+      <w:r>
+        <w:rPr>
+          <w:rFonts w:ascii="Arial Narrow" w:eastAsia="Times New Roman" w:hAnsi="Arial Narrow" w:cs="Arial"/>
+          <w:color w:val="000000"/>
+          <w:kern w:val="0"/>
+          <w:lang w:val="es-ES" w:eastAsia="es-ES"/>
+          <ns2:ligatures ns2:val="none"/>
+        </w:rPr>
+        <w:t>; y, (</w:t>
+      </w:r>
+      <w:proofErr w:type="spellStart"/>
+      <w:r>
+        <w:rPr>
+          <w:rFonts w:ascii="Arial Narrow" w:eastAsia="Times New Roman" w:hAnsi="Arial Narrow" w:cs="Arial"/>
+          <w:color w:val="000000"/>
+          <w:kern w:val="0"/>
+          <w:lang w:val="es-ES" w:eastAsia="es-ES"/>
+          <ns2:ligatures ns2:val="none"/>
+        </w:rPr>
+        <w:t>ii</w:t>
+      </w:r>
+      <w:proofErr w:type="spellEnd"/>
+      <w:r>
+        <w:rPr>
+          <w:rFonts w:ascii="Arial Narrow" w:eastAsia="Times New Roman" w:hAnsi="Arial Narrow" w:cs="Arial"/>
+          <w:color w:val="000000"/>
+          <w:kern w:val="0"/>
+          <w:lang w:val="es-ES" w:eastAsia="es-ES"/>
+          <ns2:ligatures ns2:val="none"/>
+        </w:rPr>
+        <w:t>) presentar todas las comunicaciones cursadas con el denunciante en virtud del hecho materia de denuncia</w:t>
+      </w:r>
+      <w:r>
+        <w:rPr>
+          <w:rFonts w:ascii="Arial Narrow" w:eastAsia="Times New Roman" w:hAnsi="Arial Narrow" w:cs="Arial"/>
+          <w:color w:val="000000"/>
+          <w:kern w:val="0"/>
+          <w:lang w:val="es-ES" w:eastAsia="es-ES"/>
+          <ns2:ligatures ns2:val="none"/>
+        </w:rPr>
+        <w:t>.</w:t>
+      </w:r>
+    </w:p>
+    <w:p ns2:paraId="3EDD8DEB" ns2:textId="77777777">
+      <w:pPr>
+        <w:spacing w:after="0" w:line="240" w:lineRule="auto"/>
+        <w:jc w:val="both"/>
+        <w:rPr>
+          <w:rFonts w:ascii="Arial Narrow" w:eastAsia="Times New Roman" w:hAnsi="Arial Narrow" w:cs="Arial"/>
+          <w:color w:val="000000"/>
+          <w:kern w:val="0"/>
+          <w:lang w:val="es-ES" w:eastAsia="es-ES"/>
+          <ns2:ligatures ns2:val="none"/>
+        </w:rPr>
+      </w:pPr>
+    </w:p>
+    <w:p ns2:paraId="3D0F9772" ns2:textId="0D30CC27">
+      <w:pPr>
+        <w:spacing w:after="0" w:line="240" w:lineRule="auto"/>
+        <w:jc w:val="both"/>
+        <w:rPr>
+          <w:rFonts w:ascii="Arial Narrow" w:eastAsia="Times New Roman" w:hAnsi="Arial Narrow" w:cs="Arial"/>
+          <w:color w:val="000000"/>
+          <w:kern w:val="0"/>
+          <w:lang w:val="es-ES" w:eastAsia="es-ES"/>
+          <ns2:ligatures ns2:val="none"/>
+        </w:rPr>
+      </w:pPr>
+      <w:r>
+        <w:rPr>
+          <w:rFonts w:ascii="Arial Narrow" w:eastAsia="Arial Narrow" w:hAnsi="Arial Narrow" w:cs="Arial Narrow"/>
+          <w:b/>
+          <w:color w:val="000000"/>
+          <w:kern w:val="0"/>
+          <w:lang w:eastAsia="es-PE"/>
+          <ns2:ligatures ns2:val="none"/>
+        </w:rPr>
+        <w:t xml:space="preserve">SEXTO: </w:t>
+      </w:r>
+      <w:r>
+        <w:rPr>
+          <w:rFonts w:ascii="Arial Narrow" w:eastAsia="Times New Roman" w:hAnsi="Arial Narrow" w:cs="Arial"/>
+          <w:color w:val="000000"/>
+          <w:kern w:val="0"/>
+          <w:lang w:eastAsia="es-ES"/>
+          <ns2:ligatures ns2:val="none"/>
+        </w:rPr>
+        <w:t xml:space="preserve">requerir </w:t>
+      </w:r>
+      <w:r>
+        <w:rPr>
+          <w:rFonts w:ascii="Arial Narrow" w:eastAsia="Times New Roman" w:hAnsi="Arial Narrow" w:cs="Arial"/>
+          <w:color w:val="000000"/>
+          <w:kern w:val="0"/>
+          <w:lang w:val="es-ES" w:eastAsia="es-ES"/>
+          <ns2:ligatures ns2:val="none"/>
+        </w:rPr>
+        <w:t xml:space="preserve">que, en un </w:t>
+      </w:r>
+      <w:r>
+        <w:rPr>
+          <w:rFonts w:ascii="Arial Narrow" w:eastAsia="Times New Roman" w:hAnsi="Arial Narrow" w:cs="Arial"/>
+          <w:color w:val="000000"/>
+          <w:kern w:val="0"/>
+          <w:lang w:eastAsia="es-ES"/>
+          <ns2:ligatures ns2:val="none"/>
+        </w:rPr>
+        <w:t>plazo no mayor de cinco (5) días hábiles contado a partir del día siguiente de la notificación de la presente resolución</w:t>
+      </w:r>
+      <w:r>
+        <w:rPr>
+          <w:rFonts w:ascii="Arial Narrow" w:eastAsia="Times New Roman" w:hAnsi="Arial Narrow" w:cs="Arial"/>
+          <w:color w:val="000000"/>
+          <w:kern w:val="0"/>
+          <w:lang w:eastAsia="es-ES"/>
+          <ns2:ligatures ns2:val="none"/>
+        </w:rPr>
+        <w:t xml:space="preserve">, </w:t>
+      </w:r>
+      <w:r>
+        <w:rPr>
+          <w:rFonts w:ascii="Arial Narrow" w:eastAsia="Arial Narrow" w:hAnsi="Arial Narrow" w:cs="Arial Narrow"/>
+          <w:color w:val="000000"/>
+          <w:kern w:val="0"/>
+          <w:lang w:eastAsia="es-PE"/>
+          <ns2:ligatures ns2:val="none"/>
+        </w:rPr>
+        <w:t xml:space="preserve">Rímac Seguros </w:t>
+      </w:r>
+      <w:r>
+        <w:rPr>
+          <w:rFonts w:ascii="Arial Narrow" w:eastAsia="Arial Narrow" w:hAnsi="Arial Narrow" w:cs="Arial Narrow"/>
+          <w:color w:val="000000"/>
+          <w:kern w:val="0"/>
+          <w:lang w:eastAsia="es-PE"/>
+          <ns2:ligatures ns2:val="none"/>
+        </w:rPr>
+        <w:t xml:space="preserve">y Reaseguros </w:t>
       </w:r>
       <w:r>
         <w:rPr>
@@ -4542,36 +4808,185 @@
           <w:kern w:val="0"/>
           <w:shd w:val="clear" w:color="auto" w:fill="FFFFFF"/>
           <w:lang w:eastAsia="es-PE"/>
-          <w14:ligatures w14:val="none"/>
+          <ns2:ligatures ns2:val="none"/>
+        </w:rPr>
+        <w:t>S.A.</w:t>
+      </w:r>
+      <w:r>
+        <w:rPr>
+          <w:rFonts w:ascii="Arial Narrow" w:eastAsia="Times New Roman" w:hAnsi="Arial Narrow" w:cs="Arial"/>
+          <w:color w:val="000000"/>
+          <w:kern w:val="0"/>
+          <w:lang w:eastAsia="es-ES"/>
+          <ns2:ligatures ns2:val="none"/>
+        </w:rPr>
+        <w:t xml:space="preserve">, </w:t>
+      </w:r>
+      <w:r>
+        <w:rPr>
+          <w:rFonts w:ascii="Arial Narrow" w:eastAsia="Times New Roman" w:hAnsi="Arial Narrow" w:cs="Arial"/>
+          <w:color w:val="000000"/>
+          <w:kern w:val="0"/>
+          <w:lang w:val="es-ES" w:eastAsia="es-ES"/>
+          <ns2:ligatures ns2:val="none"/>
+        </w:rPr>
+        <w:t xml:space="preserve">cumpla con: </w:t>
+      </w:r>
+      <w:r>
+        <w:rPr>
+          <w:rFonts w:ascii="Arial Narrow" w:eastAsia="Times New Roman" w:hAnsi="Arial Narrow" w:cs="Arial"/>
+          <w:color w:val="000000"/>
+          <w:kern w:val="0"/>
+          <w:lang w:val="es-ES" w:eastAsia="es-ES"/>
+          <ns2:ligatures ns2:val="none"/>
+        </w:rPr>
+        <w:t xml:space="preserve">(i) presentar una copia completa, legible y debidamente suscrita de la Póliza </w:t>
+      </w:r>
+      <w:proofErr w:type="spellStart"/>
+      <w:r>
+        <w:rPr>
+          <w:rFonts w:ascii="Arial Narrow" w:eastAsia="Times New Roman" w:hAnsi="Arial Narrow" w:cs="Arial"/>
+          <w:color w:val="000000"/>
+          <w:kern w:val="0"/>
+          <w:lang w:val="es-ES" w:eastAsia="es-ES"/>
+          <ns2:ligatures ns2:val="none"/>
+        </w:rPr>
+        <w:t/>
+      </w:r>
+      <w:proofErr w:type="spellEnd"/>
+      <w:r>
+        <w:rPr>
+          <w:rFonts w:ascii="Arial Narrow" w:eastAsia="Times New Roman" w:hAnsi="Arial Narrow" w:cs="Arial"/>
+          <w:color w:val="000000"/>
+          <w:kern w:val="0"/>
+          <w:lang w:val="es-ES" w:eastAsia="es-ES"/>
+          <ns2:ligatures ns2:val="none"/>
+        </w:rPr>
+        <w:t xml:space="preserve"> 000101580129283700; (</w:t>
+      </w:r>
+      <w:proofErr w:type="spellStart"/>
+      <w:r>
+        <w:rPr>
+          <w:rFonts w:ascii="Arial Narrow" w:eastAsia="Times New Roman" w:hAnsi="Arial Narrow" w:cs="Arial"/>
+          <w:color w:val="000000"/>
+          <w:kern w:val="0"/>
+          <w:lang w:val="es-ES" w:eastAsia="es-ES"/>
+          <ns2:ligatures ns2:val="none"/>
+        </w:rPr>
+        <w:t>ii</w:t>
+      </w:r>
+      <w:proofErr w:type="spellEnd"/>
+      <w:r>
+        <w:rPr>
+          <w:rFonts w:ascii="Arial Narrow" w:eastAsia="Times New Roman" w:hAnsi="Arial Narrow" w:cs="Arial"/>
+          <w:color w:val="000000"/>
+          <w:kern w:val="0"/>
+          <w:lang w:val="es-ES" w:eastAsia="es-ES"/>
+          <ns2:ligatures ns2:val="none"/>
+        </w:rPr>
+        <w:t>) presentar todas las comunicaciones cursadas con la parte denunciante en virtud de los hechos materia de denuncia; y (</w:t>
+      </w:r>
+      <w:proofErr w:type="spellStart"/>
+      <w:r>
+        <w:rPr>
+          <w:rFonts w:ascii="Arial Narrow" w:eastAsia="Times New Roman" w:hAnsi="Arial Narrow" w:cs="Arial"/>
+          <w:color w:val="000000"/>
+          <w:kern w:val="0"/>
+          <w:lang w:val="es-ES" w:eastAsia="es-ES"/>
+          <ns2:ligatures ns2:val="none"/>
+        </w:rPr>
+        <w:t>iii</w:t>
+      </w:r>
+      <w:proofErr w:type="spellEnd"/>
+      <w:r>
+        <w:rPr>
+          <w:rFonts w:ascii="Arial Narrow" w:eastAsia="Times New Roman" w:hAnsi="Arial Narrow" w:cs="Arial"/>
+          <w:color w:val="000000"/>
+          <w:kern w:val="0"/>
+          <w:lang w:val="es-ES" w:eastAsia="es-ES"/>
+          <ns2:ligatures ns2:val="none"/>
+        </w:rPr>
+        <w:t xml:space="preserve">) presentar la sustentación del motivo de no haber activado el Seguro de Desgravamen </w:t>
+      </w:r>
+      <w:r>
+        <w:rPr>
+          <w:rFonts w:ascii="Arial Narrow" w:eastAsia="Times New Roman" w:hAnsi="Arial Narrow" w:cs="Arial"/>
+          <w:color w:val="000000"/>
+          <w:kern w:val="0"/>
+          <w:lang w:val="es-ES" w:eastAsia="es-ES"/>
+          <ns2:ligatures ns2:val="none"/>
+        </w:rPr>
+        <w:t>asociados s los productos financieros materia de denuncia.</w:t>
+      </w:r>
+    </w:p>
+    <w:p ns2:paraId="6A128BE5" ns2:textId="77777777">
+      <w:pPr>
+        <w:spacing w:after="0" w:line="240" w:lineRule="auto"/>
+        <w:jc w:val="both"/>
+        <w:rPr>
+          <w:rFonts w:ascii="Arial Narrow" w:eastAsia="Arial Narrow" w:hAnsi="Arial Narrow" w:cs="Arial Narrow"/>
+          <w:b/>
+          <w:color w:val="000000"/>
+          <w:kern w:val="0"/>
+          <w:lang w:val="es-ES" w:eastAsia="es-PE"/>
+          <ns2:ligatures ns2:val="none"/>
+        </w:rPr>
+      </w:pPr>
+    </w:p>
+    <w:p ns2:paraId="5A49EAA8" ns2:textId="49924E68">
+      <w:pPr>
+        <w:spacing w:after="0" w:line="240" w:lineRule="auto"/>
+        <w:jc w:val="both"/>
+        <w:rPr>
+          <w:rFonts w:ascii="Arial Narrow" w:eastAsia="Arial Narrow" w:hAnsi="Arial Narrow" w:cs="Arial Narrow"/>
+          <w:color w:val="000000"/>
+          <w:kern w:val="0"/>
+          <w:lang w:eastAsia="es-PE"/>
+          <ns2:ligatures ns2:val="none"/>
+        </w:rPr>
+      </w:pPr>
+      <w:r>
+        <w:rPr>
+          <w:rFonts w:ascii="Arial Narrow" w:eastAsia="Arial Narrow" w:hAnsi="Arial Narrow" w:cs="Arial Narrow"/>
+          <w:b/>
+          <w:color w:val="000000"/>
+          <w:kern w:val="0"/>
+          <w:lang w:eastAsia="es-PE"/>
+          <ns2:ligatures ns2:val="none"/>
+        </w:rPr>
+        <w:t>SÉTIMO</w:t>
+      </w:r>
+      <w:r>
+        <w:rPr>
+          <w:rFonts w:ascii="Arial Narrow" w:eastAsia="Arial Narrow" w:hAnsi="Arial Narrow" w:cs="Arial Narrow"/>
+          <w:b/>
+          <w:color w:val="000000"/>
+          <w:kern w:val="0"/>
+          <w:lang w:eastAsia="es-PE"/>
+          <ns2:ligatures ns2:val="none"/>
+        </w:rPr>
+        <w:t>:</w:t>
+      </w:r>
+      <w:r>
+        <w:rPr>
+          <w:rFonts w:ascii="Arial Narrow" w:eastAsia="Arial Narrow" w:hAnsi="Arial Narrow" w:cs="Arial Narrow"/>
+          <w:color w:val="000000"/>
+          <w:kern w:val="0"/>
+          <w:lang w:eastAsia="es-PE"/>
+          <ns2:ligatures ns2:val="none"/>
         </w:rPr>
         <w:t xml:space="preserve"> </w:t>
       </w:r>
-      <w:r>
-        <w:rPr>
-          <w:rFonts w:ascii="Arial Narrow" w:eastAsia="Arial Narrow" w:hAnsi="Arial Narrow" w:cs="Arial Narrow"/>
-          <w:color w:val="000000"/>
-          <w:kern w:val="0"/>
-          <w:lang w:eastAsia="es-PE"/>
-          <w14:ligatures w14:val="none"/>
-        </w:rPr>
-        <w:t xml:space="preserve">Rímac Seguros y Reaseguros S.A. y </w:t>
-      </w:r>
-      <w:r>
-        <w:rPr>
-          <w:rFonts w:ascii="Arial Narrow" w:eastAsia="Arial Narrow" w:hAnsi="Arial Narrow" w:cs="Arial Narrow"/>
-          <w:bCs/>
-        </w:rPr>
-        <w:t>Banco BBVA Perú S.A.</w:t>
-      </w:r>
-      <w:r>
-        <w:rPr>
-          <w:rFonts w:ascii="Arial Narrow" w:eastAsia="Arial Narrow" w:hAnsi="Arial Narrow" w:cs="Arial Narrow"/>
-          <w:color w:val="000000"/>
-          <w:kern w:val="0"/>
-          <w:lang w:eastAsia="es-PE"/>
-          <w14:ligatures w14:val="none"/>
-        </w:rPr>
-        <w:t>, para que, de conformidad con lo dispuesto por el artículo 26</w:t>
+      <w:bookmarkStart w:id="6" w:name="_Hlk188286915"/>
+      <w:r>
+        <w:rPr>
+          <w:rFonts w:ascii="Arial Narrow" w:eastAsia="Arial Narrow" w:hAnsi="Arial Narrow" w:cs="Arial Narrow"/>
+          <w:color w:val="000000"/>
+          <w:kern w:val="0"/>
+          <w:lang w:eastAsia="es-PE"/>
+          <ns2:ligatures ns2:val="none"/>
+        </w:rPr>
+        <w:t>informar a las partes que el artículo 110</w:t>
       </w:r>
       <w:r>
         <w:rPr>
@@ -4579,7 +4994,7 @@
           <w:color w:val="000000"/>
           <w:kern w:val="0"/>
           <w:lang w:eastAsia="es-PE"/>
-          <w14:ligatures w14:val="none"/>
+          <ns2:ligatures ns2:val="none"/>
         </w:rPr>
         <w:t/>
       </w:r>
@@ -4589,531 +5004,7 @@
           <w:color w:val="000000"/>
           <w:kern w:val="0"/>
           <w:lang w:eastAsia="es-PE"/>
-          <w14:ligatures w14:val="none"/>
-        </w:rPr>
-        <w:t xml:space="preserve"> de la Ley sobre Facultades</w:t>
-      </w:r>
-      <w:r>
-        <w:rPr>
-          <w:rFonts w:ascii="Arial Narrow" w:eastAsia="Arial Narrow" w:hAnsi="Arial Narrow" w:cs="Arial Narrow"/>
-          <w:color w:val="000000"/>
-          <w:kern w:val="0"/>
-          <w:lang w:eastAsia="es-PE"/>
-          <w14:ligatures w14:val="none"/>
-        </w:rPr>
-        <w:t xml:space="preserve">, Normas y Organización del Indecopi, aprobada por Decreto Legislativo 807, presente sus descargos en un plazo no mayor de cinco (5) días hábiles contados desde la notificación. </w:t>
-      </w:r>
-    </w:p>
-    <w:p>
-      <w:pPr>
-        <w:spacing w:after="0" w:line="240" w:lineRule="auto"/>
-        <w:jc w:val="both"/>
-        <w:rPr>
-          <w:rFonts w:ascii="Arial Narrow" w:eastAsia="Arial Narrow" w:hAnsi="Arial Narrow" w:cs="Arial Narrow"/>
-          <w:color w:val="000000"/>
-          <w:kern w:val="0"/>
-          <w:lang w:eastAsia="es-PE"/>
-          <w14:ligatures w14:val="none"/>
-        </w:rPr>
-      </w:pPr>
-    </w:p>
-    <w:p>
-      <w:pPr>
-        <w:spacing w:after="0" w:line="240" w:lineRule="auto"/>
-        <w:jc w:val="both"/>
-        <w:rPr>
-          <w:rFonts w:ascii="Arial Narrow" w:eastAsia="Times New Roman" w:hAnsi="Arial Narrow" w:cs="Arial"/>
-          <w:color w:val="000000"/>
-          <w:kern w:val="0"/>
-          <w:lang w:val="es-ES" w:eastAsia="es-ES"/>
-          <w14:ligatures w14:val="none"/>
-        </w:rPr>
-      </w:pPr>
-      <w:r>
-        <w:rPr>
-          <w:rFonts w:ascii="Arial Narrow" w:eastAsia="Arial Narrow" w:hAnsi="Arial Narrow" w:cs="Arial Narrow"/>
-          <w:b/>
-          <w:color w:val="000000"/>
-          <w:kern w:val="0"/>
-          <w:lang w:eastAsia="es-PE"/>
-          <w14:ligatures w14:val="none"/>
-        </w:rPr>
-        <w:t xml:space="preserve">QUINTO: </w:t>
-      </w:r>
-      <w:bookmarkStart w:id="4" w:name="_Hlk188286813"/>
-      <w:r>
-        <w:rPr>
-          <w:rFonts w:ascii="Arial Narrow" w:eastAsia="Times New Roman" w:hAnsi="Arial Narrow" w:cs="Arial"/>
-          <w:color w:val="000000"/>
-          <w:kern w:val="0"/>
-          <w:lang w:eastAsia="es-ES"/>
-          <w14:ligatures w14:val="none"/>
-        </w:rPr>
-        <w:t xml:space="preserve">requerir </w:t>
-      </w:r>
-      <w:r>
-        <w:rPr>
-          <w:rFonts w:ascii="Arial Narrow" w:eastAsia="Times New Roman" w:hAnsi="Arial Narrow" w:cs="Arial"/>
-          <w:color w:val="000000"/>
-          <w:kern w:val="0"/>
-          <w:lang w:val="es-ES" w:eastAsia="es-ES"/>
-          <w14:ligatures w14:val="none"/>
-        </w:rPr>
-        <w:t xml:space="preserve">que, en un </w:t>
-      </w:r>
-      <w:r>
-        <w:rPr>
-          <w:rFonts w:ascii="Arial Narrow" w:eastAsia="Times New Roman" w:hAnsi="Arial Narrow" w:cs="Arial"/>
-          <w:color w:val="000000"/>
-          <w:kern w:val="0"/>
-          <w:lang w:eastAsia="es-ES"/>
-          <w14:ligatures w14:val="none"/>
-        </w:rPr>
-        <w:t xml:space="preserve">plazo no mayor de cinco (5) días hábiles contado a partir del día siguiente de la notificación de la presente </w:t>
-      </w:r>
-      <w:r>
-        <w:rPr>
-          <w:rFonts w:ascii="Arial Narrow" w:eastAsia="Times New Roman" w:hAnsi="Arial Narrow" w:cs="Arial"/>
-          <w:color w:val="000000"/>
-          <w:kern w:val="0"/>
-          <w:lang w:eastAsia="es-ES"/>
-          <w14:ligatures w14:val="none"/>
-        </w:rPr>
-        <w:t>resolución</w:t>
-      </w:r>
-      <w:bookmarkEnd w:id="4"/>
-      <w:r>
-        <w:rPr>
-          <w:rFonts w:ascii="Arial Narrow" w:eastAsia="Times New Roman" w:hAnsi="Arial Narrow" w:cs="Arial"/>
-          <w:color w:val="000000"/>
-          <w:kern w:val="0"/>
-          <w:lang w:eastAsia="es-ES"/>
-          <w14:ligatures w14:val="none"/>
-        </w:rPr>
-        <w:t xml:space="preserve">, </w:t>
-      </w:r>
-      <w:bookmarkStart w:id="5" w:name="_Hlk188286828"/>
-      <w:r>
-        <w:rPr>
-          <w:rFonts w:ascii="Arial Narrow" w:eastAsia="Arial Narrow" w:hAnsi="Arial Narrow" w:cs="Arial Narrow"/>
-          <w:bCs/>
-        </w:rPr>
-        <w:t>Banco BBVA Perú S.A.</w:t>
-      </w:r>
-      <w:r>
-        <w:rPr>
-          <w:rFonts w:ascii="Arial Narrow" w:eastAsia="Times New Roman" w:hAnsi="Arial Narrow" w:cs="Arial"/>
-          <w:color w:val="000000"/>
-          <w:kern w:val="0"/>
-          <w:lang w:eastAsia="es-ES"/>
-          <w14:ligatures w14:val="none"/>
-        </w:rPr>
-        <w:t>,</w:t>
-      </w:r>
-      <w:r>
-        <w:rPr>
-          <w:rFonts w:ascii="Arial Narrow" w:eastAsia="Times New Roman" w:hAnsi="Arial Narrow" w:cs="Arial"/>
-          <w:color w:val="000000"/>
-          <w:kern w:val="0"/>
-          <w:lang w:val="es-ES" w:eastAsia="es-ES"/>
-          <w14:ligatures w14:val="none"/>
-        </w:rPr>
-        <w:t xml:space="preserve"> </w:t>
-      </w:r>
-      <w:bookmarkEnd w:id="5"/>
-      <w:r>
-        <w:rPr>
-          <w:rFonts w:ascii="Arial Narrow" w:eastAsia="Times New Roman" w:hAnsi="Arial Narrow" w:cs="Arial"/>
-          <w:color w:val="000000"/>
-          <w:kern w:val="0"/>
-          <w:lang w:val="es-ES" w:eastAsia="es-ES"/>
-          <w14:ligatures w14:val="none"/>
-        </w:rPr>
-        <w:t xml:space="preserve">cumpla con: </w:t>
-      </w:r>
-      <w:r>
-        <w:rPr>
-          <w:rFonts w:ascii="Arial Narrow" w:eastAsia="Times New Roman" w:hAnsi="Arial Narrow" w:cs="Arial"/>
-          <w:color w:val="000000"/>
-          <w:kern w:val="0"/>
-          <w:lang w:val="es-ES" w:eastAsia="es-ES"/>
-          <w14:ligatures w14:val="none"/>
-        </w:rPr>
-        <w:t>(i) presentar una copia completa, legible y debidamente suscrita de la Póliza</w:t>
-      </w:r>
-      <w:r>
-        <w:rPr>
-          <w:rFonts w:ascii="Arial Narrow" w:eastAsia="Times New Roman" w:hAnsi="Arial Narrow" w:cs="Arial"/>
-          <w:color w:val="000000"/>
-          <w:kern w:val="0"/>
-          <w:lang w:val="es-ES" w:eastAsia="es-ES"/>
-          <w14:ligatures w14:val="none"/>
-        </w:rPr>
-        <w:t xml:space="preserve"> y/o Certificado</w:t>
-      </w:r>
-      <w:r>
-        <w:rPr>
-          <w:rFonts w:ascii="Arial Narrow" w:eastAsia="Times New Roman" w:hAnsi="Arial Narrow" w:cs="Arial"/>
-          <w:color w:val="000000"/>
-          <w:kern w:val="0"/>
-          <w:lang w:val="es-ES" w:eastAsia="es-ES"/>
-          <w14:ligatures w14:val="none"/>
-        </w:rPr>
-        <w:t xml:space="preserve"> 000101580129283700</w:t>
-      </w:r>
-      <w:r>
-        <w:rPr>
-          <w:rFonts w:ascii="Arial Narrow" w:eastAsia="Times New Roman" w:hAnsi="Arial Narrow" w:cs="Arial"/>
-          <w:color w:val="000000"/>
-          <w:kern w:val="0"/>
-          <w:lang w:val="es-ES" w:eastAsia="es-ES"/>
-          <w14:ligatures w14:val="none"/>
-        </w:rPr>
-        <w:t xml:space="preserve"> de los productos financieros materia de denuncia</w:t>
-      </w:r>
-      <w:r>
-        <w:rPr>
-          <w:rFonts w:ascii="Arial Narrow" w:eastAsia="Times New Roman" w:hAnsi="Arial Narrow" w:cs="Arial"/>
-          <w:color w:val="000000"/>
-          <w:kern w:val="0"/>
-          <w:lang w:val="es-ES" w:eastAsia="es-ES"/>
-          <w14:ligatures w14:val="none"/>
-        </w:rPr>
-        <w:t>; y, (</w:t>
-      </w:r>
-      <w:proofErr w:type="spellStart"/>
-      <w:r>
-        <w:rPr>
-          <w:rFonts w:ascii="Arial Narrow" w:eastAsia="Times New Roman" w:hAnsi="Arial Narrow" w:cs="Arial"/>
-          <w:color w:val="000000"/>
-          <w:kern w:val="0"/>
-          <w:lang w:val="es-ES" w:eastAsia="es-ES"/>
-          <w14:ligatures w14:val="none"/>
-        </w:rPr>
-        <w:t>ii</w:t>
-      </w:r>
-      <w:proofErr w:type="spellEnd"/>
-      <w:r>
-        <w:rPr>
-          <w:rFonts w:ascii="Arial Narrow" w:eastAsia="Times New Roman" w:hAnsi="Arial Narrow" w:cs="Arial"/>
-          <w:color w:val="000000"/>
-          <w:kern w:val="0"/>
-          <w:lang w:val="es-ES" w:eastAsia="es-ES"/>
-          <w14:ligatures w14:val="none"/>
-        </w:rPr>
-        <w:t>) presentar todas las comunicaciones cursadas con el denunciante en virtud del hecho materia de denuncia</w:t>
-      </w:r>
-      <w:r>
-        <w:rPr>
-          <w:rFonts w:ascii="Arial Narrow" w:eastAsia="Times New Roman" w:hAnsi="Arial Narrow" w:cs="Arial"/>
-          <w:color w:val="000000"/>
-          <w:kern w:val="0"/>
-          <w:lang w:val="es-ES" w:eastAsia="es-ES"/>
-          <w14:ligatures w14:val="none"/>
-        </w:rPr>
-        <w:t>.</w:t>
-      </w:r>
-    </w:p>
-    <w:p>
-      <w:pPr>
-        <w:spacing w:after="0" w:line="240" w:lineRule="auto"/>
-        <w:jc w:val="both"/>
-        <w:rPr>
-          <w:rFonts w:ascii="Arial Narrow" w:eastAsia="Times New Roman" w:hAnsi="Arial Narrow" w:cs="Arial"/>
-          <w:color w:val="000000"/>
-          <w:kern w:val="0"/>
-          <w:lang w:val="es-ES" w:eastAsia="es-ES"/>
-          <w14:ligatures w14:val="none"/>
-        </w:rPr>
-      </w:pPr>
-    </w:p>
-    <w:p>
-      <w:pPr>
-        <w:spacing w:after="0" w:line="240" w:lineRule="auto"/>
-        <w:jc w:val="both"/>
-        <w:rPr>
-          <w:rFonts w:ascii="Arial Narrow" w:eastAsia="Times New Roman" w:hAnsi="Arial Narrow" w:cs="Arial"/>
-          <w:color w:val="000000"/>
-          <w:kern w:val="0"/>
-          <w:lang w:val="es-ES" w:eastAsia="es-ES"/>
-          <w14:ligatures w14:val="none"/>
-        </w:rPr>
-      </w:pPr>
-      <w:r>
-        <w:rPr>
-          <w:rFonts w:ascii="Arial Narrow" w:eastAsia="Arial Narrow" w:hAnsi="Arial Narrow" w:cs="Arial Narrow"/>
-          <w:b/>
-          <w:color w:val="000000"/>
-          <w:kern w:val="0"/>
-          <w:lang w:eastAsia="es-PE"/>
-          <w14:ligatures w14:val="none"/>
-        </w:rPr>
-        <w:t xml:space="preserve">SEXTO: </w:t>
-      </w:r>
-      <w:r>
-        <w:rPr>
-          <w:rFonts w:ascii="Arial Narrow" w:eastAsia="Times New Roman" w:hAnsi="Arial Narrow" w:cs="Arial"/>
-          <w:color w:val="000000"/>
-          <w:kern w:val="0"/>
-          <w:lang w:eastAsia="es-ES"/>
-          <w14:ligatures w14:val="none"/>
-        </w:rPr>
-        <w:t xml:space="preserve">requerir </w:t>
-      </w:r>
-      <w:r>
-        <w:rPr>
-          <w:rFonts w:ascii="Arial Narrow" w:eastAsia="Times New Roman" w:hAnsi="Arial Narrow" w:cs="Arial"/>
-          <w:color w:val="000000"/>
-          <w:kern w:val="0"/>
-          <w:lang w:val="es-ES" w:eastAsia="es-ES"/>
-          <w14:ligatures w14:val="none"/>
-        </w:rPr>
-        <w:t xml:space="preserve">que, en un </w:t>
-      </w:r>
-      <w:r>
-        <w:rPr>
-          <w:rFonts w:ascii="Arial Narrow" w:eastAsia="Times New Roman" w:hAnsi="Arial Narrow" w:cs="Arial"/>
-          <w:color w:val="000000"/>
-          <w:kern w:val="0"/>
-          <w:lang w:eastAsia="es-ES"/>
-          <w14:ligatures w14:val="none"/>
-        </w:rPr>
-        <w:t>plazo no mayor de cinco (5) días hábiles contado a partir del día siguiente de la notificación de la presente resolución</w:t>
-      </w:r>
-      <w:r>
-        <w:rPr>
-          <w:rFonts w:ascii="Arial Narrow" w:eastAsia="Times New Roman" w:hAnsi="Arial Narrow" w:cs="Arial"/>
-          <w:color w:val="000000"/>
-          <w:kern w:val="0"/>
-          <w:lang w:eastAsia="es-ES"/>
-          <w14:ligatures w14:val="none"/>
-        </w:rPr>
-        <w:t xml:space="preserve">, </w:t>
-      </w:r>
-      <w:r>
-        <w:rPr>
-          <w:rFonts w:ascii="Arial Narrow" w:eastAsia="Arial Narrow" w:hAnsi="Arial Narrow" w:cs="Arial Narrow"/>
-          <w:color w:val="000000"/>
-          <w:kern w:val="0"/>
-          <w:lang w:eastAsia="es-PE"/>
-          <w14:ligatures w14:val="none"/>
-        </w:rPr>
-        <w:t xml:space="preserve">Rímac Seguros </w:t>
-      </w:r>
-      <w:r>
-        <w:rPr>
-          <w:rFonts w:ascii="Arial Narrow" w:eastAsia="Arial Narrow" w:hAnsi="Arial Narrow" w:cs="Arial Narrow"/>
-          <w:color w:val="000000"/>
-          <w:kern w:val="0"/>
-          <w:lang w:eastAsia="es-PE"/>
-          <w14:ligatures w14:val="none"/>
-        </w:rPr>
-        <w:t xml:space="preserve">y Reaseguros </w:t>
-      </w:r>
-      <w:r>
-        <w:rPr>
-          <w:rFonts w:ascii="Arial Narrow" w:eastAsia="Times New Roman" w:hAnsi="Arial Narrow" w:cs="Times New Roman"/>
-          <w:color w:val="000000"/>
-          <w:kern w:val="0"/>
-          <w:shd w:val="clear" w:color="auto" w:fill="FFFFFF"/>
-          <w:lang w:eastAsia="es-PE"/>
-          <w14:ligatures w14:val="none"/>
-        </w:rPr>
-        <w:t>S.A.</w:t>
-      </w:r>
-      <w:r>
-        <w:rPr>
-          <w:rFonts w:ascii="Arial Narrow" w:eastAsia="Times New Roman" w:hAnsi="Arial Narrow" w:cs="Arial"/>
-          <w:color w:val="000000"/>
-          <w:kern w:val="0"/>
-          <w:lang w:eastAsia="es-ES"/>
-          <w14:ligatures w14:val="none"/>
-        </w:rPr>
-        <w:t xml:space="preserve">, </w:t>
-      </w:r>
-      <w:r>
-        <w:rPr>
-          <w:rFonts w:ascii="Arial Narrow" w:eastAsia="Times New Roman" w:hAnsi="Arial Narrow" w:cs="Arial"/>
-          <w:color w:val="000000"/>
-          <w:kern w:val="0"/>
-          <w:lang w:val="es-ES" w:eastAsia="es-ES"/>
-          <w14:ligatures w14:val="none"/>
-        </w:rPr>
-        <w:t xml:space="preserve">cumpla con: </w:t>
-      </w:r>
-      <w:r>
-        <w:rPr>
-          <w:rFonts w:ascii="Arial Narrow" w:eastAsia="Times New Roman" w:hAnsi="Arial Narrow" w:cs="Arial"/>
-          <w:color w:val="000000"/>
-          <w:kern w:val="0"/>
-          <w:lang w:val="es-ES" w:eastAsia="es-ES"/>
-          <w14:ligatures w14:val="none"/>
-        </w:rPr>
-        <w:t xml:space="preserve">(i) presentar una copia completa, legible y debidamente suscrita de la Póliza </w:t>
-      </w:r>
-      <w:proofErr w:type="spellStart"/>
-      <w:r>
-        <w:rPr>
-          <w:rFonts w:ascii="Arial Narrow" w:eastAsia="Times New Roman" w:hAnsi="Arial Narrow" w:cs="Arial"/>
-          <w:color w:val="000000"/>
-          <w:kern w:val="0"/>
-          <w:lang w:val="es-ES" w:eastAsia="es-ES"/>
-          <w14:ligatures w14:val="none"/>
-        </w:rPr>
-        <w:t/>
-      </w:r>
-      <w:proofErr w:type="spellEnd"/>
-      <w:r>
-        <w:rPr>
-          <w:rFonts w:ascii="Arial Narrow" w:eastAsia="Times New Roman" w:hAnsi="Arial Narrow" w:cs="Arial"/>
-          <w:color w:val="000000"/>
-          <w:kern w:val="0"/>
-          <w:lang w:val="es-ES" w:eastAsia="es-ES"/>
-          <w14:ligatures w14:val="none"/>
-        </w:rPr>
-        <w:t xml:space="preserve"> 000101580129283700; (</w:t>
-      </w:r>
-      <w:proofErr w:type="spellStart"/>
-      <w:r>
-        <w:rPr>
-          <w:rFonts w:ascii="Arial Narrow" w:eastAsia="Times New Roman" w:hAnsi="Arial Narrow" w:cs="Arial"/>
-          <w:color w:val="000000"/>
-          <w:kern w:val="0"/>
-          <w:lang w:val="es-ES" w:eastAsia="es-ES"/>
-          <w14:ligatures w14:val="none"/>
-        </w:rPr>
-        <w:t>ii</w:t>
-      </w:r>
-      <w:proofErr w:type="spellEnd"/>
-      <w:r>
-        <w:rPr>
-          <w:rFonts w:ascii="Arial Narrow" w:eastAsia="Times New Roman" w:hAnsi="Arial Narrow" w:cs="Arial"/>
-          <w:color w:val="000000"/>
-          <w:kern w:val="0"/>
-          <w:lang w:val="es-ES" w:eastAsia="es-ES"/>
-          <w14:ligatures w14:val="none"/>
-        </w:rPr>
-        <w:t>) presentar todas las comunicaciones cursadas con la parte denunciante en virtud de los hechos materia de denuncia; y (</w:t>
-      </w:r>
-      <w:proofErr w:type="spellStart"/>
-      <w:r>
-        <w:rPr>
-          <w:rFonts w:ascii="Arial Narrow" w:eastAsia="Times New Roman" w:hAnsi="Arial Narrow" w:cs="Arial"/>
-          <w:color w:val="000000"/>
-          <w:kern w:val="0"/>
-          <w:lang w:val="es-ES" w:eastAsia="es-ES"/>
-          <w14:ligatures w14:val="none"/>
-        </w:rPr>
-        <w:t>iii</w:t>
-      </w:r>
-      <w:proofErr w:type="spellEnd"/>
-      <w:r>
-        <w:rPr>
-          <w:rFonts w:ascii="Arial Narrow" w:eastAsia="Times New Roman" w:hAnsi="Arial Narrow" w:cs="Arial"/>
-          <w:color w:val="000000"/>
-          <w:kern w:val="0"/>
-          <w:lang w:val="es-ES" w:eastAsia="es-ES"/>
-          <w14:ligatures w14:val="none"/>
-        </w:rPr>
-        <w:t xml:space="preserve">) presentar la sustentación del motivo de no haber activado el Seguro de Desgravamen </w:t>
-      </w:r>
-      <w:r>
-        <w:rPr>
-          <w:rFonts w:ascii="Arial Narrow" w:eastAsia="Times New Roman" w:hAnsi="Arial Narrow" w:cs="Arial"/>
-          <w:color w:val="000000"/>
-          <w:kern w:val="0"/>
-          <w:lang w:val="es-ES" w:eastAsia="es-ES"/>
-          <w14:ligatures w14:val="none"/>
-        </w:rPr>
-        <w:t>asociados s los productos financieros materia de denuncia.</w:t>
-      </w:r>
-    </w:p>
-    <w:p>
-      <w:pPr>
-        <w:spacing w:after="0" w:line="240" w:lineRule="auto"/>
-        <w:jc w:val="both"/>
-        <w:rPr>
-          <w:rFonts w:ascii="Arial Narrow" w:eastAsia="Arial Narrow" w:hAnsi="Arial Narrow" w:cs="Arial Narrow"/>
-          <w:b/>
-          <w:color w:val="000000"/>
-          <w:kern w:val="0"/>
-          <w:lang w:val="es-ES" w:eastAsia="es-PE"/>
-          <w14:ligatures w14:val="none"/>
-        </w:rPr>
-      </w:pPr>
-    </w:p>
-    <w:p>
-      <w:pPr>
-        <w:spacing w:after="0" w:line="240" w:lineRule="auto"/>
-        <w:jc w:val="both"/>
-        <w:rPr>
-          <w:rFonts w:ascii="Arial Narrow" w:eastAsia="Arial Narrow" w:hAnsi="Arial Narrow" w:cs="Arial Narrow"/>
-          <w:color w:val="000000"/>
-          <w:kern w:val="0"/>
-          <w:lang w:eastAsia="es-PE"/>
-          <w14:ligatures w14:val="none"/>
-        </w:rPr>
-      </w:pPr>
-      <w:r>
-        <w:rPr>
-          <w:rFonts w:ascii="Arial Narrow" w:eastAsia="Arial Narrow" w:hAnsi="Arial Narrow" w:cs="Arial Narrow"/>
-          <w:b/>
-          <w:color w:val="000000"/>
-          <w:kern w:val="0"/>
-          <w:lang w:eastAsia="es-PE"/>
-          <w14:ligatures w14:val="none"/>
-        </w:rPr>
-        <w:t>SÉTIMO</w:t>
-      </w:r>
-      <w:r>
-        <w:rPr>
-          <w:rFonts w:ascii="Arial Narrow" w:eastAsia="Arial Narrow" w:hAnsi="Arial Narrow" w:cs="Arial Narrow"/>
-          <w:b/>
-          <w:color w:val="000000"/>
-          <w:kern w:val="0"/>
-          <w:lang w:eastAsia="es-PE"/>
-          <w14:ligatures w14:val="none"/>
-        </w:rPr>
-        <w:t>:</w:t>
-      </w:r>
-      <w:r>
-        <w:rPr>
-          <w:rFonts w:ascii="Arial Narrow" w:eastAsia="Arial Narrow" w:hAnsi="Arial Narrow" w:cs="Arial Narrow"/>
-          <w:color w:val="000000"/>
-          <w:kern w:val="0"/>
-          <w:lang w:eastAsia="es-PE"/>
-          <w14:ligatures w14:val="none"/>
-        </w:rPr>
-        <w:t xml:space="preserve"> </w:t>
-      </w:r>
-      <w:bookmarkStart w:id="6" w:name="_Hlk188286915"/>
-      <w:r>
-        <w:rPr>
-          <w:rFonts w:ascii="Arial Narrow" w:eastAsia="Arial Narrow" w:hAnsi="Arial Narrow" w:cs="Arial Narrow"/>
-          <w:color w:val="000000"/>
-          <w:kern w:val="0"/>
-          <w:lang w:eastAsia="es-PE"/>
-          <w14:ligatures w14:val="none"/>
-        </w:rPr>
-        <w:t>informar a las partes que el artículo 110</w:t>
-      </w:r>
-      <w:r>
-        <w:rPr>
-          <w:rFonts w:ascii="Arial Narrow" w:eastAsia="Times New Roman" w:hAnsi="Arial Narrow" w:cs="Segoe UI"/>
-          <w:color w:val="000000"/>
-          <w:kern w:val="0"/>
-          <w:lang w:eastAsia="es-PE"/>
-          <w14:ligatures w14:val="none"/>
-        </w:rPr>
-        <w:t/>
-      </w:r>
-      <w:r>
-        <w:rPr>
-          <w:rFonts w:ascii="Arial Narrow" w:eastAsia="Arial Narrow" w:hAnsi="Arial Narrow" w:cs="Arial Narrow"/>
-          <w:color w:val="000000"/>
-          <w:kern w:val="0"/>
-          <w:lang w:eastAsia="es-PE"/>
-          <w14:ligatures w14:val="none"/>
+          <ns2:ligatures ns2:val="none"/>
         </w:rPr>
         <w:t xml:space="preserve"> de la Ley 29571, Código de Protección y Defensa del Consumidor</w:t>
       </w:r>
@@ -5125,7 +5016,7 @@
           <w:kern w:val="0"/>
           <w:vertAlign w:val="superscript"/>
           <w:lang w:eastAsia="es-PE"/>
-          <w14:ligatures w14:val="none"/>
+          <ns2:ligatures ns2:val="none"/>
         </w:rPr>
         <w:footnoteReference w:id="10"/>
       </w:r>
@@ -5135,7 +5026,7 @@
           <w:color w:val="000000"/>
           <w:kern w:val="0"/>
           <w:lang w:eastAsia="es-PE"/>
-          <w14:ligatures w14:val="none"/>
+          <ns2:ligatures ns2:val="none"/>
         </w:rPr>
         <w:t>, faculta a la Comisión a calificar las infracciones de la referida norma como leves, graves o muy graves e imponer sanciones que van desde una amonestación hasta una multa por un máximo de 450 Unidades Impositivas Tributarias, sin perjuicio de las medidas correctivas, reparadoras y complementarias, que puedan ordenarse de acuerdo a lo estipulado en los artículos 114</w:t>
       </w:r>
@@ -5145,7 +5036,7 @@
           <w:color w:val="000000"/>
           <w:kern w:val="0"/>
           <w:lang w:eastAsia="es-PE"/>
-          <w14:ligatures w14:val="none"/>
+          <ns2:ligatures ns2:val="none"/>
         </w:rPr>
         <w:t/>
       </w:r>
@@ -5155,7 +5046,7 @@
           <w:color w:val="000000"/>
           <w:kern w:val="0"/>
           <w:lang w:eastAsia="es-PE"/>
-          <w14:ligatures w14:val="none"/>
+          <ns2:ligatures ns2:val="none"/>
         </w:rPr>
         <w:t>, 115</w:t>
       </w:r>
@@ -5165,7 +5056,7 @@
           <w:color w:val="000000"/>
           <w:kern w:val="0"/>
           <w:lang w:eastAsia="es-PE"/>
-          <w14:ligatures w14:val="none"/>
+          <ns2:ligatures ns2:val="none"/>
         </w:rPr>
         <w:t/>
       </w:r>
@@ -5175,7 +5066,7 @@
           <w:color w:val="000000"/>
           <w:kern w:val="0"/>
           <w:lang w:eastAsia="es-PE"/>
-          <w14:ligatures w14:val="none"/>
+          <ns2:ligatures ns2:val="none"/>
         </w:rPr>
         <w:t xml:space="preserve"> y 116</w:t>
       </w:r>
@@ -5185,7 +5076,7 @@
           <w:color w:val="000000"/>
           <w:kern w:val="0"/>
           <w:lang w:eastAsia="es-PE"/>
-          <w14:ligatures w14:val="none"/>
+          <ns2:ligatures ns2:val="none"/>
         </w:rPr>
         <w:t/>
       </w:r>
@@ -5195,7 +5086,7 @@
           <w:color w:val="000000"/>
           <w:kern w:val="0"/>
           <w:lang w:eastAsia="es-PE"/>
-          <w14:ligatures w14:val="none"/>
+          <ns2:ligatures ns2:val="none"/>
         </w:rPr>
         <w:t xml:space="preserve"> de la referida norma</w:t>
       </w:r>
@@ -5207,7 +5098,7 @@
           <w:kern w:val="0"/>
           <w:vertAlign w:val="superscript"/>
           <w:lang w:eastAsia="es-PE"/>
-          <w14:ligatures w14:val="none"/>
+          <ns2:ligatures ns2:val="none"/>
         </w:rPr>
         <w:footnoteReference w:id="11"/>
       </w:r>
@@ -5217,7 +5108,7 @@
           <w:color w:val="000000"/>
           <w:kern w:val="0"/>
           <w:lang w:eastAsia="es-PE"/>
-          <w14:ligatures w14:val="none"/>
+          <ns2:ligatures ns2:val="none"/>
         </w:rPr>
         <w:t xml:space="preserve">. </w:t>
       </w:r>
@@ -5228,7 +5119,7 @@
           <w:color w:val="000000"/>
           <w:kern w:val="0"/>
           <w:lang w:eastAsia="es-PE"/>
-          <w14:ligatures w14:val="none"/>
+          <ns2:ligatures ns2:val="none"/>
         </w:rPr>
         <w:lastRenderedPageBreak/>
         <w:t>Asimismo, se consideran circunstancias atenuantes para la graduación de la sanción, el allanamiento de la denuncia o el reconocimiento de las pretensiones en ella contenidas, de acuerdo con el artículo 112</w:t>
@@ -5239,7 +5130,7 @@
           <w:color w:val="000000"/>
           <w:kern w:val="0"/>
           <w:lang w:eastAsia="es-PE"/>
-          <w14:ligatures w14:val="none"/>
+          <ns2:ligatures ns2:val="none"/>
         </w:rPr>
         <w:t/>
       </w:r>
@@ -5249,7 +5140,7 @@
           <w:color w:val="000000"/>
           <w:kern w:val="0"/>
           <w:lang w:eastAsia="es-PE"/>
-          <w14:ligatures w14:val="none"/>
+          <ns2:ligatures ns2:val="none"/>
         </w:rPr>
         <w:t xml:space="preserve"> del Código</w:t>
       </w:r>
@@ -5261,7 +5152,7 @@
           <w:kern w:val="0"/>
           <w:vertAlign w:val="superscript"/>
           <w:lang w:eastAsia="es-PE"/>
-          <w14:ligatures w14:val="none"/>
+          <ns2:ligatures ns2:val="none"/>
         </w:rPr>
         <w:footnoteReference w:id="12"/>
       </w:r>
@@ -5271,12 +5162,12 @@
           <w:color w:val="000000"/>
           <w:kern w:val="0"/>
           <w:lang w:eastAsia="es-PE"/>
-          <w14:ligatures w14:val="none"/>
+          <ns2:ligatures ns2:val="none"/>
         </w:rPr>
         <w:t>.</w:t>
       </w:r>
     </w:p>
-    <w:p>
+    <w:p ns2:paraId="60BC1406" ns2:textId="77777777">
       <w:pPr>
         <w:shd w:val="clear" w:color="auto" w:fill="FFFFFF"/>
         <w:spacing w:after="0" w:line="240" w:lineRule="auto"/>
@@ -5287,11 +5178,11 @@
           <w:color w:val="000000"/>
           <w:kern w:val="0"/>
           <w:lang w:eastAsia="es-PE"/>
-          <w14:ligatures w14:val="none"/>
-        </w:rPr>
-      </w:pPr>
-    </w:p>
-    <w:p>
+          <ns2:ligatures ns2:val="none"/>
+        </w:rPr>
+      </w:pPr>
+    </w:p>
+    <w:p ns2:paraId="2A591567" ns2:textId="125DA4D1">
       <w:pPr>
         <w:shd w:val="clear" w:color="auto" w:fill="FFFFFF"/>
         <w:spacing w:after="0" w:line="240" w:lineRule="auto"/>
@@ -5301,7 +5192,7 @@
           <w:color w:val="000000"/>
           <w:kern w:val="0"/>
           <w:lang w:eastAsia="es-PE"/>
-          <w14:ligatures w14:val="none"/>
+          <ns2:ligatures ns2:val="none"/>
         </w:rPr>
       </w:pPr>
       <w:r>
@@ -5310,7 +5201,7 @@
           <w:b/>
           <w:bCs/>
           <w:kern w:val="0"/>
-          <w14:ligatures w14:val="none"/>
+          <ns2:ligatures ns2:val="none"/>
         </w:rPr>
         <w:t>OCTAVO</w:t>
       </w:r>
@@ -5321,7 +5212,7 @@
           <w:color w:val="000000"/>
           <w:kern w:val="0"/>
           <w:lang w:eastAsia="es-PE"/>
-          <w14:ligatures w14:val="none"/>
+          <ns2:ligatures ns2:val="none"/>
         </w:rPr>
         <w:t>:</w:t>
       </w:r>
@@ -5331,7 +5222,7 @@
           <w:color w:val="000000"/>
           <w:kern w:val="0"/>
           <w:lang w:eastAsia="es-PE"/>
-          <w14:ligatures w14:val="none"/>
+          <ns2:ligatures ns2:val="none"/>
         </w:rPr>
         <w:t xml:space="preserve"> informar a las partes que conforme a lo establecido en el artículo 39</w:t>
       </w:r>
@@ -5341,7 +5232,7 @@
           <w:color w:val="000000"/>
           <w:kern w:val="0"/>
           <w:lang w:eastAsia="es-PE"/>
-          <w14:ligatures w14:val="none"/>
+          <ns2:ligatures ns2:val="none"/>
         </w:rPr>
         <w:t/>
       </w:r>
@@ -5351,12 +5242,12 @@
           <w:color w:val="000000"/>
           <w:kern w:val="0"/>
           <w:lang w:eastAsia="es-PE"/>
-          <w14:ligatures w14:val="none"/>
+          <ns2:ligatures ns2:val="none"/>
         </w:rPr>
         <w:t xml:space="preserve"> de la Ley sobre Facultades, Normas y Organización del Indecopi, aprobada por Decreto Legislativo 807, los gastos por los peritajes realizados, actuación de pruebas, inspecciones y otros derivados de la tramitación del proceso serán de cargo de la parte que solicita la prueba, salvo pacto en contrario. En todos los casos, la resolución final determinará si los gastos deben ser asumidos por alguna de las partes, o reembolsados a la otra parte o al Indecopi, según sea el caso, de manera adicional a la sanción que haya podido imponerse. </w:t>
       </w:r>
     </w:p>
-    <w:p>
+    <w:p ns2:paraId="3696E77C" ns2:textId="77777777">
       <w:pPr>
         <w:shd w:val="clear" w:color="auto" w:fill="FFFFFF"/>
         <w:spacing w:after="0" w:line="240" w:lineRule="auto"/>
@@ -5366,11 +5257,11 @@
           <w:color w:val="000000"/>
           <w:kern w:val="0"/>
           <w:lang w:eastAsia="es-PE"/>
-          <w14:ligatures w14:val="none"/>
-        </w:rPr>
-      </w:pPr>
-    </w:p>
-    <w:p>
+          <ns2:ligatures ns2:val="none"/>
+        </w:rPr>
+      </w:pPr>
+    </w:p>
+    <w:p ns2:paraId="563B5C6F" ns2:textId="1D3F1161">
       <w:pPr>
         <w:suppressAutoHyphens/>
         <w:spacing w:after="0" w:line="240" w:lineRule="auto"/>
@@ -5379,7 +5270,7 @@
           <w:rFonts w:ascii="Arial Narrow" w:eastAsia="Calibri" w:hAnsi="Arial Narrow" w:cs="Arial"/>
           <w:kern w:val="0"/>
           <w:u w:val="single"/>
-          <w14:ligatures w14:val="none"/>
+          <ns2:ligatures ns2:val="none"/>
         </w:rPr>
       </w:pPr>
       <w:r>
@@ -5389,7 +5280,7 @@
           <w:color w:val="000000"/>
           <w:kern w:val="0"/>
           <w:lang w:eastAsia="es-PE"/>
-          <w14:ligatures w14:val="none"/>
+          <ns2:ligatures ns2:val="none"/>
         </w:rPr>
         <w:t>NOVENO</w:t>
       </w:r>
@@ -5398,7 +5289,7 @@
           <w:rFonts w:ascii="Arial Narrow" w:eastAsia="Calibri" w:hAnsi="Arial Narrow" w:cs="Arial"/>
           <w:b/>
           <w:kern w:val="0"/>
-          <w14:ligatures w14:val="none"/>
+          <ns2:ligatures ns2:val="none"/>
         </w:rPr>
         <w:t>:</w:t>
       </w:r>
@@ -5406,7 +5297,7 @@
         <w:rPr>
           <w:rFonts w:ascii="Arial Narrow" w:eastAsia="Calibri" w:hAnsi="Arial Narrow" w:cs="Arial"/>
           <w:kern w:val="0"/>
-          <w14:ligatures w14:val="none"/>
+          <ns2:ligatures ns2:val="none"/>
         </w:rPr>
         <w:t xml:space="preserve"> comunicar a las partes que, </w:t>
       </w:r>
@@ -5415,7 +5306,7 @@
         <w:rPr>
           <w:rFonts w:ascii="Arial Narrow" w:eastAsia="Calibri" w:hAnsi="Arial Narrow" w:cs="Arial"/>
           <w:kern w:val="0"/>
-          <w14:ligatures w14:val="none"/>
+          <ns2:ligatures ns2:val="none"/>
         </w:rPr>
         <w:t>de acuerdo a</w:t>
       </w:r>
@@ -5424,7 +5315,7 @@
         <w:rPr>
           <w:rFonts w:ascii="Arial Narrow" w:eastAsia="Calibri" w:hAnsi="Arial Narrow" w:cs="Arial"/>
           <w:kern w:val="0"/>
-          <w14:ligatures w14:val="none"/>
+          <ns2:ligatures ns2:val="none"/>
         </w:rPr>
         <w:t xml:space="preserve"> lo señalado por el artículo 29</w:t>
       </w:r>
@@ -5434,7 +5325,7 @@
           <w:color w:val="000000"/>
           <w:kern w:val="0"/>
           <w:lang w:eastAsia="es-PE"/>
-          <w14:ligatures w14:val="none"/>
+          <ns2:ligatures ns2:val="none"/>
         </w:rPr>
         <w:t/>
       </w:r>
@@ -5442,7 +5333,7 @@
         <w:rPr>
           <w:rFonts w:ascii="Arial Narrow" w:eastAsia="Calibri" w:hAnsi="Arial Narrow" w:cs="Arial"/>
           <w:kern w:val="0"/>
-          <w14:ligatures w14:val="none"/>
+          <ns2:ligatures ns2:val="none"/>
         </w:rPr>
         <w:t xml:space="preserve"> del Decreto Legislativo 807</w:t>
       </w:r>
@@ -5452,7 +5343,7 @@
           <w:rFonts w:ascii="Arial Narrow" w:eastAsia="Calibri" w:hAnsi="Arial Narrow" w:cs="Arial"/>
           <w:kern w:val="0"/>
           <w:vertAlign w:val="superscript"/>
-          <w14:ligatures w14:val="none"/>
+          <ns2:ligatures ns2:val="none"/>
         </w:rPr>
         <w:footnoteReference w:id="13"/>
       </w:r>
@@ -5460,7 +5351,7 @@
         <w:rPr>
           <w:rFonts w:ascii="Arial Narrow" w:eastAsia="Calibri" w:hAnsi="Arial Narrow" w:cs="Arial"/>
           <w:kern w:val="0"/>
-          <w14:ligatures w14:val="none"/>
+          <ns2:ligatures ns2:val="none"/>
         </w:rPr>
         <w:t xml:space="preserve">, hasta antes de la emisión de la Resolución Final tienen la posibilidad de solicitar una audiencia de conciliación. En caso deleguen a favor de una tercera persona su actuación en la diligencia programada, esta deberá presentar un poder especial con firma legalizada ante Notario Público, donde conste </w:t>
       </w:r>
@@ -5469,7 +5360,7 @@
           <w:rFonts w:ascii="Arial Narrow" w:eastAsia="Calibri" w:hAnsi="Arial Narrow" w:cs="Arial"/>
           <w:kern w:val="0"/>
           <w:u w:val="single"/>
-          <w14:ligatures w14:val="none"/>
+          <ns2:ligatures ns2:val="none"/>
         </w:rPr>
         <w:t>expresamente su facultad para asistir y conciliar en su representación</w:t>
       </w:r>
@@ -5478,7 +5369,7 @@
           <w:rFonts w:ascii="Arial Narrow" w:eastAsia="Calibri" w:hAnsi="Arial Narrow" w:cs="Arial"/>
           <w:bCs/>
           <w:kern w:val="0"/>
-          <w14:ligatures w14:val="none"/>
+          <ns2:ligatures ns2:val="none"/>
         </w:rPr>
         <w:t>.</w:t>
       </w:r>
@@ -5488,7 +5379,7 @@
           <w:b/>
           <w:bCs/>
           <w:kern w:val="0"/>
-          <w14:ligatures w14:val="none"/>
+          <ns2:ligatures ns2:val="none"/>
         </w:rPr>
         <w:t xml:space="preserve"> </w:t>
       </w:r>
@@ -5497,12 +5388,12 @@
           <w:rFonts w:ascii="Arial Narrow" w:eastAsia="Calibri" w:hAnsi="Arial Narrow" w:cs="Arial"/>
           <w:kern w:val="0"/>
           <w:u w:val="single"/>
-          <w14:ligatures w14:val="none"/>
+          <ns2:ligatures ns2:val="none"/>
         </w:rPr>
         <w:t xml:space="preserve">Ello bajo apercibimiento de no realizar la audiencia de conciliación y levantar el acta de inasistencia correspondiente. </w:t>
       </w:r>
     </w:p>
-    <w:p>
+    <w:p ns2:paraId="3E55E6BD" ns2:textId="77777777">
       <w:pPr>
         <w:suppressAutoHyphens/>
         <w:spacing w:after="0" w:line="240" w:lineRule="auto"/>
@@ -5511,11 +5402,11 @@
           <w:rFonts w:ascii="Arial Narrow" w:eastAsia="Calibri" w:hAnsi="Arial Narrow" w:cs="Arial"/>
           <w:kern w:val="0"/>
           <w:u w:val="single"/>
-          <w14:ligatures w14:val="none"/>
-        </w:rPr>
-      </w:pPr>
-    </w:p>
-    <w:p>
+          <ns2:ligatures ns2:val="none"/>
+        </w:rPr>
+      </w:pPr>
+    </w:p>
+    <w:p ns2:paraId="0081C764" ns2:textId="03C72165">
       <w:pPr>
         <w:suppressAutoHyphens/>
         <w:spacing w:after="0" w:line="240" w:lineRule="auto"/>
@@ -5525,7 +5416,7 @@
           <w:color w:val="000000"/>
           <w:kern w:val="0"/>
           <w:lang w:eastAsia="es-PE"/>
-          <w14:ligatures w14:val="none"/>
+          <ns2:ligatures ns2:val="none"/>
         </w:rPr>
       </w:pPr>
       <w:r>
@@ -5534,7 +5425,7 @@
           <w:b/>
           <w:spacing w:val="-3"/>
           <w:kern w:val="0"/>
-          <w14:ligatures w14:val="none"/>
+          <ns2:ligatures ns2:val="none"/>
         </w:rPr>
         <w:t>DÉCIMO</w:t>
       </w:r>
@@ -5545,7 +5436,7 @@
           <w:color w:val="000000"/>
           <w:kern w:val="0"/>
           <w:lang w:eastAsia="es-PE"/>
-          <w14:ligatures w14:val="none"/>
+          <ns2:ligatures ns2:val="none"/>
         </w:rPr>
         <w:t>:</w:t>
       </w:r>
@@ -5555,14 +5446,14 @@
           <w:color w:val="000000"/>
           <w:kern w:val="0"/>
           <w:lang w:eastAsia="es-PE"/>
-          <w14:ligatures w14:val="none"/>
+          <ns2:ligatures ns2:val="none"/>
         </w:rPr>
         <w:t xml:space="preserve"> poner en conocimiento de las partes que, antes de la emisión de la Resolución Final, tienen la posibilidad de formular su desistimiento o presentar el acuerdo arribado mediante la conciliación, mediación, transacción o cualquier otro que, de forma indubitable, deje constancia que se ha solucionado la controversia materia de denuncia.</w:t>
       </w:r>
       <w:bookmarkStart w:id="7" w:name="h.gjdgxs" w:colFirst="0" w:colLast="0"/>
       <w:bookmarkEnd w:id="7"/>
     </w:p>
-    <w:p>
+    <w:p ns2:paraId="0DCAFBEE" ns2:textId="77777777">
       <w:pPr>
         <w:suppressAutoHyphens/>
         <w:spacing w:after="0" w:line="240" w:lineRule="auto"/>
@@ -5572,11 +5463,11 @@
           <w:color w:val="000000"/>
           <w:kern w:val="0"/>
           <w:lang w:eastAsia="es-PE"/>
-          <w14:ligatures w14:val="none"/>
-        </w:rPr>
-      </w:pPr>
-    </w:p>
-    <w:p>
+          <ns2:ligatures ns2:val="none"/>
+        </w:rPr>
+      </w:pPr>
+    </w:p>
+    <w:p ns2:paraId="3F2FA092" ns2:textId="0C11F446">
       <w:pPr>
         <w:suppressAutoHyphens/>
         <w:spacing w:after="0" w:line="240" w:lineRule="auto"/>
@@ -5607,7 +5498,7 @@
           <w:b/>
           <w:spacing w:val="-3"/>
           <w:kern w:val="0"/>
-          <w14:ligatures w14:val="none"/>
+          <ns2:ligatures ns2:val="none"/>
         </w:rPr>
         <w:t/>
       </w:r>
@@ -5617,7 +5508,7 @@
           <w:bCs/>
           <w:spacing w:val="-3"/>
           <w:kern w:val="0"/>
-          <w14:ligatures w14:val="none"/>
+          <ns2:ligatures ns2:val="none"/>
         </w:rPr>
         <w:t xml:space="preserve"/>
       </w:r>
@@ -5627,7 +5518,7 @@
           <w:bCs/>
           <w:spacing w:val="-3"/>
           <w:kern w:val="0"/>
-          <w14:ligatures w14:val="none"/>
+          <ns2:ligatures ns2:val="none"/>
         </w:rPr>
         <w:t xml:space="preserve"/>
       </w:r>
@@ -5638,7 +5529,7 @@
           <w:kern w:val="0"/>
           <w:shd w:val="clear" w:color="auto" w:fill="FFFFFF"/>
           <w:lang w:eastAsia="es-PE"/>
-          <w14:ligatures w14:val="none"/>
+          <ns2:ligatures ns2:val="none"/>
         </w:rPr>
         <w:t/>
       </w:r>
@@ -5649,7 +5540,7 @@
           <w:kern w:val="0"/>
           <w:shd w:val="clear" w:color="auto" w:fill="FFFFFF"/>
           <w:lang w:eastAsia="es-PE"/>
-          <w14:ligatures w14:val="none"/>
+          <ns2:ligatures ns2:val="none"/>
         </w:rPr>
         <w:t xml:space="preserve"/>
       </w:r>
@@ -5660,7 +5551,7 @@
           <w:kern w:val="0"/>
           <w:shd w:val="clear" w:color="auto" w:fill="FFFFFF"/>
           <w:lang w:eastAsia="es-PE"/>
-          <w14:ligatures w14:val="none"/>
+          <ns2:ligatures ns2:val="none"/>
         </w:rPr>
         <w:t/>
       </w:r>
@@ -5671,7 +5562,7 @@
           <w:kern w:val="0"/>
           <w:shd w:val="clear" w:color="auto" w:fill="FFFFFF"/>
           <w:lang w:eastAsia="es-PE"/>
-          <w14:ligatures w14:val="none"/>
+          <ns2:ligatures ns2:val="none"/>
         </w:rPr>
         <w:t xml:space="preserve"/>
       </w:r>
@@ -5683,7 +5574,7 @@
           <w:kern w:val="0"/>
           <w:shd w:val="clear" w:color="auto" w:fill="FFFFFF"/>
           <w:lang w:eastAsia="es-PE"/>
-          <w14:ligatures w14:val="none"/>
+          <ns2:ligatures ns2:val="none"/>
         </w:rPr>
         <w:t/>
       </w:r>
@@ -5695,7 +5586,7 @@
           <w:kern w:val="0"/>
           <w:shd w:val="clear" w:color="auto" w:fill="FFFFFF"/>
           <w:lang w:eastAsia="es-PE"/>
-          <w14:ligatures w14:val="none"/>
+          <ns2:ligatures ns2:val="none"/>
         </w:rPr>
         <w:t xml:space="preserve"/>
       </w:r>
@@ -5706,7 +5597,7 @@
           <w:kern w:val="0"/>
           <w:shd w:val="clear" w:color="auto" w:fill="FFFFFF"/>
           <w:lang w:eastAsia="es-PE"/>
-          <w14:ligatures w14:val="none"/>
+          <ns2:ligatures ns2:val="none"/>
         </w:rPr>
         <w:t xml:space="preserve"/>
       </w:r>
@@ -5751,7 +5642,7 @@
           <w:color w:val="000000"/>
           <w:kern w:val="0"/>
           <w:lang w:eastAsia="es-PE"/>
-          <w14:ligatures w14:val="none"/>
+          <ns2:ligatures ns2:val="none"/>
         </w:rPr>
         <w:t/>
       </w:r>
@@ -5768,7 +5659,7 @@
           <w:color w:val="000000"/>
           <w:kern w:val="0"/>
           <w:lang w:eastAsia="es-PE"/>
-          <w14:ligatures w14:val="none"/>
+          <ns2:ligatures ns2:val="none"/>
         </w:rPr>
         <w:t/>
       </w:r>
@@ -5794,7 +5685,7 @@
         <w:t/>
       </w:r>
     </w:p>
-    <w:p>
+    <w:p ns2:paraId="212FCE7B" ns2:textId="77777777">
       <w:pPr>
         <w:suppressAutoHyphens/>
         <w:spacing w:after="0" w:line="240" w:lineRule="auto"/>
@@ -5804,7 +5695,7 @@
         </w:rPr>
       </w:pPr>
     </w:p>
-    <w:p>
+    <w:p ns2:paraId="7FEAF028" ns2:textId="7586F6E5">
       <w:pPr>
         <w:suppressAutoHyphens/>
         <w:spacing w:line="240" w:lineRule="auto"/>
@@ -5885,63 +5776,63 @@
         <w:t>efectúe el acuse de recibo mediante la confirmación de recepción de la notificación remitida por este despacho a su Casilla Electrónica, dentro de los cinco (5) primeros días hábiles siguientes a la fecha en que recibe la notificación.</w:t>
       </w:r>
     </w:p>
-    <w:p>
-      <w:pPr>
-        <w:spacing w:after="0" w:line="240" w:lineRule="auto"/>
-        <w:jc w:val="both"/>
-        <w:rPr>
-          <w:rFonts w:ascii="Arial Narrow" w:eastAsia="Arial Narrow" w:hAnsi="Arial Narrow" w:cs="Arial Narrow"/>
-          <w:b/>
-          <w:color w:val="000000"/>
-          <w:kern w:val="0"/>
-          <w:lang w:eastAsia="es-PE"/>
-          <w14:ligatures w14:val="none"/>
-        </w:rPr>
-      </w:pPr>
-    </w:p>
-    <w:p>
-      <w:pPr>
-        <w:spacing w:after="0" w:line="240" w:lineRule="auto"/>
-        <w:jc w:val="both"/>
-        <w:rPr>
-          <w:rFonts w:ascii="Arial Narrow" w:eastAsia="Arial Narrow" w:hAnsi="Arial Narrow" w:cs="Arial Narrow"/>
-          <w:b/>
-          <w:color w:val="000000"/>
-          <w:kern w:val="0"/>
-          <w:lang w:eastAsia="es-PE"/>
-          <w14:ligatures w14:val="none"/>
-        </w:rPr>
-      </w:pPr>
-    </w:p>
-    <w:p>
-      <w:pPr>
-        <w:spacing w:after="0" w:line="240" w:lineRule="auto"/>
-        <w:jc w:val="both"/>
-        <w:rPr>
-          <w:rFonts w:ascii="Arial Narrow" w:eastAsia="Arial Narrow" w:hAnsi="Arial Narrow" w:cs="Arial Narrow"/>
-          <w:b/>
-          <w:color w:val="000000"/>
-          <w:kern w:val="0"/>
-          <w:lang w:eastAsia="es-PE"/>
-          <w14:ligatures w14:val="none"/>
-        </w:rPr>
-      </w:pPr>
-    </w:p>
-    <w:p>
-      <w:pPr>
-        <w:spacing w:after="0" w:line="240" w:lineRule="auto"/>
-        <w:jc w:val="both"/>
-        <w:rPr>
-          <w:rFonts w:ascii="Arial Narrow" w:eastAsia="Arial Narrow" w:hAnsi="Arial Narrow" w:cs="Arial Narrow"/>
-          <w:b/>
-          <w:color w:val="000000"/>
-          <w:kern w:val="0"/>
-          <w:lang w:eastAsia="es-PE"/>
-          <w14:ligatures w14:val="none"/>
-        </w:rPr>
-      </w:pPr>
-    </w:p>
-    <w:p>
+    <w:p ns2:paraId="39963B7E" ns2:textId="77777777">
+      <w:pPr>
+        <w:spacing w:after="0" w:line="240" w:lineRule="auto"/>
+        <w:jc w:val="both"/>
+        <w:rPr>
+          <w:rFonts w:ascii="Arial Narrow" w:eastAsia="Arial Narrow" w:hAnsi="Arial Narrow" w:cs="Arial Narrow"/>
+          <w:b/>
+          <w:color w:val="000000"/>
+          <w:kern w:val="0"/>
+          <w:lang w:eastAsia="es-PE"/>
+          <ns2:ligatures ns2:val="none"/>
+        </w:rPr>
+      </w:pPr>
+    </w:p>
+    <w:p ns2:paraId="537523B8" ns2:textId="77777777">
+      <w:pPr>
+        <w:spacing w:after="0" w:line="240" w:lineRule="auto"/>
+        <w:jc w:val="both"/>
+        <w:rPr>
+          <w:rFonts w:ascii="Arial Narrow" w:eastAsia="Arial Narrow" w:hAnsi="Arial Narrow" w:cs="Arial Narrow"/>
+          <w:b/>
+          <w:color w:val="000000"/>
+          <w:kern w:val="0"/>
+          <w:lang w:eastAsia="es-PE"/>
+          <ns2:ligatures ns2:val="none"/>
+        </w:rPr>
+      </w:pPr>
+    </w:p>
+    <w:p ns2:paraId="181DDD35" ns2:textId="77777777">
+      <w:pPr>
+        <w:spacing w:after="0" w:line="240" w:lineRule="auto"/>
+        <w:jc w:val="both"/>
+        <w:rPr>
+          <w:rFonts w:ascii="Arial Narrow" w:eastAsia="Arial Narrow" w:hAnsi="Arial Narrow" w:cs="Arial Narrow"/>
+          <w:b/>
+          <w:color w:val="000000"/>
+          <w:kern w:val="0"/>
+          <w:lang w:eastAsia="es-PE"/>
+          <ns2:ligatures ns2:val="none"/>
+        </w:rPr>
+      </w:pPr>
+    </w:p>
+    <w:p ns2:paraId="4CBBE603" ns2:textId="77777777">
+      <w:pPr>
+        <w:spacing w:after="0" w:line="240" w:lineRule="auto"/>
+        <w:jc w:val="both"/>
+        <w:rPr>
+          <w:rFonts w:ascii="Arial Narrow" w:eastAsia="Arial Narrow" w:hAnsi="Arial Narrow" w:cs="Arial Narrow"/>
+          <w:b/>
+          <w:color w:val="000000"/>
+          <w:kern w:val="0"/>
+          <w:lang w:eastAsia="es-PE"/>
+          <ns2:ligatures ns2:val="none"/>
+        </w:rPr>
+      </w:pPr>
+    </w:p>
+    <w:p ns2:paraId="1A9E9138" ns2:textId="77777777">
       <w:pPr>
         <w:shd w:val="clear" w:color="auto" w:fill="FFFFFF"/>
         <w:spacing w:after="0" w:line="240" w:lineRule="auto"/>
@@ -5952,7 +5843,7 @@
           <w:bCs/>
           <w:color w:val="000000"/>
           <w:kern w:val="0"/>
-          <w14:ligatures w14:val="none"/>
+          <ns2:ligatures ns2:val="none"/>
         </w:rPr>
       </w:pPr>
       <w:r>
@@ -5962,12 +5853,12 @@
           <w:bCs/>
           <w:color w:val="000000"/>
           <w:kern w:val="0"/>
-          <w14:ligatures w14:val="none"/>
+          <ns2:ligatures ns2:val="none"/>
         </w:rPr>
         <w:t>JUDITH ALCALDE BRICEÑO</w:t>
       </w:r>
     </w:p>
-    <w:p>
+    <w:p ns2:paraId="7B15A8F5" ns2:textId="65F3D128">
       <w:pPr>
         <w:shd w:val="clear" w:color="auto" w:fill="FFFFFF"/>
         <w:spacing w:after="0" w:line="240" w:lineRule="auto"/>
@@ -5978,7 +5869,7 @@
           <w:bCs/>
           <w:color w:val="000000"/>
           <w:kern w:val="0"/>
-          <w14:ligatures w14:val="none"/>
+          <ns2:ligatures ns2:val="none"/>
         </w:rPr>
       </w:pPr>
       <w:r>
@@ -5988,7 +5879,7 @@
           <w:bCs/>
           <w:color w:val="000000"/>
           <w:kern w:val="0"/>
-          <w14:ligatures w14:val="none"/>
+          <ns2:ligatures ns2:val="none"/>
         </w:rPr>
         <w:t>Secretaria Técnica</w:t>
       </w:r>
@@ -5999,12 +5890,12 @@
           <w:bCs/>
           <w:color w:val="000000"/>
           <w:kern w:val="0"/>
-          <w14:ligatures w14:val="none"/>
+          <ns2:ligatures ns2:val="none"/>
         </w:rPr>
         <w:t xml:space="preserve"> (e)</w:t>
       </w:r>
     </w:p>
-    <w:p>
+    <w:p ns2:paraId="08FFB35F" ns2:textId="77777777">
       <w:pPr>
         <w:shd w:val="clear" w:color="auto" w:fill="FFFFFF"/>
         <w:spacing w:after="0" w:line="240" w:lineRule="auto"/>
@@ -6013,7 +5904,7 @@
           <w:rFonts w:ascii="Arial Narrow" w:eastAsia="Calibri" w:hAnsi="Arial Narrow" w:cs="Times New Roman"/>
           <w:color w:val="000000"/>
           <w:kern w:val="0"/>
-          <w14:ligatures w14:val="none"/>
+          <ns2:ligatures ns2:val="none"/>
         </w:rPr>
       </w:pPr>
       <w:r>
@@ -6023,7 +5914,7 @@
           <w:bCs/>
           <w:color w:val="000000"/>
           <w:kern w:val="0"/>
-          <w14:ligatures w14:val="none"/>
+          <ns2:ligatures ns2:val="none"/>
         </w:rPr>
         <w:t>Comisión </w:t>
       </w:r>
@@ -6035,7 +5926,7 @@
           <w:color w:val="000000"/>
           <w:kern w:val="0"/>
           <w:shd w:val="clear" w:color="auto" w:fill="FFFFFF"/>
-          <w14:ligatures w14:val="none"/>
+          <ns2:ligatures ns2:val="none"/>
         </w:rPr>
         <w:t>de</w:t>
       </w:r>
@@ -6046,27 +5937,27 @@
           <w:bCs/>
           <w:color w:val="000000"/>
           <w:kern w:val="0"/>
-          <w14:ligatures w14:val="none"/>
+          <ns2:ligatures ns2:val="none"/>
         </w:rPr>
         <w:t> Protección al Consumidor 1</w:t>
       </w:r>
     </w:p>
-    <w:p>
-      <w:pPr>
-        <w:spacing w:after="0" w:line="240" w:lineRule="auto"/>
-        <w:jc w:val="both"/>
-        <w:rPr>
-          <w:rFonts w:ascii="Arial Narrow" w:eastAsia="Arial Narrow" w:hAnsi="Arial Narrow" w:cs="Arial Narrow"/>
-          <w:b/>
-          <w:color w:val="000000"/>
-          <w:kern w:val="0"/>
-          <w:lang w:eastAsia="es-PE"/>
-          <w14:ligatures w14:val="none"/>
+    <w:p ns2:paraId="5490FA6F" ns2:textId="77777777">
+      <w:pPr>
+        <w:spacing w:after="0" w:line="240" w:lineRule="auto"/>
+        <w:jc w:val="both"/>
+        <w:rPr>
+          <w:rFonts w:ascii="Arial Narrow" w:eastAsia="Arial Narrow" w:hAnsi="Arial Narrow" w:cs="Arial Narrow"/>
+          <w:b/>
+          <w:color w:val="000000"/>
+          <w:kern w:val="0"/>
+          <w:lang w:eastAsia="es-PE"/>
+          <ns2:ligatures ns2:val="none"/>
         </w:rPr>
       </w:pPr>
     </w:p>
     <w:bookmarkEnd w:id="0"/>
-    <w:p>
+    <w:p ns2:paraId="58E453A2" ns2:textId="05E608DF">
       <w:pPr>
         <w:spacing w:after="0" w:line="240" w:lineRule="auto"/>
         <w:jc w:val="both"/>
@@ -6084,7 +5975,7 @@
           <w:sz w:val="16"/>
           <w:szCs w:val="16"/>
           <w:lang w:eastAsia="es-PE"/>
-          <w14:ligatures w14:val="none"/>
+          <ns2:ligatures ns2:val="none"/>
         </w:rPr>
         <w:t>LSM/</w:t>
       </w:r>
@@ -6096,12 +5987,12 @@
           <w:sz w:val="16"/>
           <w:szCs w:val="16"/>
           <w:lang w:eastAsia="es-PE"/>
-          <w14:ligatures w14:val="none"/>
+          <ns2:ligatures ns2:val="none"/>
         </w:rPr>
         <w:t>JCQ</w:t>
       </w:r>
     </w:p>
-    <w:p>
+    <w:p ns2:paraId="4A69497D" ns2:textId="77777777">
       <w:pPr>
         <w:spacing w:line="240" w:lineRule="auto"/>
         <w:rPr>
@@ -6109,7 +6000,7 @@
         </w:rPr>
       </w:pPr>
     </w:p>
-    <w:p>
+    <w:p ns2:paraId="0B9A1116" ns2:textId="77777777">
       <w:pPr>
         <w:spacing w:line="240" w:lineRule="auto"/>
         <w:rPr>
@@ -6118,8 +6009,8 @@
       </w:pPr>
     </w:p>
     <w:sectPr>
-      <w:headerReference w:type="default" r:id="rId8"/>
-      <w:footerReference w:type="default" r:id="rId9"/>
+      <w:headerReference w:type="default" ns3:id="rId8"/>
+      <w:footerReference w:type="default" ns3:id="rId9"/>
       <w:pgSz w:w="11906" w:h="16838"/>
       <w:pgMar w:top="1417" w:right="1701" w:bottom="1417" w:left="1701" w:header="708" w:footer="708" w:gutter="0"/>
       <w:cols w:space="708"/>

--- a/plantillas_maestras/03_seguro_desgravamen/materia_general_asegurativa/2_ddos_banco_y_aseguradora/sucesion_intestada/TPL_0825_2025_SEGURO_DESGRAVAMEN_MATERIA_GENERAL_ASEGURATIVA_BANCO_SUCESION_INTESTADA_R2.docx
+++ b/plantillas_maestras/03_seguro_desgravamen/materia_general_asegurativa/2_ddos_banco_y_aseguradora/sucesion_intestada/TPL_0825_2025_SEGURO_DESGRAVAMEN_MATERIA_GENERAL_ASEGURATIVA_BANCO_SUCESION_INTESTADA_R2.docx
@@ -4492,7 +4492,7 @@
           <w:sz w:val="20"/>
           <w:szCs w:val="20"/>
         </w:rPr>
-        <w:t xml:space="preserve">correr traslado de la presente resolución a Rímac Seguros y Reaseguros S.A. y Banco BBVA Perú S.A para que, de conformidad con lo dispuesto por el artículo 26° de la Ley sobre Facultades, Normas y Organización del Indecopi, aprobado por Decreto Legislativo N° 8079, presenten sus descargos sobre la imputación de cargos realizada en un plazo no mayor a cinco (5) días hábiles contado a partir del día siguiente de la notificación de la presente resolución, vencido el cual, el Secretario Técnico declarará en rebeldía a los denunciados que no lo hubieran presentado. Debe precisarse que de conformidad con lo establecido por el artículo 223° del Texto Único Ordenado de la Ley N° 27444, Ley del Procedimiento Administrativo General, las alegaciones y los hechos relevantes de la reclamación, salvo que hayan sido específicamente negadas en la contestación, se tendrán por aceptadas o meritadas como ciertas.</w:t>
+        <w:t xml:space="preserve">correr traslado de la presente resolución a Rímac Seguros y Reaseguros S.A. y Banco BBVA Perú S.A. para que, de conformidad con lo dispuesto por el artículo 26 de la Ley sobre Facultades, Normas y Organización del Indecopi, aprobada por Decreto Legislativo 807, presenten sus descargos sobre la imputación de cargos realizada en un plazo no mayor a cinco (5) días hábiles contado a partir del día siguiente de la notificación de la presente resolución, vencido el cual, el Secretario Técnico declarará en rebeldía a los denunciados que no lo hubieran presentado. Debe precisarse que de conformidad con lo establecido por el artículo 223 del Texto Único Ordenado de la Ley 27444, Ley del Procedimiento Administrativo General, las alegaciones y los hechos relevantes de la reclamación, salvo que hayan sido específicamente negadas en la contestación, se tendrán por aceptadas o merituadas como ciertas.</w:t>
       </w:r>
     </w:p>
     <w:p ns2:paraId="7D74C0BD" ns2:textId="77777777">
@@ -5855,7 +5855,7 @@
           <w:kern w:val="0"/>
           <ns2:ligatures ns2:val="none"/>
         </w:rPr>
-        <w:t>JUDITH ALCALDE BRICEÑO</w:t>
+        <w:t xml:space="preserve">LUISA ANALÍ SILVA MALPARTIDA</w:t>
       </w:r>
     </w:p>
     <w:p ns2:paraId="7B15A8F5" ns2:textId="65F3D128">
@@ -5881,7 +5881,7 @@
           <w:kern w:val="0"/>
           <ns2:ligatures ns2:val="none"/>
         </w:rPr>
-        <w:t>Secretaria Técnica</w:t>
+        <w:t xml:space="preserve">Secretaria Técnica Ad Hoc</w:t>
       </w:r>
       <w:r>
         <w:rPr>
@@ -5892,7 +5892,7 @@
           <w:kern w:val="0"/>
           <ns2:ligatures ns2:val="none"/>
         </w:rPr>
-        <w:t xml:space="preserve"> (e)</w:t>
+        <w:t xml:space="preserve"/>
       </w:r>
     </w:p>
     <w:p ns2:paraId="08FFB35F" ns2:textId="77777777">

--- a/plantillas_maestras/03_seguro_desgravamen/materia_general_asegurativa/2_ddos_banco_y_aseguradora/sucesion_intestada/TPL_0825_2025_SEGURO_DESGRAVAMEN_MATERIA_GENERAL_ASEGURATIVA_BANCO_SUCESION_INTESTADA_R2.docx
+++ b/plantillas_maestras/03_seguro_desgravamen/materia_general_asegurativa/2_ddos_banco_y_aseguradora/sucesion_intestada/TPL_0825_2025_SEGURO_DESGRAVAMEN_MATERIA_GENERAL_ASEGURATIVA_BANCO_SUCESION_INTESTADA_R2.docx
@@ -561,7 +561,7 @@
           <w:lang w:eastAsia="es-PE"/>
           <ns2:ligatures ns2:val="none"/>
         </w:rPr>
-        <w:t>16</w:t>
+        <w:t xml:space="preserve">16 de mayo de 2025</w:t>
       </w:r>
       <w:r>
         <w:rPr>
@@ -572,7 +572,7 @@
           <w:lang w:eastAsia="es-PE"/>
           <ns2:ligatures ns2:val="none"/>
         </w:rPr>
-        <w:t xml:space="preserve"> de </w:t>
+        <w:t xml:space="preserve"/>
       </w:r>
       <w:r>
         <w:rPr>
@@ -583,7 +583,7 @@
           <w:lang w:eastAsia="es-PE"/>
           <ns2:ligatures ns2:val="none"/>
         </w:rPr>
-        <w:t>mayo</w:t>
+        <w:t xml:space="preserve"/>
       </w:r>
       <w:r>
         <w:rPr>
@@ -594,7 +594,7 @@
           <w:lang w:eastAsia="es-PE"/>
           <ns2:ligatures ns2:val="none"/>
         </w:rPr>
-        <w:t xml:space="preserve"> </w:t>
+        <w:t xml:space="preserve"/>
       </w:r>
       <w:r>
         <w:rPr>
@@ -605,7 +605,7 @@
           <w:lang w:eastAsia="es-PE"/>
           <ns2:ligatures ns2:val="none"/>
         </w:rPr>
-        <w:t>de 202</w:t>
+        <w:t xml:space="preserve"/>
       </w:r>
       <w:r>
         <w:rPr>
@@ -616,7 +616,7 @@
           <w:lang w:eastAsia="es-PE"/>
           <ns2:ligatures ns2:val="none"/>
         </w:rPr>
-        <w:t>5</w:t>
+        <w:t xml:space="preserve"/>
       </w:r>
     </w:p>
     <w:p ns2:paraId="78BF12C0" ns2:textId="77777777">
@@ -712,7 +712,7 @@
           <w:lang w:val="es-ES" w:eastAsia="es-ES"/>
           <ns2:ligatures ns2:val="none"/>
         </w:rPr>
-        <w:t>16 de octubre de 2024, subsanado el 17 de febrero del 2025</w:t>
+        <w:t xml:space="preserve">16 de octubre de 2024, subsanado el 17 de febrero de 2025</w:t>
       </w:r>
       <w:r>
         <w:rPr>
@@ -1646,7 +1646,7 @@
           <w:lang w:eastAsia="es-ES"/>
           <ns2:ligatures ns2:val="none"/>
         </w:rPr>
-        <w:t>El 20 de marzo 2024</w:t>
+        <w:t xml:space="preserve">El 20 de marzo de 2024</w:t>
       </w:r>
       <w:r>
         <w:rPr>
@@ -2867,7 +2867,7 @@
           <w:lang w:eastAsia="es-ES"/>
           <ns2:ligatures ns2:val="none"/>
         </w:rPr>
-        <w:t>20 de marzo 2024 el banco refiere que no mantenía deuda, pese a que el 12 de junio de 2024 le indicaron que tenía una deuda pendiente</w:t>
+        <w:t xml:space="preserve">20 de marzo de 2024 el banco refiere que no mantenía deuda, pese a que el 12 de junio de 2024 le indicaron que tenía una deuda pendiente</w:t>
       </w:r>
       <w:r>
         <w:rPr>
@@ -4048,7 +4048,7 @@
           <w:lang w:val="es-ES" w:eastAsia="es-ES"/>
           <ns2:ligatures ns2:val="none"/>
         </w:rPr>
-        <w:t>16 de octubre de 2024, subsanado el 17 de febrero del 2025</w:t>
+        <w:t xml:space="preserve">16 de octubre de 2024, subsanado el 17 de febrero de 2025</w:t>
       </w:r>
       <w:r>
         <w:rPr>
@@ -6250,23 +6250,23 @@
           <w:sz w:val="16"/>
           <w:szCs w:val="16"/>
         </w:rPr>
-        <w:t xml:space="preserve">04 de </w:t>
-      </w:r>
-      <w:r>
-        <w:rPr>
-          <w:rFonts w:ascii="Arial Narrow" w:hAnsi="Arial Narrow" w:cs="Arial"/>
-          <w:sz w:val="16"/>
-          <w:szCs w:val="16"/>
-        </w:rPr>
-        <w:t>abril</w:t>
-      </w:r>
-      <w:r>
-        <w:rPr>
-          <w:rFonts w:ascii="Arial Narrow" w:hAnsi="Arial Narrow" w:cs="Arial"/>
-          <w:sz w:val="16"/>
-          <w:szCs w:val="16"/>
-        </w:rPr>
-        <w:t xml:space="preserve"> del 2025</w:t>
+        <w:t xml:space="preserve">04 de abril de 2025</w:t>
+      </w:r>
+      <w:r>
+        <w:rPr>
+          <w:rFonts w:ascii="Arial Narrow" w:hAnsi="Arial Narrow" w:cs="Arial"/>
+          <w:sz w:val="16"/>
+          <w:szCs w:val="16"/>
+        </w:rPr>
+        <w:t xml:space="preserve"/>
+      </w:r>
+      <w:r>
+        <w:rPr>
+          <w:rFonts w:ascii="Arial Narrow" w:hAnsi="Arial Narrow" w:cs="Arial"/>
+          <w:sz w:val="16"/>
+          <w:szCs w:val="16"/>
+        </w:rPr>
+        <w:t xml:space="preserve"/>
       </w:r>
       <w:r>
         <w:rPr>
@@ -6283,7 +6283,7 @@
           <w:sz w:val="16"/>
           <w:szCs w:val="16"/>
         </w:rPr>
-        <w:t>recepcionada</w:t>
+        <w:t xml:space="preserve">recibida</w:t>
       </w:r>
       <w:proofErr w:type="spellEnd"/>
       <w:r>
@@ -6300,23 +6300,23 @@
           <w:sz w:val="16"/>
           <w:szCs w:val="16"/>
         </w:rPr>
-        <w:t xml:space="preserve">04 de </w:t>
-      </w:r>
-      <w:r>
-        <w:rPr>
-          <w:rFonts w:ascii="Arial Narrow" w:hAnsi="Arial Narrow" w:cs="Arial"/>
-          <w:sz w:val="16"/>
-          <w:szCs w:val="16"/>
-        </w:rPr>
-        <w:t>a</w:t>
-      </w:r>
-      <w:r>
-        <w:rPr>
-          <w:rFonts w:ascii="Arial Narrow" w:hAnsi="Arial Narrow" w:cs="Arial"/>
-          <w:sz w:val="16"/>
-          <w:szCs w:val="16"/>
-        </w:rPr>
-        <w:t>bril del 2025</w:t>
+        <w:t xml:space="preserve">04 de abril de 2025</w:t>
+      </w:r>
+      <w:r>
+        <w:rPr>
+          <w:rFonts w:ascii="Arial Narrow" w:hAnsi="Arial Narrow" w:cs="Arial"/>
+          <w:sz w:val="16"/>
+          <w:szCs w:val="16"/>
+        </w:rPr>
+        <w:t xml:space="preserve"/>
+      </w:r>
+      <w:r>
+        <w:rPr>
+          <w:rFonts w:ascii="Arial Narrow" w:hAnsi="Arial Narrow" w:cs="Arial"/>
+          <w:sz w:val="16"/>
+          <w:szCs w:val="16"/>
+        </w:rPr>
+        <w:t xml:space="preserve"/>
       </w:r>
       <w:r>
         <w:rPr>
@@ -6394,7 +6394,7 @@
           <w:sz w:val="16"/>
           <w:szCs w:val="16"/>
         </w:rPr>
-        <w:t>el 2 de setiembre del 2010 en el Diario Oficial El Peruano, vigente desde el 2 de octubre del 2010 y modificado por Decreto Legislativo 1308.</w:t>
+        <w:t xml:space="preserve">el 2 de setiembre de 2010 en el Diario Oficial El Peruano, vigente desde el 2 de octubre de 2010 y modificado por Decreto Legislativo 1308.</w:t>
       </w:r>
     </w:p>
     <w:p>

--- a/plantillas_maestras/03_seguro_desgravamen/materia_general_asegurativa/2_ddos_banco_y_aseguradora/sucesion_intestada/TPL_0825_2025_SEGURO_DESGRAVAMEN_MATERIA_GENERAL_ASEGURATIVA_BANCO_SUCESION_INTESTADA_R2.docx
+++ b/plantillas_maestras/03_seguro_desgravamen/materia_general_asegurativa/2_ddos_banco_y_aseguradora/sucesion_intestada/TPL_0825_2025_SEGURO_DESGRAVAMEN_MATERIA_GENERAL_ASEGURATIVA_BANCO_SUCESION_INTESTADA_R2.docx
@@ -1,8 +1,8 @@
 
 <file path=word/document.xml><?xml version="1.0" encoding="utf-8"?>
-<w:document xmlns:ns1="http://schemas.openxmlformats.org/markup-compatibility/2006" xmlns:ns2="http://schemas.microsoft.com/office/word/2010/wordml" xmlns:ns3="http://schemas.openxmlformats.org/officeDocument/2006/relationships" xmlns:w="http://schemas.openxmlformats.org/wordprocessingml/2006/main" ns1:Ignorable="w14 w15 w16se w16cid w16 w16cex w16sdtdh w16sdtfl w16du wp14">
+<w:document xmlns:mc="http://schemas.openxmlformats.org/markup-compatibility/2006" xmlns:r="http://schemas.openxmlformats.org/officeDocument/2006/relationships" xmlns:w="http://schemas.openxmlformats.org/wordprocessingml/2006/main" xmlns:w14="http://schemas.microsoft.com/office/word/2010/wordml" xmlns:w15="http://schemas.microsoft.com/office/word/2012/wordml" xmlns:w16="http://schemas.microsoft.com/office/word/2018/wordml" xmlns:w16cex="http://schemas.microsoft.com/office/word/2018/wordml/cex" xmlns:w16cid="http://schemas.microsoft.com/office/word/2016/wordml/cid" xmlns:w16du="http://schemas.microsoft.com/office/word/2023/wordml/word16du" xmlns:w16sdtdh="http://schemas.microsoft.com/office/word/2020/wordml/sdtdatahash" xmlns:w16se="http://schemas.microsoft.com/office/word/2015/wordml/symex" xmlns:wp14="http://schemas.microsoft.com/office/word/2010/wordprocessingDrawing" mc:Ignorable="w14 w15 w16se w16cid w16 w16cex w16sdtdh w16du wp14">
   <w:body>
-    <w:p ns2:paraId="0A632482" ns2:textId="26925914">
+    <w:p>
       <w:pPr>
         <w:tabs>
           <w:tab w:val="left" w:pos="1701"/>
@@ -14,7 +14,7 @@
           <w:color w:val="000000"/>
           <w:kern w:val="0"/>
           <w:lang w:eastAsia="es-PE"/>
-          <ns2:ligatures ns2:val="none"/>
+          <w14:ligatures w14:val="none"/>
         </w:rPr>
       </w:pPr>
       <w:bookmarkStart w:id="0" w:name="_Hlk80343540"/>
@@ -25,7 +25,7 @@
           <w:color w:val="000000"/>
           <w:kern w:val="0"/>
           <w:lang w:eastAsia="es-PE"/>
-          <ns2:ligatures ns2:val="none"/>
+          <w14:ligatures w14:val="none"/>
         </w:rPr>
         <w:t xml:space="preserve">EXPEDIENTE </w:t>
       </w:r>
@@ -36,7 +36,7 @@
           <w:color w:val="000000"/>
           <w:kern w:val="0"/>
           <w:lang w:eastAsia="es-PE"/>
-          <ns2:ligatures ns2:val="none"/>
+          <w14:ligatures w14:val="none"/>
         </w:rPr>
         <w:tab/>
         <w:t>:</w:t>
@@ -48,7 +48,7 @@
           <w:color w:val="000000"/>
           <w:kern w:val="0"/>
           <w:lang w:eastAsia="es-PE"/>
-          <ns2:ligatures ns2:val="none"/>
+          <w14:ligatures w14:val="none"/>
         </w:rPr>
         <w:tab/>
       </w:r>
@@ -61,7 +61,7 @@
           <w:kern w:val="0"/>
           <w:shd w:val="clear" w:color="auto" w:fill="FFFFFF"/>
           <w:lang w:eastAsia="es-PE"/>
-          <ns2:ligatures ns2:val="none"/>
+          <w14:ligatures w14:val="none"/>
         </w:rPr>
         <w:t>0825</w:t>
       </w:r>
@@ -74,12 +74,12 @@
           <w:kern w:val="0"/>
           <w:shd w:val="clear" w:color="auto" w:fill="FFFFFF"/>
           <w:lang w:eastAsia="es-PE"/>
-          <ns2:ligatures ns2:val="none"/>
+          <w14:ligatures w14:val="none"/>
         </w:rPr>
         <w:t>-2025/CC1</w:t>
       </w:r>
     </w:p>
-    <w:p ns2:paraId="187C3631" ns2:textId="2C85B7B0">
+    <w:p>
       <w:pPr>
         <w:tabs>
           <w:tab w:val="left" w:pos="1701"/>
@@ -94,113 +94,26 @@
           <w:color w:val="000000"/>
           <w:kern w:val="0"/>
           <w:lang w:eastAsia="es-PE"/>
-          <ns2:ligatures ns2:val="none"/>
-        </w:rPr>
-      </w:pPr>
-      <w:r>
-        <w:rPr>
-          <w:rFonts w:ascii="Arial Narrow" w:eastAsia="Arial Narrow" w:hAnsi="Arial Narrow" w:cs="Arial Narrow"/>
-          <w:b/>
-          <w:color w:val="000000"/>
-          <w:kern w:val="0"/>
-          <w:lang w:eastAsia="es-PE"/>
-          <ns2:ligatures ns2:val="none"/>
-        </w:rPr>
-        <w:t xml:space="preserve">DENUNCIANTE:[DENUNCIANTE] (SUCESIÓN)</w:t>
-      </w:r>
-      <w:r>
-        <w:rPr>
-          <w:rFonts w:ascii="Arial Narrow" w:eastAsia="Arial Narrow" w:hAnsi="Arial Narrow" w:cs="Arial Narrow"/>
-          <w:b/>
-          <w:color w:val="000000"/>
-          <w:kern w:val="0"/>
-          <w:lang w:eastAsia="es-PE"/>
-          <ns2:ligatures ns2:val="none"/>
-        </w:rPr>
+          <w14:ligatures w14:val="none"/>
+        </w:rPr>
+      </w:pPr>
+      <w:r>
+        <w:rPr>
+          <w:rFonts w:ascii="Arial Narrow" w:eastAsia="Arial Narrow" w:hAnsi="Arial Narrow" w:cs="Arial Narrow"/>
+          <w:b/>
+          <w:color w:val="000000"/>
+          <w:kern w:val="0"/>
+          <w:lang w:eastAsia="es-PE"/>
+          <w14:ligatures w14:val="none"/>
+        </w:rPr>
+        <w:t>DENUNCIANTE</w:t>
         <w:tab/>
-        <w:t/>
-      </w:r>
-      <w:r>
-        <w:rPr>
-          <w:rFonts w:ascii="Arial Narrow" w:eastAsia="Arial Narrow" w:hAnsi="Arial Narrow" w:cs="Arial Narrow"/>
-          <w:b/>
-          <w:color w:val="000000"/>
-          <w:kern w:val="0"/>
-          <w:lang w:eastAsia="es-PE"/>
-          <ns2:ligatures ns2:val="none"/>
-        </w:rPr>
+        <w:t>:</w:t>
         <w:tab/>
-      </w:r>
-      <w:r>
-        <w:rPr>
-          <w:rFonts w:ascii="Arial Narrow" w:eastAsia="Arial Narrow" w:hAnsi="Arial Narrow" w:cs="Arial Narrow"/>
-          <w:b/>
-          <w:color w:val="000000"/>
-          <w:kern w:val="0"/>
-          <w:lang w:eastAsia="es-PE"/>
-          <ns2:ligatures ns2:val="none"/>
-        </w:rPr>
-        <w:t/>
-      </w:r>
-      <w:r>
-        <w:rPr>
-          <w:rStyle w:val="Refdenotaalpie"/>
-          <w:rFonts w:ascii="Arial Narrow" w:eastAsia="Times New Roman" w:hAnsi="Arial Narrow" w:cs="Times New Roman"/>
-          <w:b/>
-          <w:color w:val="000000"/>
-          <w:kern w:val="0"/>
-          <w:vertAlign w:val="superscript"/>
-          <w:lang w:val="es-ES" w:eastAsia="es-ES"/>
-          <ns2:ligatures ns2:val="none"/>
-        </w:rPr>
-        <w:footnoteReference w:id="1"/>
-      </w:r>
-      <w:r>
-        <w:rPr>
-          <w:rFonts w:ascii="Arial Narrow" w:eastAsia="Arial Narrow" w:hAnsi="Arial Narrow" w:cs="Arial Narrow"/>
-          <w:b/>
-          <w:color w:val="000000"/>
-          <w:kern w:val="0"/>
-          <w:lang w:eastAsia="es-PE"/>
-          <ns2:ligatures ns2:val="none"/>
-        </w:rPr>
-        <w:t xml:space="preserve"/>
-      </w:r>
-      <w:r>
-        <w:rPr>
-          <w:rFonts w:ascii="Arial Narrow" w:eastAsia="Arial Narrow" w:hAnsi="Arial Narrow" w:cs="Arial Narrow"/>
-          <w:b/>
-          <w:color w:val="000000"/>
-          <w:kern w:val="0"/>
-          <w:lang w:eastAsia="es-PE"/>
-          <ns2:ligatures ns2:val="none"/>
-        </w:rPr>
-        <w:t/>
-      </w:r>
-      <w:r>
-        <w:rPr>
-          <w:rFonts w:ascii="Arial Narrow" w:eastAsia="Arial Narrow" w:hAnsi="Arial Narrow" w:cs="Arial Narrow"/>
-          <w:b/>
-          <w:color w:val="000000"/>
-          <w:kern w:val="0"/>
-          <w:lang w:eastAsia="es-PE"/>
-          <ns2:ligatures ns2:val="none"/>
-        </w:rPr>
-        <w:t/>
-      </w:r>
-      <w:r>
-        <w:rPr>
-          <w:rFonts w:ascii="Arial Narrow" w:eastAsia="Arial Narrow" w:hAnsi="Arial Narrow" w:cs="Arial Narrow"/>
-          <w:b/>
-          <w:color w:val="000000"/>
-          <w:kern w:val="0"/>
-          <w:lang w:eastAsia="es-PE"/>
-          <ns2:ligatures ns2:val="none"/>
-        </w:rPr>
-        <w:t/>
-      </w:r>
-    </w:p>
-    <w:p ns2:paraId="7037BAA8" ns2:textId="3BB832CB">
+        <w:t xml:space="preserve">[DENUNCIANTE] (SUCESIÓN)</w:t>
+      </w:r>
+    </w:p>
+    <w:p>
       <w:pPr>
         <w:tabs>
           <w:tab w:val="left" w:pos="1701"/>
@@ -215,17 +128,17 @@
           <w:color w:val="000000"/>
           <w:kern w:val="0"/>
           <w:lang w:eastAsia="es-PE"/>
-          <ns2:ligatures ns2:val="none"/>
-        </w:rPr>
-      </w:pPr>
-      <w:r>
-        <w:rPr>
-          <w:rFonts w:ascii="Arial Narrow" w:eastAsia="Arial Narrow" w:hAnsi="Arial Narrow" w:cs="Arial Narrow"/>
-          <w:b/>
-          <w:color w:val="000000"/>
-          <w:kern w:val="0"/>
-          <w:lang w:eastAsia="es-PE"/>
-          <ns2:ligatures ns2:val="none"/>
+          <w14:ligatures w14:val="none"/>
+        </w:rPr>
+      </w:pPr>
+      <w:r>
+        <w:rPr>
+          <w:rFonts w:ascii="Arial Narrow" w:eastAsia="Arial Narrow" w:hAnsi="Arial Narrow" w:cs="Arial Narrow"/>
+          <w:b/>
+          <w:color w:val="000000"/>
+          <w:kern w:val="0"/>
+          <w:lang w:eastAsia="es-PE"/>
+          <w14:ligatures w14:val="none"/>
         </w:rPr>
         <w:t>DENUNCIADO</w:t>
       </w:r>
@@ -236,7 +149,7 @@
           <w:color w:val="000000"/>
           <w:kern w:val="0"/>
           <w:lang w:eastAsia="es-PE"/>
-          <ns2:ligatures ns2:val="none"/>
+          <w14:ligatures w14:val="none"/>
         </w:rPr>
         <w:tab/>
         <w:t>:</w:t>
@@ -248,7 +161,7 @@
           <w:color w:val="000000"/>
           <w:kern w:val="0"/>
           <w:lang w:eastAsia="es-PE"/>
-          <ns2:ligatures ns2:val="none"/>
+          <w14:ligatures w14:val="none"/>
         </w:rPr>
         <w:tab/>
       </w:r>
@@ -259,12 +172,12 @@
           <w:color w:val="000000"/>
           <w:kern w:val="0"/>
           <w:lang w:eastAsia="es-PE"/>
-          <ns2:ligatures ns2:val="none"/>
+          <w14:ligatures w14:val="none"/>
         </w:rPr>
         <w:t>RÍMAC SEGUROS Y REASEGUROS S.A. (RÍMAC)</w:t>
       </w:r>
     </w:p>
-    <w:p ns2:paraId="2343F324" ns2:textId="5E5BB9C4">
+    <w:p>
       <w:pPr>
         <w:tabs>
           <w:tab w:val="left" w:pos="1701"/>
@@ -279,17 +192,17 @@
           <w:color w:val="000000"/>
           <w:kern w:val="0"/>
           <w:lang w:eastAsia="es-PE"/>
-          <ns2:ligatures ns2:val="none"/>
-        </w:rPr>
-      </w:pPr>
-      <w:r>
-        <w:rPr>
-          <w:rFonts w:ascii="Arial Narrow" w:eastAsia="Arial Narrow" w:hAnsi="Arial Narrow" w:cs="Arial Narrow"/>
-          <w:b/>
-          <w:color w:val="000000"/>
-          <w:kern w:val="0"/>
-          <w:lang w:eastAsia="es-PE"/>
-          <ns2:ligatures ns2:val="none"/>
+          <w14:ligatures w14:val="none"/>
+        </w:rPr>
+      </w:pPr>
+      <w:r>
+        <w:rPr>
+          <w:rFonts w:ascii="Arial Narrow" w:eastAsia="Arial Narrow" w:hAnsi="Arial Narrow" w:cs="Arial Narrow"/>
+          <w:b/>
+          <w:color w:val="000000"/>
+          <w:kern w:val="0"/>
+          <w:lang w:eastAsia="es-PE"/>
+          <w14:ligatures w14:val="none"/>
         </w:rPr>
         <w:tab/>
       </w:r>
@@ -300,7 +213,7 @@
           <w:color w:val="000000"/>
           <w:kern w:val="0"/>
           <w:lang w:eastAsia="es-PE"/>
-          <ns2:ligatures ns2:val="none"/>
+          <w14:ligatures w14:val="none"/>
         </w:rPr>
         <w:tab/>
         <w:t>BANCO BBVA PERÚ</w:t>
@@ -312,7 +225,7 @@
           <w:color w:val="000000"/>
           <w:kern w:val="0"/>
           <w:lang w:eastAsia="es-PE"/>
-          <ns2:ligatures ns2:val="none"/>
+          <w14:ligatures w14:val="none"/>
         </w:rPr>
         <w:t xml:space="preserve"> S.A.</w:t>
       </w:r>
@@ -323,7 +236,7 @@
           <w:color w:val="000000"/>
           <w:kern w:val="0"/>
           <w:lang w:eastAsia="es-PE"/>
-          <ns2:ligatures ns2:val="none"/>
+          <w14:ligatures w14:val="none"/>
         </w:rPr>
         <w:t xml:space="preserve"> (</w:t>
       </w:r>
@@ -334,7 +247,7 @@
           <w:color w:val="000000"/>
           <w:kern w:val="0"/>
           <w:lang w:eastAsia="es-PE"/>
-          <ns2:ligatures ns2:val="none"/>
+          <w14:ligatures w14:val="none"/>
         </w:rPr>
         <w:t>BANCO</w:t>
       </w:r>
@@ -345,12 +258,12 @@
           <w:color w:val="000000"/>
           <w:kern w:val="0"/>
           <w:lang w:eastAsia="es-PE"/>
-          <ns2:ligatures ns2:val="none"/>
+          <w14:ligatures w14:val="none"/>
         </w:rPr>
         <w:t>)</w:t>
       </w:r>
     </w:p>
-    <w:p ns2:paraId="2500BC77" ns2:textId="77777777">
+    <w:p>
       <w:pPr>
         <w:tabs>
           <w:tab w:val="left" w:pos="1701"/>
@@ -365,17 +278,17 @@
           <w:color w:val="000000"/>
           <w:kern w:val="0"/>
           <w:lang w:eastAsia="es-PE"/>
-          <ns2:ligatures ns2:val="none"/>
-        </w:rPr>
-      </w:pPr>
-      <w:r>
-        <w:rPr>
-          <w:rFonts w:ascii="Arial Narrow" w:eastAsia="Arial Narrow" w:hAnsi="Arial Narrow" w:cs="Arial Narrow"/>
-          <w:b/>
-          <w:color w:val="000000"/>
-          <w:kern w:val="0"/>
-          <w:lang w:eastAsia="es-PE"/>
-          <ns2:ligatures ns2:val="none"/>
+          <w14:ligatures w14:val="none"/>
+        </w:rPr>
+      </w:pPr>
+      <w:r>
+        <w:rPr>
+          <w:rFonts w:ascii="Arial Narrow" w:eastAsia="Arial Narrow" w:hAnsi="Arial Narrow" w:cs="Arial Narrow"/>
+          <w:b/>
+          <w:color w:val="000000"/>
+          <w:kern w:val="0"/>
+          <w:lang w:eastAsia="es-PE"/>
+          <w14:ligatures w14:val="none"/>
         </w:rPr>
         <w:t>MATERIAS</w:t>
       </w:r>
@@ -386,7 +299,7 @@
           <w:color w:val="000000"/>
           <w:kern w:val="0"/>
           <w:lang w:eastAsia="es-PE"/>
-          <ns2:ligatures ns2:val="none"/>
+          <w14:ligatures w14:val="none"/>
         </w:rPr>
         <w:tab/>
         <w:t xml:space="preserve">: </w:t>
@@ -398,13 +311,13 @@
           <w:color w:val="000000"/>
           <w:kern w:val="0"/>
           <w:lang w:eastAsia="es-PE"/>
-          <ns2:ligatures ns2:val="none"/>
+          <w14:ligatures w14:val="none"/>
         </w:rPr>
         <w:tab/>
         <w:t>ADMISIÓN A TRÁMITE</w:t>
       </w:r>
     </w:p>
-    <w:p ns2:paraId="284AD768" ns2:textId="7828DE75">
+    <w:p>
       <w:pPr>
         <w:tabs>
           <w:tab w:val="left" w:pos="1701"/>
@@ -419,17 +332,17 @@
           <w:color w:val="000000"/>
           <w:kern w:val="0"/>
           <w:lang w:eastAsia="es-PE"/>
-          <ns2:ligatures ns2:val="none"/>
-        </w:rPr>
-      </w:pPr>
-      <w:r>
-        <w:rPr>
-          <w:rFonts w:ascii="Arial Narrow" w:eastAsia="Arial Narrow" w:hAnsi="Arial Narrow" w:cs="Arial Narrow"/>
-          <w:b/>
-          <w:color w:val="000000"/>
-          <w:kern w:val="0"/>
-          <w:lang w:eastAsia="es-PE"/>
-          <ns2:ligatures ns2:val="none"/>
+          <w14:ligatures w14:val="none"/>
+        </w:rPr>
+      </w:pPr>
+      <w:r>
+        <w:rPr>
+          <w:rFonts w:ascii="Arial Narrow" w:eastAsia="Arial Narrow" w:hAnsi="Arial Narrow" w:cs="Arial Narrow"/>
+          <w:b/>
+          <w:color w:val="000000"/>
+          <w:kern w:val="0"/>
+          <w:lang w:eastAsia="es-PE"/>
+          <w14:ligatures w14:val="none"/>
         </w:rPr>
         <w:t>REQUERIMIENTO DE INFORMACIÓN</w:t>
       </w:r>
@@ -440,12 +353,12 @@
           <w:color w:val="000000"/>
           <w:kern w:val="0"/>
           <w:lang w:eastAsia="es-PE"/>
-          <ns2:ligatures ns2:val="none"/>
+          <w14:ligatures w14:val="none"/>
         </w:rPr>
         <w:t xml:space="preserve"> </w:t>
       </w:r>
     </w:p>
-    <w:p ns2:paraId="5A3670C5" ns2:textId="689B149A">
+    <w:p>
       <w:pPr>
         <w:tabs>
           <w:tab w:val="left" w:pos="1701"/>
@@ -459,17 +372,17 @@
           <w:color w:val="000000"/>
           <w:kern w:val="0"/>
           <w:lang w:eastAsia="es-PE"/>
-          <ns2:ligatures ns2:val="none"/>
-        </w:rPr>
-      </w:pPr>
-      <w:r>
-        <w:rPr>
-          <w:rFonts w:ascii="Arial Narrow" w:eastAsia="Arial Narrow" w:hAnsi="Arial Narrow" w:cs="Arial Narrow"/>
-          <w:b/>
-          <w:color w:val="000000"/>
-          <w:kern w:val="0"/>
-          <w:lang w:eastAsia="es-PE"/>
-          <ns2:ligatures ns2:val="none"/>
+          <w14:ligatures w14:val="none"/>
+        </w:rPr>
+      </w:pPr>
+      <w:r>
+        <w:rPr>
+          <w:rFonts w:ascii="Arial Narrow" w:eastAsia="Arial Narrow" w:hAnsi="Arial Narrow" w:cs="Arial Narrow"/>
+          <w:b/>
+          <w:color w:val="000000"/>
+          <w:kern w:val="0"/>
+          <w:lang w:eastAsia="es-PE"/>
+          <w14:ligatures w14:val="none"/>
         </w:rPr>
         <w:t xml:space="preserve">RESOLUCIÓN </w:t>
       </w:r>
@@ -480,7 +393,7 @@
           <w:color w:val="000000"/>
           <w:kern w:val="0"/>
           <w:lang w:eastAsia="es-PE"/>
-          <ns2:ligatures ns2:val="none"/>
+          <w14:ligatures w14:val="none"/>
         </w:rPr>
         <w:tab/>
         <w:t>:</w:t>
@@ -492,7 +405,7 @@
           <w:color w:val="000000"/>
           <w:kern w:val="0"/>
           <w:lang w:eastAsia="es-PE"/>
-          <ns2:ligatures ns2:val="none"/>
+          <w14:ligatures w14:val="none"/>
         </w:rPr>
         <w:tab/>
       </w:r>
@@ -503,12 +416,12 @@
           <w:color w:val="000000"/>
           <w:kern w:val="0"/>
           <w:lang w:eastAsia="es-PE"/>
-          <ns2:ligatures ns2:val="none"/>
+          <w14:ligatures w14:val="none"/>
         </w:rPr>
         <w:t>2</w:t>
       </w:r>
     </w:p>
-    <w:p ns2:paraId="7591140C" ns2:textId="77777777">
+    <w:p>
       <w:pPr>
         <w:tabs>
           <w:tab w:val="left" w:pos="1014"/>
@@ -521,11 +434,11 @@
           <w:kern w:val="0"/>
           <w:shd w:val="clear" w:color="auto" w:fill="FFFFFF"/>
           <w:lang w:eastAsia="es-PE"/>
-          <ns2:ligatures ns2:val="none"/>
-        </w:rPr>
-      </w:pPr>
-    </w:p>
-    <w:p ns2:paraId="59BB126F" ns2:textId="1A073B9B">
+          <w14:ligatures w14:val="none"/>
+        </w:rPr>
+      </w:pPr>
+    </w:p>
+    <w:p>
       <w:pPr>
         <w:tabs>
           <w:tab w:val="left" w:pos="1014"/>
@@ -538,7 +451,7 @@
           <w:kern w:val="0"/>
           <w:shd w:val="clear" w:color="auto" w:fill="FFFFFF"/>
           <w:lang w:eastAsia="es-PE"/>
-          <ns2:ligatures ns2:val="none"/>
+          <w14:ligatures w14:val="none"/>
         </w:rPr>
       </w:pPr>
       <w:r>
@@ -548,7 +461,7 @@
           <w:kern w:val="0"/>
           <w:shd w:val="clear" w:color="auto" w:fill="FFFFFF"/>
           <w:lang w:eastAsia="es-PE"/>
-          <ns2:ligatures ns2:val="none"/>
+          <w14:ligatures w14:val="none"/>
         </w:rPr>
         <w:t xml:space="preserve">Lima, </w:t>
       </w:r>
@@ -559,7 +472,7 @@
           <w:kern w:val="0"/>
           <w:shd w:val="clear" w:color="auto" w:fill="FFFFFF"/>
           <w:lang w:eastAsia="es-PE"/>
-          <ns2:ligatures ns2:val="none"/>
+          <w14:ligatures w14:val="none"/>
         </w:rPr>
         <w:t xml:space="preserve">16 de mayo de 2025</w:t>
       </w:r>
@@ -570,7 +483,7 @@
           <w:kern w:val="0"/>
           <w:shd w:val="clear" w:color="auto" w:fill="FFFFFF"/>
           <w:lang w:eastAsia="es-PE"/>
-          <ns2:ligatures ns2:val="none"/>
+          <w14:ligatures w14:val="none"/>
         </w:rPr>
         <w:t xml:space="preserve"/>
       </w:r>
@@ -581,7 +494,7 @@
           <w:kern w:val="0"/>
           <w:shd w:val="clear" w:color="auto" w:fill="FFFFFF"/>
           <w:lang w:eastAsia="es-PE"/>
-          <ns2:ligatures ns2:val="none"/>
+          <w14:ligatures w14:val="none"/>
         </w:rPr>
         <w:t xml:space="preserve"/>
       </w:r>
@@ -592,7 +505,7 @@
           <w:kern w:val="0"/>
           <w:shd w:val="clear" w:color="auto" w:fill="FFFFFF"/>
           <w:lang w:eastAsia="es-PE"/>
-          <ns2:ligatures ns2:val="none"/>
+          <w14:ligatures w14:val="none"/>
         </w:rPr>
         <w:t xml:space="preserve"/>
       </w:r>
@@ -603,7 +516,7 @@
           <w:kern w:val="0"/>
           <w:shd w:val="clear" w:color="auto" w:fill="FFFFFF"/>
           <w:lang w:eastAsia="es-PE"/>
-          <ns2:ligatures ns2:val="none"/>
+          <w14:ligatures w14:val="none"/>
         </w:rPr>
         <w:t xml:space="preserve"/>
       </w:r>
@@ -614,12 +527,12 @@
           <w:kern w:val="0"/>
           <w:shd w:val="clear" w:color="auto" w:fill="FFFFFF"/>
           <w:lang w:eastAsia="es-PE"/>
-          <ns2:ligatures ns2:val="none"/>
+          <w14:ligatures w14:val="none"/>
         </w:rPr>
         <w:t xml:space="preserve"/>
       </w:r>
     </w:p>
-    <w:p ns2:paraId="78BF12C0" ns2:textId="77777777">
+    <w:p>
       <w:pPr>
         <w:tabs>
           <w:tab w:val="left" w:pos="1014"/>
@@ -631,11 +544,11 @@
           <w:color w:val="000000"/>
           <w:kern w:val="0"/>
           <w:lang w:eastAsia="es-PE"/>
-          <ns2:ligatures ns2:val="none"/>
-        </w:rPr>
-      </w:pPr>
-    </w:p>
-    <w:p ns2:paraId="553F3534" ns2:textId="77777777">
+          <w14:ligatures w14:val="none"/>
+        </w:rPr>
+      </w:pPr>
+    </w:p>
+    <w:p>
       <w:pPr>
         <w:numPr>
           <w:ilvl w:val="0"/>
@@ -649,22 +562,22 @@
           <w:color w:val="000000"/>
           <w:kern w:val="0"/>
           <w:lang w:eastAsia="es-PE"/>
-          <ns2:ligatures ns2:val="none"/>
-        </w:rPr>
-      </w:pPr>
-      <w:r>
-        <w:rPr>
-          <w:rFonts w:ascii="Arial Narrow" w:eastAsia="Arial Narrow" w:hAnsi="Arial Narrow" w:cs="Arial Narrow"/>
-          <w:b/>
-          <w:color w:val="000000"/>
-          <w:kern w:val="0"/>
-          <w:lang w:eastAsia="es-PE"/>
-          <ns2:ligatures ns2:val="none"/>
+          <w14:ligatures w14:val="none"/>
+        </w:rPr>
+      </w:pPr>
+      <w:r>
+        <w:rPr>
+          <w:rFonts w:ascii="Arial Narrow" w:eastAsia="Arial Narrow" w:hAnsi="Arial Narrow" w:cs="Arial Narrow"/>
+          <w:b/>
+          <w:color w:val="000000"/>
+          <w:kern w:val="0"/>
+          <w:lang w:eastAsia="es-PE"/>
+          <w14:ligatures w14:val="none"/>
         </w:rPr>
         <w:t xml:space="preserve">HECHOS </w:t>
       </w:r>
     </w:p>
-    <w:p ns2:paraId="74E8E3A1" ns2:textId="77777777">
+    <w:p>
       <w:pPr>
         <w:spacing w:after="0" w:line="240" w:lineRule="auto"/>
         <w:jc w:val="both"/>
@@ -673,11 +586,11 @@
           <w:color w:val="000000"/>
           <w:kern w:val="0"/>
           <w:lang w:eastAsia="es-PE"/>
-          <ns2:ligatures ns2:val="none"/>
-        </w:rPr>
-      </w:pPr>
-    </w:p>
-    <w:p ns2:paraId="25718C3B" ns2:textId="247560C8">
+          <w14:ligatures w14:val="none"/>
+        </w:rPr>
+      </w:pPr>
+    </w:p>
+    <w:p>
       <w:pPr>
         <w:numPr>
           <w:ilvl w:val="1"/>
@@ -691,7 +604,7 @@
           <w:color w:val="000000"/>
           <w:kern w:val="0"/>
           <w:lang w:val="es-ES" w:eastAsia="es-ES"/>
-          <ns2:ligatures ns2:val="none"/>
+          <w14:ligatures w14:val="none"/>
         </w:rPr>
       </w:pPr>
       <w:r>
@@ -700,7 +613,7 @@
           <w:color w:val="000000"/>
           <w:kern w:val="0"/>
           <w:lang w:val="es-ES" w:eastAsia="es-ES"/>
-          <ns2:ligatures ns2:val="none"/>
+          <w14:ligatures w14:val="none"/>
         </w:rPr>
         <w:t xml:space="preserve">Mediante el escrito del </w:t>
       </w:r>
@@ -710,7 +623,7 @@
           <w:color w:val="000000"/>
           <w:kern w:val="0"/>
           <w:lang w:val="es-ES" w:eastAsia="es-ES"/>
-          <ns2:ligatures ns2:val="none"/>
+          <w14:ligatures w14:val="none"/>
         </w:rPr>
         <w:t xml:space="preserve">16 de octubre de 2024, subsanado el 17 de febrero de 2025</w:t>
       </w:r>
@@ -722,7 +635,7 @@
           <w:kern w:val="0"/>
           <w:vertAlign w:val="superscript"/>
           <w:lang w:val="es-ES" w:eastAsia="es-ES"/>
-          <ns2:ligatures ns2:val="none"/>
+          <w14:ligatures w14:val="none"/>
         </w:rPr>
         <w:footnoteReference w:id="2"/>
       </w:r>
@@ -732,7 +645,7 @@
           <w:color w:val="000000"/>
           <w:kern w:val="0"/>
           <w:lang w:val="es-ES" w:eastAsia="es-ES"/>
-          <ns2:ligatures ns2:val="none"/>
+          <w14:ligatures w14:val="none"/>
         </w:rPr>
         <w:t>,</w:t>
       </w:r>
@@ -740,7 +653,7 @@
         <w:rPr>
           <w:rFonts w:ascii="Arial Narrow" w:eastAsia="Calibri" w:hAnsi="Arial Narrow" w:cs="Arial"/>
           <w:kern w:val="0"/>
-          <ns2:ligatures ns2:val="none"/>
+          <w14:ligatures w14:val="none"/>
         </w:rPr>
         <w:t xml:space="preserve"> </w:t>
       </w:r>
@@ -748,7 +661,7 @@
         <w:rPr>
           <w:rFonts w:ascii="Arial Narrow" w:eastAsia="Calibri" w:hAnsi="Arial Narrow" w:cs="Arial"/>
           <w:kern w:val="0"/>
-          <ns2:ligatures ns2:val="none"/>
+          <w14:ligatures w14:val="none"/>
         </w:rPr>
         <w:t xml:space="preserve">la </w:t>
       </w:r>
@@ -756,7 +669,7 @@
         <w:rPr>
           <w:rFonts w:ascii="Arial Narrow" w:eastAsia="Calibri" w:hAnsi="Arial Narrow" w:cs="Arial"/>
           <w:kern w:val="0"/>
-          <ns2:ligatures ns2:val="none"/>
+          <w14:ligatures w14:val="none"/>
         </w:rPr>
         <w:t xml:space="preserve">Sucesión </w:t>
       </w:r>
@@ -764,7 +677,7 @@
         <w:rPr>
           <w:rFonts w:ascii="Arial Narrow" w:eastAsia="Calibri" w:hAnsi="Arial Narrow" w:cs="Arial"/>
           <w:kern w:val="0"/>
-          <ns2:ligatures ns2:val="none"/>
+          <w14:ligatures w14:val="none"/>
         </w:rPr>
         <w:t>d</w:t>
       </w:r>
@@ -774,7 +687,7 @@
           <w:color w:val="000000"/>
           <w:kern w:val="0"/>
           <w:lang w:val="es-ES" w:eastAsia="es-ES"/>
-          <ns2:ligatures ns2:val="none"/>
+          <w14:ligatures w14:val="none"/>
         </w:rPr>
         <w:t>enunció a</w:t>
       </w:r>
@@ -784,7 +697,7 @@
           <w:color w:val="000000"/>
           <w:kern w:val="0"/>
           <w:lang w:val="es-ES" w:eastAsia="es-ES"/>
-          <ns2:ligatures ns2:val="none"/>
+          <w14:ligatures w14:val="none"/>
         </w:rPr>
         <w:t xml:space="preserve">l Banco y Rímac </w:t>
       </w:r>
@@ -794,7 +707,7 @@
           <w:color w:val="000000"/>
           <w:kern w:val="0"/>
           <w:lang w:val="es-ES" w:eastAsia="es-ES"/>
-          <ns2:ligatures ns2:val="none"/>
+          <w14:ligatures w14:val="none"/>
         </w:rPr>
         <w:t>por presuntas infracciones a la Ley 29571, Código de Protección y Defensa del Consumidor (en adelante, Código)</w:t>
       </w:r>
@@ -806,7 +719,7 @@
           <w:kern w:val="0"/>
           <w:vertAlign w:val="superscript"/>
           <w:lang w:val="es-ES" w:eastAsia="es-ES"/>
-          <ns2:ligatures ns2:val="none"/>
+          <w14:ligatures w14:val="none"/>
         </w:rPr>
         <w:footnoteReference w:id="3"/>
       </w:r>
@@ -816,7 +729,7 @@
           <w:color w:val="000000"/>
           <w:kern w:val="0"/>
           <w:lang w:val="es-ES" w:eastAsia="es-ES"/>
-          <ns2:ligatures ns2:val="none"/>
+          <w14:ligatures w14:val="none"/>
         </w:rPr>
         <w:t xml:space="preserve">, señalando </w:t>
       </w:r>
@@ -827,25 +740,25 @@
           <w:color w:val="000000"/>
           <w:kern w:val="0"/>
           <w:lang w:val="es-ES" w:eastAsia="es-ES"/>
-          <ns2:ligatures ns2:val="none"/>
+          <w14:ligatures w14:val="none"/>
         </w:rPr>
         <w:t>lo siguiente:</w:t>
       </w:r>
     </w:p>
-    <w:p ns2:paraId="013C2BCA" ns2:textId="77777777">
-      <w:pPr>
-        <w:spacing w:after="0" w:line="240" w:lineRule="auto"/>
-        <w:jc w:val="both"/>
-        <w:rPr>
-          <w:rFonts w:ascii="Arial Narrow" w:eastAsia="Times New Roman" w:hAnsi="Arial Narrow" w:cs="Arial"/>
-          <w:color w:val="000000"/>
-          <w:kern w:val="0"/>
-          <w:lang w:eastAsia="es-ES"/>
-          <ns2:ligatures ns2:val="none"/>
-        </w:rPr>
-      </w:pPr>
-    </w:p>
-    <w:p ns2:paraId="0B56960C" ns2:textId="5EF221A2">
+    <w:p>
+      <w:pPr>
+        <w:spacing w:after="0" w:line="240" w:lineRule="auto"/>
+        <w:jc w:val="both"/>
+        <w:rPr>
+          <w:rFonts w:ascii="Arial Narrow" w:eastAsia="Times New Roman" w:hAnsi="Arial Narrow" w:cs="Arial"/>
+          <w:color w:val="000000"/>
+          <w:kern w:val="0"/>
+          <w:lang w:eastAsia="es-ES"/>
+          <w14:ligatures w14:val="none"/>
+        </w:rPr>
+      </w:pPr>
+    </w:p>
+    <w:p>
       <w:pPr>
         <w:pStyle w:val="Prrafodelista"/>
         <w:numPr>
@@ -864,16 +777,16 @@
           <w:color w:val="000000"/>
           <w:kern w:val="0"/>
           <w:lang w:eastAsia="es-ES"/>
-          <ns2:ligatures ns2:val="none"/>
-        </w:rPr>
-      </w:pPr>
-      <w:r>
-        <w:rPr>
-          <w:rFonts w:ascii="Arial Narrow" w:eastAsia="Times New Roman" w:hAnsi="Arial Narrow" w:cs="Arial"/>
-          <w:color w:val="000000"/>
-          <w:kern w:val="0"/>
-          <w:lang w:eastAsia="es-ES"/>
-          <ns2:ligatures ns2:val="none"/>
+          <w14:ligatures w14:val="none"/>
+        </w:rPr>
+      </w:pPr>
+      <w:r>
+        <w:rPr>
+          <w:rFonts w:ascii="Arial Narrow" w:eastAsia="Times New Roman" w:hAnsi="Arial Narrow" w:cs="Arial"/>
+          <w:color w:val="000000"/>
+          <w:kern w:val="0"/>
+          <w:lang w:eastAsia="es-ES"/>
+          <w14:ligatures w14:val="none"/>
         </w:rPr>
         <w:t xml:space="preserve">El 14 de octubre de 2023, Giovanna Zoppi se puso en contacto con el señor [APELLIDO] del Banco, para consultar sobre la posibilidad de acceder a un préstamo con garantía hipotecaria. En esa oportunidad, se le informó que era factible, pero que el préstamo debía ser a nombre de su cónyuge, el señor [APELLIDO] . Asimismo, refiere que el Banco los condicionó a pagar las tarjetas de crédito y contratar un seguro adicional para acceder al préstamo hipotecario de S/ 220 000,00. Sin embargo, no les proporcionaron los documentos firmados. Asimismo, no se les ofreció un seguro de desgravamen que cubriera la enfermedad preexistente de su causante.</w:t>
       </w:r>
@@ -884,7 +797,7 @@
           <w:color w:val="000000"/>
           <w:kern w:val="0"/>
           <w:lang w:eastAsia="es-ES"/>
-          <ns2:ligatures ns2:val="none"/>
+          <w14:ligatures w14:val="none"/>
         </w:rPr>
         <w:t/>
       </w:r>
@@ -895,7 +808,7 @@
           <w:color w:val="000000"/>
           <w:kern w:val="0"/>
           <w:lang w:eastAsia="es-ES"/>
-          <ns2:ligatures ns2:val="none"/>
+          <w14:ligatures w14:val="none"/>
         </w:rPr>
         <w:t xml:space="preserve"/>
       </w:r>
@@ -906,7 +819,7 @@
           <w:color w:val="000000"/>
           <w:kern w:val="0"/>
           <w:lang w:eastAsia="es-ES"/>
-          <ns2:ligatures ns2:val="none"/>
+          <w14:ligatures w14:val="none"/>
         </w:rPr>
         <w:t/>
       </w:r>
@@ -917,7 +830,7 @@
           <w:color w:val="000000"/>
           <w:kern w:val="0"/>
           <w:lang w:eastAsia="es-ES"/>
-          <ns2:ligatures ns2:val="none"/>
+          <w14:ligatures w14:val="none"/>
         </w:rPr>
         <w:t xml:space="preserve"/>
       </w:r>
@@ -927,7 +840,7 @@
           <w:color w:val="000000"/>
           <w:kern w:val="0"/>
           <w:lang w:eastAsia="es-ES"/>
-          <ns2:ligatures ns2:val="none"/>
+          <w14:ligatures w14:val="none"/>
         </w:rPr>
         <w:t xml:space="preserve"/>
       </w:r>
@@ -937,7 +850,7 @@
           <w:color w:val="000000"/>
           <w:kern w:val="0"/>
           <w:lang w:eastAsia="es-ES"/>
-          <ns2:ligatures ns2:val="none"/>
+          <w14:ligatures w14:val="none"/>
         </w:rPr>
         <w:t xml:space="preserve"/>
       </w:r>
@@ -947,7 +860,7 @@
           <w:color w:val="000000"/>
           <w:kern w:val="0"/>
           <w:lang w:eastAsia="es-ES"/>
-          <ns2:ligatures ns2:val="none"/>
+          <w14:ligatures w14:val="none"/>
         </w:rPr>
         <w:t/>
       </w:r>
@@ -957,7 +870,7 @@
           <w:color w:val="000000"/>
           <w:kern w:val="0"/>
           <w:lang w:eastAsia="es-ES"/>
-          <ns2:ligatures ns2:val="none"/>
+          <w14:ligatures w14:val="none"/>
         </w:rPr>
         <w:t xml:space="preserve"/>
       </w:r>
@@ -967,7 +880,7 @@
           <w:color w:val="000000"/>
           <w:kern w:val="0"/>
           <w:lang w:eastAsia="es-ES"/>
-          <ns2:ligatures ns2:val="none"/>
+          <w14:ligatures w14:val="none"/>
         </w:rPr>
         <w:t xml:space="preserve"/>
       </w:r>
@@ -977,12 +890,12 @@
           <w:color w:val="000000"/>
           <w:kern w:val="0"/>
           <w:lang w:eastAsia="es-ES"/>
-          <ns2:ligatures ns2:val="none"/>
+          <w14:ligatures w14:val="none"/>
         </w:rPr>
         <w:t/>
       </w:r>
     </w:p>
-    <w:p ns2:paraId="45445480" ns2:textId="77777777">
+    <w:p>
       <w:pPr>
         <w:pStyle w:val="Prrafodelista"/>
         <w:spacing w:after="0" w:line="240" w:lineRule="auto"/>
@@ -993,11 +906,11 @@
           <w:color w:val="000000"/>
           <w:kern w:val="0"/>
           <w:lang w:eastAsia="es-ES"/>
-          <ns2:ligatures ns2:val="none"/>
-        </w:rPr>
-      </w:pPr>
-    </w:p>
-    <w:p ns2:paraId="54C72B2B" ns2:textId="3D8BA3E4">
+          <w14:ligatures w14:val="none"/>
+        </w:rPr>
+      </w:pPr>
+    </w:p>
+    <w:p>
       <w:pPr>
         <w:pStyle w:val="Prrafodelista"/>
         <w:numPr>
@@ -1016,16 +929,16 @@
           <w:color w:val="000000"/>
           <w:kern w:val="0"/>
           <w:lang w:eastAsia="es-ES"/>
-          <ns2:ligatures ns2:val="none"/>
-        </w:rPr>
-      </w:pPr>
-      <w:r>
-        <w:rPr>
-          <w:rFonts w:ascii="Arial Narrow" w:eastAsia="Times New Roman" w:hAnsi="Arial Narrow" w:cs="Arial"/>
-          <w:color w:val="000000"/>
-          <w:kern w:val="0"/>
-          <w:lang w:eastAsia="es-ES"/>
-          <ns2:ligatures ns2:val="none"/>
+          <w14:ligatures w14:val="none"/>
+        </w:rPr>
+      </w:pPr>
+      <w:r>
+        <w:rPr>
+          <w:rFonts w:ascii="Arial Narrow" w:eastAsia="Times New Roman" w:hAnsi="Arial Narrow" w:cs="Arial"/>
+          <w:color w:val="000000"/>
+          <w:kern w:val="0"/>
+          <w:lang w:eastAsia="es-ES"/>
+          <w14:ligatures w14:val="none"/>
         </w:rPr>
         <w:t xml:space="preserve">A pesar de que el 3 de enero de 2024, el señor [APELLIDO] (en adelante, el causante) ingresó de emergencia a un centro médico debido a complicaciones por COVID-19, el Banco no ofreció un seguro adecuado que cubriera la invalidez o fallecimiento por su enfermedad preexistente: Colanginoma Biliar. El 6 de febrero de 2024, fallece el causante.</w:t>
       </w:r>
@@ -1035,7 +948,7 @@
           <w:color w:val="000000"/>
           <w:kern w:val="0"/>
           <w:lang w:eastAsia="es-ES"/>
-          <ns2:ligatures ns2:val="none"/>
+          <w14:ligatures w14:val="none"/>
         </w:rPr>
         <w:t xml:space="preserve"/>
       </w:r>
@@ -1045,7 +958,7 @@
           <w:color w:val="000000"/>
           <w:kern w:val="0"/>
           <w:lang w:eastAsia="es-ES"/>
-          <ns2:ligatures ns2:val="none"/>
+          <w14:ligatures w14:val="none"/>
         </w:rPr>
         <w:t xml:space="preserve"/>
       </w:r>
@@ -1056,7 +969,7 @@
           <w:color w:val="000000"/>
           <w:kern w:val="0"/>
           <w:lang w:eastAsia="es-ES"/>
-          <ns2:ligatures ns2:val="none"/>
+          <w14:ligatures w14:val="none"/>
         </w:rPr>
         <w:t/>
       </w:r>
@@ -1067,7 +980,7 @@
           <w:color w:val="000000"/>
           <w:kern w:val="0"/>
           <w:lang w:eastAsia="es-ES"/>
-          <ns2:ligatures ns2:val="none"/>
+          <w14:ligatures w14:val="none"/>
         </w:rPr>
         <w:t xml:space="preserve"/>
       </w:r>
@@ -1077,7 +990,7 @@
           <w:color w:val="000000"/>
           <w:kern w:val="0"/>
           <w:lang w:eastAsia="es-ES"/>
-          <ns2:ligatures ns2:val="none"/>
+          <w14:ligatures w14:val="none"/>
         </w:rPr>
         <w:t xml:space="preserve"/>
       </w:r>
@@ -1087,7 +1000,7 @@
           <w:color w:val="000000"/>
           <w:kern w:val="0"/>
           <w:lang w:eastAsia="es-ES"/>
-          <ns2:ligatures ns2:val="none"/>
+          <w14:ligatures w14:val="none"/>
         </w:rPr>
         <w:t/>
       </w:r>
@@ -1097,7 +1010,7 @@
           <w:color w:val="000000"/>
           <w:kern w:val="0"/>
           <w:lang w:eastAsia="es-ES"/>
-          <ns2:ligatures ns2:val="none"/>
+          <w14:ligatures w14:val="none"/>
         </w:rPr>
         <w:t/>
       </w:r>
@@ -1107,7 +1020,7 @@
           <w:color w:val="000000"/>
           <w:kern w:val="0"/>
           <w:lang w:eastAsia="es-ES"/>
-          <ns2:ligatures ns2:val="none"/>
+          <w14:ligatures w14:val="none"/>
         </w:rPr>
         <w:t xml:space="preserve"/>
       </w:r>
@@ -1117,7 +1030,7 @@
           <w:color w:val="000000"/>
           <w:kern w:val="0"/>
           <w:lang w:eastAsia="es-ES"/>
-          <ns2:ligatures ns2:val="none"/>
+          <w14:ligatures w14:val="none"/>
         </w:rPr>
         <w:t xml:space="preserve"/>
       </w:r>
@@ -1127,7 +1040,7 @@
           <w:color w:val="000000"/>
           <w:kern w:val="0"/>
           <w:lang w:eastAsia="es-ES"/>
-          <ns2:ligatures ns2:val="none"/>
+          <w14:ligatures w14:val="none"/>
         </w:rPr>
         <w:t xml:space="preserve"/>
       </w:r>
@@ -1138,7 +1051,7 @@
           <w:color w:val="000000"/>
           <w:kern w:val="0"/>
           <w:lang w:eastAsia="es-ES"/>
-          <ns2:ligatures ns2:val="none"/>
+          <w14:ligatures w14:val="none"/>
         </w:rPr>
         <w:t/>
       </w:r>
@@ -1149,7 +1062,7 @@
           <w:color w:val="000000"/>
           <w:kern w:val="0"/>
           <w:lang w:eastAsia="es-ES"/>
-          <ns2:ligatures ns2:val="none"/>
+          <w14:ligatures w14:val="none"/>
         </w:rPr>
         <w:t xml:space="preserve"/>
       </w:r>
@@ -1159,7 +1072,7 @@
           <w:color w:val="000000"/>
           <w:kern w:val="0"/>
           <w:lang w:eastAsia="es-ES"/>
-          <ns2:ligatures ns2:val="none"/>
+          <w14:ligatures w14:val="none"/>
         </w:rPr>
         <w:t xml:space="preserve"/>
       </w:r>
@@ -1169,7 +1082,7 @@
           <w:color w:val="000000"/>
           <w:kern w:val="0"/>
           <w:lang w:eastAsia="es-ES"/>
-          <ns2:ligatures ns2:val="none"/>
+          <w14:ligatures w14:val="none"/>
         </w:rPr>
         <w:t xml:space="preserve"/>
       </w:r>
@@ -1179,7 +1092,7 @@
           <w:color w:val="000000"/>
           <w:kern w:val="0"/>
           <w:lang w:eastAsia="es-ES"/>
-          <ns2:ligatures ns2:val="none"/>
+          <w14:ligatures w14:val="none"/>
         </w:rPr>
         <w:t/>
       </w:r>
@@ -1189,7 +1102,7 @@
           <w:color w:val="000000"/>
           <w:kern w:val="0"/>
           <w:lang w:eastAsia="es-ES"/>
-          <ns2:ligatures ns2:val="none"/>
+          <w14:ligatures w14:val="none"/>
         </w:rPr>
         <w:t xml:space="preserve"/>
       </w:r>
@@ -1199,7 +1112,7 @@
           <w:color w:val="000000"/>
           <w:kern w:val="0"/>
           <w:lang w:eastAsia="es-ES"/>
-          <ns2:ligatures ns2:val="none"/>
+          <w14:ligatures w14:val="none"/>
         </w:rPr>
         <w:t xml:space="preserve"/>
       </w:r>
@@ -1209,7 +1122,7 @@
           <w:color w:val="000000"/>
           <w:kern w:val="0"/>
           <w:lang w:eastAsia="es-ES"/>
-          <ns2:ligatures ns2:val="none"/>
+          <w14:ligatures w14:val="none"/>
         </w:rPr>
         <w:t/>
       </w:r>
@@ -1219,25 +1132,25 @@
           <w:color w:val="000000"/>
           <w:kern w:val="0"/>
           <w:lang w:eastAsia="es-ES"/>
-          <ns2:ligatures ns2:val="none"/>
+          <w14:ligatures w14:val="none"/>
         </w:rPr>
         <w:t/>
       </w:r>
     </w:p>
-    <w:p ns2:paraId="7B4964B9" ns2:textId="77777777">
-      <w:pPr>
-        <w:spacing w:after="0" w:line="240" w:lineRule="auto"/>
-        <w:jc w:val="both"/>
-        <w:rPr>
-          <w:rFonts w:ascii="Arial Narrow" w:eastAsia="Times New Roman" w:hAnsi="Arial Narrow" w:cs="Arial"/>
-          <w:color w:val="000000"/>
-          <w:kern w:val="0"/>
-          <w:lang w:eastAsia="es-ES"/>
-          <ns2:ligatures ns2:val="none"/>
-        </w:rPr>
-      </w:pPr>
-    </w:p>
-    <w:p ns2:paraId="74BFC03E" ns2:textId="1909A571">
+    <w:p>
+      <w:pPr>
+        <w:spacing w:after="0" w:line="240" w:lineRule="auto"/>
+        <w:jc w:val="both"/>
+        <w:rPr>
+          <w:rFonts w:ascii="Arial Narrow" w:eastAsia="Times New Roman" w:hAnsi="Arial Narrow" w:cs="Arial"/>
+          <w:color w:val="000000"/>
+          <w:kern w:val="0"/>
+          <w:lang w:eastAsia="es-ES"/>
+          <w14:ligatures w14:val="none"/>
+        </w:rPr>
+      </w:pPr>
+    </w:p>
+    <w:p>
       <w:pPr>
         <w:pStyle w:val="Prrafodelista"/>
         <w:numPr>
@@ -1256,16 +1169,16 @@
           <w:color w:val="000000"/>
           <w:kern w:val="0"/>
           <w:lang w:eastAsia="es-ES"/>
-          <ns2:ligatures ns2:val="none"/>
-        </w:rPr>
-      </w:pPr>
-      <w:r>
-        <w:rPr>
-          <w:rFonts w:ascii="Arial Narrow" w:eastAsia="Times New Roman" w:hAnsi="Arial Narrow" w:cs="Arial"/>
-          <w:color w:val="000000"/>
-          <w:kern w:val="0"/>
-          <w:lang w:eastAsia="es-ES"/>
-          <ns2:ligatures ns2:val="none"/>
+          <w14:ligatures w14:val="none"/>
+        </w:rPr>
+      </w:pPr>
+      <w:r>
+        <w:rPr>
+          <w:rFonts w:ascii="Arial Narrow" w:eastAsia="Times New Roman" w:hAnsi="Arial Narrow" w:cs="Arial"/>
+          <w:color w:val="000000"/>
+          <w:kern w:val="0"/>
+          <w:lang w:eastAsia="es-ES"/>
+          <w14:ligatures w14:val="none"/>
         </w:rPr>
         <w:t xml:space="preserve">El 9 y 14 de febrero de 2024, se acercaron a </w:t>
       </w:r>
@@ -1275,7 +1188,7 @@
           <w:color w:val="000000"/>
           <w:kern w:val="0"/>
           <w:lang w:eastAsia="es-ES"/>
-          <ns2:ligatures ns2:val="none"/>
+          <w14:ligatures w14:val="none"/>
         </w:rPr>
         <w:t xml:space="preserve">la Superintendencia de Banca y Seguros del Perú (en adelante, la SBS) </w:t>
       </w:r>
@@ -1285,7 +1198,7 @@
           <w:color w:val="000000"/>
           <w:kern w:val="0"/>
           <w:lang w:eastAsia="es-ES"/>
-          <ns2:ligatures ns2:val="none"/>
+          <w14:ligatures w14:val="none"/>
         </w:rPr>
         <w:t>para solicitar la lista de los préstamos pendientes de su causante, con el fin de proceder a la anulación de las tarjetas de crédito.</w:t>
       </w:r>
@@ -1295,7 +1208,7 @@
           <w:color w:val="000000"/>
           <w:kern w:val="0"/>
           <w:lang w:eastAsia="es-ES"/>
-          <ns2:ligatures ns2:val="none"/>
+          <w14:ligatures w14:val="none"/>
         </w:rPr>
         <w:t xml:space="preserve"> </w:t>
       </w:r>
@@ -1305,7 +1218,7 @@
           <w:color w:val="000000"/>
           <w:kern w:val="0"/>
           <w:lang w:eastAsia="es-ES"/>
-          <ns2:ligatures ns2:val="none"/>
+          <w14:ligatures w14:val="none"/>
         </w:rPr>
         <w:t>El 20 de febrero de 2024, la SBS envió la documentación solicitada, que incluía el Certificado de Pólizas 84457, la Constancia de Estado de Afiliación </w:t>
       </w:r>
@@ -1315,7 +1228,7 @@
           <w:color w:val="000000"/>
           <w:kern w:val="0"/>
           <w:lang w:eastAsia="es-ES"/>
-          <ns2:ligatures ns2:val="none"/>
+          <w14:ligatures w14:val="none"/>
         </w:rPr>
         <w:t xml:space="preserve"> </w:t>
       </w:r>
@@ -1325,7 +1238,7 @@
           <w:color w:val="000000"/>
           <w:kern w:val="0"/>
           <w:lang w:eastAsia="es-ES"/>
-          <ns2:ligatures ns2:val="none"/>
+          <w14:ligatures w14:val="none"/>
         </w:rPr>
         <w:t xml:space="preserve">68115, el Reporte de Central de Riesgos - </w:t>
       </w:r>
@@ -1336,7 +1249,7 @@
           <w:color w:val="000000"/>
           <w:kern w:val="0"/>
           <w:lang w:eastAsia="es-ES"/>
-          <ns2:ligatures ns2:val="none"/>
+          <w14:ligatures w14:val="none"/>
         </w:rPr>
         <w:t>Diciembre</w:t>
       </w:r>
@@ -1347,7 +1260,7 @@
           <w:color w:val="000000"/>
           <w:kern w:val="0"/>
           <w:lang w:eastAsia="es-ES"/>
-          <ns2:ligatures ns2:val="none"/>
+          <w14:ligatures w14:val="none"/>
         </w:rPr>
         <w:t xml:space="preserve"> 2023 y el Certificado del Seguro Complementario de Trabajo de Riesgo 43026</w:t>
       </w:r>
@@ -1357,12 +1270,12 @@
           <w:color w:val="000000"/>
           <w:kern w:val="0"/>
           <w:lang w:eastAsia="es-ES"/>
-          <ns2:ligatures ns2:val="none"/>
+          <w14:ligatures w14:val="none"/>
         </w:rPr>
         <w:t>.</w:t>
       </w:r>
     </w:p>
-    <w:p ns2:paraId="5BD494CA" ns2:textId="77777777">
+    <w:p>
       <w:pPr>
         <w:pStyle w:val="Prrafodelista"/>
         <w:spacing w:after="0" w:line="240" w:lineRule="auto"/>
@@ -1373,11 +1286,11 @@
           <w:color w:val="000000"/>
           <w:kern w:val="0"/>
           <w:lang w:eastAsia="es-ES"/>
-          <ns2:ligatures ns2:val="none"/>
-        </w:rPr>
-      </w:pPr>
-    </w:p>
-    <w:p ns2:paraId="712D9A2F" ns2:textId="77777777">
+          <w14:ligatures w14:val="none"/>
+        </w:rPr>
+      </w:pPr>
+    </w:p>
+    <w:p>
       <w:pPr>
         <w:pStyle w:val="Prrafodelista"/>
         <w:numPr>
@@ -1396,34 +1309,34 @@
           <w:color w:val="000000"/>
           <w:kern w:val="0"/>
           <w:lang w:eastAsia="es-ES"/>
-          <ns2:ligatures ns2:val="none"/>
-        </w:rPr>
-      </w:pPr>
-      <w:r>
-        <w:rPr>
-          <w:rFonts w:ascii="Arial Narrow" w:eastAsia="Times New Roman" w:hAnsi="Arial Narrow" w:cs="Arial"/>
-          <w:color w:val="000000"/>
-          <w:kern w:val="0"/>
-          <w:lang w:eastAsia="es-ES"/>
-          <ns2:ligatures ns2:val="none"/>
+          <w14:ligatures w14:val="none"/>
+        </w:rPr>
+      </w:pPr>
+      <w:r>
+        <w:rPr>
+          <w:rFonts w:ascii="Arial Narrow" w:eastAsia="Times New Roman" w:hAnsi="Arial Narrow" w:cs="Arial"/>
+          <w:color w:val="000000"/>
+          <w:kern w:val="0"/>
+          <w:lang w:eastAsia="es-ES"/>
+          <w14:ligatures w14:val="none"/>
         </w:rPr>
         <w:t>El 15 de febrero de 2024, también solicitaron en RENIEC varios originales del Acta de Defunción del causante.</w:t>
       </w:r>
     </w:p>
-    <w:p ns2:paraId="59184146" ns2:textId="77777777">
-      <w:pPr>
-        <w:spacing w:after="0" w:line="240" w:lineRule="auto"/>
-        <w:jc w:val="both"/>
-        <w:rPr>
-          <w:rFonts w:ascii="Arial Narrow" w:eastAsia="Times New Roman" w:hAnsi="Arial Narrow" w:cs="Arial"/>
-          <w:color w:val="000000"/>
-          <w:kern w:val="0"/>
-          <w:lang w:eastAsia="es-ES"/>
-          <ns2:ligatures ns2:val="none"/>
-        </w:rPr>
-      </w:pPr>
-    </w:p>
-    <w:p ns2:paraId="52A1B54B" ns2:textId="77777777">
+    <w:p>
+      <w:pPr>
+        <w:spacing w:after="0" w:line="240" w:lineRule="auto"/>
+        <w:jc w:val="both"/>
+        <w:rPr>
+          <w:rFonts w:ascii="Arial Narrow" w:eastAsia="Times New Roman" w:hAnsi="Arial Narrow" w:cs="Arial"/>
+          <w:color w:val="000000"/>
+          <w:kern w:val="0"/>
+          <w:lang w:eastAsia="es-ES"/>
+          <w14:ligatures w14:val="none"/>
+        </w:rPr>
+      </w:pPr>
+    </w:p>
+    <w:p>
       <w:pPr>
         <w:pStyle w:val="Prrafodelista"/>
         <w:numPr>
@@ -1442,16 +1355,16 @@
           <w:color w:val="000000"/>
           <w:kern w:val="0"/>
           <w:lang w:eastAsia="es-ES"/>
-          <ns2:ligatures ns2:val="none"/>
-        </w:rPr>
-      </w:pPr>
-      <w:r>
-        <w:rPr>
-          <w:rFonts w:ascii="Arial Narrow" w:eastAsia="Times New Roman" w:hAnsi="Arial Narrow" w:cs="Arial"/>
-          <w:color w:val="000000"/>
-          <w:kern w:val="0"/>
-          <w:lang w:eastAsia="es-ES"/>
-          <ns2:ligatures ns2:val="none"/>
+          <w14:ligatures w14:val="none"/>
+        </w:rPr>
+      </w:pPr>
+      <w:r>
+        <w:rPr>
+          <w:rFonts w:ascii="Arial Narrow" w:eastAsia="Times New Roman" w:hAnsi="Arial Narrow" w:cs="Arial"/>
+          <w:color w:val="000000"/>
+          <w:kern w:val="0"/>
+          <w:lang w:eastAsia="es-ES"/>
+          <w14:ligatures w14:val="none"/>
         </w:rPr>
         <w:t xml:space="preserve">El 17 de febrero de 2024, Rímac solicitó el número de póliza contratada y los documentos de defunción. El 19 de febrero de 2024, se les comunicó que el desgravamen aplicaba tanto para el préstamo como para las tarjetas de crédito. Luego de enviar los documentos requeridos, </w:t>
       </w:r>
@@ -1461,7 +1374,7 @@
           <w:color w:val="000000"/>
           <w:kern w:val="0"/>
           <w:lang w:eastAsia="es-ES"/>
-          <ns2:ligatures ns2:val="none"/>
+          <w14:ligatures w14:val="none"/>
         </w:rPr>
         <w:t>Rímac</w:t>
       </w:r>
@@ -1471,7 +1384,7 @@
           <w:color w:val="000000"/>
           <w:kern w:val="0"/>
           <w:lang w:eastAsia="es-ES"/>
-          <ns2:ligatures ns2:val="none"/>
+          <w14:ligatures w14:val="none"/>
         </w:rPr>
         <w:t xml:space="preserve"> confirmó la recepción.</w:t>
       </w:r>
@@ -1481,7 +1394,7 @@
           <w:color w:val="000000"/>
           <w:kern w:val="0"/>
           <w:lang w:eastAsia="es-ES"/>
-          <ns2:ligatures ns2:val="none"/>
+          <w14:ligatures w14:val="none"/>
         </w:rPr>
         <w:t xml:space="preserve"> </w:t>
       </w:r>
@@ -1491,7 +1404,7 @@
           <w:color w:val="000000"/>
           <w:kern w:val="0"/>
           <w:lang w:eastAsia="es-ES"/>
-          <ns2:ligatures ns2:val="none"/>
+          <w14:ligatures w14:val="none"/>
         </w:rPr>
         <w:t xml:space="preserve">A pesar de la activación del desgravamen por parte de la mayoría de las entidades, el Banco y Rímac no procedieron con la activación </w:t>
       </w:r>
@@ -1501,13 +1414,13 @@
           <w:color w:val="000000"/>
           <w:kern w:val="0"/>
           <w:lang w:eastAsia="es-ES"/>
-          <ns2:ligatures ns2:val="none"/>
+          <w14:ligatures w14:val="none"/>
         </w:rPr>
         <w:lastRenderedPageBreak/>
         <w:t xml:space="preserve">correspondiente, a pesar de que el 26 de febrero de 2024, Rímac notificó que el proceso de seguro de vida había sido iniciado. </w:t>
       </w:r>
     </w:p>
-    <w:p ns2:paraId="674A99BE" ns2:textId="77777777">
+    <w:p>
       <w:pPr>
         <w:pStyle w:val="Prrafodelista"/>
         <w:spacing w:line="240" w:lineRule="auto"/>
@@ -1516,11 +1429,11 @@
           <w:color w:val="000000"/>
           <w:kern w:val="0"/>
           <w:lang w:eastAsia="es-ES"/>
-          <ns2:ligatures ns2:val="none"/>
-        </w:rPr>
-      </w:pPr>
-    </w:p>
-    <w:p ns2:paraId="0C8F0F4C" ns2:textId="311B26D7">
+          <w14:ligatures w14:val="none"/>
+        </w:rPr>
+      </w:pPr>
+    </w:p>
+    <w:p>
       <w:pPr>
         <w:pStyle w:val="Prrafodelista"/>
         <w:numPr>
@@ -1539,16 +1452,16 @@
           <w:color w:val="000000"/>
           <w:kern w:val="0"/>
           <w:lang w:eastAsia="es-ES"/>
-          <ns2:ligatures ns2:val="none"/>
-        </w:rPr>
-      </w:pPr>
-      <w:r>
-        <w:rPr>
-          <w:rFonts w:ascii="Arial Narrow" w:eastAsia="Times New Roman" w:hAnsi="Arial Narrow" w:cs="Arial"/>
-          <w:color w:val="000000"/>
-          <w:kern w:val="0"/>
-          <w:lang w:eastAsia="es-ES"/>
-          <ns2:ligatures ns2:val="none"/>
+          <w14:ligatures w14:val="none"/>
+        </w:rPr>
+      </w:pPr>
+      <w:r>
+        <w:rPr>
+          <w:rFonts w:ascii="Arial Narrow" w:eastAsia="Times New Roman" w:hAnsi="Arial Narrow" w:cs="Arial"/>
+          <w:color w:val="000000"/>
+          <w:kern w:val="0"/>
+          <w:lang w:eastAsia="es-ES"/>
+          <w14:ligatures w14:val="none"/>
         </w:rPr>
         <w:t xml:space="preserve">El 28 de febrero de 2024, Rímac envió una Carta SV2024/8113 al BBVA solicitando documentos para el cobro del beneficio del seguro de </w:t>
       </w:r>
@@ -1558,7 +1471,7 @@
           <w:color w:val="000000"/>
           <w:kern w:val="0"/>
           <w:lang w:eastAsia="es-ES"/>
-          <ns2:ligatures ns2:val="none"/>
+          <w14:ligatures w14:val="none"/>
         </w:rPr>
         <w:t>desgravamen</w:t>
       </w:r>
@@ -1568,7 +1481,7 @@
           <w:color w:val="000000"/>
           <w:kern w:val="0"/>
           <w:lang w:eastAsia="es-ES"/>
-          <ns2:ligatures ns2:val="none"/>
+          <w14:ligatures w14:val="none"/>
         </w:rPr>
         <w:t xml:space="preserve"> de la Póliza</w:t>
       </w:r>
@@ -1578,7 +1491,7 @@
           <w:color w:val="000000"/>
           <w:kern w:val="0"/>
           <w:lang w:eastAsia="es-ES"/>
-          <ns2:ligatures ns2:val="none"/>
+          <w14:ligatures w14:val="none"/>
         </w:rPr>
         <w:t xml:space="preserve"> </w:t>
       </w:r>
@@ -1588,7 +1501,7 @@
           <w:color w:val="000000"/>
           <w:kern w:val="0"/>
           <w:lang w:eastAsia="es-ES"/>
-          <ns2:ligatures ns2:val="none"/>
+          <w14:ligatures w14:val="none"/>
         </w:rPr>
         <w:t/>
       </w:r>
@@ -1598,12 +1511,12 @@
           <w:color w:val="000000"/>
           <w:kern w:val="0"/>
           <w:lang w:eastAsia="es-ES"/>
-          <ns2:ligatures ns2:val="none"/>
+          <w14:ligatures w14:val="none"/>
         </w:rPr>
         <w:t xml:space="preserve"> 000101580129283700.</w:t>
       </w:r>
     </w:p>
-    <w:p ns2:paraId="740F7A25" ns2:textId="77777777">
+    <w:p>
       <w:pPr>
         <w:pStyle w:val="Prrafodelista"/>
         <w:spacing w:line="240" w:lineRule="auto"/>
@@ -1612,11 +1525,11 @@
           <w:color w:val="000000"/>
           <w:kern w:val="0"/>
           <w:lang w:eastAsia="es-ES"/>
-          <ns2:ligatures ns2:val="none"/>
-        </w:rPr>
-      </w:pPr>
-    </w:p>
-    <w:p ns2:paraId="53C08BC7" ns2:textId="1C18FD54">
+          <w14:ligatures w14:val="none"/>
+        </w:rPr>
+      </w:pPr>
+    </w:p>
+    <w:p>
       <w:pPr>
         <w:pStyle w:val="Prrafodelista"/>
         <w:numPr>
@@ -1635,16 +1548,16 @@
           <w:color w:val="000000"/>
           <w:kern w:val="0"/>
           <w:lang w:eastAsia="es-ES"/>
-          <ns2:ligatures ns2:val="none"/>
-        </w:rPr>
-      </w:pPr>
-      <w:r>
-        <w:rPr>
-          <w:rFonts w:ascii="Arial Narrow" w:eastAsia="Times New Roman" w:hAnsi="Arial Narrow" w:cs="Arial"/>
-          <w:color w:val="000000"/>
-          <w:kern w:val="0"/>
-          <w:lang w:eastAsia="es-ES"/>
-          <ns2:ligatures ns2:val="none"/>
+          <w14:ligatures w14:val="none"/>
+        </w:rPr>
+      </w:pPr>
+      <w:r>
+        <w:rPr>
+          <w:rFonts w:ascii="Arial Narrow" w:eastAsia="Times New Roman" w:hAnsi="Arial Narrow" w:cs="Arial"/>
+          <w:color w:val="000000"/>
+          <w:kern w:val="0"/>
+          <w:lang w:eastAsia="es-ES"/>
+          <w14:ligatures w14:val="none"/>
         </w:rPr>
         <w:t xml:space="preserve">El 20 de marzo de 2024</w:t>
       </w:r>
@@ -1654,7 +1567,7 @@
           <w:color w:val="000000"/>
           <w:kern w:val="0"/>
           <w:lang w:eastAsia="es-ES"/>
-          <ns2:ligatures ns2:val="none"/>
+          <w14:ligatures w14:val="none"/>
         </w:rPr>
         <w:t xml:space="preserve">, el banco </w:t>
       </w:r>
@@ -1664,7 +1577,7 @@
           <w:color w:val="000000"/>
           <w:kern w:val="0"/>
           <w:lang w:eastAsia="es-ES"/>
-          <ns2:ligatures ns2:val="none"/>
+          <w14:ligatures w14:val="none"/>
         </w:rPr>
         <w:t xml:space="preserve">envío una carta de </w:t>
       </w:r>
@@ -1674,7 +1587,7 @@
           <w:color w:val="000000"/>
           <w:kern w:val="0"/>
           <w:lang w:eastAsia="es-ES"/>
-          <ns2:ligatures ns2:val="none"/>
+          <w14:ligatures w14:val="none"/>
         </w:rPr>
         <w:t xml:space="preserve">Rímac </w:t>
       </w:r>
@@ -1684,7 +1597,7 @@
           <w:color w:val="000000"/>
           <w:kern w:val="0"/>
           <w:lang w:eastAsia="es-ES"/>
-          <ns2:ligatures ns2:val="none"/>
+          <w14:ligatures w14:val="none"/>
         </w:rPr>
         <w:t xml:space="preserve">indicando que el </w:t>
       </w:r>
@@ -1694,7 +1607,7 @@
           <w:color w:val="000000"/>
           <w:kern w:val="0"/>
           <w:lang w:eastAsia="es-ES"/>
-          <ns2:ligatures ns2:val="none"/>
+          <w14:ligatures w14:val="none"/>
         </w:rPr>
         <w:t>causante</w:t>
       </w:r>
@@ -1704,7 +1617,7 @@
           <w:color w:val="000000"/>
           <w:kern w:val="0"/>
           <w:lang w:eastAsia="es-ES"/>
-          <ns2:ligatures ns2:val="none"/>
+          <w14:ligatures w14:val="none"/>
         </w:rPr>
         <w:t xml:space="preserve"> no mantenía deuda pendiente a la fecha de fallecimiento ocurrido el </w:t>
       </w:r>
@@ -1714,7 +1627,7 @@
           <w:color w:val="000000"/>
           <w:kern w:val="0"/>
           <w:lang w:eastAsia="es-ES"/>
-          <ns2:ligatures ns2:val="none"/>
+          <w14:ligatures w14:val="none"/>
         </w:rPr>
         <w:t>06 de febrero de 2024,</w:t>
       </w:r>
@@ -1724,7 +1637,7 @@
           <w:color w:val="000000"/>
           <w:kern w:val="0"/>
           <w:lang w:eastAsia="es-ES"/>
-          <ns2:ligatures ns2:val="none"/>
+          <w14:ligatures w14:val="none"/>
         </w:rPr>
         <w:t xml:space="preserve"> por lo </w:t>
       </w:r>
@@ -1734,7 +1647,7 @@
           <w:color w:val="000000"/>
           <w:kern w:val="0"/>
           <w:lang w:eastAsia="es-ES"/>
-          <ns2:ligatures ns2:val="none"/>
+          <w14:ligatures w14:val="none"/>
         </w:rPr>
         <w:t>tanto,</w:t>
       </w:r>
@@ -1744,7 +1657,7 @@
           <w:color w:val="000000"/>
           <w:kern w:val="0"/>
           <w:lang w:eastAsia="es-ES"/>
-          <ns2:ligatures ns2:val="none"/>
+          <w14:ligatures w14:val="none"/>
         </w:rPr>
         <w:t xml:space="preserve"> no corresponde la activación del </w:t>
       </w:r>
@@ -1754,7 +1667,7 @@
           <w:color w:val="000000"/>
           <w:kern w:val="0"/>
           <w:lang w:eastAsia="es-ES"/>
-          <ns2:ligatures ns2:val="none"/>
+          <w14:ligatures w14:val="none"/>
         </w:rPr>
         <w:t xml:space="preserve">Seguro </w:t>
       </w:r>
@@ -1764,7 +1677,7 @@
           <w:color w:val="000000"/>
           <w:kern w:val="0"/>
           <w:lang w:eastAsia="es-ES"/>
-          <ns2:ligatures ns2:val="none"/>
+          <w14:ligatures w14:val="none"/>
         </w:rPr>
         <w:t>d</w:t>
       </w:r>
@@ -1774,7 +1687,7 @@
           <w:color w:val="000000"/>
           <w:kern w:val="0"/>
           <w:lang w:eastAsia="es-ES"/>
-          <ns2:ligatures ns2:val="none"/>
+          <w14:ligatures w14:val="none"/>
         </w:rPr>
         <w:t xml:space="preserve">e </w:t>
       </w:r>
@@ -1784,7 +1697,7 @@
           <w:color w:val="000000"/>
           <w:kern w:val="0"/>
           <w:lang w:eastAsia="es-ES"/>
-          <ns2:ligatures ns2:val="none"/>
+          <w14:ligatures w14:val="none"/>
         </w:rPr>
         <w:t>Desgravamen</w:t>
       </w:r>
@@ -1794,7 +1707,7 @@
           <w:color w:val="000000"/>
           <w:kern w:val="0"/>
           <w:lang w:eastAsia="es-ES"/>
-          <ns2:ligatures ns2:val="none"/>
+          <w14:ligatures w14:val="none"/>
         </w:rPr>
         <w:t xml:space="preserve"> </w:t>
       </w:r>
@@ -1804,7 +1717,7 @@
           <w:color w:val="000000"/>
           <w:kern w:val="0"/>
           <w:lang w:eastAsia="es-ES"/>
-          <ns2:ligatures ns2:val="none"/>
+          <w14:ligatures w14:val="none"/>
         </w:rPr>
         <w:t>de la Póliza</w:t>
       </w:r>
@@ -1814,7 +1727,7 @@
           <w:color w:val="000000"/>
           <w:kern w:val="0"/>
           <w:lang w:eastAsia="es-ES"/>
-          <ns2:ligatures ns2:val="none"/>
+          <w14:ligatures w14:val="none"/>
         </w:rPr>
         <w:t xml:space="preserve"> </w:t>
       </w:r>
@@ -1824,7 +1737,7 @@
           <w:color w:val="000000"/>
           <w:kern w:val="0"/>
           <w:lang w:eastAsia="es-ES"/>
-          <ns2:ligatures ns2:val="none"/>
+          <w14:ligatures w14:val="none"/>
         </w:rPr>
         <w:t/>
       </w:r>
@@ -1834,7 +1747,7 @@
           <w:color w:val="000000"/>
           <w:kern w:val="0"/>
           <w:lang w:eastAsia="es-ES"/>
-          <ns2:ligatures ns2:val="none"/>
+          <w14:ligatures w14:val="none"/>
         </w:rPr>
         <w:t xml:space="preserve"> 000101580129283700</w:t>
       </w:r>
@@ -1844,12 +1757,12 @@
           <w:color w:val="000000"/>
           <w:kern w:val="0"/>
           <w:lang w:eastAsia="es-ES"/>
-          <ns2:ligatures ns2:val="none"/>
+          <w14:ligatures w14:val="none"/>
         </w:rPr>
         <w:t>.</w:t>
       </w:r>
     </w:p>
-    <w:p ns2:paraId="1CBF3DCB" ns2:textId="77777777">
+    <w:p>
       <w:pPr>
         <w:pStyle w:val="Prrafodelista"/>
         <w:spacing w:line="240" w:lineRule="auto"/>
@@ -1858,11 +1771,11 @@
           <w:color w:val="000000"/>
           <w:kern w:val="0"/>
           <w:lang w:eastAsia="es-ES"/>
-          <ns2:ligatures ns2:val="none"/>
-        </w:rPr>
-      </w:pPr>
-    </w:p>
-    <w:p ns2:paraId="12B9917F" ns2:textId="77CF4B47">
+          <w14:ligatures w14:val="none"/>
+        </w:rPr>
+      </w:pPr>
+    </w:p>
+    <w:p>
       <w:pPr>
         <w:pStyle w:val="Prrafodelista"/>
         <w:numPr>
@@ -1881,16 +1794,16 @@
           <w:color w:val="000000"/>
           <w:kern w:val="0"/>
           <w:lang w:eastAsia="es-ES"/>
-          <ns2:ligatures ns2:val="none"/>
-        </w:rPr>
-      </w:pPr>
-      <w:r>
-        <w:rPr>
-          <w:rFonts w:ascii="Arial Narrow" w:eastAsia="Times New Roman" w:hAnsi="Arial Narrow" w:cs="Arial"/>
-          <w:color w:val="000000"/>
-          <w:kern w:val="0"/>
-          <w:lang w:eastAsia="es-ES"/>
-          <ns2:ligatures ns2:val="none"/>
+          <w14:ligatures w14:val="none"/>
+        </w:rPr>
+      </w:pPr>
+      <w:r>
+        <w:rPr>
+          <w:rFonts w:ascii="Arial Narrow" w:eastAsia="Times New Roman" w:hAnsi="Arial Narrow" w:cs="Arial"/>
+          <w:color w:val="000000"/>
+          <w:kern w:val="0"/>
+          <w:lang w:eastAsia="es-ES"/>
+          <w14:ligatures w14:val="none"/>
         </w:rPr>
         <w:t xml:space="preserve">El 12 de junio de 2024, </w:t>
       </w:r>
@@ -1900,7 +1813,7 @@
           <w:color w:val="000000"/>
           <w:kern w:val="0"/>
           <w:lang w:eastAsia="es-ES"/>
-          <ns2:ligatures ns2:val="none"/>
+          <w14:ligatures w14:val="none"/>
         </w:rPr>
         <w:t xml:space="preserve">Giovanna </w:t>
       </w:r>
@@ -1911,7 +1824,7 @@
           <w:color w:val="000000"/>
           <w:kern w:val="0"/>
           <w:lang w:eastAsia="es-ES"/>
-          <ns2:ligatures ns2:val="none"/>
+          <w14:ligatures w14:val="none"/>
         </w:rPr>
         <w:t>Zoppi</w:t>
       </w:r>
@@ -1922,7 +1835,7 @@
           <w:color w:val="000000"/>
           <w:kern w:val="0"/>
           <w:lang w:eastAsia="es-ES"/>
-          <ns2:ligatures ns2:val="none"/>
+          <w14:ligatures w14:val="none"/>
         </w:rPr>
         <w:t xml:space="preserve"> </w:t>
       </w:r>
@@ -1932,7 +1845,7 @@
           <w:color w:val="000000"/>
           <w:kern w:val="0"/>
           <w:lang w:eastAsia="es-ES"/>
-          <ns2:ligatures ns2:val="none"/>
+          <w14:ligatures w14:val="none"/>
         </w:rPr>
         <w:t>present</w:t>
       </w:r>
@@ -1942,7 +1855,7 @@
           <w:color w:val="000000"/>
           <w:kern w:val="0"/>
           <w:lang w:eastAsia="es-ES"/>
-          <ns2:ligatures ns2:val="none"/>
+          <w14:ligatures w14:val="none"/>
         </w:rPr>
         <w:t>ó al Banco</w:t>
       </w:r>
@@ -1952,7 +1865,7 @@
           <w:color w:val="000000"/>
           <w:kern w:val="0"/>
           <w:lang w:eastAsia="es-ES"/>
-          <ns2:ligatures ns2:val="none"/>
+          <w14:ligatures w14:val="none"/>
         </w:rPr>
         <w:t xml:space="preserve"> la documentación para activar nuevamente el </w:t>
       </w:r>
@@ -1962,7 +1875,7 @@
           <w:color w:val="000000"/>
           <w:kern w:val="0"/>
           <w:lang w:eastAsia="es-ES"/>
-          <ns2:ligatures ns2:val="none"/>
+          <w14:ligatures w14:val="none"/>
         </w:rPr>
         <w:t xml:space="preserve">seguro de </w:t>
       </w:r>
@@ -1972,7 +1885,7 @@
           <w:color w:val="000000"/>
           <w:kern w:val="0"/>
           <w:lang w:eastAsia="es-ES"/>
-          <ns2:ligatures ns2:val="none"/>
+          <w14:ligatures w14:val="none"/>
         </w:rPr>
         <w:t>desgravamen</w:t>
       </w:r>
@@ -1982,7 +1895,7 @@
           <w:color w:val="000000"/>
           <w:kern w:val="0"/>
           <w:lang w:eastAsia="es-ES"/>
-          <ns2:ligatures ns2:val="none"/>
+          <w14:ligatures w14:val="none"/>
         </w:rPr>
         <w:t xml:space="preserve"> </w:t>
       </w:r>
@@ -1992,7 +1905,7 @@
           <w:color w:val="000000"/>
           <w:kern w:val="0"/>
           <w:lang w:eastAsia="es-ES"/>
-          <ns2:ligatures ns2:val="none"/>
+          <w14:ligatures w14:val="none"/>
         </w:rPr>
         <w:t>de las tarjetas de crédito</w:t>
       </w:r>
@@ -2002,7 +1915,7 @@
           <w:color w:val="000000"/>
           <w:kern w:val="0"/>
           <w:lang w:eastAsia="es-ES"/>
-          <ns2:ligatures ns2:val="none"/>
+          <w14:ligatures w14:val="none"/>
         </w:rPr>
         <w:t xml:space="preserve"> y le indicaron </w:t>
       </w:r>
@@ -2012,7 +1925,7 @@
           <w:color w:val="000000"/>
           <w:kern w:val="0"/>
           <w:lang w:eastAsia="es-ES"/>
-          <ns2:ligatures ns2:val="none"/>
+          <w14:ligatures w14:val="none"/>
         </w:rPr>
         <w:t xml:space="preserve">que había un saldo por pagar y </w:t>
       </w:r>
@@ -2022,7 +1935,7 @@
           <w:color w:val="000000"/>
           <w:kern w:val="0"/>
           <w:lang w:eastAsia="es-ES"/>
-          <ns2:ligatures ns2:val="none"/>
+          <w14:ligatures w14:val="none"/>
         </w:rPr>
         <w:t xml:space="preserve">que </w:t>
       </w:r>
@@ -2032,7 +1945,7 @@
           <w:color w:val="000000"/>
           <w:kern w:val="0"/>
           <w:lang w:eastAsia="es-ES"/>
-          <ns2:ligatures ns2:val="none"/>
+          <w14:ligatures w14:val="none"/>
         </w:rPr>
         <w:t xml:space="preserve">habían usado la tarjeta. </w:t>
       </w:r>
@@ -2042,7 +1955,7 @@
           <w:color w:val="000000"/>
           <w:kern w:val="0"/>
           <w:lang w:eastAsia="es-ES"/>
-          <ns2:ligatures ns2:val="none"/>
+          <w14:ligatures w14:val="none"/>
         </w:rPr>
         <w:t>Refiere que en el Banco le indicaron</w:t>
       </w:r>
@@ -2052,7 +1965,7 @@
           <w:color w:val="000000"/>
           <w:kern w:val="0"/>
           <w:lang w:eastAsia="es-ES"/>
-          <ns2:ligatures ns2:val="none"/>
+          <w14:ligatures w14:val="none"/>
         </w:rPr>
         <w:t xml:space="preserve"> que el </w:t>
       </w:r>
@@ -2062,7 +1975,7 @@
           <w:color w:val="000000"/>
           <w:kern w:val="0"/>
           <w:lang w:eastAsia="es-ES"/>
-          <ns2:ligatures ns2:val="none"/>
+          <w14:ligatures w14:val="none"/>
         </w:rPr>
         <w:t xml:space="preserve">Seguro </w:t>
       </w:r>
@@ -2072,7 +1985,7 @@
           <w:color w:val="000000"/>
           <w:kern w:val="0"/>
           <w:lang w:eastAsia="es-ES"/>
-          <ns2:ligatures ns2:val="none"/>
+          <w14:ligatures w14:val="none"/>
         </w:rPr>
         <w:t>d</w:t>
       </w:r>
@@ -2082,7 +1995,7 @@
           <w:color w:val="000000"/>
           <w:kern w:val="0"/>
           <w:lang w:eastAsia="es-ES"/>
-          <ns2:ligatures ns2:val="none"/>
+          <w14:ligatures w14:val="none"/>
         </w:rPr>
         <w:t xml:space="preserve">e </w:t>
       </w:r>
@@ -2092,7 +2005,7 @@
           <w:color w:val="000000"/>
           <w:kern w:val="0"/>
           <w:lang w:eastAsia="es-ES"/>
-          <ns2:ligatures ns2:val="none"/>
+          <w14:ligatures w14:val="none"/>
         </w:rPr>
         <w:t>Desgravamen</w:t>
       </w:r>
@@ -2102,7 +2015,7 @@
           <w:color w:val="000000"/>
           <w:kern w:val="0"/>
           <w:lang w:eastAsia="es-ES"/>
-          <ns2:ligatures ns2:val="none"/>
+          <w14:ligatures w14:val="none"/>
         </w:rPr>
         <w:t xml:space="preserve"> </w:t>
       </w:r>
@@ -2112,7 +2025,7 @@
           <w:color w:val="000000"/>
           <w:kern w:val="0"/>
           <w:lang w:eastAsia="es-ES"/>
-          <ns2:ligatures ns2:val="none"/>
+          <w14:ligatures w14:val="none"/>
         </w:rPr>
         <w:t>debería</w:t>
       </w:r>
@@ -2122,7 +2035,7 @@
           <w:color w:val="000000"/>
           <w:kern w:val="0"/>
           <w:lang w:eastAsia="es-ES"/>
-          <ns2:ligatures ns2:val="none"/>
+          <w14:ligatures w14:val="none"/>
         </w:rPr>
         <w:t xml:space="preserve"> activarse </w:t>
       </w:r>
@@ -2132,7 +2045,7 @@
           <w:color w:val="000000"/>
           <w:kern w:val="0"/>
           <w:lang w:eastAsia="es-ES"/>
-          <ns2:ligatures ns2:val="none"/>
+          <w14:ligatures w14:val="none"/>
         </w:rPr>
         <w:t>debido a que el causante</w:t>
       </w:r>
@@ -2142,7 +2055,7 @@
           <w:color w:val="000000"/>
           <w:kern w:val="0"/>
           <w:lang w:eastAsia="es-ES"/>
-          <ns2:ligatures ns2:val="none"/>
+          <w14:ligatures w14:val="none"/>
         </w:rPr>
         <w:t xml:space="preserve"> era cliente</w:t>
       </w:r>
@@ -2152,7 +2065,7 @@
           <w:color w:val="000000"/>
           <w:kern w:val="0"/>
           <w:lang w:eastAsia="es-ES"/>
-          <ns2:ligatures ns2:val="none"/>
+          <w14:ligatures w14:val="none"/>
         </w:rPr>
         <w:t xml:space="preserve"> del Banco</w:t>
       </w:r>
@@ -2162,12 +2075,12 @@
           <w:color w:val="000000"/>
           <w:kern w:val="0"/>
           <w:lang w:eastAsia="es-ES"/>
-          <ns2:ligatures ns2:val="none"/>
+          <w14:ligatures w14:val="none"/>
         </w:rPr>
         <w:t xml:space="preserve"> de muchos años y su enfermedad es posterior al contrato de sus tarjetas.</w:t>
       </w:r>
     </w:p>
-    <w:p ns2:paraId="20B4D3AB" ns2:textId="77777777">
+    <w:p>
       <w:pPr>
         <w:pStyle w:val="Prrafodelista"/>
         <w:spacing w:line="240" w:lineRule="auto"/>
@@ -2176,11 +2089,11 @@
           <w:color w:val="000000"/>
           <w:kern w:val="0"/>
           <w:lang w:eastAsia="es-ES"/>
-          <ns2:ligatures ns2:val="none"/>
-        </w:rPr>
-      </w:pPr>
-    </w:p>
-    <w:p ns2:paraId="3D0F7771" ns2:textId="0E0E38B2">
+          <w14:ligatures w14:val="none"/>
+        </w:rPr>
+      </w:pPr>
+    </w:p>
+    <w:p>
       <w:pPr>
         <w:pStyle w:val="Prrafodelista"/>
         <w:numPr>
@@ -2199,16 +2112,16 @@
           <w:color w:val="000000"/>
           <w:kern w:val="0"/>
           <w:lang w:eastAsia="es-ES"/>
-          <ns2:ligatures ns2:val="none"/>
-        </w:rPr>
-      </w:pPr>
-      <w:r>
-        <w:rPr>
-          <w:rFonts w:ascii="Arial Narrow" w:eastAsia="Times New Roman" w:hAnsi="Arial Narrow" w:cs="Arial"/>
-          <w:color w:val="000000"/>
-          <w:kern w:val="0"/>
-          <w:lang w:eastAsia="es-ES"/>
-          <ns2:ligatures ns2:val="none"/>
+          <w14:ligatures w14:val="none"/>
+        </w:rPr>
+      </w:pPr>
+      <w:r>
+        <w:rPr>
+          <w:rFonts w:ascii="Arial Narrow" w:eastAsia="Times New Roman" w:hAnsi="Arial Narrow" w:cs="Arial"/>
+          <w:color w:val="000000"/>
+          <w:kern w:val="0"/>
+          <w:lang w:eastAsia="es-ES"/>
+          <w14:ligatures w14:val="none"/>
         </w:rPr>
         <w:t xml:space="preserve">A pesar de los esfuerzos por activar el desgravamen, las comunicaciones recibidas indicaban que las tarjetas de crédito aún debían pagarse, lo que les generó perjuicios económicos y emocionales. El 21 de agosto de 2024 asistieron a una audiencia de conciliación con el Banco y </w:t>
       </w:r>
@@ -2218,7 +2131,7 @@
           <w:color w:val="000000"/>
           <w:kern w:val="0"/>
           <w:lang w:eastAsia="es-ES"/>
-          <ns2:ligatures ns2:val="none"/>
+          <w14:ligatures w14:val="none"/>
         </w:rPr>
         <w:t>Rímac</w:t>
       </w:r>
@@ -2228,25 +2141,25 @@
           <w:color w:val="000000"/>
           <w:kern w:val="0"/>
           <w:lang w:eastAsia="es-ES"/>
-          <ns2:ligatures ns2:val="none"/>
+          <w14:ligatures w14:val="none"/>
         </w:rPr>
         <w:t>, pero no se alcanzó un acuerdo.</w:t>
       </w:r>
     </w:p>
-    <w:p ns2:paraId="717A88FF" ns2:textId="77777777">
-      <w:pPr>
-        <w:spacing w:after="0" w:line="240" w:lineRule="auto"/>
-        <w:jc w:val="both"/>
-        <w:rPr>
-          <w:rFonts w:ascii="Arial Narrow" w:eastAsia="Times New Roman" w:hAnsi="Arial Narrow" w:cs="Arial"/>
-          <w:color w:val="000000"/>
-          <w:kern w:val="0"/>
-          <w:lang w:eastAsia="es-ES"/>
-          <ns2:ligatures ns2:val="none"/>
-        </w:rPr>
-      </w:pPr>
-    </w:p>
-    <w:p ns2:paraId="667DBDCB" ns2:textId="77777777">
+    <w:p>
+      <w:pPr>
+        <w:spacing w:after="0" w:line="240" w:lineRule="auto"/>
+        <w:jc w:val="both"/>
+        <w:rPr>
+          <w:rFonts w:ascii="Arial Narrow" w:eastAsia="Times New Roman" w:hAnsi="Arial Narrow" w:cs="Arial"/>
+          <w:color w:val="000000"/>
+          <w:kern w:val="0"/>
+          <w:lang w:eastAsia="es-ES"/>
+          <w14:ligatures w14:val="none"/>
+        </w:rPr>
+      </w:pPr>
+    </w:p>
+    <w:p>
       <w:pPr>
         <w:tabs>
           <w:tab w:val="left" w:pos="1134"/>
@@ -2258,11 +2171,11 @@
           <w:color w:val="000000"/>
           <w:kern w:val="0"/>
           <w:lang w:eastAsia="es-ES"/>
-          <ns2:ligatures ns2:val="none"/>
-        </w:rPr>
-      </w:pPr>
-    </w:p>
-    <w:p ns2:paraId="44007BE6" ns2:textId="2D0A32E2">
+          <w14:ligatures w14:val="none"/>
+        </w:rPr>
+      </w:pPr>
+    </w:p>
+    <w:p>
       <w:pPr>
         <w:numPr>
           <w:ilvl w:val="1"/>
@@ -2280,7 +2193,7 @@
           <w:color w:val="000000"/>
           <w:kern w:val="0"/>
           <w:lang w:val="es-ES" w:eastAsia="es-ES"/>
-          <ns2:ligatures ns2:val="none"/>
+          <w14:ligatures w14:val="none"/>
         </w:rPr>
       </w:pPr>
       <w:r>
@@ -2289,7 +2202,7 @@
           <w:color w:val="000000"/>
           <w:kern w:val="0"/>
           <w:lang w:val="es-ES" w:eastAsia="es-ES"/>
-          <ns2:ligatures ns2:val="none"/>
+          <w14:ligatures w14:val="none"/>
         </w:rPr>
         <w:t xml:space="preserve">La </w:t>
       </w:r>
@@ -2299,7 +2212,7 @@
           <w:color w:val="000000"/>
           <w:kern w:val="0"/>
           <w:lang w:val="es-ES" w:eastAsia="es-ES"/>
-          <ns2:ligatures ns2:val="none"/>
+          <w14:ligatures w14:val="none"/>
         </w:rPr>
         <w:t xml:space="preserve">Sucesión </w:t>
       </w:r>
@@ -2309,7 +2222,7 @@
           <w:color w:val="000000"/>
           <w:kern w:val="0"/>
           <w:lang w:val="es-ES" w:eastAsia="es-ES"/>
-          <ns2:ligatures ns2:val="none"/>
+          <w14:ligatures w14:val="none"/>
         </w:rPr>
         <w:t>solicitó</w:t>
       </w:r>
@@ -2319,7 +2232,7 @@
           <w:color w:val="000000"/>
           <w:kern w:val="0"/>
           <w:lang w:val="es-ES" w:eastAsia="es-ES"/>
-          <ns2:ligatures ns2:val="none"/>
+          <w14:ligatures w14:val="none"/>
         </w:rPr>
         <w:t xml:space="preserve">, en calidad de medida correctiva, que </w:t>
       </w:r>
@@ -2329,7 +2242,7 @@
           <w:color w:val="000000"/>
           <w:kern w:val="0"/>
           <w:lang w:val="es-ES" w:eastAsia="es-ES"/>
-          <ns2:ligatures ns2:val="none"/>
+          <w14:ligatures w14:val="none"/>
         </w:rPr>
         <w:t xml:space="preserve">se </w:t>
       </w:r>
@@ -2339,7 +2252,7 @@
           <w:color w:val="000000"/>
           <w:kern w:val="0"/>
           <w:lang w:val="es-ES" w:eastAsia="es-ES"/>
-          <ns2:ligatures ns2:val="none"/>
+          <w14:ligatures w14:val="none"/>
         </w:rPr>
         <w:t>les otorgue</w:t>
       </w:r>
@@ -2349,7 +2262,7 @@
           <w:color w:val="000000"/>
           <w:kern w:val="0"/>
           <w:lang w:val="es-ES" w:eastAsia="es-ES"/>
-          <ns2:ligatures ns2:val="none"/>
+          <w14:ligatures w14:val="none"/>
         </w:rPr>
         <w:t xml:space="preserve"> </w:t>
       </w:r>
@@ -2359,7 +2272,7 @@
           <w:color w:val="000000"/>
           <w:kern w:val="0"/>
           <w:lang w:val="es-ES" w:eastAsia="es-ES"/>
-          <ns2:ligatures ns2:val="none"/>
+          <w14:ligatures w14:val="none"/>
         </w:rPr>
         <w:t xml:space="preserve">la cobertura del </w:t>
       </w:r>
@@ -2369,7 +2282,7 @@
           <w:color w:val="000000"/>
           <w:kern w:val="0"/>
           <w:lang w:val="es-ES" w:eastAsia="es-ES"/>
-          <ns2:ligatures ns2:val="none"/>
+          <w14:ligatures w14:val="none"/>
         </w:rPr>
         <w:t xml:space="preserve">seguro de desgravamen por parte </w:t>
       </w:r>
@@ -2379,7 +2292,7 @@
           <w:color w:val="000000"/>
           <w:kern w:val="0"/>
           <w:lang w:val="es-ES" w:eastAsia="es-ES"/>
-          <ns2:ligatures ns2:val="none"/>
+          <w14:ligatures w14:val="none"/>
         </w:rPr>
         <w:t xml:space="preserve">del Banco, </w:t>
       </w:r>
@@ -2389,7 +2302,7 @@
           <w:color w:val="000000"/>
           <w:kern w:val="0"/>
           <w:lang w:val="es-ES" w:eastAsia="es-ES"/>
-          <ns2:ligatures ns2:val="none"/>
+          <w14:ligatures w14:val="none"/>
         </w:rPr>
         <w:t>así como el pago de los daños y perjuicios causados</w:t>
       </w:r>
@@ -2399,12 +2312,12 @@
           <w:color w:val="000000"/>
           <w:kern w:val="0"/>
           <w:lang w:val="es-ES" w:eastAsia="es-ES"/>
-          <ns2:ligatures ns2:val="none"/>
+          <w14:ligatures w14:val="none"/>
         </w:rPr>
         <w:t>.</w:t>
       </w:r>
     </w:p>
-    <w:p ns2:paraId="619E0710" ns2:textId="77777777">
+    <w:p>
       <w:pPr>
         <w:spacing w:after="0" w:line="240" w:lineRule="auto"/>
         <w:contextualSpacing/>
@@ -2415,11 +2328,11 @@
           <w:color w:val="000000"/>
           <w:kern w:val="0"/>
           <w:lang w:eastAsia="es-PE"/>
-          <ns2:ligatures ns2:val="none"/>
-        </w:rPr>
-      </w:pPr>
-    </w:p>
-    <w:p ns2:paraId="0681DFDC" ns2:textId="77777777">
+          <w14:ligatures w14:val="none"/>
+        </w:rPr>
+      </w:pPr>
+    </w:p>
+    <w:p>
       <w:pPr>
         <w:pStyle w:val="Prrafodelista"/>
         <w:numPr>
@@ -2439,22 +2352,22 @@
           <w:color w:val="000000"/>
           <w:kern w:val="0"/>
           <w:lang w:eastAsia="es-PE"/>
-          <ns2:ligatures ns2:val="none"/>
-        </w:rPr>
-      </w:pPr>
-      <w:r>
-        <w:rPr>
-          <w:rFonts w:ascii="Arial Narrow" w:eastAsia="Arial Narrow" w:hAnsi="Arial Narrow" w:cs="Arial Narrow"/>
-          <w:b/>
-          <w:color w:val="000000"/>
-          <w:kern w:val="0"/>
-          <w:lang w:eastAsia="es-PE"/>
-          <ns2:ligatures ns2:val="none"/>
+          <w14:ligatures w14:val="none"/>
+        </w:rPr>
+      </w:pPr>
+      <w:r>
+        <w:rPr>
+          <w:rFonts w:ascii="Arial Narrow" w:eastAsia="Arial Narrow" w:hAnsi="Arial Narrow" w:cs="Arial Narrow"/>
+          <w:b/>
+          <w:color w:val="000000"/>
+          <w:kern w:val="0"/>
+          <w:lang w:eastAsia="es-PE"/>
+          <w14:ligatures w14:val="none"/>
         </w:rPr>
         <w:t>DE LA ADMISIÓN A TRÁMITE DE LA DENUNCIA</w:t>
       </w:r>
     </w:p>
-    <w:p ns2:paraId="3F75B5BE" ns2:textId="77777777">
+    <w:p>
       <w:pPr>
         <w:spacing w:after="0" w:line="240" w:lineRule="auto"/>
         <w:ind w:left="567"/>
@@ -2466,11 +2379,11 @@
           <w:color w:val="000000"/>
           <w:kern w:val="0"/>
           <w:lang w:eastAsia="es-PE"/>
-          <ns2:ligatures ns2:val="none"/>
-        </w:rPr>
-      </w:pPr>
-    </w:p>
-    <w:p ns2:paraId="76CE37D0" ns2:textId="705D951A">
+          <w14:ligatures w14:val="none"/>
+        </w:rPr>
+      </w:pPr>
+    </w:p>
+    <w:p>
       <w:pPr>
         <w:pStyle w:val="Prrafodelista"/>
         <w:numPr>
@@ -2483,7 +2396,7 @@
         <w:rPr>
           <w:rFonts w:ascii="Arial Narrow" w:eastAsia="Arial Narrow" w:hAnsi="Arial Narrow" w:cs="Arial Narrow"/>
           <w:kern w:val="0"/>
-          <ns2:ligatures ns2:val="none"/>
+          <w14:ligatures w14:val="none"/>
         </w:rPr>
       </w:pPr>
       <w:bookmarkStart w:id="1" w:name="_Hlk140755208"/>
@@ -2495,7 +2408,7 @@
           <w:color w:val="000000"/>
           <w:kern w:val="0"/>
           <w:lang w:eastAsia="es-PE"/>
-          <ns2:ligatures ns2:val="none"/>
+          <w14:ligatures w14:val="none"/>
         </w:rPr>
         <w:t xml:space="preserve">La Secretaría Técnica de la Comisión de Protección al Consumidor 1 (en adelante, la Secretaría Técnica), en ejercicio de sus facultades, considera que el hecho denunciado, consistente en que la compañía aseguradora y el banco se habrían negado injustificadamente a otorgar a la parte denunciante la cobertura del Seguro de Desgravamen de la Póliza 000101580129283700 por el fallecimiento del señor [APELLIDO] ; involucraría una presunta afectación a sus expectativas, quien no habría encontrado una correspondencia entre lo que esperaba recibir de parte del proveedor y lo que realmente recibió. Por consiguiente, corresponde calificar el hecho materia de denuncia como una presunta infracción al deber de idoneidad, tipificado en los artículos 18 y 19 del Código. </w:t>
       </w:r>
@@ -2505,7 +2418,7 @@
           <w:color w:val="000000"/>
           <w:kern w:val="0"/>
           <w:lang w:eastAsia="es-PE"/>
-          <ns2:ligatures ns2:val="none"/>
+          <w14:ligatures w14:val="none"/>
         </w:rPr>
         <w:t xml:space="preserve"/>
       </w:r>
@@ -2518,7 +2431,7 @@
           <w:color w:val="000000"/>
           <w:kern w:val="0"/>
           <w:lang w:eastAsia="es-PE"/>
-          <ns2:ligatures ns2:val="none"/>
+          <w14:ligatures w14:val="none"/>
         </w:rPr>
         <w:t/>
       </w:r>
@@ -2528,7 +2441,7 @@
           <w:rFonts w:ascii="Arial Narrow" w:eastAsia="Arial Narrow" w:hAnsi="Arial Narrow" w:cs="Arial Narrow"/>
           <w:kern w:val="0"/>
           <w:vertAlign w:val="superscript"/>
-          <ns2:ligatures ns2:val="none"/>
+          <w14:ligatures w14:val="none"/>
         </w:rPr>
         <w:footnoteReference w:id="4"/>
       </w:r>
@@ -2538,7 +2451,7 @@
           <w:color w:val="000000"/>
           <w:kern w:val="0"/>
           <w:lang w:eastAsia="es-PE"/>
-          <ns2:ligatures ns2:val="none"/>
+          <w14:ligatures w14:val="none"/>
         </w:rPr>
         <w:t xml:space="preserve"/>
       </w:r>
@@ -2548,7 +2461,7 @@
           <w:color w:val="000000"/>
           <w:kern w:val="0"/>
           <w:lang w:eastAsia="es-PE"/>
-          <ns2:ligatures ns2:val="none"/>
+          <w14:ligatures w14:val="none"/>
         </w:rPr>
         <w:t xml:space="preserve"/>
       </w:r>
@@ -2558,7 +2471,7 @@
           <w:color w:val="000000"/>
           <w:kern w:val="0"/>
           <w:lang w:val="es-ES" w:eastAsia="es-ES"/>
-          <ns2:ligatures ns2:val="none"/>
+          <w14:ligatures w14:val="none"/>
         </w:rPr>
         <w:t xml:space="preserve"/>
       </w:r>
@@ -2566,7 +2479,7 @@
         <w:rPr>
           <w:rFonts w:ascii="Arial Narrow" w:eastAsia="Arial Narrow" w:hAnsi="Arial Narrow" w:cs="Arial Narrow"/>
           <w:kern w:val="0"/>
-          <ns2:ligatures ns2:val="none"/>
+          <w14:ligatures w14:val="none"/>
         </w:rPr>
         <w:t/>
       </w:r>
@@ -2574,7 +2487,7 @@
         <w:rPr>
           <w:rFonts w:ascii="Arial Narrow" w:eastAsia="Arial Narrow" w:hAnsi="Arial Narrow" w:cs="Arial Narrow"/>
           <w:kern w:val="0"/>
-          <ns2:ligatures ns2:val="none"/>
+          <w14:ligatures w14:val="none"/>
         </w:rPr>
         <w:t/>
       </w:r>
@@ -2582,7 +2495,7 @@
         <w:rPr>
           <w:rFonts w:ascii="Arial Narrow" w:eastAsia="Arial Narrow" w:hAnsi="Arial Narrow" w:cs="Arial Narrow"/>
           <w:kern w:val="0"/>
-          <ns2:ligatures ns2:val="none"/>
+          <w14:ligatures w14:val="none"/>
         </w:rPr>
         <w:t xml:space="preserve"/>
       </w:r>
@@ -2590,7 +2503,7 @@
         <w:rPr>
           <w:rFonts w:ascii="Arial Narrow" w:eastAsia="Arial Narrow" w:hAnsi="Arial Narrow" w:cs="Arial Narrow"/>
           <w:kern w:val="0"/>
-          <ns2:ligatures ns2:val="none"/>
+          <w14:ligatures w14:val="none"/>
         </w:rPr>
         <w:t xml:space="preserve"/>
       </w:r>
@@ -2598,7 +2511,7 @@
         <w:rPr>
           <w:rFonts w:ascii="Arial Narrow" w:eastAsia="Arial Narrow" w:hAnsi="Arial Narrow" w:cs="Arial Narrow"/>
           <w:kern w:val="0"/>
-          <ns2:ligatures ns2:val="none"/>
+          <w14:ligatures w14:val="none"/>
         </w:rPr>
         <w:t xml:space="preserve"/>
       </w:r>
@@ -2608,7 +2521,7 @@
           <w:color w:val="000000"/>
           <w:kern w:val="0"/>
           <w:lang w:eastAsia="es-PE"/>
-          <ns2:ligatures ns2:val="none"/>
+          <w14:ligatures w14:val="none"/>
         </w:rPr>
         <w:t xml:space="preserve"/>
       </w:r>
@@ -2616,7 +2529,7 @@
         <w:rPr>
           <w:rFonts w:ascii="Arial Narrow" w:eastAsia="Arial Narrow" w:hAnsi="Arial Narrow" w:cs="Arial Narrow"/>
           <w:kern w:val="0"/>
-          <ns2:ligatures ns2:val="none"/>
+          <w14:ligatures w14:val="none"/>
         </w:rPr>
         <w:t xml:space="preserve"/>
       </w:r>
@@ -2626,7 +2539,7 @@
           <w:color w:val="000000"/>
           <w:kern w:val="0"/>
           <w:lang w:eastAsia="es-ES"/>
-          <ns2:ligatures ns2:val="none"/>
+          <w14:ligatures w14:val="none"/>
         </w:rPr>
         <w:t xml:space="preserve"/>
       </w:r>
@@ -2637,7 +2550,7 @@
           <w:color w:val="000000"/>
           <w:kern w:val="0"/>
           <w:lang w:eastAsia="es-ES"/>
-          <ns2:ligatures ns2:val="none"/>
+          <w14:ligatures w14:val="none"/>
         </w:rPr>
         <w:t/>
       </w:r>
@@ -2648,7 +2561,7 @@
           <w:color w:val="000000"/>
           <w:kern w:val="0"/>
           <w:lang w:eastAsia="es-ES"/>
-          <ns2:ligatures ns2:val="none"/>
+          <w14:ligatures w14:val="none"/>
         </w:rPr>
         <w:t xml:space="preserve"/>
       </w:r>
@@ -2658,7 +2571,7 @@
           <w:color w:val="000000"/>
           <w:kern w:val="0"/>
           <w:lang w:eastAsia="es-PE"/>
-          <ns2:ligatures ns2:val="none"/>
+          <w14:ligatures w14:val="none"/>
         </w:rPr>
         <w:t xml:space="preserve"/>
       </w:r>
@@ -2668,7 +2581,7 @@
           <w:color w:val="000000"/>
           <w:kern w:val="0"/>
           <w:lang w:eastAsia="es-PE"/>
-          <ns2:ligatures ns2:val="none"/>
+          <w14:ligatures w14:val="none"/>
         </w:rPr>
         <w:t xml:space="preserve"/>
       </w:r>
@@ -2678,7 +2591,7 @@
           <w:color w:val="000000"/>
           <w:kern w:val="0"/>
           <w:lang w:eastAsia="es-PE"/>
-          <ns2:ligatures ns2:val="none"/>
+          <w14:ligatures w14:val="none"/>
         </w:rPr>
         <w:lastRenderedPageBreak/>
         <w:t/>
@@ -2687,7 +2600,7 @@
         <w:rPr>
           <w:rFonts w:ascii="Arial Narrow" w:eastAsia="Arial Narrow" w:hAnsi="Arial Narrow" w:cs="Arial Narrow"/>
           <w:kern w:val="0"/>
-          <ns2:ligatures ns2:val="none"/>
+          <w14:ligatures w14:val="none"/>
         </w:rPr>
         <w:t/>
       </w:r>
@@ -2697,7 +2610,7 @@
           <w:color w:val="000000"/>
           <w:kern w:val="0"/>
           <w:lang w:eastAsia="es-PE"/>
-          <ns2:ligatures ns2:val="none"/>
+          <w14:ligatures w14:val="none"/>
         </w:rPr>
         <w:t/>
       </w:r>
@@ -2705,7 +2618,7 @@
         <w:rPr>
           <w:rFonts w:ascii="Arial Narrow" w:eastAsia="Arial Narrow" w:hAnsi="Arial Narrow" w:cs="Arial Narrow"/>
           <w:kern w:val="0"/>
-          <ns2:ligatures ns2:val="none"/>
+          <w14:ligatures w14:val="none"/>
         </w:rPr>
         <w:t xml:space="preserve"/>
       </w:r>
@@ -2715,7 +2628,7 @@
           <w:color w:val="000000"/>
           <w:kern w:val="0"/>
           <w:lang w:eastAsia="es-PE"/>
-          <ns2:ligatures ns2:val="none"/>
+          <w14:ligatures w14:val="none"/>
         </w:rPr>
         <w:t/>
       </w:r>
@@ -2723,7 +2636,7 @@
         <w:rPr>
           <w:rFonts w:ascii="Arial Narrow" w:eastAsia="Arial Narrow" w:hAnsi="Arial Narrow" w:cs="Arial Narrow"/>
           <w:kern w:val="0"/>
-          <ns2:ligatures ns2:val="none"/>
+          <w14:ligatures w14:val="none"/>
         </w:rPr>
         <w:t xml:space="preserve"/>
       </w:r>
@@ -2733,7 +2646,7 @@
           <w:rFonts w:ascii="Arial Narrow" w:eastAsia="Arial Narrow" w:hAnsi="Arial Narrow" w:cs="Arial"/>
           <w:kern w:val="0"/>
           <w:vertAlign w:val="superscript"/>
-          <ns2:ligatures ns2:val="none"/>
+          <w14:ligatures w14:val="none"/>
         </w:rPr>
         <w:footnoteReference w:id="5"/>
       </w:r>
@@ -2741,7 +2654,7 @@
         <w:rPr>
           <w:rFonts w:ascii="Arial Narrow" w:eastAsia="Arial Narrow" w:hAnsi="Arial Narrow" w:cs="Arial Narrow"/>
           <w:kern w:val="0"/>
-          <ns2:ligatures ns2:val="none"/>
+          <w14:ligatures w14:val="none"/>
         </w:rPr>
         <w:t/>
       </w:r>
@@ -2749,12 +2662,12 @@
         <w:rPr>
           <w:rFonts w:ascii="Arial Narrow" w:eastAsia="Arial Narrow" w:hAnsi="Arial Narrow" w:cs="Arial Narrow"/>
           <w:kern w:val="0"/>
-          <ns2:ligatures ns2:val="none"/>
+          <w14:ligatures w14:val="none"/>
         </w:rPr>
         <w:t xml:space="preserve"/>
       </w:r>
     </w:p>
-    <w:p ns2:paraId="60402E55" ns2:textId="77777777">
+    <w:p>
       <w:pPr>
         <w:pStyle w:val="Prrafodelista"/>
         <w:spacing w:after="0" w:line="240" w:lineRule="auto"/>
@@ -2763,11 +2676,11 @@
         <w:rPr>
           <w:rFonts w:ascii="Arial Narrow" w:eastAsia="Arial Narrow" w:hAnsi="Arial Narrow" w:cs="Arial Narrow"/>
           <w:kern w:val="0"/>
-          <ns2:ligatures ns2:val="none"/>
-        </w:rPr>
-      </w:pPr>
-    </w:p>
-    <w:p ns2:paraId="2847E956" ns2:textId="00C76853">
+          <w14:ligatures w14:val="none"/>
+        </w:rPr>
+      </w:pPr>
+    </w:p>
+    <w:p>
       <w:pPr>
         <w:pStyle w:val="Prrafodelista"/>
         <w:numPr>
@@ -2780,14 +2693,14 @@
         <w:rPr>
           <w:rFonts w:ascii="Arial Narrow" w:eastAsia="Arial Narrow" w:hAnsi="Arial Narrow" w:cs="Arial Narrow"/>
           <w:kern w:val="0"/>
-          <ns2:ligatures ns2:val="none"/>
-        </w:rPr>
-      </w:pPr>
-      <w:r>
-        <w:rPr>
-          <w:rFonts w:ascii="Arial Narrow" w:eastAsia="Arial Narrow" w:hAnsi="Arial Narrow" w:cs="Arial Narrow"/>
-          <w:kern w:val="0"/>
-          <ns2:ligatures ns2:val="none"/>
+          <w14:ligatures w14:val="none"/>
+        </w:rPr>
+      </w:pPr>
+      <w:r>
+        <w:rPr>
+          <w:rFonts w:ascii="Arial Narrow" w:eastAsia="Arial Narrow" w:hAnsi="Arial Narrow" w:cs="Arial Narrow"/>
+          <w:kern w:val="0"/>
+          <w14:ligatures w14:val="none"/>
         </w:rPr>
         <w:t xml:space="preserve">Asimismo, </w:t>
       </w:r>
@@ -2795,7 +2708,7 @@
         <w:rPr>
           <w:rFonts w:ascii="Arial Narrow" w:eastAsia="Arial Narrow" w:hAnsi="Arial Narrow" w:cs="Arial Narrow"/>
           <w:kern w:val="0"/>
-          <ns2:ligatures ns2:val="none"/>
+          <w14:ligatures w14:val="none"/>
         </w:rPr>
         <w:t xml:space="preserve">la Secretaría Técnica, en ejercicio de sus facultades, considera que el hecho denunciado, consistente en que </w:t>
       </w:r>
@@ -2805,7 +2718,7 @@
           <w:color w:val="000000"/>
           <w:kern w:val="0"/>
           <w:lang w:val="es-ES" w:eastAsia="es-ES"/>
-          <ns2:ligatures ns2:val="none"/>
+          <w14:ligatures w14:val="none"/>
         </w:rPr>
         <w:t>el banco</w:t>
       </w:r>
@@ -2813,7 +2726,7 @@
         <w:rPr>
           <w:rFonts w:ascii="Arial Narrow" w:eastAsia="Arial Narrow" w:hAnsi="Arial Narrow" w:cs="Arial Narrow"/>
           <w:kern w:val="0"/>
-          <ns2:ligatures ns2:val="none"/>
+          <w14:ligatures w14:val="none"/>
         </w:rPr>
         <w:t xml:space="preserve"> no habría cumplido con brindar al denunciante información </w:t>
       </w:r>
@@ -2821,7 +2734,7 @@
         <w:rPr>
           <w:rFonts w:ascii="Arial Narrow" w:eastAsia="Arial Narrow" w:hAnsi="Arial Narrow" w:cs="Arial Narrow"/>
           <w:kern w:val="0"/>
-          <ns2:ligatures ns2:val="none"/>
+          <w14:ligatures w14:val="none"/>
         </w:rPr>
         <w:t xml:space="preserve">correcta sobre la </w:t>
       </w:r>
@@ -2831,7 +2744,7 @@
           <w:color w:val="000000"/>
           <w:kern w:val="0"/>
           <w:lang w:eastAsia="es-ES"/>
-          <ns2:ligatures ns2:val="none"/>
+          <w14:ligatures w14:val="none"/>
         </w:rPr>
         <w:t>deuda pendiente</w:t>
       </w:r>
@@ -2839,7 +2752,7 @@
         <w:rPr>
           <w:rFonts w:ascii="Arial Narrow" w:eastAsia="Arial Narrow" w:hAnsi="Arial Narrow" w:cs="Arial Narrow"/>
           <w:kern w:val="0"/>
-          <ns2:ligatures ns2:val="none"/>
+          <w14:ligatures w14:val="none"/>
         </w:rPr>
         <w:t xml:space="preserve"> que mantenía el causante</w:t>
       </w:r>
@@ -2847,7 +2760,7 @@
         <w:rPr>
           <w:rFonts w:ascii="Arial Narrow" w:eastAsia="Arial Narrow" w:hAnsi="Arial Narrow" w:cs="Arial Narrow"/>
           <w:kern w:val="0"/>
-          <ns2:ligatures ns2:val="none"/>
+          <w14:ligatures w14:val="none"/>
         </w:rPr>
         <w:t xml:space="preserve">, </w:t>
       </w:r>
@@ -2855,7 +2768,7 @@
         <w:rPr>
           <w:rFonts w:ascii="Arial Narrow" w:eastAsia="Arial Narrow" w:hAnsi="Arial Narrow" w:cs="Arial Narrow"/>
           <w:kern w:val="0"/>
-          <ns2:ligatures ns2:val="none"/>
+          <w14:ligatures w14:val="none"/>
         </w:rPr>
         <w:t xml:space="preserve">debido a que con fecha </w:t>
       </w:r>
@@ -2865,7 +2778,7 @@
           <w:color w:val="000000"/>
           <w:kern w:val="0"/>
           <w:lang w:eastAsia="es-ES"/>
-          <ns2:ligatures ns2:val="none"/>
+          <w14:ligatures w14:val="none"/>
         </w:rPr>
         <w:t xml:space="preserve">20 de marzo de 2024 el banco refiere que no mantenía deuda, pese a que el 12 de junio de 2024 le indicaron que tenía una deuda pendiente</w:t>
       </w:r>
@@ -2873,7 +2786,7 @@
         <w:rPr>
           <w:rFonts w:ascii="Arial Narrow" w:eastAsia="Arial Narrow" w:hAnsi="Arial Narrow" w:cs="Arial Narrow"/>
           <w:kern w:val="0"/>
-          <ns2:ligatures ns2:val="none"/>
+          <w14:ligatures w14:val="none"/>
         </w:rPr>
         <w:t>. Por consiguiente, corresponde calificar el hecho materia de denuncia como una presunta infracción al deber de información, tipificado en el artículo 1, numeral 1, literal b) y al artículo 2 del Código</w:t>
       </w:r>
@@ -2883,7 +2796,7 @@
           <w:rFonts w:ascii="Arial Narrow" w:eastAsia="Arial Narrow" w:hAnsi="Arial Narrow" w:cs="Arial"/>
           <w:kern w:val="0"/>
           <w:vertAlign w:val="superscript"/>
-          <ns2:ligatures ns2:val="none"/>
+          <w14:ligatures w14:val="none"/>
         </w:rPr>
         <w:footnoteReference w:id="6"/>
       </w:r>
@@ -2891,12 +2804,12 @@
         <w:rPr>
           <w:rFonts w:ascii="Arial Narrow" w:eastAsia="Arial Narrow" w:hAnsi="Arial Narrow" w:cs="Arial Narrow"/>
           <w:kern w:val="0"/>
-          <ns2:ligatures ns2:val="none"/>
+          <w14:ligatures w14:val="none"/>
         </w:rPr>
         <w:t>.</w:t>
       </w:r>
     </w:p>
-    <w:p ns2:paraId="4F1E88E9" ns2:textId="77777777">
+    <w:p>
       <w:pPr>
         <w:spacing w:after="0" w:line="240" w:lineRule="auto"/>
         <w:jc w:val="both"/>
@@ -2904,11 +2817,11 @@
           <w:rFonts w:ascii="Arial Narrow" w:eastAsia="Calibri" w:hAnsi="Arial Narrow" w:cs="Arial Narrow"/>
           <w:kern w:val="0"/>
           <w:lang w:eastAsia="es-PE"/>
-          <ns2:ligatures ns2:val="none"/>
-        </w:rPr>
-      </w:pPr>
-    </w:p>
-    <w:p ns2:paraId="53370C61" ns2:textId="1B55B3A6">
+          <w14:ligatures w14:val="none"/>
+        </w:rPr>
+      </w:pPr>
+    </w:p>
+    <w:p>
       <w:pPr>
         <w:pStyle w:val="Prrafodelista"/>
         <w:numPr>
@@ -2922,7 +2835,7 @@
           <w:rFonts w:ascii="Arial Narrow" w:eastAsia="Calibri" w:hAnsi="Arial Narrow" w:cs="Arial Narrow"/>
           <w:kern w:val="0"/>
           <w:lang w:eastAsia="es-PE"/>
-          <ns2:ligatures ns2:val="none"/>
+          <w14:ligatures w14:val="none"/>
         </w:rPr>
       </w:pPr>
       <w:r>
@@ -2931,7 +2844,7 @@
           <w:color w:val="000000"/>
           <w:kern w:val="0"/>
           <w:lang w:eastAsia="es-PE"/>
-          <ns2:ligatures ns2:val="none"/>
+          <w14:ligatures w14:val="none"/>
         </w:rPr>
         <w:t>En tanto la denuncia reúne los requisitos establecidos por la norma citada, corresponde admitirla a trámite</w:t>
       </w:r>
@@ -2941,7 +2854,7 @@
           <w:rFonts w:ascii="Arial Narrow" w:eastAsia="Arial Narrow" w:hAnsi="Arial Narrow" w:cs="Arial Narrow"/>
           <w:kern w:val="0"/>
           <w:vertAlign w:val="superscript"/>
-          <ns2:ligatures ns2:val="none"/>
+          <w14:ligatures w14:val="none"/>
         </w:rPr>
         <w:footnoteReference w:id="7"/>
       </w:r>
@@ -2951,12 +2864,12 @@
           <w:color w:val="000000"/>
           <w:kern w:val="0"/>
           <w:lang w:eastAsia="es-PE"/>
-          <ns2:ligatures ns2:val="none"/>
+          <w14:ligatures w14:val="none"/>
         </w:rPr>
         <w:t>.</w:t>
       </w:r>
     </w:p>
-    <w:p ns2:paraId="01E2C693" ns2:textId="77777777">
+    <w:p>
       <w:pPr>
         <w:spacing w:after="0" w:line="240" w:lineRule="auto"/>
         <w:ind w:left="567"/>
@@ -2967,11 +2880,11 @@
           <w:color w:val="000000"/>
           <w:kern w:val="0"/>
           <w:lang w:eastAsia="es-PE"/>
-          <ns2:ligatures ns2:val="none"/>
-        </w:rPr>
-      </w:pPr>
-    </w:p>
-    <w:p ns2:paraId="73E8A701" ns2:textId="77777777">
+          <w14:ligatures w14:val="none"/>
+        </w:rPr>
+      </w:pPr>
+    </w:p>
+    <w:p>
       <w:pPr>
         <w:pStyle w:val="Prrafodelista"/>
         <w:numPr>
@@ -2991,22 +2904,22 @@
           <w:color w:val="000000"/>
           <w:kern w:val="0"/>
           <w:lang w:eastAsia="es-PE"/>
-          <ns2:ligatures ns2:val="none"/>
-        </w:rPr>
-      </w:pPr>
-      <w:r>
-        <w:rPr>
-          <w:rFonts w:ascii="Arial Narrow" w:eastAsia="Arial Narrow" w:hAnsi="Arial Narrow" w:cs="Arial Narrow"/>
-          <w:b/>
-          <w:color w:val="000000"/>
-          <w:kern w:val="0"/>
-          <w:lang w:eastAsia="es-PE"/>
-          <ns2:ligatures ns2:val="none"/>
+          <w14:ligatures w14:val="none"/>
+        </w:rPr>
+      </w:pPr>
+      <w:r>
+        <w:rPr>
+          <w:rFonts w:ascii="Arial Narrow" w:eastAsia="Arial Narrow" w:hAnsi="Arial Narrow" w:cs="Arial Narrow"/>
+          <w:b/>
+          <w:color w:val="000000"/>
+          <w:kern w:val="0"/>
+          <w:lang w:eastAsia="es-PE"/>
+          <w14:ligatures w14:val="none"/>
         </w:rPr>
         <w:t>REQUERIMIENTO DE INFORMACION</w:t>
       </w:r>
     </w:p>
-    <w:p ns2:paraId="3F5BB4A5" ns2:textId="77777777">
+    <w:p>
       <w:pPr>
         <w:spacing w:after="0" w:line="240" w:lineRule="auto"/>
         <w:jc w:val="both"/>
@@ -3015,11 +2928,11 @@
           <w:color w:val="000000"/>
           <w:kern w:val="0"/>
           <w:lang w:val="es-ES" w:eastAsia="es-ES"/>
-          <ns2:ligatures ns2:val="none"/>
-        </w:rPr>
-      </w:pPr>
-    </w:p>
-    <w:p ns2:paraId="251D565B" ns2:textId="77777777">
+          <w14:ligatures w14:val="none"/>
+        </w:rPr>
+      </w:pPr>
+    </w:p>
+    <w:p>
       <w:pPr>
         <w:pStyle w:val="Prrafodelista"/>
         <w:numPr>
@@ -3034,7 +2947,7 @@
           <w:color w:val="000000"/>
           <w:kern w:val="0"/>
           <w:lang w:val="es-ES" w:eastAsia="es-ES"/>
-          <ns2:ligatures ns2:val="none"/>
+          <w14:ligatures w14:val="none"/>
         </w:rPr>
       </w:pPr>
       <w:r>
@@ -3043,7 +2956,7 @@
           <w:color w:val="000000"/>
           <w:kern w:val="0"/>
           <w:lang w:val="es-ES" w:eastAsia="es-ES"/>
-          <ns2:ligatures ns2:val="none"/>
+          <w14:ligatures w14:val="none"/>
         </w:rPr>
         <w:t xml:space="preserve">A efectos de tener mayores elementos que sirvan para la resolución definitiva del presente caso, la Secretaría Técnica, </w:t>
       </w:r>
@@ -3053,7 +2966,7 @@
           <w:color w:val="000000"/>
           <w:kern w:val="0"/>
           <w:lang w:val="es-ES" w:eastAsia="es-ES"/>
-          <ns2:ligatures ns2:val="none"/>
+          <w14:ligatures w14:val="none"/>
         </w:rPr>
         <w:t xml:space="preserve">en ejercicio de las facultades que la ley le confiere, conviene requerir a los proveedores denunciados que, en un plazo no mayor de cinco (5) días hábiles contado a partir del día siguiente de la notificación de la </w:t>
       </w:r>
@@ -3063,12 +2976,12 @@
           <w:color w:val="000000"/>
           <w:kern w:val="0"/>
           <w:lang w:val="es-ES" w:eastAsia="es-ES"/>
-          <ns2:ligatures ns2:val="none"/>
+          <w14:ligatures w14:val="none"/>
         </w:rPr>
         <w:t>presente resolución, cumplan con lo siguiente:</w:t>
       </w:r>
     </w:p>
-    <w:p ns2:paraId="7186A8B0" ns2:textId="77777777">
+    <w:p>
       <w:pPr>
         <w:pStyle w:val="Prrafodelista"/>
         <w:spacing w:after="0" w:line="240" w:lineRule="auto"/>
@@ -3079,11 +2992,11 @@
           <w:color w:val="000000"/>
           <w:kern w:val="0"/>
           <w:lang w:val="es-ES" w:eastAsia="es-ES"/>
-          <ns2:ligatures ns2:val="none"/>
-        </w:rPr>
-      </w:pPr>
-    </w:p>
-    <w:p ns2:paraId="56025AA7" ns2:textId="29857562">
+          <w14:ligatures w14:val="none"/>
+        </w:rPr>
+      </w:pPr>
+    </w:p>
+    <w:p>
       <w:pPr>
         <w:pStyle w:val="Prrafodelista"/>
         <w:spacing w:after="0" w:line="240" w:lineRule="auto"/>
@@ -3094,7 +3007,7 @@
           <w:color w:val="000000"/>
           <w:kern w:val="0"/>
           <w:lang w:val="es-ES" w:eastAsia="es-ES"/>
-          <ns2:ligatures ns2:val="none"/>
+          <w14:ligatures w14:val="none"/>
         </w:rPr>
       </w:pPr>
       <w:r>
@@ -3104,7 +3017,7 @@
           <w:kern w:val="0"/>
           <w:u w:val="single"/>
           <w:lang w:val="es-ES" w:eastAsia="es-ES"/>
-          <ns2:ligatures ns2:val="none"/>
+          <w14:ligatures w14:val="none"/>
         </w:rPr>
         <w:t>Al Banco</w:t>
       </w:r>
@@ -3114,7 +3027,7 @@
           <w:color w:val="000000"/>
           <w:kern w:val="0"/>
           <w:lang w:val="es-ES" w:eastAsia="es-ES"/>
-          <ns2:ligatures ns2:val="none"/>
+          <w14:ligatures w14:val="none"/>
         </w:rPr>
         <w:t xml:space="preserve">: (i) presentar una copia completa, legible y debidamente suscrita de la Póliza </w:t>
       </w:r>
@@ -3124,7 +3037,7 @@
           <w:color w:val="000000"/>
           <w:kern w:val="0"/>
           <w:lang w:eastAsia="es-PE"/>
-          <ns2:ligatures ns2:val="none"/>
+          <w14:ligatures w14:val="none"/>
         </w:rPr>
         <w:t>000101580129283700</w:t>
       </w:r>
@@ -3134,7 +3047,7 @@
           <w:color w:val="000000"/>
           <w:kern w:val="0"/>
           <w:lang w:val="es-ES" w:eastAsia="es-ES"/>
-          <ns2:ligatures ns2:val="none"/>
+          <w14:ligatures w14:val="none"/>
         </w:rPr>
         <w:t>; y, (</w:t>
       </w:r>
@@ -3145,7 +3058,7 @@
           <w:color w:val="000000"/>
           <w:kern w:val="0"/>
           <w:lang w:val="es-ES" w:eastAsia="es-ES"/>
-          <ns2:ligatures ns2:val="none"/>
+          <w14:ligatures w14:val="none"/>
         </w:rPr>
         <w:t>ii</w:t>
       </w:r>
@@ -3156,7 +3069,7 @@
           <w:color w:val="000000"/>
           <w:kern w:val="0"/>
           <w:lang w:val="es-ES" w:eastAsia="es-ES"/>
-          <ns2:ligatures ns2:val="none"/>
+          <w14:ligatures w14:val="none"/>
         </w:rPr>
         <w:t xml:space="preserve">) </w:t>
       </w:r>
@@ -3166,12 +3079,12 @@
           <w:color w:val="000000"/>
           <w:kern w:val="0"/>
           <w:lang w:val="es-ES" w:eastAsia="es-ES"/>
-          <ns2:ligatures ns2:val="none"/>
+          <w14:ligatures w14:val="none"/>
         </w:rPr>
         <w:t>presentar todas las comunicaciones cursadas con el denunciante en virtud del hecho materia de denuncia.</w:t>
       </w:r>
     </w:p>
-    <w:p ns2:paraId="335C961B" ns2:textId="77777777">
+    <w:p>
       <w:pPr>
         <w:pStyle w:val="Prrafodelista"/>
         <w:spacing w:after="0" w:line="240" w:lineRule="auto"/>
@@ -3183,11 +3096,11 @@
           <w:kern w:val="0"/>
           <w:u w:val="single"/>
           <w:lang w:val="es-ES" w:eastAsia="es-ES"/>
-          <ns2:ligatures ns2:val="none"/>
-        </w:rPr>
-      </w:pPr>
-    </w:p>
-    <w:p ns2:paraId="01F750B2" ns2:textId="629D6312">
+          <w14:ligatures w14:val="none"/>
+        </w:rPr>
+      </w:pPr>
+    </w:p>
+    <w:p>
       <w:pPr>
         <w:pStyle w:val="Prrafodelista"/>
         <w:spacing w:after="0" w:line="240" w:lineRule="auto"/>
@@ -3199,7 +3112,7 @@
           <w:kern w:val="0"/>
           <w:u w:val="single"/>
           <w:lang w:val="es-ES" w:eastAsia="es-ES"/>
-          <ns2:ligatures ns2:val="none"/>
+          <w14:ligatures w14:val="none"/>
         </w:rPr>
       </w:pPr>
       <w:r>
@@ -3209,7 +3122,7 @@
           <w:kern w:val="0"/>
           <w:u w:val="single"/>
           <w:lang w:val="es-ES" w:eastAsia="es-ES"/>
-          <ns2:ligatures ns2:val="none"/>
+          <w14:ligatures w14:val="none"/>
         </w:rPr>
         <w:t xml:space="preserve">A </w:t>
       </w:r>
@@ -3220,7 +3133,7 @@
           <w:kern w:val="0"/>
           <w:u w:val="single"/>
           <w:lang w:val="es-ES" w:eastAsia="es-ES"/>
-          <ns2:ligatures ns2:val="none"/>
+          <w14:ligatures w14:val="none"/>
         </w:rPr>
         <w:t>Rímac</w:t>
       </w:r>
@@ -3230,7 +3143,7 @@
           <w:color w:val="000000"/>
           <w:kern w:val="0"/>
           <w:lang w:val="es-ES" w:eastAsia="es-ES"/>
-          <ns2:ligatures ns2:val="none"/>
+          <w14:ligatures w14:val="none"/>
         </w:rPr>
         <w:t>:</w:t>
       </w:r>
@@ -3240,7 +3153,7 @@
           <w:color w:val="000000"/>
           <w:kern w:val="0"/>
           <w:lang w:eastAsia="es-ES"/>
-          <ns2:ligatures ns2:val="none"/>
+          <w14:ligatures w14:val="none"/>
         </w:rPr>
         <w:t xml:space="preserve"> </w:t>
       </w:r>
@@ -3250,7 +3163,7 @@
           <w:color w:val="000000"/>
           <w:kern w:val="0"/>
           <w:lang w:val="es-ES" w:eastAsia="es-ES"/>
-          <ns2:ligatures ns2:val="none"/>
+          <w14:ligatures w14:val="none"/>
         </w:rPr>
         <w:t xml:space="preserve">(i) presentar una copia completa, legible y debidamente suscrita de la Póliza </w:t>
       </w:r>
@@ -3261,7 +3174,7 @@
           <w:color w:val="000000"/>
           <w:kern w:val="0"/>
           <w:lang w:val="es-ES" w:eastAsia="es-ES"/>
-          <ns2:ligatures ns2:val="none"/>
+          <w14:ligatures w14:val="none"/>
         </w:rPr>
         <w:t/>
       </w:r>
@@ -3272,7 +3185,7 @@
           <w:color w:val="000000"/>
           <w:kern w:val="0"/>
           <w:lang w:val="es-ES" w:eastAsia="es-ES"/>
-          <ns2:ligatures ns2:val="none"/>
+          <w14:ligatures w14:val="none"/>
         </w:rPr>
         <w:t xml:space="preserve"> 000101580129283700; (</w:t>
       </w:r>
@@ -3283,7 +3196,7 @@
           <w:color w:val="000000"/>
           <w:kern w:val="0"/>
           <w:lang w:val="es-ES" w:eastAsia="es-ES"/>
-          <ns2:ligatures ns2:val="none"/>
+          <w14:ligatures w14:val="none"/>
         </w:rPr>
         <w:t>ii</w:t>
       </w:r>
@@ -3294,7 +3207,7 @@
           <w:color w:val="000000"/>
           <w:kern w:val="0"/>
           <w:lang w:val="es-ES" w:eastAsia="es-ES"/>
-          <ns2:ligatures ns2:val="none"/>
+          <w14:ligatures w14:val="none"/>
         </w:rPr>
         <w:t>) presentar todas las comunicaciones cursadas con la parte denunciante en virtud de los hechos materia de denuncia; y (</w:t>
       </w:r>
@@ -3305,7 +3218,7 @@
           <w:color w:val="000000"/>
           <w:kern w:val="0"/>
           <w:lang w:val="es-ES" w:eastAsia="es-ES"/>
-          <ns2:ligatures ns2:val="none"/>
+          <w14:ligatures w14:val="none"/>
         </w:rPr>
         <w:t>iii</w:t>
       </w:r>
@@ -3316,7 +3229,7 @@
           <w:color w:val="000000"/>
           <w:kern w:val="0"/>
           <w:lang w:val="es-ES" w:eastAsia="es-ES"/>
-          <ns2:ligatures ns2:val="none"/>
+          <w14:ligatures w14:val="none"/>
         </w:rPr>
         <w:t>) presentar la sustentación del motivo de no haber activado el Seguro de Desgravamen asociados s los productos financieros materia de denuncia</w:t>
       </w:r>
@@ -3326,12 +3239,12 @@
           <w:color w:val="000000"/>
           <w:kern w:val="0"/>
           <w:lang w:eastAsia="es-ES"/>
-          <ns2:ligatures ns2:val="none"/>
+          <w14:ligatures w14:val="none"/>
         </w:rPr>
         <w:t>.</w:t>
       </w:r>
     </w:p>
-    <w:p ns2:paraId="4C19F339" ns2:textId="07DF69B3">
+    <w:p>
       <w:pPr>
         <w:pStyle w:val="Prrafodelista"/>
         <w:spacing w:after="0" w:line="240" w:lineRule="auto"/>
@@ -3342,11 +3255,11 @@
           <w:color w:val="000000"/>
           <w:kern w:val="0"/>
           <w:lang w:val="es-ES" w:eastAsia="es-ES"/>
-          <ns2:ligatures ns2:val="none"/>
-        </w:rPr>
-      </w:pPr>
-    </w:p>
-    <w:p ns2:paraId="1A94A99A" ns2:textId="77777777">
+          <w14:ligatures w14:val="none"/>
+        </w:rPr>
+      </w:pPr>
+    </w:p>
+    <w:p>
       <w:pPr>
         <w:pStyle w:val="Prrafodelista"/>
         <w:numPr>
@@ -3366,17 +3279,17 @@
           <w:color w:val="000000"/>
           <w:kern w:val="0"/>
           <w:lang w:eastAsia="es-PE"/>
-          <ns2:ligatures ns2:val="none"/>
-        </w:rPr>
-      </w:pPr>
-      <w:r>
-        <w:rPr>
-          <w:rFonts w:ascii="Arial Narrow" w:eastAsia="Arial Narrow" w:hAnsi="Arial Narrow" w:cs="Arial Narrow"/>
-          <w:b/>
-          <w:color w:val="000000"/>
-          <w:kern w:val="0"/>
-          <w:lang w:eastAsia="es-PE"/>
-          <ns2:ligatures ns2:val="none"/>
+          <w14:ligatures w14:val="none"/>
+        </w:rPr>
+      </w:pPr>
+      <w:r>
+        <w:rPr>
+          <w:rFonts w:ascii="Arial Narrow" w:eastAsia="Arial Narrow" w:hAnsi="Arial Narrow" w:cs="Arial Narrow"/>
+          <w:b/>
+          <w:color w:val="000000"/>
+          <w:kern w:val="0"/>
+          <w:lang w:eastAsia="es-PE"/>
+          <w14:ligatures w14:val="none"/>
         </w:rPr>
         <w:t>RESOLUCIÓN DE LA SECRETARÍA</w:t>
       </w:r>
@@ -3387,26 +3300,26 @@
           <w:color w:val="000000"/>
           <w:kern w:val="0"/>
           <w:lang w:eastAsia="es-PE"/>
-          <ns2:ligatures ns2:val="none"/>
+          <w14:ligatures w14:val="none"/>
         </w:rPr>
         <w:t xml:space="preserve"> TÉCNICA </w:t>
       </w:r>
     </w:p>
-    <w:p ns2:paraId="543B2EE5" ns2:textId="77777777">
-      <w:pPr>
-        <w:spacing w:after="0" w:line="240" w:lineRule="auto"/>
-        <w:jc w:val="both"/>
-        <w:rPr>
-          <w:rFonts w:ascii="Arial Narrow" w:eastAsia="Arial Narrow" w:hAnsi="Arial Narrow" w:cs="Arial Narrow"/>
-          <w:b/>
-          <w:color w:val="000000"/>
-          <w:kern w:val="0"/>
-          <w:lang w:eastAsia="es-PE"/>
-          <ns2:ligatures ns2:val="none"/>
-        </w:rPr>
-      </w:pPr>
-    </w:p>
-    <w:p ns2:paraId="6D7AC394" ns2:textId="20E68BAA">
+    <w:p>
+      <w:pPr>
+        <w:spacing w:after="0" w:line="240" w:lineRule="auto"/>
+        <w:jc w:val="both"/>
+        <w:rPr>
+          <w:rFonts w:ascii="Arial Narrow" w:eastAsia="Arial Narrow" w:hAnsi="Arial Narrow" w:cs="Arial Narrow"/>
+          <w:b/>
+          <w:color w:val="000000"/>
+          <w:kern w:val="0"/>
+          <w:lang w:eastAsia="es-PE"/>
+          <w14:ligatures w14:val="none"/>
+        </w:rPr>
+      </w:pPr>
+    </w:p>
+    <w:p>
       <w:pPr>
         <w:spacing w:line="240" w:lineRule="auto"/>
         <w:jc w:val="both"/>
@@ -3422,7 +3335,7 @@
           <w:color w:val="000000"/>
           <w:kern w:val="0"/>
           <w:lang w:eastAsia="es-PE"/>
-          <ns2:ligatures ns2:val="none"/>
+          <w14:ligatures w14:val="none"/>
         </w:rPr>
         <w:t xml:space="preserve">PRIMERO: admitir a trámite la denuncia del 16 de octubre de 2024, interpuesta por la Sucesión [APELLIDO] contra Rímac Seguros y Reaseguros S.A. y Banco BBVA Perú S.A., por lo siguiente:</w:t>
       </w:r>
@@ -3433,7 +3346,7 @@
           <w:kern w:val="0"/>
           <w:shd w:val="clear" w:color="auto" w:fill="FFFFFF"/>
           <w:lang w:eastAsia="es-PE"/>
-          <ns2:ligatures ns2:val="none"/>
+          <w14:ligatures w14:val="none"/>
         </w:rPr>
         <w:t xml:space="preserve"/>
       </w:r>
@@ -3443,7 +3356,7 @@
           <w:color w:val="000000"/>
           <w:kern w:val="0"/>
           <w:lang w:val="es-ES" w:eastAsia="es-ES"/>
-          <ns2:ligatures ns2:val="none"/>
+          <w14:ligatures w14:val="none"/>
         </w:rPr>
         <w:t xml:space="preserve"/>
       </w:r>
@@ -3454,7 +3367,7 @@
           <w:kern w:val="0"/>
           <w:shd w:val="clear" w:color="auto" w:fill="FFFFFF"/>
           <w:lang w:eastAsia="es-PE"/>
-          <ns2:ligatures ns2:val="none"/>
+          <w14:ligatures w14:val="none"/>
         </w:rPr>
         <w:t xml:space="preserve"/>
       </w:r>
@@ -3464,7 +3377,7 @@
           <w:bCs/>
           <w:spacing w:val="-3"/>
           <w:kern w:val="0"/>
-          <ns2:ligatures ns2:val="none"/>
+          <w14:ligatures w14:val="none"/>
         </w:rPr>
         <w:t xml:space="preserve"/>
       </w:r>
@@ -3475,7 +3388,7 @@
           <w:kern w:val="0"/>
           <w:shd w:val="clear" w:color="auto" w:fill="FFFFFF"/>
           <w:lang w:eastAsia="es-PE"/>
-          <ns2:ligatures ns2:val="none"/>
+          <w14:ligatures w14:val="none"/>
         </w:rPr>
         <w:t xml:space="preserve"/>
       </w:r>
@@ -3487,7 +3400,7 @@
           <w:kern w:val="0"/>
           <w:shd w:val="clear" w:color="auto" w:fill="FFFFFF"/>
           <w:lang w:eastAsia="es-PE"/>
-          <ns2:ligatures ns2:val="none"/>
+          <w14:ligatures w14:val="none"/>
         </w:rPr>
         <w:t/>
       </w:r>
@@ -3499,7 +3412,7 @@
           <w:kern w:val="0"/>
           <w:shd w:val="clear" w:color="auto" w:fill="FFFFFF"/>
           <w:lang w:eastAsia="es-PE"/>
-          <ns2:ligatures ns2:val="none"/>
+          <w14:ligatures w14:val="none"/>
         </w:rPr>
         <w:t xml:space="preserve"/>
       </w:r>
@@ -3510,7 +3423,7 @@
           <w:kern w:val="0"/>
           <w:shd w:val="clear" w:color="auto" w:fill="FFFFFF"/>
           <w:lang w:eastAsia="es-PE"/>
-          <ns2:ligatures ns2:val="none"/>
+          <w14:ligatures w14:val="none"/>
         </w:rPr>
         <w:t/>
       </w:r>
@@ -3521,7 +3434,7 @@
           <w:kern w:val="0"/>
           <w:shd w:val="clear" w:color="auto" w:fill="FFFFFF"/>
           <w:lang w:eastAsia="es-PE"/>
-          <ns2:ligatures ns2:val="none"/>
+          <w14:ligatures w14:val="none"/>
         </w:rPr>
         <w:t xml:space="preserve"/>
       </w:r>
@@ -3531,7 +3444,7 @@
           <w:color w:val="000000"/>
           <w:kern w:val="0"/>
           <w:lang w:eastAsia="es-PE"/>
-          <ns2:ligatures ns2:val="none"/>
+          <w14:ligatures w14:val="none"/>
         </w:rPr>
         <w:t xml:space="preserve"/>
       </w:r>
@@ -3549,7 +3462,7 @@
           <w:kern w:val="0"/>
           <w:shd w:val="clear" w:color="auto" w:fill="FFFFFF"/>
           <w:lang w:eastAsia="es-PE"/>
-          <ns2:ligatures ns2:val="none"/>
+          <w14:ligatures w14:val="none"/>
         </w:rPr>
         <w:t xml:space="preserve"/>
       </w:r>
@@ -3561,7 +3474,7 @@
         <w:t/>
       </w:r>
     </w:p>
-    <w:p ns2:paraId="19ADEA25" ns2:textId="62FA335E">
+    <w:p>
       <w:pPr>
         <w:pStyle w:val="Prrafodelista"/>
         <w:numPr>
@@ -3587,7 +3500,7 @@
           <w:color w:val="000000"/>
           <w:kern w:val="0"/>
           <w:lang w:eastAsia="es-PE"/>
-          <ns2:ligatures ns2:val="none"/>
+          <w14:ligatures w14:val="none"/>
         </w:rPr>
         <w:t/>
       </w:r>
@@ -3597,7 +3510,7 @@
           <w:color w:val="000000"/>
           <w:kern w:val="0"/>
           <w:lang w:val="es-ES" w:eastAsia="es-ES"/>
-          <ns2:ligatures ns2:val="none"/>
+          <w14:ligatures w14:val="none"/>
         </w:rPr>
         <w:t xml:space="preserve"/>
       </w:r>
@@ -3605,7 +3518,7 @@
         <w:rPr>
           <w:rFonts w:ascii="Arial Narrow" w:eastAsia="Arial Narrow" w:hAnsi="Arial Narrow" w:cs="Arial Narrow"/>
           <w:kern w:val="0"/>
-          <ns2:ligatures ns2:val="none"/>
+          <w14:ligatures w14:val="none"/>
         </w:rPr>
         <w:t xml:space="preserve"/>
       </w:r>
@@ -3613,7 +3526,7 @@
         <w:rPr>
           <w:rFonts w:ascii="Arial Narrow" w:eastAsia="Arial Narrow" w:hAnsi="Arial Narrow" w:cs="Arial Narrow"/>
           <w:kern w:val="0"/>
-          <ns2:ligatures ns2:val="none"/>
+          <w14:ligatures w14:val="none"/>
         </w:rPr>
         <w:t xml:space="preserve"/>
       </w:r>
@@ -3621,7 +3534,7 @@
         <w:rPr>
           <w:rFonts w:ascii="Arial Narrow" w:eastAsia="Arial Narrow" w:hAnsi="Arial Narrow" w:cs="Arial Narrow"/>
           <w:kern w:val="0"/>
-          <ns2:ligatures ns2:val="none"/>
+          <w14:ligatures w14:val="none"/>
         </w:rPr>
         <w:t/>
       </w:r>
@@ -3631,7 +3544,7 @@
           <w:color w:val="000000"/>
           <w:kern w:val="0"/>
           <w:lang w:eastAsia="es-PE"/>
-          <ns2:ligatures ns2:val="none"/>
+          <w14:ligatures w14:val="none"/>
         </w:rPr>
         <w:t xml:space="preserve"/>
       </w:r>
@@ -3639,7 +3552,7 @@
         <w:rPr>
           <w:rFonts w:ascii="Arial Narrow" w:eastAsia="Arial Narrow" w:hAnsi="Arial Narrow" w:cs="Arial Narrow"/>
           <w:kern w:val="0"/>
-          <ns2:ligatures ns2:val="none"/>
+          <w14:ligatures w14:val="none"/>
         </w:rPr>
         <w:t xml:space="preserve"/>
       </w:r>
@@ -3649,7 +3562,7 @@
           <w:color w:val="000000"/>
           <w:kern w:val="0"/>
           <w:lang w:eastAsia="es-ES"/>
-          <ns2:ligatures ns2:val="none"/>
+          <w14:ligatures w14:val="none"/>
         </w:rPr>
         <w:t xml:space="preserve"/>
       </w:r>
@@ -3660,7 +3573,7 @@
           <w:color w:val="000000"/>
           <w:kern w:val="0"/>
           <w:lang w:eastAsia="es-ES"/>
-          <ns2:ligatures ns2:val="none"/>
+          <w14:ligatures w14:val="none"/>
         </w:rPr>
         <w:t/>
       </w:r>
@@ -3671,7 +3584,7 @@
           <w:color w:val="000000"/>
           <w:kern w:val="0"/>
           <w:lang w:eastAsia="es-ES"/>
-          <ns2:ligatures ns2:val="none"/>
+          <w14:ligatures w14:val="none"/>
         </w:rPr>
         <w:t xml:space="preserve"/>
       </w:r>
@@ -3683,7 +3596,7 @@
         <w:t/>
       </w:r>
     </w:p>
-    <w:p ns2:paraId="3FFC5E24" ns2:textId="77777777">
+    <w:p>
       <w:pPr>
         <w:pStyle w:val="Prrafodelista"/>
         <w:spacing w:line="240" w:lineRule="auto"/>
@@ -3693,7 +3606,7 @@
         </w:rPr>
       </w:pPr>
     </w:p>
-    <w:p ns2:paraId="1651F56A" ns2:textId="3BD05F75">
+    <w:p>
       <w:pPr>
         <w:pStyle w:val="Prrafodelista"/>
         <w:numPr>
@@ -3719,7 +3632,7 @@
           <w:color w:val="000000"/>
           <w:kern w:val="0"/>
           <w:lang w:eastAsia="es-PE"/>
-          <ns2:ligatures ns2:val="none"/>
+          <w14:ligatures w14:val="none"/>
         </w:rPr>
         <w:t/>
       </w:r>
@@ -3729,7 +3642,7 @@
           <w:color w:val="000000"/>
           <w:kern w:val="0"/>
           <w:lang w:val="es-ES" w:eastAsia="es-ES"/>
-          <ns2:ligatures ns2:val="none"/>
+          <w14:ligatures w14:val="none"/>
         </w:rPr>
         <w:t xml:space="preserve"/>
       </w:r>
@@ -3737,7 +3650,7 @@
         <w:rPr>
           <w:rFonts w:ascii="Arial Narrow" w:eastAsia="Arial Narrow" w:hAnsi="Arial Narrow" w:cs="Arial Narrow"/>
           <w:kern w:val="0"/>
-          <ns2:ligatures ns2:val="none"/>
+          <w14:ligatures w14:val="none"/>
         </w:rPr>
         <w:t xml:space="preserve"/>
       </w:r>
@@ -3745,7 +3658,7 @@
         <w:rPr>
           <w:rFonts w:ascii="Arial Narrow" w:eastAsia="Arial Narrow" w:hAnsi="Arial Narrow" w:cs="Arial Narrow"/>
           <w:kern w:val="0"/>
-          <ns2:ligatures ns2:val="none"/>
+          <w14:ligatures w14:val="none"/>
         </w:rPr>
         <w:t xml:space="preserve"/>
       </w:r>
@@ -3753,7 +3666,7 @@
         <w:rPr>
           <w:rFonts w:ascii="Arial Narrow" w:eastAsia="Arial Narrow" w:hAnsi="Arial Narrow" w:cs="Arial Narrow"/>
           <w:kern w:val="0"/>
-          <ns2:ligatures ns2:val="none"/>
+          <w14:ligatures w14:val="none"/>
         </w:rPr>
         <w:t/>
       </w:r>
@@ -3763,7 +3676,7 @@
           <w:color w:val="000000"/>
           <w:kern w:val="0"/>
           <w:lang w:eastAsia="es-PE"/>
-          <ns2:ligatures ns2:val="none"/>
+          <w14:ligatures w14:val="none"/>
         </w:rPr>
         <w:t xml:space="preserve"/>
       </w:r>
@@ -3771,7 +3684,7 @@
         <w:rPr>
           <w:rFonts w:ascii="Arial Narrow" w:eastAsia="Arial Narrow" w:hAnsi="Arial Narrow" w:cs="Arial Narrow"/>
           <w:kern w:val="0"/>
-          <ns2:ligatures ns2:val="none"/>
+          <w14:ligatures w14:val="none"/>
         </w:rPr>
         <w:t xml:space="preserve"/>
       </w:r>
@@ -3781,7 +3694,7 @@
           <w:color w:val="000000"/>
           <w:kern w:val="0"/>
           <w:lang w:eastAsia="es-ES"/>
-          <ns2:ligatures ns2:val="none"/>
+          <w14:ligatures w14:val="none"/>
         </w:rPr>
         <w:t xml:space="preserve"/>
       </w:r>
@@ -3792,7 +3705,7 @@
           <w:color w:val="000000"/>
           <w:kern w:val="0"/>
           <w:lang w:eastAsia="es-ES"/>
-          <ns2:ligatures ns2:val="none"/>
+          <w14:ligatures w14:val="none"/>
         </w:rPr>
         <w:t/>
       </w:r>
@@ -3803,7 +3716,7 @@
           <w:color w:val="000000"/>
           <w:kern w:val="0"/>
           <w:lang w:eastAsia="es-ES"/>
-          <ns2:ligatures ns2:val="none"/>
+          <w14:ligatures w14:val="none"/>
         </w:rPr>
         <w:t xml:space="preserve"/>
       </w:r>
@@ -3813,7 +3726,7 @@
           <w:color w:val="000000"/>
           <w:kern w:val="0"/>
           <w:lang w:eastAsia="es-ES"/>
-          <ns2:ligatures ns2:val="none"/>
+          <w14:ligatures w14:val="none"/>
         </w:rPr>
         <w:t xml:space="preserve"/>
       </w:r>
@@ -3825,7 +3738,7 @@
         <w:t/>
       </w:r>
     </w:p>
-    <w:p ns2:paraId="58DC4BBA" ns2:textId="77777777">
+    <w:p>
       <w:pPr>
         <w:pStyle w:val="Prrafodelista"/>
         <w:spacing w:line="240" w:lineRule="auto"/>
@@ -3835,7 +3748,7 @@
         </w:rPr>
       </w:pPr>
     </w:p>
-    <w:p ns2:paraId="2056ED1A" ns2:textId="7F92B448">
+    <w:p>
       <w:pPr>
         <w:pStyle w:val="Prrafodelista"/>
         <w:numPr>
@@ -3848,7 +3761,7 @@
         <w:rPr>
           <w:rFonts w:ascii="Arial Narrow" w:eastAsia="Arial Narrow" w:hAnsi="Arial Narrow" w:cs="Arial Narrow"/>
           <w:kern w:val="0"/>
-          <ns2:ligatures ns2:val="none"/>
+          <w14:ligatures w14:val="none"/>
         </w:rPr>
       </w:pPr>
       <w:r>
@@ -3857,7 +3770,7 @@
           <w:color w:val="000000"/>
           <w:kern w:val="0"/>
           <w:lang w:eastAsia="es-PE"/>
-          <ns2:ligatures ns2:val="none"/>
+          <w14:ligatures w14:val="none"/>
         </w:rPr>
         <w:t xml:space="preserve">Presunta infracción al artículo 1, numeral 1, literal b) y al artículo 2 de la Ley 29571, Código de Protección y Defensa del Consumidor, en tanto Banco BBVA Perú S.A. no habría cumplido con brindar información adecuada a la parte denunciante respecto a la deuda que tenía el señor [APELLIDO] con sus tarjetas de crédito.</w:t>
       </w:r>
@@ -3867,7 +3780,7 @@
           <w:kern w:val="0"/>
           <w:shd w:val="clear" w:color="auto" w:fill="FFFFFF"/>
           <w:lang w:eastAsia="es-PE"/>
-          <ns2:ligatures ns2:val="none"/>
+          <w14:ligatures w14:val="none"/>
         </w:rPr>
         <w:t xml:space="preserve"/>
       </w:r>
@@ -3876,7 +3789,7 @@
           <w:rFonts w:ascii="Arial Narrow" w:eastAsia="Calibri" w:hAnsi="Arial Narrow" w:cs="Arial Narrow"/>
           <w:kern w:val="0"/>
           <w:lang w:eastAsia="es-PE"/>
-          <ns2:ligatures ns2:val="none"/>
+          <w14:ligatures w14:val="none"/>
         </w:rPr>
         <w:t xml:space="preserve"/>
       </w:r>
@@ -3886,7 +3799,7 @@
           <w:kern w:val="0"/>
           <w:shd w:val="clear" w:color="auto" w:fill="FFFFFF"/>
           <w:lang w:eastAsia="es-PE"/>
-          <ns2:ligatures ns2:val="none"/>
+          <w14:ligatures w14:val="none"/>
         </w:rPr>
         <w:t xml:space="preserve"/>
       </w:r>
@@ -3908,7 +3821,7 @@
         <w:rPr>
           <w:rFonts w:ascii="Arial Narrow" w:eastAsia="Arial Narrow" w:hAnsi="Arial Narrow" w:cs="Arial Narrow"/>
           <w:kern w:val="0"/>
-          <ns2:ligatures ns2:val="none"/>
+          <w14:ligatures w14:val="none"/>
         </w:rPr>
         <w:t xml:space="preserve"/>
       </w:r>
@@ -3916,7 +3829,7 @@
         <w:rPr>
           <w:rFonts w:ascii="Arial Narrow" w:eastAsia="Arial Narrow" w:hAnsi="Arial Narrow" w:cs="Arial Narrow"/>
           <w:kern w:val="0"/>
-          <ns2:ligatures ns2:val="none"/>
+          <w14:ligatures w14:val="none"/>
         </w:rPr>
         <w:t/>
       </w:r>
@@ -3924,7 +3837,7 @@
         <w:rPr>
           <w:rFonts w:ascii="Arial Narrow" w:eastAsia="Arial Narrow" w:hAnsi="Arial Narrow" w:cs="Arial Narrow"/>
           <w:kern w:val="0"/>
-          <ns2:ligatures ns2:val="none"/>
+          <w14:ligatures w14:val="none"/>
         </w:rPr>
         <w:t xml:space="preserve"/>
       </w:r>
@@ -3932,7 +3845,7 @@
         <w:rPr>
           <w:rFonts w:ascii="Arial Narrow" w:eastAsia="Arial Narrow" w:hAnsi="Arial Narrow" w:cs="Arial Narrow"/>
           <w:kern w:val="0"/>
-          <ns2:ligatures ns2:val="none"/>
+          <w14:ligatures w14:val="none"/>
         </w:rPr>
         <w:t xml:space="preserve"/>
       </w:r>
@@ -3940,7 +3853,7 @@
         <w:rPr>
           <w:rFonts w:ascii="Arial Narrow" w:eastAsia="Arial Narrow" w:hAnsi="Arial Narrow" w:cs="Arial Narrow"/>
           <w:kern w:val="0"/>
-          <ns2:ligatures ns2:val="none"/>
+          <w14:ligatures w14:val="none"/>
         </w:rPr>
         <w:t xml:space="preserve"/>
       </w:r>
@@ -3950,7 +3863,7 @@
           <w:color w:val="000000"/>
           <w:kern w:val="0"/>
           <w:lang w:eastAsia="es-ES"/>
-          <ns2:ligatures ns2:val="none"/>
+          <w14:ligatures w14:val="none"/>
         </w:rPr>
         <w:t xml:space="preserve"/>
       </w:r>
@@ -3961,7 +3874,7 @@
           <w:color w:val="000000"/>
           <w:kern w:val="0"/>
           <w:lang w:eastAsia="es-ES"/>
-          <ns2:ligatures ns2:val="none"/>
+          <w14:ligatures w14:val="none"/>
         </w:rPr>
         <w:t/>
       </w:r>
@@ -3972,7 +3885,7 @@
           <w:color w:val="000000"/>
           <w:kern w:val="0"/>
           <w:lang w:eastAsia="es-ES"/>
-          <ns2:ligatures ns2:val="none"/>
+          <w14:ligatures w14:val="none"/>
         </w:rPr>
         <w:t xml:space="preserve"/>
       </w:r>
@@ -3982,23 +3895,23 @@
           <w:color w:val="000000"/>
           <w:kern w:val="0"/>
           <w:lang w:eastAsia="es-ES"/>
-          <ns2:ligatures ns2:val="none"/>
+          <w14:ligatures w14:val="none"/>
         </w:rPr>
         <w:t xml:space="preserve"/>
       </w:r>
     </w:p>
-    <w:p ns2:paraId="5CA08EE9" ns2:textId="77777777">
-      <w:pPr>
-        <w:spacing w:after="0" w:line="240" w:lineRule="auto"/>
-        <w:jc w:val="both"/>
-        <w:rPr>
-          <w:rFonts w:ascii="Arial Narrow" w:eastAsia="Arial Narrow" w:hAnsi="Arial Narrow" w:cs="Arial Narrow"/>
-          <w:kern w:val="0"/>
-          <ns2:ligatures ns2:val="none"/>
-        </w:rPr>
-      </w:pPr>
-    </w:p>
-    <w:p ns2:paraId="64718910" ns2:textId="64B1F1AD">
+    <w:p>
+      <w:pPr>
+        <w:spacing w:after="0" w:line="240" w:lineRule="auto"/>
+        <w:jc w:val="both"/>
+        <w:rPr>
+          <w:rFonts w:ascii="Arial Narrow" w:eastAsia="Arial Narrow" w:hAnsi="Arial Narrow" w:cs="Arial Narrow"/>
+          <w:kern w:val="0"/>
+          <w14:ligatures w14:val="none"/>
+        </w:rPr>
+      </w:pPr>
+    </w:p>
+    <w:p>
       <w:pPr>
         <w:spacing w:line="240" w:lineRule="auto"/>
         <w:contextualSpacing/>
@@ -4006,17 +3919,17 @@
         <w:rPr>
           <w:rFonts w:ascii="Arial Narrow" w:eastAsia="Calibri" w:hAnsi="Arial Narrow" w:cs="Arial"/>
           <w:kern w:val="0"/>
-          <ns2:ligatures ns2:val="none"/>
-        </w:rPr>
-      </w:pPr>
-      <w:r>
-        <w:rPr>
-          <w:rFonts w:ascii="Arial Narrow" w:eastAsia="Arial Narrow" w:hAnsi="Arial Narrow" w:cs="Arial Narrow"/>
-          <w:b/>
-          <w:color w:val="000000"/>
-          <w:kern w:val="0"/>
-          <w:lang w:eastAsia="es-PE"/>
-          <ns2:ligatures ns2:val="none"/>
+          <w14:ligatures w14:val="none"/>
+        </w:rPr>
+      </w:pPr>
+      <w:r>
+        <w:rPr>
+          <w:rFonts w:ascii="Arial Narrow" w:eastAsia="Arial Narrow" w:hAnsi="Arial Narrow" w:cs="Arial Narrow"/>
+          <w:b/>
+          <w:color w:val="000000"/>
+          <w:kern w:val="0"/>
+          <w:lang w:eastAsia="es-PE"/>
+          <w14:ligatures w14:val="none"/>
         </w:rPr>
         <w:t>SEGUNDO:</w:t>
       </w:r>
@@ -4026,7 +3939,7 @@
           <w:color w:val="000000"/>
           <w:kern w:val="0"/>
           <w:lang w:eastAsia="es-PE"/>
-          <ns2:ligatures ns2:val="none"/>
+          <w14:ligatures w14:val="none"/>
         </w:rPr>
         <w:t xml:space="preserve"> tener por ofrecidos los medios probatorios presentados en el escrito de denuncia </w:t>
       </w:r>
@@ -4036,7 +3949,7 @@
           <w:color w:val="000000"/>
           <w:kern w:val="0"/>
           <w:lang w:val="es-ES" w:eastAsia="es-ES"/>
-          <ns2:ligatures ns2:val="none"/>
+          <w14:ligatures w14:val="none"/>
         </w:rPr>
         <w:t xml:space="preserve">del </w:t>
       </w:r>
@@ -4046,7 +3959,7 @@
           <w:color w:val="000000"/>
           <w:kern w:val="0"/>
           <w:lang w:val="es-ES" w:eastAsia="es-ES"/>
-          <ns2:ligatures ns2:val="none"/>
+          <w14:ligatures w14:val="none"/>
         </w:rPr>
         <w:t xml:space="preserve">16 de octubre de 2024, subsanado el 17 de febrero de 2025</w:t>
       </w:r>
@@ -4054,12 +3967,12 @@
         <w:rPr>
           <w:rFonts w:ascii="Arial Narrow" w:eastAsia="Calibri" w:hAnsi="Arial Narrow" w:cs="Arial"/>
           <w:kern w:val="0"/>
-          <ns2:ligatures ns2:val="none"/>
+          <w14:ligatures w14:val="none"/>
         </w:rPr>
         <w:t>.</w:t>
       </w:r>
     </w:p>
-    <w:p ns2:paraId="72A4113D" ns2:textId="77777777">
+    <w:p>
       <w:pPr>
         <w:spacing w:line="240" w:lineRule="auto"/>
         <w:contextualSpacing/>
@@ -4069,30 +3982,30 @@
           <w:color w:val="000000"/>
           <w:kern w:val="0"/>
           <w:lang w:eastAsia="es-PE"/>
-          <ns2:ligatures ns2:val="none"/>
-        </w:rPr>
-      </w:pPr>
-    </w:p>
-    <w:p ns2:paraId="1B36369E" ns2:textId="79C9EE43">
-      <w:pPr>
-        <w:spacing w:after="0" w:line="240" w:lineRule="auto"/>
-        <w:jc w:val="both"/>
-        <w:rPr>
-          <w:rFonts w:ascii="Arial Narrow" w:eastAsia="Arial Narrow" w:hAnsi="Arial Narrow" w:cs="Arial Narrow"/>
-          <w:color w:val="000000"/>
-          <w:kern w:val="0"/>
-          <w:lang w:eastAsia="es-PE"/>
-          <ns2:ligatures ns2:val="none"/>
-        </w:rPr>
-      </w:pPr>
-      <w:r>
-        <w:rPr>
-          <w:rFonts w:ascii="Arial Narrow" w:eastAsia="Arial Narrow" w:hAnsi="Arial Narrow" w:cs="Arial Narrow"/>
-          <w:b/>
-          <w:color w:val="000000"/>
-          <w:kern w:val="0"/>
-          <w:lang w:eastAsia="es-PE"/>
-          <ns2:ligatures ns2:val="none"/>
+          <w14:ligatures w14:val="none"/>
+        </w:rPr>
+      </w:pPr>
+    </w:p>
+    <w:p>
+      <w:pPr>
+        <w:spacing w:after="0" w:line="240" w:lineRule="auto"/>
+        <w:jc w:val="both"/>
+        <w:rPr>
+          <w:rFonts w:ascii="Arial Narrow" w:eastAsia="Arial Narrow" w:hAnsi="Arial Narrow" w:cs="Arial Narrow"/>
+          <w:color w:val="000000"/>
+          <w:kern w:val="0"/>
+          <w:lang w:eastAsia="es-PE"/>
+          <w14:ligatures w14:val="none"/>
+        </w:rPr>
+      </w:pPr>
+      <w:r>
+        <w:rPr>
+          <w:rFonts w:ascii="Arial Narrow" w:eastAsia="Arial Narrow" w:hAnsi="Arial Narrow" w:cs="Arial Narrow"/>
+          <w:b/>
+          <w:color w:val="000000"/>
+          <w:kern w:val="0"/>
+          <w:lang w:eastAsia="es-PE"/>
+          <w14:ligatures w14:val="none"/>
         </w:rPr>
         <w:t xml:space="preserve">TERCERO: </w:t>
       </w:r>
@@ -4102,7 +4015,7 @@
           <w:color w:val="000000"/>
           <w:kern w:val="0"/>
           <w:lang w:eastAsia="es-PE"/>
-          <ns2:ligatures ns2:val="none"/>
+          <w14:ligatures w14:val="none"/>
         </w:rPr>
         <w:t xml:space="preserve">requerir a </w:t>
       </w:r>
@@ -4112,7 +4025,7 @@
           <w:color w:val="000000"/>
           <w:kern w:val="0"/>
           <w:lang w:eastAsia="es-PE"/>
-          <ns2:ligatures ns2:val="none"/>
+          <w14:ligatures w14:val="none"/>
         </w:rPr>
         <w:t xml:space="preserve">Rímac Seguros y Reaseguros S.A. </w:t>
       </w:r>
@@ -4122,7 +4035,7 @@
           <w:color w:val="000000"/>
           <w:kern w:val="0"/>
           <w:lang w:eastAsia="es-PE"/>
-          <ns2:ligatures ns2:val="none"/>
+          <w14:ligatures w14:val="none"/>
         </w:rPr>
         <w:t xml:space="preserve">y </w:t>
       </w:r>
@@ -4139,7 +4052,7 @@
           <w:color w:val="000000"/>
           <w:kern w:val="0"/>
           <w:lang w:eastAsia="es-PE"/>
-          <ns2:ligatures ns2:val="none"/>
+          <w14:ligatures w14:val="none"/>
         </w:rPr>
         <w:t>que cumpla</w:t>
       </w:r>
@@ -4149,7 +4062,7 @@
           <w:color w:val="000000"/>
           <w:kern w:val="0"/>
           <w:lang w:eastAsia="es-PE"/>
-          <ns2:ligatures ns2:val="none"/>
+          <w14:ligatures w14:val="none"/>
         </w:rPr>
         <w:t>n</w:t>
       </w:r>
@@ -4159,7 +4072,7 @@
           <w:color w:val="000000"/>
           <w:kern w:val="0"/>
           <w:lang w:eastAsia="es-PE"/>
-          <ns2:ligatures ns2:val="none"/>
+          <w14:ligatures w14:val="none"/>
         </w:rPr>
         <w:t xml:space="preserve"> con lo siguiente</w:t>
       </w:r>
@@ -4169,12 +4082,12 @@
           <w:color w:val="000000"/>
           <w:kern w:val="0"/>
           <w:lang w:eastAsia="es-PE"/>
-          <ns2:ligatures ns2:val="none"/>
+          <w14:ligatures w14:val="none"/>
         </w:rPr>
         <w:t>:</w:t>
       </w:r>
     </w:p>
-    <w:p ns2:paraId="09D9FCC8" ns2:textId="77777777">
+    <w:p>
       <w:pPr>
         <w:spacing w:after="0" w:line="240" w:lineRule="auto"/>
         <w:jc w:val="both"/>
@@ -4183,11 +4096,11 @@
           <w:color w:val="000000"/>
           <w:kern w:val="0"/>
           <w:lang w:eastAsia="es-PE"/>
-          <ns2:ligatures ns2:val="none"/>
-        </w:rPr>
-      </w:pPr>
-    </w:p>
-    <w:p ns2:paraId="0AC32CAC" ns2:textId="77777777">
+          <w14:ligatures w14:val="none"/>
+        </w:rPr>
+      </w:pPr>
+    </w:p>
+    <w:p>
       <w:pPr>
         <w:numPr>
           <w:ilvl w:val="0"/>
@@ -4201,21 +4114,21 @@
           <w:color w:val="000000"/>
           <w:kern w:val="0"/>
           <w:lang w:eastAsia="es-PE"/>
-          <ns2:ligatures ns2:val="none"/>
-        </w:rPr>
-      </w:pPr>
-      <w:r>
-        <w:rPr>
-          <w:rFonts w:ascii="Arial Narrow" w:eastAsia="Arial Narrow" w:hAnsi="Arial Narrow" w:cs="Arial Narrow"/>
-          <w:color w:val="000000"/>
-          <w:kern w:val="0"/>
-          <w:lang w:eastAsia="es-PE"/>
-          <ns2:ligatures ns2:val="none"/>
+          <w14:ligatures w14:val="none"/>
+        </w:rPr>
+      </w:pPr>
+      <w:r>
+        <w:rPr>
+          <w:rFonts w:ascii="Arial Narrow" w:eastAsia="Arial Narrow" w:hAnsi="Arial Narrow" w:cs="Arial Narrow"/>
+          <w:color w:val="000000"/>
+          <w:kern w:val="0"/>
+          <w:lang w:eastAsia="es-PE"/>
+          <w14:ligatures w14:val="none"/>
         </w:rPr>
         <w:t>presentar documentos que acrediten su inscripción en los Registros Públicos o una declaración jurada que indique que cuenta con dicha inscripción;</w:t>
       </w:r>
     </w:p>
-    <w:p ns2:paraId="7C9575CF" ns2:textId="77777777">
+    <w:p>
       <w:pPr>
         <w:numPr>
           <w:ilvl w:val="0"/>
@@ -4229,21 +4142,21 @@
           <w:color w:val="000000"/>
           <w:kern w:val="0"/>
           <w:lang w:eastAsia="es-PE"/>
-          <ns2:ligatures ns2:val="none"/>
-        </w:rPr>
-      </w:pPr>
-      <w:r>
-        <w:rPr>
-          <w:rFonts w:ascii="Arial Narrow" w:eastAsia="Arial Narrow" w:hAnsi="Arial Narrow" w:cs="Arial Narrow"/>
-          <w:color w:val="000000"/>
-          <w:kern w:val="0"/>
-          <w:lang w:eastAsia="es-PE"/>
-          <ns2:ligatures ns2:val="none"/>
+          <w14:ligatures w14:val="none"/>
+        </w:rPr>
+      </w:pPr>
+      <w:r>
+        <w:rPr>
+          <w:rFonts w:ascii="Arial Narrow" w:eastAsia="Arial Narrow" w:hAnsi="Arial Narrow" w:cs="Arial Narrow"/>
+          <w:color w:val="000000"/>
+          <w:kern w:val="0"/>
+          <w:lang w:eastAsia="es-PE"/>
+          <w14:ligatures w14:val="none"/>
         </w:rPr>
         <w:t>presentar copia simple de las facultades de representación de su representante legal en el presente procedimiento o la declaración jurada que indique que cuenta con dichas facultades y que estas se encuentran vigentes;</w:t>
       </w:r>
     </w:p>
-    <w:p ns2:paraId="0CD5704D" ns2:textId="77777777">
+    <w:p>
       <w:pPr>
         <w:numPr>
           <w:ilvl w:val="0"/>
@@ -4257,21 +4170,21 @@
           <w:color w:val="000000"/>
           <w:kern w:val="0"/>
           <w:lang w:eastAsia="es-PE"/>
-          <ns2:ligatures ns2:val="none"/>
-        </w:rPr>
-      </w:pPr>
-      <w:r>
-        <w:rPr>
-          <w:rFonts w:ascii="Arial Narrow" w:eastAsia="Arial Narrow" w:hAnsi="Arial Narrow" w:cs="Arial Narrow"/>
-          <w:color w:val="000000"/>
-          <w:kern w:val="0"/>
-          <w:lang w:eastAsia="es-PE"/>
-          <ns2:ligatures ns2:val="none"/>
+          <w14:ligatures w14:val="none"/>
+        </w:rPr>
+      </w:pPr>
+      <w:r>
+        <w:rPr>
+          <w:rFonts w:ascii="Arial Narrow" w:eastAsia="Arial Narrow" w:hAnsi="Arial Narrow" w:cs="Arial Narrow"/>
+          <w:color w:val="000000"/>
+          <w:kern w:val="0"/>
+          <w:lang w:eastAsia="es-PE"/>
+          <w14:ligatures w14:val="none"/>
         </w:rPr>
         <w:t>consignar el Número de Registro Único de Contribuyentes (RUC); y,</w:t>
       </w:r>
     </w:p>
-    <w:p ns2:paraId="7341F53D" ns2:textId="101F16E7">
+    <w:p>
       <w:pPr>
         <w:numPr>
           <w:ilvl w:val="0"/>
@@ -4283,16 +4196,16 @@
         <w:rPr>
           <w:rFonts w:ascii="Arial Narrow" w:eastAsia="Calibri" w:hAnsi="Arial Narrow" w:cs="Arial"/>
           <w:kern w:val="0"/>
-          <ns2:ligatures ns2:val="none"/>
-        </w:rPr>
-      </w:pPr>
-      <w:r>
-        <w:rPr>
-          <w:rFonts w:ascii="Arial Narrow" w:eastAsia="Arial Narrow" w:hAnsi="Arial Narrow" w:cs="Arial Narrow"/>
-          <w:color w:val="000000"/>
-          <w:kern w:val="0"/>
-          <w:lang w:eastAsia="es-PE"/>
-          <ns2:ligatures ns2:val="none"/>
+          <w14:ligatures w14:val="none"/>
+        </w:rPr>
+      </w:pPr>
+      <w:r>
+        <w:rPr>
+          <w:rFonts w:ascii="Arial Narrow" w:eastAsia="Arial Narrow" w:hAnsi="Arial Narrow" w:cs="Arial Narrow"/>
+          <w:color w:val="000000"/>
+          <w:kern w:val="0"/>
+          <w:lang w:eastAsia="es-PE"/>
+          <w14:ligatures w14:val="none"/>
         </w:rPr>
         <w:t>fijar domicilio procesal para el procedimiento, de conformidad con el numeral 1 del artículo 442</w:t>
       </w:r>
@@ -4302,7 +4215,7 @@
           <w:color w:val="000000"/>
           <w:kern w:val="0"/>
           <w:lang w:eastAsia="es-PE"/>
-          <ns2:ligatures ns2:val="none"/>
+          <w14:ligatures w14:val="none"/>
         </w:rPr>
         <w:t/>
       </w:r>
@@ -4312,7 +4225,7 @@
           <w:color w:val="000000"/>
           <w:kern w:val="0"/>
           <w:lang w:eastAsia="es-PE"/>
-          <ns2:ligatures ns2:val="none"/>
+          <w14:ligatures w14:val="none"/>
         </w:rPr>
         <w:t xml:space="preserve"> del Código Procesal Civil. </w:t>
       </w:r>
@@ -4320,7 +4233,7 @@
         <w:rPr>
           <w:rFonts w:ascii="Arial Narrow" w:eastAsia="Calibri" w:hAnsi="Arial Narrow" w:cs="Arial"/>
           <w:kern w:val="0"/>
-          <ns2:ligatures ns2:val="none"/>
+          <w14:ligatures w14:val="none"/>
         </w:rPr>
         <w:t>Para ello podrá señalar domicilio físico o una dirección electrónica a la que pueda remitirse las notificaciones</w:t>
       </w:r>
@@ -4329,12 +4242,12 @@
           <w:rFonts w:ascii="Arial Narrow" w:eastAsia="Arial" w:hAnsi="Arial Narrow" w:cs="Arial"/>
           <w:kern w:val="0"/>
           <w:lang w:val="es"/>
-          <ns2:ligatures ns2:val="none"/>
+          <w14:ligatures w14:val="none"/>
         </w:rPr>
         <w:t>;</w:t>
       </w:r>
     </w:p>
-    <w:p ns2:paraId="446A1900" ns2:textId="13BE47D4">
+    <w:p>
       <w:pPr>
         <w:numPr>
           <w:ilvl w:val="0"/>
@@ -4346,14 +4259,14 @@
         <w:rPr>
           <w:rFonts w:ascii="Arial Narrow" w:eastAsia="Calibri" w:hAnsi="Arial Narrow" w:cs="Arial"/>
           <w:kern w:val="0"/>
-          <ns2:ligatures ns2:val="none"/>
+          <w14:ligatures w14:val="none"/>
         </w:rPr>
       </w:pPr>
       <w:r>
         <w:rPr>
           <w:rFonts w:ascii="Arial Narrow" w:eastAsia="Calibri" w:hAnsi="Arial Narrow" w:cs="Arial"/>
           <w:kern w:val="0"/>
-          <ns2:ligatures ns2:val="none"/>
+          <w14:ligatures w14:val="none"/>
         </w:rPr>
         <w:t xml:space="preserve">en caso califique como </w:t>
       </w:r>
@@ -4362,7 +4275,7 @@
         <w:rPr>
           <w:rFonts w:ascii="Arial Narrow" w:eastAsia="Calibri" w:hAnsi="Arial Narrow" w:cs="Arial"/>
           <w:kern w:val="0"/>
-          <ns2:ligatures ns2:val="none"/>
+          <w14:ligatures w14:val="none"/>
         </w:rPr>
         <w:t>micro empresa</w:t>
       </w:r>
@@ -4371,7 +4284,7 @@
         <w:rPr>
           <w:rFonts w:ascii="Arial Narrow" w:eastAsia="Calibri" w:hAnsi="Arial Narrow" w:cs="Arial"/>
           <w:kern w:val="0"/>
-          <ns2:ligatures ns2:val="none"/>
+          <w14:ligatures w14:val="none"/>
         </w:rPr>
         <w:t xml:space="preserve"> o pequeña empresa, presentar los documentos que acrediten su volumen de ventas o ingresos brutos percibidos el año anterior relativo a todas sus actividades </w:t>
       </w:r>
@@ -4379,7 +4292,7 @@
         <w:rPr>
           <w:rFonts w:ascii="Arial Narrow" w:eastAsia="Calibri" w:hAnsi="Arial Narrow" w:cs="Arial"/>
           <w:kern w:val="0"/>
-          <ns2:ligatures ns2:val="none"/>
+          <w14:ligatures w14:val="none"/>
         </w:rPr>
         <w:lastRenderedPageBreak/>
         <w:t>económicas y el número de trabajadores con el que cuenta</w:t>
@@ -4390,7 +4303,7 @@
           <w:rFonts w:ascii="Arial Narrow" w:eastAsia="Calibri" w:hAnsi="Arial Narrow" w:cs="Arial"/>
           <w:kern w:val="0"/>
           <w:vertAlign w:val="superscript"/>
-          <ns2:ligatures ns2:val="none"/>
+          <w14:ligatures w14:val="none"/>
         </w:rPr>
         <w:footnoteReference w:id="8"/>
       </w:r>
@@ -4398,7 +4311,7 @@
         <w:rPr>
           <w:rFonts w:ascii="Arial Narrow" w:eastAsia="Calibri" w:hAnsi="Arial Narrow" w:cs="Arial"/>
           <w:kern w:val="0"/>
-          <ns2:ligatures ns2:val="none"/>
+          <w14:ligatures w14:val="none"/>
         </w:rPr>
         <w:t>. Ello, a fin de que la Comisión pueda meritar dicha documentación, conforme lo establece el artículo 110</w:t>
       </w:r>
@@ -4408,7 +4321,7 @@
           <w:color w:val="000000"/>
           <w:kern w:val="0"/>
           <w:lang w:eastAsia="es-PE"/>
-          <ns2:ligatures ns2:val="none"/>
+          <w14:ligatures w14:val="none"/>
         </w:rPr>
         <w:t/>
       </w:r>
@@ -4416,7 +4329,7 @@
         <w:rPr>
           <w:rFonts w:ascii="Arial Narrow" w:eastAsia="Calibri" w:hAnsi="Arial Narrow" w:cs="Arial"/>
           <w:kern w:val="0"/>
-          <ns2:ligatures ns2:val="none"/>
+          <w14:ligatures w14:val="none"/>
         </w:rPr>
         <w:t xml:space="preserve"> del </w:t>
       </w:r>
@@ -4425,7 +4338,7 @@
           <w:rFonts w:ascii="Arial Narrow" w:eastAsia="Calibri" w:hAnsi="Arial Narrow" w:cs="Arial"/>
           <w:spacing w:val="-2"/>
           <w:kern w:val="0"/>
-          <ns2:ligatures ns2:val="none"/>
+          <w14:ligatures w14:val="none"/>
         </w:rPr>
         <w:t>Código</w:t>
       </w:r>
@@ -4436,7 +4349,7 @@
           <w:spacing w:val="-2"/>
           <w:kern w:val="0"/>
           <w:vertAlign w:val="superscript"/>
-          <ns2:ligatures ns2:val="none"/>
+          <w14:ligatures w14:val="none"/>
         </w:rPr>
         <w:footnoteReference w:id="9"/>
       </w:r>
@@ -4445,12 +4358,12 @@
           <w:rFonts w:ascii="Arial Narrow" w:eastAsia="Calibri" w:hAnsi="Arial Narrow" w:cs="Arial"/>
           <w:spacing w:val="-2"/>
           <w:kern w:val="0"/>
-          <ns2:ligatures ns2:val="none"/>
+          <w14:ligatures w14:val="none"/>
         </w:rPr>
         <w:t>.</w:t>
       </w:r>
     </w:p>
-    <w:p ns2:paraId="354DE7F2" ns2:textId="77777777">
+    <w:p>
       <w:pPr>
         <w:spacing w:after="0" w:line="240" w:lineRule="auto"/>
         <w:ind w:left="567"/>
@@ -4460,20 +4373,20 @@
           <w:color w:val="000000"/>
           <w:kern w:val="0"/>
           <w:lang w:eastAsia="es-PE"/>
-          <ns2:ligatures ns2:val="none"/>
-        </w:rPr>
-      </w:pPr>
-    </w:p>
-    <w:p>
-      <w:pPr>
-        <w:spacing w:after="0" w:line="240" w:lineRule="auto"/>
-        <w:jc w:val="both"/>
-        <w:rPr>
-          <w:rFonts w:ascii="Arial Narrow" w:eastAsia="Arial Narrow" w:hAnsi="Arial Narrow" w:cs="Arial Narrow"/>
-          <w:color w:val="000000"/>
-          <w:kern w:val="0"/>
-          <w:lang w:eastAsia="es-PE"/>
-          <ns2:ligatures ns2:val="none"/>
+          <w14:ligatures w14:val="none"/>
+        </w:rPr>
+      </w:pPr>
+    </w:p>
+    <w:p>
+      <w:pPr>
+        <w:spacing w:after="0" w:line="240" w:lineRule="auto"/>
+        <w:jc w:val="both"/>
+        <w:rPr>
+          <w:rFonts w:ascii="Arial Narrow" w:eastAsia="Arial Narrow" w:hAnsi="Arial Narrow" w:cs="Arial Narrow"/>
+          <w:color w:val="000000"/>
+          <w:kern w:val="0"/>
+          <w:lang w:eastAsia="es-PE"/>
+          <w14:ligatures w14:val="none"/>
         </w:rPr>
       </w:pPr>
       <w:r>
@@ -4492,42 +4405,82 @@
           <w:sz w:val="20"/>
           <w:szCs w:val="20"/>
         </w:rPr>
-        <w:t xml:space="preserve">correr traslado de la presente resolución a Rímac Seguros y Reaseguros S.A. y Banco BBVA Perú S.A. para que, de conformidad con lo dispuesto por el artículo 26 de la Ley sobre Facultades, Normas y Organización del Indecopi, aprobada por Decreto Legislativo 807, presenten sus descargos sobre la imputación de cargos realizada en un plazo no mayor a cinco (5) días hábiles contado a partir del día siguiente de la notificación de la presente resolución, vencido el cual, el Secretario Técnico declarará en rebeldía a los denunciados que no lo hubieran presentado. Debe precisarse que de conformidad con lo establecido por el artículo 223 del Texto Único Ordenado de la Ley 27444, Ley del Procedimiento Administrativo General, las alegaciones y los hechos relevantes de la reclamación, salvo que hayan sido específicamente negadas en la contestación, se tendrán por aceptadas o merituadas como ciertas.</w:t>
-      </w:r>
-    </w:p>
-    <w:p ns2:paraId="7D74C0BD" ns2:textId="77777777">
-      <w:pPr>
-        <w:spacing w:after="0" w:line="240" w:lineRule="auto"/>
-        <w:jc w:val="both"/>
-        <w:rPr>
-          <w:rFonts w:ascii="Arial Narrow" w:eastAsia="Arial Narrow" w:hAnsi="Arial Narrow" w:cs="Arial Narrow"/>
-          <w:color w:val="000000"/>
-          <w:kern w:val="0"/>
-          <w:lang w:eastAsia="es-PE"/>
-          <ns2:ligatures ns2:val="none"/>
-        </w:rPr>
-      </w:pPr>
-    </w:p>
-    <w:p ns2:paraId="61C1ED8F" ns2:textId="47B68010">
-      <w:pPr>
-        <w:spacing w:after="0" w:line="240" w:lineRule="auto"/>
-        <w:jc w:val="both"/>
-        <w:rPr>
-          <w:rFonts w:ascii="Arial Narrow" w:eastAsia="Times New Roman" w:hAnsi="Arial Narrow" w:cs="Arial"/>
-          <w:color w:val="000000"/>
-          <w:kern w:val="0"/>
+        <w:t xml:space="preserve">correr traslado de la presente resolución a Rímac Seguros y Reaseguros S.A. y Banco BBVA Perú S.A. para que, de conformidad con lo dispuesto por el artículo 26 de la Ley sobre Facultades, Normas y Organización del Indecopi, aprobada por Decreto Legislativo 807</w:t>
+      </w:r>
+      <w:r>
+        <w:rPr>
+          <w:rStyle w:val="Refdenotaalpie"/>
+          <w:rFonts w:ascii="Arial Narrow" w:eastAsia="Times New Roman" w:hAnsi="Arial Narrow" w:cs="Times New Roman"/>
+          <w:color w:val="000000"/>
+          <w:kern w:val="0"/>
+          <w:vertAlign w:val="superscript"/>
           <w:lang w:val="es-ES" w:eastAsia="es-ES"/>
-          <ns2:ligatures ns2:val="none"/>
-        </w:rPr>
-      </w:pPr>
-      <w:r>
-        <w:rPr>
-          <w:rFonts w:ascii="Arial Narrow" w:eastAsia="Arial Narrow" w:hAnsi="Arial Narrow" w:cs="Arial Narrow"/>
-          <w:b/>
-          <w:color w:val="000000"/>
-          <w:kern w:val="0"/>
-          <w:lang w:eastAsia="es-PE"/>
-          <ns2:ligatures ns2:val="none"/>
+          <w14:ligatures w14:val="none"/>
+        </w:rPr>
+        <w:footnoteReference w:id="15"/>
+      </w:r>
+      <w:r>
+        <w:rPr>
+          <w:rFonts w:ascii="Arial Narrow" w:hAnsi="Arial Narrow" w:cs="Arial Narrow"/>
+          <w:sz w:val="20"/>
+          <w:szCs w:val="20"/>
+        </w:rPr>
+        <w:t xml:space="preserve">, presenten sus descargos sobre la imputación de cargos realizada en un plazo no mayor a cinco (5) días hábiles contado a partir del día siguiente de la notificación de la presente resolución, vencido el cual, el Secretario Técnico declarará en rebeldía a los denunciados que no lo hubieran presentado. Debe precisarse que de conformidad con lo establecido por el artículo 223 del Texto Único Ordenado de la Ley 27444, Ley del Procedimiento Administrativo General</w:t>
+      </w:r>
+      <w:r>
+        <w:rPr>
+          <w:rStyle w:val="Refdenotaalpie"/>
+          <w:rFonts w:ascii="Arial Narrow" w:eastAsia="Times New Roman" w:hAnsi="Arial Narrow" w:cs="Times New Roman"/>
+          <w:color w:val="000000"/>
+          <w:kern w:val="0"/>
+          <w:vertAlign w:val="superscript"/>
+          <w:lang w:val="es-ES" w:eastAsia="es-ES"/>
+          <w14:ligatures w14:val="none"/>
+        </w:rPr>
+        <w:footnoteReference w:id="16"/>
+      </w:r>
+      <w:r>
+        <w:rPr>
+          <w:rFonts w:ascii="Arial Narrow" w:hAnsi="Arial Narrow" w:cs="Arial Narrow"/>
+          <w:sz w:val="20"/>
+          <w:szCs w:val="20"/>
+        </w:rPr>
+        <w:t xml:space="preserve">, las alegaciones y los hechos relevantes de la reclamación, salvo que hayan sido específicamente negadas en la contestación, se tendrán por aceptadas o merituadas como ciertas.</w:t>
+      </w:r>
+    </w:p>
+    <w:p>
+      <w:pPr>
+        <w:spacing w:after="0" w:line="240" w:lineRule="auto"/>
+        <w:jc w:val="both"/>
+        <w:rPr>
+          <w:rFonts w:ascii="Arial Narrow" w:eastAsia="Arial Narrow" w:hAnsi="Arial Narrow" w:cs="Arial Narrow"/>
+          <w:color w:val="000000"/>
+          <w:kern w:val="0"/>
+          <w:lang w:eastAsia="es-PE"/>
+          <w14:ligatures w14:val="none"/>
+        </w:rPr>
+      </w:pPr>
+    </w:p>
+    <w:p>
+      <w:pPr>
+        <w:spacing w:after="0" w:line="240" w:lineRule="auto"/>
+        <w:jc w:val="both"/>
+        <w:rPr>
+          <w:rFonts w:ascii="Arial Narrow" w:eastAsia="Times New Roman" w:hAnsi="Arial Narrow" w:cs="Arial"/>
+          <w:color w:val="000000"/>
+          <w:kern w:val="0"/>
+          <w:lang w:val="es-ES" w:eastAsia="es-ES"/>
+          <w14:ligatures w14:val="none"/>
+        </w:rPr>
+      </w:pPr>
+      <w:r>
+        <w:rPr>
+          <w:rFonts w:ascii="Arial Narrow" w:eastAsia="Arial Narrow" w:hAnsi="Arial Narrow" w:cs="Arial Narrow"/>
+          <w:b/>
+          <w:color w:val="000000"/>
+          <w:kern w:val="0"/>
+          <w:lang w:eastAsia="es-PE"/>
+          <w14:ligatures w14:val="none"/>
         </w:rPr>
         <w:t xml:space="preserve">QUINTO: </w:t>
       </w:r>
@@ -4538,7 +4491,7 @@
           <w:color w:val="000000"/>
           <w:kern w:val="0"/>
           <w:lang w:eastAsia="es-ES"/>
-          <ns2:ligatures ns2:val="none"/>
+          <w14:ligatures w14:val="none"/>
         </w:rPr>
         <w:t xml:space="preserve">requerir </w:t>
       </w:r>
@@ -4548,7 +4501,7 @@
           <w:color w:val="000000"/>
           <w:kern w:val="0"/>
           <w:lang w:val="es-ES" w:eastAsia="es-ES"/>
-          <ns2:ligatures ns2:val="none"/>
+          <w14:ligatures w14:val="none"/>
         </w:rPr>
         <w:t xml:space="preserve">que, en un </w:t>
       </w:r>
@@ -4558,7 +4511,7 @@
           <w:color w:val="000000"/>
           <w:kern w:val="0"/>
           <w:lang w:eastAsia="es-ES"/>
-          <ns2:ligatures ns2:val="none"/>
+          <w14:ligatures w14:val="none"/>
         </w:rPr>
         <w:t xml:space="preserve">plazo no mayor de cinco (5) días hábiles contado a partir del día siguiente de la notificación de la presente </w:t>
       </w:r>
@@ -4568,7 +4521,7 @@
           <w:color w:val="000000"/>
           <w:kern w:val="0"/>
           <w:lang w:eastAsia="es-ES"/>
-          <ns2:ligatures ns2:val="none"/>
+          <w14:ligatures w14:val="none"/>
         </w:rPr>
         <w:t>resolución</w:t>
       </w:r>
@@ -4579,7 +4532,7 @@
           <w:color w:val="000000"/>
           <w:kern w:val="0"/>
           <w:lang w:eastAsia="es-ES"/>
-          <ns2:ligatures ns2:val="none"/>
+          <w14:ligatures w14:val="none"/>
         </w:rPr>
         <w:t xml:space="preserve">, </w:t>
       </w:r>
@@ -4597,7 +4550,7 @@
           <w:color w:val="000000"/>
           <w:kern w:val="0"/>
           <w:lang w:eastAsia="es-ES"/>
-          <ns2:ligatures ns2:val="none"/>
+          <w14:ligatures w14:val="none"/>
         </w:rPr>
         <w:t>,</w:t>
       </w:r>
@@ -4607,7 +4560,7 @@
           <w:color w:val="000000"/>
           <w:kern w:val="0"/>
           <w:lang w:val="es-ES" w:eastAsia="es-ES"/>
-          <ns2:ligatures ns2:val="none"/>
+          <w14:ligatures w14:val="none"/>
         </w:rPr>
         <w:t xml:space="preserve"> </w:t>
       </w:r>
@@ -4618,7 +4571,7 @@
           <w:color w:val="000000"/>
           <w:kern w:val="0"/>
           <w:lang w:val="es-ES" w:eastAsia="es-ES"/>
-          <ns2:ligatures ns2:val="none"/>
+          <w14:ligatures w14:val="none"/>
         </w:rPr>
         <w:t xml:space="preserve">cumpla con: </w:t>
       </w:r>
@@ -4628,7 +4581,7 @@
           <w:color w:val="000000"/>
           <w:kern w:val="0"/>
           <w:lang w:val="es-ES" w:eastAsia="es-ES"/>
-          <ns2:ligatures ns2:val="none"/>
+          <w14:ligatures w14:val="none"/>
         </w:rPr>
         <w:t>(i) presentar una copia completa, legible y debidamente suscrita de la Póliza</w:t>
       </w:r>
@@ -4638,7 +4591,7 @@
           <w:color w:val="000000"/>
           <w:kern w:val="0"/>
           <w:lang w:val="es-ES" w:eastAsia="es-ES"/>
-          <ns2:ligatures ns2:val="none"/>
+          <w14:ligatures w14:val="none"/>
         </w:rPr>
         <w:t xml:space="preserve"> y/o Certificado</w:t>
       </w:r>
@@ -4648,7 +4601,7 @@
           <w:color w:val="000000"/>
           <w:kern w:val="0"/>
           <w:lang w:val="es-ES" w:eastAsia="es-ES"/>
-          <ns2:ligatures ns2:val="none"/>
+          <w14:ligatures w14:val="none"/>
         </w:rPr>
         <w:t xml:space="preserve"> 000101580129283700</w:t>
       </w:r>
@@ -4658,7 +4611,7 @@
           <w:color w:val="000000"/>
           <w:kern w:val="0"/>
           <w:lang w:val="es-ES" w:eastAsia="es-ES"/>
-          <ns2:ligatures ns2:val="none"/>
+          <w14:ligatures w14:val="none"/>
         </w:rPr>
         <w:t xml:space="preserve"> de los productos financieros materia de denuncia</w:t>
       </w:r>
@@ -4668,7 +4621,7 @@
           <w:color w:val="000000"/>
           <w:kern w:val="0"/>
           <w:lang w:val="es-ES" w:eastAsia="es-ES"/>
-          <ns2:ligatures ns2:val="none"/>
+          <w14:ligatures w14:val="none"/>
         </w:rPr>
         <w:t>; y, (</w:t>
       </w:r>
@@ -4679,7 +4632,7 @@
           <w:color w:val="000000"/>
           <w:kern w:val="0"/>
           <w:lang w:val="es-ES" w:eastAsia="es-ES"/>
-          <ns2:ligatures ns2:val="none"/>
+          <w14:ligatures w14:val="none"/>
         </w:rPr>
         <w:t>ii</w:t>
       </w:r>
@@ -4690,7 +4643,7 @@
           <w:color w:val="000000"/>
           <w:kern w:val="0"/>
           <w:lang w:val="es-ES" w:eastAsia="es-ES"/>
-          <ns2:ligatures ns2:val="none"/>
+          <w14:ligatures w14:val="none"/>
         </w:rPr>
         <w:t>) presentar todas las comunicaciones cursadas con el denunciante en virtud del hecho materia de denuncia</w:t>
       </w:r>
@@ -4700,12 +4653,12 @@
           <w:color w:val="000000"/>
           <w:kern w:val="0"/>
           <w:lang w:val="es-ES" w:eastAsia="es-ES"/>
-          <ns2:ligatures ns2:val="none"/>
+          <w14:ligatures w14:val="none"/>
         </w:rPr>
         <w:t>.</w:t>
       </w:r>
     </w:p>
-    <w:p ns2:paraId="3EDD8DEB" ns2:textId="77777777">
+    <w:p>
       <w:pPr>
         <w:spacing w:after="0" w:line="240" w:lineRule="auto"/>
         <w:jc w:val="both"/>
@@ -4714,11 +4667,11 @@
           <w:color w:val="000000"/>
           <w:kern w:val="0"/>
           <w:lang w:val="es-ES" w:eastAsia="es-ES"/>
-          <ns2:ligatures ns2:val="none"/>
-        </w:rPr>
-      </w:pPr>
-    </w:p>
-    <w:p ns2:paraId="3D0F9772" ns2:textId="0D30CC27">
+          <w14:ligatures w14:val="none"/>
+        </w:rPr>
+      </w:pPr>
+    </w:p>
+    <w:p>
       <w:pPr>
         <w:spacing w:after="0" w:line="240" w:lineRule="auto"/>
         <w:jc w:val="both"/>
@@ -4727,17 +4680,17 @@
           <w:color w:val="000000"/>
           <w:kern w:val="0"/>
           <w:lang w:val="es-ES" w:eastAsia="es-ES"/>
-          <ns2:ligatures ns2:val="none"/>
-        </w:rPr>
-      </w:pPr>
-      <w:r>
-        <w:rPr>
-          <w:rFonts w:ascii="Arial Narrow" w:eastAsia="Arial Narrow" w:hAnsi="Arial Narrow" w:cs="Arial Narrow"/>
-          <w:b/>
-          <w:color w:val="000000"/>
-          <w:kern w:val="0"/>
-          <w:lang w:eastAsia="es-PE"/>
-          <ns2:ligatures ns2:val="none"/>
+          <w14:ligatures w14:val="none"/>
+        </w:rPr>
+      </w:pPr>
+      <w:r>
+        <w:rPr>
+          <w:rFonts w:ascii="Arial Narrow" w:eastAsia="Arial Narrow" w:hAnsi="Arial Narrow" w:cs="Arial Narrow"/>
+          <w:b/>
+          <w:color w:val="000000"/>
+          <w:kern w:val="0"/>
+          <w:lang w:eastAsia="es-PE"/>
+          <w14:ligatures w14:val="none"/>
         </w:rPr>
         <w:t xml:space="preserve">SEXTO: </w:t>
       </w:r>
@@ -4747,7 +4700,7 @@
           <w:color w:val="000000"/>
           <w:kern w:val="0"/>
           <w:lang w:eastAsia="es-ES"/>
-          <ns2:ligatures ns2:val="none"/>
+          <w14:ligatures w14:val="none"/>
         </w:rPr>
         <w:t xml:space="preserve">requerir </w:t>
       </w:r>
@@ -4757,7 +4710,7 @@
           <w:color w:val="000000"/>
           <w:kern w:val="0"/>
           <w:lang w:val="es-ES" w:eastAsia="es-ES"/>
-          <ns2:ligatures ns2:val="none"/>
+          <w14:ligatures w14:val="none"/>
         </w:rPr>
         <w:t xml:space="preserve">que, en un </w:t>
       </w:r>
@@ -4767,7 +4720,7 @@
           <w:color w:val="000000"/>
           <w:kern w:val="0"/>
           <w:lang w:eastAsia="es-ES"/>
-          <ns2:ligatures ns2:val="none"/>
+          <w14:ligatures w14:val="none"/>
         </w:rPr>
         <w:t>plazo no mayor de cinco (5) días hábiles contado a partir del día siguiente de la notificación de la presente resolución</w:t>
       </w:r>
@@ -4777,7 +4730,7 @@
           <w:color w:val="000000"/>
           <w:kern w:val="0"/>
           <w:lang w:eastAsia="es-ES"/>
-          <ns2:ligatures ns2:val="none"/>
+          <w14:ligatures w14:val="none"/>
         </w:rPr>
         <w:t xml:space="preserve">, </w:t>
       </w:r>
@@ -4787,7 +4740,7 @@
           <w:color w:val="000000"/>
           <w:kern w:val="0"/>
           <w:lang w:eastAsia="es-PE"/>
-          <ns2:ligatures ns2:val="none"/>
+          <w14:ligatures w14:val="none"/>
         </w:rPr>
         <w:t xml:space="preserve">Rímac Seguros </w:t>
       </w:r>
@@ -4797,7 +4750,7 @@
           <w:color w:val="000000"/>
           <w:kern w:val="0"/>
           <w:lang w:eastAsia="es-PE"/>
-          <ns2:ligatures ns2:val="none"/>
+          <w14:ligatures w14:val="none"/>
         </w:rPr>
         <w:t xml:space="preserve">y Reaseguros </w:t>
       </w:r>
@@ -4808,7 +4761,7 @@
           <w:kern w:val="0"/>
           <w:shd w:val="clear" w:color="auto" w:fill="FFFFFF"/>
           <w:lang w:eastAsia="es-PE"/>
-          <ns2:ligatures ns2:val="none"/>
+          <w14:ligatures w14:val="none"/>
         </w:rPr>
         <w:t>S.A.</w:t>
       </w:r>
@@ -4818,7 +4771,7 @@
           <w:color w:val="000000"/>
           <w:kern w:val="0"/>
           <w:lang w:eastAsia="es-ES"/>
-          <ns2:ligatures ns2:val="none"/>
+          <w14:ligatures w14:val="none"/>
         </w:rPr>
         <w:t xml:space="preserve">, </w:t>
       </w:r>
@@ -4828,7 +4781,7 @@
           <w:color w:val="000000"/>
           <w:kern w:val="0"/>
           <w:lang w:val="es-ES" w:eastAsia="es-ES"/>
-          <ns2:ligatures ns2:val="none"/>
+          <w14:ligatures w14:val="none"/>
         </w:rPr>
         <w:t xml:space="preserve">cumpla con: </w:t>
       </w:r>
@@ -4838,7 +4791,7 @@
           <w:color w:val="000000"/>
           <w:kern w:val="0"/>
           <w:lang w:val="es-ES" w:eastAsia="es-ES"/>
-          <ns2:ligatures ns2:val="none"/>
+          <w14:ligatures w14:val="none"/>
         </w:rPr>
         <w:t xml:space="preserve">(i) presentar una copia completa, legible y debidamente suscrita de la Póliza </w:t>
       </w:r>
@@ -4849,7 +4802,7 @@
           <w:color w:val="000000"/>
           <w:kern w:val="0"/>
           <w:lang w:val="es-ES" w:eastAsia="es-ES"/>
-          <ns2:ligatures ns2:val="none"/>
+          <w14:ligatures w14:val="none"/>
         </w:rPr>
         <w:t/>
       </w:r>
@@ -4860,7 +4813,7 @@
           <w:color w:val="000000"/>
           <w:kern w:val="0"/>
           <w:lang w:val="es-ES" w:eastAsia="es-ES"/>
-          <ns2:ligatures ns2:val="none"/>
+          <w14:ligatures w14:val="none"/>
         </w:rPr>
         <w:t xml:space="preserve"> 000101580129283700; (</w:t>
       </w:r>
@@ -4871,7 +4824,7 @@
           <w:color w:val="000000"/>
           <w:kern w:val="0"/>
           <w:lang w:val="es-ES" w:eastAsia="es-ES"/>
-          <ns2:ligatures ns2:val="none"/>
+          <w14:ligatures w14:val="none"/>
         </w:rPr>
         <w:t>ii</w:t>
       </w:r>
@@ -4882,7 +4835,7 @@
           <w:color w:val="000000"/>
           <w:kern w:val="0"/>
           <w:lang w:val="es-ES" w:eastAsia="es-ES"/>
-          <ns2:ligatures ns2:val="none"/>
+          <w14:ligatures w14:val="none"/>
         </w:rPr>
         <w:t>) presentar todas las comunicaciones cursadas con la parte denunciante en virtud de los hechos materia de denuncia; y (</w:t>
       </w:r>
@@ -4893,7 +4846,7 @@
           <w:color w:val="000000"/>
           <w:kern w:val="0"/>
           <w:lang w:val="es-ES" w:eastAsia="es-ES"/>
-          <ns2:ligatures ns2:val="none"/>
+          <w14:ligatures w14:val="none"/>
         </w:rPr>
         <w:t>iii</w:t>
       </w:r>
@@ -4904,7 +4857,7 @@
           <w:color w:val="000000"/>
           <w:kern w:val="0"/>
           <w:lang w:val="es-ES" w:eastAsia="es-ES"/>
-          <ns2:ligatures ns2:val="none"/>
+          <w14:ligatures w14:val="none"/>
         </w:rPr>
         <w:t xml:space="preserve">) presentar la sustentación del motivo de no haber activado el Seguro de Desgravamen </w:t>
       </w:r>
@@ -4914,12 +4867,12 @@
           <w:color w:val="000000"/>
           <w:kern w:val="0"/>
           <w:lang w:val="es-ES" w:eastAsia="es-ES"/>
-          <ns2:ligatures ns2:val="none"/>
+          <w14:ligatures w14:val="none"/>
         </w:rPr>
         <w:t>asociados s los productos financieros materia de denuncia.</w:t>
       </w:r>
     </w:p>
-    <w:p ns2:paraId="6A128BE5" ns2:textId="77777777">
+    <w:p>
       <w:pPr>
         <w:spacing w:after="0" w:line="240" w:lineRule="auto"/>
         <w:jc w:val="both"/>
@@ -4929,30 +4882,30 @@
           <w:color w:val="000000"/>
           <w:kern w:val="0"/>
           <w:lang w:val="es-ES" w:eastAsia="es-PE"/>
-          <ns2:ligatures ns2:val="none"/>
-        </w:rPr>
-      </w:pPr>
-    </w:p>
-    <w:p ns2:paraId="5A49EAA8" ns2:textId="49924E68">
-      <w:pPr>
-        <w:spacing w:after="0" w:line="240" w:lineRule="auto"/>
-        <w:jc w:val="both"/>
-        <w:rPr>
-          <w:rFonts w:ascii="Arial Narrow" w:eastAsia="Arial Narrow" w:hAnsi="Arial Narrow" w:cs="Arial Narrow"/>
-          <w:color w:val="000000"/>
-          <w:kern w:val="0"/>
-          <w:lang w:eastAsia="es-PE"/>
-          <ns2:ligatures ns2:val="none"/>
-        </w:rPr>
-      </w:pPr>
-      <w:r>
-        <w:rPr>
-          <w:rFonts w:ascii="Arial Narrow" w:eastAsia="Arial Narrow" w:hAnsi="Arial Narrow" w:cs="Arial Narrow"/>
-          <w:b/>
-          <w:color w:val="000000"/>
-          <w:kern w:val="0"/>
-          <w:lang w:eastAsia="es-PE"/>
-          <ns2:ligatures ns2:val="none"/>
+          <w14:ligatures w14:val="none"/>
+        </w:rPr>
+      </w:pPr>
+    </w:p>
+    <w:p>
+      <w:pPr>
+        <w:spacing w:after="0" w:line="240" w:lineRule="auto"/>
+        <w:jc w:val="both"/>
+        <w:rPr>
+          <w:rFonts w:ascii="Arial Narrow" w:eastAsia="Arial Narrow" w:hAnsi="Arial Narrow" w:cs="Arial Narrow"/>
+          <w:color w:val="000000"/>
+          <w:kern w:val="0"/>
+          <w:lang w:eastAsia="es-PE"/>
+          <w14:ligatures w14:val="none"/>
+        </w:rPr>
+      </w:pPr>
+      <w:r>
+        <w:rPr>
+          <w:rFonts w:ascii="Arial Narrow" w:eastAsia="Arial Narrow" w:hAnsi="Arial Narrow" w:cs="Arial Narrow"/>
+          <w:b/>
+          <w:color w:val="000000"/>
+          <w:kern w:val="0"/>
+          <w:lang w:eastAsia="es-PE"/>
+          <w14:ligatures w14:val="none"/>
         </w:rPr>
         <w:t>SÉTIMO</w:t>
       </w:r>
@@ -4963,7 +4916,7 @@
           <w:color w:val="000000"/>
           <w:kern w:val="0"/>
           <w:lang w:eastAsia="es-PE"/>
-          <ns2:ligatures ns2:val="none"/>
+          <w14:ligatures w14:val="none"/>
         </w:rPr>
         <w:t>:</w:t>
       </w:r>
@@ -4973,7 +4926,7 @@
           <w:color w:val="000000"/>
           <w:kern w:val="0"/>
           <w:lang w:eastAsia="es-PE"/>
-          <ns2:ligatures ns2:val="none"/>
+          <w14:ligatures w14:val="none"/>
         </w:rPr>
         <w:t xml:space="preserve"> </w:t>
       </w:r>
@@ -4984,7 +4937,7 @@
           <w:color w:val="000000"/>
           <w:kern w:val="0"/>
           <w:lang w:eastAsia="es-PE"/>
-          <ns2:ligatures ns2:val="none"/>
+          <w14:ligatures w14:val="none"/>
         </w:rPr>
         <w:t>informar a las partes que el artículo 110</w:t>
       </w:r>
@@ -4994,7 +4947,7 @@
           <w:color w:val="000000"/>
           <w:kern w:val="0"/>
           <w:lang w:eastAsia="es-PE"/>
-          <ns2:ligatures ns2:val="none"/>
+          <w14:ligatures w14:val="none"/>
         </w:rPr>
         <w:t/>
       </w:r>
@@ -5004,7 +4957,7 @@
           <w:color w:val="000000"/>
           <w:kern w:val="0"/>
           <w:lang w:eastAsia="es-PE"/>
-          <ns2:ligatures ns2:val="none"/>
+          <w14:ligatures w14:val="none"/>
         </w:rPr>
         <w:t xml:space="preserve"> de la Ley 29571, Código de Protección y Defensa del Consumidor</w:t>
       </w:r>
@@ -5016,7 +4969,7 @@
           <w:kern w:val="0"/>
           <w:vertAlign w:val="superscript"/>
           <w:lang w:eastAsia="es-PE"/>
-          <ns2:ligatures ns2:val="none"/>
+          <w14:ligatures w14:val="none"/>
         </w:rPr>
         <w:footnoteReference w:id="10"/>
       </w:r>
@@ -5026,7 +4979,7 @@
           <w:color w:val="000000"/>
           <w:kern w:val="0"/>
           <w:lang w:eastAsia="es-PE"/>
-          <ns2:ligatures ns2:val="none"/>
+          <w14:ligatures w14:val="none"/>
         </w:rPr>
         <w:t>, faculta a la Comisión a calificar las infracciones de la referida norma como leves, graves o muy graves e imponer sanciones que van desde una amonestación hasta una multa por un máximo de 450 Unidades Impositivas Tributarias, sin perjuicio de las medidas correctivas, reparadoras y complementarias, que puedan ordenarse de acuerdo a lo estipulado en los artículos 114</w:t>
       </w:r>
@@ -5036,7 +4989,7 @@
           <w:color w:val="000000"/>
           <w:kern w:val="0"/>
           <w:lang w:eastAsia="es-PE"/>
-          <ns2:ligatures ns2:val="none"/>
+          <w14:ligatures w14:val="none"/>
         </w:rPr>
         <w:t/>
       </w:r>
@@ -5046,7 +4999,7 @@
           <w:color w:val="000000"/>
           <w:kern w:val="0"/>
           <w:lang w:eastAsia="es-PE"/>
-          <ns2:ligatures ns2:val="none"/>
+          <w14:ligatures w14:val="none"/>
         </w:rPr>
         <w:t>, 115</w:t>
       </w:r>
@@ -5056,7 +5009,7 @@
           <w:color w:val="000000"/>
           <w:kern w:val="0"/>
           <w:lang w:eastAsia="es-PE"/>
-          <ns2:ligatures ns2:val="none"/>
+          <w14:ligatures w14:val="none"/>
         </w:rPr>
         <w:t/>
       </w:r>
@@ -5066,7 +5019,7 @@
           <w:color w:val="000000"/>
           <w:kern w:val="0"/>
           <w:lang w:eastAsia="es-PE"/>
-          <ns2:ligatures ns2:val="none"/>
+          <w14:ligatures w14:val="none"/>
         </w:rPr>
         <w:t xml:space="preserve"> y 116</w:t>
       </w:r>
@@ -5076,7 +5029,7 @@
           <w:color w:val="000000"/>
           <w:kern w:val="0"/>
           <w:lang w:eastAsia="es-PE"/>
-          <ns2:ligatures ns2:val="none"/>
+          <w14:ligatures w14:val="none"/>
         </w:rPr>
         <w:t/>
       </w:r>
@@ -5086,7 +5039,7 @@
           <w:color w:val="000000"/>
           <w:kern w:val="0"/>
           <w:lang w:eastAsia="es-PE"/>
-          <ns2:ligatures ns2:val="none"/>
+          <w14:ligatures w14:val="none"/>
         </w:rPr>
         <w:t xml:space="preserve"> de la referida norma</w:t>
       </w:r>
@@ -5098,7 +5051,7 @@
           <w:kern w:val="0"/>
           <w:vertAlign w:val="superscript"/>
           <w:lang w:eastAsia="es-PE"/>
-          <ns2:ligatures ns2:val="none"/>
+          <w14:ligatures w14:val="none"/>
         </w:rPr>
         <w:footnoteReference w:id="11"/>
       </w:r>
@@ -5108,7 +5061,7 @@
           <w:color w:val="000000"/>
           <w:kern w:val="0"/>
           <w:lang w:eastAsia="es-PE"/>
-          <ns2:ligatures ns2:val="none"/>
+          <w14:ligatures w14:val="none"/>
         </w:rPr>
         <w:t xml:space="preserve">. </w:t>
       </w:r>
@@ -5119,7 +5072,7 @@
           <w:color w:val="000000"/>
           <w:kern w:val="0"/>
           <w:lang w:eastAsia="es-PE"/>
-          <ns2:ligatures ns2:val="none"/>
+          <w14:ligatures w14:val="none"/>
         </w:rPr>
         <w:lastRenderedPageBreak/>
         <w:t>Asimismo, se consideran circunstancias atenuantes para la graduación de la sanción, el allanamiento de la denuncia o el reconocimiento de las pretensiones en ella contenidas, de acuerdo con el artículo 112</w:t>
@@ -5130,7 +5083,7 @@
           <w:color w:val="000000"/>
           <w:kern w:val="0"/>
           <w:lang w:eastAsia="es-PE"/>
-          <ns2:ligatures ns2:val="none"/>
+          <w14:ligatures w14:val="none"/>
         </w:rPr>
         <w:t/>
       </w:r>
@@ -5140,7 +5093,7 @@
           <w:color w:val="000000"/>
           <w:kern w:val="0"/>
           <w:lang w:eastAsia="es-PE"/>
-          <ns2:ligatures ns2:val="none"/>
+          <w14:ligatures w14:val="none"/>
         </w:rPr>
         <w:t xml:space="preserve"> del Código</w:t>
       </w:r>
@@ -5152,7 +5105,7 @@
           <w:kern w:val="0"/>
           <w:vertAlign w:val="superscript"/>
           <w:lang w:eastAsia="es-PE"/>
-          <ns2:ligatures ns2:val="none"/>
+          <w14:ligatures w14:val="none"/>
         </w:rPr>
         <w:footnoteReference w:id="12"/>
       </w:r>
@@ -5162,12 +5115,12 @@
           <w:color w:val="000000"/>
           <w:kern w:val="0"/>
           <w:lang w:eastAsia="es-PE"/>
-          <ns2:ligatures ns2:val="none"/>
+          <w14:ligatures w14:val="none"/>
         </w:rPr>
         <w:t>.</w:t>
       </w:r>
     </w:p>
-    <w:p ns2:paraId="60BC1406" ns2:textId="77777777">
+    <w:p>
       <w:pPr>
         <w:shd w:val="clear" w:color="auto" w:fill="FFFFFF"/>
         <w:spacing w:after="0" w:line="240" w:lineRule="auto"/>
@@ -5178,11 +5131,11 @@
           <w:color w:val="000000"/>
           <w:kern w:val="0"/>
           <w:lang w:eastAsia="es-PE"/>
-          <ns2:ligatures ns2:val="none"/>
-        </w:rPr>
-      </w:pPr>
-    </w:p>
-    <w:p ns2:paraId="2A591567" ns2:textId="125DA4D1">
+          <w14:ligatures w14:val="none"/>
+        </w:rPr>
+      </w:pPr>
+    </w:p>
+    <w:p>
       <w:pPr>
         <w:shd w:val="clear" w:color="auto" w:fill="FFFFFF"/>
         <w:spacing w:after="0" w:line="240" w:lineRule="auto"/>
@@ -5192,7 +5145,7 @@
           <w:color w:val="000000"/>
           <w:kern w:val="0"/>
           <w:lang w:eastAsia="es-PE"/>
-          <ns2:ligatures ns2:val="none"/>
+          <w14:ligatures w14:val="none"/>
         </w:rPr>
       </w:pPr>
       <w:r>
@@ -5201,7 +5154,7 @@
           <w:b/>
           <w:bCs/>
           <w:kern w:val="0"/>
-          <ns2:ligatures ns2:val="none"/>
+          <w14:ligatures w14:val="none"/>
         </w:rPr>
         <w:t>OCTAVO</w:t>
       </w:r>
@@ -5212,7 +5165,7 @@
           <w:color w:val="000000"/>
           <w:kern w:val="0"/>
           <w:lang w:eastAsia="es-PE"/>
-          <ns2:ligatures ns2:val="none"/>
+          <w14:ligatures w14:val="none"/>
         </w:rPr>
         <w:t>:</w:t>
       </w:r>
@@ -5222,7 +5175,7 @@
           <w:color w:val="000000"/>
           <w:kern w:val="0"/>
           <w:lang w:eastAsia="es-PE"/>
-          <ns2:ligatures ns2:val="none"/>
+          <w14:ligatures w14:val="none"/>
         </w:rPr>
         <w:t xml:space="preserve"> informar a las partes que conforme a lo establecido en el artículo 39</w:t>
       </w:r>
@@ -5232,7 +5185,7 @@
           <w:color w:val="000000"/>
           <w:kern w:val="0"/>
           <w:lang w:eastAsia="es-PE"/>
-          <ns2:ligatures ns2:val="none"/>
+          <w14:ligatures w14:val="none"/>
         </w:rPr>
         <w:t/>
       </w:r>
@@ -5242,12 +5195,12 @@
           <w:color w:val="000000"/>
           <w:kern w:val="0"/>
           <w:lang w:eastAsia="es-PE"/>
-          <ns2:ligatures ns2:val="none"/>
+          <w14:ligatures w14:val="none"/>
         </w:rPr>
         <w:t xml:space="preserve"> de la Ley sobre Facultades, Normas y Organización del Indecopi, aprobada por Decreto Legislativo 807, los gastos por los peritajes realizados, actuación de pruebas, inspecciones y otros derivados de la tramitación del proceso serán de cargo de la parte que solicita la prueba, salvo pacto en contrario. En todos los casos, la resolución final determinará si los gastos deben ser asumidos por alguna de las partes, o reembolsados a la otra parte o al Indecopi, según sea el caso, de manera adicional a la sanción que haya podido imponerse. </w:t>
       </w:r>
     </w:p>
-    <w:p ns2:paraId="3696E77C" ns2:textId="77777777">
+    <w:p>
       <w:pPr>
         <w:shd w:val="clear" w:color="auto" w:fill="FFFFFF"/>
         <w:spacing w:after="0" w:line="240" w:lineRule="auto"/>
@@ -5257,11 +5210,11 @@
           <w:color w:val="000000"/>
           <w:kern w:val="0"/>
           <w:lang w:eastAsia="es-PE"/>
-          <ns2:ligatures ns2:val="none"/>
-        </w:rPr>
-      </w:pPr>
-    </w:p>
-    <w:p ns2:paraId="563B5C6F" ns2:textId="1D3F1161">
+          <w14:ligatures w14:val="none"/>
+        </w:rPr>
+      </w:pPr>
+    </w:p>
+    <w:p>
       <w:pPr>
         <w:suppressAutoHyphens/>
         <w:spacing w:after="0" w:line="240" w:lineRule="auto"/>
@@ -5270,7 +5223,7 @@
           <w:rFonts w:ascii="Arial Narrow" w:eastAsia="Calibri" w:hAnsi="Arial Narrow" w:cs="Arial"/>
           <w:kern w:val="0"/>
           <w:u w:val="single"/>
-          <ns2:ligatures ns2:val="none"/>
+          <w14:ligatures w14:val="none"/>
         </w:rPr>
       </w:pPr>
       <w:r>
@@ -5280,7 +5233,7 @@
           <w:color w:val="000000"/>
           <w:kern w:val="0"/>
           <w:lang w:eastAsia="es-PE"/>
-          <ns2:ligatures ns2:val="none"/>
+          <w14:ligatures w14:val="none"/>
         </w:rPr>
         <w:t>NOVENO</w:t>
       </w:r>
@@ -5289,7 +5242,7 @@
           <w:rFonts w:ascii="Arial Narrow" w:eastAsia="Calibri" w:hAnsi="Arial Narrow" w:cs="Arial"/>
           <w:b/>
           <w:kern w:val="0"/>
-          <ns2:ligatures ns2:val="none"/>
+          <w14:ligatures w14:val="none"/>
         </w:rPr>
         <w:t>:</w:t>
       </w:r>
@@ -5297,7 +5250,7 @@
         <w:rPr>
           <w:rFonts w:ascii="Arial Narrow" w:eastAsia="Calibri" w:hAnsi="Arial Narrow" w:cs="Arial"/>
           <w:kern w:val="0"/>
-          <ns2:ligatures ns2:val="none"/>
+          <w14:ligatures w14:val="none"/>
         </w:rPr>
         <w:t xml:space="preserve"> comunicar a las partes que, </w:t>
       </w:r>
@@ -5306,7 +5259,7 @@
         <w:rPr>
           <w:rFonts w:ascii="Arial Narrow" w:eastAsia="Calibri" w:hAnsi="Arial Narrow" w:cs="Arial"/>
           <w:kern w:val="0"/>
-          <ns2:ligatures ns2:val="none"/>
+          <w14:ligatures w14:val="none"/>
         </w:rPr>
         <w:t>de acuerdo a</w:t>
       </w:r>
@@ -5315,7 +5268,7 @@
         <w:rPr>
           <w:rFonts w:ascii="Arial Narrow" w:eastAsia="Calibri" w:hAnsi="Arial Narrow" w:cs="Arial"/>
           <w:kern w:val="0"/>
-          <ns2:ligatures ns2:val="none"/>
+          <w14:ligatures w14:val="none"/>
         </w:rPr>
         <w:t xml:space="preserve"> lo señalado por el artículo 29</w:t>
       </w:r>
@@ -5325,7 +5278,7 @@
           <w:color w:val="000000"/>
           <w:kern w:val="0"/>
           <w:lang w:eastAsia="es-PE"/>
-          <ns2:ligatures ns2:val="none"/>
+          <w14:ligatures w14:val="none"/>
         </w:rPr>
         <w:t/>
       </w:r>
@@ -5333,7 +5286,7 @@
         <w:rPr>
           <w:rFonts w:ascii="Arial Narrow" w:eastAsia="Calibri" w:hAnsi="Arial Narrow" w:cs="Arial"/>
           <w:kern w:val="0"/>
-          <ns2:ligatures ns2:val="none"/>
+          <w14:ligatures w14:val="none"/>
         </w:rPr>
         <w:t xml:space="preserve"> del Decreto Legislativo 807</w:t>
       </w:r>
@@ -5343,7 +5296,7 @@
           <w:rFonts w:ascii="Arial Narrow" w:eastAsia="Calibri" w:hAnsi="Arial Narrow" w:cs="Arial"/>
           <w:kern w:val="0"/>
           <w:vertAlign w:val="superscript"/>
-          <ns2:ligatures ns2:val="none"/>
+          <w14:ligatures w14:val="none"/>
         </w:rPr>
         <w:footnoteReference w:id="13"/>
       </w:r>
@@ -5351,7 +5304,7 @@
         <w:rPr>
           <w:rFonts w:ascii="Arial Narrow" w:eastAsia="Calibri" w:hAnsi="Arial Narrow" w:cs="Arial"/>
           <w:kern w:val="0"/>
-          <ns2:ligatures ns2:val="none"/>
+          <w14:ligatures w14:val="none"/>
         </w:rPr>
         <w:t xml:space="preserve">, hasta antes de la emisión de la Resolución Final tienen la posibilidad de solicitar una audiencia de conciliación. En caso deleguen a favor de una tercera persona su actuación en la diligencia programada, esta deberá presentar un poder especial con firma legalizada ante Notario Público, donde conste </w:t>
       </w:r>
@@ -5360,7 +5313,7 @@
           <w:rFonts w:ascii="Arial Narrow" w:eastAsia="Calibri" w:hAnsi="Arial Narrow" w:cs="Arial"/>
           <w:kern w:val="0"/>
           <w:u w:val="single"/>
-          <ns2:ligatures ns2:val="none"/>
+          <w14:ligatures w14:val="none"/>
         </w:rPr>
         <w:t>expresamente su facultad para asistir y conciliar en su representación</w:t>
       </w:r>
@@ -5369,7 +5322,7 @@
           <w:rFonts w:ascii="Arial Narrow" w:eastAsia="Calibri" w:hAnsi="Arial Narrow" w:cs="Arial"/>
           <w:bCs/>
           <w:kern w:val="0"/>
-          <ns2:ligatures ns2:val="none"/>
+          <w14:ligatures w14:val="none"/>
         </w:rPr>
         <w:t>.</w:t>
       </w:r>
@@ -5379,7 +5332,7 @@
           <w:b/>
           <w:bCs/>
           <w:kern w:val="0"/>
-          <ns2:ligatures ns2:val="none"/>
+          <w14:ligatures w14:val="none"/>
         </w:rPr>
         <w:t xml:space="preserve"> </w:t>
       </w:r>
@@ -5388,12 +5341,12 @@
           <w:rFonts w:ascii="Arial Narrow" w:eastAsia="Calibri" w:hAnsi="Arial Narrow" w:cs="Arial"/>
           <w:kern w:val="0"/>
           <w:u w:val="single"/>
-          <ns2:ligatures ns2:val="none"/>
+          <w14:ligatures w14:val="none"/>
         </w:rPr>
         <w:t xml:space="preserve">Ello bajo apercibimiento de no realizar la audiencia de conciliación y levantar el acta de inasistencia correspondiente. </w:t>
       </w:r>
     </w:p>
-    <w:p ns2:paraId="3E55E6BD" ns2:textId="77777777">
+    <w:p>
       <w:pPr>
         <w:suppressAutoHyphens/>
         <w:spacing w:after="0" w:line="240" w:lineRule="auto"/>
@@ -5402,11 +5355,11 @@
           <w:rFonts w:ascii="Arial Narrow" w:eastAsia="Calibri" w:hAnsi="Arial Narrow" w:cs="Arial"/>
           <w:kern w:val="0"/>
           <w:u w:val="single"/>
-          <ns2:ligatures ns2:val="none"/>
-        </w:rPr>
-      </w:pPr>
-    </w:p>
-    <w:p ns2:paraId="0081C764" ns2:textId="03C72165">
+          <w14:ligatures w14:val="none"/>
+        </w:rPr>
+      </w:pPr>
+    </w:p>
+    <w:p>
       <w:pPr>
         <w:suppressAutoHyphens/>
         <w:spacing w:after="0" w:line="240" w:lineRule="auto"/>
@@ -5416,7 +5369,7 @@
           <w:color w:val="000000"/>
           <w:kern w:val="0"/>
           <w:lang w:eastAsia="es-PE"/>
-          <ns2:ligatures ns2:val="none"/>
+          <w14:ligatures w14:val="none"/>
         </w:rPr>
       </w:pPr>
       <w:r>
@@ -5425,7 +5378,7 @@
           <w:b/>
           <w:spacing w:val="-3"/>
           <w:kern w:val="0"/>
-          <ns2:ligatures ns2:val="none"/>
+          <w14:ligatures w14:val="none"/>
         </w:rPr>
         <w:t>DÉCIMO</w:t>
       </w:r>
@@ -5436,7 +5389,7 @@
           <w:color w:val="000000"/>
           <w:kern w:val="0"/>
           <w:lang w:eastAsia="es-PE"/>
-          <ns2:ligatures ns2:val="none"/>
+          <w14:ligatures w14:val="none"/>
         </w:rPr>
         <w:t>:</w:t>
       </w:r>
@@ -5446,14 +5399,14 @@
           <w:color w:val="000000"/>
           <w:kern w:val="0"/>
           <w:lang w:eastAsia="es-PE"/>
-          <ns2:ligatures ns2:val="none"/>
+          <w14:ligatures w14:val="none"/>
         </w:rPr>
         <w:t xml:space="preserve"> poner en conocimiento de las partes que, antes de la emisión de la Resolución Final, tienen la posibilidad de formular su desistimiento o presentar el acuerdo arribado mediante la conciliación, mediación, transacción o cualquier otro que, de forma indubitable, deje constancia que se ha solucionado la controversia materia de denuncia.</w:t>
       </w:r>
       <w:bookmarkStart w:id="7" w:name="h.gjdgxs" w:colFirst="0" w:colLast="0"/>
       <w:bookmarkEnd w:id="7"/>
     </w:p>
-    <w:p ns2:paraId="0DCAFBEE" ns2:textId="77777777">
+    <w:p>
       <w:pPr>
         <w:suppressAutoHyphens/>
         <w:spacing w:after="0" w:line="240" w:lineRule="auto"/>
@@ -5463,11 +5416,11 @@
           <w:color w:val="000000"/>
           <w:kern w:val="0"/>
           <w:lang w:eastAsia="es-PE"/>
-          <ns2:ligatures ns2:val="none"/>
-        </w:rPr>
-      </w:pPr>
-    </w:p>
-    <w:p ns2:paraId="3F2FA092" ns2:textId="0C11F446">
+          <w14:ligatures w14:val="none"/>
+        </w:rPr>
+      </w:pPr>
+    </w:p>
+    <w:p>
       <w:pPr>
         <w:suppressAutoHyphens/>
         <w:spacing w:after="0" w:line="240" w:lineRule="auto"/>
@@ -5498,7 +5451,7 @@
           <w:b/>
           <w:spacing w:val="-3"/>
           <w:kern w:val="0"/>
-          <ns2:ligatures ns2:val="none"/>
+          <w14:ligatures w14:val="none"/>
         </w:rPr>
         <w:t/>
       </w:r>
@@ -5508,7 +5461,7 @@
           <w:bCs/>
           <w:spacing w:val="-3"/>
           <w:kern w:val="0"/>
-          <ns2:ligatures ns2:val="none"/>
+          <w14:ligatures w14:val="none"/>
         </w:rPr>
         <w:t xml:space="preserve"/>
       </w:r>
@@ -5518,7 +5471,7 @@
           <w:bCs/>
           <w:spacing w:val="-3"/>
           <w:kern w:val="0"/>
-          <ns2:ligatures ns2:val="none"/>
+          <w14:ligatures w14:val="none"/>
         </w:rPr>
         <w:t xml:space="preserve"/>
       </w:r>
@@ -5529,7 +5482,7 @@
           <w:kern w:val="0"/>
           <w:shd w:val="clear" w:color="auto" w:fill="FFFFFF"/>
           <w:lang w:eastAsia="es-PE"/>
-          <ns2:ligatures ns2:val="none"/>
+          <w14:ligatures w14:val="none"/>
         </w:rPr>
         <w:t/>
       </w:r>
@@ -5540,7 +5493,7 @@
           <w:kern w:val="0"/>
           <w:shd w:val="clear" w:color="auto" w:fill="FFFFFF"/>
           <w:lang w:eastAsia="es-PE"/>
-          <ns2:ligatures ns2:val="none"/>
+          <w14:ligatures w14:val="none"/>
         </w:rPr>
         <w:t xml:space="preserve"/>
       </w:r>
@@ -5551,7 +5504,7 @@
           <w:kern w:val="0"/>
           <w:shd w:val="clear" w:color="auto" w:fill="FFFFFF"/>
           <w:lang w:eastAsia="es-PE"/>
-          <ns2:ligatures ns2:val="none"/>
+          <w14:ligatures w14:val="none"/>
         </w:rPr>
         <w:t/>
       </w:r>
@@ -5562,7 +5515,7 @@
           <w:kern w:val="0"/>
           <w:shd w:val="clear" w:color="auto" w:fill="FFFFFF"/>
           <w:lang w:eastAsia="es-PE"/>
-          <ns2:ligatures ns2:val="none"/>
+          <w14:ligatures w14:val="none"/>
         </w:rPr>
         <w:t xml:space="preserve"/>
       </w:r>
@@ -5574,7 +5527,7 @@
           <w:kern w:val="0"/>
           <w:shd w:val="clear" w:color="auto" w:fill="FFFFFF"/>
           <w:lang w:eastAsia="es-PE"/>
-          <ns2:ligatures ns2:val="none"/>
+          <w14:ligatures w14:val="none"/>
         </w:rPr>
         <w:t/>
       </w:r>
@@ -5586,7 +5539,7 @@
           <w:kern w:val="0"/>
           <w:shd w:val="clear" w:color="auto" w:fill="FFFFFF"/>
           <w:lang w:eastAsia="es-PE"/>
-          <ns2:ligatures ns2:val="none"/>
+          <w14:ligatures w14:val="none"/>
         </w:rPr>
         <w:t xml:space="preserve"/>
       </w:r>
@@ -5597,7 +5550,7 @@
           <w:kern w:val="0"/>
           <w:shd w:val="clear" w:color="auto" w:fill="FFFFFF"/>
           <w:lang w:eastAsia="es-PE"/>
-          <ns2:ligatures ns2:val="none"/>
+          <w14:ligatures w14:val="none"/>
         </w:rPr>
         <w:t xml:space="preserve"/>
       </w:r>
@@ -5642,7 +5595,7 @@
           <w:color w:val="000000"/>
           <w:kern w:val="0"/>
           <w:lang w:eastAsia="es-PE"/>
-          <ns2:ligatures ns2:val="none"/>
+          <w14:ligatures w14:val="none"/>
         </w:rPr>
         <w:t/>
       </w:r>
@@ -5659,7 +5612,7 @@
           <w:color w:val="000000"/>
           <w:kern w:val="0"/>
           <w:lang w:eastAsia="es-PE"/>
-          <ns2:ligatures ns2:val="none"/>
+          <w14:ligatures w14:val="none"/>
         </w:rPr>
         <w:t/>
       </w:r>
@@ -5685,7 +5638,7 @@
         <w:t/>
       </w:r>
     </w:p>
-    <w:p ns2:paraId="212FCE7B" ns2:textId="77777777">
+    <w:p>
       <w:pPr>
         <w:suppressAutoHyphens/>
         <w:spacing w:after="0" w:line="240" w:lineRule="auto"/>
@@ -5695,7 +5648,7 @@
         </w:rPr>
       </w:pPr>
     </w:p>
-    <w:p ns2:paraId="7FEAF028" ns2:textId="7586F6E5">
+    <w:p>
       <w:pPr>
         <w:suppressAutoHyphens/>
         <w:spacing w:line="240" w:lineRule="auto"/>
@@ -5776,63 +5729,63 @@
         <w:t>efectúe el acuse de recibo mediante la confirmación de recepción de la notificación remitida por este despacho a su Casilla Electrónica, dentro de los cinco (5) primeros días hábiles siguientes a la fecha en que recibe la notificación.</w:t>
       </w:r>
     </w:p>
-    <w:p ns2:paraId="39963B7E" ns2:textId="77777777">
-      <w:pPr>
-        <w:spacing w:after="0" w:line="240" w:lineRule="auto"/>
-        <w:jc w:val="both"/>
-        <w:rPr>
-          <w:rFonts w:ascii="Arial Narrow" w:eastAsia="Arial Narrow" w:hAnsi="Arial Narrow" w:cs="Arial Narrow"/>
-          <w:b/>
-          <w:color w:val="000000"/>
-          <w:kern w:val="0"/>
-          <w:lang w:eastAsia="es-PE"/>
-          <ns2:ligatures ns2:val="none"/>
-        </w:rPr>
-      </w:pPr>
-    </w:p>
-    <w:p ns2:paraId="537523B8" ns2:textId="77777777">
-      <w:pPr>
-        <w:spacing w:after="0" w:line="240" w:lineRule="auto"/>
-        <w:jc w:val="both"/>
-        <w:rPr>
-          <w:rFonts w:ascii="Arial Narrow" w:eastAsia="Arial Narrow" w:hAnsi="Arial Narrow" w:cs="Arial Narrow"/>
-          <w:b/>
-          <w:color w:val="000000"/>
-          <w:kern w:val="0"/>
-          <w:lang w:eastAsia="es-PE"/>
-          <ns2:ligatures ns2:val="none"/>
-        </w:rPr>
-      </w:pPr>
-    </w:p>
-    <w:p ns2:paraId="181DDD35" ns2:textId="77777777">
-      <w:pPr>
-        <w:spacing w:after="0" w:line="240" w:lineRule="auto"/>
-        <w:jc w:val="both"/>
-        <w:rPr>
-          <w:rFonts w:ascii="Arial Narrow" w:eastAsia="Arial Narrow" w:hAnsi="Arial Narrow" w:cs="Arial Narrow"/>
-          <w:b/>
-          <w:color w:val="000000"/>
-          <w:kern w:val="0"/>
-          <w:lang w:eastAsia="es-PE"/>
-          <ns2:ligatures ns2:val="none"/>
-        </w:rPr>
-      </w:pPr>
-    </w:p>
-    <w:p ns2:paraId="4CBBE603" ns2:textId="77777777">
-      <w:pPr>
-        <w:spacing w:after="0" w:line="240" w:lineRule="auto"/>
-        <w:jc w:val="both"/>
-        <w:rPr>
-          <w:rFonts w:ascii="Arial Narrow" w:eastAsia="Arial Narrow" w:hAnsi="Arial Narrow" w:cs="Arial Narrow"/>
-          <w:b/>
-          <w:color w:val="000000"/>
-          <w:kern w:val="0"/>
-          <w:lang w:eastAsia="es-PE"/>
-          <ns2:ligatures ns2:val="none"/>
-        </w:rPr>
-      </w:pPr>
-    </w:p>
-    <w:p ns2:paraId="1A9E9138" ns2:textId="77777777">
+    <w:p>
+      <w:pPr>
+        <w:spacing w:after="0" w:line="240" w:lineRule="auto"/>
+        <w:jc w:val="both"/>
+        <w:rPr>
+          <w:rFonts w:ascii="Arial Narrow" w:eastAsia="Arial Narrow" w:hAnsi="Arial Narrow" w:cs="Arial Narrow"/>
+          <w:b/>
+          <w:color w:val="000000"/>
+          <w:kern w:val="0"/>
+          <w:lang w:eastAsia="es-PE"/>
+          <w14:ligatures w14:val="none"/>
+        </w:rPr>
+      </w:pPr>
+    </w:p>
+    <w:p>
+      <w:pPr>
+        <w:spacing w:after="0" w:line="240" w:lineRule="auto"/>
+        <w:jc w:val="both"/>
+        <w:rPr>
+          <w:rFonts w:ascii="Arial Narrow" w:eastAsia="Arial Narrow" w:hAnsi="Arial Narrow" w:cs="Arial Narrow"/>
+          <w:b/>
+          <w:color w:val="000000"/>
+          <w:kern w:val="0"/>
+          <w:lang w:eastAsia="es-PE"/>
+          <w14:ligatures w14:val="none"/>
+        </w:rPr>
+      </w:pPr>
+    </w:p>
+    <w:p>
+      <w:pPr>
+        <w:spacing w:after="0" w:line="240" w:lineRule="auto"/>
+        <w:jc w:val="both"/>
+        <w:rPr>
+          <w:rFonts w:ascii="Arial Narrow" w:eastAsia="Arial Narrow" w:hAnsi="Arial Narrow" w:cs="Arial Narrow"/>
+          <w:b/>
+          <w:color w:val="000000"/>
+          <w:kern w:val="0"/>
+          <w:lang w:eastAsia="es-PE"/>
+          <w14:ligatures w14:val="none"/>
+        </w:rPr>
+      </w:pPr>
+    </w:p>
+    <w:p>
+      <w:pPr>
+        <w:spacing w:after="0" w:line="240" w:lineRule="auto"/>
+        <w:jc w:val="both"/>
+        <w:rPr>
+          <w:rFonts w:ascii="Arial Narrow" w:eastAsia="Arial Narrow" w:hAnsi="Arial Narrow" w:cs="Arial Narrow"/>
+          <w:b/>
+          <w:color w:val="000000"/>
+          <w:kern w:val="0"/>
+          <w:lang w:eastAsia="es-PE"/>
+          <w14:ligatures w14:val="none"/>
+        </w:rPr>
+      </w:pPr>
+    </w:p>
+    <w:p>
       <w:pPr>
         <w:shd w:val="clear" w:color="auto" w:fill="FFFFFF"/>
         <w:spacing w:after="0" w:line="240" w:lineRule="auto"/>
@@ -5843,7 +5796,7 @@
           <w:bCs/>
           <w:color w:val="000000"/>
           <w:kern w:val="0"/>
-          <ns2:ligatures ns2:val="none"/>
+          <w14:ligatures w14:val="none"/>
         </w:rPr>
       </w:pPr>
       <w:r>
@@ -5853,12 +5806,12 @@
           <w:bCs/>
           <w:color w:val="000000"/>
           <w:kern w:val="0"/>
-          <ns2:ligatures ns2:val="none"/>
+          <w14:ligatures w14:val="none"/>
         </w:rPr>
         <w:t xml:space="preserve">LUISA ANALÍ SILVA MALPARTIDA</w:t>
       </w:r>
     </w:p>
-    <w:p ns2:paraId="7B15A8F5" ns2:textId="65F3D128">
+    <w:p>
       <w:pPr>
         <w:shd w:val="clear" w:color="auto" w:fill="FFFFFF"/>
         <w:spacing w:after="0" w:line="240" w:lineRule="auto"/>
@@ -5869,7 +5822,7 @@
           <w:bCs/>
           <w:color w:val="000000"/>
           <w:kern w:val="0"/>
-          <ns2:ligatures ns2:val="none"/>
+          <w14:ligatures w14:val="none"/>
         </w:rPr>
       </w:pPr>
       <w:r>
@@ -5879,7 +5832,7 @@
           <w:bCs/>
           <w:color w:val="000000"/>
           <w:kern w:val="0"/>
-          <ns2:ligatures ns2:val="none"/>
+          <w14:ligatures w14:val="none"/>
         </w:rPr>
         <w:t xml:space="preserve">Secretaria Técnica Ad Hoc</w:t>
       </w:r>
@@ -5890,12 +5843,12 @@
           <w:bCs/>
           <w:color w:val="000000"/>
           <w:kern w:val="0"/>
-          <ns2:ligatures ns2:val="none"/>
+          <w14:ligatures w14:val="none"/>
         </w:rPr>
         <w:t xml:space="preserve"/>
       </w:r>
     </w:p>
-    <w:p ns2:paraId="08FFB35F" ns2:textId="77777777">
+    <w:p>
       <w:pPr>
         <w:shd w:val="clear" w:color="auto" w:fill="FFFFFF"/>
         <w:spacing w:after="0" w:line="240" w:lineRule="auto"/>
@@ -5904,7 +5857,7 @@
           <w:rFonts w:ascii="Arial Narrow" w:eastAsia="Calibri" w:hAnsi="Arial Narrow" w:cs="Times New Roman"/>
           <w:color w:val="000000"/>
           <w:kern w:val="0"/>
-          <ns2:ligatures ns2:val="none"/>
+          <w14:ligatures w14:val="none"/>
         </w:rPr>
       </w:pPr>
       <w:r>
@@ -5914,7 +5867,7 @@
           <w:bCs/>
           <w:color w:val="000000"/>
           <w:kern w:val="0"/>
-          <ns2:ligatures ns2:val="none"/>
+          <w14:ligatures w14:val="none"/>
         </w:rPr>
         <w:t>Comisión </w:t>
       </w:r>
@@ -5926,7 +5879,7 @@
           <w:color w:val="000000"/>
           <w:kern w:val="0"/>
           <w:shd w:val="clear" w:color="auto" w:fill="FFFFFF"/>
-          <ns2:ligatures ns2:val="none"/>
+          <w14:ligatures w14:val="none"/>
         </w:rPr>
         <w:t>de</w:t>
       </w:r>
@@ -5937,27 +5890,27 @@
           <w:bCs/>
           <w:color w:val="000000"/>
           <w:kern w:val="0"/>
-          <ns2:ligatures ns2:val="none"/>
+          <w14:ligatures w14:val="none"/>
         </w:rPr>
         <w:t> Protección al Consumidor 1</w:t>
       </w:r>
     </w:p>
-    <w:p ns2:paraId="5490FA6F" ns2:textId="77777777">
-      <w:pPr>
-        <w:spacing w:after="0" w:line="240" w:lineRule="auto"/>
-        <w:jc w:val="both"/>
-        <w:rPr>
-          <w:rFonts w:ascii="Arial Narrow" w:eastAsia="Arial Narrow" w:hAnsi="Arial Narrow" w:cs="Arial Narrow"/>
-          <w:b/>
-          <w:color w:val="000000"/>
-          <w:kern w:val="0"/>
-          <w:lang w:eastAsia="es-PE"/>
-          <ns2:ligatures ns2:val="none"/>
+    <w:p>
+      <w:pPr>
+        <w:spacing w:after="0" w:line="240" w:lineRule="auto"/>
+        <w:jc w:val="both"/>
+        <w:rPr>
+          <w:rFonts w:ascii="Arial Narrow" w:eastAsia="Arial Narrow" w:hAnsi="Arial Narrow" w:cs="Arial Narrow"/>
+          <w:b/>
+          <w:color w:val="000000"/>
+          <w:kern w:val="0"/>
+          <w:lang w:eastAsia="es-PE"/>
+          <w14:ligatures w14:val="none"/>
         </w:rPr>
       </w:pPr>
     </w:p>
     <w:bookmarkEnd w:id="0"/>
-    <w:p ns2:paraId="58E453A2" ns2:textId="05E608DF">
+    <w:p>
       <w:pPr>
         <w:spacing w:after="0" w:line="240" w:lineRule="auto"/>
         <w:jc w:val="both"/>
@@ -5975,7 +5928,7 @@
           <w:sz w:val="16"/>
           <w:szCs w:val="16"/>
           <w:lang w:eastAsia="es-PE"/>
-          <ns2:ligatures ns2:val="none"/>
+          <w14:ligatures w14:val="none"/>
         </w:rPr>
         <w:t>LSM/</w:t>
       </w:r>
@@ -5987,12 +5940,12 @@
           <w:sz w:val="16"/>
           <w:szCs w:val="16"/>
           <w:lang w:eastAsia="es-PE"/>
-          <ns2:ligatures ns2:val="none"/>
+          <w14:ligatures w14:val="none"/>
         </w:rPr>
         <w:t>JCQ</w:t>
       </w:r>
     </w:p>
-    <w:p ns2:paraId="4A69497D" ns2:textId="77777777">
+    <w:p>
       <w:pPr>
         <w:spacing w:line="240" w:lineRule="auto"/>
         <w:rPr>
@@ -6000,7 +5953,7 @@
         </w:rPr>
       </w:pPr>
     </w:p>
-    <w:p ns2:paraId="0B9A1116" ns2:textId="77777777">
+    <w:p>
       <w:pPr>
         <w:spacing w:line="240" w:lineRule="auto"/>
         <w:rPr>
@@ -6009,8 +5962,8 @@
       </w:pPr>
     </w:p>
     <w:sectPr>
-      <w:headerReference w:type="default" ns3:id="rId8"/>
-      <w:footerReference w:type="default" ns3:id="rId9"/>
+      <w:headerReference w:type="default" r:id="rId8"/>
+      <w:footerReference w:type="default" r:id="rId9"/>
       <w:pgSz w:w="11906" w:h="16838"/>
       <w:pgMar w:top="1417" w:right="1701" w:bottom="1417" w:left="1701" w:header="708" w:footer="708" w:gutter="0"/>
       <w:cols w:space="708"/>
@@ -6021,7 +5974,7 @@
 </file>
 
 <file path=word/endnotes.xml><?xml version="1.0" encoding="utf-8"?>
-<w:endnotes xmlns:wpc="http://schemas.microsoft.com/office/word/2010/wordprocessingCanvas" xmlns:cx="http://schemas.microsoft.com/office/drawing/2014/chartex" xmlns:cx1="http://schemas.microsoft.com/office/drawing/2015/9/8/chartex" xmlns:cx2="http://schemas.microsoft.com/office/drawing/2015/10/21/chartex" xmlns:cx3="http://schemas.microsoft.com/office/drawing/2016/5/9/chartex" xmlns:cx4="http://schemas.microsoft.com/office/drawing/2016/5/10/chartex" xmlns:cx5="http://schemas.microsoft.com/office/drawing/2016/5/11/chartex" xmlns:cx6="http://schemas.microsoft.com/office/drawing/2016/5/12/chartex" xmlns:cx7="http://schemas.microsoft.com/office/drawing/2016/5/13/chartex" xmlns:cx8="http://schemas.microsoft.com/office/drawing/2016/5/14/chartex" xmlns:mc="http://schemas.openxmlformats.org/markup-compatibility/2006" xmlns:aink="http://schemas.microsoft.com/office/drawing/2016/ink" xmlns:am3d="http://schemas.microsoft.com/office/drawing/2017/model3d" xmlns:o="urn:schemas-microsoft-com:office:office" xmlns:oel="http://schemas.microsoft.com/office/2019/extlst" xmlns:r="http://schemas.openxmlformats.org/officeDocument/2006/relationships" xmlns:m="http://schemas.openxmlformats.org/officeDocument/2006/math" xmlns:v="urn:schemas-microsoft-com:vml" xmlns:wp14="http://schemas.microsoft.com/office/word/2010/wordprocessingDrawing" xmlns:wp="http://schemas.openxmlformats.org/drawingml/2006/wordprocessingDrawing" xmlns:w10="urn:schemas-microsoft-com:office:word" xmlns:w="http://schemas.openxmlformats.org/wordprocessingml/2006/main" xmlns:w14="http://schemas.microsoft.com/office/word/2010/wordml" xmlns:w15="http://schemas.microsoft.com/office/word/2012/wordml" xmlns:w16cex="http://schemas.microsoft.com/office/word/2018/wordml/cex" xmlns:w16cid="http://schemas.microsoft.com/office/word/2016/wordml/cid" xmlns:w16="http://schemas.microsoft.com/office/word/2018/wordml" xmlns:w16du="http://schemas.microsoft.com/office/word/2023/wordml/word16du" xmlns:w16sdtdh="http://schemas.microsoft.com/office/word/2020/wordml/sdtdatahash" xmlns:w16sdtfl="http://schemas.microsoft.com/office/word/2024/wordml/sdtformatlock" xmlns:w16se="http://schemas.microsoft.com/office/word/2015/wordml/symex" xmlns:wpg="http://schemas.microsoft.com/office/word/2010/wordprocessingGroup" xmlns:wpi="http://schemas.microsoft.com/office/word/2010/wordprocessingInk" xmlns:wne="http://schemas.microsoft.com/office/word/2006/wordml" xmlns:wps="http://schemas.microsoft.com/office/word/2010/wordprocessingShape" mc:Ignorable="w14 w15 w16se w16cid w16 w16cex w16sdtdh w16sdtfl w16du wp14">
+<w:endnotes xmlns:mc="http://schemas.openxmlformats.org/markup-compatibility/2006" xmlns:r="http://schemas.openxmlformats.org/officeDocument/2006/relationships" xmlns:w="http://schemas.openxmlformats.org/wordprocessingml/2006/main" xmlns:w14="http://schemas.microsoft.com/office/word/2010/wordml" xmlns:w15="http://schemas.microsoft.com/office/word/2012/wordml" xmlns:w16="http://schemas.microsoft.com/office/word/2018/wordml" xmlns:w16cex="http://schemas.microsoft.com/office/word/2018/wordml/cex" xmlns:w16cid="http://schemas.microsoft.com/office/word/2016/wordml/cid" xmlns:w16du="http://schemas.microsoft.com/office/word/2023/wordml/word16du" xmlns:w16sdtdh="http://schemas.microsoft.com/office/word/2020/wordml/sdtdatahash" xmlns:w16se="http://schemas.microsoft.com/office/word/2015/wordml/symex" xmlns:wp14="http://schemas.microsoft.com/office/word/2010/wordprocessingDrawing" mc:Ignorable="w14 w15 w16se w16cid w16 w16cex w16sdtdh w16du wp14">
   <w:endnote w:type="separator" w:id="-1">
     <w:p>
       <w:pPr>
@@ -6046,7 +5999,7 @@
 </file>
 
 <file path=word/footer1.xml><?xml version="1.0" encoding="utf-8"?>
-<w:ftr xmlns:wpc="http://schemas.microsoft.com/office/word/2010/wordprocessingCanvas" xmlns:cx="http://schemas.microsoft.com/office/drawing/2014/chartex" xmlns:cx1="http://schemas.microsoft.com/office/drawing/2015/9/8/chartex" xmlns:cx2="http://schemas.microsoft.com/office/drawing/2015/10/21/chartex" xmlns:cx3="http://schemas.microsoft.com/office/drawing/2016/5/9/chartex" xmlns:cx4="http://schemas.microsoft.com/office/drawing/2016/5/10/chartex" xmlns:cx5="http://schemas.microsoft.com/office/drawing/2016/5/11/chartex" xmlns:cx6="http://schemas.microsoft.com/office/drawing/2016/5/12/chartex" xmlns:cx7="http://schemas.microsoft.com/office/drawing/2016/5/13/chartex" xmlns:cx8="http://schemas.microsoft.com/office/drawing/2016/5/14/chartex" xmlns:mc="http://schemas.openxmlformats.org/markup-compatibility/2006" xmlns:aink="http://schemas.microsoft.com/office/drawing/2016/ink" xmlns:am3d="http://schemas.microsoft.com/office/drawing/2017/model3d" xmlns:o="urn:schemas-microsoft-com:office:office" xmlns:oel="http://schemas.microsoft.com/office/2019/extlst" xmlns:r="http://schemas.openxmlformats.org/officeDocument/2006/relationships" xmlns:m="http://schemas.openxmlformats.org/officeDocument/2006/math" xmlns:v="urn:schemas-microsoft-com:vml" xmlns:wp14="http://schemas.microsoft.com/office/word/2010/wordprocessingDrawing" xmlns:wp="http://schemas.openxmlformats.org/drawingml/2006/wordprocessingDrawing" xmlns:w10="urn:schemas-microsoft-com:office:word" xmlns:w="http://schemas.openxmlformats.org/wordprocessingml/2006/main" xmlns:w14="http://schemas.microsoft.com/office/word/2010/wordml" xmlns:w15="http://schemas.microsoft.com/office/word/2012/wordml" xmlns:w16cex="http://schemas.microsoft.com/office/word/2018/wordml/cex" xmlns:w16cid="http://schemas.microsoft.com/office/word/2016/wordml/cid" xmlns:w16="http://schemas.microsoft.com/office/word/2018/wordml" xmlns:w16du="http://schemas.microsoft.com/office/word/2023/wordml/word16du" xmlns:w16sdtdh="http://schemas.microsoft.com/office/word/2020/wordml/sdtdatahash" xmlns:w16sdtfl="http://schemas.microsoft.com/office/word/2024/wordml/sdtformatlock" xmlns:w16se="http://schemas.microsoft.com/office/word/2015/wordml/symex" xmlns:wpg="http://schemas.microsoft.com/office/word/2010/wordprocessingGroup" xmlns:wpi="http://schemas.microsoft.com/office/word/2010/wordprocessingInk" xmlns:wne="http://schemas.microsoft.com/office/word/2006/wordml" xmlns:wps="http://schemas.microsoft.com/office/word/2010/wordprocessingShape" mc:Ignorable="w14 w15 w16se w16cid w16 w16cex w16sdtdh w16sdtfl w16du wp14">
+<w:ftr xmlns:mc="http://schemas.openxmlformats.org/markup-compatibility/2006" xmlns:r="http://schemas.openxmlformats.org/officeDocument/2006/relationships" xmlns:w="http://schemas.openxmlformats.org/wordprocessingml/2006/main" xmlns:w14="http://schemas.microsoft.com/office/word/2010/wordml" xmlns:w15="http://schemas.microsoft.com/office/word/2012/wordml" xmlns:w16="http://schemas.microsoft.com/office/word/2018/wordml" xmlns:w16cex="http://schemas.microsoft.com/office/word/2018/wordml/cex" xmlns:w16cid="http://schemas.microsoft.com/office/word/2016/wordml/cid" xmlns:w16du="http://schemas.microsoft.com/office/word/2023/wordml/word16du" xmlns:w16sdtdh="http://schemas.microsoft.com/office/word/2020/wordml/sdtdatahash" xmlns:w16se="http://schemas.microsoft.com/office/word/2015/wordml/symex" xmlns:wp14="http://schemas.microsoft.com/office/word/2010/wordprocessingDrawing" mc:Ignorable="w14 w15 w16se w16cid w16 w16cex w16sdtdh w16du wp14">
   <w:p>
     <w:pPr>
       <w:pBdr>
@@ -6084,7 +6037,7 @@
 </file>
 
 <file path=word/footnotes.xml><?xml version="1.0" encoding="utf-8"?>
-<w:footnotes xmlns:wpc="http://schemas.microsoft.com/office/word/2010/wordprocessingCanvas" xmlns:cx="http://schemas.microsoft.com/office/drawing/2014/chartex" xmlns:cx1="http://schemas.microsoft.com/office/drawing/2015/9/8/chartex" xmlns:cx2="http://schemas.microsoft.com/office/drawing/2015/10/21/chartex" xmlns:cx3="http://schemas.microsoft.com/office/drawing/2016/5/9/chartex" xmlns:cx4="http://schemas.microsoft.com/office/drawing/2016/5/10/chartex" xmlns:cx5="http://schemas.microsoft.com/office/drawing/2016/5/11/chartex" xmlns:cx6="http://schemas.microsoft.com/office/drawing/2016/5/12/chartex" xmlns:cx7="http://schemas.microsoft.com/office/drawing/2016/5/13/chartex" xmlns:cx8="http://schemas.microsoft.com/office/drawing/2016/5/14/chartex" xmlns:mc="http://schemas.openxmlformats.org/markup-compatibility/2006" xmlns:aink="http://schemas.microsoft.com/office/drawing/2016/ink" xmlns:am3d="http://schemas.microsoft.com/office/drawing/2017/model3d" xmlns:o="urn:schemas-microsoft-com:office:office" xmlns:oel="http://schemas.microsoft.com/office/2019/extlst" xmlns:r="http://schemas.openxmlformats.org/officeDocument/2006/relationships" xmlns:m="http://schemas.openxmlformats.org/officeDocument/2006/math" xmlns:v="urn:schemas-microsoft-com:vml" xmlns:wp14="http://schemas.microsoft.com/office/word/2010/wordprocessingDrawing" xmlns:wp="http://schemas.openxmlformats.org/drawingml/2006/wordprocessingDrawing" xmlns:w10="urn:schemas-microsoft-com:office:word" xmlns:w="http://schemas.openxmlformats.org/wordprocessingml/2006/main" xmlns:w14="http://schemas.microsoft.com/office/word/2010/wordml" xmlns:w15="http://schemas.microsoft.com/office/word/2012/wordml" xmlns:w16cex="http://schemas.microsoft.com/office/word/2018/wordml/cex" xmlns:w16cid="http://schemas.microsoft.com/office/word/2016/wordml/cid" xmlns:w16="http://schemas.microsoft.com/office/word/2018/wordml" xmlns:w16du="http://schemas.microsoft.com/office/word/2023/wordml/word16du" xmlns:w16sdtdh="http://schemas.microsoft.com/office/word/2020/wordml/sdtdatahash" xmlns:w16sdtfl="http://schemas.microsoft.com/office/word/2024/wordml/sdtformatlock" xmlns:w16se="http://schemas.microsoft.com/office/word/2015/wordml/symex" xmlns:wpg="http://schemas.microsoft.com/office/word/2010/wordprocessingGroup" xmlns:wpi="http://schemas.microsoft.com/office/word/2010/wordprocessingInk" xmlns:wne="http://schemas.microsoft.com/office/word/2006/wordml" xmlns:wps="http://schemas.microsoft.com/office/word/2010/wordprocessingShape" mc:Ignorable="w14 w15 w16se w16cid w16 w16cex w16sdtdh w16sdtfl w16du wp14">
+<w:footnotes xmlns:mc="http://schemas.openxmlformats.org/markup-compatibility/2006" xmlns:r="http://schemas.openxmlformats.org/officeDocument/2006/relationships" xmlns:w="http://schemas.openxmlformats.org/wordprocessingml/2006/main" xmlns:w14="http://schemas.microsoft.com/office/word/2010/wordml" xmlns:w15="http://schemas.microsoft.com/office/word/2012/wordml" xmlns:w16="http://schemas.microsoft.com/office/word/2018/wordml" xmlns:w16cex="http://schemas.microsoft.com/office/word/2018/wordml/cex" xmlns:w16cid="http://schemas.microsoft.com/office/word/2016/wordml/cid" xmlns:w16du="http://schemas.microsoft.com/office/word/2023/wordml/word16du" xmlns:w16sdtdh="http://schemas.microsoft.com/office/word/2020/wordml/sdtdatahash" xmlns:w16se="http://schemas.microsoft.com/office/word/2015/wordml/symex" xmlns:wp14="http://schemas.microsoft.com/office/word/2010/wordprocessingDrawing" mc:Ignorable="w14 w15 w16se w16cid w16 w16cex w16sdtdh w16du wp14">
   <w:footnote w:type="separator" w:id="-1">
     <w:p>
       <w:pPr>
@@ -6105,7 +6058,7 @@
       </w:r>
     </w:p>
   </w:footnote>
-  <w:footnote w:id="1">
+  <w:footnote w:id="2">
     <w:p>
       <w:pPr>
         <w:pStyle w:val="Textonotapie"/>
@@ -6142,75 +6095,7 @@
           <w:szCs w:val="16"/>
         </w:rPr>
         <w:tab/>
-      </w:r>
-      <w:r>
-        <w:rPr>
-          <w:rFonts w:ascii="Arial Narrow" w:hAnsi="Arial Narrow" w:cs="Arial"/>
-          <w:sz w:val="16"/>
-          <w:szCs w:val="16"/>
-        </w:rPr>
-        <w:t>Partida 15590523</w:t>
-      </w:r>
-      <w:r>
-        <w:rPr>
-          <w:rFonts w:ascii="Arial Narrow" w:hAnsi="Arial Narrow" w:cs="Arial"/>
-          <w:sz w:val="16"/>
-          <w:szCs w:val="16"/>
-        </w:rPr>
-        <w:t>.</w:t>
-      </w:r>
-    </w:p>
-    <w:p>
-      <w:pPr>
-        <w:pStyle w:val="Textonotapie"/>
-        <w:ind w:left="567" w:hanging="567"/>
-        <w:jc w:val="both"/>
-        <w:rPr>
-          <w:rFonts w:ascii="Arial Narrow" w:hAnsi="Arial Narrow" w:cs="Arial"/>
-          <w:sz w:val="16"/>
-          <w:szCs w:val="16"/>
-        </w:rPr>
-      </w:pPr>
-    </w:p>
-  </w:footnote>
-  <w:footnote w:id="2">
-    <w:p>
-      <w:pPr>
-        <w:pStyle w:val="Textonotapie"/>
-        <w:ind w:left="567" w:hanging="567"/>
-        <w:jc w:val="both"/>
-        <w:rPr>
-          <w:rFonts w:ascii="Arial Narrow" w:hAnsi="Arial Narrow" w:cs="Arial"/>
-          <w:sz w:val="16"/>
-          <w:szCs w:val="16"/>
-        </w:rPr>
-      </w:pPr>
-      <w:r>
-        <w:rPr>
-          <w:rStyle w:val="Refdenotaalpie"/>
-          <w:rFonts w:ascii="Arial Narrow" w:hAnsi="Arial Narrow" w:cs="Arial"/>
-          <w:sz w:val="16"/>
-          <w:szCs w:val="16"/>
-          <w:vertAlign w:val="superscript"/>
-        </w:rPr>
-        <w:footnoteRef/>
-      </w:r>
-      <w:r>
-        <w:rPr>
-          <w:rFonts w:ascii="Arial Narrow" w:hAnsi="Arial Narrow" w:cs="Arial"/>
-          <w:sz w:val="16"/>
-          <w:szCs w:val="16"/>
-        </w:rPr>
-        <w:t xml:space="preserve"> </w:t>
-      </w:r>
-      <w:r>
-        <w:rPr>
-          <w:rFonts w:ascii="Arial Narrow" w:hAnsi="Arial Narrow" w:cs="Arial"/>
-          <w:sz w:val="16"/>
-          <w:szCs w:val="16"/>
-        </w:rPr>
-        <w:tab/>
-        <w:t>Denuncia remitida a esta Comisión mediante</w:t>
+        <w:t xml:space="preserve">Denuncia remitida a esta Comisión mediante</w:t>
       </w:r>
       <w:r>
         <w:rPr>
@@ -6226,7 +6111,7 @@
           <w:sz w:val="16"/>
           <w:szCs w:val="16"/>
         </w:rPr>
-        <w:t xml:space="preserve"> </w:t>
+        <w:t xml:space="preserve"/>
       </w:r>
       <w:r>
         <w:rPr>
@@ -6324,7 +6209,7 @@
           <w:sz w:val="16"/>
           <w:szCs w:val="16"/>
         </w:rPr>
-        <w:t>.</w:t>
+        <w:t xml:space="preserve">.</w:t>
       </w:r>
     </w:p>
     <w:p>
@@ -7675,6 +7560,161 @@
       </w:pPr>
     </w:p>
   </w:footnote>
+  <w:footnote w:id="15">
+    <w:p>
+      <w:pPr>
+        <w:pStyle w:val="Textonotapie"/>
+        <w:ind w:left="567" w:hanging="567"/>
+        <w:jc w:val="both"/>
+      </w:pPr>
+      <w:r>
+        <w:rPr>
+          <w:rStyle w:val="Refdenotaalpie"/>
+          <w:rFonts w:ascii="Arial Narrow" w:hAnsi="Arial Narrow" w:cs="Arial"/>
+          <w:sz w:val="16"/>
+          <w:szCs w:val="16"/>
+          <w:vertAlign w:val="superscript"/>
+        </w:rPr>
+        <w:footnoteRef/>
+      </w:r>
+      <w:r>
+        <w:rPr>
+          <w:rFonts w:ascii="Arial Narrow" w:hAnsi="Arial Narrow" w:cs="Arial"/>
+          <w:sz w:val="16"/>
+          <w:szCs w:val="16"/>
+        </w:rPr>
+        <w:tab/>
+      </w:r>
+      <w:r>
+        <w:rPr>
+          <w:rFonts w:ascii="Arial Narrow" w:hAnsi="Arial Narrow" w:cs="Arial"/>
+          <w:b/>
+          <w:bCs/>
+          <w:sz w:val="16"/>
+          <w:szCs w:val="16"/>
+        </w:rPr>
+        <w:t xml:space="preserve">DECRETO LEGISLATIVO 807, LEY SOBRE FACULTADES, NORMAS Y ORGANIZACIÓN DEL INDECOPI, publicado el 18 de abril de 1996</w:t>
+      </w:r>
+    </w:p>
+    <w:p>
+      <w:pPr>
+        <w:pStyle w:val="Textonotapie"/>
+        <w:ind w:left="567" w:hanging="567"/>
+        <w:jc w:val="both"/>
+      </w:pPr>
+      <w:r>
+        <w:rPr>
+          <w:rFonts w:ascii="Arial Narrow" w:hAnsi="Arial Narrow" w:cs="Arial"/>
+          <w:sz w:val="16"/>
+          <w:szCs w:val="16"/>
+        </w:rPr>
+        <w:tab/>
+      </w:r>
+      <w:r>
+        <w:rPr>
+          <w:rFonts w:ascii="Arial Narrow" w:hAnsi="Arial Narrow" w:cs="Arial"/>
+          <w:b/>
+          <w:bCs/>
+          <w:sz w:val="16"/>
+          <w:szCs w:val="16"/>
+        </w:rPr>
+        <w:t xml:space="preserve">Artículo 26.-</w:t>
+      </w:r>
+      <w:r>
+        <w:rPr>
+          <w:rFonts w:ascii="Arial Narrow" w:hAnsi="Arial Narrow" w:cs="Arial"/>
+          <w:sz w:val="16"/>
+          <w:szCs w:val="16"/>
+        </w:rPr>
+        <w:t xml:space="preserve"> Una vez admitida a trámite la denuncia, se correrá traslado de la misma al denunciado, a fin de que éste presente su descargo. El plazo para la presentación del descargo será de cinco (5) días contados desde la notificación, vencido el cual, el Secretario Técnico declarará en rebeldía al denunciado que no lo hubiera presentado.</w:t>
+      </w:r>
+    </w:p>
+  </w:footnote>
+  <w:footnote w:id="16">
+    <w:p>
+      <w:pPr>
+        <w:pStyle w:val="Textonotapie"/>
+        <w:ind w:left="567" w:hanging="567"/>
+        <w:jc w:val="both"/>
+      </w:pPr>
+      <w:r>
+        <w:rPr>
+          <w:rStyle w:val="Refdenotaalpie"/>
+          <w:rFonts w:ascii="Arial Narrow" w:hAnsi="Arial Narrow" w:cs="Arial"/>
+          <w:sz w:val="16"/>
+          <w:szCs w:val="16"/>
+          <w:vertAlign w:val="superscript"/>
+        </w:rPr>
+        <w:footnoteRef/>
+      </w:r>
+      <w:r>
+        <w:rPr>
+          <w:rFonts w:ascii="Arial Narrow" w:hAnsi="Arial Narrow" w:cs="Arial"/>
+          <w:sz w:val="16"/>
+          <w:szCs w:val="16"/>
+        </w:rPr>
+        <w:tab/>
+      </w:r>
+      <w:r>
+        <w:rPr>
+          <w:rFonts w:ascii="Arial Narrow" w:hAnsi="Arial Narrow" w:cs="Arial"/>
+          <w:b/>
+          <w:bCs/>
+          <w:sz w:val="16"/>
+          <w:szCs w:val="16"/>
+        </w:rPr>
+        <w:t xml:space="preserve">DECRETO SUPREMO 006-2026-JUS, TEXTO ÚNICO ORDENADO DE LA LEY 27444, LEY DEL PROCEDIMIENTO ADMINISTRATIVO GENERAL, publicado el 30 de abril de 2026</w:t>
+      </w:r>
+    </w:p>
+    <w:p>
+      <w:pPr>
+        <w:pStyle w:val="Textonotapie"/>
+        <w:ind w:left="567" w:hanging="567"/>
+        <w:jc w:val="both"/>
+      </w:pPr>
+      <w:r>
+        <w:rPr>
+          <w:rFonts w:ascii="Arial Narrow" w:hAnsi="Arial Narrow" w:cs="Arial"/>
+          <w:sz w:val="16"/>
+          <w:szCs w:val="16"/>
+        </w:rPr>
+        <w:tab/>
+      </w:r>
+      <w:r>
+        <w:rPr>
+          <w:rFonts w:ascii="Arial Narrow" w:hAnsi="Arial Narrow" w:cs="Arial"/>
+          <w:b/>
+          <w:bCs/>
+          <w:sz w:val="16"/>
+          <w:szCs w:val="16"/>
+        </w:rPr>
+        <w:t xml:space="preserve">Artículo 223.- Contestación de la reclamación</w:t>
+      </w:r>
+    </w:p>
+    <w:p>
+      <w:pPr>
+        <w:pStyle w:val="Textonotapie"/>
+        <w:ind w:left="567" w:hanging="567"/>
+        <w:jc w:val="both"/>
+      </w:pPr>
+      <w:r>
+        <w:rPr>
+          <w:rFonts w:ascii="Arial Narrow" w:hAnsi="Arial Narrow" w:cs="Arial"/>
+          <w:sz w:val="16"/>
+          <w:szCs w:val="16"/>
+        </w:rPr>
+        <w:tab/>
+      </w:r>
+      <w:r>
+        <w:rPr>
+          <w:rFonts w:ascii="Arial Narrow" w:hAnsi="Arial Narrow" w:cs="Arial"/>
+          <w:sz w:val="16"/>
+          <w:szCs w:val="16"/>
+        </w:rPr>
+        <w:t xml:space="preserve">223.1 El reclamado deberá presentar la contestación de la reclamación dentro de los quince (15) días posteriores a la notificación de ésta; vencido este plazo, la Administración declarará en rebeldía al reclamado que no la hubiera presentado. La contestación deberá contener los requisitos de los escritos previstos en el artículo 113 de la presente Ley, así como la absolución de todos los asuntos controvertidos de hecho y de derecho, Las alegaciones y los hechos relevantes de la reclamación, salvo que hayan sido específicamente negadas en la contestación, se tendrán por aceptadas o merituadas como ciertas.</w:t>
+      </w:r>
+    </w:p>
+  </w:footnote>
   <w:footnote w:id="10">
     <w:p>
       <w:pPr>
@@ -9253,11 +9293,79 @@
       </w:pPr>
     </w:p>
   </w:footnote>
+  <w:footnote w:id="1">
+    <w:p>
+      <w:pPr>
+        <w:pStyle w:val="Textonotapie"/>
+        <w:ind w:left="567" w:hanging="567"/>
+        <w:jc w:val="both"/>
+        <w:rPr>
+          <w:rFonts w:ascii="Arial Narrow" w:hAnsi="Arial Narrow" w:cs="Arial"/>
+          <w:sz w:val="16"/>
+          <w:szCs w:val="16"/>
+        </w:rPr>
+      </w:pPr>
+      <w:r>
+        <w:rPr>
+          <w:rStyle w:val="Refdenotaalpie"/>
+          <w:rFonts w:ascii="Arial Narrow" w:hAnsi="Arial Narrow" w:cs="Arial"/>
+          <w:sz w:val="16"/>
+          <w:szCs w:val="16"/>
+          <w:vertAlign w:val="superscript"/>
+        </w:rPr>
+        <w:footnoteRef/>
+      </w:r>
+      <w:r>
+        <w:rPr>
+          <w:rFonts w:ascii="Arial Narrow" w:hAnsi="Arial Narrow" w:cs="Arial"/>
+          <w:sz w:val="16"/>
+          <w:szCs w:val="16"/>
+        </w:rPr>
+        <w:t xml:space="preserve"> </w:t>
+      </w:r>
+      <w:r>
+        <w:rPr>
+          <w:rFonts w:ascii="Arial Narrow" w:hAnsi="Arial Narrow" w:cs="Arial"/>
+          <w:sz w:val="16"/>
+          <w:szCs w:val="16"/>
+        </w:rPr>
+        <w:tab/>
+      </w:r>
+      <w:r>
+        <w:rPr>
+          <w:rFonts w:ascii="Arial Narrow" w:hAnsi="Arial Narrow" w:cs="Arial"/>
+          <w:sz w:val="16"/>
+          <w:szCs w:val="16"/>
+        </w:rPr>
+        <w:t>Partida 15590523</w:t>
+      </w:r>
+      <w:r>
+        <w:rPr>
+          <w:rFonts w:ascii="Arial Narrow" w:hAnsi="Arial Narrow" w:cs="Arial"/>
+          <w:sz w:val="16"/>
+          <w:szCs w:val="16"/>
+        </w:rPr>
+        <w:t>.</w:t>
+      </w:r>
+    </w:p>
+    <w:p>
+      <w:pPr>
+        <w:pStyle w:val="Textonotapie"/>
+        <w:ind w:left="567" w:hanging="567"/>
+        <w:jc w:val="both"/>
+        <w:rPr>
+          <w:rFonts w:ascii="Arial Narrow" w:hAnsi="Arial Narrow" w:cs="Arial"/>
+          <w:sz w:val="16"/>
+          <w:szCs w:val="16"/>
+        </w:rPr>
+      </w:pPr>
+    </w:p>
+  </w:footnote>
 </w:footnotes>
 </file>
 
 <file path=word/header1.xml><?xml version="1.0" encoding="utf-8"?>
-<w:hdr xmlns:wpc="http://schemas.microsoft.com/office/word/2010/wordprocessingCanvas" xmlns:cx="http://schemas.microsoft.com/office/drawing/2014/chartex" xmlns:cx1="http://schemas.microsoft.com/office/drawing/2015/9/8/chartex" xmlns:cx2="http://schemas.microsoft.com/office/drawing/2015/10/21/chartex" xmlns:cx3="http://schemas.microsoft.com/office/drawing/2016/5/9/chartex" xmlns:cx4="http://schemas.microsoft.com/office/drawing/2016/5/10/chartex" xmlns:cx5="http://schemas.microsoft.com/office/drawing/2016/5/11/chartex" xmlns:cx6="http://schemas.microsoft.com/office/drawing/2016/5/12/chartex" xmlns:cx7="http://schemas.microsoft.com/office/drawing/2016/5/13/chartex" xmlns:cx8="http://schemas.microsoft.com/office/drawing/2016/5/14/chartex" xmlns:mc="http://schemas.openxmlformats.org/markup-compatibility/2006" xmlns:aink="http://schemas.microsoft.com/office/drawing/2016/ink" xmlns:am3d="http://schemas.microsoft.com/office/drawing/2017/model3d" xmlns:o="urn:schemas-microsoft-com:office:office" xmlns:oel="http://schemas.microsoft.com/office/2019/extlst" xmlns:r="http://schemas.openxmlformats.org/officeDocument/2006/relationships" xmlns:m="http://schemas.openxmlformats.org/officeDocument/2006/math" xmlns:v="urn:schemas-microsoft-com:vml" xmlns:wp14="http://schemas.microsoft.com/office/word/2010/wordprocessingDrawing" xmlns:wp="http://schemas.openxmlformats.org/drawingml/2006/wordprocessingDrawing" xmlns:w10="urn:schemas-microsoft-com:office:word" xmlns:w="http://schemas.openxmlformats.org/wordprocessingml/2006/main" xmlns:w14="http://schemas.microsoft.com/office/word/2010/wordml" xmlns:w15="http://schemas.microsoft.com/office/word/2012/wordml" xmlns:w16cex="http://schemas.microsoft.com/office/word/2018/wordml/cex" xmlns:w16cid="http://schemas.microsoft.com/office/word/2016/wordml/cid" xmlns:w16="http://schemas.microsoft.com/office/word/2018/wordml" xmlns:w16du="http://schemas.microsoft.com/office/word/2023/wordml/word16du" xmlns:w16sdtdh="http://schemas.microsoft.com/office/word/2020/wordml/sdtdatahash" xmlns:w16sdtfl="http://schemas.microsoft.com/office/word/2024/wordml/sdtformatlock" xmlns:w16se="http://schemas.microsoft.com/office/word/2015/wordml/symex" xmlns:wpg="http://schemas.microsoft.com/office/word/2010/wordprocessingGroup" xmlns:wpi="http://schemas.microsoft.com/office/word/2010/wordprocessingInk" xmlns:wne="http://schemas.microsoft.com/office/word/2006/wordml" xmlns:wps="http://schemas.microsoft.com/office/word/2010/wordprocessingShape" mc:Ignorable="w14 w15 w16se w16cid w16 w16cex w16sdtdh w16sdtfl w16du wp14">
+<w:hdr xmlns:a="http://schemas.openxmlformats.org/drawingml/2006/main" xmlns:a14="http://schemas.microsoft.com/office/drawing/2010/main" xmlns:mc="http://schemas.openxmlformats.org/markup-compatibility/2006" xmlns:pic="http://schemas.openxmlformats.org/drawingml/2006/picture" xmlns:r="http://schemas.openxmlformats.org/officeDocument/2006/relationships" xmlns:w="http://schemas.openxmlformats.org/wordprocessingml/2006/main" xmlns:w14="http://schemas.microsoft.com/office/word/2010/wordml" xmlns:w15="http://schemas.microsoft.com/office/word/2012/wordml" xmlns:w16="http://schemas.microsoft.com/office/word/2018/wordml" xmlns:w16cex="http://schemas.microsoft.com/office/word/2018/wordml/cex" xmlns:w16cid="http://schemas.microsoft.com/office/word/2016/wordml/cid" xmlns:w16du="http://schemas.microsoft.com/office/word/2023/wordml/word16du" xmlns:w16sdtdh="http://schemas.microsoft.com/office/word/2020/wordml/sdtdatahash" xmlns:w16se="http://schemas.microsoft.com/office/word/2015/wordml/symex" xmlns:wp="http://schemas.openxmlformats.org/drawingml/2006/wordprocessingDrawing" xmlns:wp14="http://schemas.microsoft.com/office/word/2010/wordprocessingDrawing" mc:Ignorable="w14 w15 w16se w16cid w16 w16cex w16sdtdh w16du wp14">
   <w:tbl>
     <w:tblPr>
       <w:tblW w:w="8645" w:type="dxa"/>

--- a/plantillas_maestras/03_seguro_desgravamen/materia_general_asegurativa/2_ddos_banco_y_aseguradora/sucesion_intestada/TPL_0825_2025_SEGURO_DESGRAVAMEN_MATERIA_GENERAL_ASEGURATIVA_BANCO_SUCESION_INTESTADA_R2.docx
+++ b/plantillas_maestras/03_seguro_desgravamen/materia_general_asegurativa/2_ddos_banco_y_aseguradora/sucesion_intestada/TPL_0825_2025_SEGURO_DESGRAVAMEN_MATERIA_GENERAL_ASEGURATIVA_BANCO_SUCESION_INTESTADA_R2.docx
@@ -735,7 +735,7 @@
           <w:lang w:val="es-ES" w:eastAsia="es-ES"/>
           <w14:ligatures w14:val="none"/>
         </w:rPr>
-        <w:footnoteReference w:id="2"/>
+        <w:footnoteReference w:id="1"/>
       </w:r>
       <w:r>
         <w:rPr>
@@ -823,7 +823,7 @@
           <w:lang w:val="es-ES" w:eastAsia="es-ES"/>
           <w14:ligatures w14:val="none"/>
         </w:rPr>
-        <w:t>por presuntas infracciones a la Ley 29571, Código de Protección y Defensa del Consumidor (en adelante, Código)</w:t>
+        <w:t xml:space="preserve">por presuntas infracciones a la Ley 29571, Código de Protección y Defensa del Consumidor</w:t>
       </w:r>
       <w:r>
         <w:rPr>
@@ -837,7 +837,19 @@
           <w:lang w:val="es-ES" w:eastAsia="es-ES"/>
           <w14:ligatures w14:val="none"/>
         </w:rPr>
-        <w:footnoteReference w:id="3"/>
+        <w:footnoteReference w:id="2"/>
+      </w:r>
+      <w:r>
+        <w:rPr>
+          <w:rFonts w:ascii="Arial Narrow" w:eastAsia="Arial Narrow" w:hAnsi="Arial Narrow" w:cs="Arial Narrow"/>
+          <w:color w:val="000000"/>
+          <w:kern w:val="0"/>
+          <w:sz w:val="22"/>
+          <w:szCs w:val="22"/>
+          <w:lang w:val="es-ES" w:eastAsia="es-ES"/>
+          <w14:ligatures w14:val="none"/>
+        </w:rPr>
+        <w:t xml:space="preserve"> (en adelante, Código)</w:t>
       </w:r>
       <w:r>
         <w:rPr>
@@ -2531,24 +2543,6 @@
     </w:p>
     <w:p>
       <w:pPr>
-        <w:tabs>
-          <w:tab w:val="left" w:pos="1134"/>
-        </w:tabs>
-        <w:spacing w:after="0" w:line="240" w:lineRule="auto"/>
-        <w:jc w:val="both"/>
-        <w:rPr>
-          <w:rFonts w:ascii="Arial Narrow" w:eastAsia="Arial Narrow" w:hAnsi="Arial Narrow" w:cs="Arial Narrow"/>
-          <w:color w:val="000000"/>
-          <w:kern w:val="0"/>
-          <w:sz w:val="22"/>
-          <w:szCs w:val="22"/>
-          <w:lang w:eastAsia="es-ES"/>
-          <w14:ligatures w14:val="none"/>
-        </w:rPr>
-      </w:pPr>
-    </w:p>
-    <w:p>
-      <w:pPr>
         <w:numPr>
           <w:ilvl w:val="1"/>
           <w:numId w:val="5"/>
@@ -2820,7 +2814,31 @@
           <w:lang w:eastAsia="es-PE"/>
           <w14:ligatures w14:val="none"/>
         </w:rPr>
-        <w:t xml:space="preserve">La Secretaría Técnica de la Comisión de Protección al Consumidor 1 (en adelante, la Secretaría Técnica), en ejercicio de sus facultades, considera que el hecho denunciado, consistente en que la compañía aseguradora y el banco se habrían negado injustificadamente a otorgar a la parte denunciante la cobertura del Seguro de Desgravamen de la Póliza 000101580129283700 por el fallecimiento del señor [APELLIDO] ; involucraría una presunta afectación a sus expectativas, quien no habría encontrado una correspondencia entre lo que esperaba recibir de parte del proveedor y lo que realmente recibió. Por consiguiente, corresponde calificar el hecho materia de denuncia como una presunta infracción al deber de idoneidad, tipificado en los artículos 18 y 19 del Código. </w:t>
+        <w:t xml:space="preserve">La Secretaría Técnica de la Comisión de Protección al Consumidor 1 (en adelante, la Secretaría Técnica), en ejercicio de sus facultades</w:t>
+      </w:r>
+      <w:r>
+        <w:rPr>
+          <w:rStyle w:val="Refdenotaalpie"/>
+          <w:rFonts w:ascii="Arial Narrow" w:eastAsia="Arial Narrow" w:hAnsi="Arial Narrow" w:cs="Arial Narrow"/>
+          <w:kern w:val="0"/>
+          <w:sz w:val="22"/>
+          <w:szCs w:val="22"/>
+          <w:vertAlign w:val="superscript"/>
+          <w14:ligatures w14:val="none"/>
+        </w:rPr>
+        <w:footnoteReference w:id="3"/>
+      </w:r>
+      <w:r>
+        <w:rPr>
+          <w:rFonts w:ascii="Arial Narrow" w:eastAsia="Arial Narrow" w:hAnsi="Arial Narrow" w:cs="Arial Narrow"/>
+          <w:color w:val="000000"/>
+          <w:kern w:val="0"/>
+          <w:sz w:val="22"/>
+          <w:szCs w:val="22"/>
+          <w:lang w:eastAsia="es-PE"/>
+          <w14:ligatures w14:val="none"/>
+        </w:rPr>
+        <w:t xml:space="preserve">, considera que el hecho denunciado, consistente en que la compañía aseguradora y el banco se habrían negado injustificadamente a otorgar a la parte denunciante la cobertura del Seguro de Desgravamen de la Póliza 000101580129283700 por el fallecimiento del señor [APELLIDO] ; involucraría una presunta afectación a sus expectativas, quien no habría encontrado una correspondencia entre lo que esperaba recibir de parte del proveedor y lo que realmente recibió. Por consiguiente, corresponde calificar el hecho materia de denuncia como una presunta infracción al deber de idoneidad, tipificado en los artículos 18 y 19 del Código. </w:t>
       </w:r>
       <w:r>
         <w:rPr>
@@ -2851,18 +2869,6 @@
       </w:r>
       <w:r>
         <w:rPr>
-          <w:rStyle w:val="Refdenotaalpie"/>
-          <w:rFonts w:ascii="Arial Narrow" w:eastAsia="Arial Narrow" w:hAnsi="Arial Narrow" w:cs="Arial Narrow"/>
-          <w:kern w:val="0"/>
-          <w:sz w:val="22"/>
-          <w:szCs w:val="22"/>
-          <w:vertAlign w:val="superscript"/>
-          <w14:ligatures w14:val="none"/>
-        </w:rPr>
-        <w:footnoteReference w:id="4"/>
-      </w:r>
-      <w:r>
-        <w:rPr>
           <w:rFonts w:ascii="Arial Narrow" w:eastAsia="Arial Narrow" w:hAnsi="Arial Narrow" w:cs="Arial Narrow"/>
           <w:color w:val="000000"/>
           <w:kern w:val="0"/>
@@ -3108,7 +3114,7 @@
           <w:vertAlign w:val="superscript"/>
           <w14:ligatures w14:val="none"/>
         </w:rPr>
-        <w:footnoteReference w:id="5"/>
+        <w:footnoteReference w:id="4"/>
       </w:r>
       <w:r>
         <w:rPr>
@@ -3290,7 +3296,7 @@
           <w:vertAlign w:val="superscript"/>
           <w14:ligatures w14:val="none"/>
         </w:rPr>
-        <w:footnoteReference w:id="6"/>
+        <w:footnoteReference w:id="5"/>
       </w:r>
       <w:r>
         <w:rPr>
@@ -3358,7 +3364,7 @@
           <w:vertAlign w:val="superscript"/>
           <w14:ligatures w14:val="none"/>
         </w:rPr>
-        <w:footnoteReference w:id="7"/>
+        <w:footnoteReference w:id="6"/>
       </w:r>
       <w:r>
         <w:rPr>
@@ -3449,7 +3455,7 @@
         <w:pStyle w:val="Prrafodelista"/>
         <w:numPr>
           <w:ilvl w:val="0"/>
-          <w:numId w:val="8"/>
+          <w:numId w:val="7"/>
         </w:numPr>
         <w:spacing w:after="0" w:line="240" w:lineRule="auto"/>
         <w:ind w:left="567" w:hanging="567"/>
@@ -3917,7 +3923,19 @@
           <w:lang w:eastAsia="es-PE"/>
           <w14:ligatures w14:val="none"/>
         </w:rPr>
-        <w:t xml:space="preserve">PRIMERO: admitir a trámite la denuncia del 16 de octubre de 2024, interpuesta por la Sucesión [APELLIDO] contra Rímac Seguros y Reaseguros S.A. y Banco BBVA Perú S.A., por lo siguiente:</w:t>
+        <w:t xml:space="preserve">PRIMERO:</w:t>
+      </w:r>
+      <w:r>
+        <w:rPr>
+          <w:rFonts w:ascii="Arial Narrow" w:eastAsia="Arial Narrow" w:hAnsi="Arial Narrow" w:cs="Arial Narrow"/>
+          <w:color w:val="000000"/>
+          <w:kern w:val="0"/>
+          <w:sz w:val="22"/>
+          <w:szCs w:val="22"/>
+          <w:lang w:eastAsia="es-PE"/>
+          <w14:ligatures w14:val="none"/>
+        </w:rPr>
+        <w:t xml:space="preserve"> admitir a trámite la denuncia del 16 de octubre de 2024, interpuesta por la Sucesión [APELLIDO] contra Rímac Seguros y Reaseguros S.A. y Banco BBVA Perú S.A., por lo siguiente:</w:t>
       </w:r>
       <w:r>
         <w:rPr>
@@ -3960,7 +3978,6 @@
       <w:r>
         <w:rPr>
           <w:rFonts w:ascii="Arial Narrow" w:eastAsia="Arial Narrow" w:hAnsi="Arial Narrow" w:cs="Arial Narrow"/>
-          <w:bCs/>
           <w:spacing w:val="-3"/>
           <w:kern w:val="0"/>
           <w14:ligatures w14:val="none"/>
@@ -4051,7 +4068,6 @@
       <w:r>
         <w:rPr>
           <w:rFonts w:ascii="Arial Narrow" w:eastAsia="Arial Narrow" w:hAnsi="Arial Narrow" w:cs="Arial Narrow"/>
-          <w:bCs/>
           <w:sz w:val="22"/>
           <w:szCs w:val="22"/>
         </w:rPr>
@@ -4073,7 +4089,6 @@
       <w:r>
         <w:rPr>
           <w:rFonts w:ascii="Arial Narrow" w:eastAsia="Arial Narrow" w:hAnsi="Arial Narrow" w:cs="Arial Narrow"/>
-          <w:bCs/>
           <w:sz w:val="22"/>
           <w:szCs w:val="22"/>
         </w:rPr>
@@ -4723,7 +4738,19 @@
           <w:lang w:eastAsia="es-PE"/>
           <w14:ligatures w14:val="none"/>
         </w:rPr>
-        <w:t xml:space="preserve">TERCERO: </w:t>
+        <w:t xml:space="preserve">TERCERO:</w:t>
+      </w:r>
+      <w:r>
+        <w:rPr>
+          <w:rFonts w:ascii="Arial Narrow" w:eastAsia="Arial Narrow" w:hAnsi="Arial Narrow" w:cs="Arial Narrow"/>
+          <w:color w:val="000000"/>
+          <w:kern w:val="0"/>
+          <w:sz w:val="22"/>
+          <w:szCs w:val="22"/>
+          <w:lang w:eastAsia="es-PE"/>
+          <w14:ligatures w14:val="none"/>
+        </w:rPr>
+        <w:t xml:space="preserve"> </w:t>
       </w:r>
       <w:r>
         <w:rPr>
@@ -4764,7 +4791,6 @@
       <w:r>
         <w:rPr>
           <w:rFonts w:ascii="Arial Narrow" w:eastAsia="Arial Narrow" w:hAnsi="Arial Narrow" w:cs="Arial Narrow"/>
-          <w:bCs/>
           <w:sz w:val="22"/>
           <w:szCs w:val="22"/>
         </w:rPr>
@@ -5075,63 +5101,63 @@
           <w:vertAlign w:val="superscript"/>
           <w14:ligatures w14:val="none"/>
         </w:rPr>
+        <w:footnoteReference w:id="7"/>
+      </w:r>
+      <w:r>
+        <w:rPr>
+          <w:rFonts w:ascii="Arial Narrow" w:eastAsia="Arial Narrow" w:hAnsi="Arial Narrow" w:cs="Arial Narrow"/>
+          <w:kern w:val="0"/>
+          <w14:ligatures w14:val="none"/>
+          <w:sz w:val="22"/>
+          <w:szCs w:val="22"/>
+        </w:rPr>
+        <w:t>. Ello, a fin de que la Comisión pueda meritar dicha documentación, conforme lo establece el artículo 110</w:t>
+      </w:r>
+      <w:r>
+        <w:rPr>
+          <w:rFonts w:ascii="Arial Narrow" w:eastAsia="Arial Narrow" w:hAnsi="Arial Narrow" w:cs="Arial Narrow"/>
+          <w:color w:val="000000"/>
+          <w:kern w:val="0"/>
+          <w:sz w:val="22"/>
+          <w:szCs w:val="22"/>
+          <w:lang w:eastAsia="es-PE"/>
+          <w14:ligatures w14:val="none"/>
+        </w:rPr>
+        <w:t/>
+      </w:r>
+      <w:r>
+        <w:rPr>
+          <w:rFonts w:ascii="Arial Narrow" w:eastAsia="Arial Narrow" w:hAnsi="Arial Narrow" w:cs="Arial Narrow"/>
+          <w:kern w:val="0"/>
+          <w14:ligatures w14:val="none"/>
+          <w:sz w:val="22"/>
+          <w:szCs w:val="22"/>
+        </w:rPr>
+        <w:t xml:space="preserve"> del </w:t>
+      </w:r>
+      <w:r>
+        <w:rPr>
+          <w:rFonts w:ascii="Arial Narrow" w:eastAsia="Arial Narrow" w:hAnsi="Arial Narrow" w:cs="Arial Narrow"/>
+          <w:spacing w:val="-2"/>
+          <w:kern w:val="0"/>
+          <w14:ligatures w14:val="none"/>
+          <w:sz w:val="22"/>
+          <w:szCs w:val="22"/>
+        </w:rPr>
+        <w:t>Código</w:t>
+      </w:r>
+      <w:r>
+        <w:rPr>
+          <w:rStyle w:val="Refdenotaalpie"/>
+          <w:rFonts w:ascii="Arial Narrow" w:eastAsia="Arial Narrow" w:hAnsi="Arial Narrow" w:cs="Arial Narrow"/>
+          <w:spacing w:val="-2"/>
+          <w:kern w:val="0"/>
+          <w:sz w:val="22"/>
+          <w:szCs w:val="22"/>
+          <w:vertAlign w:val="superscript"/>
+          <w14:ligatures w14:val="none"/>
+        </w:rPr>
         <w:footnoteReference w:id="8"/>
-      </w:r>
-      <w:r>
-        <w:rPr>
-          <w:rFonts w:ascii="Arial Narrow" w:eastAsia="Arial Narrow" w:hAnsi="Arial Narrow" w:cs="Arial Narrow"/>
-          <w:kern w:val="0"/>
-          <w14:ligatures w14:val="none"/>
-          <w:sz w:val="22"/>
-          <w:szCs w:val="22"/>
-        </w:rPr>
-        <w:t>. Ello, a fin de que la Comisión pueda meritar dicha documentación, conforme lo establece el artículo 110</w:t>
-      </w:r>
-      <w:r>
-        <w:rPr>
-          <w:rFonts w:ascii="Arial Narrow" w:eastAsia="Arial Narrow" w:hAnsi="Arial Narrow" w:cs="Arial Narrow"/>
-          <w:color w:val="000000"/>
-          <w:kern w:val="0"/>
-          <w:sz w:val="22"/>
-          <w:szCs w:val="22"/>
-          <w:lang w:eastAsia="es-PE"/>
-          <w14:ligatures w14:val="none"/>
-        </w:rPr>
-        <w:t/>
-      </w:r>
-      <w:r>
-        <w:rPr>
-          <w:rFonts w:ascii="Arial Narrow" w:eastAsia="Arial Narrow" w:hAnsi="Arial Narrow" w:cs="Arial Narrow"/>
-          <w:kern w:val="0"/>
-          <w14:ligatures w14:val="none"/>
-          <w:sz w:val="22"/>
-          <w:szCs w:val="22"/>
-        </w:rPr>
-        <w:t xml:space="preserve"> del </w:t>
-      </w:r>
-      <w:r>
-        <w:rPr>
-          <w:rFonts w:ascii="Arial Narrow" w:eastAsia="Arial Narrow" w:hAnsi="Arial Narrow" w:cs="Arial Narrow"/>
-          <w:spacing w:val="-2"/>
-          <w:kern w:val="0"/>
-          <w14:ligatures w14:val="none"/>
-          <w:sz w:val="22"/>
-          <w:szCs w:val="22"/>
-        </w:rPr>
-        <w:t>Código</w:t>
-      </w:r>
-      <w:r>
-        <w:rPr>
-          <w:rStyle w:val="Refdenotaalpie"/>
-          <w:rFonts w:ascii="Arial Narrow" w:eastAsia="Arial Narrow" w:hAnsi="Arial Narrow" w:cs="Arial Narrow"/>
-          <w:spacing w:val="-2"/>
-          <w:kern w:val="0"/>
-          <w:sz w:val="22"/>
-          <w:szCs w:val="22"/>
-          <w:vertAlign w:val="superscript"/>
-          <w14:ligatures w14:val="none"/>
-        </w:rPr>
-        <w:footnoteReference w:id="9"/>
       </w:r>
       <w:r>
         <w:rPr>
@@ -5183,7 +5209,15 @@
           <w:sz w:val="22"/>
           <w:szCs w:val="22"/>
         </w:rPr>
-        <w:t xml:space="preserve">CUARTO: </w:t>
+        <w:t xml:space="preserve">CUARTO:</w:t>
+      </w:r>
+      <w:r>
+        <w:rPr>
+          <w:rFonts w:ascii="Arial Narrow" w:eastAsia="Arial Narrow" w:hAnsi="Arial Narrow" w:cs="Arial Narrow"/>
+          <w:sz w:val="22"/>
+          <w:szCs w:val="22"/>
+        </w:rPr>
+        <w:t xml:space="preserve"> </w:t>
       </w:r>
       <w:r>
         <w:rPr>
@@ -5205,7 +5239,7 @@
           <w:lang w:val="es-ES" w:eastAsia="es-ES"/>
           <w14:ligatures w14:val="none"/>
         </w:rPr>
-        <w:footnoteReference w:id="15"/>
+        <w:footnoteReference w:id="9"/>
       </w:r>
       <w:r>
         <w:rPr>
@@ -5227,7 +5261,7 @@
           <w:lang w:val="es-ES" w:eastAsia="es-ES"/>
           <w14:ligatures w14:val="none"/>
         </w:rPr>
-        <w:footnoteReference w:id="16"/>
+        <w:footnoteReference w:id="10"/>
       </w:r>
       <w:r>
         <w:rPr>
@@ -5278,7 +5312,19 @@
           <w:lang w:eastAsia="es-PE"/>
           <w14:ligatures w14:val="none"/>
         </w:rPr>
-        <w:t xml:space="preserve">QUINTO: </w:t>
+        <w:t xml:space="preserve">QUINTO:</w:t>
+      </w:r>
+      <w:r>
+        <w:rPr>
+          <w:rFonts w:ascii="Arial Narrow" w:eastAsia="Arial Narrow" w:hAnsi="Arial Narrow" w:cs="Arial Narrow"/>
+          <w:color w:val="000000"/>
+          <w:kern w:val="0"/>
+          <w:sz w:val="22"/>
+          <w:szCs w:val="22"/>
+          <w:lang w:eastAsia="es-PE"/>
+          <w14:ligatures w14:val="none"/>
+        </w:rPr>
+        <w:t xml:space="preserve"> </w:t>
       </w:r>
       <w:bookmarkStart w:id="4" w:name="_Hlk188286813"/>
       <w:r>
@@ -5346,7 +5392,6 @@
       <w:r>
         <w:rPr>
           <w:rFonts w:ascii="Arial Narrow" w:eastAsia="Arial Narrow" w:hAnsi="Arial Narrow" w:cs="Arial Narrow"/>
-          <w:bCs/>
           <w:sz w:val="22"/>
           <w:szCs w:val="22"/>
         </w:rPr>
@@ -5528,7 +5573,19 @@
           <w:lang w:eastAsia="es-PE"/>
           <w14:ligatures w14:val="none"/>
         </w:rPr>
-        <w:t xml:space="preserve">SEXTO: </w:t>
+        <w:t xml:space="preserve">SEXTO:</w:t>
+      </w:r>
+      <w:r>
+        <w:rPr>
+          <w:rFonts w:ascii="Arial Narrow" w:eastAsia="Arial Narrow" w:hAnsi="Arial Narrow" w:cs="Arial Narrow"/>
+          <w:color w:val="000000"/>
+          <w:kern w:val="0"/>
+          <w:sz w:val="22"/>
+          <w:szCs w:val="22"/>
+          <w:lang w:eastAsia="es-PE"/>
+          <w14:ligatures w14:val="none"/>
+        </w:rPr>
+        <w:t xml:space="preserve"> </w:t>
       </w:r>
       <w:r>
         <w:rPr>
@@ -5859,7 +5916,7 @@
           <w:lang w:eastAsia="es-PE"/>
           <w14:ligatures w14:val="none"/>
         </w:rPr>
-        <w:footnoteReference w:id="10"/>
+        <w:footnoteReference w:id="11"/>
       </w:r>
       <w:r>
         <w:rPr>
@@ -5957,7 +6014,7 @@
           <w:lang w:eastAsia="es-PE"/>
           <w14:ligatures w14:val="none"/>
         </w:rPr>
-        <w:footnoteReference w:id="11"/>
+        <w:footnoteReference w:id="12"/>
       </w:r>
       <w:r>
         <w:rPr>
@@ -6021,7 +6078,7 @@
           <w:lang w:eastAsia="es-PE"/>
           <w14:ligatures w14:val="none"/>
         </w:rPr>
-        <w:footnoteReference w:id="12"/>
+        <w:footnoteReference w:id="13"/>
       </w:r>
       <w:r>
         <w:rPr>
@@ -6248,7 +6305,7 @@
           <w:vertAlign w:val="superscript"/>
           <w14:ligatures w14:val="none"/>
         </w:rPr>
-        <w:footnoteReference w:id="13"/>
+        <w:footnoteReference w:id="14"/>
       </w:r>
       <w:r>
         <w:rPr>
@@ -6266,7 +6323,6 @@
           <w:kern w:val="0"/>
           <w:sz w:val="22"/>
           <w:szCs w:val="22"/>
-          <w:u w:val="single"/>
           <w14:ligatures w14:val="none"/>
         </w:rPr>
         <w:t>expresamente su facultad para asistir y conciliar en su representación</w:t>
@@ -6274,7 +6330,6 @@
       <w:r>
         <w:rPr>
           <w:rFonts w:ascii="Arial Narrow" w:eastAsia="Arial Narrow" w:hAnsi="Arial Narrow" w:cs="Arial Narrow"/>
-          <w:bCs/>
           <w:kern w:val="0"/>
           <w14:ligatures w14:val="none"/>
           <w:sz w:val="22"/>
@@ -6285,8 +6340,6 @@
       <w:r>
         <w:rPr>
           <w:rFonts w:ascii="Arial Narrow" w:eastAsia="Arial Narrow" w:hAnsi="Arial Narrow" w:cs="Arial Narrow"/>
-          <w:b/>
-          <w:bCs/>
           <w:kern w:val="0"/>
           <w14:ligatures w14:val="none"/>
           <w:sz w:val="22"/>
@@ -6300,7 +6353,6 @@
           <w:kern w:val="0"/>
           <w:sz w:val="22"/>
           <w:szCs w:val="22"/>
-          <w:u w:val="single"/>
           <w14:ligatures w14:val="none"/>
         </w:rPr>
         <w:t xml:space="preserve">Ello bajo apercibimiento de no realizar la audiencia de conciliación y levantar el acta de inasistencia correspondiente. </w:t>
@@ -6423,15 +6475,23 @@
           <w:sz w:val="22"/>
           <w:szCs w:val="22"/>
         </w:rPr>
-        <w:t xml:space="preserve">DÉCIMO PRIMERO: </w:t>
-      </w:r>
-      <w:r>
-        <w:rPr>
-          <w:rFonts w:ascii="Arial Narrow" w:eastAsia="Arial Narrow" w:hAnsi="Arial Narrow" w:cs="Arial Narrow"/>
-          <w:sz w:val="22"/>
-          <w:szCs w:val="22"/>
-        </w:rPr>
-        <w:t xml:space="preserve">requerir a la Sucesión [APELLIDO] y [APELLIDO] y Reaseguros S.A. para que, dentro del plazo de dos (2) días hábiles siguientes a la fecha en que reciban la notificación en su bandeja de correo electrónico, efectúen la confirmación de recepción de la notificación remitida por este despacho a su correo electrónico, de conformidad con el segundo párrafo del numeral 4 del artículo 20 del Texto Único Ordenado de la Ley del Procedimiento Administrativo General, aprobado mediante Decreto Supremo 006-2026-JUS, bajo apercibimiento de rehacer el acto de notificación y notificarle conforme al numeral 1 del artículo 20 del citado cuerpo normativo.</w:t>
+        <w:t xml:space="preserve">DÉCIMO PRIMERO:</w:t>
+      </w:r>
+      <w:r>
+        <w:rPr>
+          <w:rFonts w:ascii="Arial Narrow" w:eastAsia="Arial Narrow" w:hAnsi="Arial Narrow" w:cs="Arial Narrow"/>
+          <w:sz w:val="22"/>
+          <w:szCs w:val="22"/>
+        </w:rPr>
+        <w:t xml:space="preserve"> </w:t>
+      </w:r>
+      <w:r>
+        <w:rPr>
+          <w:rFonts w:ascii="Arial Narrow" w:eastAsia="Arial Narrow" w:hAnsi="Arial Narrow" w:cs="Arial Narrow"/>
+          <w:sz w:val="22"/>
+          <w:szCs w:val="22"/>
+        </w:rPr>
+        <w:t xml:space="preserve">requerir a la Sucesión [APELLIDO] y [APELLIDO] y Reaseguros S.A. para que, dentro del plazo de dos (2) días hábiles siguientes a la fecha en que reciban la notificación en su bandeja de correo electrónico, efectúen la confirmación de recepción de la notificación remitida por este despacho a su correo electrónico, de conformidad con el segundo párrafo del numeral 4 del artículo 20 del Texto Único Ordenado de la Ley del Procedimiento Administrativo General, aprobado mediante Decreto Supremo 006-2026-JUS, bajo apercibimiento de rehacer el acto de notificación y notificarles conforme al numeral 1 del artículo 20 del citado cuerpo normativo.</w:t>
       </w:r>
       <w:r>
         <w:rPr>
@@ -6662,7 +6722,7 @@
           <w:szCs w:val="22"/>
           <w:vertAlign w:val="superscript"/>
         </w:rPr>
-        <w:footnoteReference w:id="14"/>
+        <w:footnoteReference w:id="15"/>
       </w:r>
       <w:r>
         <w:rPr>
@@ -6849,6 +6909,36 @@
           <w14:ligatures w14:val="none"/>
         </w:rPr>
       </w:pPr>
+    </w:p>
+    <w:p>
+      <w:pPr>
+        <w:shd w:val="clear" w:color="auto" w:fill="FFFFFF"/>
+        <w:spacing w:after="0" w:line="240" w:lineRule="auto"/>
+        <w:jc w:val="center"/>
+        <w:rPr>
+          <w:rFonts w:ascii="Arial Narrow" w:eastAsia="Arial Narrow" w:hAnsi="Arial Narrow" w:cs="Arial Narrow"/>
+          <w:b/>
+          <w:bCs/>
+          <w:color w:val="000000"/>
+          <w:kern w:val="0"/>
+          <w14:ligatures w14:val="none"/>
+          <w:sz w:val="22"/>
+          <w:szCs w:val="22"/>
+        </w:rPr>
+      </w:pPr>
+      <w:r>
+        <w:rPr>
+          <w:rFonts w:ascii="Arial Narrow" w:eastAsia="Arial Narrow" w:hAnsi="Arial Narrow" w:cs="Arial Narrow"/>
+          <w:b/>
+          <w:bCs/>
+          <w:color w:val="000000"/>
+          <w:kern w:val="0"/>
+          <w14:ligatures w14:val="none"/>
+          <w:sz w:val="22"/>
+          <w:szCs w:val="22"/>
+        </w:rPr>
+        <w:t xml:space="preserve">Firmado digitalmente por</w:t>
+      </w:r>
     </w:p>
     <w:p>
       <w:pPr>
@@ -7147,7 +7237,164 @@
       </w:r>
     </w:p>
   </w:footnote>
-  <w:footnote w:id="2">
+  <w:footnote w:id="1">
+    <w:p>
+      <w:pPr>
+        <w:pStyle w:val="Textonotapie"/>
+        <w:tabs>
+          <w:tab w:val="left" w:pos="567"/>
+        </w:tabs>
+        <w:ind w:left="567" w:hanging="567"/>
+        <w:jc w:val="both"/>
+        <w:rPr>
+          <w:rFonts w:ascii="Arial Narrow" w:eastAsia="Arial Narrow" w:hAnsi="Arial Narrow" w:cs="Arial Narrow"/>
+          <w:sz w:val="16"/>
+          <w:szCs w:val="16"/>
+        </w:rPr>
+      </w:pPr>
+      <w:r>
+        <w:rPr>
+          <w:rStyle w:val="Refdenotaalpie"/>
+          <w:rFonts w:ascii="Arial Narrow" w:eastAsia="Arial Narrow" w:hAnsi="Arial Narrow" w:cs="Arial Narrow"/>
+          <w:sz w:val="16"/>
+          <w:szCs w:val="16"/>
+          <w:vertAlign w:val="superscript"/>
+        </w:rPr>
+        <w:footnoteRef/>
+      </w:r>
+      <w:r>
+        <w:rPr>
+          <w:rFonts w:ascii="Arial Narrow" w:eastAsia="Arial Narrow" w:hAnsi="Arial Narrow" w:cs="Arial Narrow"/>
+          <w:sz w:val="16"/>
+          <w:szCs w:val="16"/>
+        </w:rPr>
+        <w:tab/>
+        <w:t xml:space="preserve"/>
+      </w:r>
+      <w:r>
+        <w:rPr>
+          <w:rFonts w:ascii="Arial Narrow" w:eastAsia="Arial Narrow" w:hAnsi="Arial Narrow" w:cs="Arial Narrow"/>
+          <w:sz w:val="16"/>
+          <w:szCs w:val="16"/>
+        </w:rPr>
+        <w:tab/>
+        <w:t xml:space="preserve">Denuncia remitida a esta Comisión mediante</w:t>
+      </w:r>
+      <w:r>
+        <w:rPr>
+          <w:rFonts w:ascii="Arial Narrow" w:eastAsia="Arial Narrow" w:hAnsi="Arial Narrow" w:cs="Arial Narrow"/>
+          <w:sz w:val="16"/>
+          <w:szCs w:val="16"/>
+        </w:rPr>
+        <w:t xml:space="preserve"> MEMORANDUM </w:t>
+      </w:r>
+      <w:r>
+        <w:rPr>
+          <w:rFonts w:ascii="Arial Narrow" w:eastAsia="Arial Narrow" w:hAnsi="Arial Narrow" w:cs="Arial Narrow"/>
+          <w:sz w:val="16"/>
+          <w:szCs w:val="16"/>
+        </w:rPr>
+        <w:t xml:space="preserve"/>
+      </w:r>
+      <w:r>
+        <w:rPr>
+          <w:rFonts w:ascii="Arial Narrow" w:eastAsia="Arial Narrow" w:hAnsi="Arial Narrow" w:cs="Arial Narrow"/>
+          <w:sz w:val="16"/>
+          <w:szCs w:val="16"/>
+        </w:rPr>
+        <w:t xml:space="preserve">000832-2025-PS1/INDECOPI </w:t>
+      </w:r>
+      <w:r>
+        <w:rPr>
+          <w:rFonts w:ascii="Arial Narrow" w:eastAsia="Arial Narrow" w:hAnsi="Arial Narrow" w:cs="Arial Narrow"/>
+          <w:sz w:val="16"/>
+          <w:szCs w:val="16"/>
+        </w:rPr>
+        <w:t xml:space="preserve">de fecha </w:t>
+      </w:r>
+      <w:r>
+        <w:rPr>
+          <w:rFonts w:ascii="Arial Narrow" w:eastAsia="Arial Narrow" w:hAnsi="Arial Narrow" w:cs="Arial Narrow"/>
+          <w:sz w:val="16"/>
+          <w:szCs w:val="16"/>
+        </w:rPr>
+        <w:t xml:space="preserve">04 de abril de 2025</w:t>
+      </w:r>
+      <w:r>
+        <w:rPr>
+          <w:rFonts w:ascii="Arial Narrow" w:eastAsia="Arial Narrow" w:hAnsi="Arial Narrow" w:cs="Arial Narrow"/>
+          <w:sz w:val="16"/>
+          <w:szCs w:val="16"/>
+        </w:rPr>
+        <w:t xml:space="preserve"/>
+      </w:r>
+      <w:r>
+        <w:rPr>
+          <w:rFonts w:ascii="Arial Narrow" w:eastAsia="Arial Narrow" w:hAnsi="Arial Narrow" w:cs="Arial Narrow"/>
+          <w:sz w:val="16"/>
+          <w:szCs w:val="16"/>
+        </w:rPr>
+        <w:t xml:space="preserve"/>
+      </w:r>
+      <w:r>
+        <w:rPr>
+          <w:rFonts w:ascii="Arial Narrow" w:eastAsia="Arial Narrow" w:hAnsi="Arial Narrow" w:cs="Arial Narrow"/>
+          <w:sz w:val="16"/>
+          <w:szCs w:val="16"/>
+        </w:rPr>
+        <w:t xml:space="preserve">, </w:t>
+      </w:r>
+      <w:proofErr w:type="spellStart"/>
+      <w:r>
+        <w:rPr>
+          <w:rFonts w:ascii="Arial Narrow" w:eastAsia="Arial Narrow" w:hAnsi="Arial Narrow" w:cs="Arial Narrow"/>
+          <w:sz w:val="16"/>
+          <w:szCs w:val="16"/>
+        </w:rPr>
+        <w:t xml:space="preserve">recibida</w:t>
+      </w:r>
+      <w:proofErr w:type="spellEnd"/>
+      <w:r>
+        <w:rPr>
+          <w:rFonts w:ascii="Arial Narrow" w:eastAsia="Arial Narrow" w:hAnsi="Arial Narrow" w:cs="Arial Narrow"/>
+          <w:sz w:val="16"/>
+          <w:szCs w:val="16"/>
+        </w:rPr>
+        <w:t xml:space="preserve"> el </w:t>
+      </w:r>
+      <w:r>
+        <w:rPr>
+          <w:rFonts w:ascii="Arial Narrow" w:eastAsia="Arial Narrow" w:hAnsi="Arial Narrow" w:cs="Arial Narrow"/>
+          <w:sz w:val="16"/>
+          <w:szCs w:val="16"/>
+        </w:rPr>
+        <w:t xml:space="preserve">04 de abril de 2025</w:t>
+      </w:r>
+      <w:r>
+        <w:rPr>
+          <w:rFonts w:ascii="Arial Narrow" w:eastAsia="Arial Narrow" w:hAnsi="Arial Narrow" w:cs="Arial Narrow"/>
+          <w:sz w:val="16"/>
+          <w:szCs w:val="16"/>
+        </w:rPr>
+        <w:t xml:space="preserve"/>
+      </w:r>
+      <w:r>
+        <w:rPr>
+          <w:rFonts w:ascii="Arial Narrow" w:eastAsia="Arial Narrow" w:hAnsi="Arial Narrow" w:cs="Arial Narrow"/>
+          <w:sz w:val="16"/>
+          <w:szCs w:val="16"/>
+        </w:rPr>
+        <w:t xml:space="preserve"/>
+      </w:r>
+      <w:r>
+        <w:rPr>
+          <w:rFonts w:ascii="Arial Narrow" w:eastAsia="Arial Narrow" w:hAnsi="Arial Narrow" w:cs="Arial Narrow"/>
+          <w:sz w:val="16"/>
+          <w:szCs w:val="16"/>
+        </w:rPr>
+        <w:t xml:space="preserve">.</w:t>
+      </w:r>
+    </w:p>
     <w:p>
       <w:pPr>
         <w:pStyle w:val="Textonotapie"/>
@@ -7159,6 +7406,23 @@
           <w:szCs w:val="16"/>
         </w:rPr>
       </w:pPr>
+    </w:p>
+  </w:footnote>
+  <w:footnote w:id="2">
+    <w:p>
+      <w:pPr>
+        <w:pStyle w:val="Textonotapie"/>
+        <w:tabs>
+          <w:tab w:val="left" w:pos="567"/>
+        </w:tabs>
+        <w:ind w:left="567" w:hanging="567"/>
+        <w:jc w:val="both"/>
+        <w:rPr>
+          <w:rFonts w:ascii="Arial Narrow" w:eastAsia="Arial Narrow" w:hAnsi="Arial Narrow" w:cs="Arial Narrow"/>
+          <w:sz w:val="16"/>
+          <w:szCs w:val="16"/>
+        </w:rPr>
+      </w:pPr>
       <w:r>
         <w:rPr>
           <w:rStyle w:val="Refdenotaalpie"/>
@@ -7175,6 +7439,25 @@
           <w:sz w:val="16"/>
           <w:szCs w:val="16"/>
         </w:rPr>
+        <w:tab/>
+        <w:t xml:space="preserve"/>
+      </w:r>
+      <w:r>
+        <w:rPr>
+          <w:rFonts w:ascii="Arial Narrow" w:eastAsia="Arial Narrow" w:hAnsi="Arial Narrow" w:cs="Arial Narrow"/>
+          <w:sz w:val="16"/>
+          <w:szCs w:val="16"/>
+        </w:rPr>
+        <w:tab/>
+        <w:t>Publicado</w:t>
+      </w:r>
+      <w:r>
+        <w:rPr>
+          <w:rFonts w:ascii="Arial Narrow" w:eastAsia="Arial Narrow" w:hAnsi="Arial Narrow" w:cs="Arial Narrow"/>
+          <w:b/>
+          <w:sz w:val="16"/>
+          <w:szCs w:val="16"/>
+        </w:rPr>
         <w:t xml:space="preserve"> </w:t>
       </w:r>
       <w:r>
@@ -7183,122 +7466,7 @@
           <w:sz w:val="16"/>
           <w:szCs w:val="16"/>
         </w:rPr>
-        <w:tab/>
-        <w:t xml:space="preserve">Denuncia remitida a esta Comisión mediante</w:t>
-      </w:r>
-      <w:r>
-        <w:rPr>
-          <w:rFonts w:ascii="Arial Narrow" w:eastAsia="Arial Narrow" w:hAnsi="Arial Narrow" w:cs="Arial Narrow"/>
-          <w:sz w:val="16"/>
-          <w:szCs w:val="16"/>
-        </w:rPr>
-        <w:t xml:space="preserve"> MEMORANDUM </w:t>
-      </w:r>
-      <w:r>
-        <w:rPr>
-          <w:rFonts w:ascii="Arial Narrow" w:eastAsia="Arial Narrow" w:hAnsi="Arial Narrow" w:cs="Arial Narrow"/>
-          <w:sz w:val="16"/>
-          <w:szCs w:val="16"/>
-        </w:rPr>
-        <w:t xml:space="preserve"/>
-      </w:r>
-      <w:r>
-        <w:rPr>
-          <w:rFonts w:ascii="Arial Narrow" w:eastAsia="Arial Narrow" w:hAnsi="Arial Narrow" w:cs="Arial Narrow"/>
-          <w:sz w:val="16"/>
-          <w:szCs w:val="16"/>
-        </w:rPr>
-        <w:t xml:space="preserve">000832-2025-PS1/INDECOPI </w:t>
-      </w:r>
-      <w:r>
-        <w:rPr>
-          <w:rFonts w:ascii="Arial Narrow" w:eastAsia="Arial Narrow" w:hAnsi="Arial Narrow" w:cs="Arial Narrow"/>
-          <w:sz w:val="16"/>
-          <w:szCs w:val="16"/>
-        </w:rPr>
-        <w:t xml:space="preserve">de fecha </w:t>
-      </w:r>
-      <w:r>
-        <w:rPr>
-          <w:rFonts w:ascii="Arial Narrow" w:eastAsia="Arial Narrow" w:hAnsi="Arial Narrow" w:cs="Arial Narrow"/>
-          <w:sz w:val="16"/>
-          <w:szCs w:val="16"/>
-        </w:rPr>
-        <w:t xml:space="preserve">04 de abril de 2025</w:t>
-      </w:r>
-      <w:r>
-        <w:rPr>
-          <w:rFonts w:ascii="Arial Narrow" w:eastAsia="Arial Narrow" w:hAnsi="Arial Narrow" w:cs="Arial Narrow"/>
-          <w:sz w:val="16"/>
-          <w:szCs w:val="16"/>
-        </w:rPr>
-        <w:t xml:space="preserve"/>
-      </w:r>
-      <w:r>
-        <w:rPr>
-          <w:rFonts w:ascii="Arial Narrow" w:eastAsia="Arial Narrow" w:hAnsi="Arial Narrow" w:cs="Arial Narrow"/>
-          <w:sz w:val="16"/>
-          <w:szCs w:val="16"/>
-        </w:rPr>
-        <w:t xml:space="preserve"/>
-      </w:r>
-      <w:r>
-        <w:rPr>
-          <w:rFonts w:ascii="Arial Narrow" w:eastAsia="Arial Narrow" w:hAnsi="Arial Narrow" w:cs="Arial Narrow"/>
-          <w:sz w:val="16"/>
-          <w:szCs w:val="16"/>
-        </w:rPr>
-        <w:t xml:space="preserve">, </w:t>
-      </w:r>
-      <w:proofErr w:type="spellStart"/>
-      <w:r>
-        <w:rPr>
-          <w:rFonts w:ascii="Arial Narrow" w:eastAsia="Arial Narrow" w:hAnsi="Arial Narrow" w:cs="Arial Narrow"/>
-          <w:sz w:val="16"/>
-          <w:szCs w:val="16"/>
-        </w:rPr>
-        <w:t xml:space="preserve">recibida</w:t>
-      </w:r>
-      <w:proofErr w:type="spellEnd"/>
-      <w:r>
-        <w:rPr>
-          <w:rFonts w:ascii="Arial Narrow" w:eastAsia="Arial Narrow" w:hAnsi="Arial Narrow" w:cs="Arial Narrow"/>
-          <w:sz w:val="16"/>
-          <w:szCs w:val="16"/>
-        </w:rPr>
-        <w:t xml:space="preserve"> el </w:t>
-      </w:r>
-      <w:r>
-        <w:rPr>
-          <w:rFonts w:ascii="Arial Narrow" w:eastAsia="Arial Narrow" w:hAnsi="Arial Narrow" w:cs="Arial Narrow"/>
-          <w:sz w:val="16"/>
-          <w:szCs w:val="16"/>
-        </w:rPr>
-        <w:t xml:space="preserve">04 de abril de 2025</w:t>
-      </w:r>
-      <w:r>
-        <w:rPr>
-          <w:rFonts w:ascii="Arial Narrow" w:eastAsia="Arial Narrow" w:hAnsi="Arial Narrow" w:cs="Arial Narrow"/>
-          <w:sz w:val="16"/>
-          <w:szCs w:val="16"/>
-        </w:rPr>
-        <w:t xml:space="preserve"/>
-      </w:r>
-      <w:r>
-        <w:rPr>
-          <w:rFonts w:ascii="Arial Narrow" w:eastAsia="Arial Narrow" w:hAnsi="Arial Narrow" w:cs="Arial Narrow"/>
-          <w:sz w:val="16"/>
-          <w:szCs w:val="16"/>
-        </w:rPr>
-        <w:t xml:space="preserve"/>
-      </w:r>
-      <w:r>
-        <w:rPr>
-          <w:rFonts w:ascii="Arial Narrow" w:eastAsia="Arial Narrow" w:hAnsi="Arial Narrow" w:cs="Arial Narrow"/>
-          <w:sz w:val="16"/>
-          <w:szCs w:val="16"/>
-        </w:rPr>
-        <w:t xml:space="preserve">.</w:t>
+        <w:t xml:space="preserve">el 2 de setiembre de 2010 en el Diario Oficial El Peruano, vigente desde el 2 de octubre de 2010 y modificado por Decreto Legislativo 1308.</w:t>
       </w:r>
     </w:p>
     <w:p>
@@ -7315,76 +7483,6 @@
     </w:p>
   </w:footnote>
   <w:footnote w:id="3">
-    <w:p>
-      <w:pPr>
-        <w:pStyle w:val="Textonotapie"/>
-        <w:ind w:left="567" w:hanging="567"/>
-        <w:jc w:val="both"/>
-        <w:rPr>
-          <w:rFonts w:ascii="Arial Narrow" w:eastAsia="Arial Narrow" w:hAnsi="Arial Narrow" w:cs="Arial Narrow"/>
-          <w:sz w:val="16"/>
-          <w:szCs w:val="16"/>
-        </w:rPr>
-      </w:pPr>
-      <w:r>
-        <w:rPr>
-          <w:rStyle w:val="Refdenotaalpie"/>
-          <w:rFonts w:ascii="Arial Narrow" w:eastAsia="Arial Narrow" w:hAnsi="Arial Narrow" w:cs="Arial Narrow"/>
-          <w:sz w:val="16"/>
-          <w:szCs w:val="16"/>
-          <w:vertAlign w:val="superscript"/>
-        </w:rPr>
-        <w:footnoteRef/>
-      </w:r>
-      <w:r>
-        <w:rPr>
-          <w:rFonts w:ascii="Arial Narrow" w:eastAsia="Arial Narrow" w:hAnsi="Arial Narrow" w:cs="Arial Narrow"/>
-          <w:sz w:val="16"/>
-          <w:szCs w:val="16"/>
-        </w:rPr>
-        <w:t xml:space="preserve"> </w:t>
-      </w:r>
-      <w:r>
-        <w:rPr>
-          <w:rFonts w:ascii="Arial Narrow" w:eastAsia="Arial Narrow" w:hAnsi="Arial Narrow" w:cs="Arial Narrow"/>
-          <w:sz w:val="16"/>
-          <w:szCs w:val="16"/>
-        </w:rPr>
-        <w:tab/>
-        <w:t>Publicado</w:t>
-      </w:r>
-      <w:r>
-        <w:rPr>
-          <w:rFonts w:ascii="Arial Narrow" w:eastAsia="Arial Narrow" w:hAnsi="Arial Narrow" w:cs="Arial Narrow"/>
-          <w:b/>
-          <w:sz w:val="16"/>
-          <w:szCs w:val="16"/>
-        </w:rPr>
-        <w:t xml:space="preserve"> </w:t>
-      </w:r>
-      <w:r>
-        <w:rPr>
-          <w:rFonts w:ascii="Arial Narrow" w:eastAsia="Arial Narrow" w:hAnsi="Arial Narrow" w:cs="Arial Narrow"/>
-          <w:sz w:val="16"/>
-          <w:szCs w:val="16"/>
-        </w:rPr>
-        <w:t xml:space="preserve">el 2 de setiembre de 2010 en el Diario Oficial El Peruano, vigente desde el 2 de octubre de 2010 y modificado por Decreto Legislativo 1308.</w:t>
-      </w:r>
-    </w:p>
-    <w:p>
-      <w:pPr>
-        <w:pStyle w:val="Textonotapie"/>
-        <w:ind w:left="567" w:hanging="567"/>
-        <w:jc w:val="both"/>
-        <w:rPr>
-          <w:rFonts w:ascii="Arial Narrow" w:eastAsia="Arial Narrow" w:hAnsi="Arial Narrow" w:cs="Arial Narrow"/>
-          <w:sz w:val="16"/>
-          <w:szCs w:val="16"/>
-        </w:rPr>
-      </w:pPr>
-    </w:p>
-  </w:footnote>
-  <w:footnote w:id="4">
     <w:p>
       <w:pPr>
         <w:pStyle w:val="Textonotapie"/>
@@ -7417,7 +7515,8 @@
           <w:sz w:val="16"/>
           <w:szCs w:val="16"/>
         </w:rPr>
-        <w:t xml:space="preserve"> </w:t>
+        <w:tab/>
+        <w:t xml:space="preserve"/>
       </w:r>
       <w:r>
         <w:rPr>
@@ -7524,10 +7623,30 @@
         <w:jc w:val="both"/>
         <w:rPr>
           <w:rFonts w:ascii="Arial Narrow" w:eastAsia="Arial Narrow" w:hAnsi="Arial Narrow" w:cs="Arial Narrow"/>
-          <w:sz w:val="16"/>
-          <w:szCs w:val="16"/>
-        </w:rPr>
-      </w:pPr>
+          <w:b/>
+          <w:bCs/>
+          <w:sz w:val="16"/>
+          <w:szCs w:val="16"/>
+        </w:rPr>
+      </w:pPr>
+      <w:r>
+        <w:rPr>
+          <w:rFonts w:ascii="Arial Narrow" w:eastAsia="Arial Narrow" w:hAnsi="Arial Narrow" w:cs="Arial Narrow"/>
+          <w:sz w:val="16"/>
+          <w:szCs w:val="16"/>
+        </w:rPr>
+        <w:tab/>
+      </w:r>
+      <w:r>
+        <w:rPr>
+          <w:rFonts w:ascii="Arial Narrow" w:eastAsia="Arial Narrow" w:hAnsi="Arial Narrow" w:cs="Arial Narrow"/>
+          <w:b/>
+          <w:bCs/>
+          <w:sz w:val="16"/>
+          <w:szCs w:val="16"/>
+        </w:rPr>
+        <w:t xml:space="preserve">LEY DE ORGANIZACIÓN Y FUNCIONES DEL INDECOPI, APROBADA POR DECRETO LEGISLATIVO 1033 </w:t>
+      </w:r>
     </w:p>
     <w:p>
       <w:pPr>
@@ -7539,29 +7658,46 @@
         <w:jc w:val="both"/>
         <w:rPr>
           <w:rFonts w:ascii="Arial Narrow" w:eastAsia="Arial Narrow" w:hAnsi="Arial Narrow" w:cs="Arial Narrow"/>
+          <w:sz w:val="16"/>
+          <w:szCs w:val="16"/>
+        </w:rPr>
+      </w:pPr>
+      <w:r>
+        <w:rPr>
+          <w:rFonts w:ascii="Arial Narrow" w:eastAsia="Arial Narrow" w:hAnsi="Arial Narrow" w:cs="Arial Narrow"/>
           <w:b/>
           <w:bCs/>
           <w:sz w:val="16"/>
           <w:szCs w:val="16"/>
         </w:rPr>
-      </w:pPr>
-      <w:r>
-        <w:rPr>
-          <w:rFonts w:ascii="Arial Narrow" w:eastAsia="Arial Narrow" w:hAnsi="Arial Narrow" w:cs="Arial Narrow"/>
-          <w:sz w:val="16"/>
-          <w:szCs w:val="16"/>
-        </w:rPr>
         <w:tab/>
-      </w:r>
-      <w:r>
-        <w:rPr>
-          <w:rFonts w:ascii="Arial Narrow" w:eastAsia="Arial Narrow" w:hAnsi="Arial Narrow" w:cs="Arial Narrow"/>
-          <w:b/>
-          <w:bCs/>
-          <w:sz w:val="16"/>
-          <w:szCs w:val="16"/>
-        </w:rPr>
-        <w:t xml:space="preserve">LEY DE ORGANIZACIÓN Y FUNCIONES DEL INDECOPI, APROBADA POR DECRETO LEGISLATIVO 1033 </w:t>
+        <w:t>Artículo 27.-</w:t>
+      </w:r>
+      <w:r>
+        <w:rPr>
+          <w:rFonts w:ascii="Arial Narrow" w:eastAsia="Arial Narrow" w:hAnsi="Arial Narrow" w:cs="Arial Narrow"/>
+          <w:sz w:val="16"/>
+          <w:szCs w:val="16"/>
+        </w:rPr>
+        <w:t xml:space="preserve"> De la Comisión de Protección al </w:t>
+      </w:r>
+      <w:proofErr w:type="gramStart"/>
+      <w:r>
+        <w:rPr>
+          <w:rFonts w:ascii="Arial Narrow" w:eastAsia="Arial Narrow" w:hAnsi="Arial Narrow" w:cs="Arial Narrow"/>
+          <w:sz w:val="16"/>
+          <w:szCs w:val="16"/>
+        </w:rPr>
+        <w:t>Consumidor.-</w:t>
+      </w:r>
+      <w:proofErr w:type="gramEnd"/>
+      <w:r>
+        <w:rPr>
+          <w:rFonts w:ascii="Arial Narrow" w:eastAsia="Arial Narrow" w:hAnsi="Arial Narrow" w:cs="Arial Narrow"/>
+          <w:sz w:val="16"/>
+          <w:szCs w:val="16"/>
+        </w:rPr>
+        <w:t xml:space="preserve"> </w:t>
       </w:r>
     </w:p>
     <w:p>
@@ -7581,39 +7717,11 @@
       <w:r>
         <w:rPr>
           <w:rFonts w:ascii="Arial Narrow" w:eastAsia="Arial Narrow" w:hAnsi="Arial Narrow" w:cs="Arial Narrow"/>
-          <w:b/>
-          <w:bCs/>
           <w:sz w:val="16"/>
           <w:szCs w:val="16"/>
         </w:rPr>
         <w:tab/>
-        <w:t>Artículo 27.-</w:t>
-      </w:r>
-      <w:r>
-        <w:rPr>
-          <w:rFonts w:ascii="Arial Narrow" w:eastAsia="Arial Narrow" w:hAnsi="Arial Narrow" w:cs="Arial Narrow"/>
-          <w:sz w:val="16"/>
-          <w:szCs w:val="16"/>
-        </w:rPr>
-        <w:t xml:space="preserve"> De la Comisión de Protección al </w:t>
-      </w:r>
-      <w:proofErr w:type="gramStart"/>
-      <w:r>
-        <w:rPr>
-          <w:rFonts w:ascii="Arial Narrow" w:eastAsia="Arial Narrow" w:hAnsi="Arial Narrow" w:cs="Arial Narrow"/>
-          <w:sz w:val="16"/>
-          <w:szCs w:val="16"/>
-        </w:rPr>
-        <w:t>Consumidor.-</w:t>
-      </w:r>
-      <w:proofErr w:type="gramEnd"/>
-      <w:r>
-        <w:rPr>
-          <w:rFonts w:ascii="Arial Narrow" w:eastAsia="Arial Narrow" w:hAnsi="Arial Narrow" w:cs="Arial Narrow"/>
-          <w:sz w:val="16"/>
-          <w:szCs w:val="16"/>
-        </w:rPr>
-        <w:t xml:space="preserve"> </w:t>
+        <w:t>Corresponde a la Comisión de Protección al Consumidor velar por el cumplimiento de la Ley de Protección al Consumidor y de las leyes que, en general, protegen a los consumidores de la falta de idoneidad de los bienes y servicios en función de la información brindada, de las omisiones de información y de la discriminación en el consumo, así como de aquellas que complementen o sustituyan a las anteriores.</w:t>
       </w:r>
     </w:p>
     <w:p>
@@ -7626,20 +7734,15 @@
         <w:jc w:val="both"/>
         <w:rPr>
           <w:rFonts w:ascii="Arial Narrow" w:eastAsia="Arial Narrow" w:hAnsi="Arial Narrow" w:cs="Arial Narrow"/>
-          <w:sz w:val="16"/>
-          <w:szCs w:val="16"/>
-        </w:rPr>
-      </w:pPr>
-      <w:r>
-        <w:rPr>
-          <w:rFonts w:ascii="Arial Narrow" w:eastAsia="Arial Narrow" w:hAnsi="Arial Narrow" w:cs="Arial Narrow"/>
-          <w:sz w:val="16"/>
-          <w:szCs w:val="16"/>
-        </w:rPr>
-        <w:tab/>
-        <w:t>Corresponde a la Comisión de Protección al Consumidor velar por el cumplimiento de la Ley de Protección al Consumidor y de las leyes que, en general, protegen a los consumidores de la falta de idoneidad de los bienes y servicios en función de la información brindada, de las omisiones de información y de la discriminación en el consumo, así como de aquellas que complementen o sustituyan a las anteriores.</w:t>
-      </w:r>
-    </w:p>
+          <w:b/>
+          <w:bCs/>
+          <w:sz w:val="16"/>
+          <w:szCs w:val="16"/>
+        </w:rPr>
+      </w:pPr>
+    </w:p>
+  </w:footnote>
+  <w:footnote w:id="4">
     <w:p>
       <w:pPr>
         <w:pStyle w:val="Textonotapie"/>
@@ -7656,9 +7759,150 @@
           <w:szCs w:val="16"/>
         </w:rPr>
       </w:pPr>
-    </w:p>
-  </w:footnote>
-  <w:footnote w:id="5">
+      <w:r>
+        <w:rPr>
+          <w:rStyle w:val="Refdenotaalpie"/>
+          <w:rFonts w:ascii="Arial Narrow" w:eastAsia="Arial Narrow" w:hAnsi="Arial Narrow" w:cs="Arial Narrow"/>
+          <w:sz w:val="16"/>
+          <w:szCs w:val="16"/>
+          <w:vertAlign w:val="superscript"/>
+        </w:rPr>
+        <w:footnoteRef/>
+      </w:r>
+      <w:r>
+        <w:rPr>
+          <w:rFonts w:ascii="Arial Narrow" w:eastAsia="Arial Narrow" w:hAnsi="Arial Narrow" w:cs="Arial Narrow"/>
+          <w:sz w:val="16"/>
+          <w:szCs w:val="16"/>
+        </w:rPr>
+        <w:tab/>
+        <w:t xml:space="preserve"/>
+      </w:r>
+      <w:r>
+        <w:rPr>
+          <w:rFonts w:ascii="Arial Narrow" w:eastAsia="Arial Narrow" w:hAnsi="Arial Narrow" w:cs="Arial Narrow"/>
+          <w:sz w:val="16"/>
+          <w:szCs w:val="16"/>
+        </w:rPr>
+        <w:tab/>
+      </w:r>
+      <w:r>
+        <w:rPr>
+          <w:rFonts w:ascii="Arial Narrow" w:eastAsia="Arial Narrow" w:hAnsi="Arial Narrow" w:cs="Arial Narrow"/>
+          <w:b/>
+          <w:bCs/>
+          <w:sz w:val="16"/>
+          <w:szCs w:val="16"/>
+        </w:rPr>
+        <w:t xml:space="preserve">LEY 29571, CÓDIGO DE PROTECCIÓN Y DEFENSA DEL CONSUMIDOR, publicado el 2 de setiembre de 2010 y modificado por Decreto Legislativo 1308 </w:t>
+      </w:r>
+    </w:p>
+    <w:p>
+      <w:pPr>
+        <w:pStyle w:val="Textonotapie"/>
+        <w:ind w:left="567" w:right="-1"/>
+        <w:jc w:val="both"/>
+        <w:rPr>
+          <w:rFonts w:ascii="Arial Narrow" w:eastAsia="Arial Narrow" w:hAnsi="Arial Narrow" w:cs="Arial Narrow"/>
+          <w:b/>
+          <w:bCs/>
+          <w:sz w:val="16"/>
+          <w:szCs w:val="16"/>
+        </w:rPr>
+      </w:pPr>
+      <w:r>
+        <w:rPr>
+          <w:rFonts w:ascii="Arial Narrow" w:eastAsia="Arial Narrow" w:hAnsi="Arial Narrow" w:cs="Arial Narrow"/>
+          <w:b/>
+          <w:bCs/>
+          <w:sz w:val="16"/>
+          <w:szCs w:val="16"/>
+        </w:rPr>
+        <w:t xml:space="preserve">Artículo 18.- Idoneidad </w:t>
+      </w:r>
+    </w:p>
+    <w:p>
+      <w:pPr>
+        <w:pStyle w:val="Textonotapie"/>
+        <w:ind w:left="567" w:right="-1"/>
+        <w:jc w:val="both"/>
+        <w:rPr>
+          <w:rFonts w:ascii="Arial Narrow" w:eastAsia="Arial Narrow" w:hAnsi="Arial Narrow" w:cs="Arial Narrow"/>
+          <w:sz w:val="16"/>
+          <w:szCs w:val="16"/>
+        </w:rPr>
+      </w:pPr>
+      <w:r>
+        <w:rPr>
+          <w:rFonts w:ascii="Arial Narrow" w:eastAsia="Arial Narrow" w:hAnsi="Arial Narrow" w:cs="Arial Narrow"/>
+          <w:sz w:val="16"/>
+          <w:szCs w:val="16"/>
+        </w:rPr>
+        <w:t xml:space="preserve">Se entiende por idoneidad la correspondencia entre lo que un consumidor espera y lo que efectivamente recibe, en función a lo que se le hubiera ofrecido, la publicidad e información transmitida, las condiciones y circunstancias de la transacción, las características y naturaleza del producto o servicio, el precio, entre otros factores, atendiendo a las circunstancias del caso. </w:t>
+      </w:r>
+    </w:p>
+    <w:p>
+      <w:pPr>
+        <w:pStyle w:val="Textonotapie"/>
+        <w:ind w:left="567" w:right="-1"/>
+        <w:jc w:val="both"/>
+        <w:rPr>
+          <w:rFonts w:ascii="Arial Narrow" w:eastAsia="Arial Narrow" w:hAnsi="Arial Narrow" w:cs="Arial Narrow"/>
+          <w:sz w:val="16"/>
+          <w:szCs w:val="16"/>
+        </w:rPr>
+      </w:pPr>
+      <w:r>
+        <w:rPr>
+          <w:rFonts w:ascii="Arial Narrow" w:eastAsia="Arial Narrow" w:hAnsi="Arial Narrow" w:cs="Arial Narrow"/>
+          <w:sz w:val="16"/>
+          <w:szCs w:val="16"/>
+        </w:rPr>
+        <w:t xml:space="preserve">La idoneidad es evaluada en función a la propia naturaleza del producto o servicio y a su aptitud para satisfacer la finalidad para la cual ha sido puesto en el mercado. Las autorizaciones por parte de los organismos del Estado para la fabricación de un producto o la prestación de un servicio, en los casos que sea necesario, no eximen de responsabilidad al proveedor frente al consumidor. </w:t>
+      </w:r>
+    </w:p>
+    <w:p>
+      <w:pPr>
+        <w:pStyle w:val="Textonotapie"/>
+        <w:ind w:left="567" w:right="-1"/>
+        <w:jc w:val="both"/>
+        <w:rPr>
+          <w:rFonts w:ascii="Arial Narrow" w:eastAsia="Arial Narrow" w:hAnsi="Arial Narrow" w:cs="Arial Narrow"/>
+          <w:sz w:val="16"/>
+          <w:szCs w:val="16"/>
+        </w:rPr>
+      </w:pPr>
+      <w:r>
+        <w:rPr>
+          <w:rFonts w:ascii="Arial Narrow" w:eastAsia="Arial Narrow" w:hAnsi="Arial Narrow" w:cs="Arial Narrow"/>
+          <w:b/>
+          <w:bCs/>
+          <w:sz w:val="16"/>
+          <w:szCs w:val="16"/>
+        </w:rPr>
+        <w:t xml:space="preserve">Artículo 19.- Obligación de los proveedores </w:t>
+      </w:r>
+    </w:p>
+    <w:p>
+      <w:pPr>
+        <w:pStyle w:val="Textonotapie"/>
+        <w:ind w:left="567" w:right="-1"/>
+        <w:jc w:val="both"/>
+        <w:rPr>
+          <w:rFonts w:ascii="Arial Narrow" w:eastAsia="Arial Narrow" w:hAnsi="Arial Narrow" w:cs="Arial Narrow"/>
+          <w:sz w:val="16"/>
+          <w:szCs w:val="16"/>
+        </w:rPr>
+      </w:pPr>
+      <w:r>
+        <w:rPr>
+          <w:rFonts w:ascii="Arial Narrow" w:eastAsia="Arial Narrow" w:hAnsi="Arial Narrow" w:cs="Arial Narrow"/>
+          <w:sz w:val="16"/>
+          <w:szCs w:val="16"/>
+        </w:rPr>
+        <w:t>El proveedor responde por la idoneidad y calidad de los productos y servicios ofrecidos; por la autenticidad de las marcas y leyendas que exhiben sus productos o del signo que respalda al prestador del servicio, por la falta de conformidad entre la publicidad comercial de los productos y servicios y estos, así como por el contenido y la vida útil del producto indicado en el envase, en lo que corresponda.</w:t>
+      </w:r>
+    </w:p>
     <w:p>
       <w:pPr>
         <w:pStyle w:val="Textonotapie"/>
@@ -7675,161 +7919,9 @@
           <w:szCs w:val="16"/>
         </w:rPr>
       </w:pPr>
-      <w:r>
-        <w:rPr>
-          <w:rStyle w:val="Refdenotaalpie"/>
-          <w:rFonts w:ascii="Arial Narrow" w:eastAsia="Arial Narrow" w:hAnsi="Arial Narrow" w:cs="Arial Narrow"/>
-          <w:sz w:val="16"/>
-          <w:szCs w:val="16"/>
-          <w:vertAlign w:val="superscript"/>
-        </w:rPr>
-        <w:footnoteRef/>
-      </w:r>
-      <w:r>
-        <w:rPr>
-          <w:rFonts w:ascii="Arial Narrow" w:eastAsia="Arial Narrow" w:hAnsi="Arial Narrow" w:cs="Arial Narrow"/>
-          <w:sz w:val="16"/>
-          <w:szCs w:val="16"/>
-        </w:rPr>
-        <w:t xml:space="preserve"> </w:t>
-      </w:r>
-      <w:r>
-        <w:rPr>
-          <w:rFonts w:ascii="Arial Narrow" w:eastAsia="Arial Narrow" w:hAnsi="Arial Narrow" w:cs="Arial Narrow"/>
-          <w:sz w:val="16"/>
-          <w:szCs w:val="16"/>
-        </w:rPr>
-        <w:tab/>
-      </w:r>
-      <w:r>
-        <w:rPr>
-          <w:rFonts w:ascii="Arial Narrow" w:eastAsia="Arial Narrow" w:hAnsi="Arial Narrow" w:cs="Arial Narrow"/>
-          <w:b/>
-          <w:bCs/>
-          <w:sz w:val="16"/>
-          <w:szCs w:val="16"/>
-        </w:rPr>
-        <w:t xml:space="preserve">LEY 29571, CÓDIGO DE PROTECCIÓN Y DEFENSA DEL CONSUMIDOR, publicado el 2 de setiembre de 2010 y modificado por Decreto Legislativo 1308 </w:t>
-      </w:r>
-    </w:p>
-    <w:p>
-      <w:pPr>
-        <w:pStyle w:val="Textonotapie"/>
-        <w:ind w:left="567" w:right="-1"/>
-        <w:jc w:val="both"/>
-        <w:rPr>
-          <w:rFonts w:ascii="Arial Narrow" w:eastAsia="Arial Narrow" w:hAnsi="Arial Narrow" w:cs="Arial Narrow"/>
-          <w:b/>
-          <w:bCs/>
-          <w:sz w:val="16"/>
-          <w:szCs w:val="16"/>
-        </w:rPr>
-      </w:pPr>
-      <w:r>
-        <w:rPr>
-          <w:rFonts w:ascii="Arial Narrow" w:eastAsia="Arial Narrow" w:hAnsi="Arial Narrow" w:cs="Arial Narrow"/>
-          <w:b/>
-          <w:bCs/>
-          <w:sz w:val="16"/>
-          <w:szCs w:val="16"/>
-        </w:rPr>
-        <w:t xml:space="preserve">Artículo 18.- Idoneidad </w:t>
-      </w:r>
-    </w:p>
-    <w:p>
-      <w:pPr>
-        <w:pStyle w:val="Textonotapie"/>
-        <w:ind w:left="567" w:right="-1"/>
-        <w:jc w:val="both"/>
-        <w:rPr>
-          <w:rFonts w:ascii="Arial Narrow" w:eastAsia="Arial Narrow" w:hAnsi="Arial Narrow" w:cs="Arial Narrow"/>
-          <w:sz w:val="16"/>
-          <w:szCs w:val="16"/>
-        </w:rPr>
-      </w:pPr>
-      <w:r>
-        <w:rPr>
-          <w:rFonts w:ascii="Arial Narrow" w:eastAsia="Arial Narrow" w:hAnsi="Arial Narrow" w:cs="Arial Narrow"/>
-          <w:sz w:val="16"/>
-          <w:szCs w:val="16"/>
-        </w:rPr>
-        <w:t xml:space="preserve">Se entiende por idoneidad la correspondencia entre lo que un consumidor espera y lo que efectivamente recibe, en función a lo que se le hubiera ofrecido, la publicidad e información transmitida, las condiciones y circunstancias de la transacción, las características y naturaleza del producto o servicio, el precio, entre otros factores, atendiendo a las circunstancias del caso. </w:t>
-      </w:r>
-    </w:p>
-    <w:p>
-      <w:pPr>
-        <w:pStyle w:val="Textonotapie"/>
-        <w:ind w:left="567" w:right="-1"/>
-        <w:jc w:val="both"/>
-        <w:rPr>
-          <w:rFonts w:ascii="Arial Narrow" w:eastAsia="Arial Narrow" w:hAnsi="Arial Narrow" w:cs="Arial Narrow"/>
-          <w:sz w:val="16"/>
-          <w:szCs w:val="16"/>
-        </w:rPr>
-      </w:pPr>
-      <w:r>
-        <w:rPr>
-          <w:rFonts w:ascii="Arial Narrow" w:eastAsia="Arial Narrow" w:hAnsi="Arial Narrow" w:cs="Arial Narrow"/>
-          <w:sz w:val="16"/>
-          <w:szCs w:val="16"/>
-        </w:rPr>
-        <w:t xml:space="preserve">La idoneidad es evaluada en función a la propia naturaleza del producto o servicio y a su aptitud para satisfacer la finalidad para la cual ha sido puesto en el mercado. Las autorizaciones por parte de los organismos del Estado para la fabricación de un producto o la prestación de un servicio, en los casos que sea necesario, no eximen de responsabilidad al proveedor frente al consumidor. </w:t>
-      </w:r>
-    </w:p>
-    <w:p>
-      <w:pPr>
-        <w:pStyle w:val="Textonotapie"/>
-        <w:ind w:left="567" w:right="-1"/>
-        <w:jc w:val="both"/>
-        <w:rPr>
-          <w:rFonts w:ascii="Arial Narrow" w:eastAsia="Arial Narrow" w:hAnsi="Arial Narrow" w:cs="Arial Narrow"/>
-          <w:sz w:val="16"/>
-          <w:szCs w:val="16"/>
-        </w:rPr>
-      </w:pPr>
-    </w:p>
-    <w:p>
-      <w:pPr>
-        <w:pStyle w:val="Textonotapie"/>
-        <w:ind w:left="567" w:right="-1"/>
-        <w:jc w:val="both"/>
-        <w:rPr>
-          <w:rFonts w:ascii="Arial Narrow" w:eastAsia="Arial Narrow" w:hAnsi="Arial Narrow" w:cs="Arial Narrow"/>
-          <w:sz w:val="16"/>
-          <w:szCs w:val="16"/>
-        </w:rPr>
-      </w:pPr>
-      <w:r>
-        <w:rPr>
-          <w:rFonts w:ascii="Arial Narrow" w:eastAsia="Arial Narrow" w:hAnsi="Arial Narrow" w:cs="Arial Narrow"/>
-          <w:b/>
-          <w:bCs/>
-          <w:sz w:val="16"/>
-          <w:szCs w:val="16"/>
-        </w:rPr>
-        <w:t xml:space="preserve">Artículo 19.- Obligación de los proveedores </w:t>
-      </w:r>
-    </w:p>
-    <w:p>
-      <w:pPr>
-        <w:pStyle w:val="Textonotapie"/>
-        <w:ind w:left="567" w:right="-1"/>
-        <w:jc w:val="both"/>
-        <w:rPr>
-          <w:rFonts w:ascii="Arial Narrow" w:eastAsia="Arial Narrow" w:hAnsi="Arial Narrow" w:cs="Arial Narrow"/>
-          <w:sz w:val="16"/>
-          <w:szCs w:val="16"/>
-        </w:rPr>
-      </w:pPr>
-      <w:r>
-        <w:rPr>
-          <w:rFonts w:ascii="Arial Narrow" w:eastAsia="Arial Narrow" w:hAnsi="Arial Narrow" w:cs="Arial Narrow"/>
-          <w:sz w:val="16"/>
-          <w:szCs w:val="16"/>
-        </w:rPr>
-        <w:t>El proveedor responde por la idoneidad y calidad de los productos y servicios ofrecidos; por la autenticidad de las marcas y leyendas que exhiben sus productos o del signo que respalda al prestador del servicio, por la falta de conformidad entre la publicidad comercial de los productos y servicios y estos, así como por el contenido y la vida útil del producto indicado en el envase, en lo que corresponda.</w:t>
-      </w:r>
-    </w:p>
+    </w:p>
+  </w:footnote>
+  <w:footnote w:id="5">
     <w:p>
       <w:pPr>
         <w:pStyle w:val="Textonotapie"/>
@@ -7846,9 +7938,290 @@
           <w:szCs w:val="16"/>
         </w:rPr>
       </w:pPr>
-    </w:p>
-  </w:footnote>
-  <w:footnote w:id="6">
+      <w:r>
+        <w:rPr>
+          <w:rStyle w:val="Refdenotaalpie"/>
+          <w:rFonts w:ascii="Arial Narrow" w:eastAsia="Arial Narrow" w:hAnsi="Arial Narrow" w:cs="Arial Narrow"/>
+          <w:sz w:val="16"/>
+          <w:szCs w:val="16"/>
+          <w:vertAlign w:val="superscript"/>
+        </w:rPr>
+        <w:footnoteRef/>
+      </w:r>
+      <w:r>
+        <w:rPr>
+          <w:rFonts w:ascii="Arial Narrow" w:eastAsia="Arial Narrow" w:hAnsi="Arial Narrow" w:cs="Arial Narrow"/>
+          <w:sz w:val="16"/>
+          <w:szCs w:val="16"/>
+        </w:rPr>
+        <w:tab/>
+        <w:t xml:space="preserve"/>
+      </w:r>
+      <w:r>
+        <w:rPr>
+          <w:rFonts w:ascii="Arial Narrow" w:eastAsia="Arial Narrow" w:hAnsi="Arial Narrow" w:cs="Arial Narrow"/>
+          <w:sz w:val="16"/>
+          <w:szCs w:val="16"/>
+        </w:rPr>
+        <w:tab/>
+      </w:r>
+      <w:r>
+        <w:rPr>
+          <w:rFonts w:ascii="Arial Narrow" w:eastAsia="Arial Narrow" w:hAnsi="Arial Narrow" w:cs="Arial Narrow"/>
+          <w:b/>
+          <w:bCs/>
+          <w:sz w:val="16"/>
+          <w:szCs w:val="16"/>
+        </w:rPr>
+        <w:t xml:space="preserve">LEY 29571, CÓDIGO DE PROTECCIÓN Y DEFENSA DEL CONSUMIDOR, publicado el 2 de setiembre de 2010 y modificado por Decreto Legislativo 1308 </w:t>
+      </w:r>
+    </w:p>
+    <w:p>
+      <w:pPr>
+        <w:pStyle w:val="Textonotapie"/>
+        <w:ind w:left="567" w:right="-1"/>
+        <w:jc w:val="both"/>
+        <w:rPr>
+          <w:rFonts w:ascii="Arial Narrow" w:eastAsia="Arial Narrow" w:hAnsi="Arial Narrow" w:cs="Arial Narrow"/>
+          <w:b/>
+          <w:bCs/>
+          <w:sz w:val="16"/>
+          <w:szCs w:val="16"/>
+        </w:rPr>
+      </w:pPr>
+      <w:r>
+        <w:rPr>
+          <w:rFonts w:ascii="Arial Narrow" w:eastAsia="Arial Narrow" w:hAnsi="Arial Narrow" w:cs="Arial Narrow"/>
+          <w:b/>
+          <w:bCs/>
+          <w:sz w:val="16"/>
+          <w:szCs w:val="16"/>
+        </w:rPr>
+        <w:t xml:space="preserve">Artículo </w:t>
+      </w:r>
+      <w:r>
+        <w:rPr>
+          <w:rFonts w:ascii="Arial Narrow" w:eastAsia="Arial Narrow" w:hAnsi="Arial Narrow" w:cs="Arial Narrow"/>
+          <w:b/>
+          <w:bCs/>
+          <w:sz w:val="16"/>
+          <w:szCs w:val="16"/>
+        </w:rPr>
+        <w:t>1</w:t>
+      </w:r>
+      <w:r>
+        <w:rPr>
+          <w:rFonts w:ascii="Arial Narrow" w:eastAsia="Arial Narrow" w:hAnsi="Arial Narrow" w:cs="Arial Narrow"/>
+          <w:b/>
+          <w:bCs/>
+          <w:sz w:val="16"/>
+          <w:szCs w:val="16"/>
+        </w:rPr>
+        <w:t xml:space="preserve">.- </w:t>
+      </w:r>
+      <w:r>
+        <w:rPr>
+          <w:rFonts w:ascii="Arial Narrow" w:eastAsia="Arial Narrow" w:hAnsi="Arial Narrow" w:cs="Arial Narrow"/>
+          <w:b/>
+          <w:bCs/>
+          <w:sz w:val="16"/>
+          <w:szCs w:val="16"/>
+        </w:rPr>
+        <w:t>Derechos de los consumidores</w:t>
+      </w:r>
+    </w:p>
+    <w:p>
+      <w:pPr>
+        <w:pStyle w:val="Textonotapie"/>
+        <w:ind w:left="567" w:right="-1"/>
+        <w:jc w:val="both"/>
+        <w:rPr>
+          <w:rFonts w:ascii="Arial Narrow" w:eastAsia="Arial Narrow" w:hAnsi="Arial Narrow" w:cs="Arial Narrow"/>
+          <w:sz w:val="16"/>
+          <w:szCs w:val="16"/>
+        </w:rPr>
+      </w:pPr>
+      <w:r>
+        <w:rPr>
+          <w:rFonts w:ascii="Arial Narrow" w:eastAsia="Arial Narrow" w:hAnsi="Arial Narrow" w:cs="Arial Narrow"/>
+          <w:sz w:val="16"/>
+          <w:szCs w:val="16"/>
+        </w:rPr>
+        <w:t>1.1 En los términos establecidos por el presente Código, los consumidores tienen los siguientes derechos:</w:t>
+      </w:r>
+    </w:p>
+    <w:p>
+      <w:pPr>
+        <w:pStyle w:val="Textonotapie"/>
+        <w:ind w:left="567" w:right="-1"/>
+        <w:jc w:val="both"/>
+        <w:rPr>
+          <w:rFonts w:ascii="Arial Narrow" w:eastAsia="Arial Narrow" w:hAnsi="Arial Narrow" w:cs="Arial Narrow"/>
+          <w:sz w:val="16"/>
+          <w:szCs w:val="16"/>
+        </w:rPr>
+      </w:pPr>
+      <w:r>
+        <w:rPr>
+          <w:rFonts w:ascii="Arial Narrow" w:eastAsia="Arial Narrow" w:hAnsi="Arial Narrow" w:cs="Arial Narrow"/>
+          <w:sz w:val="16"/>
+          <w:szCs w:val="16"/>
+        </w:rPr>
+        <w:t>(…)</w:t>
+      </w:r>
+    </w:p>
+    <w:p>
+      <w:pPr>
+        <w:pStyle w:val="Textonotapie"/>
+        <w:ind w:left="567" w:right="-1"/>
+        <w:jc w:val="both"/>
+        <w:rPr>
+          <w:rFonts w:ascii="Arial Narrow" w:eastAsia="Arial Narrow" w:hAnsi="Arial Narrow" w:cs="Arial Narrow"/>
+          <w:sz w:val="16"/>
+          <w:szCs w:val="16"/>
+        </w:rPr>
+      </w:pPr>
+      <w:r>
+        <w:rPr>
+          <w:rFonts w:ascii="Arial Narrow" w:eastAsia="Arial Narrow" w:hAnsi="Arial Narrow" w:cs="Arial Narrow"/>
+          <w:sz w:val="16"/>
+          <w:szCs w:val="16"/>
+        </w:rPr>
+        <w:t>b. Derecho a acceder a información oportuna, suficiente, veraz y fácilmente accesible, relevante para tomar una decisión o realizar una elección de consumo que se ajuste a sus intereses, así como para efectuar un uso o consumo adecuado de los productos o servicios.</w:t>
+      </w:r>
+    </w:p>
+    <w:p>
+      <w:pPr>
+        <w:pStyle w:val="Textonotapie"/>
+        <w:ind w:left="567" w:right="-1"/>
+        <w:jc w:val="both"/>
+        <w:rPr>
+          <w:rFonts w:ascii="Arial Narrow" w:eastAsia="Arial Narrow" w:hAnsi="Arial Narrow" w:cs="Arial Narrow"/>
+          <w:sz w:val="16"/>
+          <w:szCs w:val="16"/>
+        </w:rPr>
+      </w:pPr>
+      <w:r>
+        <w:rPr>
+          <w:rFonts w:ascii="Arial Narrow" w:eastAsia="Arial Narrow" w:hAnsi="Arial Narrow" w:cs="Arial Narrow"/>
+          <w:b/>
+          <w:bCs/>
+          <w:sz w:val="16"/>
+          <w:szCs w:val="16"/>
+        </w:rPr>
+        <w:t xml:space="preserve">Artículo </w:t>
+      </w:r>
+      <w:r>
+        <w:rPr>
+          <w:rFonts w:ascii="Arial Narrow" w:eastAsia="Arial Narrow" w:hAnsi="Arial Narrow" w:cs="Arial Narrow"/>
+          <w:b/>
+          <w:bCs/>
+          <w:sz w:val="16"/>
+          <w:szCs w:val="16"/>
+        </w:rPr>
+        <w:t>2</w:t>
+      </w:r>
+      <w:r>
+        <w:rPr>
+          <w:rFonts w:ascii="Arial Narrow" w:eastAsia="Arial Narrow" w:hAnsi="Arial Narrow" w:cs="Arial Narrow"/>
+          <w:b/>
+          <w:bCs/>
+          <w:sz w:val="16"/>
+          <w:szCs w:val="16"/>
+        </w:rPr>
+        <w:t xml:space="preserve">.- </w:t>
+      </w:r>
+      <w:r>
+        <w:rPr>
+          <w:rFonts w:ascii="Arial Narrow" w:eastAsia="Arial Narrow" w:hAnsi="Arial Narrow" w:cs="Arial Narrow"/>
+          <w:b/>
+          <w:bCs/>
+          <w:sz w:val="16"/>
+          <w:szCs w:val="16"/>
+        </w:rPr>
+        <w:t>Información relevante</w:t>
+      </w:r>
+    </w:p>
+    <w:p>
+      <w:pPr>
+        <w:pStyle w:val="Textonotapie"/>
+        <w:ind w:left="567" w:right="-1"/>
+        <w:jc w:val="both"/>
+        <w:rPr>
+          <w:rFonts w:ascii="Arial Narrow" w:eastAsia="Arial Narrow" w:hAnsi="Arial Narrow" w:cs="Arial Narrow"/>
+          <w:sz w:val="16"/>
+          <w:szCs w:val="16"/>
+        </w:rPr>
+      </w:pPr>
+      <w:r>
+        <w:rPr>
+          <w:rFonts w:ascii="Arial Narrow" w:eastAsia="Arial Narrow" w:hAnsi="Arial Narrow" w:cs="Arial Narrow"/>
+          <w:sz w:val="16"/>
+          <w:szCs w:val="16"/>
+        </w:rPr>
+        <w:t xml:space="preserve">2.1 El proveedor tiene la obligación de ofrecer al consumidor toda la información relevante para tomar una decisión o realizar una elección adecuada de consumo, así como para efectuar un uso o consumo adecuado de los productos o servicios. </w:t>
+      </w:r>
+    </w:p>
+    <w:p>
+      <w:pPr>
+        <w:pStyle w:val="Textonotapie"/>
+        <w:ind w:left="567" w:right="-1"/>
+        <w:jc w:val="both"/>
+        <w:rPr>
+          <w:rFonts w:ascii="Arial Narrow" w:eastAsia="Arial Narrow" w:hAnsi="Arial Narrow" w:cs="Arial Narrow"/>
+          <w:sz w:val="16"/>
+          <w:szCs w:val="16"/>
+        </w:rPr>
+      </w:pPr>
+      <w:r>
+        <w:rPr>
+          <w:rFonts w:ascii="Arial Narrow" w:eastAsia="Arial Narrow" w:hAnsi="Arial Narrow" w:cs="Arial Narrow"/>
+          <w:sz w:val="16"/>
+          <w:szCs w:val="16"/>
+        </w:rPr>
+        <w:t xml:space="preserve">2.2 La información debe ser veraz, suficiente, de fácil comprensión, apropiada, oportuna y fácilmente accesible, debiendo ser brindada en idioma castellano. </w:t>
+      </w:r>
+    </w:p>
+    <w:p>
+      <w:pPr>
+        <w:pStyle w:val="Textonotapie"/>
+        <w:ind w:left="567" w:right="-1"/>
+        <w:jc w:val="both"/>
+        <w:rPr>
+          <w:rFonts w:ascii="Arial Narrow" w:eastAsia="Arial Narrow" w:hAnsi="Arial Narrow" w:cs="Arial Narrow"/>
+          <w:sz w:val="16"/>
+          <w:szCs w:val="16"/>
+        </w:rPr>
+      </w:pPr>
+      <w:r>
+        <w:rPr>
+          <w:rFonts w:ascii="Arial Narrow" w:eastAsia="Arial Narrow" w:hAnsi="Arial Narrow" w:cs="Arial Narrow"/>
+          <w:sz w:val="16"/>
+          <w:szCs w:val="16"/>
+        </w:rPr>
+        <w:t xml:space="preserve">2.3 Sin perjuicio de las exigencias concretas de las normas sectoriales correspondientes, para analizar la información relevante se tiene en consideración a toda aquella sin la cual no se hubiera adoptado la decisión de consumo o se hubiera efectuado en términos substancialmente distintos. Para ello se debe examinar si la información omitida desnaturaliza las condiciones en que se realizó la oferta al consumidor. </w:t>
+      </w:r>
+    </w:p>
+    <w:p>
+      <w:pPr>
+        <w:pStyle w:val="Textonotapie"/>
+        <w:ind w:left="567" w:right="-1"/>
+        <w:jc w:val="both"/>
+        <w:rPr>
+          <w:rFonts w:ascii="Arial Narrow" w:eastAsia="Arial Narrow" w:hAnsi="Arial Narrow" w:cs="Arial Narrow"/>
+          <w:sz w:val="16"/>
+          <w:szCs w:val="16"/>
+        </w:rPr>
+      </w:pPr>
+      <w:r>
+        <w:rPr>
+          <w:rFonts w:ascii="Arial Narrow" w:eastAsia="Arial Narrow" w:hAnsi="Arial Narrow" w:cs="Arial Narrow"/>
+          <w:sz w:val="16"/>
+          <w:szCs w:val="16"/>
+        </w:rPr>
+        <w:t>2.4 Al evaluarse la información, deben considerarse los problemas de confusión que generarían al consumidor el suministro de información excesiva o sumamente compleja, atendiendo a la naturaleza del producto adquirido o al servicio contratado.</w:t>
+      </w:r>
+    </w:p>
     <w:p>
       <w:pPr>
         <w:pStyle w:val="Textonotapie"/>
@@ -7865,301 +8238,9 @@
           <w:szCs w:val="16"/>
         </w:rPr>
       </w:pPr>
-      <w:r>
-        <w:rPr>
-          <w:rStyle w:val="Refdenotaalpie"/>
-          <w:rFonts w:ascii="Arial Narrow" w:eastAsia="Arial Narrow" w:hAnsi="Arial Narrow" w:cs="Arial Narrow"/>
-          <w:sz w:val="16"/>
-          <w:szCs w:val="16"/>
-          <w:vertAlign w:val="superscript"/>
-        </w:rPr>
-        <w:footnoteRef/>
-      </w:r>
-      <w:r>
-        <w:rPr>
-          <w:rFonts w:ascii="Arial Narrow" w:eastAsia="Arial Narrow" w:hAnsi="Arial Narrow" w:cs="Arial Narrow"/>
-          <w:sz w:val="16"/>
-          <w:szCs w:val="16"/>
-        </w:rPr>
-        <w:t xml:space="preserve"> </w:t>
-      </w:r>
-      <w:r>
-        <w:rPr>
-          <w:rFonts w:ascii="Arial Narrow" w:eastAsia="Arial Narrow" w:hAnsi="Arial Narrow" w:cs="Arial Narrow"/>
-          <w:sz w:val="16"/>
-          <w:szCs w:val="16"/>
-        </w:rPr>
-        <w:tab/>
-      </w:r>
-      <w:r>
-        <w:rPr>
-          <w:rFonts w:ascii="Arial Narrow" w:eastAsia="Arial Narrow" w:hAnsi="Arial Narrow" w:cs="Arial Narrow"/>
-          <w:b/>
-          <w:bCs/>
-          <w:sz w:val="16"/>
-          <w:szCs w:val="16"/>
-        </w:rPr>
-        <w:t xml:space="preserve">LEY 29571, CÓDIGO DE PROTECCIÓN Y DEFENSA DEL CONSUMIDOR, publicado el 2 de setiembre de 2010 y modificado por Decreto Legislativo 1308 </w:t>
-      </w:r>
-    </w:p>
-    <w:p>
-      <w:pPr>
-        <w:pStyle w:val="Textonotapie"/>
-        <w:ind w:left="567" w:right="-1"/>
-        <w:jc w:val="both"/>
-        <w:rPr>
-          <w:rFonts w:ascii="Arial Narrow" w:eastAsia="Arial Narrow" w:hAnsi="Arial Narrow" w:cs="Arial Narrow"/>
-          <w:b/>
-          <w:bCs/>
-          <w:sz w:val="16"/>
-          <w:szCs w:val="16"/>
-        </w:rPr>
-      </w:pPr>
-      <w:r>
-        <w:rPr>
-          <w:rFonts w:ascii="Arial Narrow" w:eastAsia="Arial Narrow" w:hAnsi="Arial Narrow" w:cs="Arial Narrow"/>
-          <w:b/>
-          <w:bCs/>
-          <w:sz w:val="16"/>
-          <w:szCs w:val="16"/>
-        </w:rPr>
-        <w:t xml:space="preserve">Artículo </w:t>
-      </w:r>
-      <w:r>
-        <w:rPr>
-          <w:rFonts w:ascii="Arial Narrow" w:eastAsia="Arial Narrow" w:hAnsi="Arial Narrow" w:cs="Arial Narrow"/>
-          <w:b/>
-          <w:bCs/>
-          <w:sz w:val="16"/>
-          <w:szCs w:val="16"/>
-        </w:rPr>
-        <w:t>1</w:t>
-      </w:r>
-      <w:r>
-        <w:rPr>
-          <w:rFonts w:ascii="Arial Narrow" w:eastAsia="Arial Narrow" w:hAnsi="Arial Narrow" w:cs="Arial Narrow"/>
-          <w:b/>
-          <w:bCs/>
-          <w:sz w:val="16"/>
-          <w:szCs w:val="16"/>
-        </w:rPr>
-        <w:t xml:space="preserve">.- </w:t>
-      </w:r>
-      <w:r>
-        <w:rPr>
-          <w:rFonts w:ascii="Arial Narrow" w:eastAsia="Arial Narrow" w:hAnsi="Arial Narrow" w:cs="Arial Narrow"/>
-          <w:b/>
-          <w:bCs/>
-          <w:sz w:val="16"/>
-          <w:szCs w:val="16"/>
-        </w:rPr>
-        <w:t>Derechos de los consumidores</w:t>
-      </w:r>
-    </w:p>
-    <w:p>
-      <w:pPr>
-        <w:pStyle w:val="Textonotapie"/>
-        <w:ind w:left="567" w:right="-1"/>
-        <w:jc w:val="both"/>
-        <w:rPr>
-          <w:rFonts w:ascii="Arial Narrow" w:eastAsia="Arial Narrow" w:hAnsi="Arial Narrow" w:cs="Arial Narrow"/>
-          <w:sz w:val="16"/>
-          <w:szCs w:val="16"/>
-        </w:rPr>
-      </w:pPr>
-      <w:r>
-        <w:rPr>
-          <w:rFonts w:ascii="Arial Narrow" w:eastAsia="Arial Narrow" w:hAnsi="Arial Narrow" w:cs="Arial Narrow"/>
-          <w:sz w:val="16"/>
-          <w:szCs w:val="16"/>
-        </w:rPr>
-        <w:t>1.1 En los términos establecidos por el presente Código, los consumidores tienen los siguientes derechos:</w:t>
-      </w:r>
-    </w:p>
-    <w:p>
-      <w:pPr>
-        <w:pStyle w:val="Textonotapie"/>
-        <w:ind w:left="567" w:right="-1"/>
-        <w:jc w:val="both"/>
-        <w:rPr>
-          <w:rFonts w:ascii="Arial Narrow" w:eastAsia="Arial Narrow" w:hAnsi="Arial Narrow" w:cs="Arial Narrow"/>
-          <w:sz w:val="16"/>
-          <w:szCs w:val="16"/>
-        </w:rPr>
-      </w:pPr>
-      <w:r>
-        <w:rPr>
-          <w:rFonts w:ascii="Arial Narrow" w:eastAsia="Arial Narrow" w:hAnsi="Arial Narrow" w:cs="Arial Narrow"/>
-          <w:sz w:val="16"/>
-          <w:szCs w:val="16"/>
-        </w:rPr>
-        <w:t>(…)</w:t>
-      </w:r>
-    </w:p>
-    <w:p>
-      <w:pPr>
-        <w:pStyle w:val="Textonotapie"/>
-        <w:ind w:left="567" w:right="-1"/>
-        <w:jc w:val="both"/>
-        <w:rPr>
-          <w:rFonts w:ascii="Arial Narrow" w:eastAsia="Arial Narrow" w:hAnsi="Arial Narrow" w:cs="Arial Narrow"/>
-          <w:sz w:val="16"/>
-          <w:szCs w:val="16"/>
-        </w:rPr>
-      </w:pPr>
-      <w:r>
-        <w:rPr>
-          <w:rFonts w:ascii="Arial Narrow" w:eastAsia="Arial Narrow" w:hAnsi="Arial Narrow" w:cs="Arial Narrow"/>
-          <w:sz w:val="16"/>
-          <w:szCs w:val="16"/>
-        </w:rPr>
-        <w:t>b. Derecho a acceder a información oportuna, suficiente, veraz y fácilmente accesible, relevante para tomar una decisión o realizar una elección de consumo que se ajuste a sus intereses, así como para efectuar un uso o consumo adecuado de los productos o servicios.</w:t>
-      </w:r>
-    </w:p>
-    <w:p>
-      <w:pPr>
-        <w:pStyle w:val="Textonotapie"/>
-        <w:ind w:right="-1"/>
-        <w:jc w:val="both"/>
-        <w:rPr>
-          <w:rFonts w:ascii="Arial Narrow" w:eastAsia="Arial Narrow" w:hAnsi="Arial Narrow" w:cs="Arial Narrow"/>
-          <w:sz w:val="16"/>
-          <w:szCs w:val="16"/>
-        </w:rPr>
-      </w:pPr>
-    </w:p>
-    <w:p>
-      <w:pPr>
-        <w:pStyle w:val="Textonotapie"/>
-        <w:ind w:left="567" w:right="-1"/>
-        <w:jc w:val="both"/>
-        <w:rPr>
-          <w:rFonts w:ascii="Arial Narrow" w:eastAsia="Arial Narrow" w:hAnsi="Arial Narrow" w:cs="Arial Narrow"/>
-          <w:sz w:val="16"/>
-          <w:szCs w:val="16"/>
-        </w:rPr>
-      </w:pPr>
-      <w:r>
-        <w:rPr>
-          <w:rFonts w:ascii="Arial Narrow" w:eastAsia="Arial Narrow" w:hAnsi="Arial Narrow" w:cs="Arial Narrow"/>
-          <w:b/>
-          <w:bCs/>
-          <w:sz w:val="16"/>
-          <w:szCs w:val="16"/>
-        </w:rPr>
-        <w:t xml:space="preserve">Artículo </w:t>
-      </w:r>
-      <w:r>
-        <w:rPr>
-          <w:rFonts w:ascii="Arial Narrow" w:eastAsia="Arial Narrow" w:hAnsi="Arial Narrow" w:cs="Arial Narrow"/>
-          <w:b/>
-          <w:bCs/>
-          <w:sz w:val="16"/>
-          <w:szCs w:val="16"/>
-        </w:rPr>
-        <w:t>2</w:t>
-      </w:r>
-      <w:r>
-        <w:rPr>
-          <w:rFonts w:ascii="Arial Narrow" w:eastAsia="Arial Narrow" w:hAnsi="Arial Narrow" w:cs="Arial Narrow"/>
-          <w:b/>
-          <w:bCs/>
-          <w:sz w:val="16"/>
-          <w:szCs w:val="16"/>
-        </w:rPr>
-        <w:t xml:space="preserve">.- </w:t>
-      </w:r>
-      <w:r>
-        <w:rPr>
-          <w:rFonts w:ascii="Arial Narrow" w:eastAsia="Arial Narrow" w:hAnsi="Arial Narrow" w:cs="Arial Narrow"/>
-          <w:b/>
-          <w:bCs/>
-          <w:sz w:val="16"/>
-          <w:szCs w:val="16"/>
-        </w:rPr>
-        <w:t>Información relevante</w:t>
-      </w:r>
-    </w:p>
-    <w:p>
-      <w:pPr>
-        <w:pStyle w:val="Textonotapie"/>
-        <w:ind w:left="567" w:right="-1"/>
-        <w:jc w:val="both"/>
-        <w:rPr>
-          <w:rFonts w:ascii="Arial Narrow" w:eastAsia="Arial Narrow" w:hAnsi="Arial Narrow" w:cs="Arial Narrow"/>
-          <w:sz w:val="16"/>
-          <w:szCs w:val="16"/>
-        </w:rPr>
-      </w:pPr>
-      <w:r>
-        <w:rPr>
-          <w:rFonts w:ascii="Arial Narrow" w:eastAsia="Arial Narrow" w:hAnsi="Arial Narrow" w:cs="Arial Narrow"/>
-          <w:sz w:val="16"/>
-          <w:szCs w:val="16"/>
-        </w:rPr>
-        <w:t xml:space="preserve">2.1 El proveedor tiene la obligación de ofrecer al consumidor toda la información relevante para tomar una decisión o realizar una elección adecuada de consumo, así como para efectuar un uso o consumo adecuado de los productos o servicios. </w:t>
-      </w:r>
-    </w:p>
-    <w:p>
-      <w:pPr>
-        <w:pStyle w:val="Textonotapie"/>
-        <w:ind w:left="567" w:right="-1"/>
-        <w:jc w:val="both"/>
-        <w:rPr>
-          <w:rFonts w:ascii="Arial Narrow" w:eastAsia="Arial Narrow" w:hAnsi="Arial Narrow" w:cs="Arial Narrow"/>
-          <w:sz w:val="16"/>
-          <w:szCs w:val="16"/>
-        </w:rPr>
-      </w:pPr>
-      <w:r>
-        <w:rPr>
-          <w:rFonts w:ascii="Arial Narrow" w:eastAsia="Arial Narrow" w:hAnsi="Arial Narrow" w:cs="Arial Narrow"/>
-          <w:sz w:val="16"/>
-          <w:szCs w:val="16"/>
-        </w:rPr>
-        <w:t xml:space="preserve">2.2 La información debe ser veraz, suficiente, de fácil comprensión, apropiada, oportuna y fácilmente accesible, debiendo ser brindada en idioma castellano. </w:t>
-      </w:r>
-    </w:p>
-    <w:p>
-      <w:pPr>
-        <w:pStyle w:val="Textonotapie"/>
-        <w:ind w:left="567" w:right="-1"/>
-        <w:jc w:val="both"/>
-        <w:rPr>
-          <w:rFonts w:ascii="Arial Narrow" w:eastAsia="Arial Narrow" w:hAnsi="Arial Narrow" w:cs="Arial Narrow"/>
-          <w:sz w:val="16"/>
-          <w:szCs w:val="16"/>
-        </w:rPr>
-      </w:pPr>
-      <w:r>
-        <w:rPr>
-          <w:rFonts w:ascii="Arial Narrow" w:eastAsia="Arial Narrow" w:hAnsi="Arial Narrow" w:cs="Arial Narrow"/>
-          <w:sz w:val="16"/>
-          <w:szCs w:val="16"/>
-        </w:rPr>
-        <w:t xml:space="preserve">2.3 Sin perjuicio de las exigencias concretas de las normas sectoriales correspondientes, para analizar la información relevante se tiene en consideración a toda aquella sin la cual no se hubiera adoptado la decisión de consumo o se hubiera efectuado en términos substancialmente distintos. Para ello se debe examinar si la información omitida desnaturaliza las condiciones en que se realizó la oferta al consumidor. </w:t>
-      </w:r>
-    </w:p>
-    <w:p>
-      <w:pPr>
-        <w:pStyle w:val="Textonotapie"/>
-        <w:ind w:left="567" w:right="-1"/>
-        <w:jc w:val="both"/>
-        <w:rPr>
-          <w:rFonts w:ascii="Arial Narrow" w:eastAsia="Arial Narrow" w:hAnsi="Arial Narrow" w:cs="Arial Narrow"/>
-          <w:sz w:val="16"/>
-          <w:szCs w:val="16"/>
-        </w:rPr>
-      </w:pPr>
-      <w:r>
-        <w:rPr>
-          <w:rFonts w:ascii="Arial Narrow" w:eastAsia="Arial Narrow" w:hAnsi="Arial Narrow" w:cs="Arial Narrow"/>
-          <w:sz w:val="16"/>
-          <w:szCs w:val="16"/>
-        </w:rPr>
-        <w:t>2.4 Al evaluarse la información, deben considerarse los problemas de confusión que generarían al consumidor el suministro de información excesiva o sumamente compleja, atendiendo a la naturaleza del producto adquirido o al servicio contratado.</w:t>
-      </w:r>
-    </w:p>
+    </w:p>
+  </w:footnote>
+  <w:footnote w:id="6">
     <w:p>
       <w:pPr>
         <w:pStyle w:val="Textonotapie"/>
@@ -8170,15 +8251,74 @@
         <w:jc w:val="both"/>
         <w:rPr>
           <w:rFonts w:ascii="Arial Narrow" w:eastAsia="Arial Narrow" w:hAnsi="Arial Narrow" w:cs="Arial Narrow"/>
+          <w:sz w:val="16"/>
+          <w:szCs w:val="16"/>
+        </w:rPr>
+      </w:pPr>
+      <w:r>
+        <w:rPr>
+          <w:rStyle w:val="Refdenotaalpie"/>
+          <w:rFonts w:ascii="Arial Narrow" w:eastAsia="Arial Narrow" w:hAnsi="Arial Narrow" w:cs="Arial Narrow"/>
+          <w:sz w:val="16"/>
+          <w:szCs w:val="16"/>
+          <w:vertAlign w:val="superscript"/>
+        </w:rPr>
+        <w:footnoteRef/>
+      </w:r>
+      <w:r>
+        <w:rPr>
+          <w:rFonts w:ascii="Arial Narrow" w:eastAsia="Arial Narrow" w:hAnsi="Arial Narrow" w:cs="Arial Narrow"/>
+          <w:sz w:val="16"/>
+          <w:szCs w:val="16"/>
+        </w:rPr>
+        <w:tab/>
+        <w:t xml:space="preserve"/>
+      </w:r>
+      <w:r>
+        <w:rPr>
+          <w:rFonts w:ascii="Arial Narrow" w:eastAsia="Arial Narrow" w:hAnsi="Arial Narrow" w:cs="Arial Narrow"/>
+          <w:sz w:val="16"/>
+          <w:szCs w:val="16"/>
+        </w:rPr>
+        <w:tab/>
+      </w:r>
+      <w:r>
+        <w:rPr>
+          <w:rFonts w:ascii="Arial Narrow" w:eastAsia="Arial Narrow" w:hAnsi="Arial Narrow" w:cs="Arial Narrow"/>
           <w:b/>
           <w:bCs/>
           <w:sz w:val="16"/>
           <w:szCs w:val="16"/>
         </w:rPr>
-      </w:pPr>
-    </w:p>
-  </w:footnote>
-  <w:footnote w:id="7">
+        <w:t>LEY SOBRE FACULTADES, NORMAS Y ORGANIZACIÓN DEL INDECOPI, APROBADA POR DECRETO LEGISLATIVO 807 Artículo 24.-</w:t>
+      </w:r>
+      <w:r>
+        <w:rPr>
+          <w:rFonts w:ascii="Arial Narrow" w:eastAsia="Arial Narrow" w:hAnsi="Arial Narrow" w:cs="Arial Narrow"/>
+          <w:sz w:val="16"/>
+          <w:szCs w:val="16"/>
+        </w:rPr>
+        <w:t xml:space="preserve"> El </w:t>
+      </w:r>
+      <w:proofErr w:type="gramStart"/>
+      <w:r>
+        <w:rPr>
+          <w:rFonts w:ascii="Arial Narrow" w:eastAsia="Arial Narrow" w:hAnsi="Arial Narrow" w:cs="Arial Narrow"/>
+          <w:sz w:val="16"/>
+          <w:szCs w:val="16"/>
+        </w:rPr>
+        <w:t>Secretario Técnico</w:t>
+      </w:r>
+      <w:proofErr w:type="gramEnd"/>
+      <w:r>
+        <w:rPr>
+          <w:rFonts w:ascii="Arial Narrow" w:eastAsia="Arial Narrow" w:hAnsi="Arial Narrow" w:cs="Arial Narrow"/>
+          <w:sz w:val="16"/>
+          <w:szCs w:val="16"/>
+        </w:rPr>
+        <w:t xml:space="preserve"> se encargará de la tramitación del procedimiento. Para ello, cuenta con las siguientes facultades:</w:t>
+      </w:r>
+    </w:p>
     <w:p>
       <w:pPr>
         <w:pStyle w:val="Textonotapie"/>
@@ -8195,65 +8335,12 @@
       </w:pPr>
       <w:r>
         <w:rPr>
-          <w:rStyle w:val="Refdenotaalpie"/>
-          <w:rFonts w:ascii="Arial Narrow" w:eastAsia="Arial Narrow" w:hAnsi="Arial Narrow" w:cs="Arial Narrow"/>
-          <w:sz w:val="16"/>
-          <w:szCs w:val="16"/>
-          <w:vertAlign w:val="superscript"/>
-        </w:rPr>
-        <w:footnoteRef/>
-      </w:r>
-      <w:r>
-        <w:rPr>
-          <w:rFonts w:ascii="Arial Narrow" w:eastAsia="Arial Narrow" w:hAnsi="Arial Narrow" w:cs="Arial Narrow"/>
-          <w:sz w:val="16"/>
-          <w:szCs w:val="16"/>
-        </w:rPr>
-        <w:t xml:space="preserve"> </w:t>
-      </w:r>
-      <w:r>
-        <w:rPr>
           <w:rFonts w:ascii="Arial Narrow" w:eastAsia="Arial Narrow" w:hAnsi="Arial Narrow" w:cs="Arial Narrow"/>
           <w:sz w:val="16"/>
           <w:szCs w:val="16"/>
         </w:rPr>
         <w:tab/>
-      </w:r>
-      <w:r>
-        <w:rPr>
-          <w:rFonts w:ascii="Arial Narrow" w:eastAsia="Arial Narrow" w:hAnsi="Arial Narrow" w:cs="Arial Narrow"/>
-          <w:b/>
-          <w:bCs/>
-          <w:sz w:val="16"/>
-          <w:szCs w:val="16"/>
-        </w:rPr>
-        <w:t>LEY SOBRE FACULTADES, NORMAS Y ORGANIZACIÓN DEL INDECOPI, APROBADA POR DECRETO LEGISLATIVO 807 Artículo 24.-</w:t>
-      </w:r>
-      <w:r>
-        <w:rPr>
-          <w:rFonts w:ascii="Arial Narrow" w:eastAsia="Arial Narrow" w:hAnsi="Arial Narrow" w:cs="Arial Narrow"/>
-          <w:sz w:val="16"/>
-          <w:szCs w:val="16"/>
-        </w:rPr>
-        <w:t xml:space="preserve"> El </w:t>
-      </w:r>
-      <w:proofErr w:type="gramStart"/>
-      <w:r>
-        <w:rPr>
-          <w:rFonts w:ascii="Arial Narrow" w:eastAsia="Arial Narrow" w:hAnsi="Arial Narrow" w:cs="Arial Narrow"/>
-          <w:sz w:val="16"/>
-          <w:szCs w:val="16"/>
-        </w:rPr>
-        <w:t>Secretario Técnico</w:t>
-      </w:r>
-      <w:proofErr w:type="gramEnd"/>
-      <w:r>
-        <w:rPr>
-          <w:rFonts w:ascii="Arial Narrow" w:eastAsia="Arial Narrow" w:hAnsi="Arial Narrow" w:cs="Arial Narrow"/>
-          <w:sz w:val="16"/>
-          <w:szCs w:val="16"/>
-        </w:rPr>
-        <w:t xml:space="preserve"> se encargará de la tramitación del procedimiento. Para ello, cuenta con las siguientes facultades:</w:t>
+        <w:t xml:space="preserve">(...) </w:t>
       </w:r>
     </w:p>
     <w:p>
@@ -8277,7 +8364,7 @@
           <w:szCs w:val="16"/>
         </w:rPr>
         <w:tab/>
-        <w:t xml:space="preserve">(...) </w:t>
+        <w:t xml:space="preserve">c) Admitir denuncias a trámite, en aquellos casos en que la Comisión le haya delegado esta facultad. </w:t>
       </w:r>
     </w:p>
     <w:p>
@@ -8301,7 +8388,7 @@
           <w:szCs w:val="16"/>
         </w:rPr>
         <w:tab/>
-        <w:t xml:space="preserve">c) Admitir denuncias a trámite, en aquellos casos en que la Comisión le haya delegado esta facultad. </w:t>
+        <w:t>(...).</w:t>
       </w:r>
     </w:p>
     <w:p>
@@ -8318,6 +8405,33 @@
           <w:szCs w:val="16"/>
         </w:rPr>
       </w:pPr>
+    </w:p>
+  </w:footnote>
+  <w:footnote w:id="7">
+    <w:p>
+      <w:pPr>
+        <w:pStyle w:val="Textonotapie"/>
+        <w:tabs>
+          <w:tab w:val="left" w:pos="567"/>
+        </w:tabs>
+        <w:ind w:left="567" w:hanging="567"/>
+        <w:jc w:val="both"/>
+        <w:rPr>
+          <w:rFonts w:ascii="Arial Narrow" w:eastAsia="Arial Narrow" w:hAnsi="Arial Narrow" w:cs="Arial Narrow"/>
+          <w:sz w:val="16"/>
+          <w:szCs w:val="16"/>
+        </w:rPr>
+      </w:pPr>
+      <w:r>
+        <w:rPr>
+          <w:rStyle w:val="Refdenotaalpie"/>
+          <w:rFonts w:ascii="Arial Narrow" w:eastAsia="Arial Narrow" w:hAnsi="Arial Narrow" w:cs="Arial Narrow"/>
+          <w:sz w:val="16"/>
+          <w:szCs w:val="16"/>
+          <w:vertAlign w:val="superscript"/>
+        </w:rPr>
+        <w:footnoteRef/>
+      </w:r>
       <w:r>
         <w:rPr>
           <w:rFonts w:ascii="Arial Narrow" w:eastAsia="Arial Narrow" w:hAnsi="Arial Narrow" w:cs="Arial Narrow"/>
@@ -8325,9 +8439,697 @@
           <w:szCs w:val="16"/>
         </w:rPr>
         <w:tab/>
-        <w:t>(...).</w:t>
-      </w:r>
-    </w:p>
+        <w:t xml:space="preserve"/>
+      </w:r>
+      <w:r>
+        <w:rPr>
+          <w:rFonts w:ascii="Arial Narrow" w:eastAsia="Arial Narrow" w:hAnsi="Arial Narrow" w:cs="Arial Narrow"/>
+          <w:sz w:val="16"/>
+          <w:szCs w:val="16"/>
+        </w:rPr>
+        <w:tab/>
+        <w:t xml:space="preserve">El número de trabajadores se atenderá siempre que la empresa haya sido constituida antes de la vigencia de la Ley </w:t>
+      </w:r>
+      <w:proofErr w:type="spellStart"/>
+      <w:r>
+        <w:rPr>
+          <w:rFonts w:ascii="Arial Narrow" w:eastAsia="Arial Narrow" w:hAnsi="Arial Narrow" w:cs="Arial Narrow"/>
+          <w:sz w:val="16"/>
+          <w:szCs w:val="16"/>
+        </w:rPr>
+        <w:t/>
+      </w:r>
+      <w:proofErr w:type="spellEnd"/>
+      <w:r>
+        <w:rPr>
+          <w:rFonts w:ascii="Arial Narrow" w:eastAsia="Arial Narrow" w:hAnsi="Arial Narrow" w:cs="Arial Narrow"/>
+          <w:sz w:val="16"/>
+          <w:szCs w:val="16"/>
+        </w:rPr>
+        <w:t xml:space="preserve">30056, publicada el 2 de julio de 2013, que modificó el artículo 5 del Texto Único Ordenado de la Ley de Promoción de la Competitividad, Formalización y Desarrollo de la Micro y Pequeña Empresa y de Acceso al Empleo Decente (LEY MYPE). Ello, en la medida que la Tercera Disposición Complementaria Transitoria de la norma modificatoria precisa que las empresas constituidas antes de la </w:t>
+      </w:r>
+      <w:proofErr w:type="gramStart"/>
+      <w:r>
+        <w:rPr>
+          <w:rFonts w:ascii="Arial Narrow" w:eastAsia="Arial Narrow" w:hAnsi="Arial Narrow" w:cs="Arial Narrow"/>
+          <w:sz w:val="16"/>
+          <w:szCs w:val="16"/>
+        </w:rPr>
+        <w:t>entrada en vigencia</w:t>
+      </w:r>
+      <w:proofErr w:type="gramEnd"/>
+      <w:r>
+        <w:rPr>
+          <w:rFonts w:ascii="Arial Narrow" w:eastAsia="Arial Narrow" w:hAnsi="Arial Narrow" w:cs="Arial Narrow"/>
+          <w:sz w:val="16"/>
+          <w:szCs w:val="16"/>
+        </w:rPr>
+        <w:t xml:space="preserve"> de dicha Ley se rigen por los requisitos de acogimiento al régimen de las micro y pequeñas empresas regulados en el Decreto Legislativo 1086.</w:t>
+      </w:r>
+    </w:p>
+    <w:p>
+      <w:pPr>
+        <w:pStyle w:val="Textonotapie"/>
+        <w:ind w:left="567" w:hanging="567"/>
+        <w:jc w:val="both"/>
+        <w:rPr>
+          <w:rFonts w:ascii="Arial Narrow" w:eastAsia="Arial Narrow" w:hAnsi="Arial Narrow" w:cs="Arial Narrow"/>
+          <w:sz w:val="16"/>
+          <w:szCs w:val="16"/>
+        </w:rPr>
+      </w:pPr>
+    </w:p>
+  </w:footnote>
+  <w:footnote w:id="8">
+    <w:p>
+      <w:pPr>
+        <w:pStyle w:val="Textonotapie"/>
+        <w:tabs>
+          <w:tab w:val="left" w:pos="567"/>
+        </w:tabs>
+        <w:ind w:left="567" w:hanging="567"/>
+        <w:jc w:val="both"/>
+        <w:rPr>
+          <w:rFonts w:ascii="Arial Narrow" w:eastAsia="Arial Narrow" w:hAnsi="Arial Narrow" w:cs="Arial Narrow"/>
+          <w:sz w:val="16"/>
+          <w:szCs w:val="16"/>
+        </w:rPr>
+      </w:pPr>
+      <w:r>
+        <w:rPr>
+          <w:rStyle w:val="Refdenotaalpie"/>
+          <w:rFonts w:ascii="Arial Narrow" w:eastAsia="Arial Narrow" w:hAnsi="Arial Narrow" w:cs="Arial Narrow"/>
+          <w:sz w:val="16"/>
+          <w:szCs w:val="16"/>
+          <w:vertAlign w:val="superscript"/>
+        </w:rPr>
+        <w:footnoteRef/>
+      </w:r>
+      <w:r>
+        <w:rPr>
+          <w:rFonts w:ascii="Arial Narrow" w:eastAsia="Arial Narrow" w:hAnsi="Arial Narrow" w:cs="Arial Narrow"/>
+          <w:sz w:val="16"/>
+          <w:szCs w:val="16"/>
+        </w:rPr>
+        <w:tab/>
+        <w:t xml:space="preserve"/>
+      </w:r>
+      <w:r>
+        <w:rPr>
+          <w:rFonts w:ascii="Arial Narrow" w:eastAsia="Arial Narrow" w:hAnsi="Arial Narrow" w:cs="Arial Narrow"/>
+          <w:sz w:val="16"/>
+          <w:szCs w:val="16"/>
+        </w:rPr>
+        <w:tab/>
+      </w:r>
+      <w:r>
+        <w:rPr>
+          <w:rFonts w:ascii="Arial Narrow" w:eastAsia="Arial Narrow" w:hAnsi="Arial Narrow" w:cs="Arial Narrow"/>
+          <w:b/>
+          <w:sz w:val="16"/>
+          <w:szCs w:val="16"/>
+        </w:rPr>
+        <w:t>LEY 29571, CÓDIGO DE PROTECCIÓN Y DEFENSA DEL CONSUMIDOR</w:t>
+      </w:r>
+      <w:r>
+        <w:rPr>
+          <w:rFonts w:ascii="Arial Narrow" w:eastAsia="Arial Narrow" w:hAnsi="Arial Narrow" w:cs="Arial Narrow"/>
+          <w:b/>
+          <w:bCs/>
+          <w:sz w:val="16"/>
+          <w:szCs w:val="16"/>
+        </w:rPr>
+        <w:t xml:space="preserve">, </w:t>
+      </w:r>
+      <w:r>
+        <w:rPr>
+          <w:rFonts w:ascii="Arial Narrow" w:eastAsia="Arial Narrow" w:hAnsi="Arial Narrow" w:cs="Arial Narrow"/>
+          <w:b/>
+          <w:sz w:val="16"/>
+          <w:szCs w:val="16"/>
+        </w:rPr>
+        <w:t>publicado el 2 de setiembre de 2010 y modificado por Decreto Legislativo 1308</w:t>
+      </w:r>
+    </w:p>
+    <w:p>
+      <w:pPr>
+        <w:pStyle w:val="Textonotapie"/>
+        <w:ind w:left="567" w:hanging="567"/>
+        <w:jc w:val="both"/>
+        <w:rPr>
+          <w:rFonts w:ascii="Arial Narrow" w:eastAsia="Arial Narrow" w:hAnsi="Arial Narrow" w:cs="Arial Narrow"/>
+          <w:b/>
+          <w:bCs/>
+          <w:sz w:val="16"/>
+          <w:szCs w:val="16"/>
+        </w:rPr>
+      </w:pPr>
+      <w:r>
+        <w:rPr>
+          <w:rFonts w:ascii="Arial Narrow" w:eastAsia="Arial Narrow" w:hAnsi="Arial Narrow" w:cs="Arial Narrow"/>
+          <w:sz w:val="16"/>
+          <w:szCs w:val="16"/>
+        </w:rPr>
+        <w:tab/>
+      </w:r>
+      <w:r>
+        <w:rPr>
+          <w:rFonts w:ascii="Arial Narrow" w:eastAsia="Arial Narrow" w:hAnsi="Arial Narrow" w:cs="Arial Narrow"/>
+          <w:b/>
+          <w:bCs/>
+          <w:sz w:val="16"/>
+          <w:szCs w:val="16"/>
+        </w:rPr>
+        <w:t>Artículo 110.- Sanciones Administrativas</w:t>
+      </w:r>
+    </w:p>
+    <w:p>
+      <w:pPr>
+        <w:autoSpaceDE w:val="0"/>
+        <w:autoSpaceDN w:val="0"/>
+        <w:adjustRightInd w:val="0"/>
+        <w:spacing w:after="0" w:line="240" w:lineRule="auto"/>
+        <w:ind w:left="567"/>
+        <w:jc w:val="both"/>
+        <w:rPr>
+          <w:rFonts w:ascii="Arial Narrow" w:eastAsia="Arial Narrow" w:hAnsi="Arial Narrow" w:cs="Arial Narrow"/>
+          <w:sz w:val="16"/>
+          <w:szCs w:val="16"/>
+          <w:lang w:eastAsia="es-PE"/>
+        </w:rPr>
+      </w:pPr>
+      <w:r>
+        <w:rPr>
+          <w:rFonts w:ascii="Arial Narrow" w:eastAsia="Arial Narrow" w:hAnsi="Arial Narrow" w:cs="Arial Narrow"/>
+          <w:sz w:val="16"/>
+          <w:szCs w:val="16"/>
+          <w:lang w:eastAsia="es-PE"/>
+        </w:rPr>
+        <w:t>(…)</w:t>
+      </w:r>
+    </w:p>
+    <w:p>
+      <w:pPr>
+        <w:autoSpaceDE w:val="0"/>
+        <w:autoSpaceDN w:val="0"/>
+        <w:adjustRightInd w:val="0"/>
+        <w:spacing w:after="0" w:line="240" w:lineRule="auto"/>
+        <w:ind w:left="567"/>
+        <w:jc w:val="both"/>
+        <w:rPr>
+          <w:rFonts w:ascii="Arial Narrow" w:eastAsia="Arial Narrow" w:hAnsi="Arial Narrow" w:cs="Arial Narrow"/>
+          <w:sz w:val="16"/>
+          <w:szCs w:val="16"/>
+          <w:lang w:eastAsia="es-PE"/>
+        </w:rPr>
+      </w:pPr>
+      <w:r>
+        <w:rPr>
+          <w:rFonts w:ascii="Arial Narrow" w:eastAsia="Arial Narrow" w:hAnsi="Arial Narrow" w:cs="Arial Narrow"/>
+          <w:sz w:val="16"/>
+          <w:szCs w:val="16"/>
+          <w:lang w:eastAsia="es-PE"/>
+        </w:rPr>
+        <w:t>En el caso de las microempresas, la multa no puede superar el diez por ciento (10%) de las ventas o ingresos brutos percibidos por el infractor, relativos a todas sus actividades económicas, correspondientes al ejercicio inmediato anterior al de la expedición de la resolución de primera instancia, siempre que se haya acreditado dichos ingresos, no se encuentre en una situación de reincidencia y el caso no verse sobre la vida, salud o integridad de los consumidores. Para el caso de las pequeñas empresas, la multa no puede superar el veinte por ciento (20%) de las ventas o ingresos brutos percibidos por el infractor, conforme a los requisitos señalados anteriormente.</w:t>
+      </w:r>
+    </w:p>
+    <w:p>
+      <w:pPr>
+        <w:autoSpaceDE w:val="0"/>
+        <w:autoSpaceDN w:val="0"/>
+        <w:adjustRightInd w:val="0"/>
+        <w:spacing w:after="0" w:line="240" w:lineRule="auto"/>
+        <w:ind w:left="567"/>
+        <w:jc w:val="both"/>
+        <w:rPr>
+          <w:rFonts w:ascii="Arial Narrow" w:eastAsia="Arial Narrow" w:hAnsi="Arial Narrow" w:cs="Arial Narrow"/>
+          <w:sz w:val="16"/>
+          <w:szCs w:val="16"/>
+          <w:lang w:eastAsia="es-PE"/>
+        </w:rPr>
+      </w:pPr>
+      <w:r>
+        <w:rPr>
+          <w:rFonts w:ascii="Arial Narrow" w:eastAsia="Arial Narrow" w:hAnsi="Arial Narrow" w:cs="Arial Narrow"/>
+          <w:sz w:val="16"/>
+          <w:szCs w:val="16"/>
+          <w:lang w:eastAsia="es-PE"/>
+        </w:rPr>
+        <w:t>(…).</w:t>
+      </w:r>
+    </w:p>
+    <w:p>
+      <w:pPr>
+        <w:pStyle w:val="Textonotapie"/>
+        <w:ind w:left="567" w:hanging="567"/>
+        <w:jc w:val="both"/>
+        <w:rPr>
+          <w:rFonts w:ascii="Arial Narrow" w:eastAsia="Arial Narrow" w:hAnsi="Arial Narrow" w:cs="Arial Narrow"/>
+          <w:sz w:val="16"/>
+          <w:szCs w:val="16"/>
+        </w:rPr>
+      </w:pPr>
+    </w:p>
+  </w:footnote>
+  <w:footnote w:id="9">
+    <w:p>
+      <w:pPr>
+        <w:pStyle w:val="Textonotapie"/>
+        <w:tabs>
+          <w:tab w:val="left" w:pos="567"/>
+        </w:tabs>
+        <w:ind w:left="567" w:hanging="567"/>
+        <w:jc w:val="both"/>
+        <w:rPr>
+          <w:rFonts w:ascii="Arial Narrow" w:eastAsia="Arial Narrow" w:hAnsi="Arial Narrow" w:cs="Arial Narrow"/>
+          <w:sz w:val="16"/>
+          <w:szCs w:val="16"/>
+        </w:rPr>
+      </w:pPr>
+      <w:r>
+        <w:rPr>
+          <w:rStyle w:val="Refdenotaalpie"/>
+          <w:rFonts w:ascii="Arial Narrow" w:eastAsia="Arial Narrow" w:hAnsi="Arial Narrow" w:cs="Arial Narrow"/>
+          <w:sz w:val="16"/>
+          <w:szCs w:val="16"/>
+          <w:vertAlign w:val="superscript"/>
+        </w:rPr>
+        <w:footnoteRef/>
+      </w:r>
+      <w:r>
+        <w:rPr>
+          <w:rFonts w:ascii="Arial Narrow" w:eastAsia="Arial Narrow" w:hAnsi="Arial Narrow" w:cs="Arial Narrow"/>
+          <w:sz w:val="16"/>
+          <w:szCs w:val="16"/>
+        </w:rPr>
+        <w:tab/>
+      </w:r>
+      <w:r>
+        <w:rPr>
+          <w:rFonts w:ascii="Arial Narrow" w:eastAsia="Arial Narrow" w:hAnsi="Arial Narrow" w:cs="Arial Narrow"/>
+          <w:b/>
+          <w:bCs/>
+          <w:sz w:val="16"/>
+          <w:szCs w:val="16"/>
+        </w:rPr>
+        <w:t xml:space="preserve">DECRETO LEGISLATIVO 807, LEY SOBRE FACULTADES, NORMAS Y ORGANIZACIÓN DEL INDECOPI, publicado el 18 de abril de 1996</w:t>
+      </w:r>
+    </w:p>
+    <w:p>
+      <w:pPr>
+        <w:pStyle w:val="Textonotapie"/>
+        <w:ind w:left="567" w:hanging="567"/>
+        <w:jc w:val="both"/>
+        <w:rPr>
+          <w:rFonts w:ascii="Arial Narrow" w:eastAsia="Arial Narrow" w:hAnsi="Arial Narrow" w:cs="Arial Narrow"/>
+          <w:sz w:val="16"/>
+          <w:szCs w:val="16"/>
+        </w:rPr>
+      </w:pPr>
+      <w:r>
+        <w:rPr>
+          <w:rFonts w:ascii="Arial Narrow" w:eastAsia="Arial Narrow" w:hAnsi="Arial Narrow" w:cs="Arial Narrow"/>
+          <w:sz w:val="16"/>
+          <w:szCs w:val="16"/>
+        </w:rPr>
+        <w:tab/>
+      </w:r>
+      <w:r>
+        <w:rPr>
+          <w:rFonts w:ascii="Arial Narrow" w:eastAsia="Arial Narrow" w:hAnsi="Arial Narrow" w:cs="Arial Narrow"/>
+          <w:b/>
+          <w:bCs/>
+          <w:sz w:val="16"/>
+          <w:szCs w:val="16"/>
+        </w:rPr>
+        <w:t xml:space="preserve">Artículo 26.-</w:t>
+      </w:r>
+      <w:r>
+        <w:rPr>
+          <w:rFonts w:ascii="Arial Narrow" w:eastAsia="Arial Narrow" w:hAnsi="Arial Narrow" w:cs="Arial Narrow"/>
+          <w:sz w:val="16"/>
+          <w:szCs w:val="16"/>
+        </w:rPr>
+        <w:t xml:space="preserve"> Una vez admitida a trámite la denuncia, se correrá traslado de la misma al denunciado, a fin de que éste presente su descargo. El plazo para la presentación del descargo será de cinco (5) días contados desde la notificación, vencido el cual, el Secretario Técnico declarará en rebeldía al denunciado que no lo hubiera presentado.</w:t>
+      </w:r>
+    </w:p>
+    <w:p>
+      <w:pPr>
+        <w:pStyle w:val="Textonotapie"/>
+        <w:ind w:left="567" w:hanging="567"/>
+        <w:jc w:val="both"/>
+        <w:rPr>
+          <w:rFonts w:ascii="Arial Narrow" w:eastAsia="Arial Narrow" w:hAnsi="Arial Narrow" w:cs="Arial Narrow"/>
+          <w:sz w:val="16"/>
+          <w:szCs w:val="16"/>
+        </w:rPr>
+      </w:pPr>
+    </w:p>
+  </w:footnote>
+  <w:footnote w:id="10">
+    <w:p>
+      <w:pPr>
+        <w:pStyle w:val="Textonotapie"/>
+        <w:tabs>
+          <w:tab w:val="left" w:pos="567"/>
+        </w:tabs>
+        <w:ind w:left="567" w:hanging="567"/>
+        <w:jc w:val="both"/>
+        <w:rPr>
+          <w:rFonts w:ascii="Arial Narrow" w:eastAsia="Arial Narrow" w:hAnsi="Arial Narrow" w:cs="Arial Narrow"/>
+          <w:sz w:val="16"/>
+          <w:szCs w:val="16"/>
+        </w:rPr>
+      </w:pPr>
+      <w:r>
+        <w:rPr>
+          <w:rStyle w:val="Refdenotaalpie"/>
+          <w:rFonts w:ascii="Arial Narrow" w:eastAsia="Arial Narrow" w:hAnsi="Arial Narrow" w:cs="Arial Narrow"/>
+          <w:sz w:val="16"/>
+          <w:szCs w:val="16"/>
+          <w:vertAlign w:val="superscript"/>
+        </w:rPr>
+        <w:footnoteRef/>
+      </w:r>
+      <w:r>
+        <w:rPr>
+          <w:rFonts w:ascii="Arial Narrow" w:eastAsia="Arial Narrow" w:hAnsi="Arial Narrow" w:cs="Arial Narrow"/>
+          <w:sz w:val="16"/>
+          <w:szCs w:val="16"/>
+        </w:rPr>
+        <w:tab/>
+      </w:r>
+      <w:r>
+        <w:rPr>
+          <w:rFonts w:ascii="Arial Narrow" w:eastAsia="Arial Narrow" w:hAnsi="Arial Narrow" w:cs="Arial Narrow"/>
+          <w:b/>
+          <w:bCs/>
+          <w:sz w:val="16"/>
+          <w:szCs w:val="16"/>
+        </w:rPr>
+        <w:t xml:space="preserve">DECRETO SUPREMO 006-2026-JUS, TEXTO ÚNICO ORDENADO DE LA LEY 27444, LEY DEL PROCEDIMIENTO ADMINISTRATIVO GENERAL, publicado el 30 de abril de 2026</w:t>
+      </w:r>
+    </w:p>
+    <w:p>
+      <w:pPr>
+        <w:pStyle w:val="Textonotapie"/>
+        <w:ind w:left="567" w:hanging="567"/>
+        <w:jc w:val="both"/>
+        <w:rPr>
+          <w:rFonts w:ascii="Arial Narrow" w:eastAsia="Arial Narrow" w:hAnsi="Arial Narrow" w:cs="Arial Narrow"/>
+          <w:sz w:val="16"/>
+          <w:szCs w:val="16"/>
+        </w:rPr>
+      </w:pPr>
+      <w:r>
+        <w:rPr>
+          <w:rFonts w:ascii="Arial Narrow" w:eastAsia="Arial Narrow" w:hAnsi="Arial Narrow" w:cs="Arial Narrow"/>
+          <w:sz w:val="16"/>
+          <w:szCs w:val="16"/>
+        </w:rPr>
+        <w:tab/>
+      </w:r>
+      <w:r>
+        <w:rPr>
+          <w:rFonts w:ascii="Arial Narrow" w:eastAsia="Arial Narrow" w:hAnsi="Arial Narrow" w:cs="Arial Narrow"/>
+          <w:b/>
+          <w:bCs/>
+          <w:sz w:val="16"/>
+          <w:szCs w:val="16"/>
+        </w:rPr>
+        <w:t xml:space="preserve">Artículo 223.- Contestación de la reclamación</w:t>
+      </w:r>
+    </w:p>
+    <w:p>
+      <w:pPr>
+        <w:pStyle w:val="Textonotapie"/>
+        <w:ind w:left="567" w:hanging="567"/>
+        <w:jc w:val="both"/>
+        <w:rPr>
+          <w:rFonts w:ascii="Arial Narrow" w:eastAsia="Arial Narrow" w:hAnsi="Arial Narrow" w:cs="Arial Narrow"/>
+          <w:sz w:val="16"/>
+          <w:szCs w:val="16"/>
+        </w:rPr>
+      </w:pPr>
+      <w:r>
+        <w:rPr>
+          <w:rFonts w:ascii="Arial Narrow" w:eastAsia="Arial Narrow" w:hAnsi="Arial Narrow" w:cs="Arial Narrow"/>
+          <w:sz w:val="16"/>
+          <w:szCs w:val="16"/>
+        </w:rPr>
+        <w:tab/>
+      </w:r>
+      <w:r>
+        <w:rPr>
+          <w:rFonts w:ascii="Arial Narrow" w:eastAsia="Arial Narrow" w:hAnsi="Arial Narrow" w:cs="Arial Narrow"/>
+          <w:sz w:val="16"/>
+          <w:szCs w:val="16"/>
+        </w:rPr>
+        <w:t xml:space="preserve">223.1 El reclamado deberá presentar la contestación de la reclamación dentro de los quince (15) días posteriores a la notificación de ésta; vencido este plazo, la Administración declarará en rebeldía al reclamado que no la hubiera presentado. La contestación deberá contener los requisitos de los escritos previstos en el artículo 113 de la presente Ley, así como la absolución de todos los asuntos controvertidos de hecho y de derecho, Las alegaciones y los hechos relevantes de la reclamación, salvo que hayan sido específicamente negadas en la contestación, se tendrán por aceptadas o merituadas como ciertas.</w:t>
+      </w:r>
+    </w:p>
+    <w:p>
+      <w:pPr>
+        <w:pStyle w:val="Textonotapie"/>
+        <w:ind w:left="567" w:hanging="567"/>
+        <w:jc w:val="both"/>
+        <w:rPr>
+          <w:rFonts w:ascii="Arial Narrow" w:eastAsia="Arial Narrow" w:hAnsi="Arial Narrow" w:cs="Arial Narrow"/>
+          <w:sz w:val="16"/>
+          <w:szCs w:val="16"/>
+        </w:rPr>
+      </w:pPr>
+    </w:p>
+  </w:footnote>
+  <w:footnote w:id="11">
+    <w:p>
+      <w:pPr>
+        <w:tabs>
+          <w:tab w:val="left" w:pos="567"/>
+        </w:tabs>
+        <w:spacing w:after="0" w:line="240" w:lineRule="auto"/>
+        <w:ind w:left="567" w:hanging="567"/>
+        <w:jc w:val="both"/>
+        <w:rPr>
+          <w:rFonts w:ascii="Arial Narrow" w:eastAsia="Arial Narrow" w:hAnsi="Arial Narrow" w:cs="Arial Narrow"/>
+          <w:sz w:val="16"/>
+          <w:szCs w:val="16"/>
+        </w:rPr>
+      </w:pPr>
+      <w:r>
+        <w:rPr>
+          <w:rStyle w:val="Refdenotaalpie"/>
+          <w:rFonts w:ascii="Arial Narrow" w:eastAsia="Arial Narrow" w:hAnsi="Arial Narrow" w:cs="Arial Narrow"/>
+          <w:sz w:val="16"/>
+          <w:szCs w:val="16"/>
+          <w:vertAlign w:val="superscript"/>
+        </w:rPr>
+        <w:footnoteRef/>
+      </w:r>
+      <w:r>
+        <w:rPr>
+          <w:rFonts w:ascii="Arial Narrow" w:eastAsia="Arial Narrow" w:hAnsi="Arial Narrow" w:cs="Arial Narrow"/>
+          <w:sz w:val="16"/>
+          <w:szCs w:val="16"/>
+          <w:vertAlign w:val="superscript"/>
+        </w:rPr>
+        <w:tab/>
+        <w:t xml:space="preserve"/>
+      </w:r>
+      <w:r>
+        <w:rPr>
+          <w:rFonts w:ascii="Arial Narrow" w:eastAsia="Arial Narrow" w:hAnsi="Arial Narrow" w:cs="Arial Narrow"/>
+          <w:sz w:val="16"/>
+          <w:szCs w:val="16"/>
+        </w:rPr>
+        <w:t xml:space="preserve"> </w:t>
+      </w:r>
+      <w:r>
+        <w:rPr>
+          <w:rFonts w:ascii="Arial Narrow" w:eastAsia="Arial Narrow" w:hAnsi="Arial Narrow" w:cs="Arial Narrow"/>
+          <w:sz w:val="16"/>
+          <w:szCs w:val="16"/>
+        </w:rPr>
+        <w:tab/>
+      </w:r>
+      <w:r>
+        <w:rPr>
+          <w:rFonts w:ascii="Arial Narrow" w:eastAsia="Arial Narrow" w:hAnsi="Arial Narrow" w:cs="Arial Narrow"/>
+          <w:b/>
+          <w:sz w:val="16"/>
+          <w:szCs w:val="16"/>
+        </w:rPr>
+        <w:t>LEY 29571, CÓDIGO DE PROTECCIÓN Y DEFENSA DEL CONSUMIDOR</w:t>
+      </w:r>
+      <w:r>
+        <w:rPr>
+          <w:rFonts w:ascii="Arial Narrow" w:eastAsia="Arial Narrow" w:hAnsi="Arial Narrow" w:cs="Arial Narrow"/>
+          <w:b/>
+          <w:bCs/>
+          <w:sz w:val="16"/>
+          <w:szCs w:val="16"/>
+        </w:rPr>
+        <w:t xml:space="preserve">, </w:t>
+      </w:r>
+      <w:r>
+        <w:rPr>
+          <w:rFonts w:ascii="Arial Narrow" w:eastAsia="Arial Narrow" w:hAnsi="Arial Narrow" w:cs="Arial Narrow"/>
+          <w:b/>
+          <w:sz w:val="16"/>
+          <w:szCs w:val="16"/>
+        </w:rPr>
+        <w:t>publicado el 2 de setiembre de 2010 y modificado por Decreto Legislativo 1308</w:t>
+      </w:r>
+    </w:p>
+    <w:p>
+      <w:pPr>
+        <w:spacing w:after="0" w:line="240" w:lineRule="auto"/>
+        <w:ind w:left="567" w:hanging="567"/>
+        <w:jc w:val="both"/>
+        <w:rPr>
+          <w:rFonts w:ascii="Arial Narrow" w:eastAsia="Arial Narrow" w:hAnsi="Arial Narrow" w:cs="Arial Narrow"/>
+          <w:b/>
+          <w:sz w:val="16"/>
+          <w:szCs w:val="16"/>
+        </w:rPr>
+      </w:pPr>
+      <w:r>
+        <w:rPr>
+          <w:rFonts w:ascii="Arial Narrow" w:eastAsia="Arial Narrow" w:hAnsi="Arial Narrow" w:cs="Arial Narrow"/>
+          <w:b/>
+          <w:sz w:val="16"/>
+          <w:szCs w:val="16"/>
+        </w:rPr>
+        <w:tab/>
+        <w:t>Artículo 110.- Sanciones administrativas</w:t>
+      </w:r>
+    </w:p>
+    <w:p>
+      <w:pPr>
+        <w:spacing w:after="0" w:line="240" w:lineRule="auto"/>
+        <w:ind w:left="567"/>
+        <w:jc w:val="both"/>
+        <w:rPr>
+          <w:rFonts w:ascii="Arial Narrow" w:eastAsia="Arial Narrow" w:hAnsi="Arial Narrow" w:cs="Arial Narrow"/>
+          <w:sz w:val="16"/>
+          <w:szCs w:val="16"/>
+        </w:rPr>
+      </w:pPr>
+      <w:r>
+        <w:rPr>
+          <w:rFonts w:ascii="Arial Narrow" w:eastAsia="Arial Narrow" w:hAnsi="Arial Narrow" w:cs="Arial Narrow"/>
+          <w:sz w:val="16"/>
+          <w:szCs w:val="16"/>
+        </w:rPr>
+        <w:t>El órgano resolutivo puede sancionar las infracciones administrativas a que se refiere el artículo 108 con amonestación y multas de hasta cuatrocientos cincuenta (450) Unidades Impositivas Tributarias (UIT), las cuales son calificadas de la siguiente manera:</w:t>
+      </w:r>
+    </w:p>
+    <w:p>
+      <w:pPr>
+        <w:numPr>
+          <w:ilvl w:val="0"/>
+          <w:numId w:val="2"/>
+        </w:numPr>
+        <w:spacing w:after="0" w:line="240" w:lineRule="auto"/>
+        <w:ind w:left="426" w:firstLine="141"/>
+        <w:jc w:val="both"/>
+        <w:rPr>
+          <w:rFonts w:ascii="Arial Narrow" w:eastAsia="Arial Narrow" w:hAnsi="Arial Narrow" w:cs="Arial Narrow"/>
+          <w:sz w:val="16"/>
+          <w:szCs w:val="16"/>
+        </w:rPr>
+      </w:pPr>
+      <w:r>
+        <w:rPr>
+          <w:rFonts w:ascii="Arial Narrow" w:eastAsia="Arial Narrow" w:hAnsi="Arial Narrow" w:cs="Arial Narrow"/>
+          <w:sz w:val="16"/>
+          <w:szCs w:val="16"/>
+        </w:rPr>
+        <w:t>Infracciones leves, con una amonestación o con una multa de hasta cincuenta (50) UIT.</w:t>
+      </w:r>
+    </w:p>
+    <w:p>
+      <w:pPr>
+        <w:numPr>
+          <w:ilvl w:val="0"/>
+          <w:numId w:val="2"/>
+        </w:numPr>
+        <w:spacing w:after="0" w:line="240" w:lineRule="auto"/>
+        <w:ind w:left="426" w:firstLine="141"/>
+        <w:jc w:val="both"/>
+        <w:rPr>
+          <w:rFonts w:ascii="Arial Narrow" w:eastAsia="Arial Narrow" w:hAnsi="Arial Narrow" w:cs="Arial Narrow"/>
+          <w:sz w:val="16"/>
+          <w:szCs w:val="16"/>
+        </w:rPr>
+      </w:pPr>
+      <w:r>
+        <w:rPr>
+          <w:rFonts w:ascii="Arial Narrow" w:eastAsia="Arial Narrow" w:hAnsi="Arial Narrow" w:cs="Arial Narrow"/>
+          <w:sz w:val="16"/>
+          <w:szCs w:val="16"/>
+        </w:rPr>
+        <w:t>Infracciones graves, con una multa de hasta ciento cincuenta (150) UIT.</w:t>
+      </w:r>
+    </w:p>
+    <w:p>
+      <w:pPr>
+        <w:numPr>
+          <w:ilvl w:val="0"/>
+          <w:numId w:val="2"/>
+        </w:numPr>
+        <w:spacing w:after="0" w:line="240" w:lineRule="auto"/>
+        <w:ind w:left="426" w:firstLine="141"/>
+        <w:jc w:val="both"/>
+        <w:rPr>
+          <w:rFonts w:ascii="Arial Narrow" w:eastAsia="Arial Narrow" w:hAnsi="Arial Narrow" w:cs="Arial Narrow"/>
+          <w:sz w:val="16"/>
+          <w:szCs w:val="16"/>
+        </w:rPr>
+      </w:pPr>
+      <w:r>
+        <w:rPr>
+          <w:rFonts w:ascii="Arial Narrow" w:eastAsia="Arial Narrow" w:hAnsi="Arial Narrow" w:cs="Arial Narrow"/>
+          <w:sz w:val="16"/>
+          <w:szCs w:val="16"/>
+        </w:rPr>
+        <w:t>Infracciones muy graves, con una multa de hasta cuatrocientos cincuenta (450) UIT.</w:t>
+      </w:r>
+    </w:p>
+    <w:p>
+      <w:pPr>
+        <w:spacing w:after="0" w:line="240" w:lineRule="auto"/>
+        <w:ind w:left="567"/>
+        <w:jc w:val="both"/>
+        <w:rPr>
+          <w:rFonts w:ascii="Arial Narrow" w:eastAsia="Arial Narrow" w:hAnsi="Arial Narrow" w:cs="Arial Narrow"/>
+          <w:sz w:val="16"/>
+          <w:szCs w:val="16"/>
+        </w:rPr>
+      </w:pPr>
+      <w:r>
+        <w:rPr>
+          <w:rFonts w:ascii="Arial Narrow" w:eastAsia="Arial Narrow" w:hAnsi="Arial Narrow" w:cs="Arial Narrow"/>
+          <w:sz w:val="16"/>
+          <w:szCs w:val="16"/>
+        </w:rPr>
+        <w:t>(…).</w:t>
+      </w:r>
+    </w:p>
+    <w:p>
+      <w:pPr>
+        <w:spacing w:after="0" w:line="240" w:lineRule="auto"/>
+        <w:ind w:left="567" w:hanging="567"/>
+        <w:jc w:val="both"/>
+        <w:rPr>
+          <w:rFonts w:ascii="Arial Narrow" w:eastAsia="Arial Narrow" w:hAnsi="Arial Narrow" w:cs="Arial Narrow"/>
+          <w:sz w:val="16"/>
+          <w:szCs w:val="16"/>
+        </w:rPr>
+      </w:pPr>
+    </w:p>
+  </w:footnote>
+  <w:footnote w:id="12">
     <w:p>
       <w:pPr>
         <w:pStyle w:val="Textonotapie"/>
@@ -8338,39 +9140,56 @@
         <w:jc w:val="both"/>
         <w:rPr>
           <w:rFonts w:ascii="Arial Narrow" w:eastAsia="Arial Narrow" w:hAnsi="Arial Narrow" w:cs="Arial Narrow"/>
-          <w:sz w:val="16"/>
-          <w:szCs w:val="16"/>
-        </w:rPr>
-      </w:pPr>
-      <w:r>
-        <w:rPr>
-          <w:rFonts w:ascii="Arial Narrow" w:eastAsia="Arial Narrow" w:hAnsi="Arial Narrow" w:cs="Arial Narrow"/>
-          <w:sz w:val="16"/>
-          <w:szCs w:val="16"/>
-        </w:rPr>
-        <w:t xml:space="preserve">. </w:t>
-      </w:r>
-    </w:p>
-    <w:p>
-      <w:pPr>
-        <w:pStyle w:val="Textonotapie"/>
+          <w:b/>
+          <w:bCs/>
+          <w:sz w:val="16"/>
+          <w:szCs w:val="16"/>
+        </w:rPr>
+      </w:pPr>
+      <w:r>
+        <w:rPr>
+          <w:rStyle w:val="Refdenotaalpie"/>
+          <w:rFonts w:ascii="Arial Narrow" w:eastAsia="Arial Narrow" w:hAnsi="Arial Narrow" w:cs="Arial Narrow"/>
+          <w:sz w:val="16"/>
+          <w:szCs w:val="16"/>
+          <w:vertAlign w:val="superscript"/>
+        </w:rPr>
+        <w:footnoteRef/>
+      </w:r>
+      <w:r>
+        <w:rPr>
+          <w:rFonts w:ascii="Arial Narrow" w:eastAsia="Arial Narrow" w:hAnsi="Arial Narrow" w:cs="Arial Narrow"/>
+          <w:sz w:val="16"/>
+          <w:szCs w:val="16"/>
+        </w:rPr>
+        <w:tab/>
+        <w:t xml:space="preserve"/>
+      </w:r>
+      <w:r>
+        <w:rPr>
+          <w:rFonts w:ascii="Arial Narrow" w:eastAsia="Arial Narrow" w:hAnsi="Arial Narrow" w:cs="Arial Narrow"/>
+          <w:sz w:val="16"/>
+          <w:szCs w:val="16"/>
+        </w:rPr>
+        <w:tab/>
+      </w:r>
+      <w:r>
+        <w:rPr>
+          <w:rFonts w:ascii="Arial Narrow" w:eastAsia="Arial Narrow" w:hAnsi="Arial Narrow" w:cs="Arial Narrow"/>
+          <w:b/>
+          <w:bCs/>
+          <w:sz w:val="16"/>
+          <w:szCs w:val="16"/>
+        </w:rPr>
+        <w:t xml:space="preserve">LEY 29571, CÓDIGO DE PROTECCIÓN Y DEFENSA DEL CONSUMIDOR, publicado el 2 de setiembre de 2010 y modificado por Decreto Legislativo 1308 </w:t>
+      </w:r>
+    </w:p>
+    <w:p>
+      <w:pPr>
         <w:tabs>
           <w:tab w:val="left" w:pos="567"/>
         </w:tabs>
-        <w:ind w:left="567" w:right="-1" w:hanging="567"/>
-        <w:jc w:val="both"/>
-        <w:rPr>
-          <w:rFonts w:ascii="Arial Narrow" w:eastAsia="Arial Narrow" w:hAnsi="Arial Narrow" w:cs="Arial Narrow"/>
-          <w:sz w:val="16"/>
-          <w:szCs w:val="16"/>
-        </w:rPr>
-      </w:pPr>
-    </w:p>
-  </w:footnote>
-  <w:footnote w:id="8">
-    <w:p>
-      <w:pPr>
-        <w:pStyle w:val="Textonotapie"/>
+        <w:spacing w:after="0" w:line="240" w:lineRule="auto"/>
         <w:ind w:left="567" w:hanging="567"/>
         <w:jc w:val="both"/>
         <w:rPr>
@@ -8381,733 +9200,12 @@
       </w:pPr>
       <w:r>
         <w:rPr>
-          <w:rStyle w:val="Refdenotaalpie"/>
-          <w:rFonts w:ascii="Arial Narrow" w:eastAsia="Arial Narrow" w:hAnsi="Arial Narrow" w:cs="Arial Narrow"/>
-          <w:sz w:val="16"/>
-          <w:szCs w:val="16"/>
-          <w:vertAlign w:val="superscript"/>
-        </w:rPr>
-        <w:footnoteRef/>
-      </w:r>
-      <w:r>
-        <w:rPr>
-          <w:rFonts w:ascii="Arial Narrow" w:eastAsia="Arial Narrow" w:hAnsi="Arial Narrow" w:cs="Arial Narrow"/>
-          <w:sz w:val="16"/>
-          <w:szCs w:val="16"/>
-        </w:rPr>
-        <w:t xml:space="preserve"> </w:t>
-      </w:r>
-      <w:r>
-        <w:rPr>
           <w:rFonts w:ascii="Arial Narrow" w:eastAsia="Arial Narrow" w:hAnsi="Arial Narrow" w:cs="Arial Narrow"/>
           <w:sz w:val="16"/>
           <w:szCs w:val="16"/>
         </w:rPr>
         <w:tab/>
-        <w:t xml:space="preserve">El número de trabajadores se atenderá siempre que la empresa haya sido constituida antes de la vigencia de la Ley </w:t>
-      </w:r>
-      <w:proofErr w:type="spellStart"/>
-      <w:r>
-        <w:rPr>
-          <w:rFonts w:ascii="Arial Narrow" w:eastAsia="Arial Narrow" w:hAnsi="Arial Narrow" w:cs="Arial Narrow"/>
-          <w:sz w:val="16"/>
-          <w:szCs w:val="16"/>
-        </w:rPr>
-        <w:t/>
-      </w:r>
-      <w:proofErr w:type="spellEnd"/>
-      <w:r>
-        <w:rPr>
-          <w:rFonts w:ascii="Arial Narrow" w:eastAsia="Arial Narrow" w:hAnsi="Arial Narrow" w:cs="Arial Narrow"/>
-          <w:sz w:val="16"/>
-          <w:szCs w:val="16"/>
-        </w:rPr>
-        <w:t xml:space="preserve"> 30056, publicada el 2 de julio de 2013, que modificó el artículo 5 del Texto Único Ordenado de la Ley de Promoción de la Competitividad, Formalización y Desarrollo de la Micro y Pequeña Empresa y de Acceso al Empleo Decente (LEY MYPE). Ello, en la medida que la Tercera Disposición Complementaria Transitoria de la norma modificatoria precisa que las empresas constituidas antes de la </w:t>
-      </w:r>
-      <w:proofErr w:type="gramStart"/>
-      <w:r>
-        <w:rPr>
-          <w:rFonts w:ascii="Arial Narrow" w:eastAsia="Arial Narrow" w:hAnsi="Arial Narrow" w:cs="Arial Narrow"/>
-          <w:sz w:val="16"/>
-          <w:szCs w:val="16"/>
-        </w:rPr>
-        <w:t>entrada en vigencia</w:t>
-      </w:r>
-      <w:proofErr w:type="gramEnd"/>
-      <w:r>
-        <w:rPr>
-          <w:rFonts w:ascii="Arial Narrow" w:eastAsia="Arial Narrow" w:hAnsi="Arial Narrow" w:cs="Arial Narrow"/>
-          <w:sz w:val="16"/>
-          <w:szCs w:val="16"/>
-        </w:rPr>
-        <w:t xml:space="preserve"> de dicha Ley se rigen por los requisitos de acogimiento al régimen de las micro y pequeñas empresas regulados en el Decreto Legislativo 1086.</w:t>
-      </w:r>
-    </w:p>
-    <w:p>
-      <w:pPr>
-        <w:pStyle w:val="Textonotapie"/>
-        <w:ind w:left="567" w:hanging="567"/>
-        <w:jc w:val="both"/>
-        <w:rPr>
-          <w:rFonts w:ascii="Arial Narrow" w:eastAsia="Arial Narrow" w:hAnsi="Arial Narrow" w:cs="Arial Narrow"/>
-          <w:sz w:val="16"/>
-          <w:szCs w:val="16"/>
-        </w:rPr>
-      </w:pPr>
-    </w:p>
-  </w:footnote>
-  <w:footnote w:id="9">
-    <w:p>
-      <w:pPr>
-        <w:pStyle w:val="Textonotapie"/>
-        <w:ind w:left="567" w:hanging="567"/>
-        <w:jc w:val="both"/>
-        <w:rPr>
-          <w:rFonts w:ascii="Arial Narrow" w:eastAsia="Arial Narrow" w:hAnsi="Arial Narrow" w:cs="Arial Narrow"/>
-          <w:sz w:val="16"/>
-          <w:szCs w:val="16"/>
-        </w:rPr>
-      </w:pPr>
-      <w:r>
-        <w:rPr>
-          <w:rStyle w:val="Refdenotaalpie"/>
-          <w:rFonts w:ascii="Arial Narrow" w:eastAsia="Arial Narrow" w:hAnsi="Arial Narrow" w:cs="Arial Narrow"/>
-          <w:sz w:val="16"/>
-          <w:szCs w:val="16"/>
-          <w:vertAlign w:val="superscript"/>
-        </w:rPr>
-        <w:footnoteRef/>
-      </w:r>
-      <w:r>
-        <w:rPr>
-          <w:rFonts w:ascii="Arial Narrow" w:eastAsia="Arial Narrow" w:hAnsi="Arial Narrow" w:cs="Arial Narrow"/>
-          <w:sz w:val="16"/>
-          <w:szCs w:val="16"/>
-        </w:rPr>
-        <w:t xml:space="preserve"> </w:t>
-      </w:r>
-      <w:r>
-        <w:rPr>
-          <w:rFonts w:ascii="Arial Narrow" w:eastAsia="Arial Narrow" w:hAnsi="Arial Narrow" w:cs="Arial Narrow"/>
-          <w:sz w:val="16"/>
-          <w:szCs w:val="16"/>
-        </w:rPr>
-        <w:tab/>
-      </w:r>
-      <w:r>
-        <w:rPr>
-          <w:rFonts w:ascii="Arial Narrow" w:eastAsia="Arial Narrow" w:hAnsi="Arial Narrow" w:cs="Arial Narrow"/>
-          <w:b/>
-          <w:sz w:val="16"/>
-          <w:szCs w:val="16"/>
-        </w:rPr>
-        <w:t>LEY 29571, CÓDIGO DE PROTECCIÓN Y DEFENSA DEL CONSUMIDOR</w:t>
-      </w:r>
-      <w:r>
-        <w:rPr>
-          <w:rFonts w:ascii="Arial Narrow" w:eastAsia="Arial Narrow" w:hAnsi="Arial Narrow" w:cs="Arial Narrow"/>
-          <w:b/>
-          <w:bCs/>
-          <w:sz w:val="16"/>
-          <w:szCs w:val="16"/>
-        </w:rPr>
-        <w:t xml:space="preserve">, </w:t>
-      </w:r>
-      <w:r>
-        <w:rPr>
-          <w:rFonts w:ascii="Arial Narrow" w:eastAsia="Arial Narrow" w:hAnsi="Arial Narrow" w:cs="Arial Narrow"/>
-          <w:b/>
-          <w:sz w:val="16"/>
-          <w:szCs w:val="16"/>
-        </w:rPr>
-        <w:t>publicado el 2 de setiembre de 2010 y modificado por Decreto Legislativo 1308</w:t>
-      </w:r>
-    </w:p>
-    <w:p>
-      <w:pPr>
-        <w:pStyle w:val="Textonotapie"/>
-        <w:ind w:left="567" w:hanging="567"/>
-        <w:jc w:val="both"/>
-        <w:rPr>
-          <w:rFonts w:ascii="Arial Narrow" w:eastAsia="Arial Narrow" w:hAnsi="Arial Narrow" w:cs="Arial Narrow"/>
-          <w:b/>
-          <w:bCs/>
-          <w:sz w:val="16"/>
-          <w:szCs w:val="16"/>
-        </w:rPr>
-      </w:pPr>
-      <w:r>
-        <w:rPr>
-          <w:rFonts w:ascii="Arial Narrow" w:eastAsia="Arial Narrow" w:hAnsi="Arial Narrow" w:cs="Arial Narrow"/>
-          <w:sz w:val="16"/>
-          <w:szCs w:val="16"/>
-        </w:rPr>
-        <w:tab/>
-      </w:r>
-      <w:r>
-        <w:rPr>
-          <w:rFonts w:ascii="Arial Narrow" w:eastAsia="Arial Narrow" w:hAnsi="Arial Narrow" w:cs="Arial Narrow"/>
-          <w:b/>
-          <w:bCs/>
-          <w:sz w:val="16"/>
-          <w:szCs w:val="16"/>
-        </w:rPr>
-        <w:t>Artículo 110.- Sanciones Administrativas</w:t>
-      </w:r>
-    </w:p>
-    <w:p>
-      <w:pPr>
-        <w:autoSpaceDE w:val="0"/>
-        <w:autoSpaceDN w:val="0"/>
-        <w:adjustRightInd w:val="0"/>
-        <w:spacing w:after="0" w:line="240" w:lineRule="auto"/>
-        <w:ind w:left="567"/>
-        <w:jc w:val="both"/>
-        <w:rPr>
-          <w:rFonts w:ascii="Arial Narrow" w:eastAsia="Arial Narrow" w:hAnsi="Arial Narrow" w:cs="Arial Narrow"/>
-          <w:sz w:val="16"/>
-          <w:szCs w:val="16"/>
-          <w:lang w:eastAsia="es-PE"/>
-        </w:rPr>
-      </w:pPr>
-      <w:r>
-        <w:rPr>
-          <w:rFonts w:ascii="Arial Narrow" w:eastAsia="Arial Narrow" w:hAnsi="Arial Narrow" w:cs="Arial Narrow"/>
-          <w:sz w:val="16"/>
-          <w:szCs w:val="16"/>
-          <w:lang w:eastAsia="es-PE"/>
-        </w:rPr>
-        <w:t>(…)</w:t>
-      </w:r>
-    </w:p>
-    <w:p>
-      <w:pPr>
-        <w:autoSpaceDE w:val="0"/>
-        <w:autoSpaceDN w:val="0"/>
-        <w:adjustRightInd w:val="0"/>
-        <w:spacing w:after="0" w:line="240" w:lineRule="auto"/>
-        <w:ind w:left="567"/>
-        <w:jc w:val="both"/>
-        <w:rPr>
-          <w:rFonts w:ascii="Arial Narrow" w:eastAsia="Arial Narrow" w:hAnsi="Arial Narrow" w:cs="Arial Narrow"/>
-          <w:sz w:val="16"/>
-          <w:szCs w:val="16"/>
-          <w:lang w:eastAsia="es-PE"/>
-        </w:rPr>
-      </w:pPr>
-      <w:r>
-        <w:rPr>
-          <w:rFonts w:ascii="Arial Narrow" w:eastAsia="Arial Narrow" w:hAnsi="Arial Narrow" w:cs="Arial Narrow"/>
-          <w:sz w:val="16"/>
-          <w:szCs w:val="16"/>
-          <w:lang w:eastAsia="es-PE"/>
-        </w:rPr>
-        <w:t>En el caso de las microempresas, la multa no puede superar el diez por ciento (10%) de las ventas o ingresos brutos percibidos por el infractor, relativos a todas sus actividades económicas, correspondientes al ejercicio inmediato anterior al de la expedición de la resolución de primera instancia, siempre que se haya acreditado dichos ingresos, no se encuentre en una situación de reincidencia y el caso no verse sobre la vida, salud o integridad de los consumidores. Para el caso de las pequeñas empresas, la multa no puede superar el veinte por ciento (20%) de las ventas o ingresos brutos percibidos por el infractor, conforme a los requisitos señalados anteriormente.</w:t>
-      </w:r>
-    </w:p>
-    <w:p>
-      <w:pPr>
-        <w:autoSpaceDE w:val="0"/>
-        <w:autoSpaceDN w:val="0"/>
-        <w:adjustRightInd w:val="0"/>
-        <w:spacing w:after="0" w:line="240" w:lineRule="auto"/>
-        <w:ind w:left="567"/>
-        <w:jc w:val="both"/>
-        <w:rPr>
-          <w:rFonts w:ascii="Arial Narrow" w:eastAsia="Arial Narrow" w:hAnsi="Arial Narrow" w:cs="Arial Narrow"/>
-          <w:sz w:val="16"/>
-          <w:szCs w:val="16"/>
-          <w:lang w:eastAsia="es-PE"/>
-        </w:rPr>
-      </w:pPr>
-      <w:r>
-        <w:rPr>
-          <w:rFonts w:ascii="Arial Narrow" w:eastAsia="Arial Narrow" w:hAnsi="Arial Narrow" w:cs="Arial Narrow"/>
-          <w:sz w:val="16"/>
-          <w:szCs w:val="16"/>
-          <w:lang w:eastAsia="es-PE"/>
-        </w:rPr>
-        <w:t>(…).</w:t>
-      </w:r>
-    </w:p>
-    <w:p>
-      <w:pPr>
-        <w:pStyle w:val="Textonotapie"/>
-        <w:ind w:left="567" w:hanging="567"/>
-        <w:jc w:val="both"/>
-        <w:rPr>
-          <w:rFonts w:ascii="Arial Narrow" w:eastAsia="Arial Narrow" w:hAnsi="Arial Narrow" w:cs="Arial Narrow"/>
-          <w:sz w:val="16"/>
-          <w:szCs w:val="16"/>
-        </w:rPr>
-      </w:pPr>
-    </w:p>
-  </w:footnote>
-  <w:footnote w:id="15">
-    <w:p>
-      <w:pPr>
-        <w:pStyle w:val="Textonotapie"/>
-        <w:ind w:left="567" w:hanging="567"/>
-        <w:jc w:val="both"/>
-        <w:rPr>
-          <w:rFonts w:ascii="Arial Narrow" w:eastAsia="Arial Narrow" w:hAnsi="Arial Narrow" w:cs="Arial Narrow"/>
-          <w:sz w:val="16"/>
-          <w:szCs w:val="16"/>
-        </w:rPr>
-      </w:pPr>
-      <w:r>
-        <w:rPr>
-          <w:rStyle w:val="Refdenotaalpie"/>
-          <w:rFonts w:ascii="Arial Narrow" w:eastAsia="Arial Narrow" w:hAnsi="Arial Narrow" w:cs="Arial Narrow"/>
-          <w:sz w:val="16"/>
-          <w:szCs w:val="16"/>
-          <w:vertAlign w:val="superscript"/>
-        </w:rPr>
-        <w:footnoteRef/>
-      </w:r>
-      <w:r>
-        <w:rPr>
-          <w:rFonts w:ascii="Arial Narrow" w:eastAsia="Arial Narrow" w:hAnsi="Arial Narrow" w:cs="Arial Narrow"/>
-          <w:sz w:val="16"/>
-          <w:szCs w:val="16"/>
-        </w:rPr>
-        <w:tab/>
-      </w:r>
-      <w:r>
-        <w:rPr>
-          <w:rFonts w:ascii="Arial Narrow" w:eastAsia="Arial Narrow" w:hAnsi="Arial Narrow" w:cs="Arial Narrow"/>
-          <w:b/>
-          <w:bCs/>
-          <w:sz w:val="16"/>
-          <w:szCs w:val="16"/>
-        </w:rPr>
-        <w:t xml:space="preserve">DECRETO LEGISLATIVO 807, LEY SOBRE FACULTADES, NORMAS Y ORGANIZACIÓN DEL INDECOPI, publicado el 18 de abril de 1996</w:t>
-      </w:r>
-    </w:p>
-    <w:p>
-      <w:pPr>
-        <w:pStyle w:val="Textonotapie"/>
-        <w:ind w:left="567" w:hanging="567"/>
-        <w:jc w:val="both"/>
-        <w:rPr>
-          <w:rFonts w:ascii="Arial Narrow" w:eastAsia="Arial Narrow" w:hAnsi="Arial Narrow" w:cs="Arial Narrow"/>
-          <w:sz w:val="16"/>
-          <w:szCs w:val="16"/>
-        </w:rPr>
-      </w:pPr>
-      <w:r>
-        <w:rPr>
-          <w:rFonts w:ascii="Arial Narrow" w:eastAsia="Arial Narrow" w:hAnsi="Arial Narrow" w:cs="Arial Narrow"/>
-          <w:sz w:val="16"/>
-          <w:szCs w:val="16"/>
-        </w:rPr>
-        <w:tab/>
-      </w:r>
-      <w:r>
-        <w:rPr>
-          <w:rFonts w:ascii="Arial Narrow" w:eastAsia="Arial Narrow" w:hAnsi="Arial Narrow" w:cs="Arial Narrow"/>
-          <w:b/>
-          <w:bCs/>
-          <w:sz w:val="16"/>
-          <w:szCs w:val="16"/>
-        </w:rPr>
-        <w:t xml:space="preserve">Artículo 26.-</w:t>
-      </w:r>
-      <w:r>
-        <w:rPr>
-          <w:rFonts w:ascii="Arial Narrow" w:eastAsia="Arial Narrow" w:hAnsi="Arial Narrow" w:cs="Arial Narrow"/>
-          <w:sz w:val="16"/>
-          <w:szCs w:val="16"/>
-        </w:rPr>
-        <w:t xml:space="preserve"> Una vez admitida a trámite la denuncia, se correrá traslado de la misma al denunciado, a fin de que éste presente su descargo. El plazo para la presentación del descargo será de cinco (5) días contados desde la notificación, vencido el cual, el Secretario Técnico declarará en rebeldía al denunciado que no lo hubiera presentado.</w:t>
-      </w:r>
-    </w:p>
-    <w:p>
-      <w:pPr>
-        <w:pStyle w:val="Textonotapie"/>
-        <w:ind w:left="567" w:hanging="567"/>
-        <w:jc w:val="both"/>
-        <w:rPr>
-          <w:rFonts w:ascii="Arial Narrow" w:eastAsia="Arial Narrow" w:hAnsi="Arial Narrow" w:cs="Arial Narrow"/>
-          <w:sz w:val="16"/>
-          <w:szCs w:val="16"/>
-        </w:rPr>
-      </w:pPr>
-    </w:p>
-  </w:footnote>
-  <w:footnote w:id="16">
-    <w:p>
-      <w:pPr>
-        <w:pStyle w:val="Textonotapie"/>
-        <w:ind w:left="567" w:hanging="567"/>
-        <w:jc w:val="both"/>
-        <w:rPr>
-          <w:rFonts w:ascii="Arial Narrow" w:eastAsia="Arial Narrow" w:hAnsi="Arial Narrow" w:cs="Arial Narrow"/>
-          <w:sz w:val="16"/>
-          <w:szCs w:val="16"/>
-        </w:rPr>
-      </w:pPr>
-      <w:r>
-        <w:rPr>
-          <w:rStyle w:val="Refdenotaalpie"/>
-          <w:rFonts w:ascii="Arial Narrow" w:eastAsia="Arial Narrow" w:hAnsi="Arial Narrow" w:cs="Arial Narrow"/>
-          <w:sz w:val="16"/>
-          <w:szCs w:val="16"/>
-          <w:vertAlign w:val="superscript"/>
-        </w:rPr>
-        <w:footnoteRef/>
-      </w:r>
-      <w:r>
-        <w:rPr>
-          <w:rFonts w:ascii="Arial Narrow" w:eastAsia="Arial Narrow" w:hAnsi="Arial Narrow" w:cs="Arial Narrow"/>
-          <w:sz w:val="16"/>
-          <w:szCs w:val="16"/>
-        </w:rPr>
-        <w:tab/>
-      </w:r>
-      <w:r>
-        <w:rPr>
-          <w:rFonts w:ascii="Arial Narrow" w:eastAsia="Arial Narrow" w:hAnsi="Arial Narrow" w:cs="Arial Narrow"/>
-          <w:b/>
-          <w:bCs/>
-          <w:sz w:val="16"/>
-          <w:szCs w:val="16"/>
-        </w:rPr>
-        <w:t xml:space="preserve">DECRETO SUPREMO 006-2026-JUS, TEXTO ÚNICO ORDENADO DE LA LEY 27444, LEY DEL PROCEDIMIENTO ADMINISTRATIVO GENERAL, publicado el 30 de abril de 2026</w:t>
-      </w:r>
-    </w:p>
-    <w:p>
-      <w:pPr>
-        <w:pStyle w:val="Textonotapie"/>
-        <w:ind w:left="567" w:hanging="567"/>
-        <w:jc w:val="both"/>
-        <w:rPr>
-          <w:rFonts w:ascii="Arial Narrow" w:eastAsia="Arial Narrow" w:hAnsi="Arial Narrow" w:cs="Arial Narrow"/>
-          <w:sz w:val="16"/>
-          <w:szCs w:val="16"/>
-        </w:rPr>
-      </w:pPr>
-      <w:r>
-        <w:rPr>
-          <w:rFonts w:ascii="Arial Narrow" w:eastAsia="Arial Narrow" w:hAnsi="Arial Narrow" w:cs="Arial Narrow"/>
-          <w:sz w:val="16"/>
-          <w:szCs w:val="16"/>
-        </w:rPr>
-        <w:tab/>
-      </w:r>
-      <w:r>
-        <w:rPr>
-          <w:rFonts w:ascii="Arial Narrow" w:eastAsia="Arial Narrow" w:hAnsi="Arial Narrow" w:cs="Arial Narrow"/>
-          <w:b/>
-          <w:bCs/>
-          <w:sz w:val="16"/>
-          <w:szCs w:val="16"/>
-        </w:rPr>
-        <w:t xml:space="preserve">Artículo 223.- Contestación de la reclamación</w:t>
-      </w:r>
-    </w:p>
-    <w:p>
-      <w:pPr>
-        <w:pStyle w:val="Textonotapie"/>
-        <w:ind w:left="567" w:hanging="567"/>
-        <w:jc w:val="both"/>
-        <w:rPr>
-          <w:rFonts w:ascii="Arial Narrow" w:eastAsia="Arial Narrow" w:hAnsi="Arial Narrow" w:cs="Arial Narrow"/>
-          <w:sz w:val="16"/>
-          <w:szCs w:val="16"/>
-        </w:rPr>
-      </w:pPr>
-      <w:r>
-        <w:rPr>
-          <w:rFonts w:ascii="Arial Narrow" w:eastAsia="Arial Narrow" w:hAnsi="Arial Narrow" w:cs="Arial Narrow"/>
-          <w:sz w:val="16"/>
-          <w:szCs w:val="16"/>
-        </w:rPr>
-        <w:tab/>
-      </w:r>
-      <w:r>
-        <w:rPr>
-          <w:rFonts w:ascii="Arial Narrow" w:eastAsia="Arial Narrow" w:hAnsi="Arial Narrow" w:cs="Arial Narrow"/>
-          <w:sz w:val="16"/>
-          <w:szCs w:val="16"/>
-        </w:rPr>
-        <w:t xml:space="preserve">223.1 El reclamado deberá presentar la contestación de la reclamación dentro de los quince (15) días posteriores a la notificación de ésta; vencido este plazo, la Administración declarará en rebeldía al reclamado que no la hubiera presentado. La contestación deberá contener los requisitos de los escritos previstos en el artículo 113 de la presente Ley, así como la absolución de todos los asuntos controvertidos de hecho y de derecho, Las alegaciones y los hechos relevantes de la reclamación, salvo que hayan sido específicamente negadas en la contestación, se tendrán por aceptadas o merituadas como ciertas.</w:t>
-      </w:r>
-    </w:p>
-    <w:p>
-      <w:pPr>
-        <w:pStyle w:val="Textonotapie"/>
-        <w:ind w:left="567" w:hanging="567"/>
-        <w:jc w:val="both"/>
-        <w:rPr>
-          <w:rFonts w:ascii="Arial Narrow" w:eastAsia="Arial Narrow" w:hAnsi="Arial Narrow" w:cs="Arial Narrow"/>
-          <w:sz w:val="16"/>
-          <w:szCs w:val="16"/>
-        </w:rPr>
-      </w:pPr>
-    </w:p>
-  </w:footnote>
-  <w:footnote w:id="10">
-    <w:p>
-      <w:pPr>
-        <w:spacing w:after="0" w:line="240" w:lineRule="auto"/>
-        <w:ind w:left="567" w:hanging="567"/>
-        <w:jc w:val="both"/>
-        <w:rPr>
-          <w:rFonts w:ascii="Arial Narrow" w:eastAsia="Arial Narrow" w:hAnsi="Arial Narrow" w:cs="Arial Narrow"/>
-          <w:sz w:val="16"/>
-          <w:szCs w:val="16"/>
-        </w:rPr>
-      </w:pPr>
-      <w:r>
-        <w:rPr>
-          <w:rStyle w:val="Refdenotaalpie"/>
-          <w:rFonts w:ascii="Arial Narrow" w:eastAsia="Arial Narrow" w:hAnsi="Arial Narrow" w:cs="Arial Narrow"/>
-          <w:sz w:val="16"/>
-          <w:szCs w:val="16"/>
-          <w:vertAlign w:val="superscript"/>
-        </w:rPr>
-        <w:footnoteRef/>
-      </w:r>
-      <w:r>
-        <w:rPr>
-          <w:rFonts w:ascii="Arial Narrow" w:eastAsia="Arial Narrow" w:hAnsi="Arial Narrow" w:cs="Arial Narrow"/>
-          <w:sz w:val="16"/>
-          <w:szCs w:val="16"/>
-          <w:vertAlign w:val="superscript"/>
-        </w:rPr>
-        <w:t xml:space="preserve"> </w:t>
-      </w:r>
-      <w:r>
-        <w:rPr>
-          <w:rFonts w:ascii="Arial Narrow" w:eastAsia="Arial Narrow" w:hAnsi="Arial Narrow" w:cs="Arial Narrow"/>
-          <w:sz w:val="16"/>
-          <w:szCs w:val="16"/>
-        </w:rPr>
-        <w:t xml:space="preserve"> </w:t>
-      </w:r>
-      <w:r>
-        <w:rPr>
-          <w:rFonts w:ascii="Arial Narrow" w:eastAsia="Arial Narrow" w:hAnsi="Arial Narrow" w:cs="Arial Narrow"/>
-          <w:sz w:val="16"/>
-          <w:szCs w:val="16"/>
-        </w:rPr>
-        <w:tab/>
-      </w:r>
-      <w:r>
-        <w:rPr>
-          <w:rFonts w:ascii="Arial Narrow" w:eastAsia="Arial Narrow" w:hAnsi="Arial Narrow" w:cs="Arial Narrow"/>
-          <w:b/>
-          <w:sz w:val="16"/>
-          <w:szCs w:val="16"/>
-        </w:rPr>
-        <w:t>LEY 29571, CÓDIGO DE PROTECCIÓN Y DEFENSA DEL CONSUMIDOR</w:t>
-      </w:r>
-      <w:r>
-        <w:rPr>
-          <w:rFonts w:ascii="Arial Narrow" w:eastAsia="Arial Narrow" w:hAnsi="Arial Narrow" w:cs="Arial Narrow"/>
-          <w:b/>
-          <w:bCs/>
-          <w:sz w:val="16"/>
-          <w:szCs w:val="16"/>
-        </w:rPr>
-        <w:t xml:space="preserve">, </w:t>
-      </w:r>
-      <w:r>
-        <w:rPr>
-          <w:rFonts w:ascii="Arial Narrow" w:eastAsia="Arial Narrow" w:hAnsi="Arial Narrow" w:cs="Arial Narrow"/>
-          <w:b/>
-          <w:sz w:val="16"/>
-          <w:szCs w:val="16"/>
-        </w:rPr>
-        <w:t>publicado el 2 de setiembre de 2010 y modificado por Decreto Legislativo 1308</w:t>
-      </w:r>
-    </w:p>
-    <w:p>
-      <w:pPr>
-        <w:spacing w:after="0" w:line="240" w:lineRule="auto"/>
-        <w:ind w:left="567" w:hanging="567"/>
-        <w:jc w:val="both"/>
-        <w:rPr>
-          <w:rFonts w:ascii="Arial Narrow" w:eastAsia="Arial Narrow" w:hAnsi="Arial Narrow" w:cs="Arial Narrow"/>
-          <w:b/>
-          <w:sz w:val="16"/>
-          <w:szCs w:val="16"/>
-        </w:rPr>
-      </w:pPr>
-      <w:r>
-        <w:rPr>
-          <w:rFonts w:ascii="Arial Narrow" w:eastAsia="Arial Narrow" w:hAnsi="Arial Narrow" w:cs="Arial Narrow"/>
-          <w:b/>
-          <w:sz w:val="16"/>
-          <w:szCs w:val="16"/>
-        </w:rPr>
-        <w:tab/>
-        <w:t>Artículo 110.- Sanciones administrativas</w:t>
-      </w:r>
-    </w:p>
-    <w:p>
-      <w:pPr>
-        <w:spacing w:after="0" w:line="240" w:lineRule="auto"/>
-        <w:ind w:left="567"/>
-        <w:jc w:val="both"/>
-        <w:rPr>
-          <w:rFonts w:ascii="Arial Narrow" w:eastAsia="Arial Narrow" w:hAnsi="Arial Narrow" w:cs="Arial Narrow"/>
-          <w:sz w:val="16"/>
-          <w:szCs w:val="16"/>
-        </w:rPr>
-      </w:pPr>
-      <w:r>
-        <w:rPr>
-          <w:rFonts w:ascii="Arial Narrow" w:eastAsia="Arial Narrow" w:hAnsi="Arial Narrow" w:cs="Arial Narrow"/>
-          <w:sz w:val="16"/>
-          <w:szCs w:val="16"/>
-        </w:rPr>
-        <w:t>El órgano resolutivo puede sancionar las infracciones administrativas a que se refiere el artículo 108 con amonestación y multas de hasta cuatrocientos cincuenta (450) Unidades Impositivas Tributarias (UIT), las cuales son calificadas de la siguiente manera:</w:t>
-      </w:r>
-    </w:p>
-    <w:p>
-      <w:pPr>
-        <w:numPr>
-          <w:ilvl w:val="0"/>
-          <w:numId w:val="2"/>
-        </w:numPr>
-        <w:spacing w:after="0" w:line="240" w:lineRule="auto"/>
-        <w:ind w:left="426" w:firstLine="141"/>
-        <w:jc w:val="both"/>
-        <w:rPr>
-          <w:rFonts w:ascii="Arial Narrow" w:eastAsia="Arial Narrow" w:hAnsi="Arial Narrow" w:cs="Arial Narrow"/>
-          <w:sz w:val="16"/>
-          <w:szCs w:val="16"/>
-        </w:rPr>
-      </w:pPr>
-      <w:r>
-        <w:rPr>
-          <w:rFonts w:ascii="Arial Narrow" w:eastAsia="Arial Narrow" w:hAnsi="Arial Narrow" w:cs="Arial Narrow"/>
-          <w:sz w:val="16"/>
-          <w:szCs w:val="16"/>
-        </w:rPr>
-        <w:t>Infracciones leves, con una amonestación o con una multa de hasta cincuenta (50) UIT.</w:t>
-      </w:r>
-    </w:p>
-    <w:p>
-      <w:pPr>
-        <w:numPr>
-          <w:ilvl w:val="0"/>
-          <w:numId w:val="2"/>
-        </w:numPr>
-        <w:spacing w:after="0" w:line="240" w:lineRule="auto"/>
-        <w:ind w:left="426" w:firstLine="141"/>
-        <w:jc w:val="both"/>
-        <w:rPr>
-          <w:rFonts w:ascii="Arial Narrow" w:eastAsia="Arial Narrow" w:hAnsi="Arial Narrow" w:cs="Arial Narrow"/>
-          <w:sz w:val="16"/>
-          <w:szCs w:val="16"/>
-        </w:rPr>
-      </w:pPr>
-      <w:r>
-        <w:rPr>
-          <w:rFonts w:ascii="Arial Narrow" w:eastAsia="Arial Narrow" w:hAnsi="Arial Narrow" w:cs="Arial Narrow"/>
-          <w:sz w:val="16"/>
-          <w:szCs w:val="16"/>
-        </w:rPr>
-        <w:t>Infracciones graves, con una multa de hasta ciento cincuenta (150) UIT.</w:t>
-      </w:r>
-    </w:p>
-    <w:p>
-      <w:pPr>
-        <w:numPr>
-          <w:ilvl w:val="0"/>
-          <w:numId w:val="2"/>
-        </w:numPr>
-        <w:spacing w:after="0" w:line="240" w:lineRule="auto"/>
-        <w:ind w:left="426" w:firstLine="141"/>
-        <w:jc w:val="both"/>
-        <w:rPr>
-          <w:rFonts w:ascii="Arial Narrow" w:eastAsia="Arial Narrow" w:hAnsi="Arial Narrow" w:cs="Arial Narrow"/>
-          <w:sz w:val="16"/>
-          <w:szCs w:val="16"/>
-        </w:rPr>
-      </w:pPr>
-      <w:r>
-        <w:rPr>
-          <w:rFonts w:ascii="Arial Narrow" w:eastAsia="Arial Narrow" w:hAnsi="Arial Narrow" w:cs="Arial Narrow"/>
-          <w:sz w:val="16"/>
-          <w:szCs w:val="16"/>
-        </w:rPr>
-        <w:t>Infracciones muy graves, con una multa de hasta cuatrocientos cincuenta (450) UIT.</w:t>
-      </w:r>
-    </w:p>
-    <w:p>
-      <w:pPr>
-        <w:spacing w:after="0" w:line="240" w:lineRule="auto"/>
-        <w:ind w:left="567"/>
-        <w:jc w:val="both"/>
-        <w:rPr>
-          <w:rFonts w:ascii="Arial Narrow" w:eastAsia="Arial Narrow" w:hAnsi="Arial Narrow" w:cs="Arial Narrow"/>
-          <w:sz w:val="16"/>
-          <w:szCs w:val="16"/>
-        </w:rPr>
-      </w:pPr>
-      <w:r>
-        <w:rPr>
-          <w:rFonts w:ascii="Arial Narrow" w:eastAsia="Arial Narrow" w:hAnsi="Arial Narrow" w:cs="Arial Narrow"/>
-          <w:sz w:val="16"/>
-          <w:szCs w:val="16"/>
-        </w:rPr>
-        <w:t>(…).</w:t>
-      </w:r>
-    </w:p>
-    <w:p>
-      <w:pPr>
-        <w:spacing w:after="0" w:line="240" w:lineRule="auto"/>
-        <w:ind w:left="567" w:hanging="567"/>
-        <w:jc w:val="both"/>
-        <w:rPr>
-          <w:rFonts w:ascii="Arial Narrow" w:eastAsia="Arial Narrow" w:hAnsi="Arial Narrow" w:cs="Arial Narrow"/>
-          <w:sz w:val="16"/>
-          <w:szCs w:val="16"/>
-        </w:rPr>
-      </w:pPr>
-    </w:p>
-  </w:footnote>
-  <w:footnote w:id="11">
-    <w:p>
-      <w:pPr>
-        <w:spacing w:after="0" w:line="240" w:lineRule="auto"/>
-        <w:ind w:left="567" w:hanging="567"/>
-        <w:jc w:val="both"/>
-        <w:rPr>
-          <w:rFonts w:ascii="Arial Narrow" w:eastAsia="Arial Narrow" w:hAnsi="Arial Narrow" w:cs="Arial Narrow"/>
-          <w:sz w:val="16"/>
-          <w:szCs w:val="16"/>
-        </w:rPr>
-      </w:pPr>
-      <w:r>
-        <w:rPr>
-          <w:rStyle w:val="Refdenotaalpie"/>
-          <w:rFonts w:ascii="Arial Narrow" w:eastAsia="Arial Narrow" w:hAnsi="Arial Narrow" w:cs="Arial Narrow"/>
-          <w:sz w:val="16"/>
-          <w:szCs w:val="16"/>
-          <w:vertAlign w:val="superscript"/>
-        </w:rPr>
-        <w:footnoteRef/>
-      </w:r>
-      <w:r>
-        <w:rPr>
-          <w:rFonts w:ascii="Arial Narrow" w:eastAsia="Arial Narrow" w:hAnsi="Arial Narrow" w:cs="Arial Narrow"/>
-          <w:sz w:val="16"/>
-          <w:szCs w:val="16"/>
-        </w:rPr>
-        <w:t xml:space="preserve"> </w:t>
-      </w:r>
-      <w:r>
-        <w:rPr>
-          <w:rFonts w:ascii="Arial Narrow" w:eastAsia="Arial Narrow" w:hAnsi="Arial Narrow" w:cs="Arial Narrow"/>
-          <w:sz w:val="16"/>
-          <w:szCs w:val="16"/>
-        </w:rPr>
-        <w:tab/>
+        <w:t xml:space="preserve"/>
       </w:r>
       <w:r>
         <w:rPr>
@@ -9180,18 +9278,6 @@
         <w:tab/>
         <w:t>Las medidas correctivas complementarias pueden dictarse de oficio o a pedido de parte.</w:t>
       </w:r>
-    </w:p>
-    <w:p>
-      <w:pPr>
-        <w:spacing w:after="0" w:line="240" w:lineRule="auto"/>
-        <w:ind w:left="567" w:hanging="567"/>
-        <w:jc w:val="both"/>
-        <w:rPr>
-          <w:rFonts w:ascii="Arial Narrow" w:eastAsia="Arial Narrow" w:hAnsi="Arial Narrow" w:cs="Arial Narrow"/>
-          <w:sz w:val="16"/>
-          <w:szCs w:val="16"/>
-        </w:rPr>
-      </w:pPr>
     </w:p>
     <w:p>
       <w:pPr>
@@ -9406,8 +9492,12 @@
     </w:p>
     <w:p>
       <w:pPr>
-        <w:pStyle w:val="Sinespaciado"/>
-        <w:ind w:firstLine="567"/>
+        <w:numPr>
+          <w:ilvl w:val="0"/>
+          <w:numId w:val="1"/>
+        </w:numPr>
+        <w:spacing w:after="0" w:line="240" w:lineRule="auto"/>
+        <w:ind w:left="567" w:firstLine="0"/>
         <w:jc w:val="both"/>
         <w:rPr>
           <w:rFonts w:ascii="Arial Narrow" w:eastAsia="Arial Narrow" w:hAnsi="Arial Narrow" w:cs="Arial Narrow"/>
@@ -9426,8 +9516,12 @@
     </w:p>
     <w:p>
       <w:pPr>
-        <w:pStyle w:val="Sinespaciado"/>
-        <w:ind w:firstLine="567"/>
+        <w:numPr>
+          <w:ilvl w:val="0"/>
+          <w:numId w:val="1"/>
+        </w:numPr>
+        <w:spacing w:after="0" w:line="240" w:lineRule="auto"/>
+        <w:ind w:left="567" w:firstLine="0"/>
         <w:jc w:val="both"/>
         <w:rPr>
           <w:rFonts w:ascii="Arial Narrow" w:eastAsia="Arial Narrow" w:hAnsi="Arial Narrow" w:cs="Arial Narrow"/>
@@ -9589,10 +9683,22 @@
         <w:jc w:val="both"/>
         <w:rPr>
           <w:rFonts w:ascii="Arial Narrow" w:eastAsia="Arial Narrow" w:hAnsi="Arial Narrow" w:cs="Arial Narrow"/>
-          <w:sz w:val="16"/>
-          <w:szCs w:val="16"/>
-        </w:rPr>
-      </w:pPr>
+          <w:b/>
+          <w:bCs/>
+          <w:sz w:val="16"/>
+          <w:szCs w:val="16"/>
+        </w:rPr>
+      </w:pPr>
+      <w:r>
+        <w:rPr>
+          <w:rFonts w:ascii="Arial Narrow" w:eastAsia="Arial Narrow" w:hAnsi="Arial Narrow" w:cs="Arial Narrow"/>
+          <w:b/>
+          <w:bCs/>
+          <w:sz w:val="16"/>
+          <w:szCs w:val="16"/>
+        </w:rPr>
+        <w:t>Artículo 116.- Medidas correctivas complementarias</w:t>
+      </w:r>
     </w:p>
     <w:p>
       <w:pPr>
@@ -9601,21 +9707,17 @@
         <w:jc w:val="both"/>
         <w:rPr>
           <w:rFonts w:ascii="Arial Narrow" w:eastAsia="Arial Narrow" w:hAnsi="Arial Narrow" w:cs="Arial Narrow"/>
-          <w:b/>
-          <w:bCs/>
-          <w:sz w:val="16"/>
-          <w:szCs w:val="16"/>
-        </w:rPr>
-      </w:pPr>
-      <w:r>
-        <w:rPr>
-          <w:rFonts w:ascii="Arial Narrow" w:eastAsia="Arial Narrow" w:hAnsi="Arial Narrow" w:cs="Arial Narrow"/>
-          <w:b/>
-          <w:bCs/>
-          <w:sz w:val="16"/>
-          <w:szCs w:val="16"/>
-        </w:rPr>
-        <w:t>Artículo 116.- Medidas correctivas complementarias</w:t>
+          <w:sz w:val="16"/>
+          <w:szCs w:val="16"/>
+        </w:rPr>
+      </w:pPr>
+      <w:r>
+        <w:rPr>
+          <w:rFonts w:ascii="Arial Narrow" w:eastAsia="Arial Narrow" w:hAnsi="Arial Narrow" w:cs="Arial Narrow"/>
+          <w:sz w:val="16"/>
+          <w:szCs w:val="16"/>
+        </w:rPr>
+        <w:t xml:space="preserve">Las medidas correctivas complementarias tienen el objeto de revertir los efectos de la conducta infractora o evitar que esta se produzca nuevamente en el futuro y pueden ser, entre otras, las siguientes: </w:t>
       </w:r>
     </w:p>
     <w:p>
@@ -9635,7 +9737,7 @@
           <w:sz w:val="16"/>
           <w:szCs w:val="16"/>
         </w:rPr>
-        <w:t xml:space="preserve">Las medidas correctivas complementarias tienen el objeto de revertir los efectos de la conducta infractora o evitar que esta se produzca nuevamente en el futuro y pueden ser, entre otras, las siguientes: </w:t>
+        <w:t xml:space="preserve">a. Que el proveedor cumpla con atender la solicitud de información requerida por el consumidor, siempre que dicho requerimiento guarde relación con el producto adquirido o servicio contratado. </w:t>
       </w:r>
     </w:p>
     <w:p>
@@ -9655,7 +9757,7 @@
           <w:sz w:val="16"/>
           <w:szCs w:val="16"/>
         </w:rPr>
-        <w:t xml:space="preserve">a. Que el proveedor cumpla con atender la solicitud de información requerida por el consumidor, siempre que dicho requerimiento guarde relación con el producto adquirido o servicio contratado. </w:t>
+        <w:t xml:space="preserve">b. Declarar inexigibles las cláusulas que han sido identificadas como abusivas en el procedimiento. </w:t>
       </w:r>
     </w:p>
     <w:p>
@@ -9675,7 +9777,7 @@
           <w:sz w:val="16"/>
           <w:szCs w:val="16"/>
         </w:rPr>
-        <w:t xml:space="preserve">b. Declarar inexigibles las cláusulas que han sido identificadas como abusivas en el procedimiento. </w:t>
+        <w:t xml:space="preserve">c. El decomiso y destrucción de la mercadería, envases, envolturas o etiquetas. </w:t>
       </w:r>
     </w:p>
     <w:p>
@@ -9695,7 +9797,25 @@
           <w:sz w:val="16"/>
           <w:szCs w:val="16"/>
         </w:rPr>
-        <w:t xml:space="preserve">c. El decomiso y destrucción de la mercadería, envases, envolturas o etiquetas. </w:t>
+        <w:t xml:space="preserve">d. En caso de infracciones muy graves y de reincidencia o </w:t>
+      </w:r>
+      <w:proofErr w:type="spellStart"/>
+      <w:r>
+        <w:rPr>
+          <w:rFonts w:ascii="Arial Narrow" w:eastAsia="Arial Narrow" w:hAnsi="Arial Narrow" w:cs="Arial Narrow"/>
+          <w:sz w:val="16"/>
+          <w:szCs w:val="16"/>
+        </w:rPr>
+        <w:t>reiterancia</w:t>
+      </w:r>
+      <w:proofErr w:type="spellEnd"/>
+      <w:r>
+        <w:rPr>
+          <w:rFonts w:ascii="Arial Narrow" w:eastAsia="Arial Narrow" w:hAnsi="Arial Narrow" w:cs="Arial Narrow"/>
+          <w:sz w:val="16"/>
+          <w:szCs w:val="16"/>
+        </w:rPr>
+        <w:t xml:space="preserve">: </w:t>
       </w:r>
     </w:p>
     <w:p>
@@ -9715,7 +9835,27 @@
           <w:sz w:val="16"/>
           <w:szCs w:val="16"/>
         </w:rPr>
-        <w:t xml:space="preserve">d. En caso de infracciones muy graves y de reincidencia o </w:t>
+        <w:t xml:space="preserve">(i) Solicitar a la autoridad correspondiente la clausura temporal del establecimiento industrial, comercial o de servicios por un plazo máximo de seis (6) meses. </w:t>
+      </w:r>
+    </w:p>
+    <w:p>
+      <w:pPr>
+        <w:spacing w:after="0" w:line="240" w:lineRule="auto"/>
+        <w:ind w:left="567"/>
+        <w:jc w:val="both"/>
+        <w:rPr>
+          <w:rFonts w:ascii="Arial Narrow" w:eastAsia="Arial Narrow" w:hAnsi="Arial Narrow" w:cs="Arial Narrow"/>
+          <w:sz w:val="16"/>
+          <w:szCs w:val="16"/>
+        </w:rPr>
+      </w:pPr>
+      <w:r>
+        <w:rPr>
+          <w:rFonts w:ascii="Arial Narrow" w:eastAsia="Arial Narrow" w:hAnsi="Arial Narrow" w:cs="Arial Narrow"/>
+          <w:sz w:val="16"/>
+          <w:szCs w:val="16"/>
+        </w:rPr>
+        <w:t>(</w:t>
       </w:r>
       <w:proofErr w:type="spellStart"/>
       <w:r>
@@ -9724,7 +9864,7 @@
           <w:sz w:val="16"/>
           <w:szCs w:val="16"/>
         </w:rPr>
-        <w:t>reiterancia</w:t>
+        <w:t>ii</w:t>
       </w:r>
       <w:proofErr w:type="spellEnd"/>
       <w:r>
@@ -9733,7 +9873,7 @@
           <w:sz w:val="16"/>
           <w:szCs w:val="16"/>
         </w:rPr>
-        <w:t xml:space="preserve">: </w:t>
+        <w:t xml:space="preserve">) Solicitar a la autoridad competente la inhabilitación, temporal o permanente, del proveedor en función de los alcances de la infracción sancionada. </w:t>
       </w:r>
     </w:p>
     <w:p>
@@ -9753,7 +9893,25 @@
           <w:sz w:val="16"/>
           <w:szCs w:val="16"/>
         </w:rPr>
-        <w:t xml:space="preserve">(i) Solicitar a la autoridad correspondiente la clausura temporal del establecimiento industrial, comercial o de servicios por un plazo máximo de seis (6) meses. </w:t>
+        <w:t xml:space="preserve">e. Publicación de avisos </w:t>
+      </w:r>
+      <w:proofErr w:type="spellStart"/>
+      <w:r>
+        <w:rPr>
+          <w:rFonts w:ascii="Arial Narrow" w:eastAsia="Arial Narrow" w:hAnsi="Arial Narrow" w:cs="Arial Narrow"/>
+          <w:sz w:val="16"/>
+          <w:szCs w:val="16"/>
+        </w:rPr>
+        <w:t>rectificatorios</w:t>
+      </w:r>
+      <w:proofErr w:type="spellEnd"/>
+      <w:r>
+        <w:rPr>
+          <w:rFonts w:ascii="Arial Narrow" w:eastAsia="Arial Narrow" w:hAnsi="Arial Narrow" w:cs="Arial Narrow"/>
+          <w:sz w:val="16"/>
+          <w:szCs w:val="16"/>
+        </w:rPr>
+        <w:t xml:space="preserve"> o informativos en la forma que determine el Indecopi, tomando en consideración los medios que resulten idóneos para revertir los efectos que el acto objeto de sanción ha ocasionado. </w:t>
       </w:r>
     </w:p>
     <w:p>
@@ -9773,25 +9931,7 @@
           <w:sz w:val="16"/>
           <w:szCs w:val="16"/>
         </w:rPr>
-        <w:t>(</w:t>
-      </w:r>
-      <w:proofErr w:type="spellStart"/>
-      <w:r>
-        <w:rPr>
-          <w:rFonts w:ascii="Arial Narrow" w:eastAsia="Arial Narrow" w:hAnsi="Arial Narrow" w:cs="Arial Narrow"/>
-          <w:sz w:val="16"/>
-          <w:szCs w:val="16"/>
-        </w:rPr>
-        <w:t>ii</w:t>
-      </w:r>
-      <w:proofErr w:type="spellEnd"/>
-      <w:r>
-        <w:rPr>
-          <w:rFonts w:ascii="Arial Narrow" w:eastAsia="Arial Narrow" w:hAnsi="Arial Narrow" w:cs="Arial Narrow"/>
-          <w:sz w:val="16"/>
-          <w:szCs w:val="16"/>
-        </w:rPr>
-        <w:t xml:space="preserve">) Solicitar a la autoridad competente la inhabilitación, temporal o permanente, del proveedor en función de los alcances de la infracción sancionada. </w:t>
+        <w:t xml:space="preserve">f. Cualquier otra medida correctiva que tenga el objeto de revertir los efectos de la conducta infractora o evitar que esta se produzca nuevamente en el futuro. </w:t>
       </w:r>
     </w:p>
     <w:p>
@@ -9811,64 +9951,6 @@
           <w:sz w:val="16"/>
           <w:szCs w:val="16"/>
         </w:rPr>
-        <w:t xml:space="preserve">e. Publicación de avisos </w:t>
-      </w:r>
-      <w:proofErr w:type="spellStart"/>
-      <w:r>
-        <w:rPr>
-          <w:rFonts w:ascii="Arial Narrow" w:eastAsia="Arial Narrow" w:hAnsi="Arial Narrow" w:cs="Arial Narrow"/>
-          <w:sz w:val="16"/>
-          <w:szCs w:val="16"/>
-        </w:rPr>
-        <w:t>rectificatorios</w:t>
-      </w:r>
-      <w:proofErr w:type="spellEnd"/>
-      <w:r>
-        <w:rPr>
-          <w:rFonts w:ascii="Arial Narrow" w:eastAsia="Arial Narrow" w:hAnsi="Arial Narrow" w:cs="Arial Narrow"/>
-          <w:sz w:val="16"/>
-          <w:szCs w:val="16"/>
-        </w:rPr>
-        <w:t xml:space="preserve"> o informativos en la forma que determine el Indecopi, tomando en consideración los medios que resulten idóneos para revertir los efectos que el acto objeto de sanción ha ocasionado. </w:t>
-      </w:r>
-    </w:p>
-    <w:p>
-      <w:pPr>
-        <w:spacing w:after="0" w:line="240" w:lineRule="auto"/>
-        <w:ind w:left="567"/>
-        <w:jc w:val="both"/>
-        <w:rPr>
-          <w:rFonts w:ascii="Arial Narrow" w:eastAsia="Arial Narrow" w:hAnsi="Arial Narrow" w:cs="Arial Narrow"/>
-          <w:sz w:val="16"/>
-          <w:szCs w:val="16"/>
-        </w:rPr>
-      </w:pPr>
-      <w:r>
-        <w:rPr>
-          <w:rFonts w:ascii="Arial Narrow" w:eastAsia="Arial Narrow" w:hAnsi="Arial Narrow" w:cs="Arial Narrow"/>
-          <w:sz w:val="16"/>
-          <w:szCs w:val="16"/>
-        </w:rPr>
-        <w:t xml:space="preserve">f. Cualquier otra medida correctiva que tenga el objeto de revertir los efectos de la conducta infractora o evitar que esta se produzca nuevamente en el futuro. </w:t>
-      </w:r>
-    </w:p>
-    <w:p>
-      <w:pPr>
-        <w:spacing w:after="0" w:line="240" w:lineRule="auto"/>
-        <w:ind w:left="567"/>
-        <w:jc w:val="both"/>
-        <w:rPr>
-          <w:rFonts w:ascii="Arial Narrow" w:eastAsia="Arial Narrow" w:hAnsi="Arial Narrow" w:cs="Arial Narrow"/>
-          <w:sz w:val="16"/>
-          <w:szCs w:val="16"/>
-        </w:rPr>
-      </w:pPr>
-      <w:r>
-        <w:rPr>
-          <w:rFonts w:ascii="Arial Narrow" w:eastAsia="Arial Narrow" w:hAnsi="Arial Narrow" w:cs="Arial Narrow"/>
-          <w:sz w:val="16"/>
-          <w:szCs w:val="16"/>
-        </w:rPr>
         <w:t>El Indecopi está facultado para solicitar a la autoridad municipal y policial el apoyo respectivo para la ejecución de las medidas correctivas complementarias correspondientes.</w:t>
       </w:r>
     </w:p>
@@ -9885,7 +9967,7 @@
       </w:pPr>
     </w:p>
   </w:footnote>
-  <w:footnote w:id="12">
+  <w:footnote w:id="13">
     <w:p>
       <w:pPr>
         <w:pStyle w:val="Textonotapie"/>
@@ -9917,7 +9999,8 @@
           <w:sz w:val="16"/>
           <w:szCs w:val="16"/>
         </w:rPr>
-        <w:t xml:space="preserve"> </w:t>
+        <w:tab/>
+        <w:t xml:space="preserve"/>
       </w:r>
       <w:r>
         <w:rPr>
@@ -10108,12 +10191,15 @@
       </w:pPr>
     </w:p>
   </w:footnote>
-  <w:footnote w:id="13">
+  <w:footnote w:id="14">
     <w:p>
       <w:pPr>
         <w:autoSpaceDE w:val="0"/>
         <w:autoSpaceDN w:val="0"/>
         <w:adjustRightInd w:val="0"/>
+        <w:tabs>
+          <w:tab w:val="left" w:pos="567"/>
+        </w:tabs>
         <w:spacing w:after="0" w:line="240" w:lineRule="auto"/>
         <w:ind w:left="567" w:hanging="567"/>
         <w:jc w:val="both"/>
@@ -10145,7 +10231,8 @@
           <w:sz w:val="16"/>
           <w:szCs w:val="16"/>
         </w:rPr>
-        <w:t xml:space="preserve"> </w:t>
+        <w:tab/>
+        <w:t xml:space="preserve"/>
       </w:r>
       <w:r>
         <w:rPr>
@@ -10178,7 +10265,7 @@
           <w:sz w:val="16"/>
           <w:szCs w:val="16"/>
         </w:rPr>
-        <w:t xml:space="preserve"> 807, LEY SOBRE FACULTADES, NORMAS Y ORGANIZACIÓN DEL INDECOPI FACULTADES DE LAS COMISIONES Y OFICINAS DEL INDECOPI</w:t>
+        <w:t xml:space="preserve">807, LEY SOBRE FACULTADES, NORMAS Y ORGANIZACIÓN DEL INDECOPI FACULTADES DE LAS COMISIONES Y OFICINAS DEL INDECOPI</w:t>
       </w:r>
     </w:p>
     <w:p>
@@ -10271,10 +10358,13 @@
       </w:pPr>
     </w:p>
   </w:footnote>
-  <w:footnote w:id="14">
+  <w:footnote w:id="15">
     <w:p>
       <w:pPr>
         <w:pStyle w:val="Textonotapie"/>
+        <w:tabs>
+          <w:tab w:val="left" w:pos="567"/>
+        </w:tabs>
         <w:ind w:left="567" w:hanging="567"/>
         <w:jc w:val="both"/>
         <w:rPr>
@@ -10299,7 +10389,8 @@
           <w:sz w:val="16"/>
           <w:szCs w:val="16"/>
         </w:rPr>
-        <w:t xml:space="preserve"> </w:t>
+        <w:tab/>
+        <w:t xml:space="preserve"/>
       </w:r>
       <w:r>
         <w:rPr>
@@ -10430,74 +10521,6 @@
           <w:szCs w:val="16"/>
         </w:rPr>
         <w:t>En caso de no recibirse respuesta automática de recepción en un plazo máximo de dos (2) días hábiles contados desde el día siguiente de efectuado el acto de notificación vía correo electrónico, se procede a notificar por cédula conforme al inciso 20.1.1, volviéndose a computar el plazo establecido en el numeral 24.1 del artículo 24.</w:t>
-      </w:r>
-    </w:p>
-    <w:p>
-      <w:pPr>
-        <w:pStyle w:val="Textonotapie"/>
-        <w:ind w:left="567" w:hanging="567"/>
-        <w:jc w:val="both"/>
-        <w:rPr>
-          <w:rFonts w:ascii="Arial Narrow" w:eastAsia="Arial Narrow" w:hAnsi="Arial Narrow" w:cs="Arial Narrow"/>
-          <w:sz w:val="16"/>
-          <w:szCs w:val="16"/>
-        </w:rPr>
-      </w:pPr>
-    </w:p>
-  </w:footnote>
-  <w:footnote w:id="1">
-    <w:p>
-      <w:pPr>
-        <w:pStyle w:val="Textonotapie"/>
-        <w:ind w:left="567" w:hanging="567"/>
-        <w:jc w:val="both"/>
-        <w:rPr>
-          <w:rFonts w:ascii="Arial Narrow" w:eastAsia="Arial Narrow" w:hAnsi="Arial Narrow" w:cs="Arial Narrow"/>
-          <w:sz w:val="16"/>
-          <w:szCs w:val="16"/>
-        </w:rPr>
-      </w:pPr>
-      <w:r>
-        <w:rPr>
-          <w:rStyle w:val="Refdenotaalpie"/>
-          <w:rFonts w:ascii="Arial Narrow" w:eastAsia="Arial Narrow" w:hAnsi="Arial Narrow" w:cs="Arial Narrow"/>
-          <w:sz w:val="16"/>
-          <w:szCs w:val="16"/>
-          <w:vertAlign w:val="superscript"/>
-        </w:rPr>
-        <w:footnoteRef/>
-      </w:r>
-      <w:r>
-        <w:rPr>
-          <w:rFonts w:ascii="Arial Narrow" w:eastAsia="Arial Narrow" w:hAnsi="Arial Narrow" w:cs="Arial Narrow"/>
-          <w:sz w:val="16"/>
-          <w:szCs w:val="16"/>
-        </w:rPr>
-        <w:t xml:space="preserve"> </w:t>
-      </w:r>
-      <w:r>
-        <w:rPr>
-          <w:rFonts w:ascii="Arial Narrow" w:eastAsia="Arial Narrow" w:hAnsi="Arial Narrow" w:cs="Arial Narrow"/>
-          <w:sz w:val="16"/>
-          <w:szCs w:val="16"/>
-        </w:rPr>
-        <w:tab/>
-      </w:r>
-      <w:r>
-        <w:rPr>
-          <w:rFonts w:ascii="Arial Narrow" w:eastAsia="Arial Narrow" w:hAnsi="Arial Narrow" w:cs="Arial Narrow"/>
-          <w:sz w:val="16"/>
-          <w:szCs w:val="16"/>
-        </w:rPr>
-        <w:t>Partida 15590523</w:t>
-      </w:r>
-      <w:r>
-        <w:rPr>
-          <w:rFonts w:ascii="Arial Narrow" w:eastAsia="Arial Narrow" w:hAnsi="Arial Narrow" w:cs="Arial Narrow"/>
-          <w:sz w:val="16"/>
-          <w:szCs w:val="16"/>
-        </w:rPr>
-        <w:t>.</w:t>
       </w:r>
     </w:p>
     <w:p>

--- a/plantillas_maestras/03_seguro_desgravamen/materia_general_asegurativa/2_ddos_banco_y_aseguradora/sucesion_intestada/TPL_0825_2025_SEGURO_DESGRAVAMEN_MATERIA_GENERAL_ASEGURATIVA_BANCO_SUCESION_INTESTADA_R2.docx
+++ b/plantillas_maestras/03_seguro_desgravamen/materia_general_asegurativa/2_ddos_banco_y_aseguradora/sucesion_intestada/TPL_0825_2025_SEGURO_DESGRAVAMEN_MATERIA_GENERAL_ASEGURATIVA_BANCO_SUCESION_INTESTADA_R2.docx
@@ -667,7 +667,7 @@
     </w:p>
     <w:p>
       <w:pPr>
-        <w:spacing w:after="0" w:line="240" w:lineRule="auto"/>
+        <w:spacing w:before="0" w:after="0" w:line="240" w:lineRule="auto"/>
         <w:jc w:val="both"/>
         <w:rPr>
           <w:rFonts w:ascii="Arial Narrow" w:eastAsia="Arial Narrow" w:hAnsi="Arial Narrow" w:cs="Arial Narrow"/>
@@ -721,7 +721,7 @@
           <w:lang w:val="es-ES" w:eastAsia="es-ES"/>
           <w14:ligatures w14:val="none"/>
         </w:rPr>
-        <w:t xml:space="preserve">16 de octubre de 2024, subsanado el 17 de febrero de 2025</w:t>
+        <w:t xml:space="preserve">16 de octubre de 2024</w:t>
       </w:r>
       <w:r>
         <w:rPr>
@@ -747,6 +747,18 @@
           <w:lang w:val="es-ES" w:eastAsia="es-ES"/>
           <w14:ligatures w14:val="none"/>
         </w:rPr>
+        <w:t xml:space="preserve">, subsanado el 17 de febrero de 2025</w:t>
+      </w:r>
+      <w:r>
+        <w:rPr>
+          <w:rFonts w:ascii="Arial Narrow" w:eastAsia="Arial Narrow" w:hAnsi="Arial Narrow" w:cs="Arial Narrow"/>
+          <w:color w:val="000000"/>
+          <w:kern w:val="0"/>
+          <w:sz w:val="22"/>
+          <w:szCs w:val="22"/>
+          <w:lang w:val="es-ES" w:eastAsia="es-ES"/>
+          <w14:ligatures w14:val="none"/>
+        </w:rPr>
         <w:t>,</w:t>
       </w:r>
       <w:r>
@@ -879,7 +891,7 @@
     </w:p>
     <w:p>
       <w:pPr>
-        <w:spacing w:after="0" w:line="240" w:lineRule="auto"/>
+        <w:spacing w:before="0" w:after="0" w:line="240" w:lineRule="auto"/>
         <w:jc w:val="both"/>
         <w:rPr>
           <w:rFonts w:ascii="Arial Narrow" w:eastAsia="Arial Narrow" w:hAnsi="Arial Narrow" w:cs="Arial Narrow"/>
@@ -1056,7 +1068,7 @@
     <w:p>
       <w:pPr>
         <w:pStyle w:val="Prrafodelista"/>
-        <w:spacing w:after="0" w:line="240" w:lineRule="auto"/>
+        <w:spacing w:before="0" w:after="0" w:line="240" w:lineRule="auto"/>
         <w:ind w:left="1134"/>
         <w:jc w:val="both"/>
         <w:rPr>
@@ -1341,7 +1353,7 @@
     </w:p>
     <w:p>
       <w:pPr>
-        <w:spacing w:after="0" w:line="240" w:lineRule="auto"/>
+        <w:spacing w:before="0" w:after="0" w:line="240" w:lineRule="auto"/>
         <w:jc w:val="both"/>
         <w:rPr>
           <w:rFonts w:ascii="Arial Narrow" w:eastAsia="Arial Narrow" w:hAnsi="Arial Narrow" w:cs="Arial Narrow"/>
@@ -1504,7 +1516,7 @@
     <w:p>
       <w:pPr>
         <w:pStyle w:val="Prrafodelista"/>
-        <w:spacing w:after="0" w:line="240" w:lineRule="auto"/>
+        <w:spacing w:before="0" w:after="0" w:line="240" w:lineRule="auto"/>
         <w:ind w:left="1134"/>
         <w:jc w:val="both"/>
         <w:rPr>
@@ -1557,7 +1569,7 @@
     </w:p>
     <w:p>
       <w:pPr>
-        <w:spacing w:after="0" w:line="240" w:lineRule="auto"/>
+        <w:spacing w:before="0" w:after="0" w:line="240" w:lineRule="auto"/>
         <w:jc w:val="both"/>
         <w:rPr>
           <w:rFonts w:ascii="Arial Narrow" w:eastAsia="Arial Narrow" w:hAnsi="Arial Narrow" w:cs="Arial Narrow"/>
@@ -1671,7 +1683,7 @@
     <w:p>
       <w:pPr>
         <w:pStyle w:val="Prrafodelista"/>
-        <w:spacing w:line="240" w:lineRule="auto"/>
+        <w:spacing w:before="0" w:after="0" w:line="240" w:lineRule="auto"/>
         <w:rPr>
           <w:rFonts w:ascii="Arial Narrow" w:eastAsia="Arial Narrow" w:hAnsi="Arial Narrow" w:cs="Arial Narrow"/>
           <w:color w:val="000000"/>
@@ -1783,7 +1795,7 @@
     <w:p>
       <w:pPr>
         <w:pStyle w:val="Prrafodelista"/>
-        <w:spacing w:line="240" w:lineRule="auto"/>
+        <w:spacing w:before="0" w:after="0" w:line="240" w:lineRule="auto"/>
         <w:rPr>
           <w:rFonts w:ascii="Arial Narrow" w:eastAsia="Arial Narrow" w:hAnsi="Arial Narrow" w:cs="Arial Narrow"/>
           <w:color w:val="000000"/>
@@ -2075,7 +2087,7 @@
     <w:p>
       <w:pPr>
         <w:pStyle w:val="Prrafodelista"/>
-        <w:spacing w:line="240" w:lineRule="auto"/>
+        <w:spacing w:before="0" w:after="0" w:line="240" w:lineRule="auto"/>
         <w:rPr>
           <w:rFonts w:ascii="Arial Narrow" w:eastAsia="Arial Narrow" w:hAnsi="Arial Narrow" w:cs="Arial Narrow"/>
           <w:color w:val="000000"/>
@@ -2453,7 +2465,7 @@
     <w:p>
       <w:pPr>
         <w:pStyle w:val="Prrafodelista"/>
-        <w:spacing w:line="240" w:lineRule="auto"/>
+        <w:spacing w:before="0" w:after="0" w:line="240" w:lineRule="auto"/>
         <w:rPr>
           <w:rFonts w:ascii="Arial Narrow" w:eastAsia="Arial Narrow" w:hAnsi="Arial Narrow" w:cs="Arial Narrow"/>
           <w:color w:val="000000"/>
@@ -2528,7 +2540,7 @@
     </w:p>
     <w:p>
       <w:pPr>
-        <w:spacing w:after="0" w:line="240" w:lineRule="auto"/>
+        <w:spacing w:before="0" w:after="0" w:line="240" w:lineRule="auto"/>
         <w:jc w:val="both"/>
         <w:rPr>
           <w:rFonts w:ascii="Arial Narrow" w:eastAsia="Arial Narrow" w:hAnsi="Arial Narrow" w:cs="Arial Narrow"/>
@@ -2711,7 +2723,7 @@
     </w:p>
     <w:p>
       <w:pPr>
-        <w:spacing w:after="0" w:line="240" w:lineRule="auto"/>
+        <w:spacing w:before="0" w:after="0" w:line="240" w:lineRule="auto"/>
         <w:contextualSpacing/>
         <w:jc w:val="both"/>
         <w:rPr>
@@ -2767,7 +2779,7 @@
     </w:p>
     <w:p>
       <w:pPr>
-        <w:spacing w:after="0" w:line="240" w:lineRule="auto"/>
+        <w:spacing w:before="0" w:after="0" w:line="240" w:lineRule="auto"/>
         <w:ind w:left="567"/>
         <w:contextualSpacing/>
         <w:jc w:val="both"/>
@@ -3140,7 +3152,7 @@
     <w:p>
       <w:pPr>
         <w:pStyle w:val="Prrafodelista"/>
-        <w:spacing w:after="0" w:line="240" w:lineRule="auto"/>
+        <w:spacing w:before="0" w:after="0" w:line="240" w:lineRule="auto"/>
         <w:ind w:left="567"/>
         <w:jc w:val="both"/>
         <w:rPr>
@@ -3311,7 +3323,7 @@
     </w:p>
     <w:p>
       <w:pPr>
-        <w:spacing w:after="0" w:line="240" w:lineRule="auto"/>
+        <w:spacing w:before="0" w:after="0" w:line="240" w:lineRule="auto"/>
         <w:jc w:val="both"/>
         <w:rPr>
           <w:rFonts w:ascii="Arial Narrow" w:eastAsia="Arial Narrow" w:hAnsi="Arial Narrow" w:cs="Arial Narrow"/>
@@ -3381,7 +3393,7 @@
     </w:p>
     <w:p>
       <w:pPr>
-        <w:spacing w:after="0" w:line="240" w:lineRule="auto"/>
+        <w:spacing w:before="0" w:after="0" w:line="240" w:lineRule="auto"/>
         <w:ind w:left="567"/>
         <w:contextualSpacing/>
         <w:jc w:val="both"/>
@@ -3437,7 +3449,7 @@
     </w:p>
     <w:p>
       <w:pPr>
-        <w:spacing w:after="0" w:line="240" w:lineRule="auto"/>
+        <w:spacing w:before="0" w:after="0" w:line="240" w:lineRule="auto"/>
         <w:jc w:val="both"/>
         <w:rPr>
           <w:rFonts w:ascii="Arial Narrow" w:eastAsia="Arial Narrow" w:hAnsi="Arial Narrow" w:cs="Arial Narrow"/>
@@ -3510,7 +3522,7 @@
     <w:p>
       <w:pPr>
         <w:pStyle w:val="Prrafodelista"/>
-        <w:spacing w:after="0" w:line="240" w:lineRule="auto"/>
+        <w:spacing w:before="0" w:after="0" w:line="240" w:lineRule="auto"/>
         <w:ind w:left="567"/>
         <w:jc w:val="both"/>
         <w:rPr>
@@ -3563,7 +3575,19 @@
           <w:lang w:val="es-ES" w:eastAsia="es-ES"/>
           <w14:ligatures w14:val="none"/>
         </w:rPr>
-        <w:t xml:space="preserve">: (i) presentar una copia completa, legible y debidamente suscrita de la Póliza </w:t>
+        <w:t xml:space="preserve">:</w:t>
+      </w:r>
+      <w:r>
+        <w:rPr>
+          <w:rFonts w:ascii="Arial Narrow" w:eastAsia="Arial Narrow" w:hAnsi="Arial Narrow" w:cs="Arial Narrow"/>
+          <w:color w:val="000000"/>
+          <w:kern w:val="0"/>
+          <w:sz w:val="22"/>
+          <w:szCs w:val="22"/>
+          <w:lang w:val="es-ES" w:eastAsia="es-ES"/>
+          <w14:ligatures w14:val="none"/>
+        </w:rPr>
+        <w:t xml:space="preserve"> (i) presentar una copia completa, legible y debidamente suscrita de la Póliza </w:t>
       </w:r>
       <w:r>
         <w:rPr>
@@ -3627,6 +3651,24 @@
         </w:rPr>
         <w:t>presentar todas las comunicaciones cursadas con el denunciante en virtud del hecho materia de denuncia.</w:t>
       </w:r>
+    </w:p>
+    <w:p>
+      <w:pPr>
+        <w:pStyle w:val="Prrafodelista"/>
+        <w:spacing w:before="0" w:after="0" w:line="240" w:lineRule="auto"/>
+        <w:ind w:left="567"/>
+        <w:jc w:val="both"/>
+        <w:rPr>
+          <w:rFonts w:ascii="Arial Narrow" w:eastAsia="Arial Narrow" w:hAnsi="Arial Narrow" w:cs="Arial Narrow"/>
+          <w:color w:val="000000"/>
+          <w:kern w:val="0"/>
+          <w:sz w:val="22"/>
+          <w:szCs w:val="22"/>
+          <w:u w:val="single"/>
+          <w:lang w:val="es-ES" w:eastAsia="es-ES"/>
+          <w14:ligatures w14:val="none"/>
+        </w:rPr>
+      </w:pPr>
     </w:p>
     <w:p>
       <w:pPr>
@@ -3645,13 +3687,7 @@
           <w14:ligatures w14:val="none"/>
         </w:rPr>
       </w:pPr>
-    </w:p>
-    <w:p>
-      <w:pPr>
-        <w:pStyle w:val="Prrafodelista"/>
-        <w:spacing w:after="0" w:line="240" w:lineRule="auto"/>
-        <w:ind w:left="567"/>
-        <w:jc w:val="both"/>
+      <w:r>
         <w:rPr>
           <w:rFonts w:ascii="Arial Narrow" w:eastAsia="Arial Narrow" w:hAnsi="Arial Narrow" w:cs="Arial Narrow"/>
           <w:color w:val="000000"/>
@@ -3662,7 +3698,8 @@
           <w:lang w:val="es-ES" w:eastAsia="es-ES"/>
           <w14:ligatures w14:val="none"/>
         </w:rPr>
-      </w:pPr>
+        <w:t xml:space="preserve">A </w:t>
+      </w:r>
       <w:r>
         <w:rPr>
           <w:rFonts w:ascii="Arial Narrow" w:eastAsia="Arial Narrow" w:hAnsi="Arial Narrow" w:cs="Arial Narrow"/>
@@ -3674,20 +3711,31 @@
           <w:lang w:val="es-ES" w:eastAsia="es-ES"/>
           <w14:ligatures w14:val="none"/>
         </w:rPr>
-        <w:t xml:space="preserve">A </w:t>
-      </w:r>
-      <w:r>
-        <w:rPr>
-          <w:rFonts w:ascii="Arial Narrow" w:eastAsia="Arial Narrow" w:hAnsi="Arial Narrow" w:cs="Arial Narrow"/>
-          <w:color w:val="000000"/>
-          <w:kern w:val="0"/>
-          <w:sz w:val="22"/>
-          <w:szCs w:val="22"/>
-          <w:u w:val="single"/>
+        <w:t>Rímac</w:t>
+      </w:r>
+      <w:r>
+        <w:rPr>
+          <w:rFonts w:ascii="Arial Narrow" w:eastAsia="Arial Narrow" w:hAnsi="Arial Narrow" w:cs="Arial Narrow"/>
+          <w:color w:val="000000"/>
+          <w:kern w:val="0"/>
+          <w:sz w:val="22"/>
+          <w:szCs w:val="22"/>
           <w:lang w:val="es-ES" w:eastAsia="es-ES"/>
           <w14:ligatures w14:val="none"/>
         </w:rPr>
-        <w:t>Rímac</w:t>
+        <w:t>:</w:t>
+      </w:r>
+      <w:r>
+        <w:rPr>
+          <w:rFonts w:ascii="Arial Narrow" w:eastAsia="Arial Narrow" w:hAnsi="Arial Narrow" w:cs="Arial Narrow"/>
+          <w:color w:val="000000"/>
+          <w:kern w:val="0"/>
+          <w:sz w:val="22"/>
+          <w:szCs w:val="22"/>
+          <w:lang w:eastAsia="es-ES"/>
+          <w14:ligatures w14:val="none"/>
+        </w:rPr>
+        <w:t xml:space="preserve"> </w:t>
       </w:r>
       <w:r>
         <w:rPr>
@@ -3699,20 +3747,9 @@
           <w:lang w:val="es-ES" w:eastAsia="es-ES"/>
           <w14:ligatures w14:val="none"/>
         </w:rPr>
-        <w:t>:</w:t>
-      </w:r>
-      <w:r>
-        <w:rPr>
-          <w:rFonts w:ascii="Arial Narrow" w:eastAsia="Arial Narrow" w:hAnsi="Arial Narrow" w:cs="Arial Narrow"/>
-          <w:color w:val="000000"/>
-          <w:kern w:val="0"/>
-          <w:sz w:val="22"/>
-          <w:szCs w:val="22"/>
-          <w:lang w:eastAsia="es-ES"/>
-          <w14:ligatures w14:val="none"/>
-        </w:rPr>
-        <w:t xml:space="preserve"> </w:t>
-      </w:r>
+        <w:t xml:space="preserve">(i) presentar una copia completa, legible y debidamente suscrita de la Póliza </w:t>
+      </w:r>
+      <w:proofErr w:type="spellStart"/>
       <w:r>
         <w:rPr>
           <w:rFonts w:ascii="Arial Narrow" w:eastAsia="Arial Narrow" w:hAnsi="Arial Narrow" w:cs="Arial Narrow"/>
@@ -3723,7 +3760,20 @@
           <w:lang w:val="es-ES" w:eastAsia="es-ES"/>
           <w14:ligatures w14:val="none"/>
         </w:rPr>
-        <w:t xml:space="preserve">(i) presentar una copia completa, legible y debidamente suscrita de la Póliza </w:t>
+        <w:t/>
+      </w:r>
+      <w:proofErr w:type="spellEnd"/>
+      <w:r>
+        <w:rPr>
+          <w:rFonts w:ascii="Arial Narrow" w:eastAsia="Arial Narrow" w:hAnsi="Arial Narrow" w:cs="Arial Narrow"/>
+          <w:color w:val="000000"/>
+          <w:kern w:val="0"/>
+          <w:sz w:val="22"/>
+          <w:szCs w:val="22"/>
+          <w:lang w:val="es-ES" w:eastAsia="es-ES"/>
+          <w14:ligatures w14:val="none"/>
+        </w:rPr>
+        <w:t xml:space="preserve"> 000101580129283700; (</w:t>
       </w:r>
       <w:proofErr w:type="spellStart"/>
       <w:r>
@@ -3736,7 +3786,7 @@
           <w:lang w:val="es-ES" w:eastAsia="es-ES"/>
           <w14:ligatures w14:val="none"/>
         </w:rPr>
-        <w:t/>
+        <w:t>ii</w:t>
       </w:r>
       <w:proofErr w:type="spellEnd"/>
       <w:r>
@@ -3749,7 +3799,7 @@
           <w:lang w:val="es-ES" w:eastAsia="es-ES"/>
           <w14:ligatures w14:val="none"/>
         </w:rPr>
-        <w:t xml:space="preserve"> 000101580129283700; (</w:t>
+        <w:t>) presentar todas las comunicaciones cursadas con la parte denunciante en virtud de los hechos materia de denuncia; y (</w:t>
       </w:r>
       <w:proofErr w:type="spellStart"/>
       <w:r>
@@ -3762,7 +3812,7 @@
           <w:lang w:val="es-ES" w:eastAsia="es-ES"/>
           <w14:ligatures w14:val="none"/>
         </w:rPr>
-        <w:t>ii</w:t>
+        <w:t>iii</w:t>
       </w:r>
       <w:proofErr w:type="spellEnd"/>
       <w:r>
@@ -3775,32 +3825,6 @@
           <w:lang w:val="es-ES" w:eastAsia="es-ES"/>
           <w14:ligatures w14:val="none"/>
         </w:rPr>
-        <w:t>) presentar todas las comunicaciones cursadas con la parte denunciante en virtud de los hechos materia de denuncia; y (</w:t>
-      </w:r>
-      <w:proofErr w:type="spellStart"/>
-      <w:r>
-        <w:rPr>
-          <w:rFonts w:ascii="Arial Narrow" w:eastAsia="Arial Narrow" w:hAnsi="Arial Narrow" w:cs="Arial Narrow"/>
-          <w:color w:val="000000"/>
-          <w:kern w:val="0"/>
-          <w:sz w:val="22"/>
-          <w:szCs w:val="22"/>
-          <w:lang w:val="es-ES" w:eastAsia="es-ES"/>
-          <w14:ligatures w14:val="none"/>
-        </w:rPr>
-        <w:t>iii</w:t>
-      </w:r>
-      <w:proofErr w:type="spellEnd"/>
-      <w:r>
-        <w:rPr>
-          <w:rFonts w:ascii="Arial Narrow" w:eastAsia="Arial Narrow" w:hAnsi="Arial Narrow" w:cs="Arial Narrow"/>
-          <w:color w:val="000000"/>
-          <w:kern w:val="0"/>
-          <w:sz w:val="22"/>
-          <w:szCs w:val="22"/>
-          <w:lang w:val="es-ES" w:eastAsia="es-ES"/>
-          <w14:ligatures w14:val="none"/>
-        </w:rPr>
         <w:t>) presentar la sustentación del motivo de no haber activado el Seguro de Desgravamen asociados s los productos financieros materia de denuncia</w:t>
       </w:r>
       <w:r>
@@ -3819,7 +3843,7 @@
     <w:p>
       <w:pPr>
         <w:pStyle w:val="Prrafodelista"/>
-        <w:spacing w:after="0" w:line="240" w:lineRule="auto"/>
+        <w:spacing w:before="0" w:after="0" w:line="240" w:lineRule="auto"/>
         <w:ind w:left="567"/>
         <w:jc w:val="both"/>
         <w:rPr>
@@ -3887,7 +3911,7 @@
     </w:p>
     <w:p>
       <w:pPr>
-        <w:spacing w:after="0" w:line="240" w:lineRule="auto"/>
+        <w:spacing w:before="0" w:after="0" w:line="240" w:lineRule="auto"/>
         <w:jc w:val="both"/>
         <w:rPr>
           <w:rFonts w:ascii="Arial Narrow" w:eastAsia="Arial Narrow" w:hAnsi="Arial Narrow" w:cs="Arial Narrow"/>
@@ -4246,7 +4270,7 @@
     <w:p>
       <w:pPr>
         <w:pStyle w:val="Prrafodelista"/>
-        <w:spacing w:line="240" w:lineRule="auto"/>
+        <w:spacing w:before="0" w:after="0" w:line="240" w:lineRule="auto"/>
         <w:jc w:val="both"/>
         <w:rPr>
           <w:rFonts w:ascii="Arial Narrow" w:eastAsia="Arial Narrow" w:hAnsi="Arial Narrow" w:cs="Arial Narrow"/>
@@ -4418,7 +4442,7 @@
     <w:p>
       <w:pPr>
         <w:pStyle w:val="Prrafodelista"/>
-        <w:spacing w:line="240" w:lineRule="auto"/>
+        <w:spacing w:before="0" w:after="0" w:line="240" w:lineRule="auto"/>
         <w:jc w:val="both"/>
         <w:rPr>
           <w:rFonts w:ascii="Arial Narrow" w:eastAsia="Arial Narrow" w:hAnsi="Arial Narrow" w:cs="Arial Narrow"/>
@@ -4613,7 +4637,7 @@
     </w:p>
     <w:p>
       <w:pPr>
-        <w:spacing w:after="0" w:line="240" w:lineRule="auto"/>
+        <w:spacing w:before="0" w:after="0" w:line="240" w:lineRule="auto"/>
         <w:jc w:val="both"/>
         <w:rPr>
           <w:rFonts w:ascii="Arial Narrow" w:eastAsia="Arial Narrow" w:hAnsi="Arial Narrow" w:cs="Arial Narrow"/>
@@ -4699,7 +4723,7 @@
     </w:p>
     <w:p>
       <w:pPr>
-        <w:spacing w:line="240" w:lineRule="auto"/>
+        <w:spacing w:before="0" w:after="0" w:line="240" w:lineRule="auto"/>
         <w:contextualSpacing/>
         <w:jc w:val="both"/>
         <w:rPr>
@@ -4847,7 +4871,7 @@
     </w:p>
     <w:p>
       <w:pPr>
-        <w:spacing w:after="0" w:line="240" w:lineRule="auto"/>
+        <w:spacing w:before="0" w:after="0" w:line="240" w:lineRule="auto"/>
         <w:jc w:val="both"/>
         <w:rPr>
           <w:rFonts w:ascii="Arial Narrow" w:eastAsia="Arial Narrow" w:hAnsi="Arial Narrow" w:cs="Arial Narrow"/>
@@ -5173,7 +5197,7 @@
     </w:p>
     <w:p>
       <w:pPr>
-        <w:spacing w:after="0" w:line="240" w:lineRule="auto"/>
+        <w:spacing w:before="0" w:after="0" w:line="240" w:lineRule="auto"/>
         <w:ind w:left="567"/>
         <w:jc w:val="both"/>
         <w:rPr>
@@ -5274,6 +5298,21 @@
     </w:p>
     <w:p>
       <w:pPr>
+        <w:spacing w:before="0" w:after="0" w:line="240" w:lineRule="auto"/>
+        <w:jc w:val="both"/>
+        <w:rPr>
+          <w:rFonts w:ascii="Arial Narrow" w:eastAsia="Arial Narrow" w:hAnsi="Arial Narrow" w:cs="Arial Narrow"/>
+          <w:color w:val="000000"/>
+          <w:kern w:val="0"/>
+          <w:sz w:val="22"/>
+          <w:szCs w:val="22"/>
+          <w:lang w:eastAsia="es-PE"/>
+          <w14:ligatures w14:val="none"/>
+        </w:rPr>
+      </w:pPr>
+    </w:p>
+    <w:p>
+      <w:pPr>
         <w:spacing w:after="0" w:line="240" w:lineRule="auto"/>
         <w:jc w:val="both"/>
         <w:rPr>
@@ -5282,7 +5321,253 @@
           <w:kern w:val="0"/>
           <w:sz w:val="22"/>
           <w:szCs w:val="22"/>
-          <w:lang w:eastAsia="es-PE"/>
+          <w:lang w:val="es-ES" w:eastAsia="es-ES"/>
+          <w14:ligatures w14:val="none"/>
+        </w:rPr>
+      </w:pPr>
+      <w:r>
+        <w:rPr>
+          <w:rFonts w:ascii="Arial Narrow" w:eastAsia="Arial Narrow" w:hAnsi="Arial Narrow" w:cs="Arial Narrow"/>
+          <w:b/>
+          <w:color w:val="000000"/>
+          <w:kern w:val="0"/>
+          <w:sz w:val="22"/>
+          <w:szCs w:val="22"/>
+          <w:lang w:eastAsia="es-PE"/>
+          <w14:ligatures w14:val="none"/>
+        </w:rPr>
+        <w:t xml:space="preserve">QUINTO:</w:t>
+      </w:r>
+      <w:r>
+        <w:rPr>
+          <w:rFonts w:ascii="Arial Narrow" w:eastAsia="Arial Narrow" w:hAnsi="Arial Narrow" w:cs="Arial Narrow"/>
+          <w:color w:val="000000"/>
+          <w:kern w:val="0"/>
+          <w:sz w:val="22"/>
+          <w:szCs w:val="22"/>
+          <w:lang w:eastAsia="es-PE"/>
+          <w14:ligatures w14:val="none"/>
+        </w:rPr>
+        <w:t xml:space="preserve"> </w:t>
+      </w:r>
+      <w:bookmarkStart w:id="4" w:name="_Hlk188286813"/>
+      <w:r>
+        <w:rPr>
+          <w:rFonts w:ascii="Arial Narrow" w:eastAsia="Arial Narrow" w:hAnsi="Arial Narrow" w:cs="Arial Narrow"/>
+          <w:color w:val="000000"/>
+          <w:kern w:val="0"/>
+          <w:sz w:val="22"/>
+          <w:szCs w:val="22"/>
+          <w:lang w:eastAsia="es-ES"/>
+          <w14:ligatures w14:val="none"/>
+        </w:rPr>
+        <w:t xml:space="preserve">requerir </w:t>
+      </w:r>
+      <w:r>
+        <w:rPr>
+          <w:rFonts w:ascii="Arial Narrow" w:eastAsia="Arial Narrow" w:hAnsi="Arial Narrow" w:cs="Arial Narrow"/>
+          <w:color w:val="000000"/>
+          <w:kern w:val="0"/>
+          <w:sz w:val="22"/>
+          <w:szCs w:val="22"/>
+          <w:lang w:val="es-ES" w:eastAsia="es-ES"/>
+          <w14:ligatures w14:val="none"/>
+        </w:rPr>
+        <w:t xml:space="preserve">que, en un </w:t>
+      </w:r>
+      <w:r>
+        <w:rPr>
+          <w:rFonts w:ascii="Arial Narrow" w:eastAsia="Arial Narrow" w:hAnsi="Arial Narrow" w:cs="Arial Narrow"/>
+          <w:color w:val="000000"/>
+          <w:kern w:val="0"/>
+          <w:sz w:val="22"/>
+          <w:szCs w:val="22"/>
+          <w:lang w:eastAsia="es-ES"/>
+          <w14:ligatures w14:val="none"/>
+        </w:rPr>
+        <w:t xml:space="preserve">plazo no mayor de cinco (5) días hábiles contado a partir del día siguiente de la notificación de la presente </w:t>
+      </w:r>
+      <w:r>
+        <w:rPr>
+          <w:rFonts w:ascii="Arial Narrow" w:eastAsia="Arial Narrow" w:hAnsi="Arial Narrow" w:cs="Arial Narrow"/>
+          <w:color w:val="000000"/>
+          <w:kern w:val="0"/>
+          <w:sz w:val="22"/>
+          <w:szCs w:val="22"/>
+          <w:lang w:eastAsia="es-ES"/>
+          <w14:ligatures w14:val="none"/>
+        </w:rPr>
+        <w:t>resolución</w:t>
+      </w:r>
+      <w:bookmarkEnd w:id="4"/>
+      <w:r>
+        <w:rPr>
+          <w:rFonts w:ascii="Arial Narrow" w:eastAsia="Arial Narrow" w:hAnsi="Arial Narrow" w:cs="Arial Narrow"/>
+          <w:color w:val="000000"/>
+          <w:kern w:val="0"/>
+          <w:sz w:val="22"/>
+          <w:szCs w:val="22"/>
+          <w:lang w:eastAsia="es-ES"/>
+          <w14:ligatures w14:val="none"/>
+        </w:rPr>
+        <w:t xml:space="preserve">, </w:t>
+      </w:r>
+      <w:bookmarkStart w:id="5" w:name="_Hlk188286828"/>
+      <w:r>
+        <w:rPr>
+          <w:rFonts w:ascii="Arial Narrow" w:eastAsia="Arial Narrow" w:hAnsi="Arial Narrow" w:cs="Arial Narrow"/>
+          <w:sz w:val="22"/>
+          <w:szCs w:val="22"/>
+        </w:rPr>
+        <w:t>Banco BBVA Perú S.A.</w:t>
+      </w:r>
+      <w:r>
+        <w:rPr>
+          <w:rFonts w:ascii="Arial Narrow" w:eastAsia="Arial Narrow" w:hAnsi="Arial Narrow" w:cs="Arial Narrow"/>
+          <w:color w:val="000000"/>
+          <w:kern w:val="0"/>
+          <w:sz w:val="22"/>
+          <w:szCs w:val="22"/>
+          <w:lang w:eastAsia="es-ES"/>
+          <w14:ligatures w14:val="none"/>
+        </w:rPr>
+        <w:t>,</w:t>
+      </w:r>
+      <w:r>
+        <w:rPr>
+          <w:rFonts w:ascii="Arial Narrow" w:eastAsia="Arial Narrow" w:hAnsi="Arial Narrow" w:cs="Arial Narrow"/>
+          <w:color w:val="000000"/>
+          <w:kern w:val="0"/>
+          <w:sz w:val="22"/>
+          <w:szCs w:val="22"/>
+          <w:lang w:val="es-ES" w:eastAsia="es-ES"/>
+          <w14:ligatures w14:val="none"/>
+        </w:rPr>
+        <w:t xml:space="preserve"> </w:t>
+      </w:r>
+      <w:bookmarkEnd w:id="5"/>
+      <w:r>
+        <w:rPr>
+          <w:rFonts w:ascii="Arial Narrow" w:eastAsia="Arial Narrow" w:hAnsi="Arial Narrow" w:cs="Arial Narrow"/>
+          <w:color w:val="000000"/>
+          <w:kern w:val="0"/>
+          <w:sz w:val="22"/>
+          <w:szCs w:val="22"/>
+          <w:lang w:val="es-ES" w:eastAsia="es-ES"/>
+          <w14:ligatures w14:val="none"/>
+        </w:rPr>
+        <w:t xml:space="preserve">cumpla con: </w:t>
+      </w:r>
+      <w:r>
+        <w:rPr>
+          <w:rFonts w:ascii="Arial Narrow" w:eastAsia="Arial Narrow" w:hAnsi="Arial Narrow" w:cs="Arial Narrow"/>
+          <w:color w:val="000000"/>
+          <w:kern w:val="0"/>
+          <w:sz w:val="22"/>
+          <w:szCs w:val="22"/>
+          <w:lang w:val="es-ES" w:eastAsia="es-ES"/>
+          <w14:ligatures w14:val="none"/>
+        </w:rPr>
+        <w:t>(i) presentar una copia completa, legible y debidamente suscrita de la Póliza</w:t>
+      </w:r>
+      <w:r>
+        <w:rPr>
+          <w:rFonts w:ascii="Arial Narrow" w:eastAsia="Arial Narrow" w:hAnsi="Arial Narrow" w:cs="Arial Narrow"/>
+          <w:color w:val="000000"/>
+          <w:kern w:val="0"/>
+          <w:sz w:val="22"/>
+          <w:szCs w:val="22"/>
+          <w:lang w:val="es-ES" w:eastAsia="es-ES"/>
+          <w14:ligatures w14:val="none"/>
+        </w:rPr>
+        <w:t xml:space="preserve"> y/o Certificado</w:t>
+      </w:r>
+      <w:r>
+        <w:rPr>
+          <w:rFonts w:ascii="Arial Narrow" w:eastAsia="Arial Narrow" w:hAnsi="Arial Narrow" w:cs="Arial Narrow"/>
+          <w:color w:val="000000"/>
+          <w:kern w:val="0"/>
+          <w:sz w:val="22"/>
+          <w:szCs w:val="22"/>
+          <w:lang w:val="es-ES" w:eastAsia="es-ES"/>
+          <w14:ligatures w14:val="none"/>
+        </w:rPr>
+        <w:t xml:space="preserve"> 000101580129283700</w:t>
+      </w:r>
+      <w:r>
+        <w:rPr>
+          <w:rFonts w:ascii="Arial Narrow" w:eastAsia="Arial Narrow" w:hAnsi="Arial Narrow" w:cs="Arial Narrow"/>
+          <w:color w:val="000000"/>
+          <w:kern w:val="0"/>
+          <w:sz w:val="22"/>
+          <w:szCs w:val="22"/>
+          <w:lang w:val="es-ES" w:eastAsia="es-ES"/>
+          <w14:ligatures w14:val="none"/>
+        </w:rPr>
+        <w:t xml:space="preserve"> de los productos financieros materia de denuncia</w:t>
+      </w:r>
+      <w:r>
+        <w:rPr>
+          <w:rFonts w:ascii="Arial Narrow" w:eastAsia="Arial Narrow" w:hAnsi="Arial Narrow" w:cs="Arial Narrow"/>
+          <w:color w:val="000000"/>
+          <w:kern w:val="0"/>
+          <w:sz w:val="22"/>
+          <w:szCs w:val="22"/>
+          <w:lang w:val="es-ES" w:eastAsia="es-ES"/>
+          <w14:ligatures w14:val="none"/>
+        </w:rPr>
+        <w:t>; y, (</w:t>
+      </w:r>
+      <w:proofErr w:type="spellStart"/>
+      <w:r>
+        <w:rPr>
+          <w:rFonts w:ascii="Arial Narrow" w:eastAsia="Arial Narrow" w:hAnsi="Arial Narrow" w:cs="Arial Narrow"/>
+          <w:color w:val="000000"/>
+          <w:kern w:val="0"/>
+          <w:sz w:val="22"/>
+          <w:szCs w:val="22"/>
+          <w:lang w:val="es-ES" w:eastAsia="es-ES"/>
+          <w14:ligatures w14:val="none"/>
+        </w:rPr>
+        <w:t>ii</w:t>
+      </w:r>
+      <w:proofErr w:type="spellEnd"/>
+      <w:r>
+        <w:rPr>
+          <w:rFonts w:ascii="Arial Narrow" w:eastAsia="Arial Narrow" w:hAnsi="Arial Narrow" w:cs="Arial Narrow"/>
+          <w:color w:val="000000"/>
+          <w:kern w:val="0"/>
+          <w:sz w:val="22"/>
+          <w:szCs w:val="22"/>
+          <w:lang w:val="es-ES" w:eastAsia="es-ES"/>
+          <w14:ligatures w14:val="none"/>
+        </w:rPr>
+        <w:t>) presentar todas las comunicaciones cursadas con el denunciante en virtud del hecho materia de denuncia</w:t>
+      </w:r>
+      <w:r>
+        <w:rPr>
+          <w:rFonts w:ascii="Arial Narrow" w:eastAsia="Arial Narrow" w:hAnsi="Arial Narrow" w:cs="Arial Narrow"/>
+          <w:color w:val="000000"/>
+          <w:kern w:val="0"/>
+          <w:sz w:val="22"/>
+          <w:szCs w:val="22"/>
+          <w:lang w:val="es-ES" w:eastAsia="es-ES"/>
+          <w14:ligatures w14:val="none"/>
+        </w:rPr>
+        <w:t>.</w:t>
+      </w:r>
+    </w:p>
+    <w:p>
+      <w:pPr>
+        <w:spacing w:before="0" w:after="0" w:line="240" w:lineRule="auto"/>
+        <w:jc w:val="both"/>
+        <w:rPr>
+          <w:rFonts w:ascii="Arial Narrow" w:eastAsia="Arial Narrow" w:hAnsi="Arial Narrow" w:cs="Arial Narrow"/>
+          <w:color w:val="000000"/>
+          <w:kern w:val="0"/>
+          <w:sz w:val="22"/>
+          <w:szCs w:val="22"/>
+          <w:lang w:val="es-ES" w:eastAsia="es-ES"/>
           <w14:ligatures w14:val="none"/>
         </w:rPr>
       </w:pPr>
@@ -5312,7 +5597,7 @@
           <w:lang w:eastAsia="es-PE"/>
           <w14:ligatures w14:val="none"/>
         </w:rPr>
-        <w:t xml:space="preserve">QUINTO:</w:t>
+        <w:t xml:space="preserve">SEXTO:</w:t>
       </w:r>
       <w:r>
         <w:rPr>
@@ -5326,7 +5611,6 @@
         </w:rPr>
         <w:t xml:space="preserve"> </w:t>
       </w:r>
-      <w:bookmarkStart w:id="4" w:name="_Hlk188286813"/>
       <w:r>
         <w:rPr>
           <w:rFonts w:ascii="Arial Narrow" w:eastAsia="Arial Narrow" w:hAnsi="Arial Narrow" w:cs="Arial Narrow"/>
@@ -5361,21 +5645,8 @@
           <w:lang w:eastAsia="es-ES"/>
           <w14:ligatures w14:val="none"/>
         </w:rPr>
-        <w:t xml:space="preserve">plazo no mayor de cinco (5) días hábiles contado a partir del día siguiente de la notificación de la presente </w:t>
-      </w:r>
-      <w:r>
-        <w:rPr>
-          <w:rFonts w:ascii="Arial Narrow" w:eastAsia="Arial Narrow" w:hAnsi="Arial Narrow" w:cs="Arial Narrow"/>
-          <w:color w:val="000000"/>
-          <w:kern w:val="0"/>
-          <w:sz w:val="22"/>
-          <w:szCs w:val="22"/>
-          <w:lang w:eastAsia="es-ES"/>
-          <w14:ligatures w14:val="none"/>
-        </w:rPr>
-        <w:t>resolución</w:t>
-      </w:r>
-      <w:bookmarkEnd w:id="4"/>
+        <w:t>plazo no mayor de cinco (5) días hábiles contado a partir del día siguiente de la notificación de la presente resolución</w:t>
+      </w:r>
       <w:r>
         <w:rPr>
           <w:rFonts w:ascii="Arial Narrow" w:eastAsia="Arial Narrow" w:hAnsi="Arial Narrow" w:cs="Arial Narrow"/>
@@ -5388,26 +5659,54 @@
         </w:rPr>
         <w:t xml:space="preserve">, </w:t>
       </w:r>
-      <w:bookmarkStart w:id="5" w:name="_Hlk188286828"/>
-      <w:r>
-        <w:rPr>
-          <w:rFonts w:ascii="Arial Narrow" w:eastAsia="Arial Narrow" w:hAnsi="Arial Narrow" w:cs="Arial Narrow"/>
-          <w:sz w:val="22"/>
-          <w:szCs w:val="22"/>
-        </w:rPr>
-        <w:t>Banco BBVA Perú S.A.</w:t>
-      </w:r>
-      <w:r>
-        <w:rPr>
-          <w:rFonts w:ascii="Arial Narrow" w:eastAsia="Arial Narrow" w:hAnsi="Arial Narrow" w:cs="Arial Narrow"/>
-          <w:color w:val="000000"/>
-          <w:kern w:val="0"/>
-          <w:sz w:val="22"/>
-          <w:szCs w:val="22"/>
-          <w:lang w:eastAsia="es-ES"/>
-          <w14:ligatures w14:val="none"/>
-        </w:rPr>
-        <w:t>,</w:t>
+      <w:r>
+        <w:rPr>
+          <w:rFonts w:ascii="Arial Narrow" w:eastAsia="Arial Narrow" w:hAnsi="Arial Narrow" w:cs="Arial Narrow"/>
+          <w:color w:val="000000"/>
+          <w:kern w:val="0"/>
+          <w:sz w:val="22"/>
+          <w:szCs w:val="22"/>
+          <w:lang w:eastAsia="es-PE"/>
+          <w14:ligatures w14:val="none"/>
+        </w:rPr>
+        <w:t xml:space="preserve">Rímac Seguros </w:t>
+      </w:r>
+      <w:r>
+        <w:rPr>
+          <w:rFonts w:ascii="Arial Narrow" w:eastAsia="Arial Narrow" w:hAnsi="Arial Narrow" w:cs="Arial Narrow"/>
+          <w:color w:val="000000"/>
+          <w:kern w:val="0"/>
+          <w:sz w:val="22"/>
+          <w:szCs w:val="22"/>
+          <w:lang w:eastAsia="es-PE"/>
+          <w14:ligatures w14:val="none"/>
+        </w:rPr>
+        <w:t xml:space="preserve">y Reaseguros </w:t>
+      </w:r>
+      <w:r>
+        <w:rPr>
+          <w:rFonts w:ascii="Arial Narrow" w:eastAsia="Arial Narrow" w:hAnsi="Arial Narrow" w:cs="Arial Narrow"/>
+          <w:color w:val="000000"/>
+          <w:kern w:val="0"/>
+          <w:sz w:val="22"/>
+          <w:szCs w:val="22"/>
+          <w:shd w:val="clear" w:color="auto" w:fill="FFFFFF"/>
+          <w:lang w:eastAsia="es-PE"/>
+          <w14:ligatures w14:val="none"/>
+        </w:rPr>
+        <w:t>S.A.</w:t>
+      </w:r>
+      <w:r>
+        <w:rPr>
+          <w:rFonts w:ascii="Arial Narrow" w:eastAsia="Arial Narrow" w:hAnsi="Arial Narrow" w:cs="Arial Narrow"/>
+          <w:color w:val="000000"/>
+          <w:kern w:val="0"/>
+          <w:sz w:val="22"/>
+          <w:szCs w:val="22"/>
+          <w:lang w:eastAsia="es-ES"/>
+          <w14:ligatures w14:val="none"/>
+        </w:rPr>
+        <w:t xml:space="preserve">, </w:t>
       </w:r>
       <w:r>
         <w:rPr>
@@ -5419,9 +5718,8 @@
           <w:lang w:val="es-ES" w:eastAsia="es-ES"/>
           <w14:ligatures w14:val="none"/>
         </w:rPr>
-        <w:t xml:space="preserve"> </w:t>
-      </w:r>
-      <w:bookmarkEnd w:id="5"/>
+        <w:t xml:space="preserve">cumpla con: </w:t>
+      </w:r>
       <w:r>
         <w:rPr>
           <w:rFonts w:ascii="Arial Narrow" w:eastAsia="Arial Narrow" w:hAnsi="Arial Narrow" w:cs="Arial Narrow"/>
@@ -5432,8 +5730,9 @@
           <w:lang w:val="es-ES" w:eastAsia="es-ES"/>
           <w14:ligatures w14:val="none"/>
         </w:rPr>
-        <w:t xml:space="preserve">cumpla con: </w:t>
-      </w:r>
+        <w:t xml:space="preserve">(i) presentar una copia completa, legible y debidamente suscrita de la Póliza </w:t>
+      </w:r>
+      <w:proofErr w:type="spellStart"/>
       <w:r>
         <w:rPr>
           <w:rFonts w:ascii="Arial Narrow" w:eastAsia="Arial Narrow" w:hAnsi="Arial Narrow" w:cs="Arial Narrow"/>
@@ -5444,8 +5743,9 @@
           <w:lang w:val="es-ES" w:eastAsia="es-ES"/>
           <w14:ligatures w14:val="none"/>
         </w:rPr>
-        <w:t>(i) presentar una copia completa, legible y debidamente suscrita de la Póliza</w:t>
-      </w:r>
+        <w:t/>
+      </w:r>
+      <w:proofErr w:type="spellEnd"/>
       <w:r>
         <w:rPr>
           <w:rFonts w:ascii="Arial Narrow" w:eastAsia="Arial Narrow" w:hAnsi="Arial Narrow" w:cs="Arial Narrow"/>
@@ -5456,8 +5756,9 @@
           <w:lang w:val="es-ES" w:eastAsia="es-ES"/>
           <w14:ligatures w14:val="none"/>
         </w:rPr>
-        <w:t xml:space="preserve"> y/o Certificado</w:t>
-      </w:r>
+        <w:t xml:space="preserve"> 000101580129283700; (</w:t>
+      </w:r>
+      <w:proofErr w:type="spellStart"/>
       <w:r>
         <w:rPr>
           <w:rFonts w:ascii="Arial Narrow" w:eastAsia="Arial Narrow" w:hAnsi="Arial Narrow" w:cs="Arial Narrow"/>
@@ -5468,8 +5769,9 @@
           <w:lang w:val="es-ES" w:eastAsia="es-ES"/>
           <w14:ligatures w14:val="none"/>
         </w:rPr>
-        <w:t xml:space="preserve"> 000101580129283700</w:t>
-      </w:r>
+        <w:t>ii</w:t>
+      </w:r>
+      <w:proofErr w:type="spellEnd"/>
       <w:r>
         <w:rPr>
           <w:rFonts w:ascii="Arial Narrow" w:eastAsia="Arial Narrow" w:hAnsi="Arial Narrow" w:cs="Arial Narrow"/>
@@ -5480,8 +5782,9 @@
           <w:lang w:val="es-ES" w:eastAsia="es-ES"/>
           <w14:ligatures w14:val="none"/>
         </w:rPr>
-        <w:t xml:space="preserve"> de los productos financieros materia de denuncia</w:t>
-      </w:r>
+        <w:t>) presentar todas las comunicaciones cursadas con la parte denunciante en virtud de los hechos materia de denuncia; y (</w:t>
+      </w:r>
+      <w:proofErr w:type="spellStart"/>
       <w:r>
         <w:rPr>
           <w:rFonts w:ascii="Arial Narrow" w:eastAsia="Arial Narrow" w:hAnsi="Arial Narrow" w:cs="Arial Narrow"/>
@@ -5492,9 +5795,9 @@
           <w:lang w:val="es-ES" w:eastAsia="es-ES"/>
           <w14:ligatures w14:val="none"/>
         </w:rPr>
-        <w:t>; y, (</w:t>
-      </w:r>
-      <w:proofErr w:type="spellStart"/>
+        <w:t>iii</w:t>
+      </w:r>
+      <w:proofErr w:type="spellEnd"/>
       <w:r>
         <w:rPr>
           <w:rFonts w:ascii="Arial Narrow" w:eastAsia="Arial Narrow" w:hAnsi="Arial Narrow" w:cs="Arial Narrow"/>
@@ -5505,9 +5808,8 @@
           <w:lang w:val="es-ES" w:eastAsia="es-ES"/>
           <w14:ligatures w14:val="none"/>
         </w:rPr>
-        <w:t>ii</w:t>
-      </w:r>
-      <w:proofErr w:type="spellEnd"/>
+        <w:t xml:space="preserve">) presentar la sustentación del motivo de no haber activado el Seguro de Desgravamen </w:t>
+      </w:r>
       <w:r>
         <w:rPr>
           <w:rFonts w:ascii="Arial Narrow" w:eastAsia="Arial Narrow" w:hAnsi="Arial Narrow" w:cs="Arial Narrow"/>
@@ -5518,290 +5820,12 @@
           <w:lang w:val="es-ES" w:eastAsia="es-ES"/>
           <w14:ligatures w14:val="none"/>
         </w:rPr>
-        <w:t>) presentar todas las comunicaciones cursadas con el denunciante en virtud del hecho materia de denuncia</w:t>
-      </w:r>
-      <w:r>
-        <w:rPr>
-          <w:rFonts w:ascii="Arial Narrow" w:eastAsia="Arial Narrow" w:hAnsi="Arial Narrow" w:cs="Arial Narrow"/>
-          <w:color w:val="000000"/>
-          <w:kern w:val="0"/>
-          <w:sz w:val="22"/>
-          <w:szCs w:val="22"/>
-          <w:lang w:val="es-ES" w:eastAsia="es-ES"/>
-          <w14:ligatures w14:val="none"/>
-        </w:rPr>
-        <w:t>.</w:t>
-      </w:r>
-    </w:p>
-    <w:p>
-      <w:pPr>
-        <w:spacing w:after="0" w:line="240" w:lineRule="auto"/>
-        <w:jc w:val="both"/>
-        <w:rPr>
-          <w:rFonts w:ascii="Arial Narrow" w:eastAsia="Arial Narrow" w:hAnsi="Arial Narrow" w:cs="Arial Narrow"/>
-          <w:color w:val="000000"/>
-          <w:kern w:val="0"/>
-          <w:sz w:val="22"/>
-          <w:szCs w:val="22"/>
-          <w:lang w:val="es-ES" w:eastAsia="es-ES"/>
-          <w14:ligatures w14:val="none"/>
-        </w:rPr>
-      </w:pPr>
-    </w:p>
-    <w:p>
-      <w:pPr>
-        <w:spacing w:after="0" w:line="240" w:lineRule="auto"/>
-        <w:jc w:val="both"/>
-        <w:rPr>
-          <w:rFonts w:ascii="Arial Narrow" w:eastAsia="Arial Narrow" w:hAnsi="Arial Narrow" w:cs="Arial Narrow"/>
-          <w:color w:val="000000"/>
-          <w:kern w:val="0"/>
-          <w:sz w:val="22"/>
-          <w:szCs w:val="22"/>
-          <w:lang w:val="es-ES" w:eastAsia="es-ES"/>
-          <w14:ligatures w14:val="none"/>
-        </w:rPr>
-      </w:pPr>
-      <w:r>
-        <w:rPr>
-          <w:rFonts w:ascii="Arial Narrow" w:eastAsia="Arial Narrow" w:hAnsi="Arial Narrow" w:cs="Arial Narrow"/>
-          <w:b/>
-          <w:color w:val="000000"/>
-          <w:kern w:val="0"/>
-          <w:sz w:val="22"/>
-          <w:szCs w:val="22"/>
-          <w:lang w:eastAsia="es-PE"/>
-          <w14:ligatures w14:val="none"/>
-        </w:rPr>
-        <w:t xml:space="preserve">SEXTO:</w:t>
-      </w:r>
-      <w:r>
-        <w:rPr>
-          <w:rFonts w:ascii="Arial Narrow" w:eastAsia="Arial Narrow" w:hAnsi="Arial Narrow" w:cs="Arial Narrow"/>
-          <w:color w:val="000000"/>
-          <w:kern w:val="0"/>
-          <w:sz w:val="22"/>
-          <w:szCs w:val="22"/>
-          <w:lang w:eastAsia="es-PE"/>
-          <w14:ligatures w14:val="none"/>
-        </w:rPr>
-        <w:t xml:space="preserve"> </w:t>
-      </w:r>
-      <w:r>
-        <w:rPr>
-          <w:rFonts w:ascii="Arial Narrow" w:eastAsia="Arial Narrow" w:hAnsi="Arial Narrow" w:cs="Arial Narrow"/>
-          <w:color w:val="000000"/>
-          <w:kern w:val="0"/>
-          <w:sz w:val="22"/>
-          <w:szCs w:val="22"/>
-          <w:lang w:eastAsia="es-ES"/>
-          <w14:ligatures w14:val="none"/>
-        </w:rPr>
-        <w:t xml:space="preserve">requerir </w:t>
-      </w:r>
-      <w:r>
-        <w:rPr>
-          <w:rFonts w:ascii="Arial Narrow" w:eastAsia="Arial Narrow" w:hAnsi="Arial Narrow" w:cs="Arial Narrow"/>
-          <w:color w:val="000000"/>
-          <w:kern w:val="0"/>
-          <w:sz w:val="22"/>
-          <w:szCs w:val="22"/>
-          <w:lang w:val="es-ES" w:eastAsia="es-ES"/>
-          <w14:ligatures w14:val="none"/>
-        </w:rPr>
-        <w:t xml:space="preserve">que, en un </w:t>
-      </w:r>
-      <w:r>
-        <w:rPr>
-          <w:rFonts w:ascii="Arial Narrow" w:eastAsia="Arial Narrow" w:hAnsi="Arial Narrow" w:cs="Arial Narrow"/>
-          <w:color w:val="000000"/>
-          <w:kern w:val="0"/>
-          <w:sz w:val="22"/>
-          <w:szCs w:val="22"/>
-          <w:lang w:eastAsia="es-ES"/>
-          <w14:ligatures w14:val="none"/>
-        </w:rPr>
-        <w:t>plazo no mayor de cinco (5) días hábiles contado a partir del día siguiente de la notificación de la presente resolución</w:t>
-      </w:r>
-      <w:r>
-        <w:rPr>
-          <w:rFonts w:ascii="Arial Narrow" w:eastAsia="Arial Narrow" w:hAnsi="Arial Narrow" w:cs="Arial Narrow"/>
-          <w:color w:val="000000"/>
-          <w:kern w:val="0"/>
-          <w:sz w:val="22"/>
-          <w:szCs w:val="22"/>
-          <w:lang w:eastAsia="es-ES"/>
-          <w14:ligatures w14:val="none"/>
-        </w:rPr>
-        <w:t xml:space="preserve">, </w:t>
-      </w:r>
-      <w:r>
-        <w:rPr>
-          <w:rFonts w:ascii="Arial Narrow" w:eastAsia="Arial Narrow" w:hAnsi="Arial Narrow" w:cs="Arial Narrow"/>
-          <w:color w:val="000000"/>
-          <w:kern w:val="0"/>
-          <w:sz w:val="22"/>
-          <w:szCs w:val="22"/>
-          <w:lang w:eastAsia="es-PE"/>
-          <w14:ligatures w14:val="none"/>
-        </w:rPr>
-        <w:t xml:space="preserve">Rímac Seguros </w:t>
-      </w:r>
-      <w:r>
-        <w:rPr>
-          <w:rFonts w:ascii="Arial Narrow" w:eastAsia="Arial Narrow" w:hAnsi="Arial Narrow" w:cs="Arial Narrow"/>
-          <w:color w:val="000000"/>
-          <w:kern w:val="0"/>
-          <w:sz w:val="22"/>
-          <w:szCs w:val="22"/>
-          <w:lang w:eastAsia="es-PE"/>
-          <w14:ligatures w14:val="none"/>
-        </w:rPr>
-        <w:t xml:space="preserve">y Reaseguros </w:t>
-      </w:r>
-      <w:r>
-        <w:rPr>
-          <w:rFonts w:ascii="Arial Narrow" w:eastAsia="Arial Narrow" w:hAnsi="Arial Narrow" w:cs="Arial Narrow"/>
-          <w:color w:val="000000"/>
-          <w:kern w:val="0"/>
-          <w:sz w:val="22"/>
-          <w:szCs w:val="22"/>
-          <w:shd w:val="clear" w:color="auto" w:fill="FFFFFF"/>
-          <w:lang w:eastAsia="es-PE"/>
-          <w14:ligatures w14:val="none"/>
-        </w:rPr>
-        <w:t>S.A.</w:t>
-      </w:r>
-      <w:r>
-        <w:rPr>
-          <w:rFonts w:ascii="Arial Narrow" w:eastAsia="Arial Narrow" w:hAnsi="Arial Narrow" w:cs="Arial Narrow"/>
-          <w:color w:val="000000"/>
-          <w:kern w:val="0"/>
-          <w:sz w:val="22"/>
-          <w:szCs w:val="22"/>
-          <w:lang w:eastAsia="es-ES"/>
-          <w14:ligatures w14:val="none"/>
-        </w:rPr>
-        <w:t xml:space="preserve">, </w:t>
-      </w:r>
-      <w:r>
-        <w:rPr>
-          <w:rFonts w:ascii="Arial Narrow" w:eastAsia="Arial Narrow" w:hAnsi="Arial Narrow" w:cs="Arial Narrow"/>
-          <w:color w:val="000000"/>
-          <w:kern w:val="0"/>
-          <w:sz w:val="22"/>
-          <w:szCs w:val="22"/>
-          <w:lang w:val="es-ES" w:eastAsia="es-ES"/>
-          <w14:ligatures w14:val="none"/>
-        </w:rPr>
-        <w:t xml:space="preserve">cumpla con: </w:t>
-      </w:r>
-      <w:r>
-        <w:rPr>
-          <w:rFonts w:ascii="Arial Narrow" w:eastAsia="Arial Narrow" w:hAnsi="Arial Narrow" w:cs="Arial Narrow"/>
-          <w:color w:val="000000"/>
-          <w:kern w:val="0"/>
-          <w:sz w:val="22"/>
-          <w:szCs w:val="22"/>
-          <w:lang w:val="es-ES" w:eastAsia="es-ES"/>
-          <w14:ligatures w14:val="none"/>
-        </w:rPr>
-        <w:t xml:space="preserve">(i) presentar una copia completa, legible y debidamente suscrita de la Póliza </w:t>
-      </w:r>
-      <w:proofErr w:type="spellStart"/>
-      <w:r>
-        <w:rPr>
-          <w:rFonts w:ascii="Arial Narrow" w:eastAsia="Arial Narrow" w:hAnsi="Arial Narrow" w:cs="Arial Narrow"/>
-          <w:color w:val="000000"/>
-          <w:kern w:val="0"/>
-          <w:sz w:val="22"/>
-          <w:szCs w:val="22"/>
-          <w:lang w:val="es-ES" w:eastAsia="es-ES"/>
-          <w14:ligatures w14:val="none"/>
-        </w:rPr>
-        <w:t/>
-      </w:r>
-      <w:proofErr w:type="spellEnd"/>
-      <w:r>
-        <w:rPr>
-          <w:rFonts w:ascii="Arial Narrow" w:eastAsia="Arial Narrow" w:hAnsi="Arial Narrow" w:cs="Arial Narrow"/>
-          <w:color w:val="000000"/>
-          <w:kern w:val="0"/>
-          <w:sz w:val="22"/>
-          <w:szCs w:val="22"/>
-          <w:lang w:val="es-ES" w:eastAsia="es-ES"/>
-          <w14:ligatures w14:val="none"/>
-        </w:rPr>
-        <w:t xml:space="preserve"> 000101580129283700; (</w:t>
-      </w:r>
-      <w:proofErr w:type="spellStart"/>
-      <w:r>
-        <w:rPr>
-          <w:rFonts w:ascii="Arial Narrow" w:eastAsia="Arial Narrow" w:hAnsi="Arial Narrow" w:cs="Arial Narrow"/>
-          <w:color w:val="000000"/>
-          <w:kern w:val="0"/>
-          <w:sz w:val="22"/>
-          <w:szCs w:val="22"/>
-          <w:lang w:val="es-ES" w:eastAsia="es-ES"/>
-          <w14:ligatures w14:val="none"/>
-        </w:rPr>
-        <w:t>ii</w:t>
-      </w:r>
-      <w:proofErr w:type="spellEnd"/>
-      <w:r>
-        <w:rPr>
-          <w:rFonts w:ascii="Arial Narrow" w:eastAsia="Arial Narrow" w:hAnsi="Arial Narrow" w:cs="Arial Narrow"/>
-          <w:color w:val="000000"/>
-          <w:kern w:val="0"/>
-          <w:sz w:val="22"/>
-          <w:szCs w:val="22"/>
-          <w:lang w:val="es-ES" w:eastAsia="es-ES"/>
-          <w14:ligatures w14:val="none"/>
-        </w:rPr>
-        <w:t>) presentar todas las comunicaciones cursadas con la parte denunciante en virtud de los hechos materia de denuncia; y (</w:t>
-      </w:r>
-      <w:proofErr w:type="spellStart"/>
-      <w:r>
-        <w:rPr>
-          <w:rFonts w:ascii="Arial Narrow" w:eastAsia="Arial Narrow" w:hAnsi="Arial Narrow" w:cs="Arial Narrow"/>
-          <w:color w:val="000000"/>
-          <w:kern w:val="0"/>
-          <w:sz w:val="22"/>
-          <w:szCs w:val="22"/>
-          <w:lang w:val="es-ES" w:eastAsia="es-ES"/>
-          <w14:ligatures w14:val="none"/>
-        </w:rPr>
-        <w:t>iii</w:t>
-      </w:r>
-      <w:proofErr w:type="spellEnd"/>
-      <w:r>
-        <w:rPr>
-          <w:rFonts w:ascii="Arial Narrow" w:eastAsia="Arial Narrow" w:hAnsi="Arial Narrow" w:cs="Arial Narrow"/>
-          <w:color w:val="000000"/>
-          <w:kern w:val="0"/>
-          <w:sz w:val="22"/>
-          <w:szCs w:val="22"/>
-          <w:lang w:val="es-ES" w:eastAsia="es-ES"/>
-          <w14:ligatures w14:val="none"/>
-        </w:rPr>
-        <w:t xml:space="preserve">) presentar la sustentación del motivo de no haber activado el Seguro de Desgravamen </w:t>
-      </w:r>
-      <w:r>
-        <w:rPr>
-          <w:rFonts w:ascii="Arial Narrow" w:eastAsia="Arial Narrow" w:hAnsi="Arial Narrow" w:cs="Arial Narrow"/>
-          <w:color w:val="000000"/>
-          <w:kern w:val="0"/>
-          <w:sz w:val="22"/>
-          <w:szCs w:val="22"/>
-          <w:lang w:val="es-ES" w:eastAsia="es-ES"/>
-          <w14:ligatures w14:val="none"/>
-        </w:rPr>
         <w:t>asociados s los productos financieros materia de denuncia.</w:t>
       </w:r>
     </w:p>
     <w:p>
       <w:pPr>
-        <w:spacing w:after="0" w:line="240" w:lineRule="auto"/>
+        <w:spacing w:before="0" w:after="0" w:line="240" w:lineRule="auto"/>
         <w:jc w:val="both"/>
         <w:rPr>
           <w:rFonts w:ascii="Arial Narrow" w:eastAsia="Arial Narrow" w:hAnsi="Arial Narrow" w:cs="Arial Narrow"/>
@@ -6095,102 +6119,102 @@
     </w:p>
     <w:p>
       <w:pPr>
+        <w:spacing w:before="0" w:after="0" w:line="240" w:lineRule="auto"/>
+        <w:shd w:val="clear" w:color="auto" w:fill="FFFFFF"/>
+        <w:jc w:val="both"/>
+        <w:rPr>
+          <w:rFonts w:ascii="Arial Narrow" w:eastAsia="Arial Narrow" w:hAnsi="Arial Narrow" w:cs="Arial Narrow"/>
+          <w:b/>
+          <w:color w:val="000000"/>
+          <w:kern w:val="0"/>
+          <w:sz w:val="22"/>
+          <w:szCs w:val="22"/>
+          <w:lang w:eastAsia="es-PE"/>
+          <w14:ligatures w14:val="none"/>
+        </w:rPr>
+      </w:pPr>
+    </w:p>
+    <w:p>
+      <w:pPr>
         <w:shd w:val="clear" w:color="auto" w:fill="FFFFFF"/>
         <w:spacing w:after="0" w:line="240" w:lineRule="auto"/>
         <w:jc w:val="both"/>
         <w:rPr>
           <w:rFonts w:ascii="Arial Narrow" w:eastAsia="Arial Narrow" w:hAnsi="Arial Narrow" w:cs="Arial Narrow"/>
-          <w:b/>
-          <w:color w:val="000000"/>
-          <w:kern w:val="0"/>
-          <w:sz w:val="22"/>
-          <w:szCs w:val="22"/>
-          <w:lang w:eastAsia="es-PE"/>
-          <w14:ligatures w14:val="none"/>
-        </w:rPr>
-      </w:pPr>
-    </w:p>
-    <w:p>
-      <w:pPr>
+          <w:color w:val="000000"/>
+          <w:kern w:val="0"/>
+          <w:sz w:val="22"/>
+          <w:szCs w:val="22"/>
+          <w:lang w:eastAsia="es-PE"/>
+          <w14:ligatures w14:val="none"/>
+        </w:rPr>
+      </w:pPr>
+      <w:r>
+        <w:rPr>
+          <w:rFonts w:ascii="Arial Narrow" w:eastAsia="Arial Narrow" w:hAnsi="Arial Narrow" w:cs="Arial Narrow"/>
+          <w:b/>
+          <w:bCs/>
+          <w:kern w:val="0"/>
+          <w14:ligatures w14:val="none"/>
+          <w:sz w:val="22"/>
+          <w:szCs w:val="22"/>
+        </w:rPr>
+        <w:t>OCTAVO</w:t>
+      </w:r>
+      <w:r>
+        <w:rPr>
+          <w:rFonts w:ascii="Arial Narrow" w:eastAsia="Arial Narrow" w:hAnsi="Arial Narrow" w:cs="Arial Narrow"/>
+          <w:b/>
+          <w:color w:val="000000"/>
+          <w:kern w:val="0"/>
+          <w:sz w:val="22"/>
+          <w:szCs w:val="22"/>
+          <w:lang w:eastAsia="es-PE"/>
+          <w14:ligatures w14:val="none"/>
+        </w:rPr>
+        <w:t>:</w:t>
+      </w:r>
+      <w:r>
+        <w:rPr>
+          <w:rFonts w:ascii="Arial Narrow" w:eastAsia="Arial Narrow" w:hAnsi="Arial Narrow" w:cs="Arial Narrow"/>
+          <w:color w:val="000000"/>
+          <w:kern w:val="0"/>
+          <w:sz w:val="22"/>
+          <w:szCs w:val="22"/>
+          <w:lang w:eastAsia="es-PE"/>
+          <w14:ligatures w14:val="none"/>
+        </w:rPr>
+        <w:t xml:space="preserve"> informar a las partes que conforme a lo establecido en el artículo 39</w:t>
+      </w:r>
+      <w:r>
+        <w:rPr>
+          <w:rFonts w:ascii="Arial Narrow" w:eastAsia="Arial Narrow" w:hAnsi="Arial Narrow" w:cs="Arial Narrow"/>
+          <w:color w:val="000000"/>
+          <w:kern w:val="0"/>
+          <w:sz w:val="22"/>
+          <w:szCs w:val="22"/>
+          <w:lang w:eastAsia="es-PE"/>
+          <w14:ligatures w14:val="none"/>
+        </w:rPr>
+        <w:t/>
+      </w:r>
+      <w:r>
+        <w:rPr>
+          <w:rFonts w:ascii="Arial Narrow" w:eastAsia="Arial Narrow" w:hAnsi="Arial Narrow" w:cs="Arial Narrow"/>
+          <w:color w:val="000000"/>
+          <w:kern w:val="0"/>
+          <w:sz w:val="22"/>
+          <w:szCs w:val="22"/>
+          <w:lang w:eastAsia="es-PE"/>
+          <w14:ligatures w14:val="none"/>
+        </w:rPr>
+        <w:t xml:space="preserve"> de la Ley sobre Facultades, Normas y Organización del Indecopi, aprobada por Decreto Legislativo 807, los gastos por los peritajes realizados, actuación de pruebas, inspecciones y otros derivados de la tramitación del proceso serán de cargo de la parte que solicita la prueba, salvo pacto en contrario. En todos los casos, la resolución final determinará si los gastos deben ser asumidos por alguna de las partes, o reembolsados a la otra parte o al Indecopi, según sea el caso, de manera adicional a la sanción que haya podido imponerse. </w:t>
+      </w:r>
+    </w:p>
+    <w:p>
+      <w:pPr>
+        <w:spacing w:before="0" w:after="0" w:line="240" w:lineRule="auto"/>
         <w:shd w:val="clear" w:color="auto" w:fill="FFFFFF"/>
-        <w:spacing w:after="0" w:line="240" w:lineRule="auto"/>
-        <w:jc w:val="both"/>
-        <w:rPr>
-          <w:rFonts w:ascii="Arial Narrow" w:eastAsia="Arial Narrow" w:hAnsi="Arial Narrow" w:cs="Arial Narrow"/>
-          <w:color w:val="000000"/>
-          <w:kern w:val="0"/>
-          <w:sz w:val="22"/>
-          <w:szCs w:val="22"/>
-          <w:lang w:eastAsia="es-PE"/>
-          <w14:ligatures w14:val="none"/>
-        </w:rPr>
-      </w:pPr>
-      <w:r>
-        <w:rPr>
-          <w:rFonts w:ascii="Arial Narrow" w:eastAsia="Arial Narrow" w:hAnsi="Arial Narrow" w:cs="Arial Narrow"/>
-          <w:b/>
-          <w:bCs/>
-          <w:kern w:val="0"/>
-          <w14:ligatures w14:val="none"/>
-          <w:sz w:val="22"/>
-          <w:szCs w:val="22"/>
-        </w:rPr>
-        <w:t>OCTAVO</w:t>
-      </w:r>
-      <w:r>
-        <w:rPr>
-          <w:rFonts w:ascii="Arial Narrow" w:eastAsia="Arial Narrow" w:hAnsi="Arial Narrow" w:cs="Arial Narrow"/>
-          <w:b/>
-          <w:color w:val="000000"/>
-          <w:kern w:val="0"/>
-          <w:sz w:val="22"/>
-          <w:szCs w:val="22"/>
-          <w:lang w:eastAsia="es-PE"/>
-          <w14:ligatures w14:val="none"/>
-        </w:rPr>
-        <w:t>:</w:t>
-      </w:r>
-      <w:r>
-        <w:rPr>
-          <w:rFonts w:ascii="Arial Narrow" w:eastAsia="Arial Narrow" w:hAnsi="Arial Narrow" w:cs="Arial Narrow"/>
-          <w:color w:val="000000"/>
-          <w:kern w:val="0"/>
-          <w:sz w:val="22"/>
-          <w:szCs w:val="22"/>
-          <w:lang w:eastAsia="es-PE"/>
-          <w14:ligatures w14:val="none"/>
-        </w:rPr>
-        <w:t xml:space="preserve"> informar a las partes que conforme a lo establecido en el artículo 39</w:t>
-      </w:r>
-      <w:r>
-        <w:rPr>
-          <w:rFonts w:ascii="Arial Narrow" w:eastAsia="Arial Narrow" w:hAnsi="Arial Narrow" w:cs="Arial Narrow"/>
-          <w:color w:val="000000"/>
-          <w:kern w:val="0"/>
-          <w:sz w:val="22"/>
-          <w:szCs w:val="22"/>
-          <w:lang w:eastAsia="es-PE"/>
-          <w14:ligatures w14:val="none"/>
-        </w:rPr>
-        <w:t/>
-      </w:r>
-      <w:r>
-        <w:rPr>
-          <w:rFonts w:ascii="Arial Narrow" w:eastAsia="Arial Narrow" w:hAnsi="Arial Narrow" w:cs="Arial Narrow"/>
-          <w:color w:val="000000"/>
-          <w:kern w:val="0"/>
-          <w:sz w:val="22"/>
-          <w:szCs w:val="22"/>
-          <w:lang w:eastAsia="es-PE"/>
-          <w14:ligatures w14:val="none"/>
-        </w:rPr>
-        <w:t xml:space="preserve"> de la Ley sobre Facultades, Normas y Organización del Indecopi, aprobada por Decreto Legislativo 807, los gastos por los peritajes realizados, actuación de pruebas, inspecciones y otros derivados de la tramitación del proceso serán de cargo de la parte que solicita la prueba, salvo pacto en contrario. En todos los casos, la resolución final determinará si los gastos deben ser asumidos por alguna de las partes, o reembolsados a la otra parte o al Indecopi, según sea el caso, de manera adicional a la sanción que haya podido imponerse. </w:t>
-      </w:r>
-    </w:p>
-    <w:p>
-      <w:pPr>
-        <w:shd w:val="clear" w:color="auto" w:fill="FFFFFF"/>
-        <w:spacing w:after="0" w:line="240" w:lineRule="auto"/>
         <w:jc w:val="both"/>
         <w:rPr>
           <w:rFonts w:ascii="Arial Narrow" w:eastAsia="Arial Narrow" w:hAnsi="Arial Narrow" w:cs="Arial Narrow"/>
@@ -6360,15 +6384,98 @@
     </w:p>
     <w:p>
       <w:pPr>
+        <w:spacing w:before="0" w:after="0" w:line="240" w:lineRule="auto"/>
+        <w:suppressAutoHyphens/>
+        <w:jc w:val="both"/>
+        <w:rPr>
+          <w:rFonts w:ascii="Arial Narrow" w:eastAsia="Arial Narrow" w:hAnsi="Arial Narrow" w:cs="Arial Narrow"/>
+          <w:kern w:val="0"/>
+          <w:sz w:val="22"/>
+          <w:szCs w:val="22"/>
+          <w:u w:val="single"/>
+          <w14:ligatures w14:val="none"/>
+        </w:rPr>
+      </w:pPr>
+    </w:p>
+    <w:p>
+      <w:pPr>
         <w:suppressAutoHyphens/>
         <w:spacing w:after="0" w:line="240" w:lineRule="auto"/>
         <w:jc w:val="both"/>
         <w:rPr>
           <w:rFonts w:ascii="Arial Narrow" w:eastAsia="Arial Narrow" w:hAnsi="Arial Narrow" w:cs="Arial Narrow"/>
-          <w:kern w:val="0"/>
-          <w:sz w:val="22"/>
-          <w:szCs w:val="22"/>
-          <w:u w:val="single"/>
+          <w:color w:val="000000"/>
+          <w:kern w:val="0"/>
+          <w:sz w:val="22"/>
+          <w:szCs w:val="22"/>
+          <w:lang w:eastAsia="es-PE"/>
+          <w14:ligatures w14:val="none"/>
+        </w:rPr>
+      </w:pPr>
+      <w:r>
+        <w:rPr>
+          <w:rFonts w:ascii="Arial Narrow" w:eastAsia="Arial Narrow" w:hAnsi="Arial Narrow" w:cs="Arial Narrow"/>
+          <w:b/>
+          <w:spacing w:val="-3"/>
+          <w:kern w:val="0"/>
+          <w14:ligatures w14:val="none"/>
+          <w:sz w:val="22"/>
+          <w:szCs w:val="22"/>
+        </w:rPr>
+        <w:t>DÉCIMO</w:t>
+      </w:r>
+      <w:r>
+        <w:rPr>
+          <w:rFonts w:ascii="Arial Narrow" w:eastAsia="Arial Narrow" w:hAnsi="Arial Narrow" w:cs="Arial Narrow"/>
+          <w:b/>
+          <w:color w:val="000000"/>
+          <w:kern w:val="0"/>
+          <w:sz w:val="22"/>
+          <w:szCs w:val="22"/>
+          <w:lang w:eastAsia="es-PE"/>
+          <w14:ligatures w14:val="none"/>
+        </w:rPr>
+        <w:t>:</w:t>
+      </w:r>
+      <w:r>
+        <w:rPr>
+          <w:rFonts w:ascii="Arial Narrow" w:eastAsia="Arial Narrow" w:hAnsi="Arial Narrow" w:cs="Arial Narrow"/>
+          <w:color w:val="000000"/>
+          <w:kern w:val="0"/>
+          <w:sz w:val="22"/>
+          <w:szCs w:val="22"/>
+          <w:lang w:eastAsia="es-PE"/>
+          <w14:ligatures w14:val="none"/>
+        </w:rPr>
+        <w:t xml:space="preserve"> </w:t>
+      </w:r>
+      <w:r>
+        <w:rPr>
+          <w:rFonts w:ascii="Arial Narrow" w:eastAsia="Arial Narrow" w:hAnsi="Arial Narrow" w:cs="Arial Narrow"/>
+          <w:color w:val="000000"/>
+          <w:kern w:val="0"/>
+          <w:sz w:val="22"/>
+          <w:szCs w:val="22"/>
+          <w:lang w:eastAsia="es-PE"/>
+          <w14:ligatures w14:val="none"/>
+        </w:rPr>
+        <w:t xml:space="preserve">poner en conocimiento de las partes que, antes de la emisión de la Resolución Final, tienen la posibilidad de formular su desistimiento o presentar el acuerdo arribado mediante la conciliación, mediación, transacción o cualquier otro que, de forma indubitable, deje constancia que se ha solucionado la controversia materia de denuncia.</w:t>
+      </w:r>
+      <w:bookmarkStart w:id="7" w:name="h.gjdgxs" w:colFirst="0" w:colLast="0"/>
+      <w:bookmarkEnd w:id="7"/>
+    </w:p>
+    <w:p>
+      <w:pPr>
+        <w:spacing w:before="0" w:after="0" w:line="240" w:lineRule="auto"/>
+        <w:suppressAutoHyphens/>
+        <w:jc w:val="both"/>
+        <w:rPr>
+          <w:rFonts w:ascii="Arial Narrow" w:eastAsia="Arial Narrow" w:hAnsi="Arial Narrow" w:cs="Arial Narrow"/>
+          <w:color w:val="000000"/>
+          <w:kern w:val="0"/>
+          <w:sz w:val="22"/>
+          <w:szCs w:val="22"/>
+          <w:lang w:eastAsia="es-PE"/>
           <w14:ligatures w14:val="none"/>
         </w:rPr>
       </w:pPr>
@@ -6380,363 +6487,280 @@
         <w:jc w:val="both"/>
         <w:rPr>
           <w:rFonts w:ascii="Arial Narrow" w:eastAsia="Arial Narrow" w:hAnsi="Arial Narrow" w:cs="Arial Narrow"/>
-          <w:color w:val="000000"/>
-          <w:kern w:val="0"/>
-          <w:sz w:val="22"/>
-          <w:szCs w:val="22"/>
-          <w:lang w:eastAsia="es-PE"/>
-          <w14:ligatures w14:val="none"/>
-        </w:rPr>
-      </w:pPr>
-      <w:r>
-        <w:rPr>
-          <w:rFonts w:ascii="Arial Narrow" w:eastAsia="Arial Narrow" w:hAnsi="Arial Narrow" w:cs="Arial Narrow"/>
-          <w:b/>
+          <w:sz w:val="22"/>
+          <w:szCs w:val="22"/>
+        </w:rPr>
+      </w:pPr>
+      <w:r>
+        <w:rPr>
+          <w:rFonts w:ascii="Arial Narrow" w:eastAsia="Arial Narrow" w:hAnsi="Arial Narrow" w:cs="Arial Narrow"/>
+          <w:b/>
+          <w:bCs/>
+          <w:sz w:val="22"/>
+          <w:szCs w:val="22"/>
+        </w:rPr>
+        <w:t xml:space="preserve">DÉCIMO PRIMERO:</w:t>
+      </w:r>
+      <w:r>
+        <w:rPr>
+          <w:rFonts w:ascii="Arial Narrow" w:eastAsia="Arial Narrow" w:hAnsi="Arial Narrow" w:cs="Arial Narrow"/>
+          <w:sz w:val="22"/>
+          <w:szCs w:val="22"/>
+        </w:rPr>
+        <w:t xml:space="preserve"> </w:t>
+      </w:r>
+      <w:r>
+        <w:rPr>
+          <w:rFonts w:ascii="Arial Narrow" w:eastAsia="Arial Narrow" w:hAnsi="Arial Narrow" w:cs="Arial Narrow"/>
+          <w:sz w:val="22"/>
+          <w:szCs w:val="22"/>
+        </w:rPr>
+        <w:t xml:space="preserve">requerir a la Sucesión [APELLIDO] y [APELLIDO] y Reaseguros S.A. para que, dentro del plazo de dos (2) días hábiles siguientes a la fecha en que reciban la notificación en su bandeja de correo electrónico, efectúen la confirmación de recepción de la notificación remitida por este despacho a su correo electrónico, de conformidad con el segundo párrafo del numeral 4 del artículo 20 del Texto Único Ordenado de la Ley del Procedimiento Administrativo General, aprobado mediante Decreto Supremo 006-2026-JUS, bajo apercibimiento de rehacer el acto de notificación y notificarles conforme al numeral 1 del artículo 20 del citado cuerpo normativo.</w:t>
+      </w:r>
+      <w:r>
+        <w:rPr>
+          <w:rFonts w:ascii="Arial Narrow" w:eastAsia="Arial Narrow" w:hAnsi="Arial Narrow" w:cs="Arial Narrow"/>
+          <w:sz w:val="22"/>
+          <w:szCs w:val="22"/>
+        </w:rPr>
+        <w:t/>
+      </w:r>
+      <w:r>
+        <w:rPr>
+          <w:rFonts w:ascii="Arial Narrow" w:eastAsia="Arial Narrow" w:hAnsi="Arial Narrow" w:cs="Arial Narrow"/>
           <w:spacing w:val="-3"/>
           <w:kern w:val="0"/>
           <w14:ligatures w14:val="none"/>
           <w:sz w:val="22"/>
           <w:szCs w:val="22"/>
         </w:rPr>
-        <w:t>DÉCIMO</w:t>
-      </w:r>
-      <w:r>
-        <w:rPr>
-          <w:rFonts w:ascii="Arial Narrow" w:eastAsia="Arial Narrow" w:hAnsi="Arial Narrow" w:cs="Arial Narrow"/>
-          <w:b/>
-          <w:color w:val="000000"/>
-          <w:kern w:val="0"/>
-          <w:sz w:val="22"/>
-          <w:szCs w:val="22"/>
-          <w:lang w:eastAsia="es-PE"/>
-          <w14:ligatures w14:val="none"/>
-        </w:rPr>
-        <w:t>:</w:t>
-      </w:r>
-      <w:r>
-        <w:rPr>
-          <w:rFonts w:ascii="Arial Narrow" w:eastAsia="Arial Narrow" w:hAnsi="Arial Narrow" w:cs="Arial Narrow"/>
-          <w:color w:val="000000"/>
-          <w:kern w:val="0"/>
-          <w:sz w:val="22"/>
-          <w:szCs w:val="22"/>
-          <w:lang w:eastAsia="es-PE"/>
-          <w14:ligatures w14:val="none"/>
-        </w:rPr>
-        <w:t xml:space="preserve"> </w:t>
-      </w:r>
-      <w:r>
-        <w:rPr>
-          <w:rFonts w:ascii="Arial Narrow" w:eastAsia="Arial Narrow" w:hAnsi="Arial Narrow" w:cs="Arial Narrow"/>
-          <w:color w:val="000000"/>
-          <w:kern w:val="0"/>
-          <w:sz w:val="22"/>
-          <w:szCs w:val="22"/>
-          <w:lang w:eastAsia="es-PE"/>
-          <w14:ligatures w14:val="none"/>
-        </w:rPr>
-        <w:t xml:space="preserve">poner en conocimiento de las partes que, antes de la emisión de la Resolución Final, tienen la posibilidad de formular su desistimiento o presentar el acuerdo arribado mediante la conciliación, mediación, transacción o cualquier otro que, de forma indubitable, deje constancia que se ha solucionado la controversia materia de denuncia.</w:t>
-      </w:r>
-      <w:bookmarkStart w:id="7" w:name="h.gjdgxs" w:colFirst="0" w:colLast="0"/>
-      <w:bookmarkEnd w:id="7"/>
-    </w:p>
-    <w:p>
-      <w:pPr>
+        <w:t/>
+      </w:r>
+      <w:r>
+        <w:rPr>
+          <w:rFonts w:ascii="Arial Narrow" w:eastAsia="Arial Narrow" w:hAnsi="Arial Narrow" w:cs="Arial Narrow"/>
+          <w:spacing w:val="-3"/>
+          <w:kern w:val="0"/>
+          <w14:ligatures w14:val="none"/>
+          <w:sz w:val="22"/>
+          <w:szCs w:val="22"/>
+        </w:rPr>
+        <w:t xml:space="preserve"/>
+      </w:r>
+      <w:r>
+        <w:rPr>
+          <w:rFonts w:ascii="Arial Narrow" w:eastAsia="Arial Narrow" w:hAnsi="Arial Narrow" w:cs="Arial Narrow"/>
+          <w:spacing w:val="-3"/>
+          <w:kern w:val="0"/>
+          <w14:ligatures w14:val="none"/>
+          <w:sz w:val="22"/>
+          <w:szCs w:val="22"/>
+        </w:rPr>
+        <w:t xml:space="preserve"/>
+      </w:r>
+      <w:r>
+        <w:rPr>
+          <w:rFonts w:ascii="Arial Narrow" w:eastAsia="Arial Narrow" w:hAnsi="Arial Narrow" w:cs="Arial Narrow"/>
+          <w:color w:val="000000"/>
+          <w:kern w:val="0"/>
+          <w:sz w:val="22"/>
+          <w:szCs w:val="22"/>
+          <w:shd w:val="clear" w:color="auto" w:fill="FFFFFF"/>
+          <w:lang w:eastAsia="es-PE"/>
+          <w14:ligatures w14:val="none"/>
+        </w:rPr>
+        <w:t/>
+      </w:r>
+      <w:r>
+        <w:rPr>
+          <w:rFonts w:ascii="Arial Narrow" w:eastAsia="Arial Narrow" w:hAnsi="Arial Narrow" w:cs="Arial Narrow"/>
+          <w:color w:val="000000"/>
+          <w:kern w:val="0"/>
+          <w:sz w:val="22"/>
+          <w:szCs w:val="22"/>
+          <w:shd w:val="clear" w:color="auto" w:fill="FFFFFF"/>
+          <w:lang w:eastAsia="es-PE"/>
+          <w14:ligatures w14:val="none"/>
+        </w:rPr>
+        <w:t xml:space="preserve"/>
+      </w:r>
+      <w:r>
+        <w:rPr>
+          <w:rFonts w:ascii="Arial Narrow" w:eastAsia="Arial Narrow" w:hAnsi="Arial Narrow" w:cs="Arial Narrow"/>
+          <w:color w:val="000000"/>
+          <w:kern w:val="0"/>
+          <w:sz w:val="22"/>
+          <w:szCs w:val="22"/>
+          <w:shd w:val="clear" w:color="auto" w:fill="FFFFFF"/>
+          <w:lang w:eastAsia="es-PE"/>
+          <w14:ligatures w14:val="none"/>
+        </w:rPr>
+        <w:t/>
+      </w:r>
+      <w:r>
+        <w:rPr>
+          <w:rFonts w:ascii="Arial Narrow" w:eastAsia="Arial Narrow" w:hAnsi="Arial Narrow" w:cs="Arial Narrow"/>
+          <w:color w:val="000000"/>
+          <w:kern w:val="0"/>
+          <w:sz w:val="22"/>
+          <w:szCs w:val="22"/>
+          <w:shd w:val="clear" w:color="auto" w:fill="FFFFFF"/>
+          <w:lang w:eastAsia="es-PE"/>
+          <w14:ligatures w14:val="none"/>
+        </w:rPr>
+        <w:t xml:space="preserve"/>
+      </w:r>
+      <w:proofErr w:type="spellStart"/>
+      <w:r>
+        <w:rPr>
+          <w:rFonts w:ascii="Arial Narrow" w:eastAsia="Arial Narrow" w:hAnsi="Arial Narrow" w:cs="Arial Narrow"/>
+          <w:color w:val="000000"/>
+          <w:kern w:val="0"/>
+          <w:sz w:val="22"/>
+          <w:szCs w:val="22"/>
+          <w:shd w:val="clear" w:color="auto" w:fill="FFFFFF"/>
+          <w:lang w:eastAsia="es-PE"/>
+          <w14:ligatures w14:val="none"/>
+        </w:rPr>
+        <w:t/>
+      </w:r>
+      <w:proofErr w:type="spellEnd"/>
+      <w:r>
+        <w:rPr>
+          <w:rFonts w:ascii="Arial Narrow" w:eastAsia="Arial Narrow" w:hAnsi="Arial Narrow" w:cs="Arial Narrow"/>
+          <w:color w:val="000000"/>
+          <w:kern w:val="0"/>
+          <w:sz w:val="22"/>
+          <w:szCs w:val="22"/>
+          <w:shd w:val="clear" w:color="auto" w:fill="FFFFFF"/>
+          <w:lang w:eastAsia="es-PE"/>
+          <w14:ligatures w14:val="none"/>
+        </w:rPr>
+        <w:t xml:space="preserve"/>
+      </w:r>
+      <w:r>
+        <w:rPr>
+          <w:rFonts w:ascii="Arial Narrow" w:eastAsia="Arial Narrow" w:hAnsi="Arial Narrow" w:cs="Arial Narrow"/>
+          <w:color w:val="000000"/>
+          <w:kern w:val="0"/>
+          <w:sz w:val="22"/>
+          <w:szCs w:val="22"/>
+          <w:shd w:val="clear" w:color="auto" w:fill="FFFFFF"/>
+          <w:lang w:eastAsia="es-PE"/>
+          <w14:ligatures w14:val="none"/>
+        </w:rPr>
+        <w:t xml:space="preserve"/>
+      </w:r>
+      <w:r>
+        <w:rPr>
+          <w:rFonts w:ascii="Arial Narrow" w:eastAsia="Arial Narrow" w:hAnsi="Arial Narrow" w:cs="Arial Narrow"/>
+          <w:color w:val="000000"/>
+          <w:sz w:val="22"/>
+          <w:szCs w:val="22"/>
+        </w:rPr>
+        <w:t/>
+      </w:r>
+      <w:r>
+        <w:rPr>
+          <w:rFonts w:ascii="Arial Narrow" w:eastAsia="Arial Narrow" w:hAnsi="Arial Narrow" w:cs="Arial Narrow"/>
+          <w:color w:val="000000"/>
+          <w:sz w:val="22"/>
+          <w:szCs w:val="22"/>
+        </w:rPr>
+        <w:t/>
+      </w:r>
+      <w:r>
+        <w:rPr>
+          <w:rFonts w:ascii="Arial Narrow" w:eastAsia="Arial Narrow" w:hAnsi="Arial Narrow" w:cs="Arial Narrow"/>
+          <w:color w:val="000000"/>
+          <w:sz w:val="22"/>
+          <w:szCs w:val="22"/>
+        </w:rPr>
+        <w:t xml:space="preserve"/>
+      </w:r>
+      <w:r>
+        <w:rPr>
+          <w:rFonts w:ascii="Arial Narrow" w:eastAsia="Arial Narrow" w:hAnsi="Arial Narrow" w:cs="Arial Narrow"/>
+          <w:color w:val="000000"/>
+          <w:sz w:val="22"/>
+          <w:szCs w:val="22"/>
+        </w:rPr>
+        <w:t/>
+      </w:r>
+      <w:r>
+        <w:rPr>
+          <w:rFonts w:ascii="Arial Narrow" w:eastAsia="Arial Narrow" w:hAnsi="Arial Narrow" w:cs="Arial Narrow"/>
+          <w:color w:val="000000"/>
+          <w:sz w:val="22"/>
+          <w:szCs w:val="22"/>
+        </w:rPr>
+        <w:t xml:space="preserve"/>
+      </w:r>
+      <w:r>
+        <w:rPr>
+          <w:rFonts w:ascii="Arial Narrow" w:eastAsia="Arial Narrow" w:hAnsi="Arial Narrow" w:cs="Arial Narrow"/>
+          <w:color w:val="000000"/>
+          <w:kern w:val="0"/>
+          <w:sz w:val="22"/>
+          <w:szCs w:val="22"/>
+          <w:lang w:eastAsia="es-PE"/>
+          <w14:ligatures w14:val="none"/>
+        </w:rPr>
+        <w:t/>
+      </w:r>
+      <w:r>
+        <w:rPr>
+          <w:rFonts w:ascii="Arial Narrow" w:eastAsia="Arial Narrow" w:hAnsi="Arial Narrow" w:cs="Arial Narrow"/>
+          <w:color w:val="000000"/>
+          <w:sz w:val="22"/>
+          <w:szCs w:val="22"/>
+        </w:rPr>
+        <w:t xml:space="preserve"/>
+      </w:r>
+      <w:r>
+        <w:rPr>
+          <w:rFonts w:ascii="Arial Narrow" w:eastAsia="Arial Narrow" w:hAnsi="Arial Narrow" w:cs="Arial Narrow"/>
+          <w:color w:val="000000"/>
+          <w:kern w:val="0"/>
+          <w:sz w:val="22"/>
+          <w:szCs w:val="22"/>
+          <w:lang w:eastAsia="es-PE"/>
+          <w14:ligatures w14:val="none"/>
+        </w:rPr>
+        <w:t/>
+      </w:r>
+      <w:r>
+        <w:rPr>
+          <w:rFonts w:ascii="Arial Narrow" w:eastAsia="Arial Narrow" w:hAnsi="Arial Narrow" w:cs="Arial Narrow"/>
+          <w:color w:val="000000"/>
+          <w:sz w:val="22"/>
+          <w:szCs w:val="22"/>
+        </w:rPr>
+        <w:t xml:space="preserve"/>
+      </w:r>
+      <w:r>
+        <w:rPr>
+          <w:rStyle w:val="Refdenotaalpie"/>
+          <w:rFonts w:ascii="Arial Narrow" w:eastAsia="Arial Narrow" w:hAnsi="Arial Narrow" w:cs="Arial Narrow"/>
+          <w:sz w:val="22"/>
+          <w:szCs w:val="22"/>
+          <w:vertAlign w:val="superscript"/>
+        </w:rPr>
+        <w:footnoteReference w:id="15"/>
+      </w:r>
+      <w:r>
+        <w:rPr>
+          <w:rFonts w:ascii="Arial Narrow" w:eastAsia="Arial Narrow" w:hAnsi="Arial Narrow" w:cs="Arial Narrow"/>
+          <w:sz w:val="22"/>
+          <w:szCs w:val="22"/>
+        </w:rPr>
+        <w:t/>
+      </w:r>
+    </w:p>
+    <w:p>
+      <w:pPr>
+        <w:spacing w:before="0" w:after="0" w:line="240" w:lineRule="auto"/>
         <w:suppressAutoHyphens/>
-        <w:spacing w:after="0" w:line="240" w:lineRule="auto"/>
-        <w:jc w:val="both"/>
-        <w:rPr>
-          <w:rFonts w:ascii="Arial Narrow" w:eastAsia="Arial Narrow" w:hAnsi="Arial Narrow" w:cs="Arial Narrow"/>
-          <w:color w:val="000000"/>
-          <w:kern w:val="0"/>
-          <w:sz w:val="22"/>
-          <w:szCs w:val="22"/>
-          <w:lang w:eastAsia="es-PE"/>
-          <w14:ligatures w14:val="none"/>
-        </w:rPr>
-      </w:pPr>
-    </w:p>
-    <w:p>
-      <w:pPr>
-        <w:suppressAutoHyphens/>
-        <w:spacing w:after="0" w:line="240" w:lineRule="auto"/>
-        <w:jc w:val="both"/>
-        <w:rPr>
-          <w:rFonts w:ascii="Arial Narrow" w:eastAsia="Arial Narrow" w:hAnsi="Arial Narrow" w:cs="Arial Narrow"/>
-          <w:sz w:val="22"/>
-          <w:szCs w:val="22"/>
-        </w:rPr>
-      </w:pPr>
-      <w:r>
-        <w:rPr>
-          <w:rFonts w:ascii="Arial Narrow" w:eastAsia="Arial Narrow" w:hAnsi="Arial Narrow" w:cs="Arial Narrow"/>
-          <w:b/>
-          <w:bCs/>
-          <w:sz w:val="22"/>
-          <w:szCs w:val="22"/>
-        </w:rPr>
-        <w:t xml:space="preserve">DÉCIMO PRIMERO:</w:t>
-      </w:r>
-      <w:r>
-        <w:rPr>
-          <w:rFonts w:ascii="Arial Narrow" w:eastAsia="Arial Narrow" w:hAnsi="Arial Narrow" w:cs="Arial Narrow"/>
-          <w:sz w:val="22"/>
-          <w:szCs w:val="22"/>
-        </w:rPr>
-        <w:t xml:space="preserve"> </w:t>
-      </w:r>
-      <w:r>
-        <w:rPr>
-          <w:rFonts w:ascii="Arial Narrow" w:eastAsia="Arial Narrow" w:hAnsi="Arial Narrow" w:cs="Arial Narrow"/>
-          <w:sz w:val="22"/>
-          <w:szCs w:val="22"/>
-        </w:rPr>
-        <w:t xml:space="preserve">requerir a la Sucesión [APELLIDO] y [APELLIDO] y Reaseguros S.A. para que, dentro del plazo de dos (2) días hábiles siguientes a la fecha en que reciban la notificación en su bandeja de correo electrónico, efectúen la confirmación de recepción de la notificación remitida por este despacho a su correo electrónico, de conformidad con el segundo párrafo del numeral 4 del artículo 20 del Texto Único Ordenado de la Ley del Procedimiento Administrativo General, aprobado mediante Decreto Supremo 006-2026-JUS, bajo apercibimiento de rehacer el acto de notificación y notificarles conforme al numeral 1 del artículo 20 del citado cuerpo normativo.</w:t>
-      </w:r>
-      <w:r>
-        <w:rPr>
-          <w:rFonts w:ascii="Arial Narrow" w:eastAsia="Arial Narrow" w:hAnsi="Arial Narrow" w:cs="Arial Narrow"/>
-          <w:sz w:val="22"/>
-          <w:szCs w:val="22"/>
-        </w:rPr>
-        <w:t/>
-      </w:r>
-      <w:r>
-        <w:rPr>
-          <w:rFonts w:ascii="Arial Narrow" w:eastAsia="Arial Narrow" w:hAnsi="Arial Narrow" w:cs="Arial Narrow"/>
-          <w:spacing w:val="-3"/>
-          <w:kern w:val="0"/>
-          <w14:ligatures w14:val="none"/>
-          <w:sz w:val="22"/>
-          <w:szCs w:val="22"/>
-        </w:rPr>
-        <w:t/>
-      </w:r>
-      <w:r>
-        <w:rPr>
-          <w:rFonts w:ascii="Arial Narrow" w:eastAsia="Arial Narrow" w:hAnsi="Arial Narrow" w:cs="Arial Narrow"/>
-          <w:spacing w:val="-3"/>
-          <w:kern w:val="0"/>
-          <w14:ligatures w14:val="none"/>
-          <w:sz w:val="22"/>
-          <w:szCs w:val="22"/>
-        </w:rPr>
-        <w:t xml:space="preserve"/>
-      </w:r>
-      <w:r>
-        <w:rPr>
-          <w:rFonts w:ascii="Arial Narrow" w:eastAsia="Arial Narrow" w:hAnsi="Arial Narrow" w:cs="Arial Narrow"/>
-          <w:spacing w:val="-3"/>
-          <w:kern w:val="0"/>
-          <w14:ligatures w14:val="none"/>
-          <w:sz w:val="22"/>
-          <w:szCs w:val="22"/>
-        </w:rPr>
-        <w:t xml:space="preserve"/>
-      </w:r>
-      <w:r>
-        <w:rPr>
-          <w:rFonts w:ascii="Arial Narrow" w:eastAsia="Arial Narrow" w:hAnsi="Arial Narrow" w:cs="Arial Narrow"/>
-          <w:color w:val="000000"/>
-          <w:kern w:val="0"/>
-          <w:sz w:val="22"/>
-          <w:szCs w:val="22"/>
-          <w:shd w:val="clear" w:color="auto" w:fill="FFFFFF"/>
-          <w:lang w:eastAsia="es-PE"/>
-          <w14:ligatures w14:val="none"/>
-        </w:rPr>
-        <w:t/>
-      </w:r>
-      <w:r>
-        <w:rPr>
-          <w:rFonts w:ascii="Arial Narrow" w:eastAsia="Arial Narrow" w:hAnsi="Arial Narrow" w:cs="Arial Narrow"/>
-          <w:color w:val="000000"/>
-          <w:kern w:val="0"/>
-          <w:sz w:val="22"/>
-          <w:szCs w:val="22"/>
-          <w:shd w:val="clear" w:color="auto" w:fill="FFFFFF"/>
-          <w:lang w:eastAsia="es-PE"/>
-          <w14:ligatures w14:val="none"/>
-        </w:rPr>
-        <w:t xml:space="preserve"/>
-      </w:r>
-      <w:r>
-        <w:rPr>
-          <w:rFonts w:ascii="Arial Narrow" w:eastAsia="Arial Narrow" w:hAnsi="Arial Narrow" w:cs="Arial Narrow"/>
-          <w:color w:val="000000"/>
-          <w:kern w:val="0"/>
-          <w:sz w:val="22"/>
-          <w:szCs w:val="22"/>
-          <w:shd w:val="clear" w:color="auto" w:fill="FFFFFF"/>
-          <w:lang w:eastAsia="es-PE"/>
-          <w14:ligatures w14:val="none"/>
-        </w:rPr>
-        <w:t/>
-      </w:r>
-      <w:r>
-        <w:rPr>
-          <w:rFonts w:ascii="Arial Narrow" w:eastAsia="Arial Narrow" w:hAnsi="Arial Narrow" w:cs="Arial Narrow"/>
-          <w:color w:val="000000"/>
-          <w:kern w:val="0"/>
-          <w:sz w:val="22"/>
-          <w:szCs w:val="22"/>
-          <w:shd w:val="clear" w:color="auto" w:fill="FFFFFF"/>
-          <w:lang w:eastAsia="es-PE"/>
-          <w14:ligatures w14:val="none"/>
-        </w:rPr>
-        <w:t xml:space="preserve"/>
-      </w:r>
-      <w:proofErr w:type="spellStart"/>
-      <w:r>
-        <w:rPr>
-          <w:rFonts w:ascii="Arial Narrow" w:eastAsia="Arial Narrow" w:hAnsi="Arial Narrow" w:cs="Arial Narrow"/>
-          <w:color w:val="000000"/>
-          <w:kern w:val="0"/>
-          <w:sz w:val="22"/>
-          <w:szCs w:val="22"/>
-          <w:shd w:val="clear" w:color="auto" w:fill="FFFFFF"/>
-          <w:lang w:eastAsia="es-PE"/>
-          <w14:ligatures w14:val="none"/>
-        </w:rPr>
-        <w:t/>
-      </w:r>
-      <w:proofErr w:type="spellEnd"/>
-      <w:r>
-        <w:rPr>
-          <w:rFonts w:ascii="Arial Narrow" w:eastAsia="Arial Narrow" w:hAnsi="Arial Narrow" w:cs="Arial Narrow"/>
-          <w:color w:val="000000"/>
-          <w:kern w:val="0"/>
-          <w:sz w:val="22"/>
-          <w:szCs w:val="22"/>
-          <w:shd w:val="clear" w:color="auto" w:fill="FFFFFF"/>
-          <w:lang w:eastAsia="es-PE"/>
-          <w14:ligatures w14:val="none"/>
-        </w:rPr>
-        <w:t xml:space="preserve"/>
-      </w:r>
-      <w:r>
-        <w:rPr>
-          <w:rFonts w:ascii="Arial Narrow" w:eastAsia="Arial Narrow" w:hAnsi="Arial Narrow" w:cs="Arial Narrow"/>
-          <w:color w:val="000000"/>
-          <w:kern w:val="0"/>
-          <w:sz w:val="22"/>
-          <w:szCs w:val="22"/>
-          <w:shd w:val="clear" w:color="auto" w:fill="FFFFFF"/>
-          <w:lang w:eastAsia="es-PE"/>
-          <w14:ligatures w14:val="none"/>
-        </w:rPr>
-        <w:t xml:space="preserve"/>
-      </w:r>
-      <w:r>
-        <w:rPr>
-          <w:rFonts w:ascii="Arial Narrow" w:eastAsia="Arial Narrow" w:hAnsi="Arial Narrow" w:cs="Arial Narrow"/>
-          <w:color w:val="000000"/>
-          <w:sz w:val="22"/>
-          <w:szCs w:val="22"/>
-        </w:rPr>
-        <w:t/>
-      </w:r>
-      <w:r>
-        <w:rPr>
-          <w:rFonts w:ascii="Arial Narrow" w:eastAsia="Arial Narrow" w:hAnsi="Arial Narrow" w:cs="Arial Narrow"/>
-          <w:color w:val="000000"/>
-          <w:sz w:val="22"/>
-          <w:szCs w:val="22"/>
-        </w:rPr>
-        <w:t/>
-      </w:r>
-      <w:r>
-        <w:rPr>
-          <w:rFonts w:ascii="Arial Narrow" w:eastAsia="Arial Narrow" w:hAnsi="Arial Narrow" w:cs="Arial Narrow"/>
-          <w:color w:val="000000"/>
-          <w:sz w:val="22"/>
-          <w:szCs w:val="22"/>
-        </w:rPr>
-        <w:t xml:space="preserve"/>
-      </w:r>
-      <w:r>
-        <w:rPr>
-          <w:rFonts w:ascii="Arial Narrow" w:eastAsia="Arial Narrow" w:hAnsi="Arial Narrow" w:cs="Arial Narrow"/>
-          <w:color w:val="000000"/>
-          <w:sz w:val="22"/>
-          <w:szCs w:val="22"/>
-        </w:rPr>
-        <w:t/>
-      </w:r>
-      <w:r>
-        <w:rPr>
-          <w:rFonts w:ascii="Arial Narrow" w:eastAsia="Arial Narrow" w:hAnsi="Arial Narrow" w:cs="Arial Narrow"/>
-          <w:color w:val="000000"/>
-          <w:sz w:val="22"/>
-          <w:szCs w:val="22"/>
-        </w:rPr>
-        <w:t xml:space="preserve"/>
-      </w:r>
-      <w:r>
-        <w:rPr>
-          <w:rFonts w:ascii="Arial Narrow" w:eastAsia="Arial Narrow" w:hAnsi="Arial Narrow" w:cs="Arial Narrow"/>
-          <w:color w:val="000000"/>
-          <w:kern w:val="0"/>
-          <w:sz w:val="22"/>
-          <w:szCs w:val="22"/>
-          <w:lang w:eastAsia="es-PE"/>
-          <w14:ligatures w14:val="none"/>
-        </w:rPr>
-        <w:t/>
-      </w:r>
-      <w:r>
-        <w:rPr>
-          <w:rFonts w:ascii="Arial Narrow" w:eastAsia="Arial Narrow" w:hAnsi="Arial Narrow" w:cs="Arial Narrow"/>
-          <w:color w:val="000000"/>
-          <w:sz w:val="22"/>
-          <w:szCs w:val="22"/>
-        </w:rPr>
-        <w:t xml:space="preserve"/>
-      </w:r>
-      <w:r>
-        <w:rPr>
-          <w:rFonts w:ascii="Arial Narrow" w:eastAsia="Arial Narrow" w:hAnsi="Arial Narrow" w:cs="Arial Narrow"/>
-          <w:color w:val="000000"/>
-          <w:kern w:val="0"/>
-          <w:sz w:val="22"/>
-          <w:szCs w:val="22"/>
-          <w:lang w:eastAsia="es-PE"/>
-          <w14:ligatures w14:val="none"/>
-        </w:rPr>
-        <w:t/>
-      </w:r>
-      <w:r>
-        <w:rPr>
-          <w:rFonts w:ascii="Arial Narrow" w:eastAsia="Arial Narrow" w:hAnsi="Arial Narrow" w:cs="Arial Narrow"/>
-          <w:color w:val="000000"/>
-          <w:sz w:val="22"/>
-          <w:szCs w:val="22"/>
-        </w:rPr>
-        <w:t xml:space="preserve"/>
-      </w:r>
-      <w:r>
-        <w:rPr>
-          <w:rStyle w:val="Refdenotaalpie"/>
-          <w:rFonts w:ascii="Arial Narrow" w:eastAsia="Arial Narrow" w:hAnsi="Arial Narrow" w:cs="Arial Narrow"/>
-          <w:sz w:val="22"/>
-          <w:szCs w:val="22"/>
-          <w:vertAlign w:val="superscript"/>
-        </w:rPr>
-        <w:footnoteReference w:id="15"/>
-      </w:r>
-      <w:r>
-        <w:rPr>
-          <w:rFonts w:ascii="Arial Narrow" w:eastAsia="Arial Narrow" w:hAnsi="Arial Narrow" w:cs="Arial Narrow"/>
-          <w:sz w:val="22"/>
-          <w:szCs w:val="22"/>
-        </w:rPr>
-        <w:t/>
-      </w:r>
-    </w:p>
-    <w:p>
-      <w:pPr>
-        <w:suppressAutoHyphens/>
-        <w:spacing w:after="0" w:line="240" w:lineRule="auto"/>
         <w:jc w:val="both"/>
         <w:rPr>
           <w:rFonts w:ascii="Arial Narrow" w:eastAsia="Arial Narrow" w:hAnsi="Arial Narrow" w:cs="Arial Narrow"/>
@@ -7268,7 +7292,6 @@
           <w:sz w:val="16"/>
           <w:szCs w:val="16"/>
         </w:rPr>
-        <w:tab/>
         <w:t xml:space="preserve"/>
       </w:r>
       <w:r>
@@ -7439,7 +7462,6 @@
           <w:sz w:val="16"/>
           <w:szCs w:val="16"/>
         </w:rPr>
-        <w:tab/>
         <w:t xml:space="preserve"/>
       </w:r>
       <w:r>
@@ -7515,25 +7537,24 @@
           <w:sz w:val="16"/>
           <w:szCs w:val="16"/>
         </w:rPr>
+        <w:t xml:space="preserve"/>
+      </w:r>
+      <w:r>
+        <w:rPr>
+          <w:rFonts w:ascii="Arial Narrow" w:eastAsia="Arial Narrow" w:hAnsi="Arial Narrow" w:cs="Arial Narrow"/>
+          <w:sz w:val="16"/>
+          <w:szCs w:val="16"/>
+        </w:rPr>
+      </w:r>
+      <w:r>
+        <w:rPr>
+          <w:rFonts w:ascii="Arial Narrow" w:eastAsia="Arial Narrow" w:hAnsi="Arial Narrow" w:cs="Arial Narrow"/>
+          <w:b/>
+          <w:bCs/>
+          <w:sz w:val="16"/>
+          <w:szCs w:val="16"/>
+        </w:rPr>
         <w:tab/>
-        <w:t xml:space="preserve"/>
-      </w:r>
-      <w:r>
-        <w:rPr>
-          <w:rFonts w:ascii="Arial Narrow" w:eastAsia="Arial Narrow" w:hAnsi="Arial Narrow" w:cs="Arial Narrow"/>
-          <w:sz w:val="16"/>
-          <w:szCs w:val="16"/>
-        </w:rPr>
-        <w:tab/>
-      </w:r>
-      <w:r>
-        <w:rPr>
-          <w:rFonts w:ascii="Arial Narrow" w:eastAsia="Arial Narrow" w:hAnsi="Arial Narrow" w:cs="Arial Narrow"/>
-          <w:b/>
-          <w:bCs/>
-          <w:sz w:val="16"/>
-          <w:szCs w:val="16"/>
-        </w:rPr>
         <w:t xml:space="preserve">LEY 29571, CÓDIGO DE PROTECCIÓN Y DEFENSA DEL CONSUMIDOR, publicado el 2 de setiembre de 2010 y modificado por Decreto Legislativo 1308 </w:t>
       </w:r>
     </w:p>
@@ -7775,25 +7796,24 @@
           <w:sz w:val="16"/>
           <w:szCs w:val="16"/>
         </w:rPr>
+        <w:t xml:space="preserve"/>
+      </w:r>
+      <w:r>
+        <w:rPr>
+          <w:rFonts w:ascii="Arial Narrow" w:eastAsia="Arial Narrow" w:hAnsi="Arial Narrow" w:cs="Arial Narrow"/>
+          <w:sz w:val="16"/>
+          <w:szCs w:val="16"/>
+        </w:rPr>
+      </w:r>
+      <w:r>
+        <w:rPr>
+          <w:rFonts w:ascii="Arial Narrow" w:eastAsia="Arial Narrow" w:hAnsi="Arial Narrow" w:cs="Arial Narrow"/>
+          <w:b/>
+          <w:bCs/>
+          <w:sz w:val="16"/>
+          <w:szCs w:val="16"/>
+        </w:rPr>
         <w:tab/>
-        <w:t xml:space="preserve"/>
-      </w:r>
-      <w:r>
-        <w:rPr>
-          <w:rFonts w:ascii="Arial Narrow" w:eastAsia="Arial Narrow" w:hAnsi="Arial Narrow" w:cs="Arial Narrow"/>
-          <w:sz w:val="16"/>
-          <w:szCs w:val="16"/>
-        </w:rPr>
-        <w:tab/>
-      </w:r>
-      <w:r>
-        <w:rPr>
-          <w:rFonts w:ascii="Arial Narrow" w:eastAsia="Arial Narrow" w:hAnsi="Arial Narrow" w:cs="Arial Narrow"/>
-          <w:b/>
-          <w:bCs/>
-          <w:sz w:val="16"/>
-          <w:szCs w:val="16"/>
-        </w:rPr>
         <w:t xml:space="preserve">LEY 29571, CÓDIGO DE PROTECCIÓN Y DEFENSA DEL CONSUMIDOR, publicado el 2 de setiembre de 2010 y modificado por Decreto Legislativo 1308 </w:t>
       </w:r>
     </w:p>
@@ -7954,25 +7974,24 @@
           <w:sz w:val="16"/>
           <w:szCs w:val="16"/>
         </w:rPr>
+        <w:t xml:space="preserve"/>
+      </w:r>
+      <w:r>
+        <w:rPr>
+          <w:rFonts w:ascii="Arial Narrow" w:eastAsia="Arial Narrow" w:hAnsi="Arial Narrow" w:cs="Arial Narrow"/>
+          <w:sz w:val="16"/>
+          <w:szCs w:val="16"/>
+        </w:rPr>
+      </w:r>
+      <w:r>
+        <w:rPr>
+          <w:rFonts w:ascii="Arial Narrow" w:eastAsia="Arial Narrow" w:hAnsi="Arial Narrow" w:cs="Arial Narrow"/>
+          <w:b/>
+          <w:bCs/>
+          <w:sz w:val="16"/>
+          <w:szCs w:val="16"/>
+        </w:rPr>
         <w:tab/>
-        <w:t xml:space="preserve"/>
-      </w:r>
-      <w:r>
-        <w:rPr>
-          <w:rFonts w:ascii="Arial Narrow" w:eastAsia="Arial Narrow" w:hAnsi="Arial Narrow" w:cs="Arial Narrow"/>
-          <w:sz w:val="16"/>
-          <w:szCs w:val="16"/>
-        </w:rPr>
-        <w:tab/>
-      </w:r>
-      <w:r>
-        <w:rPr>
-          <w:rFonts w:ascii="Arial Narrow" w:eastAsia="Arial Narrow" w:hAnsi="Arial Narrow" w:cs="Arial Narrow"/>
-          <w:b/>
-          <w:bCs/>
-          <w:sz w:val="16"/>
-          <w:szCs w:val="16"/>
-        </w:rPr>
         <w:t xml:space="preserve">LEY 29571, CÓDIGO DE PROTECCIÓN Y DEFENSA DEL CONSUMIDOR, publicado el 2 de setiembre de 2010 y modificado por Decreto Legislativo 1308 </w:t>
       </w:r>
     </w:p>
@@ -8271,25 +8290,24 @@
           <w:sz w:val="16"/>
           <w:szCs w:val="16"/>
         </w:rPr>
+        <w:t xml:space="preserve"/>
+      </w:r>
+      <w:r>
+        <w:rPr>
+          <w:rFonts w:ascii="Arial Narrow" w:eastAsia="Arial Narrow" w:hAnsi="Arial Narrow" w:cs="Arial Narrow"/>
+          <w:sz w:val="16"/>
+          <w:szCs w:val="16"/>
+        </w:rPr>
+      </w:r>
+      <w:r>
+        <w:rPr>
+          <w:rFonts w:ascii="Arial Narrow" w:eastAsia="Arial Narrow" w:hAnsi="Arial Narrow" w:cs="Arial Narrow"/>
+          <w:b/>
+          <w:bCs/>
+          <w:sz w:val="16"/>
+          <w:szCs w:val="16"/>
+        </w:rPr>
         <w:tab/>
-        <w:t xml:space="preserve"/>
-      </w:r>
-      <w:r>
-        <w:rPr>
-          <w:rFonts w:ascii="Arial Narrow" w:eastAsia="Arial Narrow" w:hAnsi="Arial Narrow" w:cs="Arial Narrow"/>
-          <w:sz w:val="16"/>
-          <w:szCs w:val="16"/>
-        </w:rPr>
-        <w:tab/>
-      </w:r>
-      <w:r>
-        <w:rPr>
-          <w:rFonts w:ascii="Arial Narrow" w:eastAsia="Arial Narrow" w:hAnsi="Arial Narrow" w:cs="Arial Narrow"/>
-          <w:b/>
-          <w:bCs/>
-          <w:sz w:val="16"/>
-          <w:szCs w:val="16"/>
-        </w:rPr>
         <w:t>LEY SOBRE FACULTADES, NORMAS Y ORGANIZACIÓN DEL INDECOPI, APROBADA POR DECRETO LEGISLATIVO 807 Artículo 24.-</w:t>
       </w:r>
       <w:r>
@@ -8438,7 +8456,6 @@
           <w:sz w:val="16"/>
           <w:szCs w:val="16"/>
         </w:rPr>
-        <w:tab/>
         <w:t xml:space="preserve"/>
       </w:r>
       <w:r>
@@ -8531,24 +8548,23 @@
           <w:sz w:val="16"/>
           <w:szCs w:val="16"/>
         </w:rPr>
+        <w:t xml:space="preserve"/>
+      </w:r>
+      <w:r>
+        <w:rPr>
+          <w:rFonts w:ascii="Arial Narrow" w:eastAsia="Arial Narrow" w:hAnsi="Arial Narrow" w:cs="Arial Narrow"/>
+          <w:sz w:val="16"/>
+          <w:szCs w:val="16"/>
+        </w:rPr>
+      </w:r>
+      <w:r>
+        <w:rPr>
+          <w:rFonts w:ascii="Arial Narrow" w:eastAsia="Arial Narrow" w:hAnsi="Arial Narrow" w:cs="Arial Narrow"/>
+          <w:b/>
+          <w:sz w:val="16"/>
+          <w:szCs w:val="16"/>
+        </w:rPr>
         <w:tab/>
-        <w:t xml:space="preserve"/>
-      </w:r>
-      <w:r>
-        <w:rPr>
-          <w:rFonts w:ascii="Arial Narrow" w:eastAsia="Arial Narrow" w:hAnsi="Arial Narrow" w:cs="Arial Narrow"/>
-          <w:sz w:val="16"/>
-          <w:szCs w:val="16"/>
-        </w:rPr>
-        <w:tab/>
-      </w:r>
-      <w:r>
-        <w:rPr>
-          <w:rFonts w:ascii="Arial Narrow" w:eastAsia="Arial Narrow" w:hAnsi="Arial Narrow" w:cs="Arial Narrow"/>
-          <w:b/>
-          <w:sz w:val="16"/>
-          <w:szCs w:val="16"/>
-        </w:rPr>
         <w:t>LEY 29571, CÓDIGO DE PROTECCIÓN Y DEFENSA DEL CONSUMIDOR</w:t>
       </w:r>
       <w:r>
@@ -8933,32 +8949,31 @@
           <w:szCs w:val="16"/>
           <w:vertAlign w:val="superscript"/>
         </w:rPr>
+        <w:t xml:space="preserve"/>
+      </w:r>
+      <w:r>
+        <w:rPr>
+          <w:rFonts w:ascii="Arial Narrow" w:eastAsia="Arial Narrow" w:hAnsi="Arial Narrow" w:cs="Arial Narrow"/>
+          <w:sz w:val="16"/>
+          <w:szCs w:val="16"/>
+        </w:rPr>
+        <w:t xml:space="preserve"/>
+      </w:r>
+      <w:r>
+        <w:rPr>
+          <w:rFonts w:ascii="Arial Narrow" w:eastAsia="Arial Narrow" w:hAnsi="Arial Narrow" w:cs="Arial Narrow"/>
+          <w:sz w:val="16"/>
+          <w:szCs w:val="16"/>
+        </w:rPr>
+      </w:r>
+      <w:r>
+        <w:rPr>
+          <w:rFonts w:ascii="Arial Narrow" w:eastAsia="Arial Narrow" w:hAnsi="Arial Narrow" w:cs="Arial Narrow"/>
+          <w:b/>
+          <w:sz w:val="16"/>
+          <w:szCs w:val="16"/>
+        </w:rPr>
         <w:tab/>
-        <w:t xml:space="preserve"/>
-      </w:r>
-      <w:r>
-        <w:rPr>
-          <w:rFonts w:ascii="Arial Narrow" w:eastAsia="Arial Narrow" w:hAnsi="Arial Narrow" w:cs="Arial Narrow"/>
-          <w:sz w:val="16"/>
-          <w:szCs w:val="16"/>
-        </w:rPr>
-        <w:t xml:space="preserve"> </w:t>
-      </w:r>
-      <w:r>
-        <w:rPr>
-          <w:rFonts w:ascii="Arial Narrow" w:eastAsia="Arial Narrow" w:hAnsi="Arial Narrow" w:cs="Arial Narrow"/>
-          <w:sz w:val="16"/>
-          <w:szCs w:val="16"/>
-        </w:rPr>
-        <w:tab/>
-      </w:r>
-      <w:r>
-        <w:rPr>
-          <w:rFonts w:ascii="Arial Narrow" w:eastAsia="Arial Narrow" w:hAnsi="Arial Narrow" w:cs="Arial Narrow"/>
-          <w:b/>
-          <w:sz w:val="16"/>
-          <w:szCs w:val="16"/>
-        </w:rPr>
         <w:t>LEY 29571, CÓDIGO DE PROTECCIÓN Y DEFENSA DEL CONSUMIDOR</w:t>
       </w:r>
       <w:r>
@@ -9162,25 +9177,24 @@
           <w:sz w:val="16"/>
           <w:szCs w:val="16"/>
         </w:rPr>
+        <w:t xml:space="preserve"/>
+      </w:r>
+      <w:r>
+        <w:rPr>
+          <w:rFonts w:ascii="Arial Narrow" w:eastAsia="Arial Narrow" w:hAnsi="Arial Narrow" w:cs="Arial Narrow"/>
+          <w:sz w:val="16"/>
+          <w:szCs w:val="16"/>
+        </w:rPr>
+      </w:r>
+      <w:r>
+        <w:rPr>
+          <w:rFonts w:ascii="Arial Narrow" w:eastAsia="Arial Narrow" w:hAnsi="Arial Narrow" w:cs="Arial Narrow"/>
+          <w:b/>
+          <w:bCs/>
+          <w:sz w:val="16"/>
+          <w:szCs w:val="16"/>
+        </w:rPr>
         <w:tab/>
-        <w:t xml:space="preserve"/>
-      </w:r>
-      <w:r>
-        <w:rPr>
-          <w:rFonts w:ascii="Arial Narrow" w:eastAsia="Arial Narrow" w:hAnsi="Arial Narrow" w:cs="Arial Narrow"/>
-          <w:sz w:val="16"/>
-          <w:szCs w:val="16"/>
-        </w:rPr>
-        <w:tab/>
-      </w:r>
-      <w:r>
-        <w:rPr>
-          <w:rFonts w:ascii="Arial Narrow" w:eastAsia="Arial Narrow" w:hAnsi="Arial Narrow" w:cs="Arial Narrow"/>
-          <w:b/>
-          <w:bCs/>
-          <w:sz w:val="16"/>
-          <w:szCs w:val="16"/>
-        </w:rPr>
         <w:t xml:space="preserve">LEY 29571, CÓDIGO DE PROTECCIÓN Y DEFENSA DEL CONSUMIDOR, publicado el 2 de setiembre de 2010 y modificado por Decreto Legislativo 1308 </w:t>
       </w:r>
     </w:p>
@@ -9999,24 +10013,23 @@
           <w:sz w:val="16"/>
           <w:szCs w:val="16"/>
         </w:rPr>
+        <w:t xml:space="preserve"/>
+      </w:r>
+      <w:r>
+        <w:rPr>
+          <w:rFonts w:ascii="Arial Narrow" w:eastAsia="Arial Narrow" w:hAnsi="Arial Narrow" w:cs="Arial Narrow"/>
+          <w:sz w:val="16"/>
+          <w:szCs w:val="16"/>
+        </w:rPr>
+      </w:r>
+      <w:r>
+        <w:rPr>
+          <w:rFonts w:ascii="Arial Narrow" w:eastAsia="Arial Narrow" w:hAnsi="Arial Narrow" w:cs="Arial Narrow"/>
+          <w:b/>
+          <w:sz w:val="16"/>
+          <w:szCs w:val="16"/>
+        </w:rPr>
         <w:tab/>
-        <w:t xml:space="preserve"/>
-      </w:r>
-      <w:r>
-        <w:rPr>
-          <w:rFonts w:ascii="Arial Narrow" w:eastAsia="Arial Narrow" w:hAnsi="Arial Narrow" w:cs="Arial Narrow"/>
-          <w:sz w:val="16"/>
-          <w:szCs w:val="16"/>
-        </w:rPr>
-        <w:tab/>
-      </w:r>
-      <w:r>
-        <w:rPr>
-          <w:rFonts w:ascii="Arial Narrow" w:eastAsia="Arial Narrow" w:hAnsi="Arial Narrow" w:cs="Arial Narrow"/>
-          <w:b/>
-          <w:sz w:val="16"/>
-          <w:szCs w:val="16"/>
-        </w:rPr>
         <w:t>LEY 29571, CÓDIGO DE PROTECCIÓN Y DEFENSA DEL CONSUMIDOR</w:t>
       </w:r>
       <w:r>
@@ -10231,7 +10244,6 @@
           <w:sz w:val="16"/>
           <w:szCs w:val="16"/>
         </w:rPr>
-        <w:tab/>
         <w:t xml:space="preserve"/>
       </w:r>
       <w:r>
@@ -10389,31 +10401,30 @@
           <w:sz w:val="16"/>
           <w:szCs w:val="16"/>
         </w:rPr>
+        <w:t xml:space="preserve"/>
+      </w:r>
+      <w:r>
+        <w:rPr>
+          <w:rFonts w:ascii="Arial Narrow" w:eastAsia="Arial Narrow" w:hAnsi="Arial Narrow" w:cs="Arial Narrow"/>
+          <w:sz w:val="16"/>
+          <w:szCs w:val="16"/>
+        </w:rPr>
+      </w:r>
+      <w:r>
+        <w:rPr>
+          <w:rFonts w:ascii="Arial Narrow" w:eastAsia="Arial Narrow" w:hAnsi="Arial Narrow" w:cs="Arial Narrow"/>
+          <w:b/>
+          <w:sz w:val="16"/>
+          <w:szCs w:val="16"/>
+        </w:rPr>
         <w:tab/>
-        <w:t xml:space="preserve"/>
-      </w:r>
-      <w:r>
-        <w:rPr>
-          <w:rFonts w:ascii="Arial Narrow" w:eastAsia="Arial Narrow" w:hAnsi="Arial Narrow" w:cs="Arial Narrow"/>
-          <w:sz w:val="16"/>
-          <w:szCs w:val="16"/>
-        </w:rPr>
-        <w:tab/>
-      </w:r>
-      <w:r>
-        <w:rPr>
-          <w:rFonts w:ascii="Arial Narrow" w:eastAsia="Arial Narrow" w:hAnsi="Arial Narrow" w:cs="Arial Narrow"/>
-          <w:b/>
-          <w:sz w:val="16"/>
-          <w:szCs w:val="16"/>
-        </w:rPr>
         <w:t>TEXTO ÚNICO ORDENADO DE LA LEY DEL PROCEDIMIENTO ADMINISTRATIVO GENERAL, aprobado mediante Decreto Supremo 006-2026-JUS y publicado el 30 de abril de 2026</w:t>
       </w:r>
     </w:p>
     <w:p>
       <w:pPr>
         <w:pStyle w:val="Textonotapie"/>
-        <w:ind w:left="1134" w:hanging="567"/>
+        <w:ind w:left="1134"/>
         <w:jc w:val="both"/>
         <w:rPr>
           <w:rFonts w:ascii="Arial Narrow" w:eastAsia="Arial Narrow" w:hAnsi="Arial Narrow" w:cs="Arial Narrow"/>
@@ -10457,7 +10468,7 @@
     <w:p>
       <w:pPr>
         <w:pStyle w:val="Textonotapie"/>
-        <w:ind w:left="1134" w:hanging="567"/>
+        <w:ind w:left="1134" w:hanging="1134"/>
         <w:jc w:val="both"/>
         <w:rPr>
           <w:rFonts w:ascii="Arial Narrow" w:eastAsia="Arial Narrow" w:hAnsi="Arial Narrow" w:cs="Arial Narrow"/>

--- a/plantillas_maestras/03_seguro_desgravamen/materia_general_asegurativa/2_ddos_banco_y_aseguradora/sucesion_intestada/TPL_0825_2025_SEGURO_DESGRAVAMEN_MATERIA_GENERAL_ASEGURATIVA_BANCO_SUCESION_INTESTADA_R2.docx
+++ b/plantillas_maestras/03_seguro_desgravamen/materia_general_asegurativa/2_ddos_banco_y_aseguradora/sucesion_intestada/TPL_0825_2025_SEGURO_DESGRAVAMEN_MATERIA_GENERAL_ASEGURATIVA_BANCO_SUCESION_INTESTADA_R2.docx
@@ -3212,7 +3212,7 @@
           <w:lang w:val="es-ES" w:eastAsia="es-ES"/>
           <w14:ligatures w14:val="none"/>
         </w:rPr>
-        <w:t>el banco</w:t>
+        <w:t xml:space="preserve">el banco</w:t>
       </w:r>
       <w:r>
         <w:rPr>
@@ -3244,7 +3244,7 @@
           <w:lang w:eastAsia="es-ES"/>
           <w14:ligatures w14:val="none"/>
         </w:rPr>
-        <w:t>deuda pendiente</w:t>
+        <w:t xml:space="preserve">deuda pendiente</w:t>
       </w:r>
       <w:r>
         <w:rPr>
@@ -3296,7 +3296,7 @@
           <w:sz w:val="22"/>
           <w:szCs w:val="22"/>
         </w:rPr>
-        <w:t>. Por consiguiente, corresponde calificar el hecho materia de denuncia como una presunta infracción al deber de información, tipificado en el artículo 1, numeral 1, literal b) y al artículo 2 del Código</w:t>
+        <w:t xml:space="preserve">; involucraría una presunta afectación al derecho de información de los consumidores. Por consiguiente, corresponde calificar el hecho materia de denuncia como una presunta infracción al deber de información, tipificado en el artículo 1, numeral 1, literal b) y al artículo 2 del Código</w:t>
       </w:r>
       <w:r>
         <w:rPr>
@@ -3318,7 +3318,7 @@
           <w:sz w:val="22"/>
           <w:szCs w:val="22"/>
         </w:rPr>
-        <w:t>.</w:t>
+        <w:t xml:space="preserve">.</w:t>
       </w:r>
     </w:p>
     <w:p>

--- a/plantillas_maestras/03_seguro_desgravamen/materia_general_asegurativa/2_ddos_banco_y_aseguradora/sucesion_intestada/TPL_0825_2025_SEGURO_DESGRAVAMEN_MATERIA_GENERAL_ASEGURATIVA_BANCO_SUCESION_INTESTADA_R2.docx
+++ b/plantillas_maestras/03_seguro_desgravamen/materia_general_asegurativa/2_ddos_banco_y_aseguradora/sucesion_intestada/TPL_0825_2025_SEGURO_DESGRAVAMEN_MATERIA_GENERAL_ASEGURATIVA_BANCO_SUCESION_INTESTADA_R2.docx
@@ -5249,7 +5249,7 @@
           <w:sz w:val="22"/>
           <w:szCs w:val="22"/>
         </w:rPr>
-        <w:t xml:space="preserve">correr traslado de la presente resolución a Rímac Seguros y Reaseguros S.A. y Banco BBVA Perú S.A. para que, de conformidad con lo dispuesto por el artículo 26 de la Ley sobre Facultades, Normas y Organización del Indecopi, aprobada por Decreto Legislativo 807</w:t>
+        <w:t xml:space="preserve">correr traslado de la denuncia del 16 de octubre de 2024 a Rímac Seguros y Reaseguros S.A. y Banco BBVA Perú S.A. para que, de conformidad con lo dispuesto por el artículo 26 de la Ley sobre Facultades, Normas y Organización del Indecopi, aprobada por Decreto Legislativo 807</w:t>
       </w:r>
       <w:r>
         <w:rPr>
